--- a/assets/data/Mindset 01/Mindset1- Custom- Unit 04.docx
+++ b/assets/data/Mindset 01/Mindset1- Custom- Unit 04.docx
@@ -3225,7 +3225,15 @@
             </w:r>
             <w:proofErr w:type="spellEnd"/>
             <w:r>
-              <w:t xml:space="preserve"> Points of View that there were too many cookery shows on TV. In one week, the BBC showed 21 hours of cookery. When shows on other channels were included, this came to an amazing 434.5 hours of food TV.</w:t>
+              <w:t xml:space="preserve"> Points of View that there were too many </w:t>
+            </w:r>
+            <w:proofErr w:type="gramStart"/>
+            <w:r>
+              <w:t>cookery</w:t>
+            </w:r>
+            <w:proofErr w:type="gramEnd"/>
+            <w:r>
+              <w:t xml:space="preserve"> shows on TV. In one week, the BBC showed 21 hours of cookery. When shows on other channels were included, this came to an amazing 434.5 hours of food TV.</w:t>
             </w:r>
           </w:p>
           <w:p>
@@ -3330,7 +3338,15 @@
               <w:pStyle w:val="SS3-115"/>
             </w:pPr>
             <w:r>
-              <w:t>There are some famous pairs of TV cooks as well. The Hairy Bikers are a pair of chefs who have beards and ride motorbikes. They travel around to different places and cook there. They were both fat but then did a series of shows on how to cook diet food and both lost weight. Another famous pair was the Two Fat Ladies. They cooked unhealthy food using lots of fat and they didn't care about healthy eating. They also rode a motorbike.</w:t>
+              <w:t xml:space="preserve">There are some famous pairs of TV cooks as well. The Hairy Bikers are a pair of chefs who have beards and ride motorbikes. They travel around to different places and cook there. They were both fat but then did a series of shows on how to cook diet food and both lost </w:t>
+            </w:r>
+            <w:proofErr w:type="gramStart"/>
+            <w:r>
+              <w:t>weight</w:t>
+            </w:r>
+            <w:proofErr w:type="gramEnd"/>
+            <w:r>
+              <w:t>. Another famous pair was the Two Fat Ladies. They cooked unhealthy food using lots of fat and they didn't care about healthy eating. They also rode a motorbike.</w:t>
             </w:r>
           </w:p>
           <w:p>
@@ -3364,7 +3380,23 @@
                 <w:color w:val="FFFFFF" w:themeColor="background1"/>
                 <w:shd w:val="clear" w:color="auto" w:fill="0782B1"/>
               </w:rPr>
-              <w:t xml:space="preserve">The introduction of a competitive element to many cookery shows reminds us that food TV is more entertainment than education these days. Many of us love shows like </w:t>
+              <w:t xml:space="preserve">The introduction of a competitive element to many </w:t>
+            </w:r>
+            <w:proofErr w:type="gramStart"/>
+            <w:r>
+              <w:rPr>
+                <w:color w:val="FFFFFF" w:themeColor="background1"/>
+                <w:shd w:val="clear" w:color="auto" w:fill="0782B1"/>
+              </w:rPr>
+              <w:t>cookery</w:t>
+            </w:r>
+            <w:proofErr w:type="gramEnd"/>
+            <w:r>
+              <w:rPr>
+                <w:color w:val="FFFFFF" w:themeColor="background1"/>
+                <w:shd w:val="clear" w:color="auto" w:fill="0782B1"/>
+              </w:rPr>
+              <w:t xml:space="preserve"> shows reminds us that food TV is more entertainment than education these days. Many of us love shows like </w:t>
             </w:r>
             <w:proofErr w:type="spellStart"/>
             <w:r>
@@ -5233,7 +5265,23 @@
                       <w:sz w:val="21"/>
                       <w:szCs w:val="21"/>
                     </w:rPr>
-                    <w:t>Sometimes you will have to write about two separate types of diagram in the same task.</w:t>
+                    <w:t xml:space="preserve">Sometimes you will have to write about two separate types of </w:t>
+                  </w:r>
+                  <w:proofErr w:type="gramStart"/>
+                  <w:r>
+                    <w:rPr>
+                      <w:sz w:val="21"/>
+                      <w:szCs w:val="21"/>
+                    </w:rPr>
+                    <w:t>diagram</w:t>
+                  </w:r>
+                  <w:proofErr w:type="gramEnd"/>
+                  <w:r>
+                    <w:rPr>
+                      <w:sz w:val="21"/>
+                      <w:szCs w:val="21"/>
+                    </w:rPr>
+                    <w:t xml:space="preserve"> in the same task.</w:t>
                   </w:r>
                 </w:p>
               </w:tc>
@@ -12545,7 +12593,29 @@
                 <w:sz w:val="23"/>
                 <w:szCs w:val="23"/>
               </w:rPr>
-              <w:t>Look at the names of restaurants (1-3) and the list of types of restaurant.</w:t>
+              <w:t xml:space="preserve">Look at the names of restaurants (1-3) and the list of types of </w:t>
+            </w:r>
+            <w:proofErr w:type="gramStart"/>
+            <w:r>
+              <w:rPr>
+                <w:rFonts w:ascii="Source Sans 3 Medium" w:hAnsi="Source Sans 3 Medium"/>
+                <w:b/>
+                <w:bCs/>
+                <w:sz w:val="23"/>
+                <w:szCs w:val="23"/>
+              </w:rPr>
+              <w:t>restaurant</w:t>
+            </w:r>
+            <w:proofErr w:type="gramEnd"/>
+            <w:r>
+              <w:rPr>
+                <w:rFonts w:ascii="Source Sans 3 Medium" w:hAnsi="Source Sans 3 Medium"/>
+                <w:b/>
+                <w:bCs/>
+                <w:sz w:val="23"/>
+                <w:szCs w:val="23"/>
+              </w:rPr>
+              <w:t>.</w:t>
             </w:r>
           </w:p>
           <w:p>
@@ -12615,8 +12685,13 @@
                     <w:pStyle w:val="NumList"/>
                   </w:pPr>
                   <w:r>
-                    <w:t>The Duke</w:t>
-                  </w:r>
+                    <w:t xml:space="preserve">The </w:t>
+                  </w:r>
+                  <w:proofErr w:type="gramStart"/>
+                  <w:r>
+                    <w:t>Duke</w:t>
+                  </w:r>
+                  <w:proofErr w:type="gramEnd"/>
                 </w:p>
                 <w:p>
                   <w:pPr>
@@ -12646,6 +12721,7 @@
                     </w:rPr>
                     <w:t xml:space="preserve">Types of </w:t>
                   </w:r>
+                  <w:proofErr w:type="gramStart"/>
                   <w:r>
                     <w:rPr>
                       <w:b/>
@@ -12653,6 +12729,7 @@
                     </w:rPr>
                     <w:t>restaurant</w:t>
                   </w:r>
+                  <w:proofErr w:type="gramEnd"/>
                 </w:p>
                 <w:p>
                   <w:pPr>
@@ -14104,60 +14181,189 @@
               </w:r>
             </w:hyperlink>
           </w:p>
-          <w:p>
-            <w:pPr>
-              <w:pStyle w:val="SS3-115"/>
-            </w:pPr>
-          </w:p>
-        </w:tc>
-      </w:tr>
-      <w:tr>
-        <w:tc>
-          <w:tcPr>
-            <w:tcW w:w="421" w:type="dxa"/>
-            <w:tcMar>
-              <w:left w:w="0" w:type="dxa"/>
-              <w:right w:w="0" w:type="dxa"/>
-            </w:tcMar>
-          </w:tcPr>
           <w:tbl>
             <w:tblPr>
-              <w:tblStyle w:val="CompactTable"/>
+              <w:tblStyle w:val="ColumnStackTable"/>
               <w:tblW w:w="0" w:type="auto"/>
-              <w:tblBorders>
-                <w:top w:val="single" w:sz="18" w:space="0" w:color="E044B1"/>
-                <w:left w:val="single" w:sz="18" w:space="0" w:color="E044B1"/>
-                <w:bottom w:val="single" w:sz="18" w:space="0" w:color="E044B1"/>
-                <w:right w:val="single" w:sz="18" w:space="0" w:color="E044B1"/>
-                <w:insideH w:val="single" w:sz="18" w:space="0" w:color="E044B1"/>
-                <w:insideV w:val="single" w:sz="18" w:space="0" w:color="E044B1"/>
-              </w:tblBorders>
               <w:tblLook w:val="04A0" w:firstRow="1" w:lastRow="0" w:firstColumn="1" w:lastColumn="0" w:noHBand="0" w:noVBand="1"/>
             </w:tblPr>
             <w:tblGrid>
-              <w:gridCol w:w="365"/>
+              <w:gridCol w:w="3660"/>
+              <w:gridCol w:w="1755"/>
             </w:tblGrid>
             <w:tr>
               <w:tc>
                 <w:tcPr>
-                  <w:tcW w:w="385" w:type="dxa"/>
+                  <w:tcW w:w="0" w:type="auto"/>
                 </w:tcPr>
                 <w:p>
                   <w:pPr>
-                    <w:rPr>
-                      <w:b w:val="0"/>
+                    <w:pStyle w:val="SS3-115"/>
+                    <w:rPr>
+                      <w:b/>
                       <w:bCs/>
-                      <w:szCs w:val="26"/>
-                      <w:bdr w:val="single" w:sz="12" w:space="0" w:color="FFFF00"/>
-                    </w:rPr>
-                  </w:pPr>
-                  <w:r>
-                    <w:rPr>
+                    </w:rPr>
+                  </w:pPr>
+                  <w:r>
+                    <w:rPr>
+                      <w:b/>
                       <w:bCs/>
-                      <w:szCs w:val="26"/>
-                      <w:lang w:bidi="ar-SA"/>
-                    </w:rPr>
-                    <w:t>15</w:t>
+                    </w:rPr>
+                    <w:t>Which of the foods:</w:t>
+                  </w:r>
+                </w:p>
+                <w:p>
+                  <w:pPr>
+                    <w:pStyle w:val="NumList"/>
+                    <w:numPr>
+                      <w:ilvl w:val="0"/>
+                      <w:numId w:val="70"/>
+                    </w:numPr>
+                  </w:pPr>
+                  <w:r>
+                    <w:t>is often enjoyed by children?</w:t>
+                  </w:r>
+                </w:p>
+                <w:p>
+                  <w:pPr>
+                    <w:pStyle w:val="NumList"/>
+                    <w:numPr>
+                      <w:ilvl w:val="0"/>
+                      <w:numId w:val="70"/>
+                    </w:numPr>
+                  </w:pPr>
+                  <w:r>
+                    <w:t>can be cooked in a short time by</w:t>
+                  </w:r>
+                </w:p>
+                <w:p>
+                  <w:pPr>
+                    <w:pStyle w:val="NumList"/>
+                    <w:numPr>
+                      <w:ilvl w:val="0"/>
+                      <w:numId w:val="70"/>
+                    </w:numPr>
+                  </w:pPr>
+                  <w:r>
+                    <w:t>the dinner guests?</w:t>
+                  </w:r>
+                </w:p>
+                <w:p>
+                  <w:pPr>
+                    <w:pStyle w:val="NumList"/>
+                    <w:numPr>
+                      <w:ilvl w:val="0"/>
+                      <w:numId w:val="70"/>
+                    </w:numPr>
+                  </w:pPr>
+                  <w:r>
+                    <w:t>needs expertise to make?</w:t>
+                  </w:r>
+                </w:p>
+                <w:p>
+                  <w:pPr>
+                    <w:pStyle w:val="NumList"/>
+                    <w:numPr>
+                      <w:ilvl w:val="0"/>
+                      <w:numId w:val="70"/>
+                    </w:numPr>
+                  </w:pPr>
+                  <w:r>
+                    <w:t>can be adapted to your tastes?</w:t>
+                  </w:r>
+                </w:p>
+              </w:tc>
+              <w:tc>
+                <w:tcPr>
+                  <w:tcW w:w="0" w:type="auto"/>
+                  <w:shd w:val="clear" w:color="auto" w:fill="EFE2F6"/>
+                </w:tcPr>
+                <w:p>
+                  <w:pPr>
+                    <w:pStyle w:val="SS3-115"/>
+                    <w:rPr>
+                      <w:b/>
+                      <w:bCs/>
+                    </w:rPr>
+                  </w:pPr>
+                  <w:r>
+                    <w:rPr>
+                      <w:b/>
+                      <w:bCs/>
+                    </w:rPr>
+                    <w:t>Types of food</w:t>
+                  </w:r>
+                </w:p>
+                <w:p>
+                  <w:pPr>
+                    <w:pStyle w:val="ABList"/>
+                    <w:numPr>
+                      <w:ilvl w:val="0"/>
+                      <w:numId w:val="71"/>
+                    </w:numPr>
+                  </w:pPr>
+                  <w:r>
+                    <w:t>Beijing duck</w:t>
+                  </w:r>
+                </w:p>
+                <w:p>
+                  <w:pPr>
+                    <w:pStyle w:val="ABList"/>
+                    <w:numPr>
+                      <w:ilvl w:val="0"/>
+                      <w:numId w:val="71"/>
+                    </w:numPr>
+                  </w:pPr>
+                  <w:r>
+                    <w:t>kebabs</w:t>
+                  </w:r>
+                </w:p>
+                <w:p>
+                  <w:pPr>
+                    <w:pStyle w:val="ABList"/>
+                    <w:numPr>
+                      <w:ilvl w:val="0"/>
+                      <w:numId w:val="71"/>
+                    </w:numPr>
+                  </w:pPr>
+                  <w:r>
+                    <w:t>dumplings</w:t>
+                  </w:r>
+                </w:p>
+                <w:p>
+                  <w:pPr>
+                    <w:pStyle w:val="ABList"/>
+                    <w:numPr>
+                      <w:ilvl w:val="0"/>
+                      <w:numId w:val="71"/>
+                    </w:numPr>
+                  </w:pPr>
+                  <w:r>
+                    <w:t>noodles</w:t>
+                  </w:r>
+                </w:p>
+                <w:p>
+                  <w:pPr>
+                    <w:pStyle w:val="ABList"/>
+                    <w:numPr>
+                      <w:ilvl w:val="0"/>
+                      <w:numId w:val="71"/>
+                    </w:numPr>
+                  </w:pPr>
+                  <w:r>
+                    <w:t>hotpot</w:t>
+                  </w:r>
+                </w:p>
+                <w:p>
+                  <w:pPr>
+                    <w:pStyle w:val="ABList"/>
+                    <w:numPr>
+                      <w:ilvl w:val="0"/>
+                      <w:numId w:val="71"/>
+                    </w:numPr>
+                  </w:pPr>
+                  <w:r>
+                    <w:t>jellyfish</w:t>
                   </w:r>
                 </w:p>
               </w:tc>
@@ -14165,377 +14371,8 @@
           </w:tbl>
           <w:p>
             <w:pPr>
-              <w:rPr>
-                <w:bCs/>
-                <w:szCs w:val="26"/>
-              </w:rPr>
-            </w:pPr>
-          </w:p>
-        </w:tc>
-        <w:tc>
-          <w:tcPr>
-            <w:tcW w:w="13971" w:type="dxa"/>
-          </w:tcPr>
-          <w:p>
-            <w:pPr>
-              <w:spacing w:after="120"/>
-              <w:rPr>
-                <w:rFonts w:ascii="Source Sans 3 Medium" w:hAnsi="Source Sans 3 Medium"/>
-                <w:b/>
-                <w:bCs/>
-                <w:sz w:val="23"/>
-                <w:szCs w:val="23"/>
-              </w:rPr>
-            </w:pPr>
-            <w:r>
-              <w:rPr>
-                <w:rFonts w:ascii="Source Sans 3 Medium" w:hAnsi="Source Sans 3 Medium"/>
-                <w:b/>
-                <w:bCs/>
-                <w:sz w:val="23"/>
-                <w:szCs w:val="23"/>
-              </w:rPr>
-              <w:t>Listen to the rest of the conversation between the student and the receptionist and complete the sentences. Ignore the highlighted words for now. Write NO MORE THAN TWO WORDS AND/OR A NUMBER for each answer.</w:t>
-            </w:r>
-          </w:p>
-          <w:p>
-            <w:pPr>
               <w:pStyle w:val="SS3-115"/>
-              <w:numPr>
-                <w:ilvl w:val="0"/>
-                <w:numId w:val="23"/>
-              </w:numPr>
-            </w:pPr>
-            <w:r>
-              <w:t xml:space="preserve">The </w:t>
-            </w:r>
-            <w:r>
-              <w:rPr>
-                <w:shd w:val="clear" w:color="auto" w:fill="E0A9D3"/>
-              </w:rPr>
-              <w:t>title</w:t>
-            </w:r>
-            <w:r>
-              <w:t xml:space="preserve"> of the course the student wants to do is</w:t>
-            </w:r>
-            <w:r>
-              <w:t xml:space="preserve"> </w:t>
-            </w:r>
-            <w:r>
-              <w:t>___</w:t>
-            </w:r>
-          </w:p>
-          <w:p>
-            <w:pPr>
-              <w:pStyle w:val="SS3-115"/>
-              <w:numPr>
-                <w:ilvl w:val="0"/>
-                <w:numId w:val="23"/>
-              </w:numPr>
-            </w:pPr>
-            <w:r>
-              <w:t xml:space="preserve">The course </w:t>
-            </w:r>
-            <w:r>
-              <w:rPr>
-                <w:shd w:val="clear" w:color="auto" w:fill="E0A9D3"/>
-              </w:rPr>
-              <w:t>s</w:t>
-            </w:r>
-            <w:r>
-              <w:rPr>
-                <w:shd w:val="clear" w:color="auto" w:fill="E0A9D3"/>
-              </w:rPr>
-              <w:t>tarts</w:t>
-            </w:r>
-            <w:r>
-              <w:t xml:space="preserve"> at </w:t>
-            </w:r>
-            <w:r>
-              <w:t>___ a.m.</w:t>
-            </w:r>
-          </w:p>
-          <w:p>
-            <w:pPr>
-              <w:pStyle w:val="SS3-115"/>
-              <w:numPr>
-                <w:ilvl w:val="0"/>
-                <w:numId w:val="23"/>
-              </w:numPr>
-            </w:pPr>
-            <w:r>
-              <w:t xml:space="preserve">It </w:t>
-            </w:r>
-            <w:r>
-              <w:rPr>
-                <w:shd w:val="clear" w:color="auto" w:fill="E0A9D3"/>
-              </w:rPr>
-              <w:t>lasts</w:t>
-            </w:r>
-            <w:r>
-              <w:t xml:space="preserve"> for a period of</w:t>
-            </w:r>
-            <w:r>
-              <w:t xml:space="preserve"> </w:t>
-            </w:r>
-            <w:r>
-              <w:t>___ hours in total.</w:t>
-            </w:r>
-          </w:p>
-          <w:p>
-            <w:pPr>
-              <w:pStyle w:val="SS3-115"/>
-              <w:numPr>
-                <w:ilvl w:val="0"/>
-                <w:numId w:val="23"/>
-              </w:numPr>
-            </w:pPr>
-            <w:r>
-              <w:t xml:space="preserve">The course aims to </w:t>
-            </w:r>
-            <w:r>
-              <w:rPr>
-                <w:shd w:val="clear" w:color="auto" w:fill="E0A9D3"/>
-              </w:rPr>
-              <w:t>teac</w:t>
-            </w:r>
-            <w:r>
-              <w:rPr>
-                <w:shd w:val="clear" w:color="auto" w:fill="E0A9D3"/>
-              </w:rPr>
-              <w:t>h</w:t>
-            </w:r>
-            <w:r>
-              <w:t xml:space="preserve"> </w:t>
-            </w:r>
-            <w:r>
-              <w:t xml:space="preserve"> </w:t>
-            </w:r>
-            <w:r>
-              <w:t xml:space="preserve">___ people how to use different </w:t>
-            </w:r>
-            <w:r>
-              <w:t xml:space="preserve"> </w:t>
-            </w:r>
-            <w:r>
-              <w:t>___.</w:t>
-            </w:r>
-          </w:p>
-          <w:p>
-            <w:pPr>
-              <w:pStyle w:val="SS3-115"/>
-              <w:numPr>
-                <w:ilvl w:val="0"/>
-                <w:numId w:val="23"/>
-              </w:numPr>
-            </w:pPr>
-            <w:r>
-              <w:rPr>
-                <w:shd w:val="clear" w:color="auto" w:fill="E0A9D3"/>
-              </w:rPr>
-              <w:t>P</w:t>
-            </w:r>
-            <w:r>
-              <w:rPr>
-                <w:shd w:val="clear" w:color="auto" w:fill="E0A9D3"/>
-              </w:rPr>
-              <w:t>art</w:t>
-            </w:r>
-            <w:r>
-              <w:t xml:space="preserve"> of the course is held at a</w:t>
-            </w:r>
-            <w:r>
-              <w:t xml:space="preserve"> </w:t>
-            </w:r>
-            <w:r>
-              <w:rPr>
-                <w:shd w:val="clear" w:color="auto" w:fill="E0A9D3"/>
-              </w:rPr>
-              <w:t>nearby</w:t>
-            </w:r>
-            <w:r>
-              <w:t xml:space="preserve"> </w:t>
-            </w:r>
-            <w:r>
-              <w:t xml:space="preserve"> </w:t>
-            </w:r>
-            <w:r>
-              <w:t>___.</w:t>
-            </w:r>
-          </w:p>
-          <w:p>
-            <w:pPr>
-              <w:pStyle w:val="SS3-115"/>
-              <w:numPr>
-                <w:ilvl w:val="0"/>
-                <w:numId w:val="23"/>
-              </w:numPr>
-            </w:pPr>
-            <w:r>
-              <w:t xml:space="preserve">The </w:t>
-            </w:r>
-            <w:r>
-              <w:rPr>
-                <w:shd w:val="clear" w:color="auto" w:fill="E0A9D3"/>
-              </w:rPr>
-              <w:t>total cost</w:t>
-            </w:r>
-            <w:r>
-              <w:t xml:space="preserve"> of the course is </w:t>
-            </w:r>
-            <w:r>
-              <w:t xml:space="preserve"> </w:t>
-            </w:r>
-            <w:r>
-              <w:t>___.</w:t>
-            </w:r>
-          </w:p>
-        </w:tc>
-      </w:tr>
-      <w:tr>
-        <w:tc>
-          <w:tcPr>
-            <w:tcW w:w="421" w:type="dxa"/>
-            <w:tcMar>
-              <w:left w:w="0" w:type="dxa"/>
-              <w:right w:w="0" w:type="dxa"/>
-            </w:tcMar>
-          </w:tcPr>
-          <w:tbl>
-            <w:tblPr>
-              <w:tblStyle w:val="CompactTable"/>
-              <w:tblW w:w="0" w:type="auto"/>
-              <w:tblBorders>
-                <w:top w:val="single" w:sz="18" w:space="0" w:color="E044B1"/>
-                <w:left w:val="single" w:sz="18" w:space="0" w:color="E044B1"/>
-                <w:bottom w:val="single" w:sz="18" w:space="0" w:color="E044B1"/>
-                <w:right w:val="single" w:sz="18" w:space="0" w:color="E044B1"/>
-                <w:insideH w:val="single" w:sz="18" w:space="0" w:color="E044B1"/>
-                <w:insideV w:val="single" w:sz="18" w:space="0" w:color="E044B1"/>
-              </w:tblBorders>
-              <w:tblLook w:val="04A0" w:firstRow="1" w:lastRow="0" w:firstColumn="1" w:lastColumn="0" w:noHBand="0" w:noVBand="1"/>
-            </w:tblPr>
-            <w:tblGrid>
-              <w:gridCol w:w="365"/>
-            </w:tblGrid>
-            <w:tr>
-              <w:tc>
-                <w:tcPr>
-                  <w:tcW w:w="385" w:type="dxa"/>
-                </w:tcPr>
-                <w:p>
-                  <w:pPr>
-                    <w:rPr>
-                      <w:b w:val="0"/>
-                      <w:bCs/>
-                      <w:szCs w:val="26"/>
-                      <w:bdr w:val="single" w:sz="12" w:space="0" w:color="FFFF00"/>
-                    </w:rPr>
-                  </w:pPr>
-                  <w:r>
-                    <w:rPr>
-                      <w:bCs/>
-                      <w:szCs w:val="26"/>
-                      <w:lang w:bidi="ar-SA"/>
-                    </w:rPr>
-                    <w:t>16</w:t>
-                  </w:r>
-                </w:p>
-              </w:tc>
-            </w:tr>
-          </w:tbl>
-          <w:p>
-            <w:pPr>
-              <w:rPr>
-                <w:rFonts w:ascii="Source Sans 3" w:hAnsi="Source Sans 3"/>
-                <w:b/>
-                <w:bCs/>
-                <w:sz w:val="26"/>
-                <w:szCs w:val="26"/>
-                <w:bdr w:val="single" w:sz="12" w:space="0" w:color="FFFF00"/>
-              </w:rPr>
-            </w:pPr>
-          </w:p>
-        </w:tc>
-        <w:tc>
-          <w:tcPr>
-            <w:tcW w:w="13971" w:type="dxa"/>
-          </w:tcPr>
-          <w:p>
-            <w:pPr>
-              <w:pStyle w:val="SS3M-115"/>
-            </w:pPr>
-            <w:r>
-              <w:t>Read your answers to the sentence completion task carefully and then answer the questions in the checklist below.</w:t>
-            </w:r>
-          </w:p>
-          <w:p>
-            <w:pPr>
-              <w:pStyle w:val="SS3-115"/>
-              <w:numPr>
-                <w:ilvl w:val="0"/>
-                <w:numId w:val="24"/>
-              </w:numPr>
-            </w:pPr>
-            <w:r>
-              <w:t>Have you answered ALL the questions?</w:t>
-            </w:r>
-          </w:p>
-          <w:p>
-            <w:pPr>
-              <w:pStyle w:val="SS3-115"/>
-              <w:numPr>
-                <w:ilvl w:val="0"/>
-                <w:numId w:val="24"/>
-              </w:numPr>
-            </w:pPr>
-            <w:r>
-              <w:t>Have you written the correct number of words in each sentence?</w:t>
-            </w:r>
-          </w:p>
-          <w:p>
-            <w:pPr>
-              <w:pStyle w:val="SS3-115"/>
-              <w:numPr>
-                <w:ilvl w:val="0"/>
-                <w:numId w:val="24"/>
-              </w:numPr>
-            </w:pPr>
-            <w:r>
-              <w:t>Have you written numbers as figures to save time?</w:t>
-            </w:r>
-          </w:p>
-          <w:p>
-            <w:pPr>
-              <w:pStyle w:val="SS3-115"/>
-              <w:numPr>
-                <w:ilvl w:val="0"/>
-                <w:numId w:val="24"/>
-              </w:numPr>
-            </w:pPr>
-            <w:r>
-              <w:t>Have you checked your spelling?</w:t>
-            </w:r>
-          </w:p>
-          <w:p>
-            <w:pPr>
-              <w:pStyle w:val="SS3-115"/>
-              <w:numPr>
-                <w:ilvl w:val="0"/>
-                <w:numId w:val="24"/>
-              </w:numPr>
-            </w:pPr>
-            <w:r>
-              <w:t>Have you checked whether your answer should be in the singular or plural form?</w:t>
-            </w:r>
-          </w:p>
-          <w:p>
-            <w:pPr>
-              <w:pStyle w:val="SS3M-115"/>
-            </w:pPr>
-            <w:r>
-              <w:t>Now check your answers.</w:t>
-            </w:r>
+            </w:pPr>
           </w:p>
         </w:tc>
       </w:tr>
@@ -19818,7 +19655,11 @@
                     <w:t>2</w:t>
                   </w:r>
                   <w:r>
-                    <w:t xml:space="preserve"> ___ </w:t>
+                    <w:t xml:space="preserve"> __</w:t>
+                  </w:r>
+                  <w:proofErr w:type="gramStart"/>
+                  <w:r>
+                    <w:t xml:space="preserve">_ </w:t>
                   </w:r>
                   <w:r>
                     <w:rPr>
@@ -19827,20 +19668,9 @@
                       <w:sz w:val="21"/>
                       <w:szCs w:val="21"/>
                     </w:rPr>
-                    <w:t>, had great instructor!</w:t>
-                  </w:r>
-                </w:p>
-                <w:p>
-                  <w:r>
-                    <w:rPr>
-                      <w:b/>
-                      <w:bCs/>
-                    </w:rPr>
-                    <w:t>3</w:t>
-                  </w:r>
-                  <w:r>
-                    <w:t xml:space="preserve"> ___ </w:t>
-                  </w:r>
+                    <w:t>,</w:t>
+                  </w:r>
+                  <w:proofErr w:type="gramEnd"/>
                   <w:r>
                     <w:rPr>
                       <w:rFonts w:ascii="Comic Sans MS" w:hAnsi="Comic Sans MS"/>
@@ -19848,7 +19678,42 @@
                       <w:sz w:val="21"/>
                       <w:szCs w:val="21"/>
                     </w:rPr>
-                    <w:t>, got a silver cup!</w:t>
+                    <w:t xml:space="preserve"> had great instructor!</w:t>
+                  </w:r>
+                </w:p>
+                <w:p>
+                  <w:r>
+                    <w:rPr>
+                      <w:b/>
+                      <w:bCs/>
+                    </w:rPr>
+                    <w:t>3</w:t>
+                  </w:r>
+                  <w:r>
+                    <w:t xml:space="preserve"> __</w:t>
+                  </w:r>
+                  <w:proofErr w:type="gramStart"/>
+                  <w:r>
+                    <w:t xml:space="preserve">_ </w:t>
+                  </w:r>
+                  <w:r>
+                    <w:rPr>
+                      <w:rFonts w:ascii="Comic Sans MS" w:hAnsi="Comic Sans MS"/>
+                      <w:color w:val="5F0F45"/>
+                      <w:sz w:val="21"/>
+                      <w:szCs w:val="21"/>
+                    </w:rPr>
+                    <w:t>,</w:t>
+                  </w:r>
+                  <w:proofErr w:type="gramEnd"/>
+                  <w:r>
+                    <w:rPr>
+                      <w:rFonts w:ascii="Comic Sans MS" w:hAnsi="Comic Sans MS"/>
+                      <w:color w:val="5F0F45"/>
+                      <w:sz w:val="21"/>
+                      <w:szCs w:val="21"/>
+                    </w:rPr>
+                    <w:t xml:space="preserve"> got a silver cup!</w:t>
                   </w:r>
                 </w:p>
               </w:tc>
@@ -20485,7 +20350,23 @@
                 <w:sz w:val="21"/>
                 <w:szCs w:val="21"/>
               </w:rPr>
-              <w:t>In this type of task you complete sentences by writing up to three words, or two words and/or a number, in the gaps. The instructions tell you how many words you can write.</w:t>
+              <w:t xml:space="preserve">In this type of task </w:t>
+            </w:r>
+            <w:proofErr w:type="gramStart"/>
+            <w:r>
+              <w:rPr>
+                <w:sz w:val="21"/>
+                <w:szCs w:val="21"/>
+              </w:rPr>
+              <w:t>you</w:t>
+            </w:r>
+            <w:proofErr w:type="gramEnd"/>
+            <w:r>
+              <w:rPr>
+                <w:sz w:val="21"/>
+                <w:szCs w:val="21"/>
+              </w:rPr>
+              <w:t xml:space="preserve"> complete sentences by writing up to three words, or two words and/or a number, in the gaps. The instructions tell you how many words you can write.</w:t>
             </w:r>
           </w:p>
           <w:p>
@@ -24867,6 +24748,18 @@
     </w:lvlOverride>
   </w:num>
   <w:num w:numId="69" w16cid:durableId="255410839">
+    <w:abstractNumId w:val="33"/>
+    <w:lvlOverride w:ilvl="0">
+      <w:startOverride w:val="1"/>
+    </w:lvlOverride>
+  </w:num>
+  <w:num w:numId="70" w16cid:durableId="1890190878">
+    <w:abstractNumId w:val="3"/>
+    <w:lvlOverride w:ilvl="0">
+      <w:startOverride w:val="1"/>
+    </w:lvlOverride>
+  </w:num>
+  <w:num w:numId="71" w16cid:durableId="436632411">
     <w:abstractNumId w:val="33"/>
     <w:lvlOverride w:ilvl="0">
       <w:startOverride w:val="1"/>

--- a/assets/data/Mindset 01/Mindset1- Custom- Unit 04.docx
+++ b/assets/data/Mindset 01/Mindset1- Custom- Unit 04.docx
@@ -1396,23 +1396,7 @@
               <w:jc w:val="both"/>
             </w:pPr>
             <w:r>
-              <w:t xml:space="preserve">You would think that eating with your fingers would be easy. In the US, there are only certain things you can eat with your fingers, like burgers, for example, and that's easy enough. When I went to South India, though, I </w:t>
-            </w:r>
-            <w:proofErr w:type="spellStart"/>
-            <w:r>
-              <w:t>realised</w:t>
-            </w:r>
-            <w:proofErr w:type="spellEnd"/>
-            <w:r>
-              <w:t xml:space="preserve"> that it is a whole new skill to learn to eat rice and curry with your fingers. You have to mix the curries together and with the rice and form a 'ball'. </w:t>
-            </w:r>
-            <w:proofErr w:type="spellStart"/>
-            <w:r>
-              <w:t>Daal</w:t>
-            </w:r>
-            <w:proofErr w:type="spellEnd"/>
-            <w:r>
-              <w:t xml:space="preserve"> is particularly helpful as a kind of glue.</w:t>
+              <w:t>You would think that eating with your fingers would be easy. In the US, there are only certain things you can eat with your fingers, like burgers, for example, and that's easy enough. When I went to South India, though, I realised that it is a whole new skill to learn to eat rice and curry with your fingers. You have to mix the curries together and with the rice and form a 'ball'. Daal is particularly helpful as a kind of glue.</w:t>
             </w:r>
           </w:p>
           <w:p>
@@ -1432,15 +1416,7 @@
               <w:jc w:val="both"/>
             </w:pPr>
             <w:r>
-              <w:t>*</w:t>
-            </w:r>
-            <w:proofErr w:type="spellStart"/>
-            <w:r>
-              <w:t>Daal</w:t>
-            </w:r>
-            <w:proofErr w:type="spellEnd"/>
-            <w:r>
-              <w:t xml:space="preserve"> is a lentil curry widely eaten in the Indian subcontinent.</w:t>
+              <w:t>*Daal is a lentil curry widely eaten in the Indian subcontinent.</w:t>
             </w:r>
           </w:p>
           <w:p>
@@ -1533,21 +1509,7 @@
               <w:rPr>
                 <w:shd w:val="clear" w:color="auto" w:fill="FCF197"/>
               </w:rPr>
-              <w:t xml:space="preserve">Being a vegetarian is so easy here in the UK that we forget that not everyone in the world understands vegetarianism. For vegans the situation is even more difficult. Probably the best place I've been to is India, as everything is divided into 'veg' or 'non veg' so you know exactly what you're getting. In many countries, they don't even </w:t>
-            </w:r>
-            <w:proofErr w:type="spellStart"/>
-            <w:r>
-              <w:rPr>
-                <w:shd w:val="clear" w:color="auto" w:fill="FCF197"/>
-              </w:rPr>
-              <w:t>realise</w:t>
-            </w:r>
-            <w:proofErr w:type="spellEnd"/>
-            <w:r>
-              <w:rPr>
-                <w:shd w:val="clear" w:color="auto" w:fill="FCF197"/>
-              </w:rPr>
-              <w:t xml:space="preserve"> that there is a concept of not eating meat for ethical reasons. In many parts of the world, meat equates to prosperity, so the idea of going out for a meal and not having meat is alien to them. I have travelled to places where, as a vegetarian, all I have been able to eat is salad, fruit and chips. I'm glad to get home where we have special vegetarian products.</w:t>
+              <w:t>Being a vegetarian is so easy here in the UK that we forget that not everyone in the world understands vegetarianism. For vegans the situation is even more difficult. Probably the best place I've been to is India, as everything is divided into 'veg' or 'non veg' so you know exactly what you're getting. In many countries, they don't even realise that there is a concept of not eating meat for ethical reasons. In many parts of the world, meat equates to prosperity, so the idea of going out for a meal and not having meat is alien to them. I have travelled to places where, as a vegetarian, all I have been able to eat is salad, fruit and chips. I'm glad to get home where we have special vegetarian products.</w:t>
             </w:r>
           </w:p>
         </w:tc>
@@ -1577,21 +1539,7 @@
               <w:rPr>
                 <w:shd w:val="clear" w:color="auto" w:fill="FCF197"/>
               </w:rPr>
-              <w:t xml:space="preserve">I think breakfast is the meal where food culture shock really hits you. In Australia, there are certain foods you eat for breakfast and certain foods you don't. We usually eat cereal or toast, maybe yoghurt and fruit. We would never eat chicken or vegetables. But when I travelled in Asia, I </w:t>
-            </w:r>
-            <w:proofErr w:type="spellStart"/>
-            <w:r>
-              <w:rPr>
-                <w:shd w:val="clear" w:color="auto" w:fill="FCF197"/>
-              </w:rPr>
-              <w:t>realised</w:t>
-            </w:r>
-            <w:proofErr w:type="spellEnd"/>
-            <w:r>
-              <w:rPr>
-                <w:shd w:val="clear" w:color="auto" w:fill="FCF197"/>
-              </w:rPr>
-              <w:t xml:space="preserve"> that in many places, there is no difference between breakfast and dinner: rice, curry, noodles, soup, steamed vegetables and fish all appeared at breakfast. Even though I love all those things, I just can't face them at breakfast!</w:t>
+              <w:t>I think breakfast is the meal where food culture shock really hits you. In Australia, there are certain foods you eat for breakfast and certain foods you don't. We usually eat cereal or toast, maybe yoghurt and fruit. We would never eat chicken or vegetables. But when I travelled in Asia, I realised that in many places, there is no difference between breakfast and dinner: rice, curry, noodles, soup, steamed vegetables and fish all appeared at breakfast. Even though I love all those things, I just can't face them at breakfast!</w:t>
             </w:r>
           </w:p>
         </w:tc>
@@ -1818,23 +1766,7 @@
                       <w:sz w:val="21"/>
                       <w:szCs w:val="21"/>
                     </w:rPr>
-                    <w:t xml:space="preserve">To answer some questions, you need to </w:t>
-                  </w:r>
-                  <w:proofErr w:type="spellStart"/>
-                  <w:r>
-                    <w:rPr>
-                      <w:sz w:val="21"/>
-                      <w:szCs w:val="21"/>
-                    </w:rPr>
-                    <w:t>recognise</w:t>
-                  </w:r>
-                  <w:proofErr w:type="spellEnd"/>
-                  <w:r>
-                    <w:rPr>
-                      <w:sz w:val="21"/>
-                      <w:szCs w:val="21"/>
-                    </w:rPr>
-                    <w:t xml:space="preserve"> paraphrase.</w:t>
+                    <w:t>To answer some questions, you need to recognise paraphrase.</w:t>
                   </w:r>
                 </w:p>
                 <w:p>
@@ -2045,23 +1977,7 @@
                       <w:sz w:val="21"/>
                       <w:szCs w:val="21"/>
                     </w:rPr>
-                    <w:t xml:space="preserve">Some questions require you to find very specific information quickly. This exercise will help you </w:t>
-                  </w:r>
-                  <w:proofErr w:type="spellStart"/>
-                  <w:r>
-                    <w:rPr>
-                      <w:sz w:val="21"/>
-                      <w:szCs w:val="21"/>
-                    </w:rPr>
-                    <w:t>practise</w:t>
-                  </w:r>
-                  <w:proofErr w:type="spellEnd"/>
-                  <w:r>
-                    <w:rPr>
-                      <w:sz w:val="21"/>
-                      <w:szCs w:val="21"/>
-                    </w:rPr>
-                    <w:t xml:space="preserve"> this skill.</w:t>
+                    <w:t>Some questions require you to find very specific information quickly. This exercise will help you practise this skill.</w:t>
                   </w:r>
                 </w:p>
               </w:tc>
@@ -2178,13 +2094,8 @@
               </w:numPr>
               <w:ind w:left="284" w:hanging="284"/>
             </w:pPr>
-            <w:proofErr w:type="spellStart"/>
-            <w:r>
-              <w:t>realised</w:t>
-            </w:r>
-            <w:proofErr w:type="spellEnd"/>
-            <w:r>
-              <w:t xml:space="preserve"> that some people eat the same dishes for different meals?</w:t>
+            <w:r>
+              <w:t>realised that some people eat the same dishes for different meals?</w:t>
             </w:r>
           </w:p>
           <w:p>
@@ -2339,15 +2250,7 @@
               </w:rPr>
             </w:pPr>
             <w:r>
-              <w:t xml:space="preserve">But when I travelled in Asia, I </w:t>
-            </w:r>
-            <w:proofErr w:type="spellStart"/>
-            <w:r>
-              <w:t>realised</w:t>
-            </w:r>
-            <w:proofErr w:type="spellEnd"/>
-            <w:r>
-              <w:t xml:space="preserve"> that in many places, there is no difference between breakfast and dinner</w:t>
+              <w:t>But when I travelled in Asia, I realised that in many places, there is no difference between breakfast and dinner</w:t>
             </w:r>
             <w:r>
               <w:rPr>
@@ -2896,15 +2799,7 @@
               <w:ind w:left="284" w:hanging="284"/>
             </w:pPr>
             <w:r>
-              <w:t xml:space="preserve">My </w:t>
-            </w:r>
-            <w:proofErr w:type="spellStart"/>
-            <w:r>
-              <w:t>favourite</w:t>
-            </w:r>
-            <w:proofErr w:type="spellEnd"/>
-            <w:r>
-              <w:t xml:space="preserve"> food is chickens.</w:t>
+              <w:t>My favourite food is chickens.</w:t>
             </w:r>
           </w:p>
         </w:tc>
@@ -3217,23 +3112,7 @@
               <w:pStyle w:val="SS3-115"/>
             </w:pPr>
             <w:r>
-              <w:t xml:space="preserve">Shows about cookery have become more and more popular all over the world. But what are the reasons for this, and does it make us cook more? In the UK, BBC viewers complained to the </w:t>
-            </w:r>
-            <w:proofErr w:type="spellStart"/>
-            <w:r>
-              <w:t>programme</w:t>
-            </w:r>
-            <w:proofErr w:type="spellEnd"/>
-            <w:r>
-              <w:t xml:space="preserve"> Points of View that there were too many </w:t>
-            </w:r>
-            <w:proofErr w:type="gramStart"/>
-            <w:r>
-              <w:t>cookery</w:t>
-            </w:r>
-            <w:proofErr w:type="gramEnd"/>
-            <w:r>
-              <w:t xml:space="preserve"> shows on TV. In one week, the BBC showed 21 hours of cookery. When shows on other channels were included, this came to an amazing 434.5 hours of food TV.</w:t>
+              <w:t>Shows about cookery have become more and more popular all over the world. But what are the reasons for this, and does it make us cook more? In the UK, BBC viewers complained to the programme Points of View that there were too many cookery shows on TV. In one week, the BBC showed 21 hours of cookery. When shows on other channels were included, this came to an amazing 434.5 hours of food TV.</w:t>
             </w:r>
           </w:p>
           <w:p>
@@ -3260,15 +3139,7 @@
               <w:shd w:val="clear" w:color="auto" w:fill="DBECD9"/>
             </w:pPr>
             <w:r>
-              <w:t xml:space="preserve">In the past, TV cookery shows were there to teach people how to cook. One of the first famous TV cooks, Julia Child, was American. She began her career as a cook when, in 1948, she moved to Paris and learnt to cook sophisticated French cuisine because her husband loved good food. On her return home, she published a collection of French recipes made simple, for ordinary American housewives to use, which was an instant success. She was invited to do a TV show, where her </w:t>
-            </w:r>
-            <w:proofErr w:type="spellStart"/>
-            <w:r>
-              <w:t>humour</w:t>
-            </w:r>
-            <w:proofErr w:type="spellEnd"/>
-            <w:r>
-              <w:t xml:space="preserve"> and strong personality soon won her great fame.</w:t>
+              <w:t>In the past, TV cookery shows were there to teach people how to cook. One of the first famous TV cooks, Julia Child, was American. She began her career as a cook when, in 1948, she moved to Paris and learnt to cook sophisticated French cuisine because her husband loved good food. On her return home, she published a collection of French recipes made simple, for ordinary American housewives to use, which was an instant success. She was invited to do a TV show, where her humour and strong personality soon won her great fame.</w:t>
             </w:r>
           </w:p>
           <w:p>
@@ -3304,15 +3175,7 @@
               <w:t>Hell's Kitchen</w:t>
             </w:r>
             <w:r>
-              <w:t xml:space="preserve">, he shouts at his staff when they make mistakes because he wants all the food at his restaurants to be perfect. He has many restaurants in different </w:t>
-            </w:r>
-            <w:proofErr w:type="spellStart"/>
-            <w:r>
-              <w:t>ccuntries</w:t>
-            </w:r>
-            <w:proofErr w:type="spellEnd"/>
-            <w:r>
-              <w:t>. Jamie Oliver is a good-looking, working-class boy who made healthy eating fashionable. He believes children should eat healthy food and he worked with the government to make school meals healthier. His style of cooking is quick, easy and fun.</w:t>
+              <w:t>, he shouts at his staff when they make mistakes because he wants all the food at his restaurants to be perfect. He has many restaurants in different ccuntries. Jamie Oliver is a good-looking, working-class boy who made healthy eating fashionable. He believes children should eat healthy food and he worked with the government to make school meals healthier. His style of cooking is quick, easy and fun.</w:t>
             </w:r>
           </w:p>
           <w:p>
@@ -3338,15 +3201,7 @@
               <w:pStyle w:val="SS3-115"/>
             </w:pPr>
             <w:r>
-              <w:t xml:space="preserve">There are some famous pairs of TV cooks as well. The Hairy Bikers are a pair of chefs who have beards and ride motorbikes. They travel around to different places and cook there. They were both fat but then did a series of shows on how to cook diet food and both lost </w:t>
-            </w:r>
-            <w:proofErr w:type="gramStart"/>
-            <w:r>
-              <w:t>weight</w:t>
-            </w:r>
-            <w:proofErr w:type="gramEnd"/>
-            <w:r>
-              <w:t>. Another famous pair was the Two Fat Ladies. They cooked unhealthy food using lots of fat and they didn't care about healthy eating. They also rode a motorbike.</w:t>
+              <w:t>There are some famous pairs of TV cooks as well. The Hairy Bikers are a pair of chefs who have beards and ride motorbikes. They travel around to different places and cook there. They were both fat but then did a series of shows on how to cook diet food and both lost weight. Another famous pair was the Two Fat Ladies. They cooked unhealthy food using lots of fat and they didn't care about healthy eating. They also rode a motorbike.</w:t>
             </w:r>
           </w:p>
           <w:p>
@@ -3380,25 +3235,8 @@
                 <w:color w:val="FFFFFF" w:themeColor="background1"/>
                 <w:shd w:val="clear" w:color="auto" w:fill="0782B1"/>
               </w:rPr>
-              <w:t xml:space="preserve">The introduction of a competitive element to many </w:t>
-            </w:r>
-            <w:proofErr w:type="gramStart"/>
-            <w:r>
-              <w:rPr>
-                <w:color w:val="FFFFFF" w:themeColor="background1"/>
-                <w:shd w:val="clear" w:color="auto" w:fill="0782B1"/>
-              </w:rPr>
-              <w:t>cookery</w:t>
-            </w:r>
-            <w:proofErr w:type="gramEnd"/>
-            <w:r>
-              <w:rPr>
-                <w:color w:val="FFFFFF" w:themeColor="background1"/>
-                <w:shd w:val="clear" w:color="auto" w:fill="0782B1"/>
-              </w:rPr>
-              <w:t xml:space="preserve"> shows reminds us that food TV is more entertainment than education these days. Many of us love shows like </w:t>
-            </w:r>
-            <w:proofErr w:type="spellStart"/>
+              <w:t xml:space="preserve">The introduction of a competitive element to many cookery shows reminds us that food TV is more entertainment than education these days. Many of us love shows like </w:t>
+            </w:r>
             <w:r>
               <w:rPr>
                 <w:i/>
@@ -3408,7 +3246,6 @@
               </w:rPr>
               <w:t>Masterchef</w:t>
             </w:r>
-            <w:proofErr w:type="spellEnd"/>
             <w:r>
               <w:rPr>
                 <w:color w:val="FFFFFF" w:themeColor="background1"/>
@@ -3513,15 +3350,7 @@
               <w:shd w:val="clear" w:color="auto" w:fill="FDFE40"/>
             </w:pPr>
             <w:r>
-              <w:t xml:space="preserve">It seems, though, that teaching children to cook at home and at school has much more influence on healthy eating than watching TV </w:t>
-            </w:r>
-            <w:proofErr w:type="spellStart"/>
-            <w:r>
-              <w:t>programmes</w:t>
-            </w:r>
-            <w:proofErr w:type="spellEnd"/>
-            <w:r>
-              <w:t xml:space="preserve"> on cooking. Grandparents have an important role to play because they may have more time -and experience - than parents. Cooking with family members on a regular basis and making food preparation part of the school curriculum is likely to ensure that children become adults who can and do cook.</w:t>
+              <w:t>It seems, though, that teaching children to cook at home and at school has much more influence on healthy eating than watching TV programmes on cooking. Grandparents have an important role to play because they may have more time -and experience - than parents. Cooking with family members on a regular basis and making food preparation part of the school curriculum is likely to ensure that children become adults who can and do cook.</w:t>
             </w:r>
           </w:p>
         </w:tc>
@@ -4396,54 +4225,26 @@
                 <w:i/>
                 <w:iCs/>
               </w:rPr>
-              <w:t xml:space="preserve">The charts below show the </w:t>
-            </w:r>
-            <w:proofErr w:type="spellStart"/>
-            <w:r>
+              <w:t>The charts below show the favourite takeaways of people in the UK and the number of Indian restaurants in the UK between 1960 and 2015.</w:t>
+            </w:r>
+          </w:p>
+          <w:p>
+            <w:pPr>
+              <w:pStyle w:val="SS3-115"/>
+              <w:spacing w:after="120"/>
               <w:rPr>
                 <w:rFonts w:ascii="Source Sans 3 Medium" w:hAnsi="Source Sans 3 Medium"/>
                 <w:i/>
                 <w:iCs/>
               </w:rPr>
-              <w:t>favourite</w:t>
-            </w:r>
-            <w:proofErr w:type="spellEnd"/>
+            </w:pPr>
             <w:r>
               <w:rPr>
                 <w:rFonts w:ascii="Source Sans 3 Medium" w:hAnsi="Source Sans 3 Medium"/>
                 <w:i/>
                 <w:iCs/>
               </w:rPr>
-              <w:t xml:space="preserve"> takeaways of people in the UK and the number of Indian restaurants in the UK between 1960 and 2015.</w:t>
-            </w:r>
-          </w:p>
-          <w:p>
-            <w:pPr>
-              <w:pStyle w:val="SS3-115"/>
-              <w:spacing w:after="120"/>
-              <w:rPr>
-                <w:rFonts w:ascii="Source Sans 3 Medium" w:hAnsi="Source Sans 3 Medium"/>
-                <w:i/>
-                <w:iCs/>
-              </w:rPr>
-            </w:pPr>
-            <w:proofErr w:type="spellStart"/>
-            <w:r>
-              <w:rPr>
-                <w:rFonts w:ascii="Source Sans 3 Medium" w:hAnsi="Source Sans 3 Medium"/>
-                <w:i/>
-                <w:iCs/>
-              </w:rPr>
-              <w:t>Summarise</w:t>
-            </w:r>
-            <w:proofErr w:type="spellEnd"/>
-            <w:r>
-              <w:rPr>
-                <w:rFonts w:ascii="Source Sans 3 Medium" w:hAnsi="Source Sans 3 Medium"/>
-                <w:i/>
-                <w:iCs/>
-              </w:rPr>
-              <w:t xml:space="preserve"> the information in both charts by selecting and reporting the main features, and make comparisons where relevant.</w:t>
+              <w:t>Summarise the information in both charts by selecting and reporting the main features, and make comparisons where relevant.</w:t>
             </w:r>
           </w:p>
           <w:p>
@@ -4516,23 +4317,13 @@
                       <w:iCs/>
                     </w:rPr>
                   </w:pPr>
-                  <w:proofErr w:type="spellStart"/>
                   <w:r>
                     <w:rPr>
                       <w:b/>
                       <w:bCs/>
                       <w:iCs/>
                     </w:rPr>
-                    <w:t>Favourite</w:t>
-                  </w:r>
-                  <w:proofErr w:type="spellEnd"/>
-                  <w:r>
-                    <w:rPr>
-                      <w:b/>
-                      <w:bCs/>
-                      <w:iCs/>
-                    </w:rPr>
-                    <w:t xml:space="preserve"> takeaways in the UK</w:t>
+                    <w:t>Favourite takeaways in the UK</w:t>
                   </w:r>
                 </w:p>
                 <w:p>
@@ -5184,15 +4975,7 @@
               <w:t>___</w:t>
             </w:r>
             <w:r>
-              <w:t xml:space="preserve">and Indian takeaways are the </w:t>
-            </w:r>
-            <w:proofErr w:type="spellStart"/>
-            <w:r>
-              <w:t>favourites</w:t>
-            </w:r>
-            <w:proofErr w:type="spellEnd"/>
-            <w:r>
-              <w:t xml:space="preserve">, and that the number of Indian restaurants in the UK </w:t>
+              <w:t xml:space="preserve">and Indian takeaways are the favourites, and that the number of Indian restaurants in the UK </w:t>
             </w:r>
             <w:r>
               <w:rPr>
@@ -5265,23 +5048,7 @@
                       <w:sz w:val="21"/>
                       <w:szCs w:val="21"/>
                     </w:rPr>
-                    <w:t xml:space="preserve">Sometimes you will have to write about two separate types of </w:t>
-                  </w:r>
-                  <w:proofErr w:type="gramStart"/>
-                  <w:r>
-                    <w:rPr>
-                      <w:sz w:val="21"/>
-                      <w:szCs w:val="21"/>
-                    </w:rPr>
-                    <w:t>diagram</w:t>
-                  </w:r>
-                  <w:proofErr w:type="gramEnd"/>
-                  <w:r>
-                    <w:rPr>
-                      <w:sz w:val="21"/>
-                      <w:szCs w:val="21"/>
-                    </w:rPr>
-                    <w:t xml:space="preserve"> in the same task.</w:t>
+                    <w:t>Sometimes you will have to write about two separate types of diagram in the same task.</w:t>
                   </w:r>
                 </w:p>
               </w:tc>
@@ -5368,23 +5135,7 @@
                       <w:sz w:val="21"/>
                       <w:szCs w:val="21"/>
                     </w:rPr>
-                    <w:t xml:space="preserve">When you are working with two diagrams, your first sentence should introduce both of them and your overview should </w:t>
-                  </w:r>
-                  <w:proofErr w:type="spellStart"/>
-                  <w:r>
-                    <w:rPr>
-                      <w:sz w:val="21"/>
-                      <w:szCs w:val="21"/>
-                    </w:rPr>
-                    <w:t>summarise</w:t>
-                  </w:r>
-                  <w:proofErr w:type="spellEnd"/>
-                  <w:r>
-                    <w:rPr>
-                      <w:sz w:val="21"/>
-                      <w:szCs w:val="21"/>
-                    </w:rPr>
-                    <w:t xml:space="preserve"> both of them.</w:t>
+                    <w:t>When you are working with two diagrams, your first sentence should introduce both of them and your overview should summarise both of them.</w:t>
                   </w:r>
                 </w:p>
               </w:tc>
@@ -8526,25 +8277,7 @@
                       <w:sz w:val="23"/>
                       <w:szCs w:val="23"/>
                     </w:rPr>
-                    <w:t xml:space="preserve">20% of the market, while </w:t>
-                  </w:r>
-                  <w:proofErr w:type="spellStart"/>
-                  <w:r>
-                    <w:rPr>
-                      <w:rFonts w:ascii="Source Sans 3 Medium" w:hAnsi="Source Sans 3 Medium"/>
-                      <w:sz w:val="23"/>
-                      <w:szCs w:val="23"/>
-                    </w:rPr>
-                    <w:t>Finco</w:t>
-                  </w:r>
-                  <w:proofErr w:type="spellEnd"/>
-                  <w:r>
-                    <w:rPr>
-                      <w:rFonts w:ascii="Source Sans 3 Medium" w:hAnsi="Source Sans 3 Medium"/>
-                      <w:sz w:val="23"/>
-                      <w:szCs w:val="23"/>
-                    </w:rPr>
-                    <w:t xml:space="preserve"> had</w:t>
+                    <w:t>20% of the market, while Finco had</w:t>
                   </w:r>
                   <w:r>
                     <w:rPr>
@@ -8710,23 +8443,13 @@
                       <w:szCs w:val="23"/>
                     </w:rPr>
                   </w:pPr>
-                  <w:proofErr w:type="spellStart"/>
                   <w:r>
                     <w:rPr>
                       <w:rFonts w:ascii="Source Sans 3 Medium" w:hAnsi="Source Sans 3 Medium"/>
                       <w:sz w:val="23"/>
                       <w:szCs w:val="23"/>
                     </w:rPr>
-                    <w:t>Finco</w:t>
-                  </w:r>
-                  <w:proofErr w:type="spellEnd"/>
-                  <w:r>
-                    <w:rPr>
-                      <w:rFonts w:ascii="Source Sans 3 Medium" w:hAnsi="Source Sans 3 Medium"/>
-                      <w:sz w:val="23"/>
-                      <w:szCs w:val="23"/>
-                    </w:rPr>
-                    <w:t xml:space="preserve"> had the biggest market share in 2005, which was</w:t>
+                    <w:t>Finco had the biggest market share in 2005, which was</w:t>
                   </w:r>
                   <w:r>
                     <w:rPr>
@@ -9361,23 +9084,7 @@
                       <w:sz w:val="21"/>
                       <w:szCs w:val="21"/>
                     </w:rPr>
-                    <w:t xml:space="preserve">The pie chart shows which type of takeaway food is the most popular in the UK, while the bar chart shows how many Indian restaurants existed in the UK between 1960 and 2015. We can see that Chinese and Indian takeaways are the </w:t>
-                  </w:r>
-                  <w:proofErr w:type="spellStart"/>
-                  <w:r>
-                    <w:rPr>
-                      <w:sz w:val="21"/>
-                      <w:szCs w:val="21"/>
-                    </w:rPr>
-                    <w:t>favourites</w:t>
-                  </w:r>
-                  <w:proofErr w:type="spellEnd"/>
-                  <w:r>
-                    <w:rPr>
-                      <w:sz w:val="21"/>
-                      <w:szCs w:val="21"/>
-                    </w:rPr>
-                    <w:t>, and that the number of Indian restaurants in the UK rose steadily during this period.</w:t>
+                    <w:t>The pie chart shows which type of takeaway food is the most popular in the UK, while the bar chart shows how many Indian restaurants existed in the UK between 1960 and 2015. We can see that Chinese and Indian takeaways are the favourites, and that the number of Indian restaurants in the UK rose steadily during this period.</w:t>
                   </w:r>
                 </w:p>
                 <w:p>
@@ -9751,7 +9458,6 @@
                       <w:szCs w:val="23"/>
                     </w:rPr>
                   </w:pPr>
-                  <w:proofErr w:type="spellStart"/>
                   <w:r>
                     <w:rPr>
                       <w:rFonts w:ascii="Source Sans 3 Medium" w:hAnsi="Source Sans 3 Medium"/>
@@ -9762,20 +9468,7 @@
                       <w:sz w:val="23"/>
                       <w:szCs w:val="23"/>
                     </w:rPr>
-                    <w:t>Summarise</w:t>
-                  </w:r>
-                  <w:proofErr w:type="spellEnd"/>
-                  <w:r>
-                    <w:rPr>
-                      <w:rFonts w:ascii="Source Sans 3 Medium" w:hAnsi="Source Sans 3 Medium"/>
-                      <w:b/>
-                      <w:bCs/>
-                      <w:i/>
-                      <w:iCs/>
-                      <w:sz w:val="23"/>
-                      <w:szCs w:val="23"/>
-                    </w:rPr>
-                    <w:t xml:space="preserve"> the information by selecting and reporting the main features, and make comparisons where relevant.</w:t>
+                    <w:t>Summarise the information by selecting and reporting the main features, and make comparisons where relevant.</w:t>
                   </w:r>
                 </w:p>
                 <w:p>
@@ -12550,10 +12243,11 @@
                 <w:sz w:val="23"/>
                 <w:szCs w:val="23"/>
               </w:rPr>
-              <w:t xml:space="preserve">You will hear a radio </w:t>
-            </w:r>
-            <w:proofErr w:type="spellStart"/>
-            <w:r>
+              <w:t>You will hear a radio programme in which two people are discussing the different restaurants in a town.</w:t>
+            </w:r>
+          </w:p>
+          <w:p>
+            <w:pPr>
               <w:rPr>
                 <w:rFonts w:ascii="Source Sans 3 Medium" w:hAnsi="Source Sans 3 Medium"/>
                 <w:b/>
@@ -12561,9 +12255,7 @@
                 <w:sz w:val="23"/>
                 <w:szCs w:val="23"/>
               </w:rPr>
-              <w:t>programme</w:t>
-            </w:r>
-            <w:proofErr w:type="spellEnd"/>
+            </w:pPr>
             <w:r>
               <w:rPr>
                 <w:rFonts w:ascii="Source Sans 3 Medium" w:hAnsi="Source Sans 3 Medium"/>
@@ -12572,50 +12264,7 @@
                 <w:sz w:val="23"/>
                 <w:szCs w:val="23"/>
               </w:rPr>
-              <w:t xml:space="preserve"> in which two people are discussing the different restaurants in a town.</w:t>
-            </w:r>
-          </w:p>
-          <w:p>
-            <w:pPr>
-              <w:rPr>
-                <w:rFonts w:ascii="Source Sans 3 Medium" w:hAnsi="Source Sans 3 Medium"/>
-                <w:b/>
-                <w:bCs/>
-                <w:sz w:val="23"/>
-                <w:szCs w:val="23"/>
-              </w:rPr>
-            </w:pPr>
-            <w:r>
-              <w:rPr>
-                <w:rFonts w:ascii="Source Sans 3 Medium" w:hAnsi="Source Sans 3 Medium"/>
-                <w:b/>
-                <w:bCs/>
-                <w:sz w:val="23"/>
-                <w:szCs w:val="23"/>
-              </w:rPr>
-              <w:t xml:space="preserve">Look at the names of restaurants (1-3) and the list of types of </w:t>
-            </w:r>
-            <w:proofErr w:type="gramStart"/>
-            <w:r>
-              <w:rPr>
-                <w:rFonts w:ascii="Source Sans 3 Medium" w:hAnsi="Source Sans 3 Medium"/>
-                <w:b/>
-                <w:bCs/>
-                <w:sz w:val="23"/>
-                <w:szCs w:val="23"/>
-              </w:rPr>
-              <w:t>restaurant</w:t>
-            </w:r>
-            <w:proofErr w:type="gramEnd"/>
-            <w:r>
-              <w:rPr>
-                <w:rFonts w:ascii="Source Sans 3 Medium" w:hAnsi="Source Sans 3 Medium"/>
-                <w:b/>
-                <w:bCs/>
-                <w:sz w:val="23"/>
-                <w:szCs w:val="23"/>
-              </w:rPr>
-              <w:t>.</w:t>
+              <w:t>Look at the names of restaurants (1-3) and the list of types of restaurant.</w:t>
             </w:r>
           </w:p>
           <w:p>
@@ -12685,13 +12334,8 @@
                     <w:pStyle w:val="NumList"/>
                   </w:pPr>
                   <w:r>
-                    <w:t xml:space="preserve">The </w:t>
-                  </w:r>
-                  <w:proofErr w:type="gramStart"/>
-                  <w:r>
-                    <w:t>Duke</w:t>
-                  </w:r>
-                  <w:proofErr w:type="gramEnd"/>
+                    <w:t>The Duke</w:t>
+                  </w:r>
                 </w:p>
                 <w:p>
                   <w:pPr>
@@ -12721,7 +12365,6 @@
                     </w:rPr>
                     <w:t xml:space="preserve">Types of </w:t>
                   </w:r>
-                  <w:proofErr w:type="gramStart"/>
                   <w:r>
                     <w:rPr>
                       <w:b/>
@@ -12729,7 +12372,6 @@
                     </w:rPr>
                     <w:t>restaurant</w:t>
                   </w:r>
-                  <w:proofErr w:type="gramEnd"/>
                 </w:p>
                 <w:p>
                   <w:pPr>
@@ -13284,15 +12926,7 @@
               </w:numPr>
             </w:pPr>
             <w:r>
-              <w:t xml:space="preserve">Marco cooked us a really </w:t>
-            </w:r>
-            <w:proofErr w:type="spellStart"/>
-            <w:r>
-              <w:t>unappetising</w:t>
-            </w:r>
-            <w:proofErr w:type="spellEnd"/>
-            <w:r>
-              <w:t xml:space="preserve"> meal.</w:t>
+              <w:t>Marco cooked us a really unappetising meal.</w:t>
             </w:r>
           </w:p>
           <w:p>
@@ -13412,15 +13046,7 @@
               </w:numPr>
             </w:pPr>
             <w:r>
-              <w:t xml:space="preserve">The chef at the Lodge Hotel is very </w:t>
-            </w:r>
-            <w:proofErr w:type="spellStart"/>
-            <w:r>
-              <w:t>skilful</w:t>
-            </w:r>
-            <w:proofErr w:type="spellEnd"/>
-            <w:r>
-              <w:t>.</w:t>
+              <w:t>The chef at the Lodge Hotel is very skilful.</w:t>
             </w:r>
           </w:p>
           <w:p>
@@ -13540,15 +13166,7 @@
               </w:numPr>
             </w:pPr>
             <w:r>
-              <w:t xml:space="preserve">The chef at the new restaurant is </w:t>
-            </w:r>
-            <w:proofErr w:type="spellStart"/>
-            <w:r>
-              <w:t>recognised</w:t>
-            </w:r>
-            <w:proofErr w:type="spellEnd"/>
-            <w:r>
-              <w:t xml:space="preserve"> across the country.</w:t>
+              <w:t>The chef at the new restaurant is recognised across the country.</w:t>
             </w:r>
           </w:p>
           <w:p>
@@ -14144,15 +13762,7 @@
               <w:pStyle w:val="SS3M-115"/>
             </w:pPr>
             <w:r>
-              <w:t xml:space="preserve">You are going to hear an interview with a chef about a TV </w:t>
-            </w:r>
-            <w:proofErr w:type="spellStart"/>
-            <w:r>
-              <w:t>programme</w:t>
-            </w:r>
-            <w:proofErr w:type="spellEnd"/>
-            <w:r>
-              <w:t xml:space="preserve"> he has made about food in China.</w:t>
+              <w:t>You are going to hear an interview with a chef about a TV programme he has made about food in China.</w:t>
             </w:r>
           </w:p>
           <w:p>
@@ -14553,7 +14163,7 @@
                 <w:sz w:val="23"/>
                 <w:szCs w:val="23"/>
               </w:rPr>
-              <w:t>answer simple questions about your work and studies (Speaking Part 1)</w:t>
+              <w:t>talk about food in your country (Speaking Part 1)</w:t>
             </w:r>
           </w:p>
           <w:p>
@@ -14577,7 +14187,7 @@
                 <w:sz w:val="23"/>
                 <w:szCs w:val="23"/>
               </w:rPr>
-              <w:t>use some strategies to prepare for a talk (Speaking Part 2)</w:t>
+              <w:t>use the preparation time to collect your ideas for Part 2</w:t>
             </w:r>
           </w:p>
           <w:p>
@@ -14588,42 +14198,18 @@
                 <w:numId w:val="1"/>
               </w:numPr>
               <w:rPr>
+                <w:sz w:val="26"/>
+                <w:szCs w:val="26"/>
+              </w:rPr>
+            </w:pPr>
+            <w:r>
+              <w:rPr>
                 <w:rFonts w:ascii="Source Sans 3" w:hAnsi="Source Sans 3"/>
                 <w:color w:val="FFFFFF" w:themeColor="background1"/>
                 <w:sz w:val="23"/>
                 <w:szCs w:val="23"/>
               </w:rPr>
-            </w:pPr>
-            <w:r>
-              <w:rPr>
-                <w:rFonts w:ascii="Source Sans 3" w:hAnsi="Source Sans 3"/>
-                <w:color w:val="FFFFFF" w:themeColor="background1"/>
-                <w:sz w:val="23"/>
-                <w:szCs w:val="23"/>
-              </w:rPr>
-              <w:t>introduce your talk (Speaking Part 2)</w:t>
-            </w:r>
-          </w:p>
-          <w:p>
-            <w:pPr>
-              <w:pStyle w:val="ListParagraph"/>
-              <w:numPr>
-                <w:ilvl w:val="0"/>
-                <w:numId w:val="1"/>
-              </w:numPr>
-              <w:rPr>
-                <w:sz w:val="26"/>
-                <w:szCs w:val="26"/>
-              </w:rPr>
-            </w:pPr>
-            <w:r>
-              <w:rPr>
-                <w:rFonts w:ascii="Source Sans 3" w:hAnsi="Source Sans 3"/>
-                <w:color w:val="FFFFFF" w:themeColor="background1"/>
-                <w:sz w:val="23"/>
-                <w:szCs w:val="23"/>
-              </w:rPr>
-              <w:t>pronounce words beginning with two consonants.</w:t>
+              <w:t>organise your talk (Speaking Part 2).</w:t>
             </w:r>
           </w:p>
         </w:tc>
@@ -14789,7 +14375,7 @@
               <w:spacing w:after="120"/>
             </w:pPr>
             <w:r>
-              <w:t>Match photographs A-G with the areas of work and study in the box.</w:t>
+              <w:t>Look at the photographs of different dishes. Which ingredients do you think are used to make each one? Match the pictures with the words in the box. Some ingredients are used more than once.</w:t>
             </w:r>
           </w:p>
           <w:tbl>
@@ -14808,10 +14394,11 @@
               <w:tblLook w:val="04A0" w:firstRow="1" w:lastRow="0" w:firstColumn="1" w:lastColumn="0" w:noHBand="0" w:noVBand="1"/>
             </w:tblPr>
             <w:tblGrid>
-              <w:gridCol w:w="2431"/>
-              <w:gridCol w:w="1166"/>
-              <w:gridCol w:w="2110"/>
-              <w:gridCol w:w="1209"/>
+              <w:gridCol w:w="756"/>
+              <w:gridCol w:w="1157"/>
+              <w:gridCol w:w="1169"/>
+              <w:gridCol w:w="924"/>
+              <w:gridCol w:w="993"/>
             </w:tblGrid>
             <w:tr>
               <w:tc>
@@ -14819,13 +14406,8 @@
                   <w:tcW w:w="0" w:type="auto"/>
                 </w:tcPr>
                 <w:p>
-                  <w:pPr>
-                    <w:rPr>
-                      <w:iCs/>
-                    </w:rPr>
-                  </w:pPr>
-                  <w:r>
-                    <w:t>emergency services</w:t>
+                  <w:r>
+                    <w:t>beef</w:t>
                   </w:r>
                 </w:p>
               </w:tc>
@@ -14834,13 +14416,8 @@
                   <w:tcW w:w="0" w:type="auto"/>
                 </w:tcPr>
                 <w:p>
-                  <w:pPr>
-                    <w:rPr>
-                      <w:iCs/>
-                    </w:rPr>
-                  </w:pPr>
-                  <w:r>
-                    <w:t>farming</w:t>
+                  <w:r>
+                    <w:t>cabbage</w:t>
                   </w:r>
                 </w:p>
               </w:tc>
@@ -14855,7 +14432,7 @@
                     </w:rPr>
                   </w:pPr>
                   <w:r>
-                    <w:t>entertainment</w:t>
+                    <w:t>carrots</w:t>
                   </w:r>
                 </w:p>
               </w:tc>
@@ -14870,7 +14447,17 @@
                     </w:rPr>
                   </w:pPr>
                   <w:r>
-                    <w:t>education</w:t>
+                    <w:t>cheese</w:t>
+                  </w:r>
+                </w:p>
+              </w:tc>
+              <w:tc>
+                <w:tcPr>
+                  <w:tcW w:w="0" w:type="auto"/>
+                </w:tcPr>
+                <w:p>
+                  <w:r>
+                    <w:t>chicken</w:t>
                   </w:r>
                 </w:p>
               </w:tc>
@@ -14879,11 +14466,10 @@
               <w:tc>
                 <w:tcPr>
                   <w:tcW w:w="0" w:type="auto"/>
-                  <w:gridSpan w:val="2"/>
                 </w:tcPr>
                 <w:p>
                   <w:r>
-                    <w:t>science (research and development)</w:t>
+                    <w:t>egg</w:t>
                   </w:r>
                 </w:p>
               </w:tc>
@@ -14893,7 +14479,7 @@
                 </w:tcPr>
                 <w:p>
                   <w:r>
-                    <w:t>travel and transport</w:t>
+                    <w:t>tomatoes</w:t>
                   </w:r>
                 </w:p>
               </w:tc>
@@ -14903,9 +14489,121 @@
                 </w:tcPr>
                 <w:p>
                   <w:r>
-                    <w:t>tourism</w:t>
-                  </w:r>
-                </w:p>
+                    <w:t>yoghurt</w:t>
+                  </w:r>
+                </w:p>
+              </w:tc>
+              <w:tc>
+                <w:tcPr>
+                  <w:tcW w:w="0" w:type="auto"/>
+                </w:tcPr>
+                <w:p>
+                  <w:r>
+                    <w:t>ginger</w:t>
+                  </w:r>
+                </w:p>
+              </w:tc>
+              <w:tc>
+                <w:tcPr>
+                  <w:tcW w:w="0" w:type="auto"/>
+                </w:tcPr>
+                <w:p>
+                  <w:r>
+                    <w:t>chillies</w:t>
+                  </w:r>
+                </w:p>
+              </w:tc>
+            </w:tr>
+            <w:tr>
+              <w:tc>
+                <w:tcPr>
+                  <w:tcW w:w="0" w:type="auto"/>
+                </w:tcPr>
+                <w:p>
+                  <w:r>
+                    <w:t>lamb</w:t>
+                  </w:r>
+                </w:p>
+              </w:tc>
+              <w:tc>
+                <w:tcPr>
+                  <w:tcW w:w="0" w:type="auto"/>
+                </w:tcPr>
+                <w:p>
+                  <w:r>
+                    <w:t>onions</w:t>
+                  </w:r>
+                </w:p>
+              </w:tc>
+              <w:tc>
+                <w:tcPr>
+                  <w:tcW w:w="0" w:type="auto"/>
+                </w:tcPr>
+                <w:p>
+                  <w:r>
+                    <w:t>soy sauce</w:t>
+                  </w:r>
+                </w:p>
+              </w:tc>
+              <w:tc>
+                <w:tcPr>
+                  <w:tcW w:w="0" w:type="auto"/>
+                </w:tcPr>
+                <w:p>
+                  <w:r>
+                    <w:t>rice</w:t>
+                  </w:r>
+                </w:p>
+              </w:tc>
+              <w:tc>
+                <w:tcPr>
+                  <w:tcW w:w="0" w:type="auto"/>
+                </w:tcPr>
+                <w:p>
+                  <w:r>
+                    <w:t>spices</w:t>
+                  </w:r>
+                </w:p>
+              </w:tc>
+            </w:tr>
+            <w:tr>
+              <w:tc>
+                <w:tcPr>
+                  <w:tcW w:w="0" w:type="auto"/>
+                </w:tcPr>
+                <w:p>
+                  <w:r>
+                    <w:t>flour</w:t>
+                  </w:r>
+                </w:p>
+              </w:tc>
+              <w:tc>
+                <w:tcPr>
+                  <w:tcW w:w="0" w:type="auto"/>
+                </w:tcPr>
+                <w:p>
+                  <w:r>
+                    <w:t>garlic</w:t>
+                  </w:r>
+                </w:p>
+              </w:tc>
+              <w:tc>
+                <w:tcPr>
+                  <w:tcW w:w="0" w:type="auto"/>
+                </w:tcPr>
+                <w:p/>
+              </w:tc>
+              <w:tc>
+                <w:tcPr>
+                  <w:tcW w:w="0" w:type="auto"/>
+                </w:tcPr>
+                <w:p/>
+              </w:tc>
+              <w:tc>
+                <w:tcPr>
+                  <w:tcW w:w="0" w:type="auto"/>
+                </w:tcPr>
+                <w:p/>
               </w:tc>
             </w:tr>
           </w:tbl>
@@ -14926,7 +14624,7 @@
               <w:tblLook w:val="04A0" w:firstRow="1" w:lastRow="0" w:firstColumn="1" w:lastColumn="0" w:noHBand="0" w:noVBand="1"/>
             </w:tblPr>
             <w:tblGrid>
-              <w:gridCol w:w="10574"/>
+              <w:gridCol w:w="9615"/>
             </w:tblGrid>
             <w:tr>
               <w:tc>
@@ -14938,14 +14636,11 @@
                     <w:pStyle w:val="SS3M-115"/>
                   </w:pPr>
                   <w:r>
-                    <w:rPr>
-                      <w:noProof/>
-                    </w:rPr>
                     <w:drawing>
-                      <wp:inline distT="0" distB="0" distL="0" distR="0" wp14:anchorId="109517AC" wp14:editId="39661589">
-                        <wp:extent cx="6534000" cy="4453054"/>
-                        <wp:effectExtent l="0" t="0" r="635" b="5080"/>
-                        <wp:docPr id="10" name="Picture 10"/>
+                      <wp:inline distT="0" distB="0" distL="0" distR="0" wp14:anchorId="009250F3" wp14:editId="08382BCF">
+                        <wp:extent cx="5925377" cy="3905795"/>
+                        <wp:effectExtent l="0" t="0" r="0" b="0"/>
+                        <wp:docPr id="2" name="Picture 2"/>
                         <wp:cNvGraphicFramePr>
                           <a:graphicFrameLocks xmlns:a="http://schemas.openxmlformats.org/drawingml/2006/main" noChangeAspect="1"/>
                         </wp:cNvGraphicFramePr>
@@ -14965,7 +14660,7 @@
                               <pic:spPr>
                                 <a:xfrm>
                                   <a:off x="0" y="0"/>
-                                  <a:ext cx="6534000" cy="4453054"/>
+                                  <a:ext cx="5925377" cy="3905795"/>
                                 </a:xfrm>
                                 <a:prstGeom prst="rect">
                                   <a:avLst/>
@@ -14980,54 +14675,66 @@
                 </w:p>
               </w:tc>
             </w:tr>
+          </w:tbl>
+          <w:p>
+            <w:pPr>
+              <w:pStyle w:val="SS3-115"/>
+              <w:spacing w:after="120"/>
+              <w:rPr>
+                <w:iCs/>
+                <w:rtl/>
+              </w:rPr>
+            </w:pPr>
+          </w:p>
+        </w:tc>
+      </w:tr>
+      <w:tr>
+        <w:tc>
+          <w:tcPr>
+            <w:tcW w:w="421" w:type="dxa"/>
+            <w:tcMar>
+              <w:left w:w="0" w:type="dxa"/>
+              <w:right w:w="0" w:type="dxa"/>
+            </w:tcMar>
+          </w:tcPr>
+          <w:tbl>
+            <w:tblPr>
+              <w:tblStyle w:val="CompactTable"/>
+              <w:tblW w:w="0" w:type="auto"/>
+              <w:tblBorders>
+                <w:top w:val="single" w:sz="18" w:space="0" w:color="047FDC"/>
+                <w:left w:val="single" w:sz="18" w:space="0" w:color="047FDC"/>
+                <w:bottom w:val="single" w:sz="18" w:space="0" w:color="047FDC"/>
+                <w:right w:val="single" w:sz="18" w:space="0" w:color="047FDC"/>
+                <w:insideH w:val="single" w:sz="18" w:space="0" w:color="047FDC"/>
+                <w:insideV w:val="single" w:sz="18" w:space="0" w:color="047FDC"/>
+              </w:tblBorders>
+              <w:tblLook w:val="04A0" w:firstRow="1" w:lastRow="0" w:firstColumn="1" w:lastColumn="0" w:noHBand="0" w:noVBand="1"/>
+            </w:tblPr>
+            <w:tblGrid>
+              <w:gridCol w:w="365"/>
+            </w:tblGrid>
             <w:tr>
               <w:tc>
                 <w:tcPr>
-                  <w:tcW w:w="0" w:type="auto"/>
+                  <w:tcW w:w="385" w:type="dxa"/>
                 </w:tcPr>
                 <w:p>
                   <w:pPr>
-                    <w:pStyle w:val="SS3M-115"/>
-                  </w:pPr>
-                  <w:r>
-                    <w:rPr>
-                      <w:noProof/>
-                    </w:rPr>
-                    <w:drawing>
-                      <wp:inline distT="0" distB="0" distL="0" distR="0" wp14:anchorId="4234D1B5" wp14:editId="7F5DEC49">
-                        <wp:extent cx="6534150" cy="4181475"/>
-                        <wp:effectExtent l="0" t="0" r="0" b="9525"/>
-                        <wp:docPr id="11" name="Picture 11"/>
-                        <wp:cNvGraphicFramePr>
-                          <a:graphicFrameLocks xmlns:a="http://schemas.openxmlformats.org/drawingml/2006/main" noChangeAspect="1"/>
-                        </wp:cNvGraphicFramePr>
-                        <a:graphic xmlns:a="http://schemas.openxmlformats.org/drawingml/2006/main">
-                          <a:graphicData uri="http://schemas.openxmlformats.org/drawingml/2006/picture">
-                            <pic:pic xmlns:pic="http://schemas.openxmlformats.org/drawingml/2006/picture">
-                              <pic:nvPicPr>
-                                <pic:cNvPr id="1" name=""/>
-                                <pic:cNvPicPr/>
-                              </pic:nvPicPr>
-                              <pic:blipFill>
-                                <a:blip r:embed="rId22"/>
-                                <a:stretch>
-                                  <a:fillRect/>
-                                </a:stretch>
-                              </pic:blipFill>
-                              <pic:spPr>
-                                <a:xfrm>
-                                  <a:off x="0" y="0"/>
-                                  <a:ext cx="6534150" cy="4181475"/>
-                                </a:xfrm>
-                                <a:prstGeom prst="rect">
-                                  <a:avLst/>
-                                </a:prstGeom>
-                              </pic:spPr>
-                            </pic:pic>
-                          </a:graphicData>
-                        </a:graphic>
-                      </wp:inline>
-                    </w:drawing>
+                    <w:rPr>
+                      <w:b w:val="0"/>
+                      <w:bCs/>
+                      <w:szCs w:val="26"/>
+                      <w:bdr w:val="single" w:sz="12" w:space="0" w:color="FFFF00"/>
+                    </w:rPr>
+                  </w:pPr>
+                  <w:r>
+                    <w:rPr>
+                      <w:bCs/>
+                      <w:szCs w:val="26"/>
+                      <w:lang w:bidi="ar-SA"/>
+                    </w:rPr>
+                    <w:t>02</w:t>
                   </w:r>
                 </w:p>
               </w:tc>
@@ -15035,13 +14742,25 @@
           </w:tbl>
           <w:p>
             <w:pPr>
-              <w:pStyle w:val="SS3-115"/>
+              <w:rPr>
+                <w:bCs/>
+                <w:szCs w:val="26"/>
+              </w:rPr>
+            </w:pPr>
+          </w:p>
+        </w:tc>
+        <w:tc>
+          <w:tcPr>
+            <w:tcW w:w="13891" w:type="dxa"/>
+          </w:tcPr>
+          <w:p>
+            <w:pPr>
+              <w:pStyle w:val="SS3M-115"/>
               <w:spacing w:after="120"/>
-              <w:rPr>
-                <w:iCs/>
-                <w:rtl/>
-              </w:rPr>
-            </w:pPr>
+            </w:pPr>
+            <w:r>
+              <w:t>With a partner, discuss your favourite food. What ingredients are used to make it?</w:t>
+            </w:r>
           </w:p>
         </w:tc>
       </w:tr>
@@ -15066,13 +14785,13 @@
         <w:tblLook w:val="04A0" w:firstRow="1" w:lastRow="0" w:firstColumn="1" w:lastColumn="0" w:noHBand="0" w:noVBand="1"/>
       </w:tblPr>
       <w:tblGrid>
-        <w:gridCol w:w="6078"/>
+        <w:gridCol w:w="6494"/>
       </w:tblGrid>
       <w:tr>
         <w:tc>
           <w:tcPr>
             <w:tcW w:w="0" w:type="auto"/>
-            <w:shd w:val="clear" w:color="auto" w:fill="1B91C6"/>
+            <w:shd w:val="clear" w:color="auto" w:fill="1056DB"/>
           </w:tcPr>
           <w:p>
             <w:pPr>
@@ -15094,7 +14813,657 @@
                 <w:szCs w:val="24"/>
               </w:rPr>
               <w:lastRenderedPageBreak/>
-              <w:t>ADJECTIVES TO DESCRIBE FEELINGS AND EXPERIENCES</w:t>
+              <w:t>GRAMMAR FOCUS: COUNTABLE AND UNCOUNTABLE NOUNS</w:t>
+            </w:r>
+          </w:p>
+        </w:tc>
+      </w:tr>
+    </w:tbl>
+    <w:p>
+      <w:pPr>
+        <w:pStyle w:val="SS3-115"/>
+        <w:rPr>
+          <w:sz w:val="2"/>
+          <w:szCs w:val="2"/>
+        </w:rPr>
+      </w:pPr>
+    </w:p>
+    <w:p>
+      <w:pPr>
+        <w:pStyle w:val="SS3-115"/>
+        <w:rPr>
+          <w:sz w:val="2"/>
+          <w:szCs w:val="2"/>
+        </w:rPr>
+      </w:pPr>
+    </w:p>
+    <w:tbl>
+      <w:tblPr>
+        <w:tblStyle w:val="CommonTable"/>
+        <w:tblW w:w="0" w:type="auto"/>
+        <w:tblBorders>
+          <w:top w:val="single" w:sz="18" w:space="0" w:color="5B9BD5" w:themeColor="accent5"/>
+          <w:left w:val="none" w:sz="0" w:space="0" w:color="auto"/>
+          <w:bottom w:val="none" w:sz="0" w:space="0" w:color="auto"/>
+          <w:right w:val="none" w:sz="0" w:space="0" w:color="auto"/>
+          <w:insideH w:val="none" w:sz="0" w:space="0" w:color="auto"/>
+          <w:insideV w:val="single" w:sz="18" w:space="0" w:color="5B9BD5" w:themeColor="accent5"/>
+        </w:tblBorders>
+        <w:tblLook w:val="04A0" w:firstRow="1" w:lastRow="0" w:firstColumn="1" w:lastColumn="0" w:noHBand="0" w:noVBand="1"/>
+      </w:tblPr>
+      <w:tblGrid>
+        <w:gridCol w:w="4383"/>
+        <w:gridCol w:w="4383"/>
+      </w:tblGrid>
+      <w:tr>
+        <w:tc>
+          <w:tcPr>
+            <w:tcW w:w="8766" w:type="dxa"/>
+            <w:gridSpan w:val="2"/>
+            <w:tcBorders>
+              <w:bottom w:val="nil"/>
+            </w:tcBorders>
+            <w:shd w:val="clear" w:color="auto" w:fill="CFE9F9"/>
+          </w:tcPr>
+          <w:p>
+            <w:pPr>
+              <w:spacing w:after="0" w:line="240" w:lineRule="auto"/>
+              <w:rPr>
+                <w:rFonts w:ascii="Source Sans 3" w:hAnsi="Source Sans 3"/>
+                <w:sz w:val="21"/>
+                <w:szCs w:val="21"/>
+              </w:rPr>
+            </w:pPr>
+            <w:r>
+              <w:rPr>
+                <w:rFonts w:ascii="Cambria Math" w:hAnsi="Cambria Math" w:cs="Cambria Math"/>
+                <w:color w:val="1056DB"/>
+                <w:sz w:val="32"/>
+                <w:szCs w:val="32"/>
+              </w:rPr>
+              <w:t>◉</w:t>
+            </w:r>
+            <w:r>
+              <w:rPr>
+                <w:rFonts w:ascii="Source Sans 3" w:hAnsi="Source Sans 3"/>
+                <w:sz w:val="21"/>
+                <w:szCs w:val="21"/>
+              </w:rPr>
+              <w:t>Some things we eat are countable and some are uncountable. This changes some of the words we use to talk about them.</w:t>
+            </w:r>
+          </w:p>
+          <w:p>
+            <w:pPr>
+              <w:pStyle w:val="SS3-115"/>
+              <w:rPr>
+                <w:noProof/>
+                <w:sz w:val="21"/>
+                <w:szCs w:val="21"/>
+              </w:rPr>
+            </w:pPr>
+            <w:r>
+              <w:rPr>
+                <w:sz w:val="21"/>
+                <w:szCs w:val="21"/>
+              </w:rPr>
+              <w:t>Examples:</w:t>
+            </w:r>
+          </w:p>
+        </w:tc>
+      </w:tr>
+      <w:tr>
+        <w:tc>
+          <w:tcPr>
+            <w:tcW w:w="4383" w:type="dxa"/>
+            <w:tcBorders>
+              <w:top w:val="nil"/>
+              <w:right w:val="nil"/>
+            </w:tcBorders>
+            <w:shd w:val="clear" w:color="auto" w:fill="CFE9F9"/>
+          </w:tcPr>
+          <w:p>
+            <w:pPr>
+              <w:rPr>
+                <w:rFonts w:ascii="Cambria Math" w:hAnsi="Cambria Math" w:cs="Cambria Math"/>
+                <w:color w:val="1056DB"/>
+                <w:sz w:val="32"/>
+                <w:szCs w:val="32"/>
+              </w:rPr>
+            </w:pPr>
+            <w:r>
+              <w:rPr>
+                <w:rFonts w:ascii="Cambria Math" w:hAnsi="Cambria Math" w:cs="Cambria Math"/>
+                <w:color w:val="1056DB"/>
+                <w:sz w:val="32"/>
+                <w:szCs w:val="32"/>
+              </w:rPr>
+              <w:drawing>
+                <wp:inline distT="0" distB="0" distL="0" distR="0" wp14:anchorId="6DC19CAB" wp14:editId="37A43732">
+                  <wp:extent cx="1714500" cy="952500"/>
+                  <wp:effectExtent l="0" t="0" r="0" b="0"/>
+                  <wp:docPr id="4" name="Picture 4"/>
+                  <wp:cNvGraphicFramePr>
+                    <a:graphicFrameLocks xmlns:a="http://schemas.openxmlformats.org/drawingml/2006/main" noChangeAspect="1"/>
+                  </wp:cNvGraphicFramePr>
+                  <a:graphic xmlns:a="http://schemas.openxmlformats.org/drawingml/2006/main">
+                    <a:graphicData uri="http://schemas.openxmlformats.org/drawingml/2006/picture">
+                      <pic:pic xmlns:pic="http://schemas.openxmlformats.org/drawingml/2006/picture">
+                        <pic:nvPicPr>
+                          <pic:cNvPr id="1" name=""/>
+                          <pic:cNvPicPr/>
+                        </pic:nvPicPr>
+                        <pic:blipFill>
+                          <a:blip r:embed="rId22"/>
+                          <a:stretch>
+                            <a:fillRect/>
+                          </a:stretch>
+                        </pic:blipFill>
+                        <pic:spPr>
+                          <a:xfrm>
+                            <a:off x="0" y="0"/>
+                            <a:ext cx="1714500" cy="952500"/>
+                          </a:xfrm>
+                          <a:prstGeom prst="rect">
+                            <a:avLst/>
+                          </a:prstGeom>
+                        </pic:spPr>
+                      </pic:pic>
+                    </a:graphicData>
+                  </a:graphic>
+                </wp:inline>
+              </w:drawing>
+            </w:r>
+          </w:p>
+          <w:p>
+            <w:pPr>
+              <w:pStyle w:val="SS3-115"/>
+              <w:rPr>
+                <w:sz w:val="21"/>
+                <w:szCs w:val="21"/>
+              </w:rPr>
+            </w:pPr>
+            <w:r>
+              <w:rPr>
+                <w:sz w:val="21"/>
+                <w:szCs w:val="21"/>
+              </w:rPr>
+              <w:t xml:space="preserve">There </w:t>
+            </w:r>
+            <w:r>
+              <w:rPr>
+                <w:i/>
+                <w:iCs/>
+                <w:sz w:val="21"/>
+                <w:szCs w:val="21"/>
+              </w:rPr>
+              <w:t>are</w:t>
+            </w:r>
+            <w:r>
+              <w:rPr>
+                <w:sz w:val="21"/>
+                <w:szCs w:val="21"/>
+              </w:rPr>
+              <w:t xml:space="preserve"> some </w:t>
+            </w:r>
+            <w:r>
+              <w:rPr>
+                <w:i/>
+                <w:iCs/>
+                <w:sz w:val="21"/>
+                <w:szCs w:val="21"/>
+              </w:rPr>
+              <w:t>eggs</w:t>
+            </w:r>
+            <w:r>
+              <w:rPr>
+                <w:sz w:val="21"/>
+                <w:szCs w:val="21"/>
+              </w:rPr>
+              <w:t>.</w:t>
+            </w:r>
+          </w:p>
+          <w:p>
+            <w:pPr>
+              <w:pStyle w:val="SS3-115"/>
+              <w:rPr>
+                <w:sz w:val="21"/>
+                <w:szCs w:val="21"/>
+              </w:rPr>
+            </w:pPr>
+            <w:r>
+              <w:rPr>
+                <w:sz w:val="21"/>
+                <w:szCs w:val="21"/>
+              </w:rPr>
+              <w:t xml:space="preserve">There </w:t>
+            </w:r>
+            <w:r>
+              <w:rPr>
+                <w:i/>
+                <w:iCs/>
+                <w:sz w:val="21"/>
+                <w:szCs w:val="21"/>
+              </w:rPr>
+              <w:t>is</w:t>
+            </w:r>
+            <w:r>
+              <w:rPr>
+                <w:sz w:val="21"/>
+                <w:szCs w:val="21"/>
+              </w:rPr>
+              <w:t xml:space="preserve"> some </w:t>
+            </w:r>
+            <w:r>
+              <w:rPr>
+                <w:i/>
+                <w:iCs/>
+                <w:sz w:val="21"/>
+                <w:szCs w:val="21"/>
+              </w:rPr>
+              <w:t>water</w:t>
+            </w:r>
+            <w:r>
+              <w:rPr>
+                <w:sz w:val="21"/>
+                <w:szCs w:val="21"/>
+              </w:rPr>
+              <w:t>.</w:t>
+            </w:r>
+          </w:p>
+        </w:tc>
+        <w:tc>
+          <w:tcPr>
+            <w:tcW w:w="4383" w:type="dxa"/>
+            <w:tcBorders>
+              <w:top w:val="nil"/>
+              <w:left w:val="nil"/>
+            </w:tcBorders>
+            <w:shd w:val="clear" w:color="auto" w:fill="CFE9F9"/>
+          </w:tcPr>
+          <w:p>
+            <w:pPr>
+              <w:rPr>
+                <w:rFonts w:ascii="Cambria Math" w:hAnsi="Cambria Math" w:cs="Cambria Math"/>
+                <w:color w:val="1056DB"/>
+                <w:sz w:val="32"/>
+                <w:szCs w:val="32"/>
+              </w:rPr>
+            </w:pPr>
+            <w:r>
+              <w:rPr>
+                <w:rFonts w:ascii="Cambria Math" w:hAnsi="Cambria Math" w:cs="Cambria Math"/>
+                <w:color w:val="1056DB"/>
+                <w:sz w:val="32"/>
+                <w:szCs w:val="32"/>
+              </w:rPr>
+              <w:drawing>
+                <wp:inline distT="0" distB="0" distL="0" distR="0" wp14:anchorId="7FB788EF" wp14:editId="3F0D22A0">
+                  <wp:extent cx="1733550" cy="904875"/>
+                  <wp:effectExtent l="0" t="0" r="0" b="9525"/>
+                  <wp:docPr id="5" name="Picture 5"/>
+                  <wp:cNvGraphicFramePr>
+                    <a:graphicFrameLocks xmlns:a="http://schemas.openxmlformats.org/drawingml/2006/main" noChangeAspect="1"/>
+                  </wp:cNvGraphicFramePr>
+                  <a:graphic xmlns:a="http://schemas.openxmlformats.org/drawingml/2006/main">
+                    <a:graphicData uri="http://schemas.openxmlformats.org/drawingml/2006/picture">
+                      <pic:pic xmlns:pic="http://schemas.openxmlformats.org/drawingml/2006/picture">
+                        <pic:nvPicPr>
+                          <pic:cNvPr id="1" name=""/>
+                          <pic:cNvPicPr/>
+                        </pic:nvPicPr>
+                        <pic:blipFill>
+                          <a:blip r:embed="rId23"/>
+                          <a:stretch>
+                            <a:fillRect/>
+                          </a:stretch>
+                        </pic:blipFill>
+                        <pic:spPr>
+                          <a:xfrm>
+                            <a:off x="0" y="0"/>
+                            <a:ext cx="1733550" cy="904875"/>
+                          </a:xfrm>
+                          <a:prstGeom prst="rect">
+                            <a:avLst/>
+                          </a:prstGeom>
+                        </pic:spPr>
+                      </pic:pic>
+                    </a:graphicData>
+                  </a:graphic>
+                </wp:inline>
+              </w:drawing>
+            </w:r>
+          </w:p>
+          <w:p>
+            <w:pPr>
+              <w:pStyle w:val="SS3-115"/>
+              <w:rPr>
+                <w:sz w:val="21"/>
+                <w:szCs w:val="21"/>
+              </w:rPr>
+            </w:pPr>
+            <w:r>
+              <w:rPr>
+                <w:sz w:val="21"/>
+                <w:szCs w:val="21"/>
+              </w:rPr>
+              <w:t xml:space="preserve">There </w:t>
+            </w:r>
+            <w:r>
+              <w:rPr>
+                <w:i/>
+                <w:iCs/>
+                <w:sz w:val="21"/>
+                <w:szCs w:val="21"/>
+              </w:rPr>
+              <w:t>aren't any</w:t>
+            </w:r>
+            <w:r>
+              <w:rPr>
+                <w:sz w:val="21"/>
+                <w:szCs w:val="21"/>
+              </w:rPr>
+              <w:t xml:space="preserve"> eggs.</w:t>
+            </w:r>
+          </w:p>
+          <w:p>
+            <w:pPr>
+              <w:pStyle w:val="SS3-115"/>
+              <w:rPr>
+                <w:rFonts w:ascii="Cambria Math" w:hAnsi="Cambria Math" w:cs="Cambria Math"/>
+                <w:color w:val="1056DB"/>
+                <w:sz w:val="32"/>
+                <w:szCs w:val="32"/>
+              </w:rPr>
+            </w:pPr>
+            <w:r>
+              <w:rPr>
+                <w:sz w:val="21"/>
+                <w:szCs w:val="21"/>
+              </w:rPr>
+              <w:t xml:space="preserve">There </w:t>
+            </w:r>
+            <w:r>
+              <w:rPr>
+                <w:i/>
+                <w:iCs/>
+                <w:sz w:val="21"/>
+                <w:szCs w:val="21"/>
+              </w:rPr>
+              <w:t>isn't any</w:t>
+            </w:r>
+            <w:r>
+              <w:rPr>
+                <w:sz w:val="21"/>
+                <w:szCs w:val="21"/>
+              </w:rPr>
+              <w:t xml:space="preserve"> water.</w:t>
+            </w:r>
+          </w:p>
+        </w:tc>
+      </w:tr>
+      <w:tr>
+        <w:tc>
+          <w:tcPr>
+            <w:tcW w:w="4383" w:type="dxa"/>
+            <w:tcBorders>
+              <w:top w:val="nil"/>
+              <w:right w:val="nil"/>
+            </w:tcBorders>
+            <w:shd w:val="clear" w:color="auto" w:fill="CFE9F9"/>
+          </w:tcPr>
+          <w:p>
+            <w:pPr>
+              <w:rPr>
+                <w:rFonts w:ascii="Cambria Math" w:hAnsi="Cambria Math" w:cs="Cambria Math"/>
+                <w:color w:val="1056DB"/>
+                <w:sz w:val="32"/>
+                <w:szCs w:val="32"/>
+              </w:rPr>
+            </w:pPr>
+            <w:r>
+              <w:rPr>
+                <w:rFonts w:ascii="Cambria Math" w:hAnsi="Cambria Math" w:cs="Cambria Math"/>
+                <w:color w:val="1056DB"/>
+                <w:sz w:val="32"/>
+                <w:szCs w:val="32"/>
+              </w:rPr>
+              <w:drawing>
+                <wp:inline distT="0" distB="0" distL="0" distR="0" wp14:anchorId="7F7745AB" wp14:editId="1DB89E25">
+                  <wp:extent cx="1762125" cy="952500"/>
+                  <wp:effectExtent l="0" t="0" r="9525" b="0"/>
+                  <wp:docPr id="6" name="Picture 6"/>
+                  <wp:cNvGraphicFramePr>
+                    <a:graphicFrameLocks xmlns:a="http://schemas.openxmlformats.org/drawingml/2006/main" noChangeAspect="1"/>
+                  </wp:cNvGraphicFramePr>
+                  <a:graphic xmlns:a="http://schemas.openxmlformats.org/drawingml/2006/main">
+                    <a:graphicData uri="http://schemas.openxmlformats.org/drawingml/2006/picture">
+                      <pic:pic xmlns:pic="http://schemas.openxmlformats.org/drawingml/2006/picture">
+                        <pic:nvPicPr>
+                          <pic:cNvPr id="1" name=""/>
+                          <pic:cNvPicPr/>
+                        </pic:nvPicPr>
+                        <pic:blipFill>
+                          <a:blip r:embed="rId24"/>
+                          <a:stretch>
+                            <a:fillRect/>
+                          </a:stretch>
+                        </pic:blipFill>
+                        <pic:spPr>
+                          <a:xfrm>
+                            <a:off x="0" y="0"/>
+                            <a:ext cx="1762125" cy="952500"/>
+                          </a:xfrm>
+                          <a:prstGeom prst="rect">
+                            <a:avLst/>
+                          </a:prstGeom>
+                        </pic:spPr>
+                      </pic:pic>
+                    </a:graphicData>
+                  </a:graphic>
+                </wp:inline>
+              </w:drawing>
+            </w:r>
+          </w:p>
+          <w:p>
+            <w:pPr>
+              <w:pStyle w:val="SS3-115"/>
+              <w:rPr>
+                <w:sz w:val="21"/>
+                <w:szCs w:val="21"/>
+              </w:rPr>
+            </w:pPr>
+            <w:r>
+              <w:rPr>
+                <w:sz w:val="21"/>
+                <w:szCs w:val="21"/>
+              </w:rPr>
+              <w:t xml:space="preserve">There </w:t>
+            </w:r>
+            <w:r>
+              <w:rPr>
+                <w:i/>
+                <w:iCs/>
+                <w:sz w:val="21"/>
+                <w:szCs w:val="21"/>
+              </w:rPr>
+              <w:t xml:space="preserve">are a lot of </w:t>
+            </w:r>
+            <w:r>
+              <w:rPr>
+                <w:sz w:val="21"/>
+                <w:szCs w:val="21"/>
+              </w:rPr>
+              <w:t>eggs</w:t>
+            </w:r>
+            <w:r>
+              <w:rPr>
+                <w:sz w:val="21"/>
+                <w:szCs w:val="21"/>
+              </w:rPr>
+              <w:t>.</w:t>
+            </w:r>
+          </w:p>
+          <w:p>
+            <w:pPr>
+              <w:pStyle w:val="SS3-115"/>
+              <w:rPr>
+                <w:rFonts w:ascii="Cambria Math" w:hAnsi="Cambria Math" w:cs="Cambria Math"/>
+                <w:color w:val="1056DB"/>
+                <w:sz w:val="32"/>
+                <w:szCs w:val="32"/>
+              </w:rPr>
+            </w:pPr>
+            <w:r>
+              <w:rPr>
+                <w:sz w:val="21"/>
+                <w:szCs w:val="21"/>
+              </w:rPr>
+              <w:t xml:space="preserve">There's </w:t>
+            </w:r>
+            <w:r>
+              <w:rPr>
+                <w:i/>
+                <w:iCs/>
+                <w:sz w:val="21"/>
+                <w:szCs w:val="21"/>
+              </w:rPr>
+              <w:t>a lot of</w:t>
+            </w:r>
+            <w:r>
+              <w:rPr>
+                <w:sz w:val="21"/>
+                <w:szCs w:val="21"/>
+              </w:rPr>
+              <w:t xml:space="preserve"> water.</w:t>
+            </w:r>
+          </w:p>
+        </w:tc>
+        <w:tc>
+          <w:tcPr>
+            <w:tcW w:w="4383" w:type="dxa"/>
+            <w:tcBorders>
+              <w:top w:val="nil"/>
+              <w:left w:val="nil"/>
+            </w:tcBorders>
+            <w:shd w:val="clear" w:color="auto" w:fill="CFE9F9"/>
+          </w:tcPr>
+          <w:p>
+            <w:pPr>
+              <w:rPr>
+                <w:rFonts w:ascii="Cambria Math" w:hAnsi="Cambria Math" w:cs="Cambria Math"/>
+                <w:color w:val="1056DB"/>
+                <w:sz w:val="32"/>
+                <w:szCs w:val="32"/>
+              </w:rPr>
+            </w:pPr>
+            <w:r>
+              <w:rPr>
+                <w:rFonts w:ascii="Cambria Math" w:hAnsi="Cambria Math" w:cs="Cambria Math"/>
+                <w:color w:val="1056DB"/>
+                <w:sz w:val="32"/>
+                <w:szCs w:val="32"/>
+              </w:rPr>
+              <w:drawing>
+                <wp:inline distT="0" distB="0" distL="0" distR="0" wp14:anchorId="6C8099C8" wp14:editId="1C987522">
+                  <wp:extent cx="1733550" cy="952500"/>
+                  <wp:effectExtent l="0" t="0" r="0" b="0"/>
+                  <wp:docPr id="7" name="Picture 7"/>
+                  <wp:cNvGraphicFramePr>
+                    <a:graphicFrameLocks xmlns:a="http://schemas.openxmlformats.org/drawingml/2006/main" noChangeAspect="1"/>
+                  </wp:cNvGraphicFramePr>
+                  <a:graphic xmlns:a="http://schemas.openxmlformats.org/drawingml/2006/main">
+                    <a:graphicData uri="http://schemas.openxmlformats.org/drawingml/2006/picture">
+                      <pic:pic xmlns:pic="http://schemas.openxmlformats.org/drawingml/2006/picture">
+                        <pic:nvPicPr>
+                          <pic:cNvPr id="1" name=""/>
+                          <pic:cNvPicPr/>
+                        </pic:nvPicPr>
+                        <pic:blipFill>
+                          <a:blip r:embed="rId25"/>
+                          <a:stretch>
+                            <a:fillRect/>
+                          </a:stretch>
+                        </pic:blipFill>
+                        <pic:spPr>
+                          <a:xfrm>
+                            <a:off x="0" y="0"/>
+                            <a:ext cx="1733550" cy="952500"/>
+                          </a:xfrm>
+                          <a:prstGeom prst="rect">
+                            <a:avLst/>
+                          </a:prstGeom>
+                        </pic:spPr>
+                      </pic:pic>
+                    </a:graphicData>
+                  </a:graphic>
+                </wp:inline>
+              </w:drawing>
+            </w:r>
+          </w:p>
+          <w:p>
+            <w:pPr>
+              <w:pStyle w:val="SS3-115"/>
+              <w:rPr>
+                <w:sz w:val="21"/>
+                <w:szCs w:val="21"/>
+              </w:rPr>
+            </w:pPr>
+            <w:r>
+              <w:rPr>
+                <w:sz w:val="21"/>
+                <w:szCs w:val="21"/>
+              </w:rPr>
+              <w:t xml:space="preserve">There </w:t>
+            </w:r>
+            <w:r>
+              <w:rPr>
+                <w:i/>
+                <w:iCs/>
+                <w:sz w:val="21"/>
+                <w:szCs w:val="21"/>
+              </w:rPr>
+              <w:t>aren't many</w:t>
+            </w:r>
+            <w:r>
+              <w:rPr>
+                <w:sz w:val="21"/>
+                <w:szCs w:val="21"/>
+              </w:rPr>
+              <w:t xml:space="preserve"> eggs.</w:t>
+            </w:r>
+          </w:p>
+          <w:p>
+            <w:pPr>
+              <w:pStyle w:val="SS3-115"/>
+              <w:rPr>
+                <w:rFonts w:ascii="Cambria Math" w:hAnsi="Cambria Math" w:cs="Cambria Math"/>
+                <w:color w:val="1056DB"/>
+                <w:sz w:val="32"/>
+                <w:szCs w:val="32"/>
+              </w:rPr>
+            </w:pPr>
+            <w:r>
+              <w:rPr>
+                <w:sz w:val="21"/>
+                <w:szCs w:val="21"/>
+              </w:rPr>
+              <w:t xml:space="preserve">There </w:t>
+            </w:r>
+            <w:r>
+              <w:rPr>
+                <w:i/>
+                <w:iCs/>
+                <w:sz w:val="21"/>
+                <w:szCs w:val="21"/>
+              </w:rPr>
+              <w:t>isn't much</w:t>
+            </w:r>
+            <w:r>
+              <w:rPr>
+                <w:sz w:val="21"/>
+                <w:szCs w:val="21"/>
+              </w:rPr>
+              <w:t xml:space="preserve"> water.</w:t>
             </w:r>
           </w:p>
         </w:tc>
@@ -15133,12 +15502,12 @@
               <w:tblStyle w:val="CompactTable"/>
               <w:tblW w:w="0" w:type="auto"/>
               <w:tblBorders>
-                <w:top w:val="single" w:sz="18" w:space="0" w:color="1B91C6"/>
-                <w:left w:val="single" w:sz="18" w:space="0" w:color="1B91C6"/>
-                <w:bottom w:val="single" w:sz="18" w:space="0" w:color="1B91C6"/>
-                <w:right w:val="single" w:sz="18" w:space="0" w:color="1B91C6"/>
-                <w:insideH w:val="single" w:sz="18" w:space="0" w:color="1B91C6"/>
-                <w:insideV w:val="single" w:sz="18" w:space="0" w:color="1B91C6"/>
+                <w:top w:val="single" w:sz="18" w:space="0" w:color="1056DB"/>
+                <w:left w:val="single" w:sz="18" w:space="0" w:color="1056DB"/>
+                <w:bottom w:val="single" w:sz="18" w:space="0" w:color="1056DB"/>
+                <w:right w:val="single" w:sz="18" w:space="0" w:color="1056DB"/>
+                <w:insideH w:val="single" w:sz="18" w:space="0" w:color="1056DB"/>
+                <w:insideV w:val="single" w:sz="18" w:space="0" w:color="1056DB"/>
               </w:tblBorders>
               <w:tblLook w:val="04A0" w:firstRow="1" w:lastRow="0" w:firstColumn="1" w:lastColumn="0" w:noHBand="0" w:noVBand="1"/>
             </w:tblPr>
@@ -15165,7 +15534,7 @@
                       <w:szCs w:val="26"/>
                       <w:lang w:bidi="ar-SA"/>
                     </w:rPr>
-                    <w:t>02</w:t>
+                    <w:t>03</w:t>
                   </w:r>
                 </w:p>
               </w:tc>
@@ -16933,7 +17302,7 @@
                 <w:szCs w:val="23"/>
               </w:rPr>
             </w:pPr>
-            <w:hyperlink r:id="rId23" w:history="1">
+            <w:hyperlink r:id="rId26" w:history="1">
               <w:r>
                 <w:rPr>
                   <w:rStyle w:val="Hyperlink"/>
@@ -17045,7 +17414,7 @@
                 <w:szCs w:val="23"/>
               </w:rPr>
             </w:pPr>
-            <w:hyperlink r:id="rId24" w:history="1">
+            <w:hyperlink r:id="rId27" w:history="1">
               <w:r>
                 <w:rPr>
                   <w:rStyle w:val="Hyperlink"/>
@@ -17713,10 +18082,12 @@
                 <w:sz w:val="23"/>
                 <w:szCs w:val="23"/>
               </w:rPr>
-              <w:t xml:space="preserve">Listen and </w:t>
-            </w:r>
-            <w:proofErr w:type="spellStart"/>
-            <w:r>
+              <w:t>Listen and practise the sounds at the beginning of the words in bold.</w:t>
+            </w:r>
+          </w:p>
+          <w:p>
+            <w:pPr>
+              <w:spacing w:before="120" w:after="120"/>
               <w:rPr>
                 <w:rFonts w:ascii="Source Sans 3 Medium" w:hAnsi="Source Sans 3 Medium"/>
                 <w:b/>
@@ -17724,32 +18095,8 @@
                 <w:sz w:val="23"/>
                 <w:szCs w:val="23"/>
               </w:rPr>
-              <w:t>practise</w:t>
-            </w:r>
-            <w:proofErr w:type="spellEnd"/>
-            <w:r>
-              <w:rPr>
-                <w:rFonts w:ascii="Source Sans 3 Medium" w:hAnsi="Source Sans 3 Medium"/>
-                <w:b/>
-                <w:bCs/>
-                <w:sz w:val="23"/>
-                <w:szCs w:val="23"/>
-              </w:rPr>
-              <w:t xml:space="preserve"> the sounds at the beginning of the words in bold.</w:t>
-            </w:r>
-          </w:p>
-          <w:p>
-            <w:pPr>
-              <w:spacing w:before="120" w:after="120"/>
-              <w:rPr>
-                <w:rFonts w:ascii="Source Sans 3 Medium" w:hAnsi="Source Sans 3 Medium"/>
-                <w:b/>
-                <w:bCs/>
-                <w:sz w:val="23"/>
-                <w:szCs w:val="23"/>
-              </w:rPr>
-            </w:pPr>
-            <w:hyperlink r:id="rId25" w:history="1">
+            </w:pPr>
+            <w:hyperlink r:id="rId28" w:history="1">
               <w:r>
                 <w:rPr>
                   <w:rStyle w:val="Hyperlink"/>
@@ -18148,23 +18495,7 @@
                 <w:sz w:val="21"/>
                 <w:szCs w:val="21"/>
               </w:rPr>
-              <w:t xml:space="preserve">Part 2 tests your ability to </w:t>
-            </w:r>
-            <w:proofErr w:type="spellStart"/>
-            <w:r>
-              <w:rPr>
-                <w:sz w:val="21"/>
-                <w:szCs w:val="21"/>
-              </w:rPr>
-              <w:t>organise</w:t>
-            </w:r>
-            <w:proofErr w:type="spellEnd"/>
-            <w:r>
-              <w:rPr>
-                <w:sz w:val="21"/>
-                <w:szCs w:val="21"/>
-              </w:rPr>
-              <w:t xml:space="preserve"> your ideas and speak fluently.</w:t>
+              <w:t>Part 2 tests your ability to organise your ideas and speak fluently.</w:t>
             </w:r>
           </w:p>
         </w:tc>
@@ -18996,19 +19327,8 @@
                       <w:sz w:val="21"/>
                       <w:szCs w:val="21"/>
                     </w:rPr>
-                    <w:t xml:space="preserve">got my pilot's </w:t>
-                  </w:r>
-                  <w:proofErr w:type="spellStart"/>
-                  <w:r>
-                    <w:rPr>
-                      <w:rFonts w:ascii="Comic Sans MS" w:hAnsi="Comic Sans MS"/>
-                      <w:color w:val="5F0F45"/>
-                      <w:sz w:val="21"/>
-                      <w:szCs w:val="21"/>
-                    </w:rPr>
-                    <w:t>licence</w:t>
-                  </w:r>
-                  <w:proofErr w:type="spellEnd"/>
+                    <w:t>got my pilot's licence</w:t>
+                  </w:r>
                 </w:p>
               </w:tc>
             </w:tr>
@@ -19295,7 +19615,6 @@
                 <w:szCs w:val="23"/>
               </w:rPr>
             </w:pPr>
-            <w:proofErr w:type="spellStart"/>
             <w:r>
               <w:rPr>
                 <w:rFonts w:ascii="Source Sans 3 Medium" w:hAnsi="Source Sans 3 Medium"/>
@@ -19304,18 +19623,7 @@
                 <w:sz w:val="23"/>
                 <w:szCs w:val="23"/>
               </w:rPr>
-              <w:t>Practise</w:t>
-            </w:r>
-            <w:proofErr w:type="spellEnd"/>
-            <w:r>
-              <w:rPr>
-                <w:rFonts w:ascii="Source Sans 3 Medium" w:hAnsi="Source Sans 3 Medium"/>
-                <w:b/>
-                <w:bCs/>
-                <w:sz w:val="23"/>
-                <w:szCs w:val="23"/>
-              </w:rPr>
-              <w:t xml:space="preserve"> introducing the following talks. Say one sentence for each</w:t>
+              <w:t>Practise introducing the following talks. Say one sentence for each</w:t>
             </w:r>
             <w:r>
               <w:rPr>
@@ -19655,11 +19963,7 @@
                     <w:t>2</w:t>
                   </w:r>
                   <w:r>
-                    <w:t xml:space="preserve"> __</w:t>
-                  </w:r>
-                  <w:proofErr w:type="gramStart"/>
-                  <w:r>
-                    <w:t xml:space="preserve">_ </w:t>
+                    <w:t xml:space="preserve"> ___ </w:t>
                   </w:r>
                   <w:r>
                     <w:rPr>
@@ -19668,9 +19972,20 @@
                       <w:sz w:val="21"/>
                       <w:szCs w:val="21"/>
                     </w:rPr>
-                    <w:t>,</w:t>
-                  </w:r>
-                  <w:proofErr w:type="gramEnd"/>
+                    <w:t>, had great instructor!</w:t>
+                  </w:r>
+                </w:p>
+                <w:p>
+                  <w:r>
+                    <w:rPr>
+                      <w:b/>
+                      <w:bCs/>
+                    </w:rPr>
+                    <w:t>3</w:t>
+                  </w:r>
+                  <w:r>
+                    <w:t xml:space="preserve"> ___ </w:t>
+                  </w:r>
                   <w:r>
                     <w:rPr>
                       <w:rFonts w:ascii="Comic Sans MS" w:hAnsi="Comic Sans MS"/>
@@ -19678,42 +19993,7 @@
                       <w:sz w:val="21"/>
                       <w:szCs w:val="21"/>
                     </w:rPr>
-                    <w:t xml:space="preserve"> had great instructor!</w:t>
-                  </w:r>
-                </w:p>
-                <w:p>
-                  <w:r>
-                    <w:rPr>
-                      <w:b/>
-                      <w:bCs/>
-                    </w:rPr>
-                    <w:t>3</w:t>
-                  </w:r>
-                  <w:r>
-                    <w:t xml:space="preserve"> __</w:t>
-                  </w:r>
-                  <w:proofErr w:type="gramStart"/>
-                  <w:r>
-                    <w:t xml:space="preserve">_ </w:t>
-                  </w:r>
-                  <w:r>
-                    <w:rPr>
-                      <w:rFonts w:ascii="Comic Sans MS" w:hAnsi="Comic Sans MS"/>
-                      <w:color w:val="5F0F45"/>
-                      <w:sz w:val="21"/>
-                      <w:szCs w:val="21"/>
-                    </w:rPr>
-                    <w:t>,</w:t>
-                  </w:r>
-                  <w:proofErr w:type="gramEnd"/>
-                  <w:r>
-                    <w:rPr>
-                      <w:rFonts w:ascii="Comic Sans MS" w:hAnsi="Comic Sans MS"/>
-                      <w:color w:val="5F0F45"/>
-                      <w:sz w:val="21"/>
-                      <w:szCs w:val="21"/>
-                    </w:rPr>
-                    <w:t xml:space="preserve"> got a silver cup!</w:t>
+                    <w:t>, got a silver cup!</w:t>
                   </w:r>
                 </w:p>
               </w:tc>
@@ -19773,7 +20053,7 @@
                 <w:szCs w:val="23"/>
               </w:rPr>
             </w:pPr>
-            <w:hyperlink r:id="rId26" w:history="1">
+            <w:hyperlink r:id="rId29" w:history="1">
               <w:r>
                 <w:rPr>
                   <w:rStyle w:val="Hyperlink"/>
@@ -19866,7 +20146,6 @@
                     </w:rPr>
                     <w:t xml:space="preserve">The points on the topic card often begin with How or </w:t>
                   </w:r>
-                  <w:proofErr w:type="spellStart"/>
                   <w:r>
                     <w:rPr>
                       <w:i/>
@@ -19876,7 +20155,6 @@
                     </w:rPr>
                     <w:t>Wh</w:t>
                   </w:r>
-                  <w:proofErr w:type="spellEnd"/>
                   <w:r>
                     <w:rPr>
                       <w:sz w:val="21"/>
@@ -20127,13 +20405,8 @@
             <w:pPr>
               <w:pStyle w:val="SS3M-115"/>
             </w:pPr>
-            <w:proofErr w:type="spellStart"/>
-            <w:r>
-              <w:t>Practise</w:t>
-            </w:r>
-            <w:proofErr w:type="spellEnd"/>
-            <w:r>
-              <w:t xml:space="preserve"> your talk. Try to speak for two minutes.</w:t>
+            <w:r>
+              <w:t>Practise your talk. Try to speak for two minutes.</w:t>
             </w:r>
           </w:p>
         </w:tc>
@@ -20256,7 +20529,6 @@
               </w:rPr>
               <w:t>It is important to listen carefully to the ending of words. For example, words ending in -ology and-</w:t>
             </w:r>
-            <w:proofErr w:type="spellStart"/>
             <w:r>
               <w:rPr>
                 <w:i/>
@@ -20266,7 +20538,6 @@
               </w:rPr>
               <w:t>tion</w:t>
             </w:r>
-            <w:proofErr w:type="spellEnd"/>
             <w:r>
               <w:rPr>
                 <w:sz w:val="21"/>
@@ -20350,23 +20621,7 @@
                 <w:sz w:val="21"/>
                 <w:szCs w:val="21"/>
               </w:rPr>
-              <w:t xml:space="preserve">In this type of task </w:t>
-            </w:r>
-            <w:proofErr w:type="gramStart"/>
-            <w:r>
-              <w:rPr>
-                <w:sz w:val="21"/>
-                <w:szCs w:val="21"/>
-              </w:rPr>
-              <w:t>you</w:t>
-            </w:r>
-            <w:proofErr w:type="gramEnd"/>
-            <w:r>
-              <w:rPr>
-                <w:sz w:val="21"/>
-                <w:szCs w:val="21"/>
-              </w:rPr>
-              <w:t xml:space="preserve"> complete sentences by writing up to three words, or two words and/or a number, in the gaps. The instructions tell you how many words you can write.</w:t>
+              <w:t>In this type of task you complete sentences by writing up to three words, or two words and/or a number, in the gaps. The instructions tell you how many words you can write.</w:t>
             </w:r>
           </w:p>
           <w:p>
@@ -20537,7 +20792,7 @@
       <w:pPr>
         <w:spacing w:before="120" w:after="120"/>
       </w:pPr>
-      <w:hyperlink r:id="rId27" w:history="1">
+      <w:hyperlink r:id="rId30" w:history="1">
         <w:r>
           <w:rPr>
             <w:rStyle w:val="Hyperlink"/>
@@ -20622,23 +20877,7 @@
                 <w:sz w:val="21"/>
                 <w:szCs w:val="21"/>
               </w:rPr>
-              <w:t xml:space="preserve">The pie chart shows which type of takeaway food is the most popular in the UK, while the bar chart shows how many Indian restaurants existed in the UK between 1960 and 2015. We can see that Chinese and Indian takeaways are the </w:t>
-            </w:r>
-            <w:proofErr w:type="spellStart"/>
-            <w:r>
-              <w:rPr>
-                <w:sz w:val="21"/>
-                <w:szCs w:val="21"/>
-              </w:rPr>
-              <w:t>favourites</w:t>
-            </w:r>
-            <w:proofErr w:type="spellEnd"/>
-            <w:r>
-              <w:rPr>
-                <w:sz w:val="21"/>
-                <w:szCs w:val="21"/>
-              </w:rPr>
-              <w:t>, and that the number of Indian restaurants in the UK rose steadily during this period.</w:t>
+              <w:t>The pie chart shows which type of takeaway food is the most popular in the UK, while the bar chart shows how many Indian restaurants existed in the UK between 1960 and 2015. We can see that Chinese and Indian takeaways are the favourites, and that the number of Indian restaurants in the UK rose steadily during this period.</w:t>
             </w:r>
           </w:p>
           <w:p>
@@ -20690,7 +20929,7 @@
     </w:p>
     <w:p/>
     <w:sectPr>
-      <w:footerReference w:type="default" r:id="rId28"/>
+      <w:footerReference w:type="default" r:id="rId31"/>
       <w:pgSz w:w="15842" w:h="30147" w:code="3"/>
       <w:pgMar w:top="720" w:right="720" w:bottom="720" w:left="720" w:header="284" w:footer="284" w:gutter="0"/>
       <w:pgNumType w:start="1"/>

--- a/assets/data/Mindset 01/Mindset1- Custom- Unit 04.docx
+++ b/assets/data/Mindset 01/Mindset1- Custom- Unit 04.docx
@@ -1,6 +1,6 @@
 
 <file path=word/document.xml><?xml version="1.0" encoding="utf-8"?>
-<w:document xmlns:wpc="http://schemas.microsoft.com/office/word/2010/wordprocessingCanvas" xmlns:cx="http://schemas.microsoft.com/office/drawing/2014/chartex" xmlns:cx1="http://schemas.microsoft.com/office/drawing/2015/9/8/chartex" xmlns:cx2="http://schemas.microsoft.com/office/drawing/2015/10/21/chartex" xmlns:cx3="http://schemas.microsoft.com/office/drawing/2016/5/9/chartex" xmlns:cx4="http://schemas.microsoft.com/office/drawing/2016/5/10/chartex" xmlns:cx5="http://schemas.microsoft.com/office/drawing/2016/5/11/chartex" xmlns:cx6="http://schemas.microsoft.com/office/drawing/2016/5/12/chartex" xmlns:cx7="http://schemas.microsoft.com/office/drawing/2016/5/13/chartex" xmlns:cx8="http://schemas.microsoft.com/office/drawing/2016/5/14/chartex" xmlns:mc="http://schemas.openxmlformats.org/markup-compatibility/2006" xmlns:aink="http://schemas.microsoft.com/office/drawing/2016/ink" xmlns:am3d="http://schemas.microsoft.com/office/drawing/2017/model3d" xmlns:o="urn:schemas-microsoft-com:office:office" xmlns:oel="http://schemas.microsoft.com/office/2019/extlst" xmlns:r="http://schemas.openxmlformats.org/officeDocument/2006/relationships" xmlns:m="http://schemas.openxmlformats.org/officeDocument/2006/math" xmlns:v="urn:schemas-microsoft-com:vml" xmlns:wp14="http://schemas.microsoft.com/office/word/2010/wordprocessingDrawing" xmlns:wp="http://schemas.openxmlformats.org/drawingml/2006/wordprocessingDrawing" xmlns:w10="urn:schemas-microsoft-com:office:word" xmlns:w="http://schemas.openxmlformats.org/wordprocessingml/2006/main" xmlns:w14="http://schemas.microsoft.com/office/word/2010/wordml" xmlns:w15="http://schemas.microsoft.com/office/word/2012/wordml" xmlns:w16cex="http://schemas.microsoft.com/office/word/2018/wordml/cex" xmlns:w16cid="http://schemas.microsoft.com/office/word/2016/wordml/cid" xmlns:w16="http://schemas.microsoft.com/office/word/2018/wordml" xmlns:w16sdtdh="http://schemas.microsoft.com/office/word/2020/wordml/sdtdatahash" xmlns:w16se="http://schemas.microsoft.com/office/word/2015/wordml/symex" xmlns:wpg="http://schemas.microsoft.com/office/word/2010/wordprocessingGroup" xmlns:wpi="http://schemas.microsoft.com/office/word/2010/wordprocessingInk" xmlns:wne="http://schemas.microsoft.com/office/word/2006/wordml" xmlns:wps="http://schemas.microsoft.com/office/word/2010/wordprocessingShape" mc:Ignorable="w14 w15 w16se w16cid w16 w16cex w16sdtdh wp14">
+<w:document xmlns:wpc="http://schemas.microsoft.com/office/word/2010/wordprocessingCanvas" xmlns:cx="http://schemas.microsoft.com/office/drawing/2014/chartex" xmlns:cx1="http://schemas.microsoft.com/office/drawing/2015/9/8/chartex" xmlns:cx2="http://schemas.microsoft.com/office/drawing/2015/10/21/chartex" xmlns:cx3="http://schemas.microsoft.com/office/drawing/2016/5/9/chartex" xmlns:cx4="http://schemas.microsoft.com/office/drawing/2016/5/10/chartex" xmlns:cx5="http://schemas.microsoft.com/office/drawing/2016/5/11/chartex" xmlns:cx6="http://schemas.microsoft.com/office/drawing/2016/5/12/chartex" xmlns:cx7="http://schemas.microsoft.com/office/drawing/2016/5/13/chartex" xmlns:cx8="http://schemas.microsoft.com/office/drawing/2016/5/14/chartex" xmlns:mc="http://schemas.openxmlformats.org/markup-compatibility/2006" xmlns:aink="http://schemas.microsoft.com/office/drawing/2016/ink" xmlns:am3d="http://schemas.microsoft.com/office/drawing/2017/model3d" xmlns:o="urn:schemas-microsoft-com:office:office" xmlns:oel="http://schemas.microsoft.com/office/2019/extlst" xmlns:r="http://schemas.openxmlformats.org/officeDocument/2006/relationships" xmlns:m="http://schemas.openxmlformats.org/officeDocument/2006/math" xmlns:v="urn:schemas-microsoft-com:vml" xmlns:wp14="http://schemas.microsoft.com/office/word/2010/wordprocessingDrawing" xmlns:wp="http://schemas.openxmlformats.org/drawingml/2006/wordprocessingDrawing" xmlns:w10="urn:schemas-microsoft-com:office:word" xmlns:w="http://schemas.openxmlformats.org/wordprocessingml/2006/main" xmlns:w14="http://schemas.microsoft.com/office/word/2010/wordml" xmlns:w15="http://schemas.microsoft.com/office/word/2012/wordml" xmlns:w16cex="http://schemas.microsoft.com/office/word/2018/wordml/cex" xmlns:w16cid="http://schemas.microsoft.com/office/word/2016/wordml/cid" xmlns:w16="http://schemas.microsoft.com/office/word/2018/wordml" xmlns:w16du="http://schemas.microsoft.com/office/word/2023/wordml/word16du" xmlns:w16sdtdh="http://schemas.microsoft.com/office/word/2020/wordml/sdtdatahash" xmlns:w16sdtfl="http://schemas.microsoft.com/office/word/2024/wordml/sdtformatlock" xmlns:w16se="http://schemas.microsoft.com/office/word/2015/wordml/symex" xmlns:wpg="http://schemas.microsoft.com/office/word/2010/wordprocessingGroup" xmlns:wpi="http://schemas.microsoft.com/office/word/2010/wordprocessingInk" xmlns:wne="http://schemas.microsoft.com/office/word/2006/wordml" xmlns:wps="http://schemas.microsoft.com/office/word/2010/wordprocessingShape" mc:Ignorable="w14 w15 w16se w16cid w16 w16cex w16sdtdh w16sdtfl w16du wp14">
   <w:body>
     <w:tbl>
       <w:tblPr>
@@ -1396,7 +1396,23 @@
               <w:jc w:val="both"/>
             </w:pPr>
             <w:r>
-              <w:t>You would think that eating with your fingers would be easy. In the US, there are only certain things you can eat with your fingers, like burgers, for example, and that's easy enough. When I went to South India, though, I realised that it is a whole new skill to learn to eat rice and curry with your fingers. You have to mix the curries together and with the rice and form a 'ball'. Daal is particularly helpful as a kind of glue.</w:t>
+              <w:t xml:space="preserve">You would think that eating with your fingers would be easy. In the US, there are only certain things you can eat with your fingers, like burgers, for example, and that's easy enough. When I went to South India, though, I </w:t>
+            </w:r>
+            <w:proofErr w:type="spellStart"/>
+            <w:r>
+              <w:t>realised</w:t>
+            </w:r>
+            <w:proofErr w:type="spellEnd"/>
+            <w:r>
+              <w:t xml:space="preserve"> that it is a whole new skill to learn to eat rice and curry with your fingers. You have to mix the curries together and with the rice and form a 'ball'. </w:t>
+            </w:r>
+            <w:proofErr w:type="spellStart"/>
+            <w:r>
+              <w:t>Daal</w:t>
+            </w:r>
+            <w:proofErr w:type="spellEnd"/>
+            <w:r>
+              <w:t xml:space="preserve"> is particularly helpful as a kind of glue.</w:t>
             </w:r>
           </w:p>
           <w:p>
@@ -1416,7 +1432,15 @@
               <w:jc w:val="both"/>
             </w:pPr>
             <w:r>
-              <w:t>*Daal is a lentil curry widely eaten in the Indian subcontinent.</w:t>
+              <w:t>*</w:t>
+            </w:r>
+            <w:proofErr w:type="spellStart"/>
+            <w:r>
+              <w:t>Daal</w:t>
+            </w:r>
+            <w:proofErr w:type="spellEnd"/>
+            <w:r>
+              <w:t xml:space="preserve"> is a lentil curry widely eaten in the Indian subcontinent.</w:t>
             </w:r>
           </w:p>
           <w:p>
@@ -1509,7 +1533,21 @@
               <w:rPr>
                 <w:shd w:val="clear" w:color="auto" w:fill="FCF197"/>
               </w:rPr>
-              <w:t>Being a vegetarian is so easy here in the UK that we forget that not everyone in the world understands vegetarianism. For vegans the situation is even more difficult. Probably the best place I've been to is India, as everything is divided into 'veg' or 'non veg' so you know exactly what you're getting. In many countries, they don't even realise that there is a concept of not eating meat for ethical reasons. In many parts of the world, meat equates to prosperity, so the idea of going out for a meal and not having meat is alien to them. I have travelled to places where, as a vegetarian, all I have been able to eat is salad, fruit and chips. I'm glad to get home where we have special vegetarian products.</w:t>
+              <w:t xml:space="preserve">Being a vegetarian is so easy here in the UK that we forget that not everyone in the world understands vegetarianism. For vegans the situation is even more difficult. Probably the best place I've been to is India, as everything is divided into 'veg' or 'non veg' so you know exactly what you're getting. In many countries, they don't even </w:t>
+            </w:r>
+            <w:proofErr w:type="spellStart"/>
+            <w:r>
+              <w:rPr>
+                <w:shd w:val="clear" w:color="auto" w:fill="FCF197"/>
+              </w:rPr>
+              <w:t>realise</w:t>
+            </w:r>
+            <w:proofErr w:type="spellEnd"/>
+            <w:r>
+              <w:rPr>
+                <w:shd w:val="clear" w:color="auto" w:fill="FCF197"/>
+              </w:rPr>
+              <w:t xml:space="preserve"> that there is a concept of not eating meat for ethical reasons. In many parts of the world, meat equates to prosperity, so the idea of going out for a meal and not having meat is alien to them. I have travelled to places where, as a vegetarian, all I have been able to eat is salad, fruit and chips. I'm glad to get home where we have special vegetarian products.</w:t>
             </w:r>
           </w:p>
         </w:tc>
@@ -1539,7 +1577,21 @@
               <w:rPr>
                 <w:shd w:val="clear" w:color="auto" w:fill="FCF197"/>
               </w:rPr>
-              <w:t>I think breakfast is the meal where food culture shock really hits you. In Australia, there are certain foods you eat for breakfast and certain foods you don't. We usually eat cereal or toast, maybe yoghurt and fruit. We would never eat chicken or vegetables. But when I travelled in Asia, I realised that in many places, there is no difference between breakfast and dinner: rice, curry, noodles, soup, steamed vegetables and fish all appeared at breakfast. Even though I love all those things, I just can't face them at breakfast!</w:t>
+              <w:t xml:space="preserve">I think breakfast is the meal where food culture shock really hits you. In Australia, there are certain foods you eat for breakfast and certain foods you don't. We usually eat cereal or toast, maybe yoghurt and fruit. We would never eat chicken or vegetables. But when I travelled in Asia, I </w:t>
+            </w:r>
+            <w:proofErr w:type="spellStart"/>
+            <w:r>
+              <w:rPr>
+                <w:shd w:val="clear" w:color="auto" w:fill="FCF197"/>
+              </w:rPr>
+              <w:t>realised</w:t>
+            </w:r>
+            <w:proofErr w:type="spellEnd"/>
+            <w:r>
+              <w:rPr>
+                <w:shd w:val="clear" w:color="auto" w:fill="FCF197"/>
+              </w:rPr>
+              <w:t xml:space="preserve"> that in many places, there is no difference between breakfast and dinner: rice, curry, noodles, soup, steamed vegetables and fish all appeared at breakfast. Even though I love all those things, I just can't face them at breakfast!</w:t>
             </w:r>
           </w:p>
         </w:tc>
@@ -1644,7 +1696,7 @@
               <w:pStyle w:val="SS3-115"/>
               <w:numPr>
                 <w:ilvl w:val="0"/>
-                <w:numId w:val="31"/>
+                <w:numId w:val="9"/>
               </w:numPr>
               <w:ind w:left="284" w:hanging="284"/>
             </w:pPr>
@@ -1766,7 +1818,23 @@
                       <w:sz w:val="21"/>
                       <w:szCs w:val="21"/>
                     </w:rPr>
-                    <w:t>To answer some questions, you need to recognise paraphrase.</w:t>
+                    <w:t xml:space="preserve">To answer some questions, you need to </w:t>
+                  </w:r>
+                  <w:proofErr w:type="spellStart"/>
+                  <w:r>
+                    <w:rPr>
+                      <w:sz w:val="21"/>
+                      <w:szCs w:val="21"/>
+                    </w:rPr>
+                    <w:t>recognise</w:t>
+                  </w:r>
+                  <w:proofErr w:type="spellEnd"/>
+                  <w:r>
+                    <w:rPr>
+                      <w:sz w:val="21"/>
+                      <w:szCs w:val="21"/>
+                    </w:rPr>
+                    <w:t xml:space="preserve"> paraphrase.</w:t>
                   </w:r>
                 </w:p>
                 <w:p>
@@ -1977,7 +2045,23 @@
                       <w:sz w:val="21"/>
                       <w:szCs w:val="21"/>
                     </w:rPr>
-                    <w:t>Some questions require you to find very specific information quickly. This exercise will help you practise this skill.</w:t>
+                    <w:t xml:space="preserve">Some questions require you to find very specific information quickly. This exercise will help you </w:t>
+                  </w:r>
+                  <w:proofErr w:type="spellStart"/>
+                  <w:r>
+                    <w:rPr>
+                      <w:sz w:val="21"/>
+                      <w:szCs w:val="21"/>
+                    </w:rPr>
+                    <w:t>practise</w:t>
+                  </w:r>
+                  <w:proofErr w:type="spellEnd"/>
+                  <w:r>
+                    <w:rPr>
+                      <w:sz w:val="21"/>
+                      <w:szCs w:val="21"/>
+                    </w:rPr>
+                    <w:t xml:space="preserve"> this skill.</w:t>
                   </w:r>
                 </w:p>
               </w:tc>
@@ -2090,12 +2174,17 @@
               <w:pStyle w:val="SS3-115"/>
               <w:numPr>
                 <w:ilvl w:val="0"/>
-                <w:numId w:val="32"/>
+                <w:numId w:val="10"/>
               </w:numPr>
               <w:ind w:left="284" w:hanging="284"/>
             </w:pPr>
-            <w:r>
-              <w:t>realised that some people eat the same dishes for different meals?</w:t>
+            <w:proofErr w:type="spellStart"/>
+            <w:r>
+              <w:t>realised</w:t>
+            </w:r>
+            <w:proofErr w:type="spellEnd"/>
+            <w:r>
+              <w:t xml:space="preserve"> that some people eat the same dishes for different meals?</w:t>
             </w:r>
           </w:p>
           <w:p>
@@ -2103,7 +2192,7 @@
               <w:pStyle w:val="SS3-115"/>
               <w:numPr>
                 <w:ilvl w:val="0"/>
-                <w:numId w:val="32"/>
+                <w:numId w:val="10"/>
               </w:numPr>
               <w:ind w:left="284" w:hanging="284"/>
             </w:pPr>
@@ -2116,7 +2205,7 @@
               <w:pStyle w:val="SS3-115"/>
               <w:numPr>
                 <w:ilvl w:val="0"/>
-                <w:numId w:val="32"/>
+                <w:numId w:val="10"/>
               </w:numPr>
               <w:ind w:left="284" w:hanging="284"/>
             </w:pPr>
@@ -2129,7 +2218,7 @@
               <w:pStyle w:val="SS3-115"/>
               <w:numPr>
                 <w:ilvl w:val="0"/>
-                <w:numId w:val="32"/>
+                <w:numId w:val="10"/>
               </w:numPr>
               <w:ind w:left="284" w:hanging="284"/>
             </w:pPr>
@@ -2142,7 +2231,7 @@
               <w:pStyle w:val="SS3-115"/>
               <w:numPr>
                 <w:ilvl w:val="0"/>
-                <w:numId w:val="32"/>
+                <w:numId w:val="10"/>
               </w:numPr>
               <w:ind w:left="284" w:hanging="284"/>
             </w:pPr>
@@ -2155,7 +2244,7 @@
               <w:pStyle w:val="SS3-115"/>
               <w:numPr>
                 <w:ilvl w:val="0"/>
-                <w:numId w:val="32"/>
+                <w:numId w:val="10"/>
               </w:numPr>
               <w:ind w:left="284" w:hanging="284"/>
             </w:pPr>
@@ -2168,7 +2257,7 @@
               <w:pStyle w:val="SS3-115"/>
               <w:numPr>
                 <w:ilvl w:val="0"/>
-                <w:numId w:val="33"/>
+                <w:numId w:val="11"/>
               </w:numPr>
             </w:pPr>
             <w:r>
@@ -2180,7 +2269,7 @@
               <w:pStyle w:val="SS3-115"/>
               <w:numPr>
                 <w:ilvl w:val="0"/>
-                <w:numId w:val="33"/>
+                <w:numId w:val="11"/>
               </w:numPr>
             </w:pPr>
             <w:r>
@@ -2192,7 +2281,7 @@
               <w:pStyle w:val="SS3-115"/>
               <w:numPr>
                 <w:ilvl w:val="0"/>
-                <w:numId w:val="33"/>
+                <w:numId w:val="11"/>
               </w:numPr>
             </w:pPr>
             <w:r>
@@ -2204,7 +2293,7 @@
               <w:pStyle w:val="SS3-115"/>
               <w:numPr>
                 <w:ilvl w:val="0"/>
-                <w:numId w:val="33"/>
+                <w:numId w:val="11"/>
               </w:numPr>
             </w:pPr>
             <w:r>
@@ -2216,7 +2305,7 @@
               <w:pStyle w:val="SS3-115"/>
               <w:numPr>
                 <w:ilvl w:val="0"/>
-                <w:numId w:val="33"/>
+                <w:numId w:val="11"/>
               </w:numPr>
             </w:pPr>
             <w:r>
@@ -2228,7 +2317,7 @@
               <w:pStyle w:val="SS3-115"/>
               <w:numPr>
                 <w:ilvl w:val="0"/>
-                <w:numId w:val="33"/>
+                <w:numId w:val="11"/>
               </w:numPr>
             </w:pPr>
             <w:r>
@@ -2240,7 +2329,7 @@
               <w:pStyle w:val="SS3-115"/>
               <w:numPr>
                 <w:ilvl w:val="0"/>
-                <w:numId w:val="33"/>
+                <w:numId w:val="11"/>
               </w:numPr>
               <w:rPr>
                 <w:rFonts w:ascii="Cambria Math" w:hAnsi="Cambria Math" w:cs="Cambria Math"/>
@@ -2250,7 +2339,15 @@
               </w:rPr>
             </w:pPr>
             <w:r>
-              <w:t>But when I travelled in Asia, I realised that in many places, there is no difference between breakfast and dinner</w:t>
+              <w:t xml:space="preserve">But when I travelled in Asia, I </w:t>
+            </w:r>
+            <w:proofErr w:type="spellStart"/>
+            <w:r>
+              <w:t>realised</w:t>
+            </w:r>
+            <w:proofErr w:type="spellEnd"/>
+            <w:r>
+              <w:t xml:space="preserve"> that in many places, there is no difference between breakfast and dinner</w:t>
             </w:r>
             <w:r>
               <w:rPr>
@@ -2411,7 +2508,7 @@
               <w:pStyle w:val="SS3-115"/>
               <w:numPr>
                 <w:ilvl w:val="0"/>
-                <w:numId w:val="34"/>
+                <w:numId w:val="12"/>
               </w:numPr>
               <w:ind w:left="284" w:hanging="284"/>
               <w:rPr>
@@ -2434,7 +2531,7 @@
               <w:pStyle w:val="SS3-115"/>
               <w:numPr>
                 <w:ilvl w:val="0"/>
-                <w:numId w:val="34"/>
+                <w:numId w:val="12"/>
               </w:numPr>
               <w:ind w:left="284" w:hanging="284"/>
               <w:rPr>
@@ -2457,7 +2554,7 @@
               <w:pStyle w:val="SS3-115"/>
               <w:numPr>
                 <w:ilvl w:val="0"/>
-                <w:numId w:val="34"/>
+                <w:numId w:val="12"/>
               </w:numPr>
               <w:ind w:left="284" w:hanging="284"/>
               <w:rPr>
@@ -2480,7 +2577,7 @@
               <w:pStyle w:val="SS3-115"/>
               <w:numPr>
                 <w:ilvl w:val="0"/>
-                <w:numId w:val="34"/>
+                <w:numId w:val="12"/>
               </w:numPr>
               <w:ind w:left="284" w:hanging="284"/>
               <w:rPr>
@@ -2503,7 +2600,7 @@
               <w:pStyle w:val="SS3-115"/>
               <w:numPr>
                 <w:ilvl w:val="0"/>
-                <w:numId w:val="34"/>
+                <w:numId w:val="12"/>
               </w:numPr>
               <w:ind w:left="284" w:hanging="284"/>
             </w:pPr>
@@ -2742,7 +2839,7 @@
               <w:pStyle w:val="SS3-115"/>
               <w:numPr>
                 <w:ilvl w:val="0"/>
-                <w:numId w:val="35"/>
+                <w:numId w:val="13"/>
               </w:numPr>
               <w:ind w:left="284" w:hanging="284"/>
             </w:pPr>
@@ -2755,7 +2852,7 @@
               <w:pStyle w:val="SS3-115"/>
               <w:numPr>
                 <w:ilvl w:val="0"/>
-                <w:numId w:val="35"/>
+                <w:numId w:val="13"/>
               </w:numPr>
               <w:ind w:left="284" w:hanging="284"/>
             </w:pPr>
@@ -2768,7 +2865,7 @@
               <w:pStyle w:val="SS3-115"/>
               <w:numPr>
                 <w:ilvl w:val="0"/>
-                <w:numId w:val="35"/>
+                <w:numId w:val="13"/>
               </w:numPr>
               <w:ind w:left="284" w:hanging="284"/>
             </w:pPr>
@@ -2781,7 +2878,7 @@
               <w:pStyle w:val="SS3-115"/>
               <w:numPr>
                 <w:ilvl w:val="0"/>
-                <w:numId w:val="35"/>
+                <w:numId w:val="13"/>
               </w:numPr>
               <w:ind w:left="284" w:hanging="284"/>
             </w:pPr>
@@ -2794,12 +2891,20 @@
               <w:pStyle w:val="SS3-115"/>
               <w:numPr>
                 <w:ilvl w:val="0"/>
-                <w:numId w:val="35"/>
+                <w:numId w:val="13"/>
               </w:numPr>
               <w:ind w:left="284" w:hanging="284"/>
             </w:pPr>
             <w:r>
-              <w:t>My favourite food is chickens.</w:t>
+              <w:t xml:space="preserve">My </w:t>
+            </w:r>
+            <w:proofErr w:type="spellStart"/>
+            <w:r>
+              <w:t>favourite</w:t>
+            </w:r>
+            <w:proofErr w:type="spellEnd"/>
+            <w:r>
+              <w:t xml:space="preserve"> food is chickens.</w:t>
             </w:r>
           </w:p>
         </w:tc>
@@ -2922,7 +3027,7 @@
               <w:pStyle w:val="SS3-115"/>
               <w:numPr>
                 <w:ilvl w:val="0"/>
-                <w:numId w:val="36"/>
+                <w:numId w:val="14"/>
               </w:numPr>
               <w:ind w:left="284" w:hanging="284"/>
             </w:pPr>
@@ -2935,7 +3040,7 @@
               <w:pStyle w:val="SS3-115"/>
               <w:numPr>
                 <w:ilvl w:val="0"/>
-                <w:numId w:val="35"/>
+                <w:numId w:val="13"/>
               </w:numPr>
               <w:ind w:left="284" w:hanging="284"/>
             </w:pPr>
@@ -2948,7 +3053,7 @@
               <w:pStyle w:val="SS3-115"/>
               <w:numPr>
                 <w:ilvl w:val="0"/>
-                <w:numId w:val="35"/>
+                <w:numId w:val="13"/>
               </w:numPr>
               <w:ind w:left="284" w:hanging="284"/>
             </w:pPr>
@@ -2961,7 +3066,7 @@
               <w:pStyle w:val="SS3-115"/>
               <w:numPr>
                 <w:ilvl w:val="0"/>
-                <w:numId w:val="35"/>
+                <w:numId w:val="13"/>
               </w:numPr>
               <w:ind w:left="284" w:hanging="284"/>
             </w:pPr>
@@ -2974,7 +3079,7 @@
               <w:pStyle w:val="SS3-115"/>
               <w:numPr>
                 <w:ilvl w:val="0"/>
-                <w:numId w:val="35"/>
+                <w:numId w:val="13"/>
               </w:numPr>
               <w:ind w:left="284" w:hanging="284"/>
             </w:pPr>
@@ -2987,12 +3092,20 @@
               <w:pStyle w:val="SS3-115"/>
               <w:numPr>
                 <w:ilvl w:val="0"/>
-                <w:numId w:val="35"/>
+                <w:numId w:val="13"/>
               </w:numPr>
               <w:ind w:left="284" w:hanging="284"/>
             </w:pPr>
             <w:r>
-              <w:t>How ___ rice do you eat every week?</w:t>
+              <w:t xml:space="preserve">How ___ rice </w:t>
+            </w:r>
+            <w:proofErr w:type="gramStart"/>
+            <w:r>
+              <w:t>do</w:t>
+            </w:r>
+            <w:proofErr w:type="gramEnd"/>
+            <w:r>
+              <w:t xml:space="preserve"> you eat every week?</w:t>
             </w:r>
           </w:p>
         </w:tc>
@@ -3112,7 +3225,15 @@
               <w:pStyle w:val="SS3-115"/>
             </w:pPr>
             <w:r>
-              <w:t>Shows about cookery have become more and more popular all over the world. But what are the reasons for this, and does it make us cook more? In the UK, BBC viewers complained to the programme Points of View that there were too many cookery shows on TV. In one week, the BBC showed 21 hours of cookery. When shows on other channels were included, this came to an amazing 434.5 hours of food TV.</w:t>
+              <w:t xml:space="preserve">Shows about cookery have become more and more popular all over the world. But what are the reasons for this, and does it make us cook more? In the UK, BBC viewers complained to the </w:t>
+            </w:r>
+            <w:proofErr w:type="spellStart"/>
+            <w:r>
+              <w:t>programme</w:t>
+            </w:r>
+            <w:proofErr w:type="spellEnd"/>
+            <w:r>
+              <w:t xml:space="preserve"> Points of View that there were too many cookery shows on TV. In one week, the BBC showed 21 hours of cookery. When shows on other channels were included, this came to an amazing 434.5 hours of food TV.</w:t>
             </w:r>
           </w:p>
           <w:p>
@@ -3139,7 +3260,15 @@
               <w:shd w:val="clear" w:color="auto" w:fill="DBECD9"/>
             </w:pPr>
             <w:r>
-              <w:t>In the past, TV cookery shows were there to teach people how to cook. One of the first famous TV cooks, Julia Child, was American. She began her career as a cook when, in 1948, she moved to Paris and learnt to cook sophisticated French cuisine because her husband loved good food. On her return home, she published a collection of French recipes made simple, for ordinary American housewives to use, which was an instant success. She was invited to do a TV show, where her humour and strong personality soon won her great fame.</w:t>
+              <w:t xml:space="preserve">In the past, TV cookery shows were there to teach people how to cook. One of the first famous TV cooks, Julia Child, was American. She began her career as a cook when, in 1948, she moved to Paris and learnt to cook sophisticated French cuisine because her husband loved good food. On her return home, she published a collection of French recipes made simple, for ordinary American housewives to use, which was an instant success. She was invited to do a TV show, where her </w:t>
+            </w:r>
+            <w:proofErr w:type="spellStart"/>
+            <w:r>
+              <w:t>humour</w:t>
+            </w:r>
+            <w:proofErr w:type="spellEnd"/>
+            <w:r>
+              <w:t xml:space="preserve"> and strong personality soon won her great fame.</w:t>
             </w:r>
           </w:p>
           <w:p>
@@ -3175,7 +3304,15 @@
               <w:t>Hell's Kitchen</w:t>
             </w:r>
             <w:r>
-              <w:t>, he shouts at his staff when they make mistakes because he wants all the food at his restaurants to be perfect. He has many restaurants in different ccuntries. Jamie Oliver is a good-looking, working-class boy who made healthy eating fashionable. He believes children should eat healthy food and he worked with the government to make school meals healthier. His style of cooking is quick, easy and fun.</w:t>
+              <w:t xml:space="preserve">, he shouts at his staff when they make mistakes because he wants all the food at his restaurants to be perfect. He has many restaurants in different </w:t>
+            </w:r>
+            <w:proofErr w:type="spellStart"/>
+            <w:r>
+              <w:t>ccuntries</w:t>
+            </w:r>
+            <w:proofErr w:type="spellEnd"/>
+            <w:r>
+              <w:t>. Jamie Oliver is a good-looking, working-class boy who made healthy eating fashionable. He believes children should eat healthy food and he worked with the government to make school meals healthier. His style of cooking is quick, easy and fun.</w:t>
             </w:r>
           </w:p>
           <w:p>
@@ -3201,7 +3338,15 @@
               <w:pStyle w:val="SS3-115"/>
             </w:pPr>
             <w:r>
-              <w:t>There are some famous pairs of TV cooks as well. The Hairy Bikers are a pair of chefs who have beards and ride motorbikes. They travel around to different places and cook there. They were both fat but then did a series of shows on how to cook diet food and both lost weight. Another famous pair was the Two Fat Ladies. They cooked unhealthy food using lots of fat and they didn't care about healthy eating. They also rode a motorbike.</w:t>
+              <w:t xml:space="preserve">There are some famous pairs of TV cooks as well. The Hairy Bikers are a pair of chefs who have beards and ride motorbikes. They travel around to different places and cook there. They were both fat but then did a series of shows on how to cook diet food and both lost </w:t>
+            </w:r>
+            <w:proofErr w:type="gramStart"/>
+            <w:r>
+              <w:t>weight</w:t>
+            </w:r>
+            <w:proofErr w:type="gramEnd"/>
+            <w:r>
+              <w:t>. Another famous pair was the Two Fat Ladies. They cooked unhealthy food using lots of fat and they didn't care about healthy eating. They also rode a motorbike.</w:t>
             </w:r>
           </w:p>
           <w:p>
@@ -3235,8 +3380,25 @@
                 <w:color w:val="FFFFFF" w:themeColor="background1"/>
                 <w:shd w:val="clear" w:color="auto" w:fill="0782B1"/>
               </w:rPr>
-              <w:t xml:space="preserve">The introduction of a competitive element to many cookery shows reminds us that food TV is more entertainment than education these days. Many of us love shows like </w:t>
-            </w:r>
+              <w:t xml:space="preserve">The introduction of a competitive element to many </w:t>
+            </w:r>
+            <w:proofErr w:type="gramStart"/>
+            <w:r>
+              <w:rPr>
+                <w:color w:val="FFFFFF" w:themeColor="background1"/>
+                <w:shd w:val="clear" w:color="auto" w:fill="0782B1"/>
+              </w:rPr>
+              <w:t>cookery</w:t>
+            </w:r>
+            <w:proofErr w:type="gramEnd"/>
+            <w:r>
+              <w:rPr>
+                <w:color w:val="FFFFFF" w:themeColor="background1"/>
+                <w:shd w:val="clear" w:color="auto" w:fill="0782B1"/>
+              </w:rPr>
+              <w:t xml:space="preserve"> shows reminds us that food TV is more entertainment than education these days. Many of us love shows like </w:t>
+            </w:r>
+            <w:proofErr w:type="spellStart"/>
             <w:r>
               <w:rPr>
                 <w:i/>
@@ -3246,6 +3408,7 @@
               </w:rPr>
               <w:t>Masterchef</w:t>
             </w:r>
+            <w:proofErr w:type="spellEnd"/>
             <w:r>
               <w:rPr>
                 <w:color w:val="FFFFFF" w:themeColor="background1"/>
@@ -3350,7 +3513,15 @@
               <w:shd w:val="clear" w:color="auto" w:fill="FDFE40"/>
             </w:pPr>
             <w:r>
-              <w:t>It seems, though, that teaching children to cook at home and at school has much more influence on healthy eating than watching TV programmes on cooking. Grandparents have an important role to play because they may have more time -and experience - than parents. Cooking with family members on a regular basis and making food preparation part of the school curriculum is likely to ensure that children become adults who can and do cook.</w:t>
+              <w:t xml:space="preserve">It seems, though, that teaching children to cook at home and at school has much more influence on healthy eating than watching TV </w:t>
+            </w:r>
+            <w:proofErr w:type="spellStart"/>
+            <w:r>
+              <w:t>programmes</w:t>
+            </w:r>
+            <w:proofErr w:type="spellEnd"/>
+            <w:r>
+              <w:t xml:space="preserve"> on cooking. Grandparents have an important role to play because they may have more time -and experience - than parents. Cooking with family members on a regular basis and making food preparation part of the school curriculum is likely to ensure that children become adults who can and do cook.</w:t>
             </w:r>
           </w:p>
         </w:tc>
@@ -3486,7 +3657,7 @@
               <w:pStyle w:val="SS3-115"/>
               <w:numPr>
                 <w:ilvl w:val="0"/>
-                <w:numId w:val="37"/>
+                <w:numId w:val="15"/>
               </w:numPr>
               <w:ind w:left="284" w:hanging="284"/>
             </w:pPr>
@@ -3499,7 +3670,7 @@
               <w:pStyle w:val="SS3-115"/>
               <w:numPr>
                 <w:ilvl w:val="0"/>
-                <w:numId w:val="37"/>
+                <w:numId w:val="15"/>
               </w:numPr>
               <w:ind w:left="284" w:hanging="284"/>
             </w:pPr>
@@ -3512,12 +3683,20 @@
               <w:pStyle w:val="SS3-115"/>
               <w:numPr>
                 <w:ilvl w:val="0"/>
-                <w:numId w:val="37"/>
+                <w:numId w:val="15"/>
               </w:numPr>
               <w:ind w:left="284" w:hanging="284"/>
             </w:pPr>
             <w:r>
-              <w:t>The number of food shows on TV</w:t>
+              <w:t xml:space="preserve">The number of </w:t>
+            </w:r>
+            <w:proofErr w:type="gramStart"/>
+            <w:r>
+              <w:t>food</w:t>
+            </w:r>
+            <w:proofErr w:type="gramEnd"/>
+            <w:r>
+              <w:t xml:space="preserve"> shows on TV</w:t>
             </w:r>
           </w:p>
           <w:p>
@@ -3525,7 +3704,7 @@
               <w:pStyle w:val="SS3-115"/>
               <w:numPr>
                 <w:ilvl w:val="0"/>
-                <w:numId w:val="37"/>
+                <w:numId w:val="15"/>
               </w:numPr>
               <w:ind w:left="284" w:hanging="284"/>
             </w:pPr>
@@ -3538,7 +3717,7 @@
               <w:pStyle w:val="SS3-115"/>
               <w:numPr>
                 <w:ilvl w:val="0"/>
-                <w:numId w:val="37"/>
+                <w:numId w:val="15"/>
               </w:numPr>
               <w:ind w:left="284" w:hanging="284"/>
             </w:pPr>
@@ -3551,7 +3730,7 @@
               <w:pStyle w:val="SS3-115"/>
               <w:numPr>
                 <w:ilvl w:val="0"/>
-                <w:numId w:val="37"/>
+                <w:numId w:val="15"/>
               </w:numPr>
               <w:ind w:left="284" w:hanging="284"/>
             </w:pPr>
@@ -3564,7 +3743,7 @@
               <w:pStyle w:val="SS3-115"/>
               <w:numPr>
                 <w:ilvl w:val="0"/>
-                <w:numId w:val="37"/>
+                <w:numId w:val="15"/>
               </w:numPr>
               <w:ind w:left="284" w:hanging="284"/>
             </w:pPr>
@@ -3687,7 +3866,7 @@
                     <w:pStyle w:val="SS3-115"/>
                     <w:numPr>
                       <w:ilvl w:val="0"/>
-                      <w:numId w:val="38"/>
+                      <w:numId w:val="16"/>
                     </w:numPr>
                     <w:ind w:left="284" w:hanging="284"/>
                   </w:pPr>
@@ -3700,7 +3879,7 @@
                     <w:pStyle w:val="SS3-115"/>
                     <w:numPr>
                       <w:ilvl w:val="0"/>
-                      <w:numId w:val="38"/>
+                      <w:numId w:val="16"/>
                     </w:numPr>
                     <w:ind w:left="284" w:hanging="284"/>
                   </w:pPr>
@@ -3713,12 +3892,20 @@
                     <w:pStyle w:val="SS3-115"/>
                     <w:numPr>
                       <w:ilvl w:val="0"/>
-                      <w:numId w:val="38"/>
+                      <w:numId w:val="16"/>
                     </w:numPr>
                     <w:ind w:left="284" w:hanging="284"/>
                   </w:pPr>
                   <w:r>
-                    <w:t>The number of food shows on TV</w:t>
+                    <w:t xml:space="preserve">The number of </w:t>
+                  </w:r>
+                  <w:proofErr w:type="gramStart"/>
+                  <w:r>
+                    <w:t>food</w:t>
+                  </w:r>
+                  <w:proofErr w:type="gramEnd"/>
+                  <w:r>
+                    <w:t xml:space="preserve"> shows on TV</w:t>
                   </w:r>
                 </w:p>
                 <w:p>
@@ -3726,7 +3913,7 @@
                     <w:pStyle w:val="SS3-115"/>
                     <w:numPr>
                       <w:ilvl w:val="0"/>
-                      <w:numId w:val="38"/>
+                      <w:numId w:val="16"/>
                     </w:numPr>
                     <w:ind w:left="284" w:hanging="284"/>
                   </w:pPr>
@@ -3739,7 +3926,7 @@
                     <w:pStyle w:val="SS3-115"/>
                     <w:numPr>
                       <w:ilvl w:val="0"/>
-                      <w:numId w:val="38"/>
+                      <w:numId w:val="16"/>
                     </w:numPr>
                     <w:ind w:left="284" w:hanging="284"/>
                   </w:pPr>
@@ -3752,7 +3939,7 @@
                     <w:pStyle w:val="SS3-115"/>
                     <w:numPr>
                       <w:ilvl w:val="0"/>
-                      <w:numId w:val="38"/>
+                      <w:numId w:val="16"/>
                     </w:numPr>
                     <w:ind w:left="284" w:hanging="284"/>
                   </w:pPr>
@@ -3765,7 +3952,7 @@
                     <w:pStyle w:val="SS3-115"/>
                     <w:numPr>
                       <w:ilvl w:val="0"/>
-                      <w:numId w:val="38"/>
+                      <w:numId w:val="16"/>
                     </w:numPr>
                     <w:ind w:left="284" w:hanging="284"/>
                   </w:pPr>
@@ -4225,26 +4412,54 @@
                 <w:i/>
                 <w:iCs/>
               </w:rPr>
-              <w:t>The charts below show the favourite takeaways of people in the UK and the number of Indian restaurants in the UK between 1960 and 2015.</w:t>
-            </w:r>
-          </w:p>
-          <w:p>
-            <w:pPr>
-              <w:pStyle w:val="SS3-115"/>
-              <w:spacing w:after="120"/>
+              <w:t xml:space="preserve">The charts below show the </w:t>
+            </w:r>
+            <w:proofErr w:type="spellStart"/>
+            <w:r>
               <w:rPr>
                 <w:rFonts w:ascii="Source Sans 3 Medium" w:hAnsi="Source Sans 3 Medium"/>
                 <w:i/>
                 <w:iCs/>
               </w:rPr>
-            </w:pPr>
+              <w:t>favourite</w:t>
+            </w:r>
+            <w:proofErr w:type="spellEnd"/>
             <w:r>
               <w:rPr>
                 <w:rFonts w:ascii="Source Sans 3 Medium" w:hAnsi="Source Sans 3 Medium"/>
                 <w:i/>
                 <w:iCs/>
               </w:rPr>
-              <w:t>Summarise the information in both charts by selecting and reporting the main features, and make comparisons where relevant.</w:t>
+              <w:t xml:space="preserve"> takeaways of people in the UK and the number of Indian restaurants in the UK between 1960 and 2015.</w:t>
+            </w:r>
+          </w:p>
+          <w:p>
+            <w:pPr>
+              <w:pStyle w:val="SS3-115"/>
+              <w:spacing w:after="120"/>
+              <w:rPr>
+                <w:rFonts w:ascii="Source Sans 3 Medium" w:hAnsi="Source Sans 3 Medium"/>
+                <w:i/>
+                <w:iCs/>
+              </w:rPr>
+            </w:pPr>
+            <w:proofErr w:type="spellStart"/>
+            <w:r>
+              <w:rPr>
+                <w:rFonts w:ascii="Source Sans 3 Medium" w:hAnsi="Source Sans 3 Medium"/>
+                <w:i/>
+                <w:iCs/>
+              </w:rPr>
+              <w:t>Summarise</w:t>
+            </w:r>
+            <w:proofErr w:type="spellEnd"/>
+            <w:r>
+              <w:rPr>
+                <w:rFonts w:ascii="Source Sans 3 Medium" w:hAnsi="Source Sans 3 Medium"/>
+                <w:i/>
+                <w:iCs/>
+              </w:rPr>
+              <w:t xml:space="preserve"> the information in both charts by selecting and reporting the main features, and make comparisons where relevant.</w:t>
             </w:r>
           </w:p>
           <w:p>
@@ -4317,13 +4532,23 @@
                       <w:iCs/>
                     </w:rPr>
                   </w:pPr>
+                  <w:proofErr w:type="spellStart"/>
                   <w:r>
                     <w:rPr>
                       <w:b/>
                       <w:bCs/>
                       <w:iCs/>
                     </w:rPr>
-                    <w:t>Favourite takeaways in the UK</w:t>
+                    <w:t>Favourite</w:t>
+                  </w:r>
+                  <w:proofErr w:type="spellEnd"/>
+                  <w:r>
+                    <w:rPr>
+                      <w:b/>
+                      <w:bCs/>
+                      <w:iCs/>
+                    </w:rPr>
+                    <w:t xml:space="preserve"> takeaways in the UK</w:t>
                   </w:r>
                 </w:p>
                 <w:p>
@@ -4579,7 +4804,7 @@
               <w:pStyle w:val="SS3-115"/>
               <w:numPr>
                 <w:ilvl w:val="0"/>
-                <w:numId w:val="39"/>
+                <w:numId w:val="17"/>
               </w:numPr>
               <w:ind w:left="284" w:hanging="284"/>
             </w:pPr>
@@ -4592,7 +4817,7 @@
               <w:pStyle w:val="SS3-115"/>
               <w:numPr>
                 <w:ilvl w:val="0"/>
-                <w:numId w:val="39"/>
+                <w:numId w:val="17"/>
               </w:numPr>
               <w:ind w:left="284" w:hanging="284"/>
             </w:pPr>
@@ -4605,7 +4830,7 @@
               <w:pStyle w:val="SS3-115"/>
               <w:numPr>
                 <w:ilvl w:val="0"/>
-                <w:numId w:val="39"/>
+                <w:numId w:val="17"/>
               </w:numPr>
               <w:ind w:left="284" w:hanging="284"/>
             </w:pPr>
@@ -4618,7 +4843,7 @@
               <w:pStyle w:val="SS3-115"/>
               <w:numPr>
                 <w:ilvl w:val="0"/>
-                <w:numId w:val="39"/>
+                <w:numId w:val="17"/>
               </w:numPr>
               <w:ind w:left="284" w:hanging="284"/>
             </w:pPr>
@@ -4631,7 +4856,7 @@
               <w:pStyle w:val="SS3-115"/>
               <w:numPr>
                 <w:ilvl w:val="0"/>
-                <w:numId w:val="39"/>
+                <w:numId w:val="17"/>
               </w:numPr>
               <w:ind w:left="284" w:hanging="284"/>
             </w:pPr>
@@ -4644,7 +4869,7 @@
               <w:pStyle w:val="SS3-115"/>
               <w:numPr>
                 <w:ilvl w:val="0"/>
-                <w:numId w:val="39"/>
+                <w:numId w:val="17"/>
               </w:numPr>
               <w:ind w:left="284" w:hanging="284"/>
             </w:pPr>
@@ -4657,7 +4882,7 @@
               <w:pStyle w:val="SS3-115"/>
               <w:numPr>
                 <w:ilvl w:val="0"/>
-                <w:numId w:val="39"/>
+                <w:numId w:val="17"/>
               </w:numPr>
               <w:ind w:left="284" w:hanging="284"/>
             </w:pPr>
@@ -4975,7 +5200,15 @@
               <w:t>___</w:t>
             </w:r>
             <w:r>
-              <w:t xml:space="preserve">and Indian takeaways are the favourites, and that the number of Indian restaurants in the UK </w:t>
+              <w:t xml:space="preserve">and Indian takeaways are the </w:t>
+            </w:r>
+            <w:proofErr w:type="spellStart"/>
+            <w:r>
+              <w:t>favourites</w:t>
+            </w:r>
+            <w:proofErr w:type="spellEnd"/>
+            <w:r>
+              <w:t xml:space="preserve">, and that the number of Indian restaurants in the UK </w:t>
             </w:r>
             <w:r>
               <w:rPr>
@@ -5048,7 +5281,23 @@
                       <w:sz w:val="21"/>
                       <w:szCs w:val="21"/>
                     </w:rPr>
-                    <w:t>Sometimes you will have to write about two separate types of diagram in the same task.</w:t>
+                    <w:t xml:space="preserve">Sometimes you will have to write about two separate types of </w:t>
+                  </w:r>
+                  <w:proofErr w:type="gramStart"/>
+                  <w:r>
+                    <w:rPr>
+                      <w:sz w:val="21"/>
+                      <w:szCs w:val="21"/>
+                    </w:rPr>
+                    <w:t>diagram</w:t>
+                  </w:r>
+                  <w:proofErr w:type="gramEnd"/>
+                  <w:r>
+                    <w:rPr>
+                      <w:sz w:val="21"/>
+                      <w:szCs w:val="21"/>
+                    </w:rPr>
+                    <w:t xml:space="preserve"> in the same task.</w:t>
                   </w:r>
                 </w:p>
               </w:tc>
@@ -5135,7 +5384,23 @@
                       <w:sz w:val="21"/>
                       <w:szCs w:val="21"/>
                     </w:rPr>
-                    <w:t>When you are working with two diagrams, your first sentence should introduce both of them and your overview should summarise both of them.</w:t>
+                    <w:t xml:space="preserve">When you are working with two diagrams, your first sentence should introduce both of them and your overview should </w:t>
+                  </w:r>
+                  <w:proofErr w:type="spellStart"/>
+                  <w:r>
+                    <w:rPr>
+                      <w:sz w:val="21"/>
+                      <w:szCs w:val="21"/>
+                    </w:rPr>
+                    <w:t>summarise</w:t>
+                  </w:r>
+                  <w:proofErr w:type="spellEnd"/>
+                  <w:r>
+                    <w:rPr>
+                      <w:sz w:val="21"/>
+                      <w:szCs w:val="21"/>
+                    </w:rPr>
+                    <w:t xml:space="preserve"> both of them.</w:t>
                   </w:r>
                 </w:p>
               </w:tc>
@@ -5352,7 +5617,7 @@
                     <w:pStyle w:val="SS3-115"/>
                     <w:numPr>
                       <w:ilvl w:val="0"/>
-                      <w:numId w:val="41"/>
+                      <w:numId w:val="19"/>
                     </w:numPr>
                     <w:ind w:left="284" w:hanging="284"/>
                   </w:pPr>
@@ -5365,7 +5630,7 @@
                     <w:pStyle w:val="SS3-115"/>
                     <w:numPr>
                       <w:ilvl w:val="0"/>
-                      <w:numId w:val="41"/>
+                      <w:numId w:val="19"/>
                     </w:numPr>
                     <w:ind w:left="284" w:hanging="284"/>
                   </w:pPr>
@@ -5378,7 +5643,7 @@
                     <w:pStyle w:val="SS3-115"/>
                     <w:numPr>
                       <w:ilvl w:val="0"/>
-                      <w:numId w:val="41"/>
+                      <w:numId w:val="19"/>
                     </w:numPr>
                     <w:ind w:left="284" w:hanging="284"/>
                   </w:pPr>
@@ -5391,7 +5656,7 @@
                     <w:pStyle w:val="SS3-115"/>
                     <w:numPr>
                       <w:ilvl w:val="0"/>
-                      <w:numId w:val="41"/>
+                      <w:numId w:val="19"/>
                     </w:numPr>
                     <w:ind w:left="284" w:hanging="284"/>
                   </w:pPr>
@@ -5409,7 +5674,7 @@
                     <w:pStyle w:val="SS3-115"/>
                     <w:numPr>
                       <w:ilvl w:val="0"/>
-                      <w:numId w:val="40"/>
+                      <w:numId w:val="18"/>
                     </w:numPr>
                     <w:ind w:left="284" w:hanging="284"/>
                   </w:pPr>
@@ -5422,7 +5687,7 @@
                     <w:pStyle w:val="SS3-115"/>
                     <w:numPr>
                       <w:ilvl w:val="0"/>
-                      <w:numId w:val="40"/>
+                      <w:numId w:val="18"/>
                     </w:numPr>
                     <w:ind w:left="284" w:hanging="284"/>
                   </w:pPr>
@@ -5435,7 +5700,7 @@
                     <w:pStyle w:val="SS3-115"/>
                     <w:numPr>
                       <w:ilvl w:val="0"/>
-                      <w:numId w:val="40"/>
+                      <w:numId w:val="18"/>
                     </w:numPr>
                     <w:ind w:left="284" w:hanging="284"/>
                   </w:pPr>
@@ -5448,7 +5713,7 @@
                     <w:pStyle w:val="SS3-115"/>
                     <w:numPr>
                       <w:ilvl w:val="0"/>
-                      <w:numId w:val="40"/>
+                      <w:numId w:val="18"/>
                     </w:numPr>
                     <w:ind w:left="284" w:hanging="284"/>
                   </w:pPr>
@@ -5772,7 +6037,7 @@
               <w:pStyle w:val="SS3-115"/>
               <w:numPr>
                 <w:ilvl w:val="0"/>
-                <w:numId w:val="42"/>
+                <w:numId w:val="20"/>
               </w:numPr>
               <w:spacing w:before="240"/>
               <w:ind w:left="284" w:hanging="284"/>
@@ -5786,7 +6051,7 @@
               <w:pStyle w:val="SS3-115"/>
               <w:numPr>
                 <w:ilvl w:val="0"/>
-                <w:numId w:val="42"/>
+                <w:numId w:val="20"/>
               </w:numPr>
               <w:ind w:left="284" w:hanging="284"/>
             </w:pPr>
@@ -5799,7 +6064,7 @@
               <w:pStyle w:val="SS3-115"/>
               <w:numPr>
                 <w:ilvl w:val="0"/>
-                <w:numId w:val="42"/>
+                <w:numId w:val="20"/>
               </w:numPr>
               <w:ind w:left="284" w:hanging="284"/>
             </w:pPr>
@@ -5812,7 +6077,7 @@
               <w:pStyle w:val="SS3-115"/>
               <w:numPr>
                 <w:ilvl w:val="0"/>
-                <w:numId w:val="42"/>
+                <w:numId w:val="20"/>
               </w:numPr>
               <w:ind w:left="284" w:hanging="284"/>
             </w:pPr>
@@ -5825,7 +6090,7 @@
               <w:pStyle w:val="SS3-115"/>
               <w:numPr>
                 <w:ilvl w:val="0"/>
-                <w:numId w:val="42"/>
+                <w:numId w:val="20"/>
               </w:numPr>
               <w:ind w:left="284" w:hanging="284"/>
             </w:pPr>
@@ -5838,7 +6103,7 @@
               <w:pStyle w:val="SS3-115"/>
               <w:numPr>
                 <w:ilvl w:val="0"/>
-                <w:numId w:val="42"/>
+                <w:numId w:val="20"/>
               </w:numPr>
               <w:ind w:left="284" w:hanging="284"/>
             </w:pPr>
@@ -7182,7 +7447,7 @@
               <w:pStyle w:val="SS3-115"/>
               <w:numPr>
                 <w:ilvl w:val="0"/>
-                <w:numId w:val="43"/>
+                <w:numId w:val="21"/>
               </w:numPr>
               <w:spacing w:before="120"/>
               <w:ind w:left="284" w:hanging="284"/>
@@ -7202,7 +7467,7 @@
               <w:pStyle w:val="SS3-115"/>
               <w:numPr>
                 <w:ilvl w:val="0"/>
-                <w:numId w:val="43"/>
+                <w:numId w:val="21"/>
               </w:numPr>
               <w:ind w:left="284" w:hanging="284"/>
             </w:pPr>
@@ -7221,7 +7486,7 @@
               <w:pStyle w:val="SS3-115"/>
               <w:numPr>
                 <w:ilvl w:val="0"/>
-                <w:numId w:val="43"/>
+                <w:numId w:val="21"/>
               </w:numPr>
               <w:ind w:left="284" w:hanging="284"/>
             </w:pPr>
@@ -7240,7 +7505,7 @@
               <w:pStyle w:val="SS3-115"/>
               <w:numPr>
                 <w:ilvl w:val="0"/>
-                <w:numId w:val="43"/>
+                <w:numId w:val="21"/>
               </w:numPr>
               <w:ind w:left="284" w:hanging="284"/>
             </w:pPr>
@@ -7446,7 +7711,7 @@
               <w:pStyle w:val="SS3-115"/>
               <w:numPr>
                 <w:ilvl w:val="0"/>
-                <w:numId w:val="44"/>
+                <w:numId w:val="22"/>
               </w:numPr>
               <w:ind w:left="284" w:hanging="284"/>
             </w:pPr>
@@ -7459,7 +7724,7 @@
               <w:pStyle w:val="SS3-115"/>
               <w:numPr>
                 <w:ilvl w:val="0"/>
-                <w:numId w:val="44"/>
+                <w:numId w:val="22"/>
               </w:numPr>
               <w:ind w:left="284" w:hanging="284"/>
             </w:pPr>
@@ -7472,7 +7737,7 @@
               <w:pStyle w:val="SS3-115"/>
               <w:numPr>
                 <w:ilvl w:val="0"/>
-                <w:numId w:val="44"/>
+                <w:numId w:val="22"/>
               </w:numPr>
               <w:ind w:left="284" w:hanging="284"/>
             </w:pPr>
@@ -7485,7 +7750,7 @@
               <w:pStyle w:val="SS3-115"/>
               <w:numPr>
                 <w:ilvl w:val="0"/>
-                <w:numId w:val="44"/>
+                <w:numId w:val="22"/>
               </w:numPr>
               <w:ind w:left="284" w:hanging="284"/>
             </w:pPr>
@@ -7498,7 +7763,7 @@
               <w:pStyle w:val="SS3-115"/>
               <w:numPr>
                 <w:ilvl w:val="0"/>
-                <w:numId w:val="44"/>
+                <w:numId w:val="22"/>
               </w:numPr>
               <w:ind w:left="284" w:hanging="284"/>
             </w:pPr>
@@ -7714,7 +7979,7 @@
                     <w:pStyle w:val="SS3-115"/>
                     <w:numPr>
                       <w:ilvl w:val="0"/>
-                      <w:numId w:val="45"/>
+                      <w:numId w:val="23"/>
                     </w:numPr>
                     <w:ind w:left="227" w:hanging="227"/>
                   </w:pPr>
@@ -7727,7 +7992,7 @@
                     <w:pStyle w:val="SS3-115"/>
                     <w:numPr>
                       <w:ilvl w:val="0"/>
-                      <w:numId w:val="45"/>
+                      <w:numId w:val="23"/>
                     </w:numPr>
                     <w:ind w:left="227" w:hanging="227"/>
                   </w:pPr>
@@ -7740,7 +8005,7 @@
                     <w:pStyle w:val="SS3-115"/>
                     <w:numPr>
                       <w:ilvl w:val="0"/>
-                      <w:numId w:val="45"/>
+                      <w:numId w:val="23"/>
                     </w:numPr>
                     <w:ind w:left="227" w:hanging="227"/>
                   </w:pPr>
@@ -7753,7 +8018,7 @@
                     <w:pStyle w:val="SS3-115"/>
                     <w:numPr>
                       <w:ilvl w:val="0"/>
-                      <w:numId w:val="45"/>
+                      <w:numId w:val="23"/>
                     </w:numPr>
                     <w:ind w:left="227" w:hanging="227"/>
                   </w:pPr>
@@ -7766,7 +8031,7 @@
                     <w:pStyle w:val="SS3-115"/>
                     <w:numPr>
                       <w:ilvl w:val="0"/>
-                      <w:numId w:val="45"/>
+                      <w:numId w:val="23"/>
                     </w:numPr>
                     <w:ind w:left="227" w:hanging="227"/>
                   </w:pPr>
@@ -7779,7 +8044,7 @@
                     <w:pStyle w:val="SS3-115"/>
                     <w:numPr>
                       <w:ilvl w:val="0"/>
-                      <w:numId w:val="45"/>
+                      <w:numId w:val="23"/>
                     </w:numPr>
                     <w:ind w:left="227" w:hanging="227"/>
                   </w:pPr>
@@ -7797,7 +8062,7 @@
                     <w:pStyle w:val="SS3-115"/>
                     <w:numPr>
                       <w:ilvl w:val="0"/>
-                      <w:numId w:val="46"/>
+                      <w:numId w:val="24"/>
                     </w:numPr>
                     <w:ind w:left="227" w:hanging="227"/>
                   </w:pPr>
@@ -7810,7 +8075,7 @@
                     <w:pStyle w:val="SS3-115"/>
                     <w:numPr>
                       <w:ilvl w:val="0"/>
-                      <w:numId w:val="46"/>
+                      <w:numId w:val="24"/>
                     </w:numPr>
                     <w:ind w:left="227" w:hanging="227"/>
                   </w:pPr>
@@ -7823,7 +8088,7 @@
                     <w:pStyle w:val="SS3-115"/>
                     <w:numPr>
                       <w:ilvl w:val="0"/>
-                      <w:numId w:val="46"/>
+                      <w:numId w:val="24"/>
                     </w:numPr>
                     <w:ind w:left="227" w:hanging="227"/>
                   </w:pPr>
@@ -7836,7 +8101,7 @@
                     <w:pStyle w:val="SS3-115"/>
                     <w:numPr>
                       <w:ilvl w:val="0"/>
-                      <w:numId w:val="46"/>
+                      <w:numId w:val="24"/>
                     </w:numPr>
                     <w:ind w:left="227" w:hanging="227"/>
                   </w:pPr>
@@ -7849,7 +8114,7 @@
                     <w:pStyle w:val="SS3-115"/>
                     <w:numPr>
                       <w:ilvl w:val="0"/>
-                      <w:numId w:val="46"/>
+                      <w:numId w:val="24"/>
                     </w:numPr>
                     <w:ind w:left="227" w:hanging="227"/>
                   </w:pPr>
@@ -7862,7 +8127,7 @@
                     <w:pStyle w:val="SS3-115"/>
                     <w:numPr>
                       <w:ilvl w:val="0"/>
-                      <w:numId w:val="46"/>
+                      <w:numId w:val="24"/>
                     </w:numPr>
                     <w:ind w:left="227" w:hanging="227"/>
                   </w:pPr>
@@ -8244,7 +8509,7 @@
                     <w:pStyle w:val="ListParagraph"/>
                     <w:numPr>
                       <w:ilvl w:val="0"/>
-                      <w:numId w:val="7"/>
+                      <w:numId w:val="3"/>
                     </w:numPr>
                     <w:spacing w:after="120"/>
                     <w:ind w:left="284" w:hanging="284"/>
@@ -8301,7 +8566,7 @@
                     <w:pStyle w:val="ListParagraph"/>
                     <w:numPr>
                       <w:ilvl w:val="0"/>
-                      <w:numId w:val="7"/>
+                      <w:numId w:val="3"/>
                     </w:numPr>
                     <w:spacing w:after="120"/>
                     <w:ind w:left="284" w:hanging="284"/>
@@ -8342,7 +8607,7 @@
                     <w:pStyle w:val="ListParagraph"/>
                     <w:numPr>
                       <w:ilvl w:val="0"/>
-                      <w:numId w:val="7"/>
+                      <w:numId w:val="3"/>
                     </w:numPr>
                     <w:spacing w:after="120"/>
                     <w:ind w:left="284" w:hanging="284"/>
@@ -8391,7 +8656,7 @@
                     <w:pStyle w:val="ListParagraph"/>
                     <w:numPr>
                       <w:ilvl w:val="0"/>
-                      <w:numId w:val="7"/>
+                      <w:numId w:val="3"/>
                     </w:numPr>
                     <w:spacing w:after="120"/>
                     <w:ind w:left="284" w:hanging="284"/>
@@ -8432,7 +8697,7 @@
                     <w:pStyle w:val="ListParagraph"/>
                     <w:numPr>
                       <w:ilvl w:val="0"/>
-                      <w:numId w:val="7"/>
+                      <w:numId w:val="3"/>
                     </w:numPr>
                     <w:spacing w:after="120"/>
                     <w:ind w:left="284" w:hanging="284"/>
@@ -8820,7 +9085,7 @@
               <w:pStyle w:val="SS3-115"/>
               <w:numPr>
                 <w:ilvl w:val="0"/>
-                <w:numId w:val="47"/>
+                <w:numId w:val="25"/>
               </w:numPr>
               <w:ind w:left="284" w:hanging="284"/>
             </w:pPr>
@@ -8833,7 +9098,7 @@
               <w:pStyle w:val="SS3-115"/>
               <w:numPr>
                 <w:ilvl w:val="0"/>
-                <w:numId w:val="47"/>
+                <w:numId w:val="25"/>
               </w:numPr>
               <w:ind w:left="284" w:hanging="284"/>
             </w:pPr>
@@ -8852,7 +9117,7 @@
               <w:pStyle w:val="SS3-115"/>
               <w:numPr>
                 <w:ilvl w:val="0"/>
-                <w:numId w:val="47"/>
+                <w:numId w:val="25"/>
               </w:numPr>
               <w:ind w:left="284" w:hanging="284"/>
             </w:pPr>
@@ -8865,7 +9130,7 @@
               <w:pStyle w:val="SS3-115"/>
               <w:numPr>
                 <w:ilvl w:val="0"/>
-                <w:numId w:val="47"/>
+                <w:numId w:val="25"/>
               </w:numPr>
               <w:ind w:left="284" w:hanging="284"/>
             </w:pPr>
@@ -8878,7 +9143,7 @@
               <w:pStyle w:val="SS3-115"/>
               <w:numPr>
                 <w:ilvl w:val="0"/>
-                <w:numId w:val="47"/>
+                <w:numId w:val="25"/>
               </w:numPr>
               <w:ind w:left="284" w:hanging="284"/>
             </w:pPr>
@@ -8891,7 +9156,7 @@
               <w:pStyle w:val="SS3-115"/>
               <w:numPr>
                 <w:ilvl w:val="0"/>
-                <w:numId w:val="47"/>
+                <w:numId w:val="25"/>
               </w:numPr>
               <w:ind w:left="284" w:hanging="284"/>
             </w:pPr>
@@ -8910,7 +9175,7 @@
               <w:pStyle w:val="SS3-115"/>
               <w:numPr>
                 <w:ilvl w:val="0"/>
-                <w:numId w:val="47"/>
+                <w:numId w:val="25"/>
               </w:numPr>
               <w:ind w:left="284" w:hanging="284"/>
             </w:pPr>
@@ -9084,7 +9349,23 @@
                       <w:sz w:val="21"/>
                       <w:szCs w:val="21"/>
                     </w:rPr>
-                    <w:t>The pie chart shows which type of takeaway food is the most popular in the UK, while the bar chart shows how many Indian restaurants existed in the UK between 1960 and 2015. We can see that Chinese and Indian takeaways are the favourites, and that the number of Indian restaurants in the UK rose steadily during this period.</w:t>
+                    <w:t xml:space="preserve">The pie chart shows which type of takeaway food is the most popular in the UK, while the bar chart shows how many Indian restaurants existed in the UK between 1960 and 2015. We can see that Chinese and Indian takeaways are the </w:t>
+                  </w:r>
+                  <w:proofErr w:type="spellStart"/>
+                  <w:r>
+                    <w:rPr>
+                      <w:sz w:val="21"/>
+                      <w:szCs w:val="21"/>
+                    </w:rPr>
+                    <w:t>favourites</w:t>
+                  </w:r>
+                  <w:proofErr w:type="spellEnd"/>
+                  <w:r>
+                    <w:rPr>
+                      <w:sz w:val="21"/>
+                      <w:szCs w:val="21"/>
+                    </w:rPr>
+                    <w:t>, and that the number of Indian restaurants in the UK rose steadily during this period.</w:t>
                   </w:r>
                 </w:p>
                 <w:p>
@@ -9319,7 +9600,7 @@
                     <w:pStyle w:val="SS3-115"/>
                     <w:numPr>
                       <w:ilvl w:val="0"/>
-                      <w:numId w:val="48"/>
+                      <w:numId w:val="26"/>
                     </w:numPr>
                     <w:ind w:left="284" w:hanging="284"/>
                   </w:pPr>
@@ -9332,7 +9613,7 @@
                     <w:pStyle w:val="SS3-115"/>
                     <w:numPr>
                       <w:ilvl w:val="0"/>
-                      <w:numId w:val="48"/>
+                      <w:numId w:val="26"/>
                     </w:numPr>
                     <w:ind w:left="284" w:hanging="284"/>
                   </w:pPr>
@@ -9345,7 +9626,7 @@
                     <w:pStyle w:val="SS3-115"/>
                     <w:numPr>
                       <w:ilvl w:val="0"/>
-                      <w:numId w:val="48"/>
+                      <w:numId w:val="26"/>
                     </w:numPr>
                     <w:ind w:left="284" w:hanging="284"/>
                   </w:pPr>
@@ -9358,7 +9639,7 @@
                     <w:pStyle w:val="SS3-115"/>
                     <w:numPr>
                       <w:ilvl w:val="0"/>
-                      <w:numId w:val="48"/>
+                      <w:numId w:val="26"/>
                     </w:numPr>
                     <w:ind w:left="284" w:hanging="284"/>
                   </w:pPr>
@@ -9371,7 +9652,7 @@
                     <w:pStyle w:val="SS3-115"/>
                     <w:numPr>
                       <w:ilvl w:val="0"/>
-                      <w:numId w:val="48"/>
+                      <w:numId w:val="26"/>
                     </w:numPr>
                     <w:ind w:left="284" w:hanging="284"/>
                   </w:pPr>
@@ -9384,7 +9665,7 @@
                     <w:pStyle w:val="SS3-115"/>
                     <w:numPr>
                       <w:ilvl w:val="0"/>
-                      <w:numId w:val="48"/>
+                      <w:numId w:val="26"/>
                     </w:numPr>
                     <w:ind w:left="284" w:hanging="284"/>
                   </w:pPr>
@@ -9458,6 +9739,7 @@
                       <w:szCs w:val="23"/>
                     </w:rPr>
                   </w:pPr>
+                  <w:proofErr w:type="spellStart"/>
                   <w:r>
                     <w:rPr>
                       <w:rFonts w:ascii="Source Sans 3 Medium" w:hAnsi="Source Sans 3 Medium"/>
@@ -9468,7 +9750,20 @@
                       <w:sz w:val="23"/>
                       <w:szCs w:val="23"/>
                     </w:rPr>
-                    <w:t>Summarise the information by selecting and reporting the main features, and make comparisons where relevant.</w:t>
+                    <w:t>Summarise</w:t>
+                  </w:r>
+                  <w:proofErr w:type="spellEnd"/>
+                  <w:r>
+                    <w:rPr>
+                      <w:rFonts w:ascii="Source Sans 3 Medium" w:hAnsi="Source Sans 3 Medium"/>
+                      <w:b/>
+                      <w:bCs/>
+                      <w:i/>
+                      <w:iCs/>
+                      <w:sz w:val="23"/>
+                      <w:szCs w:val="23"/>
+                    </w:rPr>
+                    <w:t xml:space="preserve"> the information by selecting and reporting the main features, and make comparisons where relevant.</w:t>
                   </w:r>
                 </w:p>
                 <w:p>
@@ -11350,7 +11645,7 @@
                     <w:pStyle w:val="SS3-115"/>
                     <w:numPr>
                       <w:ilvl w:val="0"/>
-                      <w:numId w:val="57"/>
+                      <w:numId w:val="33"/>
                     </w:numPr>
                     <w:ind w:left="284" w:hanging="284"/>
                   </w:pPr>
@@ -11363,7 +11658,7 @@
                     <w:pStyle w:val="SS3-115"/>
                     <w:numPr>
                       <w:ilvl w:val="0"/>
-                      <w:numId w:val="57"/>
+                      <w:numId w:val="33"/>
                     </w:numPr>
                     <w:ind w:left="284" w:hanging="284"/>
                   </w:pPr>
@@ -11376,7 +11671,7 @@
                     <w:pStyle w:val="SS3-115"/>
                     <w:numPr>
                       <w:ilvl w:val="0"/>
-                      <w:numId w:val="57"/>
+                      <w:numId w:val="33"/>
                     </w:numPr>
                     <w:ind w:left="284" w:hanging="284"/>
                   </w:pPr>
@@ -11410,7 +11705,7 @@
                     <w:pStyle w:val="SS3-115"/>
                     <w:numPr>
                       <w:ilvl w:val="0"/>
-                      <w:numId w:val="50"/>
+                      <w:numId w:val="27"/>
                     </w:numPr>
                     <w:ind w:left="284" w:hanging="284"/>
                   </w:pPr>
@@ -11423,7 +11718,7 @@
                     <w:pStyle w:val="SS3-115"/>
                     <w:numPr>
                       <w:ilvl w:val="0"/>
-                      <w:numId w:val="50"/>
+                      <w:numId w:val="27"/>
                     </w:numPr>
                     <w:ind w:left="284" w:hanging="284"/>
                   </w:pPr>
@@ -11436,7 +11731,7 @@
                     <w:pStyle w:val="SS3-115"/>
                     <w:numPr>
                       <w:ilvl w:val="0"/>
-                      <w:numId w:val="50"/>
+                      <w:numId w:val="27"/>
                     </w:numPr>
                     <w:ind w:left="284" w:hanging="284"/>
                   </w:pPr>
@@ -11672,7 +11967,7 @@
                     <w:pStyle w:val="ABList"/>
                     <w:numPr>
                       <w:ilvl w:val="0"/>
-                      <w:numId w:val="51"/>
+                      <w:numId w:val="28"/>
                     </w:numPr>
                     <w:ind w:left="284" w:hanging="284"/>
                   </w:pPr>
@@ -11942,7 +12237,7 @@
                     <w:pStyle w:val="ABList"/>
                     <w:numPr>
                       <w:ilvl w:val="0"/>
-                      <w:numId w:val="53"/>
+                      <w:numId w:val="30"/>
                     </w:numPr>
                     <w:ind w:left="284" w:hanging="284"/>
                   </w:pPr>
@@ -11955,7 +12250,7 @@
                     <w:pStyle w:val="ABList"/>
                     <w:numPr>
                       <w:ilvl w:val="0"/>
-                      <w:numId w:val="53"/>
+                      <w:numId w:val="30"/>
                     </w:numPr>
                     <w:ind w:left="284" w:hanging="284"/>
                   </w:pPr>
@@ -11968,7 +12263,7 @@
                     <w:pStyle w:val="ABList"/>
                     <w:numPr>
                       <w:ilvl w:val="0"/>
-                      <w:numId w:val="53"/>
+                      <w:numId w:val="30"/>
                     </w:numPr>
                     <w:ind w:left="284" w:hanging="284"/>
                   </w:pPr>
@@ -12006,7 +12301,7 @@
                     <w:pStyle w:val="ABList"/>
                     <w:numPr>
                       <w:ilvl w:val="0"/>
-                      <w:numId w:val="52"/>
+                      <w:numId w:val="29"/>
                     </w:numPr>
                     <w:ind w:left="284" w:hanging="284"/>
                   </w:pPr>
@@ -12243,11 +12538,10 @@
                 <w:sz w:val="23"/>
                 <w:szCs w:val="23"/>
               </w:rPr>
-              <w:t>You will hear a radio programme in which two people are discussing the different restaurants in a town.</w:t>
-            </w:r>
-          </w:p>
-          <w:p>
-            <w:pPr>
+              <w:t xml:space="preserve">You will hear a radio </w:t>
+            </w:r>
+            <w:proofErr w:type="spellStart"/>
+            <w:r>
               <w:rPr>
                 <w:rFonts w:ascii="Source Sans 3 Medium" w:hAnsi="Source Sans 3 Medium"/>
                 <w:b/>
@@ -12255,7 +12549,9 @@
                 <w:sz w:val="23"/>
                 <w:szCs w:val="23"/>
               </w:rPr>
-            </w:pPr>
+              <w:t>programme</w:t>
+            </w:r>
+            <w:proofErr w:type="spellEnd"/>
             <w:r>
               <w:rPr>
                 <w:rFonts w:ascii="Source Sans 3 Medium" w:hAnsi="Source Sans 3 Medium"/>
@@ -12264,7 +12560,50 @@
                 <w:sz w:val="23"/>
                 <w:szCs w:val="23"/>
               </w:rPr>
-              <w:t>Look at the names of restaurants (1-3) and the list of types of restaurant.</w:t>
+              <w:t xml:space="preserve"> in which two people are discussing the different restaurants in a town.</w:t>
+            </w:r>
+          </w:p>
+          <w:p>
+            <w:pPr>
+              <w:rPr>
+                <w:rFonts w:ascii="Source Sans 3 Medium" w:hAnsi="Source Sans 3 Medium"/>
+                <w:b/>
+                <w:bCs/>
+                <w:sz w:val="23"/>
+                <w:szCs w:val="23"/>
+              </w:rPr>
+            </w:pPr>
+            <w:r>
+              <w:rPr>
+                <w:rFonts w:ascii="Source Sans 3 Medium" w:hAnsi="Source Sans 3 Medium"/>
+                <w:b/>
+                <w:bCs/>
+                <w:sz w:val="23"/>
+                <w:szCs w:val="23"/>
+              </w:rPr>
+              <w:t xml:space="preserve">Look at the names of restaurants (1-3) and the list of types of </w:t>
+            </w:r>
+            <w:proofErr w:type="gramStart"/>
+            <w:r>
+              <w:rPr>
+                <w:rFonts w:ascii="Source Sans 3 Medium" w:hAnsi="Source Sans 3 Medium"/>
+                <w:b/>
+                <w:bCs/>
+                <w:sz w:val="23"/>
+                <w:szCs w:val="23"/>
+              </w:rPr>
+              <w:t>restaurant</w:t>
+            </w:r>
+            <w:proofErr w:type="gramEnd"/>
+            <w:r>
+              <w:rPr>
+                <w:rFonts w:ascii="Source Sans 3 Medium" w:hAnsi="Source Sans 3 Medium"/>
+                <w:b/>
+                <w:bCs/>
+                <w:sz w:val="23"/>
+                <w:szCs w:val="23"/>
+              </w:rPr>
+              <w:t>.</w:t>
             </w:r>
           </w:p>
           <w:p>
@@ -12334,8 +12673,13 @@
                     <w:pStyle w:val="NumList"/>
                   </w:pPr>
                   <w:r>
-                    <w:t>The Duke</w:t>
-                  </w:r>
+                    <w:t xml:space="preserve">The </w:t>
+                  </w:r>
+                  <w:proofErr w:type="gramStart"/>
+                  <w:r>
+                    <w:t>Duke</w:t>
+                  </w:r>
+                  <w:proofErr w:type="gramEnd"/>
                 </w:p>
                 <w:p>
                   <w:pPr>
@@ -12365,6 +12709,7 @@
                     </w:rPr>
                     <w:t xml:space="preserve">Types of </w:t>
                   </w:r>
+                  <w:proofErr w:type="gramStart"/>
                   <w:r>
                     <w:rPr>
                       <w:b/>
@@ -12372,13 +12717,14 @@
                     </w:rPr>
                     <w:t>restaurant</w:t>
                   </w:r>
+                  <w:proofErr w:type="gramEnd"/>
                 </w:p>
                 <w:p>
                   <w:pPr>
                     <w:pStyle w:val="ABList"/>
                     <w:numPr>
                       <w:ilvl w:val="0"/>
-                      <w:numId w:val="56"/>
+                      <w:numId w:val="32"/>
                     </w:numPr>
                     <w:ind w:left="284" w:hanging="284"/>
                   </w:pPr>
@@ -12391,7 +12737,7 @@
                     <w:pStyle w:val="ABList"/>
                     <w:numPr>
                       <w:ilvl w:val="0"/>
-                      <w:numId w:val="56"/>
+                      <w:numId w:val="32"/>
                     </w:numPr>
                     <w:ind w:left="284" w:hanging="284"/>
                   </w:pPr>
@@ -12404,7 +12750,7 @@
                     <w:pStyle w:val="ABList"/>
                     <w:numPr>
                       <w:ilvl w:val="0"/>
-                      <w:numId w:val="56"/>
+                      <w:numId w:val="32"/>
                     </w:numPr>
                     <w:ind w:left="284" w:hanging="284"/>
                   </w:pPr>
@@ -12417,7 +12763,7 @@
                     <w:pStyle w:val="ABList"/>
                     <w:numPr>
                       <w:ilvl w:val="0"/>
-                      <w:numId w:val="56"/>
+                      <w:numId w:val="32"/>
                     </w:numPr>
                     <w:ind w:left="284" w:hanging="284"/>
                   </w:pPr>
@@ -12430,7 +12776,7 @@
                     <w:pStyle w:val="ABList"/>
                     <w:numPr>
                       <w:ilvl w:val="0"/>
-                      <w:numId w:val="56"/>
+                      <w:numId w:val="32"/>
                     </w:numPr>
                     <w:ind w:left="284" w:hanging="284"/>
                   </w:pPr>
@@ -12443,7 +12789,7 @@
                     <w:pStyle w:val="ABList"/>
                     <w:numPr>
                       <w:ilvl w:val="0"/>
-                      <w:numId w:val="56"/>
+                      <w:numId w:val="32"/>
                     </w:numPr>
                     <w:ind w:left="284" w:hanging="284"/>
                   </w:pPr>
@@ -12456,7 +12802,7 @@
                     <w:pStyle w:val="ABList"/>
                     <w:numPr>
                       <w:ilvl w:val="0"/>
-                      <w:numId w:val="56"/>
+                      <w:numId w:val="32"/>
                     </w:numPr>
                     <w:ind w:left="284" w:hanging="284"/>
                   </w:pPr>
@@ -12635,7 +12981,7 @@
               <w:pStyle w:val="NumList"/>
               <w:numPr>
                 <w:ilvl w:val="0"/>
-                <w:numId w:val="58"/>
+                <w:numId w:val="34"/>
               </w:numPr>
               <w:ind w:left="284" w:hanging="284"/>
             </w:pPr>
@@ -12648,7 +12994,7 @@
               <w:pStyle w:val="NumList"/>
               <w:numPr>
                 <w:ilvl w:val="0"/>
-                <w:numId w:val="58"/>
+                <w:numId w:val="34"/>
               </w:numPr>
               <w:ind w:left="284" w:hanging="284"/>
             </w:pPr>
@@ -12661,7 +13007,7 @@
               <w:pStyle w:val="NumList"/>
               <w:numPr>
                 <w:ilvl w:val="0"/>
-                <w:numId w:val="58"/>
+                <w:numId w:val="34"/>
               </w:numPr>
               <w:ind w:left="284" w:hanging="284"/>
             </w:pPr>
@@ -12674,7 +13020,7 @@
               <w:pStyle w:val="NumList"/>
               <w:numPr>
                 <w:ilvl w:val="0"/>
-                <w:numId w:val="58"/>
+                <w:numId w:val="34"/>
               </w:numPr>
               <w:ind w:left="284" w:hanging="284"/>
             </w:pPr>
@@ -12687,7 +13033,7 @@
               <w:pStyle w:val="NumList"/>
               <w:numPr>
                 <w:ilvl w:val="0"/>
-                <w:numId w:val="58"/>
+                <w:numId w:val="34"/>
               </w:numPr>
               <w:ind w:left="284" w:hanging="284"/>
             </w:pPr>
@@ -12850,7 +13196,7 @@
               <w:pStyle w:val="NumList"/>
               <w:numPr>
                 <w:ilvl w:val="0"/>
-                <w:numId w:val="59"/>
+                <w:numId w:val="35"/>
               </w:numPr>
             </w:pPr>
             <w:r>
@@ -12862,7 +13208,7 @@
               <w:pStyle w:val="ABList"/>
               <w:numPr>
                 <w:ilvl w:val="0"/>
-                <w:numId w:val="60"/>
+                <w:numId w:val="36"/>
               </w:numPr>
             </w:pPr>
             <w:r>
@@ -12874,7 +13220,7 @@
               <w:pStyle w:val="ABList"/>
               <w:numPr>
                 <w:ilvl w:val="0"/>
-                <w:numId w:val="60"/>
+                <w:numId w:val="36"/>
               </w:numPr>
             </w:pPr>
             <w:r>
@@ -12886,7 +13232,7 @@
               <w:pStyle w:val="ABList"/>
               <w:numPr>
                 <w:ilvl w:val="0"/>
-                <w:numId w:val="60"/>
+                <w:numId w:val="36"/>
               </w:numPr>
             </w:pPr>
             <w:r>
@@ -12898,7 +13244,7 @@
               <w:pStyle w:val="NumList"/>
               <w:numPr>
                 <w:ilvl w:val="0"/>
-                <w:numId w:val="59"/>
+                <w:numId w:val="35"/>
               </w:numPr>
             </w:pPr>
             <w:r>
@@ -12910,7 +13256,7 @@
               <w:pStyle w:val="ABList"/>
               <w:numPr>
                 <w:ilvl w:val="0"/>
-                <w:numId w:val="61"/>
+                <w:numId w:val="37"/>
               </w:numPr>
             </w:pPr>
             <w:r>
@@ -12922,11 +13268,19 @@
               <w:pStyle w:val="ABList"/>
               <w:numPr>
                 <w:ilvl w:val="0"/>
-                <w:numId w:val="61"/>
+                <w:numId w:val="37"/>
               </w:numPr>
             </w:pPr>
             <w:r>
-              <w:t>Marco cooked us a really unappetising meal.</w:t>
+              <w:t xml:space="preserve">Marco cooked us a really </w:t>
+            </w:r>
+            <w:proofErr w:type="spellStart"/>
+            <w:r>
+              <w:t>unappetising</w:t>
+            </w:r>
+            <w:proofErr w:type="spellEnd"/>
+            <w:r>
+              <w:t xml:space="preserve"> meal.</w:t>
             </w:r>
           </w:p>
           <w:p>
@@ -12934,7 +13288,7 @@
               <w:pStyle w:val="ABList"/>
               <w:numPr>
                 <w:ilvl w:val="0"/>
-                <w:numId w:val="61"/>
+                <w:numId w:val="37"/>
               </w:numPr>
             </w:pPr>
             <w:r>
@@ -12946,7 +13300,7 @@
               <w:pStyle w:val="NumList"/>
               <w:numPr>
                 <w:ilvl w:val="0"/>
-                <w:numId w:val="59"/>
+                <w:numId w:val="35"/>
               </w:numPr>
             </w:pPr>
             <w:r>
@@ -12958,7 +13312,7 @@
               <w:pStyle w:val="ABList"/>
               <w:numPr>
                 <w:ilvl w:val="0"/>
-                <w:numId w:val="62"/>
+                <w:numId w:val="38"/>
               </w:numPr>
             </w:pPr>
             <w:r>
@@ -12970,7 +13324,7 @@
               <w:pStyle w:val="ABList"/>
               <w:numPr>
                 <w:ilvl w:val="0"/>
-                <w:numId w:val="62"/>
+                <w:numId w:val="38"/>
               </w:numPr>
             </w:pPr>
             <w:r>
@@ -12982,7 +13336,7 @@
               <w:pStyle w:val="ABList"/>
               <w:numPr>
                 <w:ilvl w:val="0"/>
-                <w:numId w:val="62"/>
+                <w:numId w:val="38"/>
               </w:numPr>
             </w:pPr>
             <w:r>
@@ -12994,7 +13348,7 @@
               <w:pStyle w:val="NumList"/>
               <w:numPr>
                 <w:ilvl w:val="0"/>
-                <w:numId w:val="59"/>
+                <w:numId w:val="35"/>
               </w:numPr>
             </w:pPr>
             <w:r>
@@ -13006,7 +13360,7 @@
               <w:pStyle w:val="ABList"/>
               <w:numPr>
                 <w:ilvl w:val="0"/>
-                <w:numId w:val="63"/>
+                <w:numId w:val="39"/>
               </w:numPr>
             </w:pPr>
             <w:r>
@@ -13018,7 +13372,7 @@
               <w:pStyle w:val="ABList"/>
               <w:numPr>
                 <w:ilvl w:val="0"/>
-                <w:numId w:val="63"/>
+                <w:numId w:val="39"/>
               </w:numPr>
             </w:pPr>
             <w:r>
@@ -13030,7 +13384,7 @@
               <w:pStyle w:val="ABList"/>
               <w:numPr>
                 <w:ilvl w:val="0"/>
-                <w:numId w:val="63"/>
+                <w:numId w:val="39"/>
               </w:numPr>
             </w:pPr>
             <w:r>
@@ -13042,11 +13396,19 @@
               <w:pStyle w:val="NumList"/>
               <w:numPr>
                 <w:ilvl w:val="0"/>
-                <w:numId w:val="59"/>
+                <w:numId w:val="35"/>
               </w:numPr>
             </w:pPr>
             <w:r>
-              <w:t>The chef at the Lodge Hotel is very skilful.</w:t>
+              <w:t xml:space="preserve">The chef at the Lodge Hotel is very </w:t>
+            </w:r>
+            <w:proofErr w:type="spellStart"/>
+            <w:r>
+              <w:t>skilful</w:t>
+            </w:r>
+            <w:proofErr w:type="spellEnd"/>
+            <w:r>
+              <w:t>.</w:t>
             </w:r>
           </w:p>
           <w:p>
@@ -13054,7 +13416,7 @@
               <w:pStyle w:val="ABList"/>
               <w:numPr>
                 <w:ilvl w:val="0"/>
-                <w:numId w:val="64"/>
+                <w:numId w:val="40"/>
               </w:numPr>
             </w:pPr>
             <w:r>
@@ -13066,7 +13428,7 @@
               <w:pStyle w:val="ABList"/>
               <w:numPr>
                 <w:ilvl w:val="0"/>
-                <w:numId w:val="64"/>
+                <w:numId w:val="40"/>
               </w:numPr>
             </w:pPr>
             <w:r>
@@ -13078,7 +13440,7 @@
               <w:pStyle w:val="ABList"/>
               <w:numPr>
                 <w:ilvl w:val="0"/>
-                <w:numId w:val="64"/>
+                <w:numId w:val="40"/>
               </w:numPr>
             </w:pPr>
             <w:r>
@@ -13090,7 +13452,7 @@
               <w:pStyle w:val="NumList"/>
               <w:numPr>
                 <w:ilvl w:val="0"/>
-                <w:numId w:val="59"/>
+                <w:numId w:val="35"/>
               </w:numPr>
             </w:pPr>
             <w:r>
@@ -13102,7 +13464,7 @@
               <w:pStyle w:val="ABList"/>
               <w:numPr>
                 <w:ilvl w:val="0"/>
-                <w:numId w:val="65"/>
+                <w:numId w:val="41"/>
               </w:numPr>
             </w:pPr>
             <w:r>
@@ -13114,7 +13476,7 @@
               <w:pStyle w:val="ABList"/>
               <w:numPr>
                 <w:ilvl w:val="0"/>
-                <w:numId w:val="65"/>
+                <w:numId w:val="41"/>
               </w:numPr>
             </w:pPr>
             <w:r>
@@ -13126,7 +13488,7 @@
               <w:pStyle w:val="ABList"/>
               <w:numPr>
                 <w:ilvl w:val="0"/>
-                <w:numId w:val="65"/>
+                <w:numId w:val="41"/>
               </w:numPr>
             </w:pPr>
             <w:r>
@@ -13138,7 +13500,7 @@
               <w:pStyle w:val="NumList"/>
               <w:numPr>
                 <w:ilvl w:val="0"/>
-                <w:numId w:val="59"/>
+                <w:numId w:val="35"/>
               </w:numPr>
             </w:pPr>
             <w:r>
@@ -13150,7 +13512,7 @@
               <w:pStyle w:val="ABList"/>
               <w:numPr>
                 <w:ilvl w:val="0"/>
-                <w:numId w:val="66"/>
+                <w:numId w:val="42"/>
               </w:numPr>
             </w:pPr>
             <w:r>
@@ -13162,11 +13524,19 @@
               <w:pStyle w:val="ABList"/>
               <w:numPr>
                 <w:ilvl w:val="0"/>
-                <w:numId w:val="66"/>
+                <w:numId w:val="42"/>
               </w:numPr>
             </w:pPr>
             <w:r>
-              <w:t>The chef at the new restaurant is recognised across the country.</w:t>
+              <w:t xml:space="preserve">The chef at the new restaurant is </w:t>
+            </w:r>
+            <w:proofErr w:type="spellStart"/>
+            <w:r>
+              <w:t>recognised</w:t>
+            </w:r>
+            <w:proofErr w:type="spellEnd"/>
+            <w:r>
+              <w:t xml:space="preserve"> across the country.</w:t>
             </w:r>
           </w:p>
           <w:p>
@@ -13174,7 +13544,7 @@
               <w:pStyle w:val="ABList"/>
               <w:numPr>
                 <w:ilvl w:val="0"/>
-                <w:numId w:val="66"/>
+                <w:numId w:val="42"/>
               </w:numPr>
             </w:pPr>
             <w:r>
@@ -13186,7 +13556,7 @@
               <w:pStyle w:val="NumList"/>
               <w:numPr>
                 <w:ilvl w:val="0"/>
-                <w:numId w:val="59"/>
+                <w:numId w:val="35"/>
               </w:numPr>
             </w:pPr>
             <w:r>
@@ -13198,7 +13568,7 @@
               <w:pStyle w:val="ABList"/>
               <w:numPr>
                 <w:ilvl w:val="0"/>
-                <w:numId w:val="67"/>
+                <w:numId w:val="43"/>
               </w:numPr>
             </w:pPr>
             <w:r>
@@ -13210,7 +13580,7 @@
               <w:pStyle w:val="ABList"/>
               <w:numPr>
                 <w:ilvl w:val="0"/>
-                <w:numId w:val="67"/>
+                <w:numId w:val="43"/>
               </w:numPr>
             </w:pPr>
             <w:r>
@@ -13222,7 +13592,7 @@
               <w:pStyle w:val="ABList"/>
               <w:numPr>
                 <w:ilvl w:val="0"/>
-                <w:numId w:val="67"/>
+                <w:numId w:val="43"/>
               </w:numPr>
             </w:pPr>
             <w:r>
@@ -13378,12 +13748,6 @@
             <w:shd w:val="clear" w:color="auto" w:fill="F7EDFD"/>
           </w:tcPr>
           <w:p>
-            <w:pPr>
-              <w:spacing w:after="0" w:line="240" w:lineRule="auto"/>
-              <w:rPr>
-                <w:rFonts w:ascii="Source Sans 3" w:hAnsi="Source Sans 3"/>
-              </w:rPr>
-            </w:pPr>
             <w:r>
               <w:rPr>
                 <w:rFonts w:ascii="Cambria Math" w:hAnsi="Cambria Math" w:cs="Cambria Math"/>
@@ -13402,9 +13766,6 @@
               <w:t xml:space="preserve"> </w:t>
             </w:r>
             <w:r>
-              <w:rPr>
-                <w:rFonts w:ascii="Source Sans 3" w:hAnsi="Source Sans 3"/>
-              </w:rPr>
               <w:t>Sometimes in the test you will be asked to match several pieces of information with three different options. Like with other matching exercises, you must listen for ideas, since the same word will often not be used on the recording as in the question.</w:t>
             </w:r>
           </w:p>
@@ -13538,7 +13899,7 @@
               <w:pStyle w:val="NumList"/>
               <w:numPr>
                 <w:ilvl w:val="0"/>
-                <w:numId w:val="68"/>
+                <w:numId w:val="44"/>
               </w:numPr>
             </w:pPr>
             <w:r>
@@ -13550,7 +13911,7 @@
               <w:pStyle w:val="NumList"/>
               <w:numPr>
                 <w:ilvl w:val="0"/>
-                <w:numId w:val="68"/>
+                <w:numId w:val="44"/>
               </w:numPr>
             </w:pPr>
             <w:r>
@@ -13562,7 +13923,7 @@
               <w:pStyle w:val="NumList"/>
               <w:numPr>
                 <w:ilvl w:val="0"/>
-                <w:numId w:val="68"/>
+                <w:numId w:val="44"/>
               </w:numPr>
             </w:pPr>
             <w:r>
@@ -13574,7 +13935,7 @@
               <w:pStyle w:val="NumList"/>
               <w:numPr>
                 <w:ilvl w:val="0"/>
-                <w:numId w:val="68"/>
+                <w:numId w:val="44"/>
               </w:numPr>
             </w:pPr>
             <w:r>
@@ -13586,7 +13947,7 @@
               <w:pStyle w:val="NumList"/>
               <w:numPr>
                 <w:ilvl w:val="0"/>
-                <w:numId w:val="68"/>
+                <w:numId w:val="44"/>
               </w:numPr>
             </w:pPr>
             <w:r>
@@ -13598,7 +13959,7 @@
               <w:pStyle w:val="ABList"/>
               <w:numPr>
                 <w:ilvl w:val="0"/>
-                <w:numId w:val="69"/>
+                <w:numId w:val="45"/>
               </w:numPr>
               <w:spacing w:before="120"/>
               <w:ind w:left="357" w:hanging="357"/>
@@ -13612,7 +13973,7 @@
               <w:pStyle w:val="ABList"/>
               <w:numPr>
                 <w:ilvl w:val="0"/>
-                <w:numId w:val="69"/>
+                <w:numId w:val="45"/>
               </w:numPr>
             </w:pPr>
             <w:r>
@@ -13624,7 +13985,7 @@
               <w:pStyle w:val="ABList"/>
               <w:numPr>
                 <w:ilvl w:val="0"/>
-                <w:numId w:val="69"/>
+                <w:numId w:val="45"/>
               </w:numPr>
             </w:pPr>
             <w:r>
@@ -13762,7 +14123,15 @@
               <w:pStyle w:val="SS3M-115"/>
             </w:pPr>
             <w:r>
-              <w:t>You are going to hear an interview with a chef about a TV programme he has made about food in China.</w:t>
+              <w:t xml:space="preserve">You are going to hear an interview with a chef about a TV </w:t>
+            </w:r>
+            <w:proofErr w:type="spellStart"/>
+            <w:r>
+              <w:t>programme</w:t>
+            </w:r>
+            <w:proofErr w:type="spellEnd"/>
+            <w:r>
+              <w:t xml:space="preserve"> he has made about food in China.</w:t>
             </w:r>
           </w:p>
           <w:p>
@@ -13827,7 +14196,7 @@
                     <w:pStyle w:val="NumList"/>
                     <w:numPr>
                       <w:ilvl w:val="0"/>
-                      <w:numId w:val="70"/>
+                      <w:numId w:val="46"/>
                     </w:numPr>
                   </w:pPr>
                   <w:r>
@@ -13839,7 +14208,7 @@
                     <w:pStyle w:val="NumList"/>
                     <w:numPr>
                       <w:ilvl w:val="0"/>
-                      <w:numId w:val="70"/>
+                      <w:numId w:val="46"/>
                     </w:numPr>
                   </w:pPr>
                   <w:r>
@@ -13851,7 +14220,7 @@
                     <w:pStyle w:val="NumList"/>
                     <w:numPr>
                       <w:ilvl w:val="0"/>
-                      <w:numId w:val="70"/>
+                      <w:numId w:val="46"/>
                     </w:numPr>
                   </w:pPr>
                   <w:r>
@@ -13863,7 +14232,7 @@
                     <w:pStyle w:val="NumList"/>
                     <w:numPr>
                       <w:ilvl w:val="0"/>
-                      <w:numId w:val="70"/>
+                      <w:numId w:val="46"/>
                     </w:numPr>
                   </w:pPr>
                   <w:r>
@@ -13875,7 +14244,7 @@
                     <w:pStyle w:val="NumList"/>
                     <w:numPr>
                       <w:ilvl w:val="0"/>
-                      <w:numId w:val="70"/>
+                      <w:numId w:val="46"/>
                     </w:numPr>
                   </w:pPr>
                   <w:r>
@@ -13909,7 +14278,7 @@
                     <w:pStyle w:val="ABList"/>
                     <w:numPr>
                       <w:ilvl w:val="0"/>
-                      <w:numId w:val="71"/>
+                      <w:numId w:val="47"/>
                     </w:numPr>
                   </w:pPr>
                   <w:r>
@@ -13921,7 +14290,7 @@
                     <w:pStyle w:val="ABList"/>
                     <w:numPr>
                       <w:ilvl w:val="0"/>
-                      <w:numId w:val="71"/>
+                      <w:numId w:val="47"/>
                     </w:numPr>
                   </w:pPr>
                   <w:r>
@@ -13933,7 +14302,7 @@
                     <w:pStyle w:val="ABList"/>
                     <w:numPr>
                       <w:ilvl w:val="0"/>
-                      <w:numId w:val="71"/>
+                      <w:numId w:val="47"/>
                     </w:numPr>
                   </w:pPr>
                   <w:r>
@@ -13945,7 +14314,7 @@
                     <w:pStyle w:val="ABList"/>
                     <w:numPr>
                       <w:ilvl w:val="0"/>
-                      <w:numId w:val="71"/>
+                      <w:numId w:val="47"/>
                     </w:numPr>
                   </w:pPr>
                   <w:r>
@@ -13957,7 +14326,7 @@
                     <w:pStyle w:val="ABList"/>
                     <w:numPr>
                       <w:ilvl w:val="0"/>
-                      <w:numId w:val="71"/>
+                      <w:numId w:val="47"/>
                     </w:numPr>
                   </w:pPr>
                   <w:r>
@@ -13969,7 +14338,7 @@
                     <w:pStyle w:val="ABList"/>
                     <w:numPr>
                       <w:ilvl w:val="0"/>
-                      <w:numId w:val="71"/>
+                      <w:numId w:val="47"/>
                     </w:numPr>
                   </w:pPr>
                   <w:r>
@@ -14202,6 +14571,7 @@
                 <w:szCs w:val="26"/>
               </w:rPr>
             </w:pPr>
+            <w:proofErr w:type="spellStart"/>
             <w:r>
               <w:rPr>
                 <w:rFonts w:ascii="Source Sans 3" w:hAnsi="Source Sans 3"/>
@@ -14209,7 +14579,17 @@
                 <w:sz w:val="23"/>
                 <w:szCs w:val="23"/>
               </w:rPr>
-              <w:t>organise your talk (Speaking Part 2).</w:t>
+              <w:t>organise</w:t>
+            </w:r>
+            <w:proofErr w:type="spellEnd"/>
+            <w:r>
+              <w:rPr>
+                <w:rFonts w:ascii="Source Sans 3" w:hAnsi="Source Sans 3"/>
+                <w:color w:val="FFFFFF" w:themeColor="background1"/>
+                <w:sz w:val="23"/>
+                <w:szCs w:val="23"/>
+              </w:rPr>
+              <w:t xml:space="preserve"> your talk (Speaking Part 2).</w:t>
             </w:r>
           </w:p>
         </w:tc>
@@ -14508,9 +14888,11 @@
                   <w:tcW w:w="0" w:type="auto"/>
                 </w:tcPr>
                 <w:p>
+                  <w:proofErr w:type="spellStart"/>
                   <w:r>
                     <w:t>chillies</w:t>
                   </w:r>
+                  <w:proofErr w:type="spellEnd"/>
                 </w:p>
               </w:tc>
             </w:tr>
@@ -14636,6 +15018,9 @@
                     <w:pStyle w:val="SS3M-115"/>
                   </w:pPr>
                   <w:r>
+                    <w:rPr>
+                      <w:noProof/>
+                    </w:rPr>
                     <w:drawing>
                       <wp:inline distT="0" distB="0" distL="0" distR="0" wp14:anchorId="009250F3" wp14:editId="08382BCF">
                         <wp:extent cx="5925377" cy="3905795"/>
@@ -14759,7 +15144,15 @@
               <w:spacing w:after="120"/>
             </w:pPr>
             <w:r>
-              <w:t>With a partner, discuss your favourite food. What ingredients are used to make it?</w:t>
+              <w:t xml:space="preserve">With a partner, discuss your </w:t>
+            </w:r>
+            <w:proofErr w:type="spellStart"/>
+            <w:r>
+              <w:t>favourite</w:t>
+            </w:r>
+            <w:proofErr w:type="spellEnd"/>
+            <w:r>
+              <w:t xml:space="preserve"> food. What ingredients are used to make it?</w:t>
             </w:r>
           </w:p>
         </w:tc>
@@ -14867,9 +15260,7 @@
           </w:tcPr>
           <w:p>
             <w:pPr>
-              <w:spacing w:after="0" w:line="240" w:lineRule="auto"/>
-              <w:rPr>
-                <w:rFonts w:ascii="Source Sans 3" w:hAnsi="Source Sans 3"/>
+              <w:rPr>
                 <w:sz w:val="21"/>
                 <w:szCs w:val="21"/>
               </w:rPr>
@@ -14885,7 +15276,6 @@
             </w:r>
             <w:r>
               <w:rPr>
-                <w:rFonts w:ascii="Source Sans 3" w:hAnsi="Source Sans 3"/>
                 <w:sz w:val="21"/>
                 <w:szCs w:val="21"/>
               </w:rPr>
@@ -14933,6 +15323,7 @@
             <w:r>
               <w:rPr>
                 <w:rFonts w:ascii="Cambria Math" w:hAnsi="Cambria Math" w:cs="Cambria Math"/>
+                <w:noProof/>
                 <w:color w:val="1056DB"/>
                 <w:sz w:val="32"/>
                 <w:szCs w:val="32"/>
@@ -15092,6 +15483,7 @@
             <w:r>
               <w:rPr>
                 <w:rFonts w:ascii="Cambria Math" w:hAnsi="Cambria Math" w:cs="Cambria Math"/>
+                <w:noProof/>
                 <w:color w:val="1056DB"/>
                 <w:sz w:val="32"/>
                 <w:szCs w:val="32"/>
@@ -15223,6 +15615,7 @@
             <w:r>
               <w:rPr>
                 <w:rFonts w:ascii="Cambria Math" w:hAnsi="Cambria Math" w:cs="Cambria Math"/>
+                <w:noProof/>
                 <w:color w:val="1056DB"/>
                 <w:sz w:val="32"/>
                 <w:szCs w:val="32"/>
@@ -15359,6 +15752,7 @@
             <w:r>
               <w:rPr>
                 <w:rFonts w:ascii="Cambria Math" w:hAnsi="Cambria Math" w:cs="Cambria Math"/>
+                <w:noProof/>
                 <w:color w:val="1056DB"/>
                 <w:sz w:val="32"/>
                 <w:szCs w:val="32"/>
@@ -15572,29 +15966,40 @@
                 <w:sz w:val="23"/>
                 <w:szCs w:val="23"/>
               </w:rPr>
-              <w:t>Look at the words in the box. Which words have a negative meaning?</w:t>
+              <w:t>With a partner, describe what you can see in the fridge.</w:t>
+            </w:r>
+          </w:p>
+          <w:p>
+            <w:pPr>
+              <w:spacing w:after="120"/>
+              <w:rPr>
+                <w:rFonts w:ascii="Source Sans 3 Medium" w:hAnsi="Source Sans 3 Medium"/>
+                <w:b/>
+                <w:bCs/>
+                <w:sz w:val="23"/>
+                <w:szCs w:val="23"/>
+              </w:rPr>
+            </w:pPr>
+            <w:r>
+              <w:rPr>
+                <w:rFonts w:ascii="Source Sans 3 Medium" w:hAnsi="Source Sans 3 Medium"/>
+                <w:b/>
+                <w:bCs/>
+                <w:sz w:val="23"/>
+                <w:szCs w:val="23"/>
+              </w:rPr>
+              <w:t>Use the sentences below to help you.</w:t>
             </w:r>
           </w:p>
           <w:tbl>
             <w:tblPr>
-              <w:tblStyle w:val="CommonTable"/>
+              <w:tblStyle w:val="DottedTable"/>
               <w:tblW w:w="0" w:type="auto"/>
-              <w:tblBorders>
-                <w:top w:val="single" w:sz="18" w:space="0" w:color="84BCEE"/>
-                <w:left w:val="single" w:sz="18" w:space="0" w:color="84BCEE"/>
-                <w:bottom w:val="single" w:sz="18" w:space="0" w:color="84BCEE"/>
-                <w:right w:val="single" w:sz="18" w:space="0" w:color="84BCEE"/>
-                <w:insideH w:val="none" w:sz="0" w:space="0" w:color="auto"/>
-                <w:insideV w:val="none" w:sz="0" w:space="0" w:color="auto"/>
-              </w:tblBorders>
               <w:tblLook w:val="04A0" w:firstRow="1" w:lastRow="0" w:firstColumn="1" w:lastColumn="0" w:noHBand="0" w:noVBand="1"/>
             </w:tblPr>
             <w:tblGrid>
-              <w:gridCol w:w="758"/>
-              <w:gridCol w:w="952"/>
-              <w:gridCol w:w="1794"/>
-              <w:gridCol w:w="1353"/>
-              <w:gridCol w:w="1232"/>
+              <w:gridCol w:w="2783"/>
+              <w:gridCol w:w="6674"/>
             </w:tblGrid>
             <w:tr>
               <w:tc>
@@ -15603,12 +16008,121 @@
                 </w:tcPr>
                 <w:p>
                   <w:pPr>
-                    <w:rPr>
-                      <w:iCs/>
-                    </w:rPr>
-                  </w:pPr>
-                  <w:r>
-                    <w:t>tired</w:t>
+                    <w:pStyle w:val="NumList"/>
+                    <w:numPr>
+                      <w:ilvl w:val="0"/>
+                      <w:numId w:val="48"/>
+                    </w:numPr>
+                    <w:ind w:left="284" w:hanging="284"/>
+                  </w:pPr>
+                  <w:r>
+                    <w:t>There</w:t>
+                  </w:r>
+                  <w:r>
+                    <w:t xml:space="preserve"> ___</w:t>
+                  </w:r>
+                  <w:r>
+                    <w:t xml:space="preserve"> eggs.</w:t>
+                  </w:r>
+                </w:p>
+                <w:p>
+                  <w:pPr>
+                    <w:pStyle w:val="NumList"/>
+                    <w:numPr>
+                      <w:ilvl w:val="0"/>
+                      <w:numId w:val="48"/>
+                    </w:numPr>
+                    <w:ind w:left="284" w:hanging="284"/>
+                  </w:pPr>
+                  <w:r>
+                    <w:t>There</w:t>
+                  </w:r>
+                  <w:r>
+                    <w:t xml:space="preserve"> ___</w:t>
+                  </w:r>
+                  <w:r>
+                    <w:t xml:space="preserve"> </w:t>
+                  </w:r>
+                  <w:r>
+                    <w:t>cheese.</w:t>
+                  </w:r>
+                </w:p>
+                <w:p>
+                  <w:pPr>
+                    <w:pStyle w:val="NumList"/>
+                    <w:numPr>
+                      <w:ilvl w:val="0"/>
+                      <w:numId w:val="48"/>
+                    </w:numPr>
+                    <w:ind w:left="284" w:hanging="284"/>
+                  </w:pPr>
+                  <w:proofErr w:type="spellStart"/>
+                  <w:r>
+                    <w:t>There</w:t>
+                  </w:r>
+                  <w:proofErr w:type="spellEnd"/>
+                  <w:r>
+                    <w:t xml:space="preserve"> ___</w:t>
+                  </w:r>
+                  <w:r>
+                    <w:t xml:space="preserve"> milk.</w:t>
+                  </w:r>
+                </w:p>
+                <w:p>
+                  <w:pPr>
+                    <w:pStyle w:val="NumList"/>
+                    <w:numPr>
+                      <w:ilvl w:val="0"/>
+                      <w:numId w:val="48"/>
+                    </w:numPr>
+                    <w:ind w:left="284" w:hanging="284"/>
+                  </w:pPr>
+                  <w:r>
+                    <w:t>There</w:t>
+                  </w:r>
+                  <w:r>
+                    <w:t xml:space="preserve"> ___</w:t>
+                  </w:r>
+                  <w:r>
+                    <w:t xml:space="preserve"> carrots.</w:t>
+                  </w:r>
+                </w:p>
+                <w:p>
+                  <w:pPr>
+                    <w:pStyle w:val="NumList"/>
+                    <w:numPr>
+                      <w:ilvl w:val="0"/>
+                      <w:numId w:val="48"/>
+                    </w:numPr>
+                    <w:ind w:left="284" w:hanging="284"/>
+                  </w:pPr>
+                  <w:r>
+                    <w:t>There</w:t>
+                  </w:r>
+                  <w:r>
+                    <w:t xml:space="preserve"> ___</w:t>
+                  </w:r>
+                  <w:r>
+                    <w:t xml:space="preserve"> bananas.</w:t>
+                  </w:r>
+                </w:p>
+                <w:p>
+                  <w:pPr>
+                    <w:pStyle w:val="NumList"/>
+                    <w:numPr>
+                      <w:ilvl w:val="0"/>
+                      <w:numId w:val="48"/>
+                    </w:numPr>
+                    <w:ind w:left="284" w:hanging="284"/>
+                  </w:pPr>
+                  <w:r>
+                    <w:t>There</w:t>
+                  </w:r>
+                  <w:r>
+                    <w:t xml:space="preserve"> ___</w:t>
+                  </w:r>
+                  <w:r>
+                    <w:t xml:space="preserve"> orange juice.</w:t>
                   </w:r>
                 </w:p>
               </w:tc>
@@ -15620,59 +16134,299 @@
                   <w:pPr>
                     <w:rPr>
                       <w:rFonts w:ascii="Source Sans 3 Medium" w:hAnsi="Source Sans 3 Medium"/>
+                      <w:b/>
+                      <w:bCs/>
                       <w:sz w:val="23"/>
                       <w:szCs w:val="23"/>
                     </w:rPr>
                   </w:pPr>
                   <w:r>
-                    <w:t>boring</w:t>
+                    <w:rPr>
+                      <w:rFonts w:ascii="Source Sans 3 Medium" w:hAnsi="Source Sans 3 Medium"/>
+                      <w:b/>
+                      <w:bCs/>
+                      <w:sz w:val="23"/>
+                      <w:szCs w:val="23"/>
+                    </w:rPr>
+                    <w:drawing>
+                      <wp:inline distT="0" distB="0" distL="0" distR="0" wp14:anchorId="368FAE64" wp14:editId="412208DF">
+                        <wp:extent cx="4057650" cy="4029075"/>
+                        <wp:effectExtent l="0" t="0" r="0" b="9525"/>
+                        <wp:docPr id="952893706" name="Picture 1"/>
+                        <wp:cNvGraphicFramePr>
+                          <a:graphicFrameLocks xmlns:a="http://schemas.openxmlformats.org/drawingml/2006/main" noChangeAspect="1"/>
+                        </wp:cNvGraphicFramePr>
+                        <a:graphic xmlns:a="http://schemas.openxmlformats.org/drawingml/2006/main">
+                          <a:graphicData uri="http://schemas.openxmlformats.org/drawingml/2006/picture">
+                            <pic:pic xmlns:pic="http://schemas.openxmlformats.org/drawingml/2006/picture">
+                              <pic:nvPicPr>
+                                <pic:cNvPr id="952893706" name=""/>
+                                <pic:cNvPicPr/>
+                              </pic:nvPicPr>
+                              <pic:blipFill>
+                                <a:blip r:embed="rId26"/>
+                                <a:stretch>
+                                  <a:fillRect/>
+                                </a:stretch>
+                              </pic:blipFill>
+                              <pic:spPr>
+                                <a:xfrm>
+                                  <a:off x="0" y="0"/>
+                                  <a:ext cx="4057650" cy="4029075"/>
+                                </a:xfrm>
+                                <a:prstGeom prst="rect">
+                                  <a:avLst/>
+                                </a:prstGeom>
+                              </pic:spPr>
+                            </pic:pic>
+                          </a:graphicData>
+                        </a:graphic>
+                      </wp:inline>
+                    </w:drawing>
+                  </w:r>
+                </w:p>
+              </w:tc>
+            </w:tr>
+          </w:tbl>
+          <w:p>
+            <w:pPr>
+              <w:rPr>
+                <w:rFonts w:ascii="Source Sans 3 Medium" w:hAnsi="Source Sans 3 Medium"/>
+                <w:b/>
+                <w:bCs/>
+                <w:sz w:val="23"/>
+                <w:szCs w:val="23"/>
+              </w:rPr>
+            </w:pPr>
+          </w:p>
+        </w:tc>
+      </w:tr>
+    </w:tbl>
+    <w:p/>
+    <w:p>
+      <w:r>
+        <w:br w:type="page"/>
+      </w:r>
+    </w:p>
+    <w:tbl>
+      <w:tblPr>
+        <w:tblStyle w:val="CommonTable"/>
+        <w:tblW w:w="0" w:type="auto"/>
+        <w:tblBorders>
+          <w:top w:val="single" w:sz="24" w:space="0" w:color="auto"/>
+          <w:left w:val="single" w:sz="24" w:space="0" w:color="auto"/>
+          <w:bottom w:val="single" w:sz="24" w:space="0" w:color="auto"/>
+          <w:right w:val="single" w:sz="24" w:space="0" w:color="auto"/>
+          <w:insideH w:val="single" w:sz="24" w:space="0" w:color="auto"/>
+          <w:insideV w:val="single" w:sz="24" w:space="0" w:color="auto"/>
+        </w:tblBorders>
+        <w:shd w:val="clear" w:color="auto" w:fill="02A1FD"/>
+        <w:tblLook w:val="04A0" w:firstRow="1" w:lastRow="0" w:firstColumn="1" w:lastColumn="0" w:noHBand="0" w:noVBand="1"/>
+      </w:tblPr>
+      <w:tblGrid>
+        <w:gridCol w:w="3435"/>
+      </w:tblGrid>
+      <w:tr>
+        <w:tc>
+          <w:tcPr>
+            <w:tcW w:w="3435" w:type="dxa"/>
+            <w:shd w:val="clear" w:color="auto" w:fill="02A1FD"/>
+          </w:tcPr>
+          <w:p>
+            <w:pPr>
+              <w:rPr>
+                <w:rFonts w:ascii="Source Sans 3 Medium" w:hAnsi="Source Sans 3 Medium"/>
+                <w:b/>
+                <w:bCs/>
+                <w:sz w:val="23"/>
+                <w:szCs w:val="23"/>
+                <w:lang w:bidi="ar-SA"/>
+              </w:rPr>
+            </w:pPr>
+            <w:r>
+              <w:rPr>
+                <w:b/>
+                <w:bCs/>
+                <w:color w:val="FFFFFF" w:themeColor="background1"/>
+                <w:sz w:val="24"/>
+                <w:szCs w:val="24"/>
+              </w:rPr>
+              <w:lastRenderedPageBreak/>
+              <w:t>FOLLOWING A CONVERSATION</w:t>
+            </w:r>
+          </w:p>
+        </w:tc>
+      </w:tr>
+    </w:tbl>
+    <w:p>
+      <w:pPr>
+        <w:pStyle w:val="SS3-115"/>
+        <w:rPr>
+          <w:sz w:val="2"/>
+          <w:szCs w:val="2"/>
+        </w:rPr>
+      </w:pPr>
+    </w:p>
+    <w:tbl>
+      <w:tblPr>
+        <w:tblStyle w:val="DottedTable"/>
+        <w:tblW w:w="14454" w:type="dxa"/>
+        <w:tblLayout w:type="fixed"/>
+        <w:tblLook w:val="04A0" w:firstRow="1" w:lastRow="0" w:firstColumn="1" w:lastColumn="0" w:noHBand="0" w:noVBand="1"/>
+      </w:tblPr>
+      <w:tblGrid>
+        <w:gridCol w:w="421"/>
+        <w:gridCol w:w="14033"/>
+      </w:tblGrid>
+      <w:tr>
+        <w:tc>
+          <w:tcPr>
+            <w:tcW w:w="421" w:type="dxa"/>
+            <w:tcMar>
+              <w:left w:w="0" w:type="dxa"/>
+              <w:right w:w="0" w:type="dxa"/>
+            </w:tcMar>
+          </w:tcPr>
+          <w:tbl>
+            <w:tblPr>
+              <w:tblStyle w:val="CompactTable"/>
+              <w:tblW w:w="0" w:type="auto"/>
+              <w:tblBorders>
+                <w:top w:val="single" w:sz="18" w:space="0" w:color="1B91C6"/>
+                <w:left w:val="single" w:sz="18" w:space="0" w:color="1B91C6"/>
+                <w:bottom w:val="single" w:sz="18" w:space="0" w:color="1B91C6"/>
+                <w:right w:val="single" w:sz="18" w:space="0" w:color="1B91C6"/>
+                <w:insideH w:val="single" w:sz="18" w:space="0" w:color="1B91C6"/>
+                <w:insideV w:val="single" w:sz="18" w:space="0" w:color="1B91C6"/>
+              </w:tblBorders>
+              <w:tblLayout w:type="fixed"/>
+              <w:tblLook w:val="04A0" w:firstRow="1" w:lastRow="0" w:firstColumn="1" w:lastColumn="0" w:noHBand="0" w:noVBand="1"/>
+            </w:tblPr>
+            <w:tblGrid>
+              <w:gridCol w:w="385"/>
+            </w:tblGrid>
+            <w:tr>
+              <w:tc>
+                <w:tcPr>
+                  <w:tcW w:w="385" w:type="dxa"/>
+                </w:tcPr>
+                <w:p>
+                  <w:pPr>
+                    <w:rPr>
+                      <w:b w:val="0"/>
+                      <w:bCs/>
+                      <w:szCs w:val="26"/>
+                      <w:bdr w:val="single" w:sz="12" w:space="0" w:color="FFFF00"/>
+                    </w:rPr>
+                  </w:pPr>
+                  <w:r>
+                    <w:rPr>
+                      <w:bCs/>
+                      <w:szCs w:val="26"/>
+                      <w:lang w:bidi="ar-SA"/>
+                    </w:rPr>
+                    <w:t>04</w:t>
+                  </w:r>
+                </w:p>
+              </w:tc>
+            </w:tr>
+          </w:tbl>
+          <w:p>
+            <w:pPr>
+              <w:rPr>
+                <w:bCs/>
+                <w:szCs w:val="26"/>
+              </w:rPr>
+            </w:pPr>
+          </w:p>
+        </w:tc>
+        <w:tc>
+          <w:tcPr>
+            <w:tcW w:w="14033" w:type="dxa"/>
+          </w:tcPr>
+          <w:p>
+            <w:pPr>
+              <w:rPr>
+                <w:rFonts w:ascii="Source Sans 3 Medium" w:hAnsi="Source Sans 3 Medium"/>
+                <w:b/>
+                <w:bCs/>
+                <w:sz w:val="23"/>
+                <w:szCs w:val="23"/>
+              </w:rPr>
+            </w:pPr>
+            <w:r>
+              <w:rPr>
+                <w:rFonts w:ascii="Source Sans 3 Medium" w:hAnsi="Source Sans 3 Medium"/>
+                <w:b/>
+                <w:bCs/>
+                <w:sz w:val="23"/>
+                <w:szCs w:val="23"/>
+              </w:rPr>
+              <w:t>Listen, then read Mohammed's answers to these Part 1 questions about food. Are the phrases in bold positive or negative opinions?</w:t>
+            </w:r>
+          </w:p>
+          <w:p>
+            <w:pPr>
+              <w:spacing w:before="120" w:after="120"/>
+            </w:pPr>
+            <w:hyperlink r:id="rId27" w:history="1">
+              <w:r>
+                <w:rPr>
+                  <w:rStyle w:val="Hyperlink"/>
+                  <w:rFonts w:ascii="Source Sans 3" w:hAnsi="Source Sans 3"/>
+                  <w:b/>
+                  <w:bCs/>
+                  <w:sz w:val="26"/>
+                  <w:szCs w:val="26"/>
+                </w:rPr>
+                <w:t>38</w:t>
+              </w:r>
+            </w:hyperlink>
+          </w:p>
+          <w:tbl>
+            <w:tblPr>
+              <w:tblStyle w:val="DottedTable"/>
+              <w:tblW w:w="0" w:type="auto"/>
+              <w:tblLayout w:type="fixed"/>
+              <w:tblLook w:val="04A0" w:firstRow="1" w:lastRow="0" w:firstColumn="1" w:lastColumn="0" w:noHBand="0" w:noVBand="1"/>
+            </w:tblPr>
+            <w:tblGrid>
+              <w:gridCol w:w="1560"/>
+              <w:gridCol w:w="12179"/>
+            </w:tblGrid>
+            <w:tr>
+              <w:tc>
+                <w:tcPr>
+                  <w:tcW w:w="1560" w:type="dxa"/>
+                </w:tcPr>
+                <w:p>
+                  <w:pPr>
+                    <w:pStyle w:val="SS3-115"/>
+                    <w:jc w:val="right"/>
+                    <w:rPr>
+                      <w:b/>
+                      <w:bCs/>
+                    </w:rPr>
+                  </w:pPr>
+                  <w:r>
+                    <w:rPr>
+                      <w:b/>
+                      <w:bCs/>
+                    </w:rPr>
+                    <w:t>Examiner</w:t>
                   </w:r>
                 </w:p>
               </w:tc>
               <w:tc>
                 <w:tcPr>
-                  <w:tcW w:w="0" w:type="auto"/>
+                  <w:tcW w:w="12179" w:type="dxa"/>
                 </w:tcPr>
                 <w:p>
                   <w:pPr>
-                    <w:rPr>
-                      <w:iCs/>
-                    </w:rPr>
-                  </w:pPr>
-                  <w:r>
-                    <w:t>embarrassed</w:t>
-                  </w:r>
-                </w:p>
-              </w:tc>
-              <w:tc>
-                <w:tcPr>
-                  <w:tcW w:w="0" w:type="auto"/>
-                </w:tcPr>
-                <w:p>
-                  <w:pPr>
-                    <w:rPr>
-                      <w:iCs/>
-                    </w:rPr>
-                  </w:pPr>
-                  <w:r>
-                    <w:t>challenging</w:t>
-                  </w:r>
-                </w:p>
-              </w:tc>
-              <w:tc>
-                <w:tcPr>
-                  <w:tcW w:w="0" w:type="auto"/>
-                </w:tcPr>
-                <w:p>
-                  <w:pPr>
-                    <w:rPr>
-                      <w:rFonts w:ascii="Source Sans 3 Medium" w:hAnsi="Source Sans 3 Medium"/>
-                      <w:sz w:val="23"/>
-                      <w:szCs w:val="23"/>
-                    </w:rPr>
-                  </w:pPr>
-                  <w:r>
-                    <w:t>fascinated</w:t>
+                    <w:pStyle w:val="SS3-115"/>
+                  </w:pPr>
+                  <w:r>
+                    <w:t>What kind of food is popular in your country?</w:t>
                   </w:r>
                 </w:p>
               </w:tc>
@@ -15680,66 +16434,441 @@
             <w:tr>
               <w:tc>
                 <w:tcPr>
-                  <w:tcW w:w="0" w:type="auto"/>
+                  <w:tcW w:w="1560" w:type="dxa"/>
                 </w:tcPr>
                 <w:p>
-                  <w:r>
-                    <w:t>great</w:t>
+                  <w:pPr>
+                    <w:pStyle w:val="SS3-115"/>
+                    <w:jc w:val="right"/>
+                    <w:rPr>
+                      <w:b/>
+                      <w:bCs/>
+                    </w:rPr>
+                  </w:pPr>
+                  <w:r>
+                    <w:rPr>
+                      <w:b/>
+                      <w:bCs/>
+                    </w:rPr>
+                    <w:t>Mohammed</w:t>
                   </w:r>
                 </w:p>
               </w:tc>
               <w:tc>
                 <w:tcPr>
-                  <w:tcW w:w="0" w:type="auto"/>
+                  <w:tcW w:w="12179" w:type="dxa"/>
                 </w:tcPr>
                 <w:p>
                   <w:pPr>
-                    <w:rPr>
-                      <w:rFonts w:ascii="Source Sans 3 Medium" w:hAnsi="Source Sans 3 Medium"/>
-                      <w:sz w:val="23"/>
-                      <w:szCs w:val="23"/>
-                    </w:rPr>
-                  </w:pPr>
-                  <w:r>
-                    <w:t>thrilled</w:t>
+                    <w:pStyle w:val="SS3-115"/>
+                  </w:pPr>
+                  <w:r>
+                    <w:t xml:space="preserve">These days a lot of young people actually </w:t>
+                  </w:r>
+                  <w:r>
+                    <w:rPr>
+                      <w:b/>
+                      <w:bCs/>
+                    </w:rPr>
+                    <w:t>enjoy</w:t>
+                  </w:r>
+                  <w:r>
+                    <w:t xml:space="preserve"> Western food like pizza and fried chicken. Our national food is often </w:t>
+                  </w:r>
+                  <w:r>
+                    <w:rPr>
+                      <w:b/>
+                      <w:bCs/>
+                    </w:rPr>
+                    <w:t>too spicy</w:t>
+                  </w:r>
+                  <w:r>
+                    <w:t>, especially for children and foreigners, and also it ta</w:t>
+                  </w:r>
+                  <w:r>
+                    <w:rPr>
+                      <w:b/>
+                      <w:bCs/>
+                    </w:rPr>
+                    <w:t>kes too long to cook</w:t>
+                  </w:r>
+                  <w:r>
+                    <w:t xml:space="preserve">. I think that it's </w:t>
+                  </w:r>
+                  <w:r>
+                    <w:rPr>
+                      <w:b/>
+                      <w:bCs/>
+                    </w:rPr>
+                    <w:t>delicious</w:t>
+                  </w:r>
+                  <w:r>
+                    <w:t xml:space="preserve"> though!</w:t>
+                  </w:r>
+                </w:p>
+              </w:tc>
+            </w:tr>
+            <w:tr>
+              <w:tc>
+                <w:tcPr>
+                  <w:tcW w:w="1560" w:type="dxa"/>
+                </w:tcPr>
+                <w:p>
+                  <w:pPr>
+                    <w:pStyle w:val="SS3-115"/>
+                    <w:jc w:val="right"/>
+                    <w:rPr>
+                      <w:b/>
+                      <w:bCs/>
+                    </w:rPr>
+                  </w:pPr>
+                  <w:r>
+                    <w:rPr>
+                      <w:b/>
+                      <w:bCs/>
+                    </w:rPr>
+                    <w:t>Examiner</w:t>
                   </w:r>
                 </w:p>
               </w:tc>
               <w:tc>
                 <w:tcPr>
-                  <w:tcW w:w="0" w:type="auto"/>
+                  <w:tcW w:w="12179" w:type="dxa"/>
                 </w:tcPr>
                 <w:p>
-                  <w:r>
-                    <w:t>not very exciting</w:t>
+                  <w:pPr>
+                    <w:pStyle w:val="SS3-115"/>
+                  </w:pPr>
+                  <w:r>
+                    <w:t>What do you think of Western food?</w:t>
+                  </w:r>
+                </w:p>
+              </w:tc>
+            </w:tr>
+            <w:tr>
+              <w:tc>
+                <w:tcPr>
+                  <w:tcW w:w="1560" w:type="dxa"/>
+                </w:tcPr>
+                <w:p>
+                  <w:pPr>
+                    <w:pStyle w:val="SS3-115"/>
+                    <w:jc w:val="right"/>
+                    <w:rPr>
+                      <w:b/>
+                      <w:bCs/>
+                    </w:rPr>
+                  </w:pPr>
+                  <w:r>
+                    <w:rPr>
+                      <w:b/>
+                      <w:bCs/>
+                    </w:rPr>
+                    <w:t>Mohammed</w:t>
                   </w:r>
                 </w:p>
               </w:tc>
               <w:tc>
                 <w:tcPr>
-                  <w:tcW w:w="0" w:type="auto"/>
+                  <w:tcW w:w="12179" w:type="dxa"/>
                 </w:tcPr>
                 <w:p>
-                  <w:r>
-                    <w:t>interesting</w:t>
+                  <w:pPr>
+                    <w:pStyle w:val="SS3-115"/>
+                  </w:pPr>
+                  <w:r>
+                    <w:t xml:space="preserve">Well, I suppose Western food is </w:t>
+                  </w:r>
+                  <w:r>
+                    <w:rPr>
+                      <w:b/>
+                      <w:bCs/>
+                    </w:rPr>
+                    <w:t>quick to make</w:t>
+                  </w:r>
+                  <w:r>
+                    <w:t xml:space="preserve"> and </w:t>
+                  </w:r>
+                  <w:r>
+                    <w:rPr>
+                      <w:b/>
+                      <w:bCs/>
+                    </w:rPr>
+                    <w:t>is tasty</w:t>
+                  </w:r>
+                  <w:r>
+                    <w:t xml:space="preserve"> too, so everyone can eat it without too much trouble. I think that a lot of people like food to be convenient because they're so busy nowadays.</w:t>
+                  </w:r>
+                </w:p>
+                <w:p>
+                  <w:pPr>
+                    <w:pStyle w:val="SS3-115"/>
+                  </w:pPr>
+                  <w:r>
+                    <w:t>Is there any kind of food you don't like?</w:t>
+                  </w:r>
+                </w:p>
+              </w:tc>
+            </w:tr>
+            <w:tr>
+              <w:tc>
+                <w:tcPr>
+                  <w:tcW w:w="1560" w:type="dxa"/>
+                </w:tcPr>
+                <w:p>
+                  <w:pPr>
+                    <w:pStyle w:val="SS3-115"/>
+                    <w:jc w:val="right"/>
+                    <w:rPr>
+                      <w:b/>
+                      <w:bCs/>
+                    </w:rPr>
+                  </w:pPr>
+                  <w:r>
+                    <w:rPr>
+                      <w:b/>
+                      <w:bCs/>
+                    </w:rPr>
+                    <w:t>Examiner</w:t>
                   </w:r>
                 </w:p>
               </w:tc>
               <w:tc>
                 <w:tcPr>
-                  <w:tcW w:w="0" w:type="auto"/>
+                  <w:tcW w:w="12179" w:type="dxa"/>
                 </w:tcPr>
                 <w:p>
                   <w:pPr>
+                    <w:pStyle w:val="SS3-115"/>
+                  </w:pPr>
+                  <w:r>
+                    <w:t>Is there any kind of food you don't like?</w:t>
+                  </w:r>
+                </w:p>
+              </w:tc>
+            </w:tr>
+            <w:tr>
+              <w:tc>
+                <w:tcPr>
+                  <w:tcW w:w="1560" w:type="dxa"/>
+                </w:tcPr>
+                <w:p>
+                  <w:pPr>
+                    <w:pStyle w:val="SS3-115"/>
+                    <w:jc w:val="right"/>
+                    <w:rPr>
+                      <w:b/>
+                      <w:bCs/>
+                    </w:rPr>
+                  </w:pPr>
+                  <w:r>
+                    <w:rPr>
+                      <w:b/>
+                      <w:bCs/>
+                    </w:rPr>
+                    <w:t>Mohammed</w:t>
+                  </w:r>
+                </w:p>
+              </w:tc>
+              <w:tc>
+                <w:tcPr>
+                  <w:tcW w:w="12179" w:type="dxa"/>
+                </w:tcPr>
+                <w:p>
+                  <w:pPr>
+                    <w:pStyle w:val="SS3-115"/>
+                  </w:pPr>
+                  <w:r>
+                    <w:t xml:space="preserve">Yes, I'm </w:t>
+                  </w:r>
+                  <w:r>
+                    <w:rPr>
+                      <w:b/>
+                      <w:bCs/>
+                    </w:rPr>
+                    <w:t>not keen on</w:t>
+                  </w:r>
+                  <w:r>
+                    <w:t xml:space="preserve"> sushi at all. It's </w:t>
+                  </w:r>
+                  <w:r>
+                    <w:rPr>
+                      <w:b/>
+                      <w:bCs/>
+                    </w:rPr>
+                    <w:t>so strange</w:t>
+                  </w:r>
+                  <w:r>
+                    <w:t xml:space="preserve"> eating something that hasn't been cooked. I know it's very </w:t>
+                  </w:r>
+                  <w:r>
+                    <w:rPr>
+                      <w:b/>
+                      <w:bCs/>
+                    </w:rPr>
+                    <w:t>fresh</w:t>
+                  </w:r>
+                  <w:r>
+                    <w:t xml:space="preserve"> and </w:t>
+                  </w:r>
+                  <w:r>
+                    <w:rPr>
+                      <w:b/>
+                      <w:bCs/>
+                    </w:rPr>
+                    <w:t>healthy</w:t>
+                  </w:r>
+                  <w:r>
+                    <w:t xml:space="preserve"> but I just </w:t>
+                  </w:r>
+                  <w:r>
+                    <w:rPr>
+                      <w:b/>
+                      <w:bCs/>
+                    </w:rPr>
+                    <w:t>don't like the taste</w:t>
+                  </w:r>
+                  <w:r>
+                    <w:t xml:space="preserve"> and I </w:t>
+                  </w:r>
+                  <w:r>
+                    <w:rPr>
+                      <w:b/>
+                      <w:bCs/>
+                    </w:rPr>
+                    <w:t>can't stand</w:t>
+                  </w:r>
+                  <w:r>
+                    <w:t xml:space="preserve"> the texture - it's </w:t>
+                  </w:r>
+                  <w:r>
+                    <w:rPr>
+                      <w:b/>
+                      <w:bCs/>
+                    </w:rPr>
+                    <w:t>too chewy</w:t>
+                  </w:r>
+                  <w:r>
+                    <w:t xml:space="preserve"> for me.</w:t>
+                  </w:r>
+                </w:p>
+              </w:tc>
+            </w:tr>
+          </w:tbl>
+          <w:p>
+            <w:pPr>
+              <w:rPr>
+                <w:rFonts w:ascii="Source Sans 3 Medium" w:hAnsi="Source Sans 3 Medium"/>
+                <w:b/>
+                <w:bCs/>
+                <w:sz w:val="23"/>
+                <w:szCs w:val="23"/>
+              </w:rPr>
+            </w:pPr>
+          </w:p>
+          <w:tbl>
+            <w:tblPr>
+              <w:tblStyle w:val="CommonTable"/>
+              <w:tblW w:w="0" w:type="auto"/>
+              <w:tblBorders>
+                <w:top w:val="single" w:sz="18" w:space="0" w:color="1B91C6"/>
+                <w:left w:val="none" w:sz="0" w:space="0" w:color="auto"/>
+                <w:bottom w:val="none" w:sz="0" w:space="0" w:color="auto"/>
+                <w:right w:val="none" w:sz="0" w:space="0" w:color="auto"/>
+                <w:insideH w:val="single" w:sz="6" w:space="0" w:color="1B91C6"/>
+                <w:insideV w:val="single" w:sz="6" w:space="0" w:color="1B91C6"/>
+              </w:tblBorders>
+              <w:shd w:val="clear" w:color="auto" w:fill="FAFAFA"/>
+              <w:tblLayout w:type="fixed"/>
+              <w:tblLook w:val="04A0" w:firstRow="1" w:lastRow="0" w:firstColumn="1" w:lastColumn="0" w:noHBand="0" w:noVBand="1"/>
+            </w:tblPr>
+            <w:tblGrid>
+              <w:gridCol w:w="1803"/>
+              <w:gridCol w:w="1590"/>
+            </w:tblGrid>
+            <w:tr>
+              <w:tc>
+                <w:tcPr>
+                  <w:tcW w:w="1803" w:type="dxa"/>
+                  <w:shd w:val="clear" w:color="auto" w:fill="FAFAFA"/>
+                </w:tcPr>
+                <w:p>
+                  <w:pPr>
                     <w:rPr>
                       <w:rFonts w:ascii="Source Sans 3 Medium" w:hAnsi="Source Sans 3 Medium"/>
+                      <w:b/>
+                      <w:bCs/>
                       <w:sz w:val="23"/>
                       <w:szCs w:val="23"/>
-                    </w:rPr>
-                  </w:pPr>
-                  <w:r>
-                    <w:t>amazed</w:t>
-                  </w:r>
+                      <w:lang w:bidi="ar-SA"/>
+                    </w:rPr>
+                  </w:pPr>
+                  <w:r>
+                    <w:rPr>
+                      <w:b/>
+                      <w:bCs/>
+                      <w:sz w:val="23"/>
+                      <w:szCs w:val="23"/>
+                    </w:rPr>
+                    <w:t>Positive</w:t>
+                  </w:r>
+                </w:p>
+              </w:tc>
+              <w:tc>
+                <w:tcPr>
+                  <w:tcW w:w="1590" w:type="dxa"/>
+                  <w:shd w:val="clear" w:color="auto" w:fill="FAFAFA"/>
+                </w:tcPr>
+                <w:p>
+                  <w:pPr>
+                    <w:rPr>
+                      <w:rFonts w:ascii="Source Sans 3 Medium" w:hAnsi="Source Sans 3 Medium"/>
+                      <w:b/>
+                      <w:bCs/>
+                      <w:sz w:val="23"/>
+                      <w:szCs w:val="23"/>
+                      <w:lang w:bidi="ar-SA"/>
+                    </w:rPr>
+                  </w:pPr>
+                  <w:proofErr w:type="spellStart"/>
+                  <w:r>
+                    <w:rPr>
+                      <w:b/>
+                      <w:bCs/>
+                      <w:sz w:val="23"/>
+                      <w:szCs w:val="23"/>
+                    </w:rPr>
+                    <w:t>Negqative</w:t>
+                  </w:r>
+                  <w:proofErr w:type="spellEnd"/>
+                </w:p>
+              </w:tc>
+            </w:tr>
+            <w:tr>
+              <w:tc>
+                <w:tcPr>
+                  <w:tcW w:w="1803" w:type="dxa"/>
+                  <w:shd w:val="clear" w:color="auto" w:fill="FAFAFA"/>
+                </w:tcPr>
+                <w:p>
+                  <w:pPr>
+                    <w:rPr>
+                      <w:lang w:bidi="ar-SA"/>
+                    </w:rPr>
+                  </w:pPr>
+                </w:p>
+              </w:tc>
+              <w:tc>
+                <w:tcPr>
+                  <w:tcW w:w="1590" w:type="dxa"/>
+                  <w:shd w:val="clear" w:color="auto" w:fill="FAFAFA"/>
+                </w:tcPr>
+                <w:p>
+                  <w:pPr>
+                    <w:rPr>
+                      <w:lang w:bidi="ar-SA"/>
+                    </w:rPr>
+                  </w:pPr>
                 </w:p>
               </w:tc>
             </w:tr>
@@ -15778,10 +16907,11 @@
                 <w:insideH w:val="single" w:sz="18" w:space="0" w:color="1B91C6"/>
                 <w:insideV w:val="single" w:sz="18" w:space="0" w:color="1B91C6"/>
               </w:tblBorders>
+              <w:tblLayout w:type="fixed"/>
               <w:tblLook w:val="04A0" w:firstRow="1" w:lastRow="0" w:firstColumn="1" w:lastColumn="0" w:noHBand="0" w:noVBand="1"/>
             </w:tblPr>
             <w:tblGrid>
-              <w:gridCol w:w="365"/>
+              <w:gridCol w:w="385"/>
             </w:tblGrid>
             <w:tr>
               <w:tc>
@@ -15803,7 +16933,7 @@
                       <w:szCs w:val="26"/>
                       <w:lang w:bidi="ar-SA"/>
                     </w:rPr>
-                    <w:t>03</w:t>
+                    <w:t>05</w:t>
                   </w:r>
                 </w:p>
               </w:tc>
@@ -15824,6 +16954,7 @@
           </w:tcPr>
           <w:p>
             <w:pPr>
+              <w:spacing w:after="120"/>
               <w:rPr>
                 <w:rFonts w:ascii="Source Sans 3 Medium" w:hAnsi="Source Sans 3 Medium"/>
                 <w:b/>
@@ -15840,9 +16971,45 @@
                 <w:sz w:val="23"/>
                 <w:szCs w:val="23"/>
               </w:rPr>
-              <w:t>Read the words in exercise 2 again. Which words can you use to describe your feelings? Which words can you use to describe the experience of doing the things in the photographs? Put F for 'feelings' or E for 'experience' next to each word.</w:t>
-            </w:r>
-          </w:p>
+              <w:t>Answer the three questions in exercise 4 with a partner. Use some of the positive and negative phrases in the box.</w:t>
+            </w:r>
+          </w:p>
+        </w:tc>
+      </w:tr>
+    </w:tbl>
+    <w:p>
+      <w:pPr>
+        <w:pStyle w:val="SS3-115"/>
+        <w:rPr>
+          <w:sz w:val="2"/>
+          <w:szCs w:val="2"/>
+        </w:rPr>
+      </w:pPr>
+    </w:p>
+    <w:tbl>
+      <w:tblPr>
+        <w:tblStyle w:val="CommonTable"/>
+        <w:tblW w:w="0" w:type="auto"/>
+        <w:tblBorders>
+          <w:top w:val="single" w:sz="24" w:space="0" w:color="auto"/>
+          <w:left w:val="single" w:sz="24" w:space="0" w:color="auto"/>
+          <w:bottom w:val="single" w:sz="24" w:space="0" w:color="auto"/>
+          <w:right w:val="single" w:sz="24" w:space="0" w:color="auto"/>
+          <w:insideH w:val="single" w:sz="24" w:space="0" w:color="auto"/>
+          <w:insideV w:val="single" w:sz="24" w:space="0" w:color="auto"/>
+        </w:tblBorders>
+        <w:shd w:val="clear" w:color="auto" w:fill="02A1FD"/>
+        <w:tblLook w:val="04A0" w:firstRow="1" w:lastRow="0" w:firstColumn="1" w:lastColumn="0" w:noHBand="0" w:noVBand="1"/>
+      </w:tblPr>
+      <w:tblGrid>
+        <w:gridCol w:w="4587"/>
+      </w:tblGrid>
+      <w:tr>
+        <w:tc>
+          <w:tcPr>
+            <w:tcW w:w="0" w:type="auto"/>
+            <w:shd w:val="clear" w:color="auto" w:fill="02A1FD"/>
+          </w:tcPr>
           <w:p>
             <w:pPr>
               <w:rPr>
@@ -15851,21 +17018,43 @@
                 <w:bCs/>
                 <w:sz w:val="23"/>
                 <w:szCs w:val="23"/>
-              </w:rPr>
-            </w:pPr>
-            <w:r>
-              <w:rPr>
-                <w:rFonts w:ascii="Source Sans 3 Medium" w:hAnsi="Source Sans 3 Medium"/>
-                <w:b/>
-                <w:bCs/>
-                <w:sz w:val="23"/>
-                <w:szCs w:val="23"/>
-              </w:rPr>
-              <w:t>Which ONE word can be used to describe both your feelings and the experience?</w:t>
+                <w:lang w:bidi="ar-SA"/>
+              </w:rPr>
+            </w:pPr>
+            <w:r>
+              <w:rPr>
+                <w:b/>
+                <w:bCs/>
+                <w:color w:val="FFFFFF" w:themeColor="background1"/>
+                <w:sz w:val="24"/>
+                <w:szCs w:val="24"/>
+              </w:rPr>
+              <w:t>USING THE PREPARATION TIME IN PART 2</w:t>
             </w:r>
           </w:p>
         </w:tc>
       </w:tr>
+    </w:tbl>
+    <w:p>
+      <w:pPr>
+        <w:pStyle w:val="SS3-115"/>
+        <w:rPr>
+          <w:sz w:val="2"/>
+          <w:szCs w:val="2"/>
+        </w:rPr>
+      </w:pPr>
+    </w:p>
+    <w:tbl>
+      <w:tblPr>
+        <w:tblStyle w:val="DottedTable"/>
+        <w:tblW w:w="14454" w:type="dxa"/>
+        <w:tblLayout w:type="fixed"/>
+        <w:tblLook w:val="04A0" w:firstRow="1" w:lastRow="0" w:firstColumn="1" w:lastColumn="0" w:noHBand="0" w:noVBand="1"/>
+      </w:tblPr>
+      <w:tblGrid>
+        <w:gridCol w:w="421"/>
+        <w:gridCol w:w="14033"/>
+      </w:tblGrid>
       <w:tr>
         <w:tc>
           <w:tcPr>
@@ -15887,10 +17076,11 @@
                 <w:insideH w:val="single" w:sz="18" w:space="0" w:color="1B91C6"/>
                 <w:insideV w:val="single" w:sz="18" w:space="0" w:color="1B91C6"/>
               </w:tblBorders>
+              <w:tblLayout w:type="fixed"/>
               <w:tblLook w:val="04A0" w:firstRow="1" w:lastRow="0" w:firstColumn="1" w:lastColumn="0" w:noHBand="0" w:noVBand="1"/>
             </w:tblPr>
             <w:tblGrid>
-              <w:gridCol w:w="365"/>
+              <w:gridCol w:w="385"/>
             </w:tblGrid>
             <w:tr>
               <w:tc>
@@ -15912,7 +17102,7 @@
                       <w:szCs w:val="26"/>
                       <w:lang w:bidi="ar-SA"/>
                     </w:rPr>
-                    <w:t>04</w:t>
+                    <w:t>06</w:t>
                   </w:r>
                 </w:p>
               </w:tc>
@@ -15933,7 +17123,6 @@
           </w:tcPr>
           <w:p>
             <w:pPr>
-              <w:spacing w:after="120"/>
               <w:rPr>
                 <w:rFonts w:ascii="Source Sans 3 Medium" w:hAnsi="Source Sans 3 Medium"/>
                 <w:b/>
@@ -15950,9 +17139,29 @@
                 <w:sz w:val="23"/>
                 <w:szCs w:val="23"/>
               </w:rPr>
-              <w:t>Complete the table. There is an example to help you</w:t>
-            </w:r>
-            <w:r>
+              <w:t>Listen, then read Mohammed's answers to these Part 1 questions about food. Are the phrases in bold positive or negative opinions?</w:t>
+            </w:r>
+          </w:p>
+          <w:p>
+            <w:pPr>
+              <w:spacing w:before="120" w:after="120"/>
+            </w:pPr>
+            <w:hyperlink r:id="rId28" w:history="1">
+              <w:r>
+                <w:rPr>
+                  <w:rStyle w:val="Hyperlink"/>
+                  <w:rFonts w:ascii="Source Sans 3" w:hAnsi="Source Sans 3"/>
+                  <w:b/>
+                  <w:bCs/>
+                  <w:sz w:val="26"/>
+                  <w:szCs w:val="26"/>
+                </w:rPr>
+                <w:t>39</w:t>
+              </w:r>
+            </w:hyperlink>
+          </w:p>
+          <w:p>
+            <w:pPr>
               <w:rPr>
                 <w:rFonts w:ascii="Source Sans 3 Medium" w:hAnsi="Source Sans 3 Medium"/>
                 <w:b/>
@@ -15960,505 +17169,8 @@
                 <w:sz w:val="23"/>
                 <w:szCs w:val="23"/>
               </w:rPr>
-              <w:t>.</w:t>
-            </w:r>
-          </w:p>
-          <w:tbl>
-            <w:tblPr>
-              <w:tblStyle w:val="CommonTable"/>
-              <w:tblW w:w="0" w:type="auto"/>
-              <w:tblBorders>
-                <w:top w:val="single" w:sz="18" w:space="0" w:color="1B91C6"/>
-                <w:left w:val="none" w:sz="0" w:space="0" w:color="auto"/>
-                <w:bottom w:val="none" w:sz="0" w:space="0" w:color="auto"/>
-                <w:right w:val="none" w:sz="0" w:space="0" w:color="auto"/>
-                <w:insideH w:val="single" w:sz="6" w:space="0" w:color="1B91C6"/>
-                <w:insideV w:val="single" w:sz="6" w:space="0" w:color="1B91C6"/>
-              </w:tblBorders>
-              <w:tblLook w:val="04A0" w:firstRow="1" w:lastRow="0" w:firstColumn="1" w:lastColumn="0" w:noHBand="0" w:noVBand="1"/>
-            </w:tblPr>
-            <w:tblGrid>
-              <w:gridCol w:w="1803"/>
-              <w:gridCol w:w="1590"/>
-            </w:tblGrid>
-            <w:tr>
-              <w:tc>
-                <w:tcPr>
-                  <w:tcW w:w="0" w:type="auto"/>
-                </w:tcPr>
-                <w:p>
-                  <w:pPr>
-                    <w:rPr>
-                      <w:rFonts w:ascii="Source Sans 3 Medium" w:hAnsi="Source Sans 3 Medium"/>
-                      <w:b/>
-                      <w:bCs/>
-                      <w:sz w:val="23"/>
-                      <w:szCs w:val="23"/>
-                      <w:lang w:bidi="ar-SA"/>
-                    </w:rPr>
-                  </w:pPr>
-                  <w:r>
-                    <w:rPr>
-                      <w:b/>
-                      <w:bCs/>
-                      <w:sz w:val="23"/>
-                      <w:szCs w:val="23"/>
-                    </w:rPr>
-                    <w:t>I feel/I felt...</w:t>
-                  </w:r>
-                </w:p>
-              </w:tc>
-              <w:tc>
-                <w:tcPr>
-                  <w:tcW w:w="0" w:type="auto"/>
-                </w:tcPr>
-                <w:p>
-                  <w:pPr>
-                    <w:rPr>
-                      <w:rFonts w:ascii="Source Sans 3 Medium" w:hAnsi="Source Sans 3 Medium"/>
-                      <w:b/>
-                      <w:bCs/>
-                      <w:sz w:val="23"/>
-                      <w:szCs w:val="23"/>
-                      <w:lang w:bidi="ar-SA"/>
-                    </w:rPr>
-                  </w:pPr>
-                  <w:r>
-                    <w:rPr>
-                      <w:b/>
-                      <w:bCs/>
-                      <w:sz w:val="23"/>
-                      <w:szCs w:val="23"/>
-                    </w:rPr>
-                    <w:t>It is / It was</w:t>
-                  </w:r>
-                </w:p>
-              </w:tc>
-            </w:tr>
-            <w:tr>
-              <w:tc>
-                <w:tcPr>
-                  <w:tcW w:w="0" w:type="auto"/>
-                </w:tcPr>
-                <w:p>
-                  <w:pPr>
-                    <w:rPr>
-                      <w:b/>
-                      <w:bCs/>
-                      <w:sz w:val="23"/>
-                      <w:szCs w:val="23"/>
-                      <w:lang w:bidi="ar-SA"/>
-                    </w:rPr>
-                  </w:pPr>
-                  <w:r>
-                    <w:rPr>
-                      <w:sz w:val="23"/>
-                      <w:szCs w:val="23"/>
-                    </w:rPr>
-                    <w:t>amazed</w:t>
-                  </w:r>
-                </w:p>
-              </w:tc>
-              <w:tc>
-                <w:tcPr>
-                  <w:tcW w:w="0" w:type="auto"/>
-                </w:tcPr>
-                <w:p>
-                  <w:pPr>
-                    <w:rPr>
-                      <w:rFonts w:ascii="Comic Sans MS" w:hAnsi="Comic Sans MS"/>
-                      <w:b/>
-                      <w:bCs/>
-                      <w:color w:val="AB557A"/>
-                      <w:sz w:val="23"/>
-                      <w:szCs w:val="23"/>
-                      <w:lang w:bidi="ar-SA"/>
-                    </w:rPr>
-                  </w:pPr>
-                  <w:r>
-                    <w:rPr>
-                      <w:rFonts w:ascii="Comic Sans MS" w:hAnsi="Comic Sans MS"/>
-                      <w:color w:val="AB557A"/>
-                      <w:sz w:val="23"/>
-                      <w:szCs w:val="23"/>
-                    </w:rPr>
-                    <w:t>amazing</w:t>
-                  </w:r>
-                </w:p>
-              </w:tc>
-            </w:tr>
-            <w:tr>
-              <w:tc>
-                <w:tcPr>
-                  <w:tcW w:w="0" w:type="auto"/>
-                </w:tcPr>
-                <w:p>
-                  <w:pPr>
-                    <w:rPr>
-                      <w:b/>
-                      <w:bCs/>
-                      <w:sz w:val="23"/>
-                      <w:szCs w:val="23"/>
-                      <w:lang w:bidi="ar-SA"/>
-                    </w:rPr>
-                  </w:pPr>
-                </w:p>
-              </w:tc>
-              <w:tc>
-                <w:tcPr>
-                  <w:tcW w:w="0" w:type="auto"/>
-                </w:tcPr>
-                <w:p>
-                  <w:pPr>
-                    <w:rPr>
-                      <w:b/>
-                      <w:bCs/>
-                      <w:sz w:val="23"/>
-                      <w:szCs w:val="23"/>
-                      <w:lang w:bidi="ar-SA"/>
-                    </w:rPr>
-                  </w:pPr>
-                  <w:r>
-                    <w:rPr>
-                      <w:sz w:val="23"/>
-                      <w:szCs w:val="23"/>
-                    </w:rPr>
-                    <w:t>thrilling</w:t>
-                  </w:r>
-                </w:p>
-              </w:tc>
-            </w:tr>
-            <w:tr>
-              <w:tc>
-                <w:tcPr>
-                  <w:tcW w:w="0" w:type="auto"/>
-                </w:tcPr>
-                <w:p>
-                  <w:pPr>
-                    <w:rPr>
-                      <w:b/>
-                      <w:bCs/>
-                      <w:sz w:val="23"/>
-                      <w:szCs w:val="23"/>
-                      <w:lang w:bidi="ar-SA"/>
-                    </w:rPr>
-                  </w:pPr>
-                </w:p>
-              </w:tc>
-              <w:tc>
-                <w:tcPr>
-                  <w:tcW w:w="0" w:type="auto"/>
-                </w:tcPr>
-                <w:p>
-                  <w:pPr>
-                    <w:rPr>
-                      <w:b/>
-                      <w:bCs/>
-                      <w:sz w:val="23"/>
-                      <w:szCs w:val="23"/>
-                      <w:lang w:bidi="ar-SA"/>
-                    </w:rPr>
-                  </w:pPr>
-                  <w:r>
-                    <w:rPr>
-                      <w:sz w:val="23"/>
-                      <w:szCs w:val="23"/>
-                    </w:rPr>
-                    <w:t>boring</w:t>
-                  </w:r>
-                </w:p>
-              </w:tc>
-            </w:tr>
-            <w:tr>
-              <w:tc>
-                <w:tcPr>
-                  <w:tcW w:w="0" w:type="auto"/>
-                </w:tcPr>
-                <w:p>
-                  <w:pPr>
-                    <w:rPr>
-                      <w:b/>
-                      <w:bCs/>
-                      <w:sz w:val="23"/>
-                      <w:szCs w:val="23"/>
-                      <w:lang w:bidi="ar-SA"/>
-                    </w:rPr>
-                  </w:pPr>
-                </w:p>
-              </w:tc>
-              <w:tc>
-                <w:tcPr>
-                  <w:tcW w:w="0" w:type="auto"/>
-                </w:tcPr>
-                <w:p>
-                  <w:pPr>
-                    <w:rPr>
-                      <w:b/>
-                      <w:bCs/>
-                      <w:sz w:val="23"/>
-                      <w:szCs w:val="23"/>
-                      <w:lang w:bidi="ar-SA"/>
-                    </w:rPr>
-                  </w:pPr>
-                  <w:r>
-                    <w:rPr>
-                      <w:sz w:val="23"/>
-                      <w:szCs w:val="23"/>
-                    </w:rPr>
-                    <w:t>challenging</w:t>
-                  </w:r>
-                </w:p>
-              </w:tc>
-            </w:tr>
-            <w:tr>
-              <w:tc>
-                <w:tcPr>
-                  <w:tcW w:w="0" w:type="auto"/>
-                </w:tcPr>
-                <w:p>
-                  <w:pPr>
-                    <w:rPr>
-                      <w:b/>
-                      <w:bCs/>
-                      <w:sz w:val="23"/>
-                      <w:szCs w:val="23"/>
-                      <w:lang w:bidi="ar-SA"/>
-                    </w:rPr>
-                  </w:pPr>
-                  <w:r>
-                    <w:rPr>
-                      <w:sz w:val="23"/>
-                      <w:szCs w:val="23"/>
-                    </w:rPr>
-                    <w:t>fascinated</w:t>
-                  </w:r>
-                </w:p>
-              </w:tc>
-              <w:tc>
-                <w:tcPr>
-                  <w:tcW w:w="0" w:type="auto"/>
-                </w:tcPr>
-                <w:p>
-                  <w:pPr>
-                    <w:rPr>
-                      <w:b/>
-                      <w:bCs/>
-                      <w:sz w:val="23"/>
-                      <w:szCs w:val="23"/>
-                      <w:lang w:bidi="ar-SA"/>
-                    </w:rPr>
-                  </w:pPr>
-                </w:p>
-              </w:tc>
-            </w:tr>
-            <w:tr>
-              <w:tc>
-                <w:tcPr>
-                  <w:tcW w:w="0" w:type="auto"/>
-                </w:tcPr>
-                <w:p>
-                  <w:pPr>
-                    <w:rPr>
-                      <w:b/>
-                      <w:bCs/>
-                      <w:sz w:val="23"/>
-                      <w:szCs w:val="23"/>
-                      <w:lang w:bidi="ar-SA"/>
-                    </w:rPr>
-                  </w:pPr>
-                  <w:r>
-                    <w:rPr>
-                      <w:sz w:val="23"/>
-                      <w:szCs w:val="23"/>
-                    </w:rPr>
-                    <w:t>not very excited</w:t>
-                  </w:r>
-                </w:p>
-              </w:tc>
-              <w:tc>
-                <w:tcPr>
-                  <w:tcW w:w="0" w:type="auto"/>
-                </w:tcPr>
-                <w:p>
-                  <w:pPr>
-                    <w:rPr>
-                      <w:b/>
-                      <w:bCs/>
-                      <w:sz w:val="23"/>
-                      <w:szCs w:val="23"/>
-                      <w:lang w:bidi="ar-SA"/>
-                    </w:rPr>
-                  </w:pPr>
-                </w:p>
-              </w:tc>
-            </w:tr>
-            <w:tr>
-              <w:tc>
-                <w:tcPr>
-                  <w:tcW w:w="0" w:type="auto"/>
-                </w:tcPr>
-                <w:p>
-                  <w:pPr>
-                    <w:rPr>
-                      <w:b/>
-                      <w:bCs/>
-                      <w:sz w:val="23"/>
-                      <w:szCs w:val="23"/>
-                      <w:lang w:bidi="ar-SA"/>
-                    </w:rPr>
-                  </w:pPr>
-                </w:p>
-              </w:tc>
-              <w:tc>
-                <w:tcPr>
-                  <w:tcW w:w="0" w:type="auto"/>
-                </w:tcPr>
-                <w:p>
-                  <w:pPr>
-                    <w:rPr>
-                      <w:b/>
-                      <w:bCs/>
-                      <w:sz w:val="23"/>
-                      <w:szCs w:val="23"/>
-                      <w:lang w:bidi="ar-SA"/>
-                    </w:rPr>
-                  </w:pPr>
-                  <w:r>
-                    <w:rPr>
-                      <w:sz w:val="23"/>
-                      <w:szCs w:val="23"/>
-                    </w:rPr>
-                    <w:t>tiring</w:t>
-                  </w:r>
-                </w:p>
-              </w:tc>
-            </w:tr>
-            <w:tr>
-              <w:tc>
-                <w:tcPr>
-                  <w:tcW w:w="0" w:type="auto"/>
-                </w:tcPr>
-                <w:p>
-                  <w:pPr>
-                    <w:rPr>
-                      <w:b/>
-                      <w:bCs/>
-                      <w:sz w:val="23"/>
-                      <w:szCs w:val="23"/>
-                      <w:lang w:bidi="ar-SA"/>
-                    </w:rPr>
-                  </w:pPr>
-                </w:p>
-              </w:tc>
-              <w:tc>
-                <w:tcPr>
-                  <w:tcW w:w="0" w:type="auto"/>
-                </w:tcPr>
-                <w:p>
-                  <w:pPr>
-                    <w:rPr>
-                      <w:b/>
-                      <w:bCs/>
-                      <w:sz w:val="23"/>
-                      <w:szCs w:val="23"/>
-                      <w:lang w:bidi="ar-SA"/>
-                    </w:rPr>
-                  </w:pPr>
-                  <w:r>
-                    <w:rPr>
-                      <w:sz w:val="23"/>
-                      <w:szCs w:val="23"/>
-                    </w:rPr>
-                    <w:t>embarrassing</w:t>
-                  </w:r>
-                </w:p>
-              </w:tc>
-            </w:tr>
-            <w:tr>
-              <w:tc>
-                <w:tcPr>
-                  <w:tcW w:w="0" w:type="auto"/>
-                </w:tcPr>
-                <w:p>
-                  <w:pPr>
-                    <w:rPr>
-                      <w:b/>
-                      <w:bCs/>
-                      <w:sz w:val="23"/>
-                      <w:szCs w:val="23"/>
-                      <w:lang w:bidi="ar-SA"/>
-                    </w:rPr>
-                  </w:pPr>
-                  <w:r>
-                    <w:rPr>
-                      <w:sz w:val="23"/>
-                      <w:szCs w:val="23"/>
-                    </w:rPr>
-                    <w:t>interested</w:t>
-                  </w:r>
-                </w:p>
-              </w:tc>
-              <w:tc>
-                <w:tcPr>
-                  <w:tcW w:w="0" w:type="auto"/>
-                </w:tcPr>
-                <w:p>
-                  <w:pPr>
-                    <w:rPr>
-                      <w:b/>
-                      <w:bCs/>
-                      <w:sz w:val="23"/>
-                      <w:szCs w:val="23"/>
-                      <w:lang w:bidi="ar-SA"/>
-                    </w:rPr>
-                  </w:pPr>
-                </w:p>
-              </w:tc>
-            </w:tr>
-            <w:tr>
-              <w:tc>
-                <w:tcPr>
-                  <w:tcW w:w="0" w:type="auto"/>
-                </w:tcPr>
-                <w:p>
-                  <w:pPr>
-                    <w:rPr>
-                      <w:b/>
-                      <w:bCs/>
-                      <w:sz w:val="23"/>
-                      <w:szCs w:val="23"/>
-                      <w:lang w:bidi="ar-SA"/>
-                    </w:rPr>
-                  </w:pPr>
-                  <w:r>
-                    <w:rPr>
-                      <w:sz w:val="23"/>
-                      <w:szCs w:val="23"/>
-                    </w:rPr>
-                    <w:t>great</w:t>
-                  </w:r>
-                </w:p>
-              </w:tc>
-              <w:tc>
-                <w:tcPr>
-                  <w:tcW w:w="0" w:type="auto"/>
-                </w:tcPr>
-                <w:p>
-                  <w:pPr>
-                    <w:rPr>
-                      <w:b/>
-                      <w:bCs/>
-                      <w:sz w:val="23"/>
-                      <w:szCs w:val="23"/>
-                      <w:lang w:bidi="ar-SA"/>
-                    </w:rPr>
-                  </w:pPr>
-                </w:p>
-              </w:tc>
-            </w:tr>
-          </w:tbl>
-          <w:p>
-            <w:pPr>
+            </w:pPr>
+            <w:r>
               <w:rPr>
                 <w:rFonts w:ascii="Source Sans 3 Medium" w:hAnsi="Source Sans 3 Medium"/>
                 <w:b/>
@@ -16466,353 +17178,121 @@
                 <w:sz w:val="23"/>
                 <w:szCs w:val="23"/>
               </w:rPr>
-            </w:pPr>
-          </w:p>
-        </w:tc>
-      </w:tr>
-      <w:tr>
-        <w:tc>
-          <w:tcPr>
-            <w:tcW w:w="421" w:type="dxa"/>
-            <w:tcMar>
-              <w:left w:w="0" w:type="dxa"/>
-              <w:right w:w="0" w:type="dxa"/>
-            </w:tcMar>
-          </w:tcPr>
-          <w:tbl>
-            <w:tblPr>
-              <w:tblStyle w:val="CompactTable"/>
-              <w:tblW w:w="0" w:type="auto"/>
-              <w:tblBorders>
-                <w:top w:val="single" w:sz="18" w:space="0" w:color="1B91C6"/>
-                <w:left w:val="single" w:sz="18" w:space="0" w:color="1B91C6"/>
-                <w:bottom w:val="single" w:sz="18" w:space="0" w:color="1B91C6"/>
-                <w:right w:val="single" w:sz="18" w:space="0" w:color="1B91C6"/>
-                <w:insideH w:val="single" w:sz="18" w:space="0" w:color="1B91C6"/>
-                <w:insideV w:val="single" w:sz="18" w:space="0" w:color="1B91C6"/>
-              </w:tblBorders>
-              <w:tblLook w:val="04A0" w:firstRow="1" w:lastRow="0" w:firstColumn="1" w:lastColumn="0" w:noHBand="0" w:noVBand="1"/>
-            </w:tblPr>
-            <w:tblGrid>
-              <w:gridCol w:w="365"/>
-            </w:tblGrid>
-            <w:tr>
-              <w:tc>
-                <w:tcPr>
-                  <w:tcW w:w="385" w:type="dxa"/>
-                </w:tcPr>
-                <w:p>
-                  <w:pPr>
-                    <w:rPr>
-                      <w:b w:val="0"/>
-                      <w:bCs/>
-                      <w:szCs w:val="26"/>
-                      <w:bdr w:val="single" w:sz="12" w:space="0" w:color="FFFF00"/>
-                    </w:rPr>
-                  </w:pPr>
-                  <w:r>
-                    <w:rPr>
-                      <w:bCs/>
-                      <w:szCs w:val="26"/>
-                      <w:lang w:bidi="ar-SA"/>
-                    </w:rPr>
-                    <w:t>05</w:t>
-                  </w:r>
-                </w:p>
-              </w:tc>
-            </w:tr>
-          </w:tbl>
-          <w:p>
-            <w:pPr>
-              <w:rPr>
-                <w:bCs/>
-                <w:szCs w:val="26"/>
-              </w:rPr>
-            </w:pPr>
-          </w:p>
-        </w:tc>
-        <w:tc>
-          <w:tcPr>
-            <w:tcW w:w="14033" w:type="dxa"/>
-          </w:tcPr>
-          <w:p>
-            <w:pPr>
-              <w:rPr>
-                <w:rFonts w:ascii="Source Sans 3 Medium" w:hAnsi="Source Sans 3 Medium"/>
-                <w:b/>
-                <w:bCs/>
-                <w:sz w:val="23"/>
-                <w:szCs w:val="23"/>
-              </w:rPr>
-            </w:pPr>
-            <w:r>
-              <w:rPr>
-                <w:rFonts w:ascii="Source Sans 3 Medium" w:hAnsi="Source Sans 3 Medium"/>
-                <w:b/>
-                <w:bCs/>
-                <w:sz w:val="23"/>
-                <w:szCs w:val="23"/>
-              </w:rPr>
-              <w:t>Choose the correct word in each sentence.</w:t>
+              <w:t>Look at the task card and listen to Angelica talking about a meal that is popular in her country. Then answer the questions below.</w:t>
             </w:r>
           </w:p>
           <w:p>
             <w:pPr>
               <w:pStyle w:val="SS3-115"/>
+            </w:pPr>
+            <w:r>
+              <w:t>Describe a popular meal from your country that you like to eat.</w:t>
+            </w:r>
+          </w:p>
+          <w:p>
+            <w:pPr>
+              <w:pStyle w:val="SS3-115"/>
+            </w:pPr>
+            <w:r>
+              <w:t>You should say:</w:t>
+            </w:r>
+          </w:p>
+          <w:p>
+            <w:pPr>
+              <w:pStyle w:val="BulletList"/>
+            </w:pPr>
+            <w:r>
+              <w:t>what the meal is</w:t>
+            </w:r>
+          </w:p>
+          <w:p>
+            <w:pPr>
+              <w:pStyle w:val="BulletList"/>
+            </w:pPr>
+            <w:r>
+              <w:t>why it is popular in your country</w:t>
+            </w:r>
+          </w:p>
+          <w:p>
+            <w:pPr>
+              <w:pStyle w:val="BulletList"/>
+            </w:pPr>
+            <w:r>
+              <w:t>why you like it</w:t>
+            </w:r>
+          </w:p>
+          <w:p>
+            <w:pPr>
+              <w:pStyle w:val="SS3-115"/>
+            </w:pPr>
+            <w:r>
+              <w:t>and say why you would recommend it to a visitor to your country.</w:t>
+            </w:r>
+          </w:p>
+          <w:p>
+            <w:pPr>
+              <w:pStyle w:val="NumList"/>
               <w:numPr>
                 <w:ilvl w:val="0"/>
-                <w:numId w:val="25"/>
+                <w:numId w:val="49"/>
               </w:numPr>
-            </w:pPr>
-            <w:r>
-              <w:t xml:space="preserve">I've got a place on the course! I'm </w:t>
-            </w:r>
-            <w:r>
-              <w:rPr>
-                <w:b/>
-                <w:bCs/>
-              </w:rPr>
-              <w:t>thrilled</w:t>
-            </w:r>
-            <w:r>
-              <w:rPr>
-                <w:b/>
-                <w:bCs/>
-              </w:rPr>
-              <w:t xml:space="preserve"> </w:t>
-            </w:r>
-            <w:r>
-              <w:t>/</w:t>
-            </w:r>
-            <w:r>
-              <w:rPr>
-                <w:b/>
-                <w:bCs/>
-              </w:rPr>
-              <w:t xml:space="preserve"> </w:t>
-            </w:r>
-            <w:r>
-              <w:rPr>
-                <w:b/>
-                <w:bCs/>
-              </w:rPr>
-              <w:t>thrilling</w:t>
-            </w:r>
-            <w:r>
-              <w:t>!</w:t>
-            </w:r>
-          </w:p>
-          <w:p>
-            <w:pPr>
-              <w:pStyle w:val="SS3-115"/>
+              <w:spacing w:before="120"/>
+              <w:ind w:left="284" w:hanging="284"/>
+            </w:pPr>
+            <w:r>
+              <w:t>Did Angelica introduce what she was going to talk about?</w:t>
+            </w:r>
+          </w:p>
+          <w:p>
+            <w:pPr>
+              <w:pStyle w:val="NumList"/>
               <w:numPr>
                 <w:ilvl w:val="0"/>
-                <w:numId w:val="25"/>
+                <w:numId w:val="49"/>
               </w:numPr>
-            </w:pPr>
-            <w:r>
-              <w:t xml:space="preserve">It's a very </w:t>
-            </w:r>
-            <w:r>
-              <w:rPr>
-                <w:b/>
-                <w:bCs/>
-              </w:rPr>
-              <w:t>interested</w:t>
-            </w:r>
-            <w:r>
-              <w:rPr>
-                <w:b/>
-                <w:bCs/>
-              </w:rPr>
-              <w:t xml:space="preserve"> </w:t>
-            </w:r>
-            <w:r>
-              <w:t>/</w:t>
-            </w:r>
-            <w:r>
-              <w:t xml:space="preserve"> </w:t>
-            </w:r>
-            <w:r>
-              <w:rPr>
-                <w:b/>
-                <w:bCs/>
-              </w:rPr>
-              <w:t>interesting</w:t>
-            </w:r>
-            <w:r>
-              <w:t xml:space="preserve"> job-I'm learning a lot.</w:t>
-            </w:r>
-          </w:p>
-          <w:p>
-            <w:pPr>
-              <w:pStyle w:val="SS3-115"/>
+              <w:ind w:left="284" w:hanging="284"/>
+            </w:pPr>
+            <w:r>
+              <w:t>What was the meal that Angelica described?</w:t>
+            </w:r>
+          </w:p>
+          <w:p>
+            <w:pPr>
+              <w:pStyle w:val="NumList"/>
               <w:numPr>
                 <w:ilvl w:val="0"/>
-                <w:numId w:val="25"/>
+                <w:numId w:val="49"/>
               </w:numPr>
-            </w:pPr>
-            <w:r>
-              <w:t xml:space="preserve">I had to give a presentation in front of my colleagues. I felt really </w:t>
-            </w:r>
-            <w:r>
-              <w:rPr>
-                <w:b/>
-                <w:bCs/>
-              </w:rPr>
-              <w:t xml:space="preserve">embarrassing </w:t>
-            </w:r>
-            <w:r>
-              <w:t>/</w:t>
-            </w:r>
-            <w:r>
-              <w:rPr>
-                <w:b/>
-                <w:bCs/>
-              </w:rPr>
-              <w:t xml:space="preserve"> </w:t>
-            </w:r>
-            <w:r>
-              <w:rPr>
-                <w:b/>
-                <w:bCs/>
-              </w:rPr>
-              <w:t>embarrassed</w:t>
-            </w:r>
-            <w:r>
-              <w:t>.</w:t>
-            </w:r>
-          </w:p>
-          <w:p>
-            <w:pPr>
-              <w:pStyle w:val="SS3-115"/>
+              <w:ind w:left="284" w:hanging="284"/>
+            </w:pPr>
+            <w:r>
+              <w:t>Why is it popular in her country?</w:t>
+            </w:r>
+          </w:p>
+          <w:p>
+            <w:pPr>
+              <w:pStyle w:val="NumList"/>
               <w:numPr>
                 <w:ilvl w:val="0"/>
-                <w:numId w:val="25"/>
+                <w:numId w:val="49"/>
               </w:numPr>
-            </w:pPr>
-            <w:r>
-              <w:t xml:space="preserve">She gets </w:t>
-            </w:r>
-            <w:r>
-              <w:rPr>
-                <w:b/>
-                <w:bCs/>
-              </w:rPr>
-              <w:t>boring</w:t>
-            </w:r>
-            <w:r>
-              <w:rPr>
-                <w:b/>
-                <w:bCs/>
-              </w:rPr>
-              <w:t xml:space="preserve"> </w:t>
-            </w:r>
-            <w:r>
-              <w:t>/</w:t>
-            </w:r>
-            <w:r>
-              <w:t xml:space="preserve"> </w:t>
-            </w:r>
-            <w:r>
-              <w:rPr>
-                <w:b/>
-                <w:bCs/>
-              </w:rPr>
-              <w:t>bored</w:t>
-            </w:r>
-            <w:r>
-              <w:t xml:space="preserve"> easily, so she's changed jobs twice.</w:t>
-            </w:r>
-          </w:p>
-          <w:p>
-            <w:pPr>
-              <w:pStyle w:val="SS3-115"/>
+              <w:ind w:left="284" w:hanging="284"/>
+            </w:pPr>
+            <w:r>
+              <w:t>Why does she like it?</w:t>
+            </w:r>
+          </w:p>
+          <w:p>
+            <w:pPr>
+              <w:pStyle w:val="NumList"/>
               <w:numPr>
                 <w:ilvl w:val="0"/>
-                <w:numId w:val="25"/>
+                <w:numId w:val="49"/>
               </w:numPr>
-            </w:pPr>
-            <w:r>
-              <w:t>He works long hours and late nights and weekends in order to pay for his daughter's university course.</w:t>
-            </w:r>
-            <w:r>
-              <w:t xml:space="preserve"> </w:t>
-            </w:r>
-            <w:r>
-              <w:t xml:space="preserve">It must be very </w:t>
-            </w:r>
-            <w:r>
-              <w:rPr>
-                <w:b/>
-                <w:bCs/>
-              </w:rPr>
-              <w:t>tired</w:t>
-            </w:r>
-            <w:r>
-              <w:rPr>
-                <w:b/>
-                <w:bCs/>
-              </w:rPr>
-              <w:t xml:space="preserve"> </w:t>
-            </w:r>
-            <w:r>
-              <w:t>/</w:t>
-            </w:r>
-            <w:r>
-              <w:t xml:space="preserve"> </w:t>
-            </w:r>
-            <w:r>
-              <w:rPr>
-                <w:b/>
-                <w:bCs/>
-              </w:rPr>
-              <w:t>tiring</w:t>
-            </w:r>
-            <w:r>
-              <w:t xml:space="preserve"> for him.</w:t>
-            </w:r>
-          </w:p>
-          <w:p>
-            <w:pPr>
-              <w:pStyle w:val="SS3-115"/>
-              <w:numPr>
-                <w:ilvl w:val="0"/>
-                <w:numId w:val="25"/>
-              </w:numPr>
-            </w:pPr>
-            <w:r>
-              <w:t xml:space="preserve">She's got an </w:t>
-            </w:r>
-            <w:r>
-              <w:rPr>
-                <w:b/>
-                <w:bCs/>
-              </w:rPr>
-              <w:t>amazing</w:t>
-            </w:r>
-            <w:r>
-              <w:rPr>
-                <w:b/>
-                <w:bCs/>
-              </w:rPr>
-              <w:t xml:space="preserve"> </w:t>
-            </w:r>
-            <w:r>
-              <w:t>/</w:t>
-            </w:r>
-            <w:r>
-              <w:t xml:space="preserve"> </w:t>
-            </w:r>
-            <w:r>
-              <w:rPr>
-                <w:b/>
-                <w:bCs/>
-              </w:rPr>
-              <w:t>amazed</w:t>
-            </w:r>
-            <w:r>
-              <w:t xml:space="preserve"> job. She's a journalist and she's interviewed lots of famous people.</w:t>
+              <w:ind w:left="284" w:hanging="284"/>
+            </w:pPr>
+            <w:r>
+              <w:t>Why would she recommend it to visitors to her country?</w:t>
             </w:r>
           </w:p>
         </w:tc>
@@ -16894,7 +17374,7 @@
                       <w:lang w:bidi="ar-SA"/>
                     </w:rPr>
                     <w:lastRenderedPageBreak/>
-                    <w:t>06</w:t>
+                    <w:t>07</w:t>
                   </w:r>
                 </w:p>
               </w:tc>
@@ -16915,68 +17395,336 @@
           </w:tcPr>
           <w:p>
             <w:pPr>
+              <w:spacing w:after="120"/>
+            </w:pPr>
+            <w:r>
               <w:rPr>
                 <w:rFonts w:ascii="Source Sans 3 Medium" w:hAnsi="Source Sans 3 Medium"/>
                 <w:b/>
                 <w:bCs/>
-                <w:sz w:val="23"/>
-                <w:szCs w:val="23"/>
-              </w:rPr>
-            </w:pPr>
-            <w:r>
+              </w:rPr>
+              <w:t>You only have one minute to make notes on the topic for Part 2, so it is a good idea to write down key words and phrases. Match the four points on the card with some key words that another student wrote down (a-d).</w:t>
+            </w:r>
+          </w:p>
+          <w:tbl>
+            <w:tblPr>
+              <w:tblStyle w:val="DottedTable"/>
+              <w:tblW w:w="0" w:type="auto"/>
+              <w:tblLook w:val="04A0" w:firstRow="1" w:lastRow="0" w:firstColumn="1" w:lastColumn="0" w:noHBand="0" w:noVBand="1"/>
+            </w:tblPr>
+            <w:tblGrid>
+              <w:gridCol w:w="9356"/>
+              <w:gridCol w:w="4383"/>
+            </w:tblGrid>
+            <w:tr>
+              <w:tc>
+                <w:tcPr>
+                  <w:tcW w:w="9356" w:type="dxa"/>
+                </w:tcPr>
+                <w:p>
+                  <w:pPr>
+                    <w:pStyle w:val="SS3-115"/>
+                  </w:pPr>
+                  <w:r>
+                    <w:t>Describe a popular meal from your country that you like to eat.</w:t>
+                  </w:r>
+                </w:p>
+                <w:p>
+                  <w:pPr>
+                    <w:pStyle w:val="SS3-115"/>
+                  </w:pPr>
+                  <w:r>
+                    <w:t>You should say:</w:t>
+                  </w:r>
+                </w:p>
+                <w:p>
+                  <w:pPr>
+                    <w:pStyle w:val="BulletList"/>
+                  </w:pPr>
+                  <w:r>
+                    <w:t xml:space="preserve">what the meal is </w:t>
+                  </w:r>
+                  <w:r>
+                    <w:rPr>
+                      <w:vertAlign w:val="superscript"/>
+                    </w:rPr>
+                    <w:t>(1)</w:t>
+                  </w:r>
+                </w:p>
+                <w:p>
+                  <w:pPr>
+                    <w:pStyle w:val="BulletList"/>
+                  </w:pPr>
+                  <w:r>
+                    <w:t xml:space="preserve">why it is popular in your country </w:t>
+                  </w:r>
+                  <w:r>
+                    <w:rPr>
+                      <w:vertAlign w:val="superscript"/>
+                    </w:rPr>
+                    <w:t>(2)</w:t>
+                  </w:r>
+                </w:p>
+                <w:p>
+                  <w:pPr>
+                    <w:pStyle w:val="BulletList"/>
+                  </w:pPr>
+                  <w:r>
+                    <w:t xml:space="preserve">why you like it </w:t>
+                  </w:r>
+                  <w:r>
+                    <w:rPr>
+                      <w:vertAlign w:val="superscript"/>
+                    </w:rPr>
+                    <w:t>(3)</w:t>
+                  </w:r>
+                </w:p>
+                <w:p>
+                  <w:pPr>
+                    <w:pStyle w:val="BulletList"/>
+                  </w:pPr>
+                  <w:r>
+                    <w:t xml:space="preserve">and say why you would recommend it to a visitor to your country. </w:t>
+                  </w:r>
+                  <w:r>
+                    <w:rPr>
+                      <w:vertAlign w:val="superscript"/>
+                    </w:rPr>
+                    <w:t>(4)</w:t>
+                  </w:r>
+                </w:p>
+                <w:p>
+                  <w:pPr>
+                    <w:pStyle w:val="SS3-115"/>
+                    <w:numPr>
+                      <w:ilvl w:val="0"/>
+                      <w:numId w:val="50"/>
+                    </w:numPr>
+                    <w:spacing w:before="240"/>
+                    <w:ind w:left="284" w:hanging="284"/>
+                    <w:rPr>
+                      <w:i/>
+                      <w:iCs/>
+                    </w:rPr>
+                  </w:pPr>
+                  <w:r>
+                    <w:rPr>
+                      <w:i/>
+                      <w:iCs/>
+                    </w:rPr>
+                    <w:t xml:space="preserve">We love meat, traditional, lots of </w:t>
+                  </w:r>
+                  <w:proofErr w:type="gramStart"/>
+                  <w:r>
+                    <w:rPr>
+                      <w:i/>
+                      <w:iCs/>
+                    </w:rPr>
+                    <w:t>sheep!,</w:t>
+                  </w:r>
+                  <w:proofErr w:type="gramEnd"/>
+                  <w:r>
+                    <w:rPr>
+                      <w:i/>
+                      <w:iCs/>
+                    </w:rPr>
+                    <w:t xml:space="preserve"> proud of our cuisine</w:t>
+                  </w:r>
+                </w:p>
+                <w:p>
+                  <w:pPr>
+                    <w:pStyle w:val="SS3-115"/>
+                    <w:numPr>
+                      <w:ilvl w:val="0"/>
+                      <w:numId w:val="50"/>
+                    </w:numPr>
+                    <w:ind w:left="284" w:hanging="284"/>
+                    <w:rPr>
+                      <w:i/>
+                      <w:iCs/>
+                    </w:rPr>
+                  </w:pPr>
+                  <w:r>
+                    <w:rPr>
+                      <w:i/>
+                      <w:iCs/>
+                    </w:rPr>
+                    <w:t>better in Turkey than UK, different types (Shawarma, doner, etc.), most famous street food</w:t>
+                  </w:r>
+                </w:p>
+                <w:p>
+                  <w:pPr>
+                    <w:pStyle w:val="SS3-115"/>
+                    <w:numPr>
+                      <w:ilvl w:val="0"/>
+                      <w:numId w:val="50"/>
+                    </w:numPr>
+                    <w:ind w:left="284" w:hanging="284"/>
+                    <w:rPr>
+                      <w:i/>
+                      <w:iCs/>
+                    </w:rPr>
+                  </w:pPr>
+                  <w:r>
+                    <w:rPr>
+                      <w:i/>
+                      <w:iCs/>
+                    </w:rPr>
+                    <w:t>I'm busy buy quickly, tasty, juicy, reminds me of beach holidays</w:t>
+                  </w:r>
+                </w:p>
+                <w:p>
+                  <w:pPr>
+                    <w:pStyle w:val="SS3-115"/>
+                    <w:numPr>
+                      <w:ilvl w:val="0"/>
+                      <w:numId w:val="50"/>
+                    </w:numPr>
+                    <w:ind w:left="284" w:hanging="284"/>
+                  </w:pPr>
+                  <w:r>
+                    <w:rPr>
+                      <w:i/>
+                      <w:iCs/>
+                    </w:rPr>
+                    <w:t>lamb, slowly grilled, spices, garlic - serve with rice / bread / vegetables</w:t>
+                  </w:r>
+                </w:p>
+              </w:tc>
+              <w:tc>
+                <w:tcPr>
+                  <w:tcW w:w="4383" w:type="dxa"/>
+                </w:tcPr>
+                <w:p>
+                  <w:pPr>
+                    <w:rPr>
+                      <w:rFonts w:ascii="Source Sans 3 SemiBold" w:hAnsi="Source Sans 3 SemiBold"/>
+                      <w:b/>
+                      <w:bCs/>
+                      <w:noProof/>
+                      <w:color w:val="FFFFFF" w:themeColor="background1"/>
+                      <w:shd w:val="clear" w:color="auto" w:fill="68AF3D"/>
+                    </w:rPr>
+                  </w:pPr>
+                  <w:r>
+                    <w:rPr>
+                      <w:rFonts w:ascii="Source Sans 3 SemiBold" w:hAnsi="Source Sans 3 SemiBold"/>
+                      <w:b/>
+                      <w:bCs/>
+                      <w:noProof/>
+                      <w:color w:val="FFFFFF" w:themeColor="background1"/>
+                      <w:bdr w:val="single" w:sz="24" w:space="0" w:color="6EDAE9"/>
+                      <w:shd w:val="clear" w:color="auto" w:fill="1FBBFC"/>
+                    </w:rPr>
+                    <w:t xml:space="preserve">TIP </w:t>
+                  </w:r>
+                  <w:r>
+                    <w:rPr>
+                      <w:rFonts w:ascii="Source Sans 3 SemiBold" w:hAnsi="Source Sans 3 SemiBold"/>
+                      <w:b/>
+                      <w:bCs/>
+                      <w:noProof/>
+                      <w:bdr w:val="single" w:sz="24" w:space="0" w:color="6EDAE9"/>
+                      <w:shd w:val="clear" w:color="auto" w:fill="FFFFFF" w:themeFill="background1"/>
+                    </w:rPr>
+                    <w:t>07</w:t>
+                  </w:r>
+                </w:p>
+                <w:tbl>
+                  <w:tblPr>
+                    <w:tblStyle w:val="NormalTable"/>
+                    <w:tblW w:w="0" w:type="auto"/>
+                    <w:tblBorders>
+                      <w:top w:val="single" w:sz="18" w:space="0" w:color="25B9F9"/>
+                      <w:left w:val="single" w:sz="18" w:space="0" w:color="25B9F9"/>
+                      <w:bottom w:val="single" w:sz="18" w:space="0" w:color="25B9F9"/>
+                      <w:right w:val="single" w:sz="18" w:space="0" w:color="25B9F9"/>
+                      <w:insideH w:val="single" w:sz="18" w:space="0" w:color="25B9F9"/>
+                      <w:insideV w:val="single" w:sz="18" w:space="0" w:color="25B9F9"/>
+                    </w:tblBorders>
+                    <w:shd w:val="clear" w:color="auto" w:fill="E7EAEF"/>
+                    <w:tblLook w:val="04A0" w:firstRow="1" w:lastRow="0" w:firstColumn="1" w:lastColumn="0" w:noHBand="0" w:noVBand="1"/>
+                  </w:tblPr>
+                  <w:tblGrid>
+                    <w:gridCol w:w="4053"/>
+                  </w:tblGrid>
+                  <w:tr>
+                    <w:tc>
+                      <w:tcPr>
+                        <w:tcW w:w="6061" w:type="dxa"/>
+                        <w:shd w:val="clear" w:color="auto" w:fill="E1EAF1"/>
+                      </w:tcPr>
+                      <w:p>
+                        <w:pPr>
+                          <w:rPr>
+                            <w:noProof/>
+                            <w:sz w:val="21"/>
+                            <w:szCs w:val="21"/>
+                          </w:rPr>
+                        </w:pPr>
+                        <w:r>
+                          <w:rPr>
+                            <w:sz w:val="21"/>
+                            <w:szCs w:val="21"/>
+                          </w:rPr>
+                          <w:t>Remember that you need to speak for 1-2 minutes on the topic you are given, so in this case make sure you choose a meal you can talk about easily.</w:t>
+                        </w:r>
+                      </w:p>
+                    </w:tc>
+                  </w:tr>
+                </w:tbl>
+                <w:p>
+                  <w:pPr>
+                    <w:pStyle w:val="SS3-115"/>
+                    <w:rPr>
+                      <w:rFonts w:ascii="Source Sans 3 Medium" w:hAnsi="Source Sans 3 Medium"/>
+                      <w:b/>
+                      <w:bCs/>
+                    </w:rPr>
+                  </w:pPr>
+                </w:p>
+              </w:tc>
+            </w:tr>
+            <w:tr>
+              <w:tc>
+                <w:tcPr>
+                  <w:tcW w:w="9356" w:type="dxa"/>
+                </w:tcPr>
+                <w:p>
+                  <w:pPr>
+                    <w:pStyle w:val="SS3-115"/>
+                  </w:pPr>
+                </w:p>
+              </w:tc>
+              <w:tc>
+                <w:tcPr>
+                  <w:tcW w:w="4383" w:type="dxa"/>
+                </w:tcPr>
+                <w:p>
+                  <w:pPr>
+                    <w:rPr>
+                      <w:rFonts w:ascii="Source Sans 3 SemiBold" w:hAnsi="Source Sans 3 SemiBold"/>
+                      <w:b/>
+                      <w:bCs/>
+                      <w:noProof/>
+                      <w:color w:val="FFFFFF" w:themeColor="background1"/>
+                      <w:bdr w:val="single" w:sz="24" w:space="0" w:color="6EDAE9"/>
+                      <w:shd w:val="clear" w:color="auto" w:fill="1FBBFC"/>
+                    </w:rPr>
+                  </w:pPr>
+                </w:p>
+              </w:tc>
+            </w:tr>
+          </w:tbl>
+          <w:p>
+            <w:pPr>
+              <w:pStyle w:val="SS3-115"/>
               <w:rPr>
                 <w:rFonts w:ascii="Source Sans 3 Medium" w:hAnsi="Source Sans 3 Medium"/>
                 <w:b/>
                 <w:bCs/>
-                <w:sz w:val="23"/>
-                <w:szCs w:val="23"/>
-              </w:rPr>
-              <w:t>Look at photographs A-D and answer the questions.</w:t>
-            </w:r>
-          </w:p>
-          <w:p>
-            <w:pPr>
-              <w:pStyle w:val="SS3-115"/>
-              <w:numPr>
-                <w:ilvl w:val="0"/>
-                <w:numId w:val="26"/>
-              </w:numPr>
-              <w:spacing w:before="120"/>
-              <w:ind w:left="357" w:hanging="357"/>
-            </w:pPr>
-            <w:r>
-              <w:t>Which of these jobs or activities have you done before?</w:t>
-            </w:r>
-          </w:p>
-          <w:p>
-            <w:pPr>
-              <w:pStyle w:val="SS3-115"/>
-              <w:numPr>
-                <w:ilvl w:val="0"/>
-                <w:numId w:val="26"/>
-              </w:numPr>
-            </w:pPr>
-            <w:r>
-              <w:t>How did you feel about it?</w:t>
-            </w:r>
-          </w:p>
-          <w:p>
-            <w:pPr>
-              <w:numPr>
-                <w:ilvl w:val="0"/>
-                <w:numId w:val="26"/>
-              </w:numPr>
-              <w:rPr>
-                <w:rFonts w:ascii="Source Sans 3 Medium" w:hAnsi="Source Sans 3 Medium"/>
-                <w:b/>
-                <w:bCs/>
-                <w:sz w:val="23"/>
-                <w:szCs w:val="23"/>
-              </w:rPr>
-            </w:pPr>
-            <w:r>
-              <w:t>Which have you not done yet? Would like to try them? Why?</w:t>
-            </w:r>
+              </w:rPr>
+            </w:pPr>
           </w:p>
         </w:tc>
       </w:tr>
@@ -17093,7 +17841,7 @@
               <w:pStyle w:val="ListParagraph"/>
               <w:numPr>
                 <w:ilvl w:val="0"/>
-                <w:numId w:val="27"/>
+                <w:numId w:val="6"/>
               </w:numPr>
               <w:ind w:left="170" w:hanging="170"/>
               <w:rPr>
@@ -17116,7 +17864,7 @@
               <w:pStyle w:val="ListParagraph"/>
               <w:numPr>
                 <w:ilvl w:val="0"/>
-                <w:numId w:val="27"/>
+                <w:numId w:val="6"/>
               </w:numPr>
               <w:ind w:left="170" w:hanging="170"/>
               <w:rPr>
@@ -17139,7 +17887,7 @@
               <w:pStyle w:val="ListParagraph"/>
               <w:numPr>
                 <w:ilvl w:val="0"/>
-                <w:numId w:val="27"/>
+                <w:numId w:val="6"/>
               </w:numPr>
               <w:ind w:left="170" w:hanging="170"/>
               <w:rPr>
@@ -17162,7 +17910,7 @@
               <w:pStyle w:val="ListParagraph"/>
               <w:numPr>
                 <w:ilvl w:val="0"/>
-                <w:numId w:val="27"/>
+                <w:numId w:val="6"/>
               </w:numPr>
               <w:ind w:left="170" w:hanging="170"/>
               <w:rPr>
@@ -17302,7 +18050,7 @@
                 <w:szCs w:val="23"/>
               </w:rPr>
             </w:pPr>
-            <w:hyperlink r:id="rId26" w:history="1">
+            <w:hyperlink r:id="rId29" w:history="1">
               <w:r>
                 <w:rPr>
                   <w:rStyle w:val="Hyperlink"/>
@@ -17414,7 +18162,7 @@
                 <w:szCs w:val="23"/>
               </w:rPr>
             </w:pPr>
-            <w:hyperlink r:id="rId27" w:history="1">
+            <w:hyperlink r:id="rId30" w:history="1">
               <w:r>
                 <w:rPr>
                   <w:rStyle w:val="Hyperlink"/>
@@ -17868,7 +18616,7 @@
               <w:pStyle w:val="SS3-115"/>
               <w:numPr>
                 <w:ilvl w:val="0"/>
-                <w:numId w:val="26"/>
+                <w:numId w:val="5"/>
               </w:numPr>
               <w:spacing w:before="120"/>
             </w:pPr>
@@ -17881,7 +18629,7 @@
               <w:pStyle w:val="SS3-115"/>
               <w:numPr>
                 <w:ilvl w:val="0"/>
-                <w:numId w:val="26"/>
+                <w:numId w:val="5"/>
               </w:numPr>
               <w:spacing w:before="120"/>
             </w:pPr>
@@ -17894,7 +18642,7 @@
               <w:pStyle w:val="SS3-115"/>
               <w:numPr>
                 <w:ilvl w:val="0"/>
-                <w:numId w:val="26"/>
+                <w:numId w:val="5"/>
               </w:numPr>
               <w:spacing w:before="120"/>
             </w:pPr>
@@ -17907,7 +18655,7 @@
               <w:pStyle w:val="SS3-115"/>
               <w:numPr>
                 <w:ilvl w:val="0"/>
-                <w:numId w:val="26"/>
+                <w:numId w:val="5"/>
               </w:numPr>
               <w:rPr>
                 <w:rFonts w:ascii="Source Sans 3 Medium" w:hAnsi="Source Sans 3 Medium"/>
@@ -18082,12 +18830,10 @@
                 <w:sz w:val="23"/>
                 <w:szCs w:val="23"/>
               </w:rPr>
-              <w:t>Listen and practise the sounds at the beginning of the words in bold.</w:t>
-            </w:r>
-          </w:p>
-          <w:p>
-            <w:pPr>
-              <w:spacing w:before="120" w:after="120"/>
+              <w:t xml:space="preserve">Listen and </w:t>
+            </w:r>
+            <w:proofErr w:type="spellStart"/>
+            <w:r>
               <w:rPr>
                 <w:rFonts w:ascii="Source Sans 3 Medium" w:hAnsi="Source Sans 3 Medium"/>
                 <w:b/>
@@ -18095,8 +18841,32 @@
                 <w:sz w:val="23"/>
                 <w:szCs w:val="23"/>
               </w:rPr>
-            </w:pPr>
-            <w:hyperlink r:id="rId28" w:history="1">
+              <w:t>practise</w:t>
+            </w:r>
+            <w:proofErr w:type="spellEnd"/>
+            <w:r>
+              <w:rPr>
+                <w:rFonts w:ascii="Source Sans 3 Medium" w:hAnsi="Source Sans 3 Medium"/>
+                <w:b/>
+                <w:bCs/>
+                <w:sz w:val="23"/>
+                <w:szCs w:val="23"/>
+              </w:rPr>
+              <w:t xml:space="preserve"> the sounds at the beginning of the words in bold.</w:t>
+            </w:r>
+          </w:p>
+          <w:p>
+            <w:pPr>
+              <w:spacing w:before="120" w:after="120"/>
+              <w:rPr>
+                <w:rFonts w:ascii="Source Sans 3 Medium" w:hAnsi="Source Sans 3 Medium"/>
+                <w:b/>
+                <w:bCs/>
+                <w:sz w:val="23"/>
+                <w:szCs w:val="23"/>
+              </w:rPr>
+            </w:pPr>
+            <w:hyperlink r:id="rId31" w:history="1">
               <w:r>
                 <w:rPr>
                   <w:rStyle w:val="Hyperlink"/>
@@ -18495,7 +19265,23 @@
                 <w:sz w:val="21"/>
                 <w:szCs w:val="21"/>
               </w:rPr>
-              <w:t>Part 2 tests your ability to organise your ideas and speak fluently.</w:t>
+              <w:t xml:space="preserve">Part 2 tests your ability to </w:t>
+            </w:r>
+            <w:proofErr w:type="spellStart"/>
+            <w:r>
+              <w:rPr>
+                <w:sz w:val="21"/>
+                <w:szCs w:val="21"/>
+              </w:rPr>
+              <w:t>organise</w:t>
+            </w:r>
+            <w:proofErr w:type="spellEnd"/>
+            <w:r>
+              <w:rPr>
+                <w:sz w:val="21"/>
+                <w:szCs w:val="21"/>
+              </w:rPr>
+              <w:t xml:space="preserve"> your ideas and speak fluently.</w:t>
             </w:r>
           </w:p>
         </w:tc>
@@ -19327,8 +20113,19 @@
                       <w:sz w:val="21"/>
                       <w:szCs w:val="21"/>
                     </w:rPr>
-                    <w:t>got my pilot's licence</w:t>
-                  </w:r>
+                    <w:t xml:space="preserve">got my pilot's </w:t>
+                  </w:r>
+                  <w:proofErr w:type="spellStart"/>
+                  <w:r>
+                    <w:rPr>
+                      <w:rFonts w:ascii="Comic Sans MS" w:hAnsi="Comic Sans MS"/>
+                      <w:color w:val="5F0F45"/>
+                      <w:sz w:val="21"/>
+                      <w:szCs w:val="21"/>
+                    </w:rPr>
+                    <w:t>licence</w:t>
+                  </w:r>
+                  <w:proofErr w:type="spellEnd"/>
                 </w:p>
               </w:tc>
             </w:tr>
@@ -19615,6 +20412,7 @@
                 <w:szCs w:val="23"/>
               </w:rPr>
             </w:pPr>
+            <w:proofErr w:type="spellStart"/>
             <w:r>
               <w:rPr>
                 <w:rFonts w:ascii="Source Sans 3 Medium" w:hAnsi="Source Sans 3 Medium"/>
@@ -19623,7 +20421,18 @@
                 <w:sz w:val="23"/>
                 <w:szCs w:val="23"/>
               </w:rPr>
-              <w:t>Practise introducing the following talks. Say one sentence for each</w:t>
+              <w:t>Practise</w:t>
+            </w:r>
+            <w:proofErr w:type="spellEnd"/>
+            <w:r>
+              <w:rPr>
+                <w:rFonts w:ascii="Source Sans 3 Medium" w:hAnsi="Source Sans 3 Medium"/>
+                <w:b/>
+                <w:bCs/>
+                <w:sz w:val="23"/>
+                <w:szCs w:val="23"/>
+              </w:rPr>
+              <w:t xml:space="preserve"> introducing the following talks. Say one sentence for each</w:t>
             </w:r>
             <w:r>
               <w:rPr>
@@ -19963,7 +20772,11 @@
                     <w:t>2</w:t>
                   </w:r>
                   <w:r>
-                    <w:t xml:space="preserve"> ___ </w:t>
+                    <w:t xml:space="preserve"> __</w:t>
+                  </w:r>
+                  <w:proofErr w:type="gramStart"/>
+                  <w:r>
+                    <w:t xml:space="preserve">_ </w:t>
                   </w:r>
                   <w:r>
                     <w:rPr>
@@ -19972,20 +20785,9 @@
                       <w:sz w:val="21"/>
                       <w:szCs w:val="21"/>
                     </w:rPr>
-                    <w:t>, had great instructor!</w:t>
-                  </w:r>
-                </w:p>
-                <w:p>
-                  <w:r>
-                    <w:rPr>
-                      <w:b/>
-                      <w:bCs/>
-                    </w:rPr>
-                    <w:t>3</w:t>
-                  </w:r>
-                  <w:r>
-                    <w:t xml:space="preserve"> ___ </w:t>
-                  </w:r>
+                    <w:t>,</w:t>
+                  </w:r>
+                  <w:proofErr w:type="gramEnd"/>
                   <w:r>
                     <w:rPr>
                       <w:rFonts w:ascii="Comic Sans MS" w:hAnsi="Comic Sans MS"/>
@@ -19993,7 +20795,42 @@
                       <w:sz w:val="21"/>
                       <w:szCs w:val="21"/>
                     </w:rPr>
-                    <w:t>, got a silver cup!</w:t>
+                    <w:t xml:space="preserve"> had great instructor!</w:t>
+                  </w:r>
+                </w:p>
+                <w:p>
+                  <w:r>
+                    <w:rPr>
+                      <w:b/>
+                      <w:bCs/>
+                    </w:rPr>
+                    <w:t>3</w:t>
+                  </w:r>
+                  <w:r>
+                    <w:t xml:space="preserve"> __</w:t>
+                  </w:r>
+                  <w:proofErr w:type="gramStart"/>
+                  <w:r>
+                    <w:t xml:space="preserve">_ </w:t>
+                  </w:r>
+                  <w:r>
+                    <w:rPr>
+                      <w:rFonts w:ascii="Comic Sans MS" w:hAnsi="Comic Sans MS"/>
+                      <w:color w:val="5F0F45"/>
+                      <w:sz w:val="21"/>
+                      <w:szCs w:val="21"/>
+                    </w:rPr>
+                    <w:t>,</w:t>
+                  </w:r>
+                  <w:proofErr w:type="gramEnd"/>
+                  <w:r>
+                    <w:rPr>
+                      <w:rFonts w:ascii="Comic Sans MS" w:hAnsi="Comic Sans MS"/>
+                      <w:color w:val="5F0F45"/>
+                      <w:sz w:val="21"/>
+                      <w:szCs w:val="21"/>
+                    </w:rPr>
+                    <w:t xml:space="preserve"> got a silver cup!</w:t>
                   </w:r>
                 </w:p>
               </w:tc>
@@ -20053,7 +20890,7 @@
                 <w:szCs w:val="23"/>
               </w:rPr>
             </w:pPr>
-            <w:hyperlink r:id="rId29" w:history="1">
+            <w:hyperlink r:id="rId32" w:history="1">
               <w:r>
                 <w:rPr>
                   <w:rStyle w:val="Hyperlink"/>
@@ -20146,6 +20983,7 @@
                     </w:rPr>
                     <w:t xml:space="preserve">The points on the topic card often begin with How or </w:t>
                   </w:r>
+                  <w:proofErr w:type="spellStart"/>
                   <w:r>
                     <w:rPr>
                       <w:i/>
@@ -20155,6 +20993,7 @@
                     </w:rPr>
                     <w:t>Wh</w:t>
                   </w:r>
+                  <w:proofErr w:type="spellEnd"/>
                   <w:r>
                     <w:rPr>
                       <w:sz w:val="21"/>
@@ -20405,8 +21244,13 @@
             <w:pPr>
               <w:pStyle w:val="SS3M-115"/>
             </w:pPr>
-            <w:r>
-              <w:t>Practise your talk. Try to speak for two minutes.</w:t>
+            <w:proofErr w:type="spellStart"/>
+            <w:r>
+              <w:t>Practise</w:t>
+            </w:r>
+            <w:proofErr w:type="spellEnd"/>
+            <w:r>
+              <w:t xml:space="preserve"> your talk. Try to speak for two minutes.</w:t>
             </w:r>
           </w:p>
         </w:tc>
@@ -20529,6 +21373,7 @@
               </w:rPr>
               <w:t>It is important to listen carefully to the ending of words. For example, words ending in -ology and-</w:t>
             </w:r>
+            <w:proofErr w:type="spellStart"/>
             <w:r>
               <w:rPr>
                 <w:i/>
@@ -20538,6 +21383,7 @@
               </w:rPr>
               <w:t>tion</w:t>
             </w:r>
+            <w:proofErr w:type="spellEnd"/>
             <w:r>
               <w:rPr>
                 <w:sz w:val="21"/>
@@ -20621,7 +21467,23 @@
                 <w:sz w:val="21"/>
                 <w:szCs w:val="21"/>
               </w:rPr>
-              <w:t>In this type of task you complete sentences by writing up to three words, or two words and/or a number, in the gaps. The instructions tell you how many words you can write.</w:t>
+              <w:t xml:space="preserve">In this type of task </w:t>
+            </w:r>
+            <w:proofErr w:type="gramStart"/>
+            <w:r>
+              <w:rPr>
+                <w:sz w:val="21"/>
+                <w:szCs w:val="21"/>
+              </w:rPr>
+              <w:t>you</w:t>
+            </w:r>
+            <w:proofErr w:type="gramEnd"/>
+            <w:r>
+              <w:rPr>
+                <w:sz w:val="21"/>
+                <w:szCs w:val="21"/>
+              </w:rPr>
+              <w:t xml:space="preserve"> complete sentences by writing up to three words, or two words and/or a number, in the gaps. The instructions tell you how many words you can write.</w:t>
             </w:r>
           </w:p>
           <w:p>
@@ -20644,7 +21506,7 @@
               <w:pStyle w:val="ListParagraph"/>
               <w:numPr>
                 <w:ilvl w:val="0"/>
-                <w:numId w:val="14"/>
+                <w:numId w:val="4"/>
               </w:numPr>
               <w:ind w:left="170" w:hanging="170"/>
               <w:rPr>
@@ -20667,7 +21529,7 @@
               <w:pStyle w:val="ListParagraph"/>
               <w:numPr>
                 <w:ilvl w:val="0"/>
-                <w:numId w:val="14"/>
+                <w:numId w:val="4"/>
               </w:numPr>
               <w:ind w:left="170" w:hanging="170"/>
               <w:rPr>
@@ -20690,7 +21552,7 @@
               <w:pStyle w:val="ListParagraph"/>
               <w:numPr>
                 <w:ilvl w:val="0"/>
-                <w:numId w:val="14"/>
+                <w:numId w:val="4"/>
               </w:numPr>
               <w:ind w:left="170" w:hanging="170"/>
               <w:rPr>
@@ -20792,7 +21654,7 @@
       <w:pPr>
         <w:spacing w:before="120" w:after="120"/>
       </w:pPr>
-      <w:hyperlink r:id="rId30" w:history="1">
+      <w:hyperlink r:id="rId33" w:history="1">
         <w:r>
           <w:rPr>
             <w:rStyle w:val="Hyperlink"/>
@@ -20877,7 +21739,23 @@
                 <w:sz w:val="21"/>
                 <w:szCs w:val="21"/>
               </w:rPr>
-              <w:t>The pie chart shows which type of takeaway food is the most popular in the UK, while the bar chart shows how many Indian restaurants existed in the UK between 1960 and 2015. We can see that Chinese and Indian takeaways are the favourites, and that the number of Indian restaurants in the UK rose steadily during this period.</w:t>
+              <w:t xml:space="preserve">The pie chart shows which type of takeaway food is the most popular in the UK, while the bar chart shows how many Indian restaurants existed in the UK between 1960 and 2015. We can see that Chinese and Indian takeaways are the </w:t>
+            </w:r>
+            <w:proofErr w:type="spellStart"/>
+            <w:r>
+              <w:rPr>
+                <w:sz w:val="21"/>
+                <w:szCs w:val="21"/>
+              </w:rPr>
+              <w:t>favourites</w:t>
+            </w:r>
+            <w:proofErr w:type="spellEnd"/>
+            <w:r>
+              <w:rPr>
+                <w:sz w:val="21"/>
+                <w:szCs w:val="21"/>
+              </w:rPr>
+              <w:t>, and that the number of Indian restaurants in the UK rose steadily during this period.</w:t>
             </w:r>
           </w:p>
           <w:p>
@@ -20929,7 +21807,7 @@
     </w:p>
     <w:p/>
     <w:sectPr>
-      <w:footerReference w:type="default" r:id="rId31"/>
+      <w:footerReference w:type="default" r:id="rId34"/>
       <w:pgSz w:w="15842" w:h="30147" w:code="3"/>
       <w:pgMar w:top="720" w:right="720" w:bottom="720" w:left="720" w:header="284" w:footer="284" w:gutter="0"/>
       <w:pgNumType w:start="1"/>
@@ -20941,7 +21819,7 @@
 </file>
 
 <file path=word/endnotes.xml><?xml version="1.0" encoding="utf-8"?>
-<w:endnotes xmlns:wpc="http://schemas.microsoft.com/office/word/2010/wordprocessingCanvas" xmlns:cx="http://schemas.microsoft.com/office/drawing/2014/chartex" xmlns:cx1="http://schemas.microsoft.com/office/drawing/2015/9/8/chartex" xmlns:cx2="http://schemas.microsoft.com/office/drawing/2015/10/21/chartex" xmlns:cx3="http://schemas.microsoft.com/office/drawing/2016/5/9/chartex" xmlns:cx4="http://schemas.microsoft.com/office/drawing/2016/5/10/chartex" xmlns:cx5="http://schemas.microsoft.com/office/drawing/2016/5/11/chartex" xmlns:cx6="http://schemas.microsoft.com/office/drawing/2016/5/12/chartex" xmlns:cx7="http://schemas.microsoft.com/office/drawing/2016/5/13/chartex" xmlns:cx8="http://schemas.microsoft.com/office/drawing/2016/5/14/chartex" xmlns:mc="http://schemas.openxmlformats.org/markup-compatibility/2006" xmlns:aink="http://schemas.microsoft.com/office/drawing/2016/ink" xmlns:am3d="http://schemas.microsoft.com/office/drawing/2017/model3d" xmlns:o="urn:schemas-microsoft-com:office:office" xmlns:oel="http://schemas.microsoft.com/office/2019/extlst" xmlns:r="http://schemas.openxmlformats.org/officeDocument/2006/relationships" xmlns:m="http://schemas.openxmlformats.org/officeDocument/2006/math" xmlns:v="urn:schemas-microsoft-com:vml" xmlns:wp14="http://schemas.microsoft.com/office/word/2010/wordprocessingDrawing" xmlns:wp="http://schemas.openxmlformats.org/drawingml/2006/wordprocessingDrawing" xmlns:w10="urn:schemas-microsoft-com:office:word" xmlns:w="http://schemas.openxmlformats.org/wordprocessingml/2006/main" xmlns:w14="http://schemas.microsoft.com/office/word/2010/wordml" xmlns:w15="http://schemas.microsoft.com/office/word/2012/wordml" xmlns:w16cex="http://schemas.microsoft.com/office/word/2018/wordml/cex" xmlns:w16cid="http://schemas.microsoft.com/office/word/2016/wordml/cid" xmlns:w16="http://schemas.microsoft.com/office/word/2018/wordml" xmlns:w16sdtdh="http://schemas.microsoft.com/office/word/2020/wordml/sdtdatahash" xmlns:w16se="http://schemas.microsoft.com/office/word/2015/wordml/symex" xmlns:wpg="http://schemas.microsoft.com/office/word/2010/wordprocessingGroup" xmlns:wpi="http://schemas.microsoft.com/office/word/2010/wordprocessingInk" xmlns:wne="http://schemas.microsoft.com/office/word/2006/wordml" xmlns:wps="http://schemas.microsoft.com/office/word/2010/wordprocessingShape" mc:Ignorable="w14 w15 w16se w16cid w16 w16cex w16sdtdh wp14">
+<w:endnotes xmlns:wpc="http://schemas.microsoft.com/office/word/2010/wordprocessingCanvas" xmlns:cx="http://schemas.microsoft.com/office/drawing/2014/chartex" xmlns:cx1="http://schemas.microsoft.com/office/drawing/2015/9/8/chartex" xmlns:cx2="http://schemas.microsoft.com/office/drawing/2015/10/21/chartex" xmlns:cx3="http://schemas.microsoft.com/office/drawing/2016/5/9/chartex" xmlns:cx4="http://schemas.microsoft.com/office/drawing/2016/5/10/chartex" xmlns:cx5="http://schemas.microsoft.com/office/drawing/2016/5/11/chartex" xmlns:cx6="http://schemas.microsoft.com/office/drawing/2016/5/12/chartex" xmlns:cx7="http://schemas.microsoft.com/office/drawing/2016/5/13/chartex" xmlns:cx8="http://schemas.microsoft.com/office/drawing/2016/5/14/chartex" xmlns:mc="http://schemas.openxmlformats.org/markup-compatibility/2006" xmlns:aink="http://schemas.microsoft.com/office/drawing/2016/ink" xmlns:am3d="http://schemas.microsoft.com/office/drawing/2017/model3d" xmlns:o="urn:schemas-microsoft-com:office:office" xmlns:oel="http://schemas.microsoft.com/office/2019/extlst" xmlns:r="http://schemas.openxmlformats.org/officeDocument/2006/relationships" xmlns:m="http://schemas.openxmlformats.org/officeDocument/2006/math" xmlns:v="urn:schemas-microsoft-com:vml" xmlns:wp14="http://schemas.microsoft.com/office/word/2010/wordprocessingDrawing" xmlns:wp="http://schemas.openxmlformats.org/drawingml/2006/wordprocessingDrawing" xmlns:w10="urn:schemas-microsoft-com:office:word" xmlns:w="http://schemas.openxmlformats.org/wordprocessingml/2006/main" xmlns:w14="http://schemas.microsoft.com/office/word/2010/wordml" xmlns:w15="http://schemas.microsoft.com/office/word/2012/wordml" xmlns:w16cex="http://schemas.microsoft.com/office/word/2018/wordml/cex" xmlns:w16cid="http://schemas.microsoft.com/office/word/2016/wordml/cid" xmlns:w16="http://schemas.microsoft.com/office/word/2018/wordml" xmlns:w16du="http://schemas.microsoft.com/office/word/2023/wordml/word16du" xmlns:w16sdtdh="http://schemas.microsoft.com/office/word/2020/wordml/sdtdatahash" xmlns:w16sdtfl="http://schemas.microsoft.com/office/word/2024/wordml/sdtformatlock" xmlns:w16se="http://schemas.microsoft.com/office/word/2015/wordml/symex" xmlns:wpg="http://schemas.microsoft.com/office/word/2010/wordprocessingGroup" xmlns:wpi="http://schemas.microsoft.com/office/word/2010/wordprocessingInk" xmlns:wne="http://schemas.microsoft.com/office/word/2006/wordml" xmlns:wps="http://schemas.microsoft.com/office/word/2010/wordprocessingShape" mc:Ignorable="w14 w15 w16se w16cid w16 w16cex w16sdtdh w16sdtfl w16du wp14">
   <w:endnote w:type="separator" w:id="-1">
     <w:p>
       <w:pPr>
@@ -20968,7 +21846,7 @@
 </file>
 
 <file path=word/footer1.xml><?xml version="1.0" encoding="utf-8"?>
-<w:ftr xmlns:wpc="http://schemas.microsoft.com/office/word/2010/wordprocessingCanvas" xmlns:cx="http://schemas.microsoft.com/office/drawing/2014/chartex" xmlns:cx1="http://schemas.microsoft.com/office/drawing/2015/9/8/chartex" xmlns:cx2="http://schemas.microsoft.com/office/drawing/2015/10/21/chartex" xmlns:cx3="http://schemas.microsoft.com/office/drawing/2016/5/9/chartex" xmlns:cx4="http://schemas.microsoft.com/office/drawing/2016/5/10/chartex" xmlns:cx5="http://schemas.microsoft.com/office/drawing/2016/5/11/chartex" xmlns:cx6="http://schemas.microsoft.com/office/drawing/2016/5/12/chartex" xmlns:cx7="http://schemas.microsoft.com/office/drawing/2016/5/13/chartex" xmlns:cx8="http://schemas.microsoft.com/office/drawing/2016/5/14/chartex" xmlns:mc="http://schemas.openxmlformats.org/markup-compatibility/2006" xmlns:aink="http://schemas.microsoft.com/office/drawing/2016/ink" xmlns:am3d="http://schemas.microsoft.com/office/drawing/2017/model3d" xmlns:o="urn:schemas-microsoft-com:office:office" xmlns:oel="http://schemas.microsoft.com/office/2019/extlst" xmlns:r="http://schemas.openxmlformats.org/officeDocument/2006/relationships" xmlns:m="http://schemas.openxmlformats.org/officeDocument/2006/math" xmlns:v="urn:schemas-microsoft-com:vml" xmlns:wp14="http://schemas.microsoft.com/office/word/2010/wordprocessingDrawing" xmlns:wp="http://schemas.openxmlformats.org/drawingml/2006/wordprocessingDrawing" xmlns:w10="urn:schemas-microsoft-com:office:word" xmlns:w="http://schemas.openxmlformats.org/wordprocessingml/2006/main" xmlns:w14="http://schemas.microsoft.com/office/word/2010/wordml" xmlns:w15="http://schemas.microsoft.com/office/word/2012/wordml" xmlns:w16cex="http://schemas.microsoft.com/office/word/2018/wordml/cex" xmlns:w16cid="http://schemas.microsoft.com/office/word/2016/wordml/cid" xmlns:w16="http://schemas.microsoft.com/office/word/2018/wordml" xmlns:w16sdtdh="http://schemas.microsoft.com/office/word/2020/wordml/sdtdatahash" xmlns:w16se="http://schemas.microsoft.com/office/word/2015/wordml/symex" xmlns:wpg="http://schemas.microsoft.com/office/word/2010/wordprocessingGroup" xmlns:wpi="http://schemas.microsoft.com/office/word/2010/wordprocessingInk" xmlns:wne="http://schemas.microsoft.com/office/word/2006/wordml" xmlns:wps="http://schemas.microsoft.com/office/word/2010/wordprocessingShape" mc:Ignorable="w14 w15 w16se w16cid w16 w16cex w16sdtdh wp14">
+<w:ftr xmlns:wpc="http://schemas.microsoft.com/office/word/2010/wordprocessingCanvas" xmlns:cx="http://schemas.microsoft.com/office/drawing/2014/chartex" xmlns:cx1="http://schemas.microsoft.com/office/drawing/2015/9/8/chartex" xmlns:cx2="http://schemas.microsoft.com/office/drawing/2015/10/21/chartex" xmlns:cx3="http://schemas.microsoft.com/office/drawing/2016/5/9/chartex" xmlns:cx4="http://schemas.microsoft.com/office/drawing/2016/5/10/chartex" xmlns:cx5="http://schemas.microsoft.com/office/drawing/2016/5/11/chartex" xmlns:cx6="http://schemas.microsoft.com/office/drawing/2016/5/12/chartex" xmlns:cx7="http://schemas.microsoft.com/office/drawing/2016/5/13/chartex" xmlns:cx8="http://schemas.microsoft.com/office/drawing/2016/5/14/chartex" xmlns:mc="http://schemas.openxmlformats.org/markup-compatibility/2006" xmlns:aink="http://schemas.microsoft.com/office/drawing/2016/ink" xmlns:am3d="http://schemas.microsoft.com/office/drawing/2017/model3d" xmlns:o="urn:schemas-microsoft-com:office:office" xmlns:oel="http://schemas.microsoft.com/office/2019/extlst" xmlns:r="http://schemas.openxmlformats.org/officeDocument/2006/relationships" xmlns:m="http://schemas.openxmlformats.org/officeDocument/2006/math" xmlns:v="urn:schemas-microsoft-com:vml" xmlns:wp14="http://schemas.microsoft.com/office/word/2010/wordprocessingDrawing" xmlns:wp="http://schemas.openxmlformats.org/drawingml/2006/wordprocessingDrawing" xmlns:w10="urn:schemas-microsoft-com:office:word" xmlns:w="http://schemas.openxmlformats.org/wordprocessingml/2006/main" xmlns:w14="http://schemas.microsoft.com/office/word/2010/wordml" xmlns:w15="http://schemas.microsoft.com/office/word/2012/wordml" xmlns:w16cex="http://schemas.microsoft.com/office/word/2018/wordml/cex" xmlns:w16cid="http://schemas.microsoft.com/office/word/2016/wordml/cid" xmlns:w16="http://schemas.microsoft.com/office/word/2018/wordml" xmlns:w16du="http://schemas.microsoft.com/office/word/2023/wordml/word16du" xmlns:w16sdtdh="http://schemas.microsoft.com/office/word/2020/wordml/sdtdatahash" xmlns:w16sdtfl="http://schemas.microsoft.com/office/word/2024/wordml/sdtformatlock" xmlns:w16se="http://schemas.microsoft.com/office/word/2015/wordml/symex" xmlns:wpg="http://schemas.microsoft.com/office/word/2010/wordprocessingGroup" xmlns:wpi="http://schemas.microsoft.com/office/word/2010/wordprocessingInk" xmlns:wne="http://schemas.microsoft.com/office/word/2006/wordml" xmlns:wps="http://schemas.microsoft.com/office/word/2010/wordprocessingShape" mc:Ignorable="w14 w15 w16se w16cid w16 w16cex w16sdtdh w16sdtfl w16du wp14">
   <w:sdt>
     <w:sdtPr>
       <w:id w:val="-1056395714"/>
@@ -21022,7 +21900,7 @@
 </file>
 
 <file path=word/footnotes.xml><?xml version="1.0" encoding="utf-8"?>
-<w:footnotes xmlns:wpc="http://schemas.microsoft.com/office/word/2010/wordprocessingCanvas" xmlns:cx="http://schemas.microsoft.com/office/drawing/2014/chartex" xmlns:cx1="http://schemas.microsoft.com/office/drawing/2015/9/8/chartex" xmlns:cx2="http://schemas.microsoft.com/office/drawing/2015/10/21/chartex" xmlns:cx3="http://schemas.microsoft.com/office/drawing/2016/5/9/chartex" xmlns:cx4="http://schemas.microsoft.com/office/drawing/2016/5/10/chartex" xmlns:cx5="http://schemas.microsoft.com/office/drawing/2016/5/11/chartex" xmlns:cx6="http://schemas.microsoft.com/office/drawing/2016/5/12/chartex" xmlns:cx7="http://schemas.microsoft.com/office/drawing/2016/5/13/chartex" xmlns:cx8="http://schemas.microsoft.com/office/drawing/2016/5/14/chartex" xmlns:mc="http://schemas.openxmlformats.org/markup-compatibility/2006" xmlns:aink="http://schemas.microsoft.com/office/drawing/2016/ink" xmlns:am3d="http://schemas.microsoft.com/office/drawing/2017/model3d" xmlns:o="urn:schemas-microsoft-com:office:office" xmlns:oel="http://schemas.microsoft.com/office/2019/extlst" xmlns:r="http://schemas.openxmlformats.org/officeDocument/2006/relationships" xmlns:m="http://schemas.openxmlformats.org/officeDocument/2006/math" xmlns:v="urn:schemas-microsoft-com:vml" xmlns:wp14="http://schemas.microsoft.com/office/word/2010/wordprocessingDrawing" xmlns:wp="http://schemas.openxmlformats.org/drawingml/2006/wordprocessingDrawing" xmlns:w10="urn:schemas-microsoft-com:office:word" xmlns:w="http://schemas.openxmlformats.org/wordprocessingml/2006/main" xmlns:w14="http://schemas.microsoft.com/office/word/2010/wordml" xmlns:w15="http://schemas.microsoft.com/office/word/2012/wordml" xmlns:w16cex="http://schemas.microsoft.com/office/word/2018/wordml/cex" xmlns:w16cid="http://schemas.microsoft.com/office/word/2016/wordml/cid" xmlns:w16="http://schemas.microsoft.com/office/word/2018/wordml" xmlns:w16sdtdh="http://schemas.microsoft.com/office/word/2020/wordml/sdtdatahash" xmlns:w16se="http://schemas.microsoft.com/office/word/2015/wordml/symex" xmlns:wpg="http://schemas.microsoft.com/office/word/2010/wordprocessingGroup" xmlns:wpi="http://schemas.microsoft.com/office/word/2010/wordprocessingInk" xmlns:wne="http://schemas.microsoft.com/office/word/2006/wordml" xmlns:wps="http://schemas.microsoft.com/office/word/2010/wordprocessingShape" mc:Ignorable="w14 w15 w16se w16cid w16 w16cex w16sdtdh wp14">
+<w:footnotes xmlns:wpc="http://schemas.microsoft.com/office/word/2010/wordprocessingCanvas" xmlns:cx="http://schemas.microsoft.com/office/drawing/2014/chartex" xmlns:cx1="http://schemas.microsoft.com/office/drawing/2015/9/8/chartex" xmlns:cx2="http://schemas.microsoft.com/office/drawing/2015/10/21/chartex" xmlns:cx3="http://schemas.microsoft.com/office/drawing/2016/5/9/chartex" xmlns:cx4="http://schemas.microsoft.com/office/drawing/2016/5/10/chartex" xmlns:cx5="http://schemas.microsoft.com/office/drawing/2016/5/11/chartex" xmlns:cx6="http://schemas.microsoft.com/office/drawing/2016/5/12/chartex" xmlns:cx7="http://schemas.microsoft.com/office/drawing/2016/5/13/chartex" xmlns:cx8="http://schemas.microsoft.com/office/drawing/2016/5/14/chartex" xmlns:mc="http://schemas.openxmlformats.org/markup-compatibility/2006" xmlns:aink="http://schemas.microsoft.com/office/drawing/2016/ink" xmlns:am3d="http://schemas.microsoft.com/office/drawing/2017/model3d" xmlns:o="urn:schemas-microsoft-com:office:office" xmlns:oel="http://schemas.microsoft.com/office/2019/extlst" xmlns:r="http://schemas.openxmlformats.org/officeDocument/2006/relationships" xmlns:m="http://schemas.openxmlformats.org/officeDocument/2006/math" xmlns:v="urn:schemas-microsoft-com:vml" xmlns:wp14="http://schemas.microsoft.com/office/word/2010/wordprocessingDrawing" xmlns:wp="http://schemas.openxmlformats.org/drawingml/2006/wordprocessingDrawing" xmlns:w10="urn:schemas-microsoft-com:office:word" xmlns:w="http://schemas.openxmlformats.org/wordprocessingml/2006/main" xmlns:w14="http://schemas.microsoft.com/office/word/2010/wordml" xmlns:w15="http://schemas.microsoft.com/office/word/2012/wordml" xmlns:w16cex="http://schemas.microsoft.com/office/word/2018/wordml/cex" xmlns:w16cid="http://schemas.microsoft.com/office/word/2016/wordml/cid" xmlns:w16="http://schemas.microsoft.com/office/word/2018/wordml" xmlns:w16du="http://schemas.microsoft.com/office/word/2023/wordml/word16du" xmlns:w16sdtdh="http://schemas.microsoft.com/office/word/2020/wordml/sdtdatahash" xmlns:w16sdtfl="http://schemas.microsoft.com/office/word/2024/wordml/sdtformatlock" xmlns:w16se="http://schemas.microsoft.com/office/word/2015/wordml/symex" xmlns:wpg="http://schemas.microsoft.com/office/word/2010/wordprocessingGroup" xmlns:wpi="http://schemas.microsoft.com/office/word/2010/wordprocessingInk" xmlns:wne="http://schemas.microsoft.com/office/word/2006/wordml" xmlns:wps="http://schemas.microsoft.com/office/word/2010/wordprocessingShape" mc:Ignorable="w14 w15 w16se w16cid w16 w16cex w16sdtdh w16sdtfl w16du wp14">
   <w:footnote w:type="separator" w:id="-1">
     <w:p>
       <w:pPr>
@@ -21049,281 +21927,8 @@
 </file>
 
 <file path=word/numbering.xml><?xml version="1.0" encoding="utf-8"?>
-<w:numbering xmlns:wpc="http://schemas.microsoft.com/office/word/2010/wordprocessingCanvas" xmlns:cx="http://schemas.microsoft.com/office/drawing/2014/chartex" xmlns:cx1="http://schemas.microsoft.com/office/drawing/2015/9/8/chartex" xmlns:cx2="http://schemas.microsoft.com/office/drawing/2015/10/21/chartex" xmlns:cx3="http://schemas.microsoft.com/office/drawing/2016/5/9/chartex" xmlns:cx4="http://schemas.microsoft.com/office/drawing/2016/5/10/chartex" xmlns:cx5="http://schemas.microsoft.com/office/drawing/2016/5/11/chartex" xmlns:cx6="http://schemas.microsoft.com/office/drawing/2016/5/12/chartex" xmlns:cx7="http://schemas.microsoft.com/office/drawing/2016/5/13/chartex" xmlns:cx8="http://schemas.microsoft.com/office/drawing/2016/5/14/chartex" xmlns:mc="http://schemas.openxmlformats.org/markup-compatibility/2006" xmlns:aink="http://schemas.microsoft.com/office/drawing/2016/ink" xmlns:am3d="http://schemas.microsoft.com/office/drawing/2017/model3d" xmlns:o="urn:schemas-microsoft-com:office:office" xmlns:oel="http://schemas.microsoft.com/office/2019/extlst" xmlns:r="http://schemas.openxmlformats.org/officeDocument/2006/relationships" xmlns:m="http://schemas.openxmlformats.org/officeDocument/2006/math" xmlns:v="urn:schemas-microsoft-com:vml" xmlns:wp14="http://schemas.microsoft.com/office/word/2010/wordprocessingDrawing" xmlns:wp="http://schemas.openxmlformats.org/drawingml/2006/wordprocessingDrawing" xmlns:w10="urn:schemas-microsoft-com:office:word" xmlns:w="http://schemas.openxmlformats.org/wordprocessingml/2006/main" xmlns:w14="http://schemas.microsoft.com/office/word/2010/wordml" xmlns:w15="http://schemas.microsoft.com/office/word/2012/wordml" xmlns:w16cex="http://schemas.microsoft.com/office/word/2018/wordml/cex" xmlns:w16cid="http://schemas.microsoft.com/office/word/2016/wordml/cid" xmlns:w16="http://schemas.microsoft.com/office/word/2018/wordml" xmlns:w16sdtdh="http://schemas.microsoft.com/office/word/2020/wordml/sdtdatahash" xmlns:w16se="http://schemas.microsoft.com/office/word/2015/wordml/symex" xmlns:wpg="http://schemas.microsoft.com/office/word/2010/wordprocessingGroup" xmlns:wpi="http://schemas.microsoft.com/office/word/2010/wordprocessingInk" xmlns:wne="http://schemas.microsoft.com/office/word/2006/wordml" xmlns:wps="http://schemas.microsoft.com/office/word/2010/wordprocessingShape" mc:Ignorable="w14 w15 w16se w16cid w16 w16cex w16sdtdh wp14">
+<w:numbering xmlns:wpc="http://schemas.microsoft.com/office/word/2010/wordprocessingCanvas" xmlns:cx="http://schemas.microsoft.com/office/drawing/2014/chartex" xmlns:cx1="http://schemas.microsoft.com/office/drawing/2015/9/8/chartex" xmlns:cx2="http://schemas.microsoft.com/office/drawing/2015/10/21/chartex" xmlns:cx3="http://schemas.microsoft.com/office/drawing/2016/5/9/chartex" xmlns:cx4="http://schemas.microsoft.com/office/drawing/2016/5/10/chartex" xmlns:cx5="http://schemas.microsoft.com/office/drawing/2016/5/11/chartex" xmlns:cx6="http://schemas.microsoft.com/office/drawing/2016/5/12/chartex" xmlns:cx7="http://schemas.microsoft.com/office/drawing/2016/5/13/chartex" xmlns:cx8="http://schemas.microsoft.com/office/drawing/2016/5/14/chartex" xmlns:mc="http://schemas.openxmlformats.org/markup-compatibility/2006" xmlns:aink="http://schemas.microsoft.com/office/drawing/2016/ink" xmlns:am3d="http://schemas.microsoft.com/office/drawing/2017/model3d" xmlns:o="urn:schemas-microsoft-com:office:office" xmlns:oel="http://schemas.microsoft.com/office/2019/extlst" xmlns:r="http://schemas.openxmlformats.org/officeDocument/2006/relationships" xmlns:m="http://schemas.openxmlformats.org/officeDocument/2006/math" xmlns:v="urn:schemas-microsoft-com:vml" xmlns:wp14="http://schemas.microsoft.com/office/word/2010/wordprocessingDrawing" xmlns:wp="http://schemas.openxmlformats.org/drawingml/2006/wordprocessingDrawing" xmlns:w10="urn:schemas-microsoft-com:office:word" xmlns:w="http://schemas.openxmlformats.org/wordprocessingml/2006/main" xmlns:w14="http://schemas.microsoft.com/office/word/2010/wordml" xmlns:w15="http://schemas.microsoft.com/office/word/2012/wordml" xmlns:w16cex="http://schemas.microsoft.com/office/word/2018/wordml/cex" xmlns:w16cid="http://schemas.microsoft.com/office/word/2016/wordml/cid" xmlns:w16="http://schemas.microsoft.com/office/word/2018/wordml" xmlns:w16du="http://schemas.microsoft.com/office/word/2023/wordml/word16du" xmlns:w16sdtdh="http://schemas.microsoft.com/office/word/2020/wordml/sdtdatahash" xmlns:w16sdtfl="http://schemas.microsoft.com/office/word/2024/wordml/sdtformatlock" xmlns:w16se="http://schemas.microsoft.com/office/word/2015/wordml/symex" xmlns:wpg="http://schemas.microsoft.com/office/word/2010/wordprocessingGroup" xmlns:wpi="http://schemas.microsoft.com/office/word/2010/wordprocessingInk" xmlns:wne="http://schemas.microsoft.com/office/word/2006/wordml" xmlns:wps="http://schemas.microsoft.com/office/word/2010/wordprocessingShape" mc:Ignorable="w14 w15 w16se w16cid w16 w16cex w16sdtdh w16sdtfl w16du wp14">
   <w:abstractNum w:abstractNumId="0" w15:restartNumberingAfterBreak="0">
-    <w:nsid w:val="0E7F3F46"/>
-    <w:multiLevelType w:val="hybridMultilevel"/>
-    <w:tmpl w:val="2076CE1E"/>
-    <w:lvl w:ilvl="0" w:tplc="72A80D18">
-      <w:start w:val="1"/>
-      <w:numFmt w:val="decimal"/>
-      <w:lvlText w:val="%1:"/>
-      <w:lvlJc w:val="left"/>
-      <w:pPr>
-        <w:ind w:left="360" w:hanging="360"/>
-      </w:pPr>
-      <w:rPr>
-        <w:rFonts w:ascii="Source Sans 3 Bold" w:hAnsi="Source Sans 3 Bold" w:cstheme="minorBidi" w:hint="default"/>
-        <w:b/>
-        <w:bCs/>
-      </w:rPr>
-    </w:lvl>
-    <w:lvl w:ilvl="1" w:tplc="04090019" w:tentative="1">
-      <w:start w:val="1"/>
-      <w:numFmt w:val="lowerLetter"/>
-      <w:lvlText w:val="%2."/>
-      <w:lvlJc w:val="left"/>
-      <w:pPr>
-        <w:ind w:left="1080" w:hanging="360"/>
-      </w:pPr>
-    </w:lvl>
-    <w:lvl w:ilvl="2" w:tplc="0409001B" w:tentative="1">
-      <w:start w:val="1"/>
-      <w:numFmt w:val="lowerRoman"/>
-      <w:lvlText w:val="%3."/>
-      <w:lvlJc w:val="right"/>
-      <w:pPr>
-        <w:ind w:left="1800" w:hanging="180"/>
-      </w:pPr>
-    </w:lvl>
-    <w:lvl w:ilvl="3" w:tplc="0409000F" w:tentative="1">
-      <w:start w:val="1"/>
-      <w:numFmt w:val="decimal"/>
-      <w:lvlText w:val="%4."/>
-      <w:lvlJc w:val="left"/>
-      <w:pPr>
-        <w:ind w:left="2520" w:hanging="360"/>
-      </w:pPr>
-    </w:lvl>
-    <w:lvl w:ilvl="4" w:tplc="04090019" w:tentative="1">
-      <w:start w:val="1"/>
-      <w:numFmt w:val="lowerLetter"/>
-      <w:lvlText w:val="%5."/>
-      <w:lvlJc w:val="left"/>
-      <w:pPr>
-        <w:ind w:left="3240" w:hanging="360"/>
-      </w:pPr>
-    </w:lvl>
-    <w:lvl w:ilvl="5" w:tplc="0409001B" w:tentative="1">
-      <w:start w:val="1"/>
-      <w:numFmt w:val="lowerRoman"/>
-      <w:lvlText w:val="%6."/>
-      <w:lvlJc w:val="right"/>
-      <w:pPr>
-        <w:ind w:left="3960" w:hanging="180"/>
-      </w:pPr>
-    </w:lvl>
-    <w:lvl w:ilvl="6" w:tplc="0409000F" w:tentative="1">
-      <w:start w:val="1"/>
-      <w:numFmt w:val="decimal"/>
-      <w:lvlText w:val="%7."/>
-      <w:lvlJc w:val="left"/>
-      <w:pPr>
-        <w:ind w:left="4680" w:hanging="360"/>
-      </w:pPr>
-    </w:lvl>
-    <w:lvl w:ilvl="7" w:tplc="04090019" w:tentative="1">
-      <w:start w:val="1"/>
-      <w:numFmt w:val="lowerLetter"/>
-      <w:lvlText w:val="%8."/>
-      <w:lvlJc w:val="left"/>
-      <w:pPr>
-        <w:ind w:left="5400" w:hanging="360"/>
-      </w:pPr>
-    </w:lvl>
-    <w:lvl w:ilvl="8" w:tplc="0409001B" w:tentative="1">
-      <w:start w:val="1"/>
-      <w:numFmt w:val="lowerRoman"/>
-      <w:lvlText w:val="%9."/>
-      <w:lvlJc w:val="right"/>
-      <w:pPr>
-        <w:ind w:left="6120" w:hanging="180"/>
-      </w:pPr>
-    </w:lvl>
-  </w:abstractNum>
-  <w:abstractNum w:abstractNumId="1" w15:restartNumberingAfterBreak="0">
-    <w:nsid w:val="11103915"/>
-    <w:multiLevelType w:val="hybridMultilevel"/>
-    <w:tmpl w:val="4C4A1FBC"/>
-    <w:lvl w:ilvl="0" w:tplc="72A80D18">
-      <w:start w:val="1"/>
-      <w:numFmt w:val="decimal"/>
-      <w:lvlText w:val="%1:"/>
-      <w:lvlJc w:val="left"/>
-      <w:pPr>
-        <w:ind w:left="360" w:hanging="360"/>
-      </w:pPr>
-      <w:rPr>
-        <w:rFonts w:ascii="Source Sans 3 Bold" w:hAnsi="Source Sans 3 Bold" w:cstheme="minorBidi" w:hint="default"/>
-        <w:b/>
-        <w:bCs/>
-      </w:rPr>
-    </w:lvl>
-    <w:lvl w:ilvl="1" w:tplc="04090019" w:tentative="1">
-      <w:start w:val="1"/>
-      <w:numFmt w:val="lowerLetter"/>
-      <w:lvlText w:val="%2."/>
-      <w:lvlJc w:val="left"/>
-      <w:pPr>
-        <w:ind w:left="1080" w:hanging="360"/>
-      </w:pPr>
-    </w:lvl>
-    <w:lvl w:ilvl="2" w:tplc="0409001B" w:tentative="1">
-      <w:start w:val="1"/>
-      <w:numFmt w:val="lowerRoman"/>
-      <w:lvlText w:val="%3."/>
-      <w:lvlJc w:val="right"/>
-      <w:pPr>
-        <w:ind w:left="1800" w:hanging="180"/>
-      </w:pPr>
-    </w:lvl>
-    <w:lvl w:ilvl="3" w:tplc="0409000F" w:tentative="1">
-      <w:start w:val="1"/>
-      <w:numFmt w:val="decimal"/>
-      <w:lvlText w:val="%4."/>
-      <w:lvlJc w:val="left"/>
-      <w:pPr>
-        <w:ind w:left="2520" w:hanging="360"/>
-      </w:pPr>
-    </w:lvl>
-    <w:lvl w:ilvl="4" w:tplc="04090019" w:tentative="1">
-      <w:start w:val="1"/>
-      <w:numFmt w:val="lowerLetter"/>
-      <w:lvlText w:val="%5."/>
-      <w:lvlJc w:val="left"/>
-      <w:pPr>
-        <w:ind w:left="3240" w:hanging="360"/>
-      </w:pPr>
-    </w:lvl>
-    <w:lvl w:ilvl="5" w:tplc="0409001B" w:tentative="1">
-      <w:start w:val="1"/>
-      <w:numFmt w:val="lowerRoman"/>
-      <w:lvlText w:val="%6."/>
-      <w:lvlJc w:val="right"/>
-      <w:pPr>
-        <w:ind w:left="3960" w:hanging="180"/>
-      </w:pPr>
-    </w:lvl>
-    <w:lvl w:ilvl="6" w:tplc="0409000F" w:tentative="1">
-      <w:start w:val="1"/>
-      <w:numFmt w:val="decimal"/>
-      <w:lvlText w:val="%7."/>
-      <w:lvlJc w:val="left"/>
-      <w:pPr>
-        <w:ind w:left="4680" w:hanging="360"/>
-      </w:pPr>
-    </w:lvl>
-    <w:lvl w:ilvl="7" w:tplc="04090019" w:tentative="1">
-      <w:start w:val="1"/>
-      <w:numFmt w:val="lowerLetter"/>
-      <w:lvlText w:val="%8."/>
-      <w:lvlJc w:val="left"/>
-      <w:pPr>
-        <w:ind w:left="5400" w:hanging="360"/>
-      </w:pPr>
-    </w:lvl>
-    <w:lvl w:ilvl="8" w:tplc="0409001B" w:tentative="1">
-      <w:start w:val="1"/>
-      <w:numFmt w:val="lowerRoman"/>
-      <w:lvlText w:val="%9."/>
-      <w:lvlJc w:val="right"/>
-      <w:pPr>
-        <w:ind w:left="6120" w:hanging="180"/>
-      </w:pPr>
-    </w:lvl>
-  </w:abstractNum>
-  <w:abstractNum w:abstractNumId="2" w15:restartNumberingAfterBreak="0">
-    <w:nsid w:val="13E851DC"/>
-    <w:multiLevelType w:val="hybridMultilevel"/>
-    <w:tmpl w:val="0192A9A0"/>
-    <w:lvl w:ilvl="0" w:tplc="72A80D18">
-      <w:start w:val="1"/>
-      <w:numFmt w:val="decimal"/>
-      <w:lvlText w:val="%1:"/>
-      <w:lvlJc w:val="left"/>
-      <w:pPr>
-        <w:ind w:left="6" w:hanging="360"/>
-      </w:pPr>
-      <w:rPr>
-        <w:rFonts w:ascii="Source Sans 3 Bold" w:hAnsi="Source Sans 3 Bold" w:cstheme="minorBidi" w:hint="default"/>
-        <w:b/>
-        <w:bCs/>
-      </w:rPr>
-    </w:lvl>
-    <w:lvl w:ilvl="1" w:tplc="FFFFFFFF" w:tentative="1">
-      <w:start w:val="1"/>
-      <w:numFmt w:val="lowerLetter"/>
-      <w:lvlText w:val="%2."/>
-      <w:lvlJc w:val="left"/>
-      <w:pPr>
-        <w:ind w:left="726" w:hanging="360"/>
-      </w:pPr>
-    </w:lvl>
-    <w:lvl w:ilvl="2" w:tplc="FFFFFFFF" w:tentative="1">
-      <w:start w:val="1"/>
-      <w:numFmt w:val="lowerRoman"/>
-      <w:lvlText w:val="%3."/>
-      <w:lvlJc w:val="right"/>
-      <w:pPr>
-        <w:ind w:left="1446" w:hanging="180"/>
-      </w:pPr>
-    </w:lvl>
-    <w:lvl w:ilvl="3" w:tplc="FFFFFFFF" w:tentative="1">
-      <w:start w:val="1"/>
-      <w:numFmt w:val="decimal"/>
-      <w:lvlText w:val="%4."/>
-      <w:lvlJc w:val="left"/>
-      <w:pPr>
-        <w:ind w:left="2166" w:hanging="360"/>
-      </w:pPr>
-    </w:lvl>
-    <w:lvl w:ilvl="4" w:tplc="FFFFFFFF" w:tentative="1">
-      <w:start w:val="1"/>
-      <w:numFmt w:val="lowerLetter"/>
-      <w:lvlText w:val="%5."/>
-      <w:lvlJc w:val="left"/>
-      <w:pPr>
-        <w:ind w:left="2886" w:hanging="360"/>
-      </w:pPr>
-    </w:lvl>
-    <w:lvl w:ilvl="5" w:tplc="FFFFFFFF" w:tentative="1">
-      <w:start w:val="1"/>
-      <w:numFmt w:val="lowerRoman"/>
-      <w:lvlText w:val="%6."/>
-      <w:lvlJc w:val="right"/>
-      <w:pPr>
-        <w:ind w:left="3606" w:hanging="180"/>
-      </w:pPr>
-    </w:lvl>
-    <w:lvl w:ilvl="6" w:tplc="FFFFFFFF" w:tentative="1">
-      <w:start w:val="1"/>
-      <w:numFmt w:val="decimal"/>
-      <w:lvlText w:val="%7."/>
-      <w:lvlJc w:val="left"/>
-      <w:pPr>
-        <w:ind w:left="4326" w:hanging="360"/>
-      </w:pPr>
-    </w:lvl>
-    <w:lvl w:ilvl="7" w:tplc="FFFFFFFF" w:tentative="1">
-      <w:start w:val="1"/>
-      <w:numFmt w:val="lowerLetter"/>
-      <w:lvlText w:val="%8."/>
-      <w:lvlJc w:val="left"/>
-      <w:pPr>
-        <w:ind w:left="5046" w:hanging="360"/>
-      </w:pPr>
-    </w:lvl>
-    <w:lvl w:ilvl="8" w:tplc="FFFFFFFF" w:tentative="1">
-      <w:start w:val="1"/>
-      <w:numFmt w:val="lowerRoman"/>
-      <w:lvlText w:val="%9."/>
-      <w:lvlJc w:val="right"/>
-      <w:pPr>
-        <w:ind w:left="5766" w:hanging="180"/>
-      </w:pPr>
-    </w:lvl>
-  </w:abstractNum>
-  <w:abstractNum w:abstractNumId="3" w15:restartNumberingAfterBreak="0">
     <w:nsid w:val="197266A6"/>
     <w:multiLevelType w:val="hybridMultilevel"/>
     <w:tmpl w:val="F1669EF0"/>
@@ -21415,7 +22020,7 @@
       </w:pPr>
     </w:lvl>
   </w:abstractNum>
-  <w:abstractNum w:abstractNumId="4" w15:restartNumberingAfterBreak="0">
+  <w:abstractNum w:abstractNumId="1" w15:restartNumberingAfterBreak="0">
     <w:nsid w:val="1A9B5B93"/>
     <w:multiLevelType w:val="hybridMultilevel"/>
     <w:tmpl w:val="56683C18"/>
@@ -21509,214 +22114,7 @@
       </w:pPr>
     </w:lvl>
   </w:abstractNum>
-  <w:abstractNum w:abstractNumId="5" w15:restartNumberingAfterBreak="0">
-    <w:nsid w:val="1D5C0C4B"/>
-    <w:multiLevelType w:val="hybridMultilevel"/>
-    <w:tmpl w:val="779C0EEA"/>
-    <w:lvl w:ilvl="0" w:tplc="7A929278">
-      <w:start w:val="1"/>
-      <w:numFmt w:val="decimal"/>
-      <w:lvlText w:val="%1:"/>
-      <w:lvlJc w:val="left"/>
-      <w:pPr>
-        <w:ind w:left="360" w:hanging="360"/>
-      </w:pPr>
-      <w:rPr>
-        <w:rFonts w:ascii="Source Sans 3" w:hAnsi="Source Sans 3" w:hint="default"/>
-        <w:b/>
-        <w:bCs/>
-        <w:spacing w:val="0"/>
-        <w:w w:val="84"/>
-        <w:lang w:val="en-US" w:eastAsia="en-US" w:bidi="ar-SA"/>
-      </w:rPr>
-    </w:lvl>
-    <w:lvl w:ilvl="1" w:tplc="04090019" w:tentative="1">
-      <w:start w:val="1"/>
-      <w:numFmt w:val="lowerLetter"/>
-      <w:lvlText w:val="%2."/>
-      <w:lvlJc w:val="left"/>
-      <w:pPr>
-        <w:ind w:left="1080" w:hanging="360"/>
-      </w:pPr>
-    </w:lvl>
-    <w:lvl w:ilvl="2" w:tplc="0409001B" w:tentative="1">
-      <w:start w:val="1"/>
-      <w:numFmt w:val="lowerRoman"/>
-      <w:lvlText w:val="%3."/>
-      <w:lvlJc w:val="right"/>
-      <w:pPr>
-        <w:ind w:left="1800" w:hanging="180"/>
-      </w:pPr>
-    </w:lvl>
-    <w:lvl w:ilvl="3" w:tplc="0409000F" w:tentative="1">
-      <w:start w:val="1"/>
-      <w:numFmt w:val="decimal"/>
-      <w:lvlText w:val="%4."/>
-      <w:lvlJc w:val="left"/>
-      <w:pPr>
-        <w:ind w:left="2520" w:hanging="360"/>
-      </w:pPr>
-    </w:lvl>
-    <w:lvl w:ilvl="4" w:tplc="04090019" w:tentative="1">
-      <w:start w:val="1"/>
-      <w:numFmt w:val="lowerLetter"/>
-      <w:lvlText w:val="%5."/>
-      <w:lvlJc w:val="left"/>
-      <w:pPr>
-        <w:ind w:left="3240" w:hanging="360"/>
-      </w:pPr>
-    </w:lvl>
-    <w:lvl w:ilvl="5" w:tplc="0409001B" w:tentative="1">
-      <w:start w:val="1"/>
-      <w:numFmt w:val="lowerRoman"/>
-      <w:lvlText w:val="%6."/>
-      <w:lvlJc w:val="right"/>
-      <w:pPr>
-        <w:ind w:left="3960" w:hanging="180"/>
-      </w:pPr>
-    </w:lvl>
-    <w:lvl w:ilvl="6" w:tplc="0409000F" w:tentative="1">
-      <w:start w:val="1"/>
-      <w:numFmt w:val="decimal"/>
-      <w:lvlText w:val="%7."/>
-      <w:lvlJc w:val="left"/>
-      <w:pPr>
-        <w:ind w:left="4680" w:hanging="360"/>
-      </w:pPr>
-    </w:lvl>
-    <w:lvl w:ilvl="7" w:tplc="04090019" w:tentative="1">
-      <w:start w:val="1"/>
-      <w:numFmt w:val="lowerLetter"/>
-      <w:lvlText w:val="%8."/>
-      <w:lvlJc w:val="left"/>
-      <w:pPr>
-        <w:ind w:left="5400" w:hanging="360"/>
-      </w:pPr>
-    </w:lvl>
-    <w:lvl w:ilvl="8" w:tplc="0409001B" w:tentative="1">
-      <w:start w:val="1"/>
-      <w:numFmt w:val="lowerRoman"/>
-      <w:lvlText w:val="%9."/>
-      <w:lvlJc w:val="right"/>
-      <w:pPr>
-        <w:ind w:left="6120" w:hanging="180"/>
-      </w:pPr>
-    </w:lvl>
-  </w:abstractNum>
-  <w:abstractNum w:abstractNumId="6" w15:restartNumberingAfterBreak="0">
-    <w:nsid w:val="1EC935B5"/>
-    <w:multiLevelType w:val="hybridMultilevel"/>
-    <w:tmpl w:val="35E29C14"/>
-    <w:lvl w:ilvl="0" w:tplc="04090001">
-      <w:start w:val="1"/>
-      <w:numFmt w:val="bullet"/>
-      <w:lvlText w:val=""/>
-      <w:lvlJc w:val="left"/>
-      <w:pPr>
-        <w:ind w:left="360" w:hanging="360"/>
-      </w:pPr>
-      <w:rPr>
-        <w:rFonts w:ascii="Symbol" w:hAnsi="Symbol" w:hint="default"/>
-      </w:rPr>
-    </w:lvl>
-    <w:lvl w:ilvl="1" w:tplc="04090003" w:tentative="1">
-      <w:start w:val="1"/>
-      <w:numFmt w:val="bullet"/>
-      <w:lvlText w:val="o"/>
-      <w:lvlJc w:val="left"/>
-      <w:pPr>
-        <w:ind w:left="1080" w:hanging="360"/>
-      </w:pPr>
-      <w:rPr>
-        <w:rFonts w:ascii="Courier New" w:hAnsi="Courier New" w:cs="Courier New" w:hint="default"/>
-      </w:rPr>
-    </w:lvl>
-    <w:lvl w:ilvl="2" w:tplc="04090005" w:tentative="1">
-      <w:start w:val="1"/>
-      <w:numFmt w:val="bullet"/>
-      <w:lvlText w:val=""/>
-      <w:lvlJc w:val="left"/>
-      <w:pPr>
-        <w:ind w:left="1800" w:hanging="360"/>
-      </w:pPr>
-      <w:rPr>
-        <w:rFonts w:ascii="Wingdings" w:hAnsi="Wingdings" w:hint="default"/>
-      </w:rPr>
-    </w:lvl>
-    <w:lvl w:ilvl="3" w:tplc="04090001" w:tentative="1">
-      <w:start w:val="1"/>
-      <w:numFmt w:val="bullet"/>
-      <w:lvlText w:val=""/>
-      <w:lvlJc w:val="left"/>
-      <w:pPr>
-        <w:ind w:left="2520" w:hanging="360"/>
-      </w:pPr>
-      <w:rPr>
-        <w:rFonts w:ascii="Symbol" w:hAnsi="Symbol" w:hint="default"/>
-      </w:rPr>
-    </w:lvl>
-    <w:lvl w:ilvl="4" w:tplc="04090003" w:tentative="1">
-      <w:start w:val="1"/>
-      <w:numFmt w:val="bullet"/>
-      <w:lvlText w:val="o"/>
-      <w:lvlJc w:val="left"/>
-      <w:pPr>
-        <w:ind w:left="3240" w:hanging="360"/>
-      </w:pPr>
-      <w:rPr>
-        <w:rFonts w:ascii="Courier New" w:hAnsi="Courier New" w:cs="Courier New" w:hint="default"/>
-      </w:rPr>
-    </w:lvl>
-    <w:lvl w:ilvl="5" w:tplc="04090005" w:tentative="1">
-      <w:start w:val="1"/>
-      <w:numFmt w:val="bullet"/>
-      <w:lvlText w:val=""/>
-      <w:lvlJc w:val="left"/>
-      <w:pPr>
-        <w:ind w:left="3960" w:hanging="360"/>
-      </w:pPr>
-      <w:rPr>
-        <w:rFonts w:ascii="Wingdings" w:hAnsi="Wingdings" w:hint="default"/>
-      </w:rPr>
-    </w:lvl>
-    <w:lvl w:ilvl="6" w:tplc="04090001" w:tentative="1">
-      <w:start w:val="1"/>
-      <w:numFmt w:val="bullet"/>
-      <w:lvlText w:val=""/>
-      <w:lvlJc w:val="left"/>
-      <w:pPr>
-        <w:ind w:left="4680" w:hanging="360"/>
-      </w:pPr>
-      <w:rPr>
-        <w:rFonts w:ascii="Symbol" w:hAnsi="Symbol" w:hint="default"/>
-      </w:rPr>
-    </w:lvl>
-    <w:lvl w:ilvl="7" w:tplc="04090003" w:tentative="1">
-      <w:start w:val="1"/>
-      <w:numFmt w:val="bullet"/>
-      <w:lvlText w:val="o"/>
-      <w:lvlJc w:val="left"/>
-      <w:pPr>
-        <w:ind w:left="5400" w:hanging="360"/>
-      </w:pPr>
-      <w:rPr>
-        <w:rFonts w:ascii="Courier New" w:hAnsi="Courier New" w:cs="Courier New" w:hint="default"/>
-      </w:rPr>
-    </w:lvl>
-    <w:lvl w:ilvl="8" w:tplc="04090005" w:tentative="1">
-      <w:start w:val="1"/>
-      <w:numFmt w:val="bullet"/>
-      <w:lvlText w:val=""/>
-      <w:lvlJc w:val="left"/>
-      <w:pPr>
-        <w:ind w:left="6120" w:hanging="360"/>
-      </w:pPr>
-      <w:rPr>
-        <w:rFonts w:ascii="Wingdings" w:hAnsi="Wingdings" w:hint="default"/>
-      </w:rPr>
-    </w:lvl>
-  </w:abstractNum>
-  <w:abstractNum w:abstractNumId="7" w15:restartNumberingAfterBreak="0">
+  <w:abstractNum w:abstractNumId="2" w15:restartNumberingAfterBreak="0">
     <w:nsid w:val="21255300"/>
     <w:multiLevelType w:val="hybridMultilevel"/>
     <w:tmpl w:val="BC92AA30"/>
@@ -21830,7 +22228,7 @@
       </w:rPr>
     </w:lvl>
   </w:abstractNum>
-  <w:abstractNum w:abstractNumId="8" w15:restartNumberingAfterBreak="0">
+  <w:abstractNum w:abstractNumId="3" w15:restartNumberingAfterBreak="0">
     <w:nsid w:val="25377281"/>
     <w:multiLevelType w:val="hybridMultilevel"/>
     <w:tmpl w:val="B116252E"/>
@@ -21921,7 +22319,106 @@
       </w:pPr>
     </w:lvl>
   </w:abstractNum>
-  <w:abstractNum w:abstractNumId="9" w15:restartNumberingAfterBreak="0">
+  <w:abstractNum w:abstractNumId="4" w15:restartNumberingAfterBreak="0">
+    <w:nsid w:val="25876EEC"/>
+    <w:multiLevelType w:val="hybridMultilevel"/>
+    <w:tmpl w:val="A1D03A24"/>
+    <w:lvl w:ilvl="0" w:tplc="CB1C87F6">
+      <w:start w:val="1"/>
+      <w:numFmt w:val="lowerLetter"/>
+      <w:lvlText w:val="%1:"/>
+      <w:lvlJc w:val="left"/>
+      <w:pPr>
+        <w:ind w:left="360" w:hanging="360"/>
+      </w:pPr>
+      <w:rPr>
+        <w:rFonts w:ascii="Source Sans 3" w:hAnsi="Source Sans 3" w:hint="default"/>
+        <w:b/>
+        <w:bCs/>
+        <w:i w:val="0"/>
+        <w:iCs w:val="0"/>
+        <w:color w:val="auto"/>
+        <w:spacing w:val="0"/>
+        <w:w w:val="77"/>
+        <w:sz w:val="23"/>
+        <w:szCs w:val="23"/>
+        <w:lang w:val="en-US" w:eastAsia="en-US" w:bidi="ar-SA"/>
+      </w:rPr>
+    </w:lvl>
+    <w:lvl w:ilvl="1" w:tplc="04090019" w:tentative="1">
+      <w:start w:val="1"/>
+      <w:numFmt w:val="lowerLetter"/>
+      <w:lvlText w:val="%2."/>
+      <w:lvlJc w:val="left"/>
+      <w:pPr>
+        <w:ind w:left="1080" w:hanging="360"/>
+      </w:pPr>
+    </w:lvl>
+    <w:lvl w:ilvl="2" w:tplc="0409001B" w:tentative="1">
+      <w:start w:val="1"/>
+      <w:numFmt w:val="lowerRoman"/>
+      <w:lvlText w:val="%3."/>
+      <w:lvlJc w:val="right"/>
+      <w:pPr>
+        <w:ind w:left="1800" w:hanging="180"/>
+      </w:pPr>
+    </w:lvl>
+    <w:lvl w:ilvl="3" w:tplc="0409000F" w:tentative="1">
+      <w:start w:val="1"/>
+      <w:numFmt w:val="decimal"/>
+      <w:lvlText w:val="%4."/>
+      <w:lvlJc w:val="left"/>
+      <w:pPr>
+        <w:ind w:left="2520" w:hanging="360"/>
+      </w:pPr>
+    </w:lvl>
+    <w:lvl w:ilvl="4" w:tplc="04090019" w:tentative="1">
+      <w:start w:val="1"/>
+      <w:numFmt w:val="lowerLetter"/>
+      <w:lvlText w:val="%5."/>
+      <w:lvlJc w:val="left"/>
+      <w:pPr>
+        <w:ind w:left="3240" w:hanging="360"/>
+      </w:pPr>
+    </w:lvl>
+    <w:lvl w:ilvl="5" w:tplc="0409001B" w:tentative="1">
+      <w:start w:val="1"/>
+      <w:numFmt w:val="lowerRoman"/>
+      <w:lvlText w:val="%6."/>
+      <w:lvlJc w:val="right"/>
+      <w:pPr>
+        <w:ind w:left="3960" w:hanging="180"/>
+      </w:pPr>
+    </w:lvl>
+    <w:lvl w:ilvl="6" w:tplc="0409000F" w:tentative="1">
+      <w:start w:val="1"/>
+      <w:numFmt w:val="decimal"/>
+      <w:lvlText w:val="%7."/>
+      <w:lvlJc w:val="left"/>
+      <w:pPr>
+        <w:ind w:left="4680" w:hanging="360"/>
+      </w:pPr>
+    </w:lvl>
+    <w:lvl w:ilvl="7" w:tplc="04090019" w:tentative="1">
+      <w:start w:val="1"/>
+      <w:numFmt w:val="lowerLetter"/>
+      <w:lvlText w:val="%8."/>
+      <w:lvlJc w:val="left"/>
+      <w:pPr>
+        <w:ind w:left="5400" w:hanging="360"/>
+      </w:pPr>
+    </w:lvl>
+    <w:lvl w:ilvl="8" w:tplc="0409001B" w:tentative="1">
+      <w:start w:val="1"/>
+      <w:numFmt w:val="lowerRoman"/>
+      <w:lvlText w:val="%9."/>
+      <w:lvlJc w:val="right"/>
+      <w:pPr>
+        <w:ind w:left="6120" w:hanging="180"/>
+      </w:pPr>
+    </w:lvl>
+  </w:abstractNum>
+  <w:abstractNum w:abstractNumId="5" w15:restartNumberingAfterBreak="0">
     <w:nsid w:val="26C50506"/>
     <w:multiLevelType w:val="hybridMultilevel"/>
     <w:tmpl w:val="BA2C9EA0"/>
@@ -22018,562 +22515,7 @@
       </w:pPr>
     </w:lvl>
   </w:abstractNum>
-  <w:abstractNum w:abstractNumId="10" w15:restartNumberingAfterBreak="0">
-    <w:nsid w:val="29FE2E0F"/>
-    <w:multiLevelType w:val="hybridMultilevel"/>
-    <w:tmpl w:val="7E027854"/>
-    <w:lvl w:ilvl="0" w:tplc="72A80D18">
-      <w:start w:val="1"/>
-      <w:numFmt w:val="decimal"/>
-      <w:lvlText w:val="%1:"/>
-      <w:lvlJc w:val="left"/>
-      <w:pPr>
-        <w:ind w:left="360" w:hanging="360"/>
-      </w:pPr>
-      <w:rPr>
-        <w:rFonts w:ascii="Source Sans 3 Bold" w:hAnsi="Source Sans 3 Bold" w:cstheme="minorBidi" w:hint="default"/>
-        <w:b/>
-        <w:bCs/>
-      </w:rPr>
-    </w:lvl>
-    <w:lvl w:ilvl="1" w:tplc="04090019" w:tentative="1">
-      <w:start w:val="1"/>
-      <w:numFmt w:val="lowerLetter"/>
-      <w:lvlText w:val="%2."/>
-      <w:lvlJc w:val="left"/>
-      <w:pPr>
-        <w:ind w:left="1080" w:hanging="360"/>
-      </w:pPr>
-    </w:lvl>
-    <w:lvl w:ilvl="2" w:tplc="0409001B" w:tentative="1">
-      <w:start w:val="1"/>
-      <w:numFmt w:val="lowerRoman"/>
-      <w:lvlText w:val="%3."/>
-      <w:lvlJc w:val="right"/>
-      <w:pPr>
-        <w:ind w:left="1800" w:hanging="180"/>
-      </w:pPr>
-    </w:lvl>
-    <w:lvl w:ilvl="3" w:tplc="0409000F" w:tentative="1">
-      <w:start w:val="1"/>
-      <w:numFmt w:val="decimal"/>
-      <w:lvlText w:val="%4."/>
-      <w:lvlJc w:val="left"/>
-      <w:pPr>
-        <w:ind w:left="2520" w:hanging="360"/>
-      </w:pPr>
-    </w:lvl>
-    <w:lvl w:ilvl="4" w:tplc="04090019" w:tentative="1">
-      <w:start w:val="1"/>
-      <w:numFmt w:val="lowerLetter"/>
-      <w:lvlText w:val="%5."/>
-      <w:lvlJc w:val="left"/>
-      <w:pPr>
-        <w:ind w:left="3240" w:hanging="360"/>
-      </w:pPr>
-    </w:lvl>
-    <w:lvl w:ilvl="5" w:tplc="0409001B" w:tentative="1">
-      <w:start w:val="1"/>
-      <w:numFmt w:val="lowerRoman"/>
-      <w:lvlText w:val="%6."/>
-      <w:lvlJc w:val="right"/>
-      <w:pPr>
-        <w:ind w:left="3960" w:hanging="180"/>
-      </w:pPr>
-    </w:lvl>
-    <w:lvl w:ilvl="6" w:tplc="0409000F" w:tentative="1">
-      <w:start w:val="1"/>
-      <w:numFmt w:val="decimal"/>
-      <w:lvlText w:val="%7."/>
-      <w:lvlJc w:val="left"/>
-      <w:pPr>
-        <w:ind w:left="4680" w:hanging="360"/>
-      </w:pPr>
-    </w:lvl>
-    <w:lvl w:ilvl="7" w:tplc="04090019" w:tentative="1">
-      <w:start w:val="1"/>
-      <w:numFmt w:val="lowerLetter"/>
-      <w:lvlText w:val="%8."/>
-      <w:lvlJc w:val="left"/>
-      <w:pPr>
-        <w:ind w:left="5400" w:hanging="360"/>
-      </w:pPr>
-    </w:lvl>
-    <w:lvl w:ilvl="8" w:tplc="0409001B" w:tentative="1">
-      <w:start w:val="1"/>
-      <w:numFmt w:val="lowerRoman"/>
-      <w:lvlText w:val="%9."/>
-      <w:lvlJc w:val="right"/>
-      <w:pPr>
-        <w:ind w:left="6120" w:hanging="180"/>
-      </w:pPr>
-    </w:lvl>
-  </w:abstractNum>
-  <w:abstractNum w:abstractNumId="11" w15:restartNumberingAfterBreak="0">
-    <w:nsid w:val="31E0204B"/>
-    <w:multiLevelType w:val="hybridMultilevel"/>
-    <w:tmpl w:val="56683C18"/>
-    <w:lvl w:ilvl="0" w:tplc="FFFFFFFF">
-      <w:start w:val="1"/>
-      <w:numFmt w:val="decimal"/>
-      <w:lvlText w:val="%1:"/>
-      <w:lvlJc w:val="left"/>
-      <w:pPr>
-        <w:ind w:left="360" w:hanging="360"/>
-      </w:pPr>
-      <w:rPr>
-        <w:rFonts w:ascii="Source Sans 3" w:hAnsi="Source Sans 3" w:hint="default"/>
-        <w:b/>
-        <w:bCs/>
-        <w:spacing w:val="0"/>
-        <w:w w:val="84"/>
-        <w:lang w:val="en-US" w:eastAsia="en-US" w:bidi="ar-SA"/>
-      </w:rPr>
-    </w:lvl>
-    <w:lvl w:ilvl="1" w:tplc="FFFFFFFF" w:tentative="1">
-      <w:start w:val="1"/>
-      <w:numFmt w:val="lowerLetter"/>
-      <w:lvlText w:val="%2."/>
-      <w:lvlJc w:val="left"/>
-      <w:pPr>
-        <w:ind w:left="1080" w:hanging="360"/>
-      </w:pPr>
-    </w:lvl>
-    <w:lvl w:ilvl="2" w:tplc="FFFFFFFF" w:tentative="1">
-      <w:start w:val="1"/>
-      <w:numFmt w:val="lowerRoman"/>
-      <w:lvlText w:val="%3."/>
-      <w:lvlJc w:val="right"/>
-      <w:pPr>
-        <w:ind w:left="1800" w:hanging="180"/>
-      </w:pPr>
-    </w:lvl>
-    <w:lvl w:ilvl="3" w:tplc="FFFFFFFF" w:tentative="1">
-      <w:start w:val="1"/>
-      <w:numFmt w:val="decimal"/>
-      <w:lvlText w:val="%4."/>
-      <w:lvlJc w:val="left"/>
-      <w:pPr>
-        <w:ind w:left="2520" w:hanging="360"/>
-      </w:pPr>
-    </w:lvl>
-    <w:lvl w:ilvl="4" w:tplc="FFFFFFFF" w:tentative="1">
-      <w:start w:val="1"/>
-      <w:numFmt w:val="lowerLetter"/>
-      <w:lvlText w:val="%5."/>
-      <w:lvlJc w:val="left"/>
-      <w:pPr>
-        <w:ind w:left="3240" w:hanging="360"/>
-      </w:pPr>
-    </w:lvl>
-    <w:lvl w:ilvl="5" w:tplc="FFFFFFFF" w:tentative="1">
-      <w:start w:val="1"/>
-      <w:numFmt w:val="lowerRoman"/>
-      <w:lvlText w:val="%6."/>
-      <w:lvlJc w:val="right"/>
-      <w:pPr>
-        <w:ind w:left="3960" w:hanging="180"/>
-      </w:pPr>
-    </w:lvl>
-    <w:lvl w:ilvl="6" w:tplc="FFFFFFFF" w:tentative="1">
-      <w:start w:val="1"/>
-      <w:numFmt w:val="decimal"/>
-      <w:lvlText w:val="%7."/>
-      <w:lvlJc w:val="left"/>
-      <w:pPr>
-        <w:ind w:left="4680" w:hanging="360"/>
-      </w:pPr>
-    </w:lvl>
-    <w:lvl w:ilvl="7" w:tplc="FFFFFFFF" w:tentative="1">
-      <w:start w:val="1"/>
-      <w:numFmt w:val="lowerLetter"/>
-      <w:lvlText w:val="%8."/>
-      <w:lvlJc w:val="left"/>
-      <w:pPr>
-        <w:ind w:left="5400" w:hanging="360"/>
-      </w:pPr>
-    </w:lvl>
-    <w:lvl w:ilvl="8" w:tplc="FFFFFFFF" w:tentative="1">
-      <w:start w:val="1"/>
-      <w:numFmt w:val="lowerRoman"/>
-      <w:lvlText w:val="%9."/>
-      <w:lvlJc w:val="right"/>
-      <w:pPr>
-        <w:ind w:left="6120" w:hanging="180"/>
-      </w:pPr>
-    </w:lvl>
-  </w:abstractNum>
-  <w:abstractNum w:abstractNumId="12" w15:restartNumberingAfterBreak="0">
-    <w:nsid w:val="38F311EC"/>
-    <w:multiLevelType w:val="hybridMultilevel"/>
-    <w:tmpl w:val="82766802"/>
-    <w:lvl w:ilvl="0" w:tplc="7A929278">
-      <w:start w:val="1"/>
-      <w:numFmt w:val="decimal"/>
-      <w:lvlText w:val="%1:"/>
-      <w:lvlJc w:val="left"/>
-      <w:pPr>
-        <w:ind w:left="360" w:hanging="360"/>
-      </w:pPr>
-      <w:rPr>
-        <w:rFonts w:ascii="Source Sans 3" w:hAnsi="Source Sans 3" w:hint="default"/>
-        <w:b/>
-        <w:bCs/>
-        <w:spacing w:val="0"/>
-        <w:w w:val="84"/>
-        <w:lang w:val="en-US" w:eastAsia="en-US" w:bidi="ar-SA"/>
-      </w:rPr>
-    </w:lvl>
-    <w:lvl w:ilvl="1" w:tplc="04090019" w:tentative="1">
-      <w:start w:val="1"/>
-      <w:numFmt w:val="lowerLetter"/>
-      <w:lvlText w:val="%2."/>
-      <w:lvlJc w:val="left"/>
-      <w:pPr>
-        <w:ind w:left="1080" w:hanging="360"/>
-      </w:pPr>
-    </w:lvl>
-    <w:lvl w:ilvl="2" w:tplc="0409001B" w:tentative="1">
-      <w:start w:val="1"/>
-      <w:numFmt w:val="lowerRoman"/>
-      <w:lvlText w:val="%3."/>
-      <w:lvlJc w:val="right"/>
-      <w:pPr>
-        <w:ind w:left="1800" w:hanging="180"/>
-      </w:pPr>
-    </w:lvl>
-    <w:lvl w:ilvl="3" w:tplc="0409000F" w:tentative="1">
-      <w:start w:val="1"/>
-      <w:numFmt w:val="decimal"/>
-      <w:lvlText w:val="%4."/>
-      <w:lvlJc w:val="left"/>
-      <w:pPr>
-        <w:ind w:left="2520" w:hanging="360"/>
-      </w:pPr>
-    </w:lvl>
-    <w:lvl w:ilvl="4" w:tplc="04090019" w:tentative="1">
-      <w:start w:val="1"/>
-      <w:numFmt w:val="lowerLetter"/>
-      <w:lvlText w:val="%5."/>
-      <w:lvlJc w:val="left"/>
-      <w:pPr>
-        <w:ind w:left="3240" w:hanging="360"/>
-      </w:pPr>
-    </w:lvl>
-    <w:lvl w:ilvl="5" w:tplc="0409001B" w:tentative="1">
-      <w:start w:val="1"/>
-      <w:numFmt w:val="lowerRoman"/>
-      <w:lvlText w:val="%6."/>
-      <w:lvlJc w:val="right"/>
-      <w:pPr>
-        <w:ind w:left="3960" w:hanging="180"/>
-      </w:pPr>
-    </w:lvl>
-    <w:lvl w:ilvl="6" w:tplc="0409000F" w:tentative="1">
-      <w:start w:val="1"/>
-      <w:numFmt w:val="decimal"/>
-      <w:lvlText w:val="%7."/>
-      <w:lvlJc w:val="left"/>
-      <w:pPr>
-        <w:ind w:left="4680" w:hanging="360"/>
-      </w:pPr>
-    </w:lvl>
-    <w:lvl w:ilvl="7" w:tplc="04090019" w:tentative="1">
-      <w:start w:val="1"/>
-      <w:numFmt w:val="lowerLetter"/>
-      <w:lvlText w:val="%8."/>
-      <w:lvlJc w:val="left"/>
-      <w:pPr>
-        <w:ind w:left="5400" w:hanging="360"/>
-      </w:pPr>
-    </w:lvl>
-    <w:lvl w:ilvl="8" w:tplc="0409001B" w:tentative="1">
-      <w:start w:val="1"/>
-      <w:numFmt w:val="lowerRoman"/>
-      <w:lvlText w:val="%9."/>
-      <w:lvlJc w:val="right"/>
-      <w:pPr>
-        <w:ind w:left="6120" w:hanging="180"/>
-      </w:pPr>
-    </w:lvl>
-  </w:abstractNum>
-  <w:abstractNum w:abstractNumId="13" w15:restartNumberingAfterBreak="0">
-    <w:nsid w:val="43031EEF"/>
-    <w:multiLevelType w:val="hybridMultilevel"/>
-    <w:tmpl w:val="FF9A48CA"/>
-    <w:lvl w:ilvl="0" w:tplc="AFA6FC62">
-      <w:start w:val="1"/>
-      <w:numFmt w:val="lowerLetter"/>
-      <w:lvlText w:val="%1:"/>
-      <w:lvlJc w:val="left"/>
-      <w:pPr>
-        <w:ind w:left="360" w:hanging="360"/>
-      </w:pPr>
-      <w:rPr>
-        <w:rFonts w:ascii="Source Sans 3" w:hAnsi="Source Sans 3" w:hint="default"/>
-        <w:b/>
-        <w:bCs/>
-        <w:spacing w:val="0"/>
-        <w:w w:val="77"/>
-        <w:lang w:val="en-US" w:eastAsia="en-US" w:bidi="ar-SA"/>
-      </w:rPr>
-    </w:lvl>
-    <w:lvl w:ilvl="1" w:tplc="04090019" w:tentative="1">
-      <w:start w:val="1"/>
-      <w:numFmt w:val="lowerLetter"/>
-      <w:lvlText w:val="%2."/>
-      <w:lvlJc w:val="left"/>
-      <w:pPr>
-        <w:ind w:left="1080" w:hanging="360"/>
-      </w:pPr>
-    </w:lvl>
-    <w:lvl w:ilvl="2" w:tplc="0409001B" w:tentative="1">
-      <w:start w:val="1"/>
-      <w:numFmt w:val="lowerRoman"/>
-      <w:lvlText w:val="%3."/>
-      <w:lvlJc w:val="right"/>
-      <w:pPr>
-        <w:ind w:left="1800" w:hanging="180"/>
-      </w:pPr>
-    </w:lvl>
-    <w:lvl w:ilvl="3" w:tplc="0409000F" w:tentative="1">
-      <w:start w:val="1"/>
-      <w:numFmt w:val="decimal"/>
-      <w:lvlText w:val="%4."/>
-      <w:lvlJc w:val="left"/>
-      <w:pPr>
-        <w:ind w:left="2520" w:hanging="360"/>
-      </w:pPr>
-    </w:lvl>
-    <w:lvl w:ilvl="4" w:tplc="04090019" w:tentative="1">
-      <w:start w:val="1"/>
-      <w:numFmt w:val="lowerLetter"/>
-      <w:lvlText w:val="%5."/>
-      <w:lvlJc w:val="left"/>
-      <w:pPr>
-        <w:ind w:left="3240" w:hanging="360"/>
-      </w:pPr>
-    </w:lvl>
-    <w:lvl w:ilvl="5" w:tplc="0409001B" w:tentative="1">
-      <w:start w:val="1"/>
-      <w:numFmt w:val="lowerRoman"/>
-      <w:lvlText w:val="%6."/>
-      <w:lvlJc w:val="right"/>
-      <w:pPr>
-        <w:ind w:left="3960" w:hanging="180"/>
-      </w:pPr>
-    </w:lvl>
-    <w:lvl w:ilvl="6" w:tplc="0409000F" w:tentative="1">
-      <w:start w:val="1"/>
-      <w:numFmt w:val="decimal"/>
-      <w:lvlText w:val="%7."/>
-      <w:lvlJc w:val="left"/>
-      <w:pPr>
-        <w:ind w:left="4680" w:hanging="360"/>
-      </w:pPr>
-    </w:lvl>
-    <w:lvl w:ilvl="7" w:tplc="04090019" w:tentative="1">
-      <w:start w:val="1"/>
-      <w:numFmt w:val="lowerLetter"/>
-      <w:lvlText w:val="%8."/>
-      <w:lvlJc w:val="left"/>
-      <w:pPr>
-        <w:ind w:left="5400" w:hanging="360"/>
-      </w:pPr>
-    </w:lvl>
-    <w:lvl w:ilvl="8" w:tplc="0409001B" w:tentative="1">
-      <w:start w:val="1"/>
-      <w:numFmt w:val="lowerRoman"/>
-      <w:lvlText w:val="%9."/>
-      <w:lvlJc w:val="right"/>
-      <w:pPr>
-        <w:ind w:left="6120" w:hanging="180"/>
-      </w:pPr>
-    </w:lvl>
-  </w:abstractNum>
-  <w:abstractNum w:abstractNumId="14" w15:restartNumberingAfterBreak="0">
-    <w:nsid w:val="45686F82"/>
-    <w:multiLevelType w:val="hybridMultilevel"/>
-    <w:tmpl w:val="1C74E1F0"/>
-    <w:lvl w:ilvl="0" w:tplc="72A80D18">
-      <w:start w:val="1"/>
-      <w:numFmt w:val="decimal"/>
-      <w:lvlText w:val="%1:"/>
-      <w:lvlJc w:val="left"/>
-      <w:pPr>
-        <w:ind w:left="360" w:hanging="360"/>
-      </w:pPr>
-      <w:rPr>
-        <w:rFonts w:ascii="Source Sans 3 Bold" w:hAnsi="Source Sans 3 Bold" w:cstheme="minorBidi" w:hint="default"/>
-        <w:b/>
-        <w:bCs/>
-      </w:rPr>
-    </w:lvl>
-    <w:lvl w:ilvl="1" w:tplc="04090019" w:tentative="1">
-      <w:start w:val="1"/>
-      <w:numFmt w:val="lowerLetter"/>
-      <w:lvlText w:val="%2."/>
-      <w:lvlJc w:val="left"/>
-      <w:pPr>
-        <w:ind w:left="1080" w:hanging="360"/>
-      </w:pPr>
-    </w:lvl>
-    <w:lvl w:ilvl="2" w:tplc="0409001B" w:tentative="1">
-      <w:start w:val="1"/>
-      <w:numFmt w:val="lowerRoman"/>
-      <w:lvlText w:val="%3."/>
-      <w:lvlJc w:val="right"/>
-      <w:pPr>
-        <w:ind w:left="1800" w:hanging="180"/>
-      </w:pPr>
-    </w:lvl>
-    <w:lvl w:ilvl="3" w:tplc="0409000F" w:tentative="1">
-      <w:start w:val="1"/>
-      <w:numFmt w:val="decimal"/>
-      <w:lvlText w:val="%4."/>
-      <w:lvlJc w:val="left"/>
-      <w:pPr>
-        <w:ind w:left="2520" w:hanging="360"/>
-      </w:pPr>
-    </w:lvl>
-    <w:lvl w:ilvl="4" w:tplc="04090019" w:tentative="1">
-      <w:start w:val="1"/>
-      <w:numFmt w:val="lowerLetter"/>
-      <w:lvlText w:val="%5."/>
-      <w:lvlJc w:val="left"/>
-      <w:pPr>
-        <w:ind w:left="3240" w:hanging="360"/>
-      </w:pPr>
-    </w:lvl>
-    <w:lvl w:ilvl="5" w:tplc="0409001B" w:tentative="1">
-      <w:start w:val="1"/>
-      <w:numFmt w:val="lowerRoman"/>
-      <w:lvlText w:val="%6."/>
-      <w:lvlJc w:val="right"/>
-      <w:pPr>
-        <w:ind w:left="3960" w:hanging="180"/>
-      </w:pPr>
-    </w:lvl>
-    <w:lvl w:ilvl="6" w:tplc="0409000F" w:tentative="1">
-      <w:start w:val="1"/>
-      <w:numFmt w:val="decimal"/>
-      <w:lvlText w:val="%7."/>
-      <w:lvlJc w:val="left"/>
-      <w:pPr>
-        <w:ind w:left="4680" w:hanging="360"/>
-      </w:pPr>
-    </w:lvl>
-    <w:lvl w:ilvl="7" w:tplc="04090019" w:tentative="1">
-      <w:start w:val="1"/>
-      <w:numFmt w:val="lowerLetter"/>
-      <w:lvlText w:val="%8."/>
-      <w:lvlJc w:val="left"/>
-      <w:pPr>
-        <w:ind w:left="5400" w:hanging="360"/>
-      </w:pPr>
-    </w:lvl>
-    <w:lvl w:ilvl="8" w:tplc="0409001B" w:tentative="1">
-      <w:start w:val="1"/>
-      <w:numFmt w:val="lowerRoman"/>
-      <w:lvlText w:val="%9."/>
-      <w:lvlJc w:val="right"/>
-      <w:pPr>
-        <w:ind w:left="6120" w:hanging="180"/>
-      </w:pPr>
-    </w:lvl>
-  </w:abstractNum>
-  <w:abstractNum w:abstractNumId="15" w15:restartNumberingAfterBreak="0">
-    <w:nsid w:val="456D2A9A"/>
-    <w:multiLevelType w:val="hybridMultilevel"/>
-    <w:tmpl w:val="02D03B78"/>
-    <w:lvl w:ilvl="0" w:tplc="72A80D18">
-      <w:start w:val="1"/>
-      <w:numFmt w:val="decimal"/>
-      <w:lvlText w:val="%1:"/>
-      <w:lvlJc w:val="left"/>
-      <w:pPr>
-        <w:ind w:left="360" w:hanging="360"/>
-      </w:pPr>
-      <w:rPr>
-        <w:rFonts w:ascii="Source Sans 3 Bold" w:hAnsi="Source Sans 3 Bold" w:cstheme="minorBidi" w:hint="default"/>
-        <w:b/>
-        <w:bCs/>
-      </w:rPr>
-    </w:lvl>
-    <w:lvl w:ilvl="1" w:tplc="04090019" w:tentative="1">
-      <w:start w:val="1"/>
-      <w:numFmt w:val="lowerLetter"/>
-      <w:lvlText w:val="%2."/>
-      <w:lvlJc w:val="left"/>
-      <w:pPr>
-        <w:ind w:left="1080" w:hanging="360"/>
-      </w:pPr>
-    </w:lvl>
-    <w:lvl w:ilvl="2" w:tplc="0409001B" w:tentative="1">
-      <w:start w:val="1"/>
-      <w:numFmt w:val="lowerRoman"/>
-      <w:lvlText w:val="%3."/>
-      <w:lvlJc w:val="right"/>
-      <w:pPr>
-        <w:ind w:left="1800" w:hanging="180"/>
-      </w:pPr>
-    </w:lvl>
-    <w:lvl w:ilvl="3" w:tplc="0409000F" w:tentative="1">
-      <w:start w:val="1"/>
-      <w:numFmt w:val="decimal"/>
-      <w:lvlText w:val="%4."/>
-      <w:lvlJc w:val="left"/>
-      <w:pPr>
-        <w:ind w:left="2520" w:hanging="360"/>
-      </w:pPr>
-    </w:lvl>
-    <w:lvl w:ilvl="4" w:tplc="04090019" w:tentative="1">
-      <w:start w:val="1"/>
-      <w:numFmt w:val="lowerLetter"/>
-      <w:lvlText w:val="%5."/>
-      <w:lvlJc w:val="left"/>
-      <w:pPr>
-        <w:ind w:left="3240" w:hanging="360"/>
-      </w:pPr>
-    </w:lvl>
-    <w:lvl w:ilvl="5" w:tplc="0409001B" w:tentative="1">
-      <w:start w:val="1"/>
-      <w:numFmt w:val="lowerRoman"/>
-      <w:lvlText w:val="%6."/>
-      <w:lvlJc w:val="right"/>
-      <w:pPr>
-        <w:ind w:left="3960" w:hanging="180"/>
-      </w:pPr>
-    </w:lvl>
-    <w:lvl w:ilvl="6" w:tplc="0409000F" w:tentative="1">
-      <w:start w:val="1"/>
-      <w:numFmt w:val="decimal"/>
-      <w:lvlText w:val="%7."/>
-      <w:lvlJc w:val="left"/>
-      <w:pPr>
-        <w:ind w:left="4680" w:hanging="360"/>
-      </w:pPr>
-    </w:lvl>
-    <w:lvl w:ilvl="7" w:tplc="04090019" w:tentative="1">
-      <w:start w:val="1"/>
-      <w:numFmt w:val="lowerLetter"/>
-      <w:lvlText w:val="%8."/>
-      <w:lvlJc w:val="left"/>
-      <w:pPr>
-        <w:ind w:left="5400" w:hanging="360"/>
-      </w:pPr>
-    </w:lvl>
-    <w:lvl w:ilvl="8" w:tplc="0409001B" w:tentative="1">
-      <w:start w:val="1"/>
-      <w:numFmt w:val="lowerRoman"/>
-      <w:lvlText w:val="%9."/>
-      <w:lvlJc w:val="right"/>
-      <w:pPr>
-        <w:ind w:left="6120" w:hanging="180"/>
-      </w:pPr>
-    </w:lvl>
-  </w:abstractNum>
-  <w:abstractNum w:abstractNumId="16" w15:restartNumberingAfterBreak="0">
+  <w:abstractNum w:abstractNumId="6" w15:restartNumberingAfterBreak="0">
     <w:nsid w:val="47E43907"/>
     <w:multiLevelType w:val="hybridMultilevel"/>
     <w:tmpl w:val="737A7654"/>
@@ -22664,101 +22606,7 @@
       </w:pPr>
     </w:lvl>
   </w:abstractNum>
-  <w:abstractNum w:abstractNumId="17" w15:restartNumberingAfterBreak="0">
-    <w:nsid w:val="47E71FBD"/>
-    <w:multiLevelType w:val="hybridMultilevel"/>
-    <w:tmpl w:val="B1A0D04C"/>
-    <w:lvl w:ilvl="0" w:tplc="7A929278">
-      <w:start w:val="1"/>
-      <w:numFmt w:val="decimal"/>
-      <w:lvlText w:val="%1:"/>
-      <w:lvlJc w:val="left"/>
-      <w:pPr>
-        <w:ind w:left="360" w:hanging="360"/>
-      </w:pPr>
-      <w:rPr>
-        <w:rFonts w:ascii="Source Sans 3" w:hAnsi="Source Sans 3" w:hint="default"/>
-        <w:b/>
-        <w:bCs/>
-        <w:spacing w:val="0"/>
-        <w:w w:val="84"/>
-        <w:lang w:val="en-US" w:eastAsia="en-US" w:bidi="ar-SA"/>
-      </w:rPr>
-    </w:lvl>
-    <w:lvl w:ilvl="1" w:tplc="04090019" w:tentative="1">
-      <w:start w:val="1"/>
-      <w:numFmt w:val="lowerLetter"/>
-      <w:lvlText w:val="%2."/>
-      <w:lvlJc w:val="left"/>
-      <w:pPr>
-        <w:ind w:left="1080" w:hanging="360"/>
-      </w:pPr>
-    </w:lvl>
-    <w:lvl w:ilvl="2" w:tplc="0409001B" w:tentative="1">
-      <w:start w:val="1"/>
-      <w:numFmt w:val="lowerRoman"/>
-      <w:lvlText w:val="%3."/>
-      <w:lvlJc w:val="right"/>
-      <w:pPr>
-        <w:ind w:left="1800" w:hanging="180"/>
-      </w:pPr>
-    </w:lvl>
-    <w:lvl w:ilvl="3" w:tplc="0409000F" w:tentative="1">
-      <w:start w:val="1"/>
-      <w:numFmt w:val="decimal"/>
-      <w:lvlText w:val="%4."/>
-      <w:lvlJc w:val="left"/>
-      <w:pPr>
-        <w:ind w:left="2520" w:hanging="360"/>
-      </w:pPr>
-    </w:lvl>
-    <w:lvl w:ilvl="4" w:tplc="04090019" w:tentative="1">
-      <w:start w:val="1"/>
-      <w:numFmt w:val="lowerLetter"/>
-      <w:lvlText w:val="%5."/>
-      <w:lvlJc w:val="left"/>
-      <w:pPr>
-        <w:ind w:left="3240" w:hanging="360"/>
-      </w:pPr>
-    </w:lvl>
-    <w:lvl w:ilvl="5" w:tplc="0409001B" w:tentative="1">
-      <w:start w:val="1"/>
-      <w:numFmt w:val="lowerRoman"/>
-      <w:lvlText w:val="%6."/>
-      <w:lvlJc w:val="right"/>
-      <w:pPr>
-        <w:ind w:left="3960" w:hanging="180"/>
-      </w:pPr>
-    </w:lvl>
-    <w:lvl w:ilvl="6" w:tplc="0409000F" w:tentative="1">
-      <w:start w:val="1"/>
-      <w:numFmt w:val="decimal"/>
-      <w:lvlText w:val="%7."/>
-      <w:lvlJc w:val="left"/>
-      <w:pPr>
-        <w:ind w:left="4680" w:hanging="360"/>
-      </w:pPr>
-    </w:lvl>
-    <w:lvl w:ilvl="7" w:tplc="04090019" w:tentative="1">
-      <w:start w:val="1"/>
-      <w:numFmt w:val="lowerLetter"/>
-      <w:lvlText w:val="%8."/>
-      <w:lvlJc w:val="left"/>
-      <w:pPr>
-        <w:ind w:left="5400" w:hanging="360"/>
-      </w:pPr>
-    </w:lvl>
-    <w:lvl w:ilvl="8" w:tplc="0409001B" w:tentative="1">
-      <w:start w:val="1"/>
-      <w:numFmt w:val="lowerRoman"/>
-      <w:lvlText w:val="%9."/>
-      <w:lvlJc w:val="right"/>
-      <w:pPr>
-        <w:ind w:left="6120" w:hanging="180"/>
-      </w:pPr>
-    </w:lvl>
-  </w:abstractNum>
-  <w:abstractNum w:abstractNumId="18" w15:restartNumberingAfterBreak="0">
+  <w:abstractNum w:abstractNumId="7" w15:restartNumberingAfterBreak="0">
     <w:nsid w:val="493E0CCB"/>
     <w:multiLevelType w:val="hybridMultilevel"/>
     <w:tmpl w:val="DE1A3DA8"/>
@@ -22874,120 +22722,7 @@
       </w:rPr>
     </w:lvl>
   </w:abstractNum>
-  <w:abstractNum w:abstractNumId="19" w15:restartNumberingAfterBreak="0">
-    <w:nsid w:val="4C617D71"/>
-    <w:multiLevelType w:val="hybridMultilevel"/>
-    <w:tmpl w:val="7C2C02F0"/>
-    <w:lvl w:ilvl="0" w:tplc="04090001">
-      <w:start w:val="1"/>
-      <w:numFmt w:val="bullet"/>
-      <w:lvlText w:val=""/>
-      <w:lvlJc w:val="left"/>
-      <w:pPr>
-        <w:ind w:left="360" w:hanging="360"/>
-      </w:pPr>
-      <w:rPr>
-        <w:rFonts w:ascii="Symbol" w:hAnsi="Symbol" w:hint="default"/>
-      </w:rPr>
-    </w:lvl>
-    <w:lvl w:ilvl="1" w:tplc="04090003" w:tentative="1">
-      <w:start w:val="1"/>
-      <w:numFmt w:val="bullet"/>
-      <w:lvlText w:val="o"/>
-      <w:lvlJc w:val="left"/>
-      <w:pPr>
-        <w:ind w:left="1080" w:hanging="360"/>
-      </w:pPr>
-      <w:rPr>
-        <w:rFonts w:ascii="Courier New" w:hAnsi="Courier New" w:cs="Courier New" w:hint="default"/>
-      </w:rPr>
-    </w:lvl>
-    <w:lvl w:ilvl="2" w:tplc="04090005" w:tentative="1">
-      <w:start w:val="1"/>
-      <w:numFmt w:val="bullet"/>
-      <w:lvlText w:val=""/>
-      <w:lvlJc w:val="left"/>
-      <w:pPr>
-        <w:ind w:left="1800" w:hanging="360"/>
-      </w:pPr>
-      <w:rPr>
-        <w:rFonts w:ascii="Wingdings" w:hAnsi="Wingdings" w:hint="default"/>
-      </w:rPr>
-    </w:lvl>
-    <w:lvl w:ilvl="3" w:tplc="04090001" w:tentative="1">
-      <w:start w:val="1"/>
-      <w:numFmt w:val="bullet"/>
-      <w:lvlText w:val=""/>
-      <w:lvlJc w:val="left"/>
-      <w:pPr>
-        <w:ind w:left="2520" w:hanging="360"/>
-      </w:pPr>
-      <w:rPr>
-        <w:rFonts w:ascii="Symbol" w:hAnsi="Symbol" w:hint="default"/>
-      </w:rPr>
-    </w:lvl>
-    <w:lvl w:ilvl="4" w:tplc="04090003" w:tentative="1">
-      <w:start w:val="1"/>
-      <w:numFmt w:val="bullet"/>
-      <w:lvlText w:val="o"/>
-      <w:lvlJc w:val="left"/>
-      <w:pPr>
-        <w:ind w:left="3240" w:hanging="360"/>
-      </w:pPr>
-      <w:rPr>
-        <w:rFonts w:ascii="Courier New" w:hAnsi="Courier New" w:cs="Courier New" w:hint="default"/>
-      </w:rPr>
-    </w:lvl>
-    <w:lvl w:ilvl="5" w:tplc="04090005" w:tentative="1">
-      <w:start w:val="1"/>
-      <w:numFmt w:val="bullet"/>
-      <w:lvlText w:val=""/>
-      <w:lvlJc w:val="left"/>
-      <w:pPr>
-        <w:ind w:left="3960" w:hanging="360"/>
-      </w:pPr>
-      <w:rPr>
-        <w:rFonts w:ascii="Wingdings" w:hAnsi="Wingdings" w:hint="default"/>
-      </w:rPr>
-    </w:lvl>
-    <w:lvl w:ilvl="6" w:tplc="04090001" w:tentative="1">
-      <w:start w:val="1"/>
-      <w:numFmt w:val="bullet"/>
-      <w:lvlText w:val=""/>
-      <w:lvlJc w:val="left"/>
-      <w:pPr>
-        <w:ind w:left="4680" w:hanging="360"/>
-      </w:pPr>
-      <w:rPr>
-        <w:rFonts w:ascii="Symbol" w:hAnsi="Symbol" w:hint="default"/>
-      </w:rPr>
-    </w:lvl>
-    <w:lvl w:ilvl="7" w:tplc="04090003" w:tentative="1">
-      <w:start w:val="1"/>
-      <w:numFmt w:val="bullet"/>
-      <w:lvlText w:val="o"/>
-      <w:lvlJc w:val="left"/>
-      <w:pPr>
-        <w:ind w:left="5400" w:hanging="360"/>
-      </w:pPr>
-      <w:rPr>
-        <w:rFonts w:ascii="Courier New" w:hAnsi="Courier New" w:cs="Courier New" w:hint="default"/>
-      </w:rPr>
-    </w:lvl>
-    <w:lvl w:ilvl="8" w:tplc="04090005" w:tentative="1">
-      <w:start w:val="1"/>
-      <w:numFmt w:val="bullet"/>
-      <w:lvlText w:val=""/>
-      <w:lvlJc w:val="left"/>
-      <w:pPr>
-        <w:ind w:left="6120" w:hanging="360"/>
-      </w:pPr>
-      <w:rPr>
-        <w:rFonts w:ascii="Wingdings" w:hAnsi="Wingdings" w:hint="default"/>
-      </w:rPr>
-    </w:lvl>
-  </w:abstractNum>
-  <w:abstractNum w:abstractNumId="20" w15:restartNumberingAfterBreak="0">
+  <w:abstractNum w:abstractNumId="8" w15:restartNumberingAfterBreak="0">
     <w:nsid w:val="51475700"/>
     <w:multiLevelType w:val="hybridMultilevel"/>
     <w:tmpl w:val="BCDA66D6"/>
@@ -23078,104 +22813,7 @@
       </w:pPr>
     </w:lvl>
   </w:abstractNum>
-  <w:abstractNum w:abstractNumId="21" w15:restartNumberingAfterBreak="0">
-    <w:nsid w:val="52415F25"/>
-    <w:multiLevelType w:val="hybridMultilevel"/>
-    <w:tmpl w:val="1EE0CCB4"/>
-    <w:lvl w:ilvl="0" w:tplc="B8C291D8">
-      <w:start w:val="1"/>
-      <w:numFmt w:val="decimal"/>
-      <w:lvlText w:val="%1:"/>
-      <w:lvlJc w:val="left"/>
-      <w:pPr>
-        <w:ind w:left="360" w:hanging="360"/>
-      </w:pPr>
-      <w:rPr>
-        <w:rFonts w:ascii="Source Sans 3" w:hAnsi="Source Sans 3" w:hint="default"/>
-        <w:b/>
-        <w:bCs/>
-        <w:color w:val="auto"/>
-        <w:spacing w:val="0"/>
-        <w:w w:val="84"/>
-        <w:sz w:val="23"/>
-        <w:szCs w:val="23"/>
-        <w:lang w:val="en-US" w:eastAsia="en-US" w:bidi="ar-SA"/>
-      </w:rPr>
-    </w:lvl>
-    <w:lvl w:ilvl="1" w:tplc="FFFFFFFF" w:tentative="1">
-      <w:start w:val="1"/>
-      <w:numFmt w:val="lowerLetter"/>
-      <w:lvlText w:val="%2."/>
-      <w:lvlJc w:val="left"/>
-      <w:pPr>
-        <w:ind w:left="1080" w:hanging="360"/>
-      </w:pPr>
-    </w:lvl>
-    <w:lvl w:ilvl="2" w:tplc="FFFFFFFF" w:tentative="1">
-      <w:start w:val="1"/>
-      <w:numFmt w:val="lowerRoman"/>
-      <w:lvlText w:val="%3."/>
-      <w:lvlJc w:val="right"/>
-      <w:pPr>
-        <w:ind w:left="1800" w:hanging="180"/>
-      </w:pPr>
-    </w:lvl>
-    <w:lvl w:ilvl="3" w:tplc="FFFFFFFF" w:tentative="1">
-      <w:start w:val="1"/>
-      <w:numFmt w:val="decimal"/>
-      <w:lvlText w:val="%4."/>
-      <w:lvlJc w:val="left"/>
-      <w:pPr>
-        <w:ind w:left="2520" w:hanging="360"/>
-      </w:pPr>
-    </w:lvl>
-    <w:lvl w:ilvl="4" w:tplc="FFFFFFFF" w:tentative="1">
-      <w:start w:val="1"/>
-      <w:numFmt w:val="lowerLetter"/>
-      <w:lvlText w:val="%5."/>
-      <w:lvlJc w:val="left"/>
-      <w:pPr>
-        <w:ind w:left="3240" w:hanging="360"/>
-      </w:pPr>
-    </w:lvl>
-    <w:lvl w:ilvl="5" w:tplc="FFFFFFFF" w:tentative="1">
-      <w:start w:val="1"/>
-      <w:numFmt w:val="lowerRoman"/>
-      <w:lvlText w:val="%6."/>
-      <w:lvlJc w:val="right"/>
-      <w:pPr>
-        <w:ind w:left="3960" w:hanging="180"/>
-      </w:pPr>
-    </w:lvl>
-    <w:lvl w:ilvl="6" w:tplc="FFFFFFFF" w:tentative="1">
-      <w:start w:val="1"/>
-      <w:numFmt w:val="decimal"/>
-      <w:lvlText w:val="%7."/>
-      <w:lvlJc w:val="left"/>
-      <w:pPr>
-        <w:ind w:left="4680" w:hanging="360"/>
-      </w:pPr>
-    </w:lvl>
-    <w:lvl w:ilvl="7" w:tplc="FFFFFFFF" w:tentative="1">
-      <w:start w:val="1"/>
-      <w:numFmt w:val="lowerLetter"/>
-      <w:lvlText w:val="%8."/>
-      <w:lvlJc w:val="left"/>
-      <w:pPr>
-        <w:ind w:left="5400" w:hanging="360"/>
-      </w:pPr>
-    </w:lvl>
-    <w:lvl w:ilvl="8" w:tplc="FFFFFFFF" w:tentative="1">
-      <w:start w:val="1"/>
-      <w:numFmt w:val="lowerRoman"/>
-      <w:lvlText w:val="%9."/>
-      <w:lvlJc w:val="right"/>
-      <w:pPr>
-        <w:ind w:left="6120" w:hanging="180"/>
-      </w:pPr>
-    </w:lvl>
-  </w:abstractNum>
-  <w:abstractNum w:abstractNumId="22" w15:restartNumberingAfterBreak="0">
+  <w:abstractNum w:abstractNumId="9" w15:restartNumberingAfterBreak="0">
     <w:nsid w:val="56425BE9"/>
     <w:multiLevelType w:val="hybridMultilevel"/>
     <w:tmpl w:val="AF2A6220"/>
@@ -23267,192 +22905,7 @@
       </w:pPr>
     </w:lvl>
   </w:abstractNum>
-  <w:abstractNum w:abstractNumId="23" w15:restartNumberingAfterBreak="0">
-    <w:nsid w:val="58044A13"/>
-    <w:multiLevelType w:val="hybridMultilevel"/>
-    <w:tmpl w:val="025620C0"/>
-    <w:lvl w:ilvl="0" w:tplc="AFA6FC62">
-      <w:start w:val="1"/>
-      <w:numFmt w:val="lowerLetter"/>
-      <w:lvlText w:val="%1:"/>
-      <w:lvlJc w:val="left"/>
-      <w:pPr>
-        <w:ind w:left="360" w:hanging="360"/>
-      </w:pPr>
-      <w:rPr>
-        <w:rFonts w:ascii="Source Sans 3" w:hAnsi="Source Sans 3" w:hint="default"/>
-        <w:b/>
-        <w:bCs/>
-        <w:spacing w:val="0"/>
-        <w:w w:val="77"/>
-        <w:lang w:val="en-US" w:eastAsia="en-US" w:bidi="ar-SA"/>
-      </w:rPr>
-    </w:lvl>
-    <w:lvl w:ilvl="1" w:tplc="04090019" w:tentative="1">
-      <w:start w:val="1"/>
-      <w:numFmt w:val="lowerLetter"/>
-      <w:lvlText w:val="%2."/>
-      <w:lvlJc w:val="left"/>
-      <w:pPr>
-        <w:ind w:left="1080" w:hanging="360"/>
-      </w:pPr>
-    </w:lvl>
-    <w:lvl w:ilvl="2" w:tplc="0409001B" w:tentative="1">
-      <w:start w:val="1"/>
-      <w:numFmt w:val="lowerRoman"/>
-      <w:lvlText w:val="%3."/>
-      <w:lvlJc w:val="right"/>
-      <w:pPr>
-        <w:ind w:left="1800" w:hanging="180"/>
-      </w:pPr>
-    </w:lvl>
-    <w:lvl w:ilvl="3" w:tplc="0409000F" w:tentative="1">
-      <w:start w:val="1"/>
-      <w:numFmt w:val="decimal"/>
-      <w:lvlText w:val="%4."/>
-      <w:lvlJc w:val="left"/>
-      <w:pPr>
-        <w:ind w:left="2520" w:hanging="360"/>
-      </w:pPr>
-    </w:lvl>
-    <w:lvl w:ilvl="4" w:tplc="04090019" w:tentative="1">
-      <w:start w:val="1"/>
-      <w:numFmt w:val="lowerLetter"/>
-      <w:lvlText w:val="%5."/>
-      <w:lvlJc w:val="left"/>
-      <w:pPr>
-        <w:ind w:left="3240" w:hanging="360"/>
-      </w:pPr>
-    </w:lvl>
-    <w:lvl w:ilvl="5" w:tplc="0409001B" w:tentative="1">
-      <w:start w:val="1"/>
-      <w:numFmt w:val="lowerRoman"/>
-      <w:lvlText w:val="%6."/>
-      <w:lvlJc w:val="right"/>
-      <w:pPr>
-        <w:ind w:left="3960" w:hanging="180"/>
-      </w:pPr>
-    </w:lvl>
-    <w:lvl w:ilvl="6" w:tplc="0409000F" w:tentative="1">
-      <w:start w:val="1"/>
-      <w:numFmt w:val="decimal"/>
-      <w:lvlText w:val="%7."/>
-      <w:lvlJc w:val="left"/>
-      <w:pPr>
-        <w:ind w:left="4680" w:hanging="360"/>
-      </w:pPr>
-    </w:lvl>
-    <w:lvl w:ilvl="7" w:tplc="04090019" w:tentative="1">
-      <w:start w:val="1"/>
-      <w:numFmt w:val="lowerLetter"/>
-      <w:lvlText w:val="%8."/>
-      <w:lvlJc w:val="left"/>
-      <w:pPr>
-        <w:ind w:left="5400" w:hanging="360"/>
-      </w:pPr>
-    </w:lvl>
-    <w:lvl w:ilvl="8" w:tplc="0409001B" w:tentative="1">
-      <w:start w:val="1"/>
-      <w:numFmt w:val="lowerRoman"/>
-      <w:lvlText w:val="%9."/>
-      <w:lvlJc w:val="right"/>
-      <w:pPr>
-        <w:ind w:left="6120" w:hanging="180"/>
-      </w:pPr>
-    </w:lvl>
-  </w:abstractNum>
-  <w:abstractNum w:abstractNumId="24" w15:restartNumberingAfterBreak="0">
-    <w:nsid w:val="59D910B2"/>
-    <w:multiLevelType w:val="hybridMultilevel"/>
-    <w:tmpl w:val="678CE024"/>
-    <w:lvl w:ilvl="0" w:tplc="72A80D18">
-      <w:start w:val="1"/>
-      <w:numFmt w:val="decimal"/>
-      <w:lvlText w:val="%1:"/>
-      <w:lvlJc w:val="left"/>
-      <w:pPr>
-        <w:ind w:left="360" w:hanging="360"/>
-      </w:pPr>
-      <w:rPr>
-        <w:rFonts w:ascii="Source Sans 3 Bold" w:hAnsi="Source Sans 3 Bold" w:cstheme="minorBidi" w:hint="default"/>
-        <w:b/>
-        <w:bCs/>
-      </w:rPr>
-    </w:lvl>
-    <w:lvl w:ilvl="1" w:tplc="04090019" w:tentative="1">
-      <w:start w:val="1"/>
-      <w:numFmt w:val="lowerLetter"/>
-      <w:lvlText w:val="%2."/>
-      <w:lvlJc w:val="left"/>
-      <w:pPr>
-        <w:ind w:left="1080" w:hanging="360"/>
-      </w:pPr>
-    </w:lvl>
-    <w:lvl w:ilvl="2" w:tplc="0409001B" w:tentative="1">
-      <w:start w:val="1"/>
-      <w:numFmt w:val="lowerRoman"/>
-      <w:lvlText w:val="%3."/>
-      <w:lvlJc w:val="right"/>
-      <w:pPr>
-        <w:ind w:left="1800" w:hanging="180"/>
-      </w:pPr>
-    </w:lvl>
-    <w:lvl w:ilvl="3" w:tplc="0409000F" w:tentative="1">
-      <w:start w:val="1"/>
-      <w:numFmt w:val="decimal"/>
-      <w:lvlText w:val="%4."/>
-      <w:lvlJc w:val="left"/>
-      <w:pPr>
-        <w:ind w:left="2520" w:hanging="360"/>
-      </w:pPr>
-    </w:lvl>
-    <w:lvl w:ilvl="4" w:tplc="04090019" w:tentative="1">
-      <w:start w:val="1"/>
-      <w:numFmt w:val="lowerLetter"/>
-      <w:lvlText w:val="%5."/>
-      <w:lvlJc w:val="left"/>
-      <w:pPr>
-        <w:ind w:left="3240" w:hanging="360"/>
-      </w:pPr>
-    </w:lvl>
-    <w:lvl w:ilvl="5" w:tplc="0409001B" w:tentative="1">
-      <w:start w:val="1"/>
-      <w:numFmt w:val="lowerRoman"/>
-      <w:lvlText w:val="%6."/>
-      <w:lvlJc w:val="right"/>
-      <w:pPr>
-        <w:ind w:left="3960" w:hanging="180"/>
-      </w:pPr>
-    </w:lvl>
-    <w:lvl w:ilvl="6" w:tplc="0409000F" w:tentative="1">
-      <w:start w:val="1"/>
-      <w:numFmt w:val="decimal"/>
-      <w:lvlText w:val="%7."/>
-      <w:lvlJc w:val="left"/>
-      <w:pPr>
-        <w:ind w:left="4680" w:hanging="360"/>
-      </w:pPr>
-    </w:lvl>
-    <w:lvl w:ilvl="7" w:tplc="04090019" w:tentative="1">
-      <w:start w:val="1"/>
-      <w:numFmt w:val="lowerLetter"/>
-      <w:lvlText w:val="%8."/>
-      <w:lvlJc w:val="left"/>
-      <w:pPr>
-        <w:ind w:left="5400" w:hanging="360"/>
-      </w:pPr>
-    </w:lvl>
-    <w:lvl w:ilvl="8" w:tplc="0409001B" w:tentative="1">
-      <w:start w:val="1"/>
-      <w:numFmt w:val="lowerRoman"/>
-      <w:lvlText w:val="%9."/>
-      <w:lvlJc w:val="right"/>
-      <w:pPr>
-        <w:ind w:left="6120" w:hanging="180"/>
-      </w:pPr>
-    </w:lvl>
-  </w:abstractNum>
-  <w:abstractNum w:abstractNumId="25" w15:restartNumberingAfterBreak="0">
+  <w:abstractNum w:abstractNumId="10" w15:restartNumberingAfterBreak="0">
     <w:nsid w:val="5AF93C4D"/>
     <w:multiLevelType w:val="hybridMultilevel"/>
     <w:tmpl w:val="53D4845E"/>
@@ -23549,280 +23002,7 @@
       </w:pPr>
     </w:lvl>
   </w:abstractNum>
-  <w:abstractNum w:abstractNumId="26" w15:restartNumberingAfterBreak="0">
-    <w:nsid w:val="5E7D31E5"/>
-    <w:multiLevelType w:val="hybridMultilevel"/>
-    <w:tmpl w:val="D8142ED2"/>
-    <w:lvl w:ilvl="0" w:tplc="72A80D18">
-      <w:start w:val="1"/>
-      <w:numFmt w:val="decimal"/>
-      <w:lvlText w:val="%1:"/>
-      <w:lvlJc w:val="left"/>
-      <w:pPr>
-        <w:ind w:left="360" w:hanging="360"/>
-      </w:pPr>
-      <w:rPr>
-        <w:rFonts w:ascii="Source Sans 3 Bold" w:hAnsi="Source Sans 3 Bold" w:cstheme="minorBidi" w:hint="default"/>
-        <w:b/>
-        <w:bCs/>
-      </w:rPr>
-    </w:lvl>
-    <w:lvl w:ilvl="1" w:tplc="04090019" w:tentative="1">
-      <w:start w:val="1"/>
-      <w:numFmt w:val="lowerLetter"/>
-      <w:lvlText w:val="%2."/>
-      <w:lvlJc w:val="left"/>
-      <w:pPr>
-        <w:ind w:left="1080" w:hanging="360"/>
-      </w:pPr>
-    </w:lvl>
-    <w:lvl w:ilvl="2" w:tplc="0409001B" w:tentative="1">
-      <w:start w:val="1"/>
-      <w:numFmt w:val="lowerRoman"/>
-      <w:lvlText w:val="%3."/>
-      <w:lvlJc w:val="right"/>
-      <w:pPr>
-        <w:ind w:left="1800" w:hanging="180"/>
-      </w:pPr>
-    </w:lvl>
-    <w:lvl w:ilvl="3" w:tplc="0409000F" w:tentative="1">
-      <w:start w:val="1"/>
-      <w:numFmt w:val="decimal"/>
-      <w:lvlText w:val="%4."/>
-      <w:lvlJc w:val="left"/>
-      <w:pPr>
-        <w:ind w:left="2520" w:hanging="360"/>
-      </w:pPr>
-    </w:lvl>
-    <w:lvl w:ilvl="4" w:tplc="04090019" w:tentative="1">
-      <w:start w:val="1"/>
-      <w:numFmt w:val="lowerLetter"/>
-      <w:lvlText w:val="%5."/>
-      <w:lvlJc w:val="left"/>
-      <w:pPr>
-        <w:ind w:left="3240" w:hanging="360"/>
-      </w:pPr>
-    </w:lvl>
-    <w:lvl w:ilvl="5" w:tplc="0409001B" w:tentative="1">
-      <w:start w:val="1"/>
-      <w:numFmt w:val="lowerRoman"/>
-      <w:lvlText w:val="%6."/>
-      <w:lvlJc w:val="right"/>
-      <w:pPr>
-        <w:ind w:left="3960" w:hanging="180"/>
-      </w:pPr>
-    </w:lvl>
-    <w:lvl w:ilvl="6" w:tplc="0409000F" w:tentative="1">
-      <w:start w:val="1"/>
-      <w:numFmt w:val="decimal"/>
-      <w:lvlText w:val="%7."/>
-      <w:lvlJc w:val="left"/>
-      <w:pPr>
-        <w:ind w:left="4680" w:hanging="360"/>
-      </w:pPr>
-    </w:lvl>
-    <w:lvl w:ilvl="7" w:tplc="04090019" w:tentative="1">
-      <w:start w:val="1"/>
-      <w:numFmt w:val="lowerLetter"/>
-      <w:lvlText w:val="%8."/>
-      <w:lvlJc w:val="left"/>
-      <w:pPr>
-        <w:ind w:left="5400" w:hanging="360"/>
-      </w:pPr>
-    </w:lvl>
-    <w:lvl w:ilvl="8" w:tplc="0409001B" w:tentative="1">
-      <w:start w:val="1"/>
-      <w:numFmt w:val="lowerRoman"/>
-      <w:lvlText w:val="%9."/>
-      <w:lvlJc w:val="right"/>
-      <w:pPr>
-        <w:ind w:left="6120" w:hanging="180"/>
-      </w:pPr>
-    </w:lvl>
-  </w:abstractNum>
-  <w:abstractNum w:abstractNumId="27" w15:restartNumberingAfterBreak="0">
-    <w:nsid w:val="62F75AE2"/>
-    <w:multiLevelType w:val="hybridMultilevel"/>
-    <w:tmpl w:val="7D905C54"/>
-    <w:lvl w:ilvl="0" w:tplc="72A80D18">
-      <w:start w:val="1"/>
-      <w:numFmt w:val="decimal"/>
-      <w:lvlText w:val="%1:"/>
-      <w:lvlJc w:val="left"/>
-      <w:pPr>
-        <w:ind w:left="360" w:hanging="360"/>
-      </w:pPr>
-      <w:rPr>
-        <w:rFonts w:ascii="Source Sans 3 Bold" w:hAnsi="Source Sans 3 Bold" w:cstheme="minorBidi" w:hint="default"/>
-        <w:b/>
-        <w:bCs/>
-      </w:rPr>
-    </w:lvl>
-    <w:lvl w:ilvl="1" w:tplc="04090019" w:tentative="1">
-      <w:start w:val="1"/>
-      <w:numFmt w:val="lowerLetter"/>
-      <w:lvlText w:val="%2."/>
-      <w:lvlJc w:val="left"/>
-      <w:pPr>
-        <w:ind w:left="1080" w:hanging="360"/>
-      </w:pPr>
-    </w:lvl>
-    <w:lvl w:ilvl="2" w:tplc="0409001B" w:tentative="1">
-      <w:start w:val="1"/>
-      <w:numFmt w:val="lowerRoman"/>
-      <w:lvlText w:val="%3."/>
-      <w:lvlJc w:val="right"/>
-      <w:pPr>
-        <w:ind w:left="1800" w:hanging="180"/>
-      </w:pPr>
-    </w:lvl>
-    <w:lvl w:ilvl="3" w:tplc="0409000F" w:tentative="1">
-      <w:start w:val="1"/>
-      <w:numFmt w:val="decimal"/>
-      <w:lvlText w:val="%4."/>
-      <w:lvlJc w:val="left"/>
-      <w:pPr>
-        <w:ind w:left="2520" w:hanging="360"/>
-      </w:pPr>
-    </w:lvl>
-    <w:lvl w:ilvl="4" w:tplc="04090019" w:tentative="1">
-      <w:start w:val="1"/>
-      <w:numFmt w:val="lowerLetter"/>
-      <w:lvlText w:val="%5."/>
-      <w:lvlJc w:val="left"/>
-      <w:pPr>
-        <w:ind w:left="3240" w:hanging="360"/>
-      </w:pPr>
-    </w:lvl>
-    <w:lvl w:ilvl="5" w:tplc="0409001B" w:tentative="1">
-      <w:start w:val="1"/>
-      <w:numFmt w:val="lowerRoman"/>
-      <w:lvlText w:val="%6."/>
-      <w:lvlJc w:val="right"/>
-      <w:pPr>
-        <w:ind w:left="3960" w:hanging="180"/>
-      </w:pPr>
-    </w:lvl>
-    <w:lvl w:ilvl="6" w:tplc="0409000F" w:tentative="1">
-      <w:start w:val="1"/>
-      <w:numFmt w:val="decimal"/>
-      <w:lvlText w:val="%7."/>
-      <w:lvlJc w:val="left"/>
-      <w:pPr>
-        <w:ind w:left="4680" w:hanging="360"/>
-      </w:pPr>
-    </w:lvl>
-    <w:lvl w:ilvl="7" w:tplc="04090019" w:tentative="1">
-      <w:start w:val="1"/>
-      <w:numFmt w:val="lowerLetter"/>
-      <w:lvlText w:val="%8."/>
-      <w:lvlJc w:val="left"/>
-      <w:pPr>
-        <w:ind w:left="5400" w:hanging="360"/>
-      </w:pPr>
-    </w:lvl>
-    <w:lvl w:ilvl="8" w:tplc="0409001B" w:tentative="1">
-      <w:start w:val="1"/>
-      <w:numFmt w:val="lowerRoman"/>
-      <w:lvlText w:val="%9."/>
-      <w:lvlJc w:val="right"/>
-      <w:pPr>
-        <w:ind w:left="6120" w:hanging="180"/>
-      </w:pPr>
-    </w:lvl>
-  </w:abstractNum>
-  <w:abstractNum w:abstractNumId="28" w15:restartNumberingAfterBreak="0">
-    <w:nsid w:val="653F6705"/>
-    <w:multiLevelType w:val="hybridMultilevel"/>
-    <w:tmpl w:val="16B22BAC"/>
-    <w:lvl w:ilvl="0" w:tplc="72A80D18">
-      <w:start w:val="1"/>
-      <w:numFmt w:val="decimal"/>
-      <w:lvlText w:val="%1:"/>
-      <w:lvlJc w:val="left"/>
-      <w:pPr>
-        <w:ind w:left="360" w:hanging="360"/>
-      </w:pPr>
-      <w:rPr>
-        <w:rFonts w:ascii="Source Sans 3 Bold" w:hAnsi="Source Sans 3 Bold" w:cstheme="minorBidi" w:hint="default"/>
-        <w:b/>
-        <w:bCs/>
-      </w:rPr>
-    </w:lvl>
-    <w:lvl w:ilvl="1" w:tplc="FFFFFFFF" w:tentative="1">
-      <w:start w:val="1"/>
-      <w:numFmt w:val="lowerLetter"/>
-      <w:lvlText w:val="%2."/>
-      <w:lvlJc w:val="left"/>
-      <w:pPr>
-        <w:ind w:left="1080" w:hanging="360"/>
-      </w:pPr>
-    </w:lvl>
-    <w:lvl w:ilvl="2" w:tplc="FFFFFFFF" w:tentative="1">
-      <w:start w:val="1"/>
-      <w:numFmt w:val="lowerRoman"/>
-      <w:lvlText w:val="%3."/>
-      <w:lvlJc w:val="right"/>
-      <w:pPr>
-        <w:ind w:left="1800" w:hanging="180"/>
-      </w:pPr>
-    </w:lvl>
-    <w:lvl w:ilvl="3" w:tplc="FFFFFFFF" w:tentative="1">
-      <w:start w:val="1"/>
-      <w:numFmt w:val="decimal"/>
-      <w:lvlText w:val="%4."/>
-      <w:lvlJc w:val="left"/>
-      <w:pPr>
-        <w:ind w:left="2520" w:hanging="360"/>
-      </w:pPr>
-    </w:lvl>
-    <w:lvl w:ilvl="4" w:tplc="FFFFFFFF" w:tentative="1">
-      <w:start w:val="1"/>
-      <w:numFmt w:val="lowerLetter"/>
-      <w:lvlText w:val="%5."/>
-      <w:lvlJc w:val="left"/>
-      <w:pPr>
-        <w:ind w:left="3240" w:hanging="360"/>
-      </w:pPr>
-    </w:lvl>
-    <w:lvl w:ilvl="5" w:tplc="FFFFFFFF" w:tentative="1">
-      <w:start w:val="1"/>
-      <w:numFmt w:val="lowerRoman"/>
-      <w:lvlText w:val="%6."/>
-      <w:lvlJc w:val="right"/>
-      <w:pPr>
-        <w:ind w:left="3960" w:hanging="180"/>
-      </w:pPr>
-    </w:lvl>
-    <w:lvl w:ilvl="6" w:tplc="FFFFFFFF" w:tentative="1">
-      <w:start w:val="1"/>
-      <w:numFmt w:val="decimal"/>
-      <w:lvlText w:val="%7."/>
-      <w:lvlJc w:val="left"/>
-      <w:pPr>
-        <w:ind w:left="4680" w:hanging="360"/>
-      </w:pPr>
-    </w:lvl>
-    <w:lvl w:ilvl="7" w:tplc="FFFFFFFF" w:tentative="1">
-      <w:start w:val="1"/>
-      <w:numFmt w:val="lowerLetter"/>
-      <w:lvlText w:val="%8."/>
-      <w:lvlJc w:val="left"/>
-      <w:pPr>
-        <w:ind w:left="5400" w:hanging="360"/>
-      </w:pPr>
-    </w:lvl>
-    <w:lvl w:ilvl="8" w:tplc="FFFFFFFF" w:tentative="1">
-      <w:start w:val="1"/>
-      <w:numFmt w:val="lowerRoman"/>
-      <w:lvlText w:val="%9."/>
-      <w:lvlJc w:val="right"/>
-      <w:pPr>
-        <w:ind w:left="6120" w:hanging="180"/>
-      </w:pPr>
-    </w:lvl>
-  </w:abstractNum>
-  <w:abstractNum w:abstractNumId="29" w15:restartNumberingAfterBreak="0">
+  <w:abstractNum w:abstractNumId="11" w15:restartNumberingAfterBreak="0">
     <w:nsid w:val="6549696A"/>
     <w:multiLevelType w:val="hybridMultilevel"/>
     <w:tmpl w:val="99ACFDB4"/>
@@ -23935,7 +23115,7 @@
       </w:rPr>
     </w:lvl>
   </w:abstractNum>
-  <w:abstractNum w:abstractNumId="30" w15:restartNumberingAfterBreak="0">
+  <w:abstractNum w:abstractNumId="12" w15:restartNumberingAfterBreak="0">
     <w:nsid w:val="65B525FF"/>
     <w:multiLevelType w:val="hybridMultilevel"/>
     <w:tmpl w:val="B72E09A6"/>
@@ -24029,7 +23209,7 @@
       </w:pPr>
     </w:lvl>
   </w:abstractNum>
-  <w:abstractNum w:abstractNumId="31" w15:restartNumberingAfterBreak="0">
+  <w:abstractNum w:abstractNumId="13" w15:restartNumberingAfterBreak="0">
     <w:nsid w:val="68BF3642"/>
     <w:multiLevelType w:val="hybridMultilevel"/>
     <w:tmpl w:val="6E0C331A"/>
@@ -24142,98 +23322,7 @@
       </w:rPr>
     </w:lvl>
   </w:abstractNum>
-  <w:abstractNum w:abstractNumId="32" w15:restartNumberingAfterBreak="0">
-    <w:nsid w:val="69826476"/>
-    <w:multiLevelType w:val="hybridMultilevel"/>
-    <w:tmpl w:val="7D905C54"/>
-    <w:lvl w:ilvl="0" w:tplc="FFFFFFFF">
-      <w:start w:val="1"/>
-      <w:numFmt w:val="decimal"/>
-      <w:lvlText w:val="%1:"/>
-      <w:lvlJc w:val="left"/>
-      <w:pPr>
-        <w:ind w:left="360" w:hanging="360"/>
-      </w:pPr>
-      <w:rPr>
-        <w:rFonts w:ascii="Source Sans 3 Bold" w:hAnsi="Source Sans 3 Bold" w:cstheme="minorBidi" w:hint="default"/>
-        <w:b/>
-        <w:bCs/>
-      </w:rPr>
-    </w:lvl>
-    <w:lvl w:ilvl="1" w:tplc="FFFFFFFF" w:tentative="1">
-      <w:start w:val="1"/>
-      <w:numFmt w:val="lowerLetter"/>
-      <w:lvlText w:val="%2."/>
-      <w:lvlJc w:val="left"/>
-      <w:pPr>
-        <w:ind w:left="1080" w:hanging="360"/>
-      </w:pPr>
-    </w:lvl>
-    <w:lvl w:ilvl="2" w:tplc="FFFFFFFF" w:tentative="1">
-      <w:start w:val="1"/>
-      <w:numFmt w:val="lowerRoman"/>
-      <w:lvlText w:val="%3."/>
-      <w:lvlJc w:val="right"/>
-      <w:pPr>
-        <w:ind w:left="1800" w:hanging="180"/>
-      </w:pPr>
-    </w:lvl>
-    <w:lvl w:ilvl="3" w:tplc="FFFFFFFF" w:tentative="1">
-      <w:start w:val="1"/>
-      <w:numFmt w:val="decimal"/>
-      <w:lvlText w:val="%4."/>
-      <w:lvlJc w:val="left"/>
-      <w:pPr>
-        <w:ind w:left="2520" w:hanging="360"/>
-      </w:pPr>
-    </w:lvl>
-    <w:lvl w:ilvl="4" w:tplc="FFFFFFFF" w:tentative="1">
-      <w:start w:val="1"/>
-      <w:numFmt w:val="lowerLetter"/>
-      <w:lvlText w:val="%5."/>
-      <w:lvlJc w:val="left"/>
-      <w:pPr>
-        <w:ind w:left="3240" w:hanging="360"/>
-      </w:pPr>
-    </w:lvl>
-    <w:lvl w:ilvl="5" w:tplc="FFFFFFFF" w:tentative="1">
-      <w:start w:val="1"/>
-      <w:numFmt w:val="lowerRoman"/>
-      <w:lvlText w:val="%6."/>
-      <w:lvlJc w:val="right"/>
-      <w:pPr>
-        <w:ind w:left="3960" w:hanging="180"/>
-      </w:pPr>
-    </w:lvl>
-    <w:lvl w:ilvl="6" w:tplc="FFFFFFFF" w:tentative="1">
-      <w:start w:val="1"/>
-      <w:numFmt w:val="decimal"/>
-      <w:lvlText w:val="%7."/>
-      <w:lvlJc w:val="left"/>
-      <w:pPr>
-        <w:ind w:left="4680" w:hanging="360"/>
-      </w:pPr>
-    </w:lvl>
-    <w:lvl w:ilvl="7" w:tplc="FFFFFFFF" w:tentative="1">
-      <w:start w:val="1"/>
-      <w:numFmt w:val="lowerLetter"/>
-      <w:lvlText w:val="%8."/>
-      <w:lvlJc w:val="left"/>
-      <w:pPr>
-        <w:ind w:left="5400" w:hanging="360"/>
-      </w:pPr>
-    </w:lvl>
-    <w:lvl w:ilvl="8" w:tplc="FFFFFFFF" w:tentative="1">
-      <w:start w:val="1"/>
-      <w:numFmt w:val="lowerRoman"/>
-      <w:lvlText w:val="%9."/>
-      <w:lvlJc w:val="right"/>
-      <w:pPr>
-        <w:ind w:left="6120" w:hanging="180"/>
-      </w:pPr>
-    </w:lvl>
-  </w:abstractNum>
-  <w:abstractNum w:abstractNumId="33" w15:restartNumberingAfterBreak="0">
+  <w:abstractNum w:abstractNumId="14" w15:restartNumberingAfterBreak="0">
     <w:nsid w:val="6CBC4800"/>
     <w:multiLevelType w:val="hybridMultilevel"/>
     <w:tmpl w:val="57585E38"/>
@@ -24325,7 +23414,7 @@
       </w:pPr>
     </w:lvl>
   </w:abstractNum>
-  <w:abstractNum w:abstractNumId="34" w15:restartNumberingAfterBreak="0">
+  <w:abstractNum w:abstractNumId="15" w15:restartNumberingAfterBreak="0">
     <w:nsid w:val="76E045AD"/>
     <w:multiLevelType w:val="hybridMultilevel"/>
     <w:tmpl w:val="8FDA28B6"/>
@@ -24419,192 +23508,7 @@
       </w:pPr>
     </w:lvl>
   </w:abstractNum>
-  <w:abstractNum w:abstractNumId="35" w15:restartNumberingAfterBreak="0">
-    <w:nsid w:val="7A2B05E5"/>
-    <w:multiLevelType w:val="hybridMultilevel"/>
-    <w:tmpl w:val="8D20ABDC"/>
-    <w:lvl w:ilvl="0" w:tplc="7A929278">
-      <w:start w:val="1"/>
-      <w:numFmt w:val="decimal"/>
-      <w:lvlText w:val="%1:"/>
-      <w:lvlJc w:val="left"/>
-      <w:pPr>
-        <w:ind w:left="360" w:hanging="360"/>
-      </w:pPr>
-      <w:rPr>
-        <w:rFonts w:ascii="Source Sans 3" w:hAnsi="Source Sans 3" w:hint="default"/>
-        <w:b/>
-        <w:bCs/>
-        <w:spacing w:val="0"/>
-        <w:w w:val="84"/>
-        <w:lang w:val="en-US" w:eastAsia="en-US" w:bidi="ar-SA"/>
-      </w:rPr>
-    </w:lvl>
-    <w:lvl w:ilvl="1" w:tplc="04090019" w:tentative="1">
-      <w:start w:val="1"/>
-      <w:numFmt w:val="lowerLetter"/>
-      <w:lvlText w:val="%2."/>
-      <w:lvlJc w:val="left"/>
-      <w:pPr>
-        <w:ind w:left="1080" w:hanging="360"/>
-      </w:pPr>
-    </w:lvl>
-    <w:lvl w:ilvl="2" w:tplc="0409001B" w:tentative="1">
-      <w:start w:val="1"/>
-      <w:numFmt w:val="lowerRoman"/>
-      <w:lvlText w:val="%3."/>
-      <w:lvlJc w:val="right"/>
-      <w:pPr>
-        <w:ind w:left="1800" w:hanging="180"/>
-      </w:pPr>
-    </w:lvl>
-    <w:lvl w:ilvl="3" w:tplc="0409000F" w:tentative="1">
-      <w:start w:val="1"/>
-      <w:numFmt w:val="decimal"/>
-      <w:lvlText w:val="%4."/>
-      <w:lvlJc w:val="left"/>
-      <w:pPr>
-        <w:ind w:left="2520" w:hanging="360"/>
-      </w:pPr>
-    </w:lvl>
-    <w:lvl w:ilvl="4" w:tplc="04090019" w:tentative="1">
-      <w:start w:val="1"/>
-      <w:numFmt w:val="lowerLetter"/>
-      <w:lvlText w:val="%5."/>
-      <w:lvlJc w:val="left"/>
-      <w:pPr>
-        <w:ind w:left="3240" w:hanging="360"/>
-      </w:pPr>
-    </w:lvl>
-    <w:lvl w:ilvl="5" w:tplc="0409001B" w:tentative="1">
-      <w:start w:val="1"/>
-      <w:numFmt w:val="lowerRoman"/>
-      <w:lvlText w:val="%6."/>
-      <w:lvlJc w:val="right"/>
-      <w:pPr>
-        <w:ind w:left="3960" w:hanging="180"/>
-      </w:pPr>
-    </w:lvl>
-    <w:lvl w:ilvl="6" w:tplc="0409000F" w:tentative="1">
-      <w:start w:val="1"/>
-      <w:numFmt w:val="decimal"/>
-      <w:lvlText w:val="%7."/>
-      <w:lvlJc w:val="left"/>
-      <w:pPr>
-        <w:ind w:left="4680" w:hanging="360"/>
-      </w:pPr>
-    </w:lvl>
-    <w:lvl w:ilvl="7" w:tplc="04090019" w:tentative="1">
-      <w:start w:val="1"/>
-      <w:numFmt w:val="lowerLetter"/>
-      <w:lvlText w:val="%8."/>
-      <w:lvlJc w:val="left"/>
-      <w:pPr>
-        <w:ind w:left="5400" w:hanging="360"/>
-      </w:pPr>
-    </w:lvl>
-    <w:lvl w:ilvl="8" w:tplc="0409001B" w:tentative="1">
-      <w:start w:val="1"/>
-      <w:numFmt w:val="lowerRoman"/>
-      <w:lvlText w:val="%9."/>
-      <w:lvlJc w:val="right"/>
-      <w:pPr>
-        <w:ind w:left="6120" w:hanging="180"/>
-      </w:pPr>
-    </w:lvl>
-  </w:abstractNum>
-  <w:abstractNum w:abstractNumId="36" w15:restartNumberingAfterBreak="0">
-    <w:nsid w:val="7D783354"/>
-    <w:multiLevelType w:val="hybridMultilevel"/>
-    <w:tmpl w:val="D75694F8"/>
-    <w:lvl w:ilvl="0" w:tplc="72A80D18">
-      <w:start w:val="1"/>
-      <w:numFmt w:val="decimal"/>
-      <w:lvlText w:val="%1:"/>
-      <w:lvlJc w:val="left"/>
-      <w:pPr>
-        <w:ind w:left="360" w:hanging="360"/>
-      </w:pPr>
-      <w:rPr>
-        <w:rFonts w:ascii="Source Sans 3 Bold" w:hAnsi="Source Sans 3 Bold" w:cstheme="minorBidi" w:hint="default"/>
-        <w:b/>
-        <w:bCs/>
-      </w:rPr>
-    </w:lvl>
-    <w:lvl w:ilvl="1" w:tplc="04090019" w:tentative="1">
-      <w:start w:val="1"/>
-      <w:numFmt w:val="lowerLetter"/>
-      <w:lvlText w:val="%2."/>
-      <w:lvlJc w:val="left"/>
-      <w:pPr>
-        <w:ind w:left="1080" w:hanging="360"/>
-      </w:pPr>
-    </w:lvl>
-    <w:lvl w:ilvl="2" w:tplc="0409001B" w:tentative="1">
-      <w:start w:val="1"/>
-      <w:numFmt w:val="lowerRoman"/>
-      <w:lvlText w:val="%3."/>
-      <w:lvlJc w:val="right"/>
-      <w:pPr>
-        <w:ind w:left="1800" w:hanging="180"/>
-      </w:pPr>
-    </w:lvl>
-    <w:lvl w:ilvl="3" w:tplc="0409000F" w:tentative="1">
-      <w:start w:val="1"/>
-      <w:numFmt w:val="decimal"/>
-      <w:lvlText w:val="%4."/>
-      <w:lvlJc w:val="left"/>
-      <w:pPr>
-        <w:ind w:left="2520" w:hanging="360"/>
-      </w:pPr>
-    </w:lvl>
-    <w:lvl w:ilvl="4" w:tplc="04090019" w:tentative="1">
-      <w:start w:val="1"/>
-      <w:numFmt w:val="lowerLetter"/>
-      <w:lvlText w:val="%5."/>
-      <w:lvlJc w:val="left"/>
-      <w:pPr>
-        <w:ind w:left="3240" w:hanging="360"/>
-      </w:pPr>
-    </w:lvl>
-    <w:lvl w:ilvl="5" w:tplc="0409001B" w:tentative="1">
-      <w:start w:val="1"/>
-      <w:numFmt w:val="lowerRoman"/>
-      <w:lvlText w:val="%6."/>
-      <w:lvlJc w:val="right"/>
-      <w:pPr>
-        <w:ind w:left="3960" w:hanging="180"/>
-      </w:pPr>
-    </w:lvl>
-    <w:lvl w:ilvl="6" w:tplc="0409000F" w:tentative="1">
-      <w:start w:val="1"/>
-      <w:numFmt w:val="decimal"/>
-      <w:lvlText w:val="%7."/>
-      <w:lvlJc w:val="left"/>
-      <w:pPr>
-        <w:ind w:left="4680" w:hanging="360"/>
-      </w:pPr>
-    </w:lvl>
-    <w:lvl w:ilvl="7" w:tplc="04090019" w:tentative="1">
-      <w:start w:val="1"/>
-      <w:numFmt w:val="lowerLetter"/>
-      <w:lvlText w:val="%8."/>
-      <w:lvlJc w:val="left"/>
-      <w:pPr>
-        <w:ind w:left="5400" w:hanging="360"/>
-      </w:pPr>
-    </w:lvl>
-    <w:lvl w:ilvl="8" w:tplc="0409001B" w:tentative="1">
-      <w:start w:val="1"/>
-      <w:numFmt w:val="lowerRoman"/>
-      <w:lvlText w:val="%9."/>
-      <w:lvlJc w:val="right"/>
-      <w:pPr>
-        <w:ind w:left="6120" w:hanging="180"/>
-      </w:pPr>
-    </w:lvl>
-  </w:abstractNum>
-  <w:abstractNum w:abstractNumId="37" w15:restartNumberingAfterBreak="0">
+  <w:abstractNum w:abstractNumId="16" w15:restartNumberingAfterBreak="0">
     <w:nsid w:val="7DC40942"/>
     <w:multiLevelType w:val="hybridMultilevel"/>
     <w:tmpl w:val="737A7654"/>
@@ -24696,320 +23600,263 @@
     </w:lvl>
   </w:abstractNum>
   <w:num w:numId="1" w16cid:durableId="667248184">
-    <w:abstractNumId w:val="18"/>
+    <w:abstractNumId w:val="7"/>
   </w:num>
-  <w:num w:numId="2" w16cid:durableId="1882479073">
-    <w:abstractNumId w:val="24"/>
+  <w:num w:numId="2" w16cid:durableId="1279874749">
+    <w:abstractNumId w:val="9"/>
   </w:num>
-  <w:num w:numId="3" w16cid:durableId="1279874749">
-    <w:abstractNumId w:val="22"/>
+  <w:num w:numId="3" w16cid:durableId="173349349">
+    <w:abstractNumId w:val="1"/>
   </w:num>
-  <w:num w:numId="4" w16cid:durableId="1193613797">
-    <w:abstractNumId w:val="6"/>
+  <w:num w:numId="4" w16cid:durableId="508253352">
+    <w:abstractNumId w:val="13"/>
   </w:num>
-  <w:num w:numId="5" w16cid:durableId="1169324276">
-    <w:abstractNumId w:val="35"/>
+  <w:num w:numId="5" w16cid:durableId="388919445">
+    <w:abstractNumId w:val="3"/>
   </w:num>
-  <w:num w:numId="6" w16cid:durableId="1624770894">
-    <w:abstractNumId w:val="5"/>
-  </w:num>
-  <w:num w:numId="7" w16cid:durableId="173349349">
-    <w:abstractNumId w:val="4"/>
-  </w:num>
-  <w:num w:numId="8" w16cid:durableId="384453568">
-    <w:abstractNumId w:val="17"/>
-  </w:num>
-  <w:num w:numId="9" w16cid:durableId="507328635">
+  <w:num w:numId="6" w16cid:durableId="59133919">
     <w:abstractNumId w:val="11"/>
   </w:num>
-  <w:num w:numId="10" w16cid:durableId="125244975">
-    <w:abstractNumId w:val="12"/>
-  </w:num>
-  <w:num w:numId="11" w16cid:durableId="1490174801">
-    <w:abstractNumId w:val="15"/>
-  </w:num>
-  <w:num w:numId="12" w16cid:durableId="813957887">
-    <w:abstractNumId w:val="1"/>
-  </w:num>
-  <w:num w:numId="13" w16cid:durableId="1472286560">
-    <w:abstractNumId w:val="26"/>
-  </w:num>
-  <w:num w:numId="14" w16cid:durableId="508253352">
-    <w:abstractNumId w:val="31"/>
-  </w:num>
-  <w:num w:numId="15" w16cid:durableId="1253010603">
-    <w:abstractNumId w:val="21"/>
-  </w:num>
-  <w:num w:numId="16" w16cid:durableId="1286499910">
+  <w:num w:numId="7" w16cid:durableId="2039352844">
     <w:abstractNumId w:val="14"/>
   </w:num>
-  <w:num w:numId="17" w16cid:durableId="1877815244">
-    <w:abstractNumId w:val="27"/>
+  <w:num w:numId="8" w16cid:durableId="38865620">
+    <w:abstractNumId w:val="2"/>
   </w:num>
-  <w:num w:numId="18" w16cid:durableId="1395011400">
-    <w:abstractNumId w:val="32"/>
-  </w:num>
-  <w:num w:numId="19" w16cid:durableId="64380357">
-    <w:abstractNumId w:val="28"/>
-  </w:num>
-  <w:num w:numId="20" w16cid:durableId="2139295980">
-    <w:abstractNumId w:val="23"/>
-  </w:num>
-  <w:num w:numId="21" w16cid:durableId="1935091371">
-    <w:abstractNumId w:val="10"/>
-  </w:num>
-  <w:num w:numId="22" w16cid:durableId="1654798364">
-    <w:abstractNumId w:val="13"/>
-  </w:num>
-  <w:num w:numId="23" w16cid:durableId="485360325">
-    <w:abstractNumId w:val="36"/>
-  </w:num>
-  <w:num w:numId="24" w16cid:durableId="1262954106">
-    <w:abstractNumId w:val="19"/>
-  </w:num>
-  <w:num w:numId="25" w16cid:durableId="259873194">
-    <w:abstractNumId w:val="0"/>
-  </w:num>
-  <w:num w:numId="26" w16cid:durableId="388919445">
-    <w:abstractNumId w:val="8"/>
-  </w:num>
-  <w:num w:numId="27" w16cid:durableId="59133919">
-    <w:abstractNumId w:val="29"/>
-  </w:num>
-  <w:num w:numId="28" w16cid:durableId="1380546259">
-    <w:abstractNumId w:val="16"/>
-  </w:num>
-  <w:num w:numId="29" w16cid:durableId="2039352844">
-    <w:abstractNumId w:val="33"/>
-  </w:num>
-  <w:num w:numId="30" w16cid:durableId="38865620">
-    <w:abstractNumId w:val="7"/>
-  </w:num>
-  <w:num w:numId="31" w16cid:durableId="2074424680">
-    <w:abstractNumId w:val="16"/>
+  <w:num w:numId="9" w16cid:durableId="2074424680">
+    <w:abstractNumId w:val="6"/>
     <w:lvlOverride w:ilvl="0">
       <w:startOverride w:val="1"/>
     </w:lvlOverride>
   </w:num>
-  <w:num w:numId="32" w16cid:durableId="1384452668">
-    <w:abstractNumId w:val="16"/>
+  <w:num w:numId="10" w16cid:durableId="1384452668">
+    <w:abstractNumId w:val="6"/>
     <w:lvlOverride w:ilvl="0">
       <w:startOverride w:val="1"/>
     </w:lvlOverride>
   </w:num>
-  <w:num w:numId="33" w16cid:durableId="525292838">
-    <w:abstractNumId w:val="25"/>
+  <w:num w:numId="11" w16cid:durableId="525292838">
+    <w:abstractNumId w:val="10"/>
   </w:num>
-  <w:num w:numId="34" w16cid:durableId="1562328288">
-    <w:abstractNumId w:val="16"/>
+  <w:num w:numId="12" w16cid:durableId="1562328288">
+    <w:abstractNumId w:val="6"/>
     <w:lvlOverride w:ilvl="0">
       <w:startOverride w:val="1"/>
     </w:lvlOverride>
   </w:num>
-  <w:num w:numId="35" w16cid:durableId="137692820">
-    <w:abstractNumId w:val="16"/>
+  <w:num w:numId="13" w16cid:durableId="137692820">
+    <w:abstractNumId w:val="6"/>
     <w:lvlOverride w:ilvl="0">
       <w:startOverride w:val="1"/>
     </w:lvlOverride>
   </w:num>
-  <w:num w:numId="36" w16cid:durableId="768816424">
-    <w:abstractNumId w:val="16"/>
+  <w:num w:numId="14" w16cid:durableId="768816424">
+    <w:abstractNumId w:val="6"/>
     <w:lvlOverride w:ilvl="0">
       <w:startOverride w:val="1"/>
     </w:lvlOverride>
   </w:num>
-  <w:num w:numId="37" w16cid:durableId="31273400">
-    <w:abstractNumId w:val="16"/>
+  <w:num w:numId="15" w16cid:durableId="31273400">
+    <w:abstractNumId w:val="6"/>
     <w:lvlOverride w:ilvl="0">
       <w:startOverride w:val="1"/>
     </w:lvlOverride>
   </w:num>
-  <w:num w:numId="38" w16cid:durableId="687221267">
-    <w:abstractNumId w:val="16"/>
+  <w:num w:numId="16" w16cid:durableId="687221267">
+    <w:abstractNumId w:val="6"/>
     <w:lvlOverride w:ilvl="0">
       <w:startOverride w:val="1"/>
     </w:lvlOverride>
   </w:num>
-  <w:num w:numId="39" w16cid:durableId="1732997987">
-    <w:abstractNumId w:val="16"/>
+  <w:num w:numId="17" w16cid:durableId="1732997987">
+    <w:abstractNumId w:val="6"/>
     <w:lvlOverride w:ilvl="0">
       <w:startOverride w:val="1"/>
     </w:lvlOverride>
   </w:num>
-  <w:num w:numId="40" w16cid:durableId="2124611912">
-    <w:abstractNumId w:val="30"/>
+  <w:num w:numId="18" w16cid:durableId="2124611912">
+    <w:abstractNumId w:val="12"/>
   </w:num>
-  <w:num w:numId="41" w16cid:durableId="2019117025">
-    <w:abstractNumId w:val="16"/>
+  <w:num w:numId="19" w16cid:durableId="2019117025">
+    <w:abstractNumId w:val="6"/>
     <w:lvlOverride w:ilvl="0">
       <w:startOverride w:val="1"/>
     </w:lvlOverride>
   </w:num>
-  <w:num w:numId="42" w16cid:durableId="1256130001">
-    <w:abstractNumId w:val="16"/>
+  <w:num w:numId="20" w16cid:durableId="1256130001">
+    <w:abstractNumId w:val="6"/>
     <w:lvlOverride w:ilvl="0">
       <w:startOverride w:val="1"/>
     </w:lvlOverride>
   </w:num>
-  <w:num w:numId="43" w16cid:durableId="1526626826">
-    <w:abstractNumId w:val="16"/>
+  <w:num w:numId="21" w16cid:durableId="1526626826">
+    <w:abstractNumId w:val="6"/>
     <w:lvlOverride w:ilvl="0">
       <w:startOverride w:val="1"/>
     </w:lvlOverride>
   </w:num>
-  <w:num w:numId="44" w16cid:durableId="152456329">
-    <w:abstractNumId w:val="16"/>
+  <w:num w:numId="22" w16cid:durableId="152456329">
+    <w:abstractNumId w:val="6"/>
     <w:lvlOverride w:ilvl="0">
       <w:startOverride w:val="1"/>
     </w:lvlOverride>
   </w:num>
-  <w:num w:numId="45" w16cid:durableId="553472853">
-    <w:abstractNumId w:val="16"/>
+  <w:num w:numId="23" w16cid:durableId="553472853">
+    <w:abstractNumId w:val="6"/>
     <w:lvlOverride w:ilvl="0">
       <w:startOverride w:val="1"/>
     </w:lvlOverride>
   </w:num>
-  <w:num w:numId="46" w16cid:durableId="374240416">
-    <w:abstractNumId w:val="34"/>
+  <w:num w:numId="24" w16cid:durableId="374240416">
+    <w:abstractNumId w:val="15"/>
   </w:num>
-  <w:num w:numId="47" w16cid:durableId="1963729244">
-    <w:abstractNumId w:val="16"/>
+  <w:num w:numId="25" w16cid:durableId="1963729244">
+    <w:abstractNumId w:val="6"/>
     <w:lvlOverride w:ilvl="0">
       <w:startOverride w:val="1"/>
     </w:lvlOverride>
   </w:num>
-  <w:num w:numId="48" w16cid:durableId="1161773386">
-    <w:abstractNumId w:val="16"/>
+  <w:num w:numId="26" w16cid:durableId="1161773386">
+    <w:abstractNumId w:val="6"/>
     <w:lvlOverride w:ilvl="0">
       <w:startOverride w:val="1"/>
     </w:lvlOverride>
   </w:num>
-  <w:num w:numId="49" w16cid:durableId="1363360237">
-    <w:abstractNumId w:val="16"/>
+  <w:num w:numId="27" w16cid:durableId="211042559">
+    <w:abstractNumId w:val="5"/>
   </w:num>
-  <w:num w:numId="50" w16cid:durableId="211042559">
-    <w:abstractNumId w:val="9"/>
-  </w:num>
-  <w:num w:numId="51" w16cid:durableId="1017467495">
-    <w:abstractNumId w:val="33"/>
+  <w:num w:numId="28" w16cid:durableId="1017467495">
+    <w:abstractNumId w:val="14"/>
     <w:lvlOverride w:ilvl="0">
       <w:startOverride w:val="1"/>
     </w:lvlOverride>
   </w:num>
-  <w:num w:numId="52" w16cid:durableId="1988393757">
-    <w:abstractNumId w:val="33"/>
+  <w:num w:numId="29" w16cid:durableId="1988393757">
+    <w:abstractNumId w:val="14"/>
     <w:lvlOverride w:ilvl="0">
       <w:startOverride w:val="1"/>
     </w:lvlOverride>
   </w:num>
-  <w:num w:numId="53" w16cid:durableId="1833989573">
-    <w:abstractNumId w:val="20"/>
+  <w:num w:numId="30" w16cid:durableId="1833989573">
+    <w:abstractNumId w:val="8"/>
   </w:num>
-  <w:num w:numId="54" w16cid:durableId="573704134">
-    <w:abstractNumId w:val="2"/>
+  <w:num w:numId="31" w16cid:durableId="1848447317">
+    <w:abstractNumId w:val="0"/>
   </w:num>
-  <w:num w:numId="55" w16cid:durableId="1848447317">
-    <w:abstractNumId w:val="3"/>
-  </w:num>
-  <w:num w:numId="56" w16cid:durableId="588471169">
-    <w:abstractNumId w:val="33"/>
+  <w:num w:numId="32" w16cid:durableId="588471169">
+    <w:abstractNumId w:val="14"/>
     <w:lvlOverride w:ilvl="0">
       <w:startOverride w:val="1"/>
     </w:lvlOverride>
   </w:num>
-  <w:num w:numId="57" w16cid:durableId="1303266021">
-    <w:abstractNumId w:val="37"/>
+  <w:num w:numId="33" w16cid:durableId="1303266021">
+    <w:abstractNumId w:val="16"/>
   </w:num>
-  <w:num w:numId="58" w16cid:durableId="1868518779">
-    <w:abstractNumId w:val="3"/>
+  <w:num w:numId="34" w16cid:durableId="1868518779">
+    <w:abstractNumId w:val="0"/>
     <w:lvlOverride w:ilvl="0">
       <w:startOverride w:val="1"/>
     </w:lvlOverride>
   </w:num>
-  <w:num w:numId="59" w16cid:durableId="1389918515">
-    <w:abstractNumId w:val="3"/>
+  <w:num w:numId="35" w16cid:durableId="1389918515">
+    <w:abstractNumId w:val="0"/>
     <w:lvlOverride w:ilvl="0">
       <w:startOverride w:val="1"/>
     </w:lvlOverride>
   </w:num>
-  <w:num w:numId="60" w16cid:durableId="271590750">
-    <w:abstractNumId w:val="33"/>
+  <w:num w:numId="36" w16cid:durableId="271590750">
+    <w:abstractNumId w:val="14"/>
     <w:lvlOverride w:ilvl="0">
       <w:startOverride w:val="1"/>
     </w:lvlOverride>
   </w:num>
-  <w:num w:numId="61" w16cid:durableId="2827921">
-    <w:abstractNumId w:val="33"/>
+  <w:num w:numId="37" w16cid:durableId="2827921">
+    <w:abstractNumId w:val="14"/>
     <w:lvlOverride w:ilvl="0">
       <w:startOverride w:val="1"/>
     </w:lvlOverride>
   </w:num>
-  <w:num w:numId="62" w16cid:durableId="747312559">
-    <w:abstractNumId w:val="33"/>
+  <w:num w:numId="38" w16cid:durableId="747312559">
+    <w:abstractNumId w:val="14"/>
     <w:lvlOverride w:ilvl="0">
       <w:startOverride w:val="1"/>
     </w:lvlOverride>
   </w:num>
-  <w:num w:numId="63" w16cid:durableId="1531991161">
-    <w:abstractNumId w:val="33"/>
+  <w:num w:numId="39" w16cid:durableId="1531991161">
+    <w:abstractNumId w:val="14"/>
     <w:lvlOverride w:ilvl="0">
       <w:startOverride w:val="1"/>
     </w:lvlOverride>
   </w:num>
-  <w:num w:numId="64" w16cid:durableId="898244633">
-    <w:abstractNumId w:val="33"/>
+  <w:num w:numId="40" w16cid:durableId="898244633">
+    <w:abstractNumId w:val="14"/>
     <w:lvlOverride w:ilvl="0">
       <w:startOverride w:val="1"/>
     </w:lvlOverride>
   </w:num>
-  <w:num w:numId="65" w16cid:durableId="1441800048">
-    <w:abstractNumId w:val="33"/>
+  <w:num w:numId="41" w16cid:durableId="1441800048">
+    <w:abstractNumId w:val="14"/>
     <w:lvlOverride w:ilvl="0">
       <w:startOverride w:val="1"/>
     </w:lvlOverride>
   </w:num>
-  <w:num w:numId="66" w16cid:durableId="1821650001">
-    <w:abstractNumId w:val="33"/>
+  <w:num w:numId="42" w16cid:durableId="1821650001">
+    <w:abstractNumId w:val="14"/>
     <w:lvlOverride w:ilvl="0">
       <w:startOverride w:val="1"/>
     </w:lvlOverride>
   </w:num>
-  <w:num w:numId="67" w16cid:durableId="1425564372">
-    <w:abstractNumId w:val="33"/>
+  <w:num w:numId="43" w16cid:durableId="1425564372">
+    <w:abstractNumId w:val="14"/>
     <w:lvlOverride w:ilvl="0">
       <w:startOverride w:val="1"/>
     </w:lvlOverride>
   </w:num>
-  <w:num w:numId="68" w16cid:durableId="156310756">
-    <w:abstractNumId w:val="3"/>
+  <w:num w:numId="44" w16cid:durableId="156310756">
+    <w:abstractNumId w:val="0"/>
     <w:lvlOverride w:ilvl="0">
       <w:startOverride w:val="1"/>
     </w:lvlOverride>
   </w:num>
-  <w:num w:numId="69" w16cid:durableId="255410839">
-    <w:abstractNumId w:val="33"/>
+  <w:num w:numId="45" w16cid:durableId="255410839">
+    <w:abstractNumId w:val="14"/>
     <w:lvlOverride w:ilvl="0">
       <w:startOverride w:val="1"/>
     </w:lvlOverride>
   </w:num>
-  <w:num w:numId="70" w16cid:durableId="1890190878">
-    <w:abstractNumId w:val="3"/>
+  <w:num w:numId="46" w16cid:durableId="1890190878">
+    <w:abstractNumId w:val="0"/>
     <w:lvlOverride w:ilvl="0">
       <w:startOverride w:val="1"/>
     </w:lvlOverride>
   </w:num>
-  <w:num w:numId="71" w16cid:durableId="436632411">
-    <w:abstractNumId w:val="33"/>
+  <w:num w:numId="47" w16cid:durableId="436632411">
+    <w:abstractNumId w:val="14"/>
     <w:lvlOverride w:ilvl="0">
       <w:startOverride w:val="1"/>
     </w:lvlOverride>
   </w:num>
-  <w:numIdMacAtCleanup w:val="42"/>
+  <w:num w:numId="48" w16cid:durableId="1936816785">
+    <w:abstractNumId w:val="0"/>
+    <w:lvlOverride w:ilvl="0">
+      <w:startOverride w:val="1"/>
+    </w:lvlOverride>
+  </w:num>
+  <w:num w:numId="49" w16cid:durableId="206600936">
+    <w:abstractNumId w:val="0"/>
+    <w:lvlOverride w:ilvl="0">
+      <w:startOverride w:val="1"/>
+    </w:lvlOverride>
+  </w:num>
+  <w:num w:numId="50" w16cid:durableId="1053312505">
+    <w:abstractNumId w:val="4"/>
+  </w:num>
+  <w:numIdMacAtCleanup w:val="50"/>
 </w:numbering>
 </file>
 
 <file path=word/styles.xml><?xml version="1.0" encoding="utf-8"?>
-<w:styles xmlns:mc="http://schemas.openxmlformats.org/markup-compatibility/2006" xmlns:r="http://schemas.openxmlformats.org/officeDocument/2006/relationships" xmlns:w="http://schemas.openxmlformats.org/wordprocessingml/2006/main" xmlns:w14="http://schemas.microsoft.com/office/word/2010/wordml" xmlns:w15="http://schemas.microsoft.com/office/word/2012/wordml" xmlns:w16cex="http://schemas.microsoft.com/office/word/2018/wordml/cex" xmlns:w16cid="http://schemas.microsoft.com/office/word/2016/wordml/cid" xmlns:w16="http://schemas.microsoft.com/office/word/2018/wordml" xmlns:w16sdtdh="http://schemas.microsoft.com/office/word/2020/wordml/sdtdatahash" xmlns:w16se="http://schemas.microsoft.com/office/word/2015/wordml/symex" mc:Ignorable="w14 w15 w16se w16cid w16 w16cex w16sdtdh">
+<w:styles xmlns:mc="http://schemas.openxmlformats.org/markup-compatibility/2006" xmlns:r="http://schemas.openxmlformats.org/officeDocument/2006/relationships" xmlns:w="http://schemas.openxmlformats.org/wordprocessingml/2006/main" xmlns:w14="http://schemas.microsoft.com/office/word/2010/wordml" xmlns:w15="http://schemas.microsoft.com/office/word/2012/wordml" xmlns:w16cex="http://schemas.microsoft.com/office/word/2018/wordml/cex" xmlns:w16cid="http://schemas.microsoft.com/office/word/2016/wordml/cid" xmlns:w16="http://schemas.microsoft.com/office/word/2018/wordml" xmlns:w16du="http://schemas.microsoft.com/office/word/2023/wordml/word16du" xmlns:w16sdtdh="http://schemas.microsoft.com/office/word/2020/wordml/sdtdatahash" xmlns:w16sdtfl="http://schemas.microsoft.com/office/word/2024/wordml/sdtformatlock" xmlns:w16se="http://schemas.microsoft.com/office/word/2015/wordml/symex" mc:Ignorable="w14 w15 w16se w16cid w16 w16cex w16sdtdh w16sdtfl w16du">
   <w:docDefaults>
     <w:rPrDefault>
       <w:rPr>
@@ -25611,7 +24458,7 @@
     <w:rsid w:val="004A3BD7"/>
     <w:pPr>
       <w:numPr>
-        <w:numId w:val="3"/>
+        <w:numId w:val="2"/>
       </w:numPr>
       <w:ind w:left="284" w:hanging="284"/>
     </w:pPr>
@@ -26212,7 +25059,7 @@
     <w:rsid w:val="00397A65"/>
     <w:pPr>
       <w:numPr>
-        <w:numId w:val="29"/>
+        <w:numId w:val="7"/>
       </w:numPr>
       <w:ind w:left="284" w:hanging="284"/>
     </w:pPr>
@@ -26227,7 +25074,7 @@
     <w:rsid w:val="007C0520"/>
     <w:pPr>
       <w:numPr>
-        <w:numId w:val="30"/>
+        <w:numId w:val="8"/>
       </w:numPr>
       <w:ind w:left="227" w:hanging="227"/>
     </w:pPr>
@@ -26242,7 +25089,7 @@
     <w:rsid w:val="00343236"/>
     <w:pPr>
       <w:numPr>
-        <w:numId w:val="55"/>
+        <w:numId w:val="31"/>
       </w:numPr>
       <w:ind w:left="284" w:hanging="284"/>
     </w:pPr>

--- a/assets/data/Mindset 01/Mindset1- Custom- Unit 04.docx
+++ b/assets/data/Mindset 01/Mindset1- Custom- Unit 04.docx
@@ -24,7 +24,7 @@
               <w:tblLook w:val="04A0" w:firstRow="1" w:lastRow="0" w:firstColumn="1" w:lastColumn="0" w:noHBand="0" w:noVBand="1"/>
             </w:tblPr>
             <w:tblGrid>
-              <w:gridCol w:w="4050"/>
+              <w:gridCol w:w="3722"/>
             </w:tblGrid>
             <w:tr>
               <w:tc>
@@ -62,7 +62,7 @@
                       <w:szCs w:val="34"/>
                       <w:shd w:val="clear" w:color="auto" w:fill="FFFFFF" w:themeFill="background1"/>
                     </w:rPr>
-                    <w:t>UNIT/04</w:t>
+                    <w:t>UNIT/05</w:t>
                   </w:r>
                   <w:r>
                     <w:rPr>
@@ -85,7 +85,7 @@
                       <w:szCs w:val="34"/>
                       <w:shd w:val="clear" w:color="auto" w:fill="FFFFFF" w:themeFill="background1"/>
                     </w:rPr>
-                    <w:t>FOOD AND DRINK</w:t>
+                    <w:t>CONSUMERISM</w:t>
                   </w:r>
                 </w:p>
               </w:tc>
@@ -160,7 +160,7 @@
               <w:pStyle w:val="BulletList"/>
             </w:pPr>
             <w:r>
-              <w:t>locate and match information from a text</w:t>
+              <w:t>identify topic sentences</w:t>
             </w:r>
           </w:p>
           <w:p>
@@ -168,7 +168,7 @@
               <w:pStyle w:val="BulletList"/>
             </w:pPr>
             <w:r>
-              <w:t>complete gapped sentences</w:t>
+              <w:t>identify main and supporting ideas</w:t>
             </w:r>
           </w:p>
           <w:p>
@@ -176,7 +176,7 @@
               <w:pStyle w:val="BulletList"/>
             </w:pPr>
             <w:r>
-              <w:t>correct common errors in the use of countable/uncountable nouns</w:t>
+              <w:t>match headings with paragraphs</w:t>
             </w:r>
           </w:p>
           <w:p>
@@ -188,7 +188,27 @@
               </w:rPr>
             </w:pPr>
             <w:r>
-              <w:t>use some, any, much and many.</w:t>
+              <w:t xml:space="preserve">use </w:t>
+            </w:r>
+            <w:r>
+              <w:rPr>
+                <w:i/>
+                <w:iCs/>
+              </w:rPr>
+              <w:t>will</w:t>
+            </w:r>
+            <w:r>
+              <w:t xml:space="preserve"> and </w:t>
+            </w:r>
+            <w:r>
+              <w:rPr>
+                <w:i/>
+                <w:iCs/>
+              </w:rPr>
+              <w:t>going to</w:t>
+            </w:r>
+            <w:r>
+              <w:t>.</w:t>
             </w:r>
           </w:p>
         </w:tc>
@@ -376,12 +396,9 @@
               <w:tblLook w:val="04A0" w:firstRow="1" w:lastRow="0" w:firstColumn="1" w:lastColumn="0" w:noHBand="0" w:noVBand="1"/>
             </w:tblPr>
             <w:tblGrid>
-              <w:gridCol w:w="1026"/>
-              <w:gridCol w:w="967"/>
-              <w:gridCol w:w="801"/>
-              <w:gridCol w:w="806"/>
-              <w:gridCol w:w="775"/>
-              <w:gridCol w:w="1750"/>
+              <w:gridCol w:w="1511"/>
+              <w:gridCol w:w="2692"/>
+              <w:gridCol w:w="2558"/>
             </w:tblGrid>
             <w:tr>
               <w:tc>
@@ -396,7 +413,7 @@
                     </w:rPr>
                   </w:pPr>
                   <w:r>
-                    <w:t>burger</w:t>
+                    <w:t>buy clothes</w:t>
                   </w:r>
                 </w:p>
               </w:tc>
@@ -412,10 +429,7 @@
                     </w:rPr>
                   </w:pPr>
                   <w:r>
-                    <w:rPr>
-                      <w:rFonts w:ascii="Source Sans 3 Medium" w:hAnsi="Source Sans 3 Medium"/>
-                    </w:rPr>
-                    <w:t>cereal</w:t>
+                    <w:t>buy or rent an apartment</w:t>
                   </w:r>
                 </w:p>
               </w:tc>
@@ -431,61 +445,7 @@
                     </w:rPr>
                   </w:pPr>
                   <w:r>
-                    <w:rPr>
-                      <w:rFonts w:ascii="Source Sans 3 Medium" w:hAnsi="Source Sans 3 Medium"/>
-                    </w:rPr>
-                    <w:t>chips</w:t>
-                  </w:r>
-                </w:p>
-              </w:tc>
-              <w:tc>
-                <w:tcPr>
-                  <w:tcW w:w="0" w:type="auto"/>
-                </w:tcPr>
-                <w:p>
-                  <w:pPr>
-                    <w:pStyle w:val="SS3-115"/>
-                  </w:pPr>
-                  <w:r>
-                    <w:rPr>
-                      <w:rFonts w:ascii="Source Sans 3 Medium" w:hAnsi="Source Sans 3 Medium"/>
-                    </w:rPr>
-                    <w:t>curry</w:t>
-                  </w:r>
-                </w:p>
-              </w:tc>
-              <w:tc>
-                <w:tcPr>
-                  <w:tcW w:w="0" w:type="auto"/>
-                </w:tcPr>
-                <w:p>
-                  <w:pPr>
-                    <w:pStyle w:val="SS3-115"/>
-                  </w:pPr>
-                  <w:r>
-                    <w:rPr>
-                      <w:rFonts w:ascii="Source Sans 3 Medium" w:hAnsi="Source Sans 3 Medium"/>
-                    </w:rPr>
-                    <w:t>fish</w:t>
-                  </w:r>
-                </w:p>
-              </w:tc>
-              <w:tc>
-                <w:tcPr>
-                  <w:tcW w:w="0" w:type="auto"/>
-                </w:tcPr>
-                <w:p>
-                  <w:pPr>
-                    <w:pStyle w:val="SS3-115"/>
-                    <w:rPr>
-                      <w:rFonts w:ascii="Source Sans 3 Medium" w:hAnsi="Source Sans 3 Medium"/>
-                    </w:rPr>
-                  </w:pPr>
-                  <w:r>
-                    <w:rPr>
-                      <w:rFonts w:ascii="Source Sans 3 Medium" w:hAnsi="Source Sans 3 Medium"/>
-                    </w:rPr>
-                    <w:t>mashed potato</w:t>
+                    <w:t>check your health</w:t>
                   </w:r>
                 </w:p>
               </w:tc>
@@ -503,7 +463,7 @@
                     </w:rPr>
                   </w:pPr>
                   <w:r>
-                    <w:t>chicken</w:t>
+                    <w:t>go climbing</w:t>
                   </w:r>
                 </w:p>
               </w:tc>
@@ -519,10 +479,7 @@
                     </w:rPr>
                   </w:pPr>
                   <w:r>
-                    <w:rPr>
-                      <w:rFonts w:ascii="Source Sans 3 Medium" w:hAnsi="Source Sans 3 Medium"/>
-                    </w:rPr>
-                    <w:t>noodle</w:t>
+                    <w:t>go in a hot air balloon</w:t>
                   </w:r>
                 </w:p>
               </w:tc>
@@ -538,10 +495,22 @@
                     </w:rPr>
                   </w:pPr>
                   <w:r>
-                    <w:rPr>
-                      <w:rFonts w:ascii="Source Sans 3 Medium" w:hAnsi="Source Sans 3 Medium"/>
-                    </w:rPr>
-                    <w:t>rice</w:t>
+                    <w:t>go to the beach</w:t>
+                  </w:r>
+                </w:p>
+              </w:tc>
+            </w:tr>
+            <w:tr>
+              <w:tc>
+                <w:tcPr>
+                  <w:tcW w:w="0" w:type="auto"/>
+                </w:tcPr>
+                <w:p>
+                  <w:pPr>
+                    <w:pStyle w:val="SS3-115"/>
+                  </w:pPr>
+                  <w:r>
+                    <w:t>have a snack</w:t>
                   </w:r>
                 </w:p>
               </w:tc>
@@ -557,10 +526,7 @@
                     </w:rPr>
                   </w:pPr>
                   <w:r>
-                    <w:rPr>
-                      <w:rFonts w:ascii="Source Sans 3 Medium" w:hAnsi="Source Sans 3 Medium"/>
-                    </w:rPr>
-                    <w:t>salad</w:t>
+                    <w:t>have a beauty treatment</w:t>
                   </w:r>
                 </w:p>
               </w:tc>
@@ -576,10 +542,22 @@
                     </w:rPr>
                   </w:pPr>
                   <w:r>
-                    <w:rPr>
-                      <w:rFonts w:ascii="Source Sans 3 Medium" w:hAnsi="Source Sans 3 Medium"/>
-                    </w:rPr>
-                    <w:t>toast</w:t>
+                    <w:t>have an expensive meal</w:t>
+                  </w:r>
+                </w:p>
+              </w:tc>
+            </w:tr>
+            <w:tr>
+              <w:tc>
+                <w:tcPr>
+                  <w:tcW w:w="0" w:type="auto"/>
+                </w:tcPr>
+                <w:p>
+                  <w:pPr>
+                    <w:pStyle w:val="SS3-115"/>
+                  </w:pPr>
+                  <w:r>
+                    <w:t>see a film</w:t>
                   </w:r>
                 </w:p>
               </w:tc>
@@ -590,13 +568,70 @@
                 <w:p>
                   <w:pPr>
                     <w:pStyle w:val="SS3-115"/>
-                  </w:pPr>
-                  <w:r>
                     <w:rPr>
                       <w:rFonts w:ascii="Source Sans 3 Medium" w:hAnsi="Source Sans 3 Medium"/>
                     </w:rPr>
-                    <w:t>vegetable</w:t>
-                  </w:r>
+                  </w:pPr>
+                  <w:r>
+                    <w:t>see an art exhibition</w:t>
+                  </w:r>
+                </w:p>
+              </w:tc>
+              <w:tc>
+                <w:tcPr>
+                  <w:tcW w:w="0" w:type="auto"/>
+                </w:tcPr>
+                <w:p>
+                  <w:pPr>
+                    <w:pStyle w:val="SS3-115"/>
+                    <w:rPr>
+                      <w:rFonts w:ascii="Source Sans 3 Medium" w:hAnsi="Source Sans 3 Medium"/>
+                    </w:rPr>
+                  </w:pPr>
+                  <w:r>
+                    <w:t>see plants and trees</w:t>
+                  </w:r>
+                </w:p>
+              </w:tc>
+            </w:tr>
+            <w:tr>
+              <w:tc>
+                <w:tcPr>
+                  <w:tcW w:w="0" w:type="auto"/>
+                </w:tcPr>
+                <w:p>
+                  <w:pPr>
+                    <w:pStyle w:val="SS3-115"/>
+                  </w:pPr>
+                  <w:r>
+                    <w:t>ski</w:t>
+                  </w:r>
+                </w:p>
+              </w:tc>
+              <w:tc>
+                <w:tcPr>
+                  <w:tcW w:w="0" w:type="auto"/>
+                </w:tcPr>
+                <w:p>
+                  <w:pPr>
+                    <w:pStyle w:val="SS3-115"/>
+                    <w:rPr>
+                      <w:rFonts w:ascii="Source Sans 3 Medium" w:hAnsi="Source Sans 3 Medium"/>
+                    </w:rPr>
+                  </w:pPr>
+                </w:p>
+              </w:tc>
+              <w:tc>
+                <w:tcPr>
+                  <w:tcW w:w="0" w:type="auto"/>
+                </w:tcPr>
+                <w:p>
+                  <w:pPr>
+                    <w:pStyle w:val="SS3-115"/>
+                    <w:rPr>
+                      <w:rFonts w:ascii="Source Sans 3 Medium" w:hAnsi="Source Sans 3 Medium"/>
+                    </w:rPr>
+                  </w:pPr>
                 </w:p>
               </w:tc>
             </w:tr>
@@ -604,55 +639,11 @@
           <w:p>
             <w:pPr>
               <w:pStyle w:val="SS3-115"/>
-            </w:pPr>
-            <w:r>
-              <w:t xml:space="preserve">Examples: </w:t>
-            </w:r>
-            <w:r>
-              <w:rPr>
-                <w:i/>
-                <w:iCs/>
-              </w:rPr>
-              <w:t>Apple</w:t>
-            </w:r>
-            <w:r>
-              <w:t xml:space="preserve"> is a countable noun - we can say </w:t>
-            </w:r>
-            <w:r>
-              <w:rPr>
-                <w:i/>
-                <w:iCs/>
-              </w:rPr>
-              <w:t>three apples</w:t>
-            </w:r>
-            <w:r>
-              <w:t>.</w:t>
-            </w:r>
-          </w:p>
-          <w:p>
-            <w:pPr>
-              <w:pStyle w:val="SS3-115"/>
-            </w:pPr>
-            <w:r>
-              <w:rPr>
-                <w:i/>
-                <w:iCs/>
-              </w:rPr>
-              <w:t>Bread</w:t>
-            </w:r>
-            <w:r>
-              <w:t xml:space="preserve"> is an uncountable noun - we can't say </w:t>
-            </w:r>
-            <w:r>
-              <w:rPr>
-                <w:i/>
-                <w:iCs/>
-              </w:rPr>
-              <w:t>three breads</w:t>
-            </w:r>
-            <w:r>
-              <w:t>.</w:t>
-            </w:r>
+              <w:rPr>
+                <w:sz w:val="2"/>
+                <w:szCs w:val="2"/>
+              </w:rPr>
+            </w:pPr>
           </w:p>
           <w:tbl>
             <w:tblPr>
@@ -661,7 +652,7 @@
               <w:tblLook w:val="04A0" w:firstRow="1" w:lastRow="0" w:firstColumn="1" w:lastColumn="0" w:noHBand="0" w:noVBand="1"/>
             </w:tblPr>
             <w:tblGrid>
-              <w:gridCol w:w="6974"/>
+              <w:gridCol w:w="13544"/>
             </w:tblGrid>
             <w:tr>
               <w:tc>
@@ -679,14 +670,11 @@
                     <w:pStyle w:val="SS3-115"/>
                   </w:pPr>
                   <w:r>
-                    <w:rPr>
-                      <w:noProof/>
-                    </w:rPr>
                     <w:drawing>
-                      <wp:inline distT="0" distB="0" distL="0" distR="0" wp14:anchorId="3213FCA0" wp14:editId="43CF662F">
-                        <wp:extent cx="4248743" cy="4096322"/>
-                        <wp:effectExtent l="0" t="0" r="0" b="0"/>
-                        <wp:docPr id="1983737982" name="Picture 1"/>
+                      <wp:inline distT="0" distB="0" distL="0" distR="0" wp14:anchorId="233E4C61" wp14:editId="2804E6BA">
+                        <wp:extent cx="8411749" cy="6154009"/>
+                        <wp:effectExtent l="0" t="0" r="8890" b="0"/>
+                        <wp:docPr id="807582381" name="Picture 1"/>
                         <wp:cNvGraphicFramePr>
                           <a:graphicFrameLocks xmlns:a="http://schemas.openxmlformats.org/drawingml/2006/main" noChangeAspect="1"/>
                         </wp:cNvGraphicFramePr>
@@ -694,7 +682,7 @@
                           <a:graphicData uri="http://schemas.openxmlformats.org/drawingml/2006/picture">
                             <pic:pic xmlns:pic="http://schemas.openxmlformats.org/drawingml/2006/picture">
                               <pic:nvPicPr>
-                                <pic:cNvPr id="1983737982" name=""/>
+                                <pic:cNvPr id="807582381" name=""/>
                                 <pic:cNvPicPr/>
                               </pic:nvPicPr>
                               <pic:blipFill>
@@ -706,7 +694,7 @@
                               <pic:spPr>
                                 <a:xfrm>
                                   <a:off x="0" y="0"/>
-                                  <a:ext cx="4248743" cy="4096322"/>
+                                  <a:ext cx="8411749" cy="6154009"/>
                                 </a:xfrm>
                                 <a:prstGeom prst="rect">
                                   <a:avLst/>
@@ -724,302 +712,30 @@
           </w:tbl>
           <w:p>
             <w:pPr>
-              <w:pStyle w:val="SS3-115"/>
-              <w:rPr>
-                <w:sz w:val="2"/>
-                <w:szCs w:val="2"/>
-              </w:rPr>
-            </w:pPr>
-          </w:p>
-          <w:tbl>
-            <w:tblPr>
-              <w:tblStyle w:val="CommonTable"/>
-              <w:tblW w:w="0" w:type="auto"/>
-              <w:tblBorders>
-                <w:top w:val="single" w:sz="18" w:space="0" w:color="DDF03C"/>
-                <w:left w:val="none" w:sz="0" w:space="0" w:color="auto"/>
-                <w:bottom w:val="none" w:sz="0" w:space="0" w:color="auto"/>
-                <w:right w:val="none" w:sz="0" w:space="0" w:color="auto"/>
-                <w:insideH w:val="none" w:sz="0" w:space="0" w:color="auto"/>
-                <w:insideV w:val="single" w:sz="18" w:space="0" w:color="DDF03C"/>
-              </w:tblBorders>
-              <w:shd w:val="clear" w:color="auto" w:fill="F9F9F7"/>
-              <w:tblLook w:val="04A0" w:firstRow="1" w:lastRow="0" w:firstColumn="1" w:lastColumn="0" w:noHBand="0" w:noVBand="1"/>
-            </w:tblPr>
-            <w:tblGrid>
-              <w:gridCol w:w="1330"/>
-              <w:gridCol w:w="1581"/>
-            </w:tblGrid>
-            <w:tr>
-              <w:tc>
-                <w:tcPr>
-                  <w:tcW w:w="1136" w:type="dxa"/>
-                  <w:tcBorders>
-                    <w:bottom w:val="single" w:sz="8" w:space="0" w:color="DDF03C"/>
-                  </w:tcBorders>
-                  <w:shd w:val="clear" w:color="auto" w:fill="F9F9F7"/>
-                </w:tcPr>
-                <w:p>
-                  <w:pPr>
-                    <w:pStyle w:val="SS3-115"/>
-                    <w:rPr>
-                      <w:b/>
-                      <w:bCs/>
-                    </w:rPr>
-                  </w:pPr>
-                  <w:r>
-                    <w:rPr>
-                      <w:b/>
-                      <w:bCs/>
-                    </w:rPr>
-                    <w:t>Countable</w:t>
-                  </w:r>
-                </w:p>
-              </w:tc>
-              <w:tc>
-                <w:tcPr>
-                  <w:tcW w:w="1137" w:type="dxa"/>
-                  <w:tcBorders>
-                    <w:bottom w:val="single" w:sz="8" w:space="0" w:color="DDF03C"/>
-                  </w:tcBorders>
-                  <w:shd w:val="clear" w:color="auto" w:fill="F9F9F7"/>
-                </w:tcPr>
-                <w:p>
-                  <w:pPr>
-                    <w:pStyle w:val="SS3-115"/>
-                    <w:jc w:val="center"/>
-                    <w:rPr>
-                      <w:b/>
-                      <w:bCs/>
-                    </w:rPr>
-                  </w:pPr>
-                  <w:r>
-                    <w:rPr>
-                      <w:b/>
-                      <w:bCs/>
-                    </w:rPr>
-                    <w:t>Uncountable</w:t>
-                  </w:r>
-                </w:p>
-              </w:tc>
-            </w:tr>
-            <w:tr>
-              <w:tc>
-                <w:tcPr>
-                  <w:tcW w:w="1136" w:type="dxa"/>
-                  <w:tcBorders>
-                    <w:top w:val="single" w:sz="8" w:space="0" w:color="DDF03C"/>
-                    <w:bottom w:val="single" w:sz="6" w:space="0" w:color="DDF03C"/>
-                    <w:right w:val="single" w:sz="6" w:space="0" w:color="DDF03C"/>
-                  </w:tcBorders>
-                  <w:shd w:val="clear" w:color="auto" w:fill="F9F9F7"/>
-                </w:tcPr>
-                <w:p>
-                  <w:pPr>
-                    <w:pStyle w:val="SS3-115"/>
-                  </w:pPr>
-                </w:p>
-              </w:tc>
-              <w:tc>
-                <w:tcPr>
-                  <w:tcW w:w="1137" w:type="dxa"/>
-                  <w:tcBorders>
-                    <w:top w:val="single" w:sz="8" w:space="0" w:color="DDF03C"/>
-                    <w:left w:val="single" w:sz="6" w:space="0" w:color="DDF03C"/>
-                    <w:bottom w:val="single" w:sz="6" w:space="0" w:color="DDF03C"/>
-                  </w:tcBorders>
-                  <w:shd w:val="clear" w:color="auto" w:fill="F9F9F7"/>
-                </w:tcPr>
-                <w:p>
-                  <w:pPr>
-                    <w:pStyle w:val="SS3-115"/>
-                  </w:pPr>
-                </w:p>
-              </w:tc>
-            </w:tr>
-            <w:tr>
-              <w:tc>
-                <w:tcPr>
-                  <w:tcW w:w="1136" w:type="dxa"/>
-                  <w:tcBorders>
-                    <w:top w:val="single" w:sz="6" w:space="0" w:color="DDF03C"/>
-                    <w:bottom w:val="single" w:sz="6" w:space="0" w:color="DDF03C"/>
-                    <w:right w:val="single" w:sz="6" w:space="0" w:color="DDF03C"/>
-                  </w:tcBorders>
-                  <w:shd w:val="clear" w:color="auto" w:fill="F9F9F7"/>
-                </w:tcPr>
-                <w:p>
-                  <w:pPr>
-                    <w:pStyle w:val="SS3-115"/>
-                  </w:pPr>
-                </w:p>
-              </w:tc>
-              <w:tc>
-                <w:tcPr>
-                  <w:tcW w:w="1137" w:type="dxa"/>
-                  <w:tcBorders>
-                    <w:top w:val="single" w:sz="6" w:space="0" w:color="DDF03C"/>
-                    <w:left w:val="single" w:sz="6" w:space="0" w:color="DDF03C"/>
-                    <w:bottom w:val="single" w:sz="6" w:space="0" w:color="DDF03C"/>
-                  </w:tcBorders>
-                  <w:shd w:val="clear" w:color="auto" w:fill="F9F9F7"/>
-                </w:tcPr>
-                <w:p>
-                  <w:pPr>
-                    <w:pStyle w:val="SS3-115"/>
-                  </w:pPr>
-                </w:p>
-              </w:tc>
-            </w:tr>
-            <w:tr>
-              <w:tc>
-                <w:tcPr>
-                  <w:tcW w:w="1136" w:type="dxa"/>
-                  <w:tcBorders>
-                    <w:top w:val="single" w:sz="6" w:space="0" w:color="DDF03C"/>
-                    <w:bottom w:val="single" w:sz="6" w:space="0" w:color="DDF03C"/>
-                    <w:right w:val="single" w:sz="6" w:space="0" w:color="DDF03C"/>
-                  </w:tcBorders>
-                  <w:shd w:val="clear" w:color="auto" w:fill="F9F9F7"/>
-                </w:tcPr>
-                <w:p>
-                  <w:pPr>
-                    <w:pStyle w:val="SS3-115"/>
-                  </w:pPr>
-                </w:p>
-              </w:tc>
-              <w:tc>
-                <w:tcPr>
-                  <w:tcW w:w="1137" w:type="dxa"/>
-                  <w:tcBorders>
-                    <w:top w:val="single" w:sz="6" w:space="0" w:color="DDF03C"/>
-                    <w:left w:val="single" w:sz="6" w:space="0" w:color="DDF03C"/>
-                    <w:bottom w:val="single" w:sz="6" w:space="0" w:color="DDF03C"/>
-                  </w:tcBorders>
-                  <w:shd w:val="clear" w:color="auto" w:fill="F9F9F7"/>
-                </w:tcPr>
-                <w:p>
-                  <w:pPr>
-                    <w:pStyle w:val="SS3-115"/>
-                  </w:pPr>
-                </w:p>
-              </w:tc>
-            </w:tr>
-            <w:tr>
-              <w:tc>
-                <w:tcPr>
-                  <w:tcW w:w="1136" w:type="dxa"/>
-                  <w:tcBorders>
-                    <w:top w:val="single" w:sz="6" w:space="0" w:color="DDF03C"/>
-                    <w:bottom w:val="single" w:sz="6" w:space="0" w:color="DDF03C"/>
-                    <w:right w:val="single" w:sz="6" w:space="0" w:color="DDF03C"/>
-                  </w:tcBorders>
-                  <w:shd w:val="clear" w:color="auto" w:fill="F9F9F7"/>
-                </w:tcPr>
-                <w:p>
-                  <w:pPr>
-                    <w:pStyle w:val="SS3-115"/>
-                  </w:pPr>
-                </w:p>
-              </w:tc>
-              <w:tc>
-                <w:tcPr>
-                  <w:tcW w:w="1137" w:type="dxa"/>
-                  <w:tcBorders>
-                    <w:top w:val="single" w:sz="6" w:space="0" w:color="DDF03C"/>
-                    <w:left w:val="single" w:sz="6" w:space="0" w:color="DDF03C"/>
-                    <w:bottom w:val="single" w:sz="6" w:space="0" w:color="DDF03C"/>
-                  </w:tcBorders>
-                  <w:shd w:val="clear" w:color="auto" w:fill="F9F9F7"/>
-                </w:tcPr>
-                <w:p>
-                  <w:pPr>
-                    <w:pStyle w:val="SS3-115"/>
-                  </w:pPr>
-                </w:p>
-              </w:tc>
-            </w:tr>
-            <w:tr>
-              <w:tc>
-                <w:tcPr>
-                  <w:tcW w:w="1136" w:type="dxa"/>
-                  <w:tcBorders>
-                    <w:top w:val="single" w:sz="6" w:space="0" w:color="DDF03C"/>
-                    <w:bottom w:val="single" w:sz="6" w:space="0" w:color="DDF03C"/>
-                    <w:right w:val="single" w:sz="6" w:space="0" w:color="DDF03C"/>
-                  </w:tcBorders>
-                  <w:shd w:val="clear" w:color="auto" w:fill="F9F9F7"/>
-                </w:tcPr>
-                <w:p>
-                  <w:pPr>
-                    <w:pStyle w:val="SS3-115"/>
-                  </w:pPr>
-                </w:p>
-              </w:tc>
-              <w:tc>
-                <w:tcPr>
-                  <w:tcW w:w="1137" w:type="dxa"/>
-                  <w:tcBorders>
-                    <w:top w:val="single" w:sz="6" w:space="0" w:color="DDF03C"/>
-                    <w:left w:val="single" w:sz="6" w:space="0" w:color="DDF03C"/>
-                    <w:bottom w:val="single" w:sz="6" w:space="0" w:color="DDF03C"/>
-                  </w:tcBorders>
-                  <w:shd w:val="clear" w:color="auto" w:fill="F9F9F7"/>
-                </w:tcPr>
-                <w:p>
-                  <w:pPr>
-                    <w:pStyle w:val="SS3-115"/>
-                  </w:pPr>
-                </w:p>
-              </w:tc>
-            </w:tr>
-            <w:tr>
-              <w:tc>
-                <w:tcPr>
-                  <w:tcW w:w="1136" w:type="dxa"/>
-                  <w:tcBorders>
-                    <w:top w:val="single" w:sz="6" w:space="0" w:color="DDF03C"/>
-                    <w:right w:val="single" w:sz="6" w:space="0" w:color="DDF03C"/>
-                  </w:tcBorders>
-                  <w:shd w:val="clear" w:color="auto" w:fill="F9F9F7"/>
-                </w:tcPr>
-                <w:p>
-                  <w:pPr>
-                    <w:pStyle w:val="SS3-115"/>
-                  </w:pPr>
-                </w:p>
-              </w:tc>
-              <w:tc>
-                <w:tcPr>
-                  <w:tcW w:w="1137" w:type="dxa"/>
-                  <w:tcBorders>
-                    <w:top w:val="single" w:sz="6" w:space="0" w:color="DDF03C"/>
-                    <w:left w:val="single" w:sz="6" w:space="0" w:color="DDF03C"/>
-                  </w:tcBorders>
-                  <w:shd w:val="clear" w:color="auto" w:fill="F9F9F7"/>
-                </w:tcPr>
-                <w:p>
-                  <w:pPr>
-                    <w:pStyle w:val="SS3-115"/>
-                  </w:pPr>
-                </w:p>
-              </w:tc>
-            </w:tr>
-          </w:tbl>
-          <w:p>
-            <w:pPr>
-              <w:spacing w:after="120"/>
-              <w:rPr>
-                <w:rFonts w:ascii="Source Sans 3 Medium" w:hAnsi="Source Sans 3 Medium"/>
-                <w:b/>
-                <w:bCs/>
-                <w:sz w:val="23"/>
-                <w:szCs w:val="23"/>
-              </w:rPr>
-            </w:pPr>
+              <w:pStyle w:val="SS3M-115"/>
+              <w:spacing w:before="120" w:after="0"/>
+            </w:pPr>
+            <w:r>
+              <w:t>Can you think of anything else you can do at a mall?</w:t>
+            </w:r>
+            <w:r>
+              <w:t xml:space="preserve"> </w:t>
+            </w:r>
           </w:p>
         </w:tc>
       </w:tr>
+    </w:tbl>
+    <w:p/>
+    <w:tbl>
+      <w:tblPr>
+        <w:tblStyle w:val="DottedTable"/>
+        <w:tblW w:w="5000" w:type="pct"/>
+        <w:tblLook w:val="04A0" w:firstRow="1" w:lastRow="0" w:firstColumn="1" w:lastColumn="0" w:noHBand="0" w:noVBand="1"/>
+      </w:tblPr>
+      <w:tblGrid>
+        <w:gridCol w:w="377"/>
+        <w:gridCol w:w="14015"/>
+      </w:tblGrid>
       <w:tr>
         <w:tc>
           <w:tcPr>
@@ -1696,7 +1412,7 @@
               <w:pStyle w:val="SS3-115"/>
               <w:numPr>
                 <w:ilvl w:val="0"/>
-                <w:numId w:val="9"/>
+                <w:numId w:val="7"/>
               </w:numPr>
               <w:ind w:left="284" w:hanging="284"/>
             </w:pPr>
@@ -2174,7 +1890,7 @@
               <w:pStyle w:val="SS3-115"/>
               <w:numPr>
                 <w:ilvl w:val="0"/>
-                <w:numId w:val="10"/>
+                <w:numId w:val="8"/>
               </w:numPr>
               <w:ind w:left="284" w:hanging="284"/>
             </w:pPr>
@@ -2192,7 +1908,7 @@
               <w:pStyle w:val="SS3-115"/>
               <w:numPr>
                 <w:ilvl w:val="0"/>
-                <w:numId w:val="10"/>
+                <w:numId w:val="8"/>
               </w:numPr>
               <w:ind w:left="284" w:hanging="284"/>
             </w:pPr>
@@ -2205,7 +1921,7 @@
               <w:pStyle w:val="SS3-115"/>
               <w:numPr>
                 <w:ilvl w:val="0"/>
-                <w:numId w:val="10"/>
+                <w:numId w:val="8"/>
               </w:numPr>
               <w:ind w:left="284" w:hanging="284"/>
             </w:pPr>
@@ -2218,7 +1934,7 @@
               <w:pStyle w:val="SS3-115"/>
               <w:numPr>
                 <w:ilvl w:val="0"/>
-                <w:numId w:val="10"/>
+                <w:numId w:val="8"/>
               </w:numPr>
               <w:ind w:left="284" w:hanging="284"/>
             </w:pPr>
@@ -2231,7 +1947,7 @@
               <w:pStyle w:val="SS3-115"/>
               <w:numPr>
                 <w:ilvl w:val="0"/>
-                <w:numId w:val="10"/>
+                <w:numId w:val="8"/>
               </w:numPr>
               <w:ind w:left="284" w:hanging="284"/>
             </w:pPr>
@@ -2244,7 +1960,7 @@
               <w:pStyle w:val="SS3-115"/>
               <w:numPr>
                 <w:ilvl w:val="0"/>
-                <w:numId w:val="10"/>
+                <w:numId w:val="8"/>
               </w:numPr>
               <w:ind w:left="284" w:hanging="284"/>
             </w:pPr>
@@ -2257,7 +1973,7 @@
               <w:pStyle w:val="SS3-115"/>
               <w:numPr>
                 <w:ilvl w:val="0"/>
-                <w:numId w:val="11"/>
+                <w:numId w:val="9"/>
               </w:numPr>
             </w:pPr>
             <w:r>
@@ -2269,7 +1985,7 @@
               <w:pStyle w:val="SS3-115"/>
               <w:numPr>
                 <w:ilvl w:val="0"/>
-                <w:numId w:val="11"/>
+                <w:numId w:val="9"/>
               </w:numPr>
             </w:pPr>
             <w:r>
@@ -2281,7 +1997,7 @@
               <w:pStyle w:val="SS3-115"/>
               <w:numPr>
                 <w:ilvl w:val="0"/>
-                <w:numId w:val="11"/>
+                <w:numId w:val="9"/>
               </w:numPr>
             </w:pPr>
             <w:r>
@@ -2293,7 +2009,7 @@
               <w:pStyle w:val="SS3-115"/>
               <w:numPr>
                 <w:ilvl w:val="0"/>
-                <w:numId w:val="11"/>
+                <w:numId w:val="9"/>
               </w:numPr>
             </w:pPr>
             <w:r>
@@ -2305,7 +2021,7 @@
               <w:pStyle w:val="SS3-115"/>
               <w:numPr>
                 <w:ilvl w:val="0"/>
-                <w:numId w:val="11"/>
+                <w:numId w:val="9"/>
               </w:numPr>
             </w:pPr>
             <w:r>
@@ -2317,7 +2033,7 @@
               <w:pStyle w:val="SS3-115"/>
               <w:numPr>
                 <w:ilvl w:val="0"/>
-                <w:numId w:val="11"/>
+                <w:numId w:val="9"/>
               </w:numPr>
             </w:pPr>
             <w:r>
@@ -2329,7 +2045,7 @@
               <w:pStyle w:val="SS3-115"/>
               <w:numPr>
                 <w:ilvl w:val="0"/>
-                <w:numId w:val="11"/>
+                <w:numId w:val="9"/>
               </w:numPr>
               <w:rPr>
                 <w:rFonts w:ascii="Cambria Math" w:hAnsi="Cambria Math" w:cs="Cambria Math"/>
@@ -2508,7 +2224,7 @@
               <w:pStyle w:val="SS3-115"/>
               <w:numPr>
                 <w:ilvl w:val="0"/>
-                <w:numId w:val="12"/>
+                <w:numId w:val="10"/>
               </w:numPr>
               <w:ind w:left="284" w:hanging="284"/>
               <w:rPr>
@@ -2531,7 +2247,7 @@
               <w:pStyle w:val="SS3-115"/>
               <w:numPr>
                 <w:ilvl w:val="0"/>
-                <w:numId w:val="12"/>
+                <w:numId w:val="10"/>
               </w:numPr>
               <w:ind w:left="284" w:hanging="284"/>
               <w:rPr>
@@ -2554,7 +2270,7 @@
               <w:pStyle w:val="SS3-115"/>
               <w:numPr>
                 <w:ilvl w:val="0"/>
-                <w:numId w:val="12"/>
+                <w:numId w:val="10"/>
               </w:numPr>
               <w:ind w:left="284" w:hanging="284"/>
               <w:rPr>
@@ -2577,7 +2293,7 @@
               <w:pStyle w:val="SS3-115"/>
               <w:numPr>
                 <w:ilvl w:val="0"/>
-                <w:numId w:val="12"/>
+                <w:numId w:val="10"/>
               </w:numPr>
               <w:ind w:left="284" w:hanging="284"/>
               <w:rPr>
@@ -2600,7 +2316,7 @@
               <w:pStyle w:val="SS3-115"/>
               <w:numPr>
                 <w:ilvl w:val="0"/>
-                <w:numId w:val="12"/>
+                <w:numId w:val="10"/>
               </w:numPr>
               <w:ind w:left="284" w:hanging="284"/>
             </w:pPr>
@@ -2839,7 +2555,7 @@
               <w:pStyle w:val="SS3-115"/>
               <w:numPr>
                 <w:ilvl w:val="0"/>
-                <w:numId w:val="13"/>
+                <w:numId w:val="11"/>
               </w:numPr>
               <w:ind w:left="284" w:hanging="284"/>
             </w:pPr>
@@ -2852,7 +2568,7 @@
               <w:pStyle w:val="SS3-115"/>
               <w:numPr>
                 <w:ilvl w:val="0"/>
-                <w:numId w:val="13"/>
+                <w:numId w:val="11"/>
               </w:numPr>
               <w:ind w:left="284" w:hanging="284"/>
             </w:pPr>
@@ -2865,7 +2581,7 @@
               <w:pStyle w:val="SS3-115"/>
               <w:numPr>
                 <w:ilvl w:val="0"/>
-                <w:numId w:val="13"/>
+                <w:numId w:val="11"/>
               </w:numPr>
               <w:ind w:left="284" w:hanging="284"/>
             </w:pPr>
@@ -2878,7 +2594,7 @@
               <w:pStyle w:val="SS3-115"/>
               <w:numPr>
                 <w:ilvl w:val="0"/>
-                <w:numId w:val="13"/>
+                <w:numId w:val="11"/>
               </w:numPr>
               <w:ind w:left="284" w:hanging="284"/>
             </w:pPr>
@@ -2891,7 +2607,7 @@
               <w:pStyle w:val="SS3-115"/>
               <w:numPr>
                 <w:ilvl w:val="0"/>
-                <w:numId w:val="13"/>
+                <w:numId w:val="11"/>
               </w:numPr>
               <w:ind w:left="284" w:hanging="284"/>
             </w:pPr>
@@ -3027,7 +2743,7 @@
               <w:pStyle w:val="SS3-115"/>
               <w:numPr>
                 <w:ilvl w:val="0"/>
-                <w:numId w:val="14"/>
+                <w:numId w:val="12"/>
               </w:numPr>
               <w:ind w:left="284" w:hanging="284"/>
             </w:pPr>
@@ -3040,7 +2756,7 @@
               <w:pStyle w:val="SS3-115"/>
               <w:numPr>
                 <w:ilvl w:val="0"/>
-                <w:numId w:val="13"/>
+                <w:numId w:val="11"/>
               </w:numPr>
               <w:ind w:left="284" w:hanging="284"/>
             </w:pPr>
@@ -3053,7 +2769,7 @@
               <w:pStyle w:val="SS3-115"/>
               <w:numPr>
                 <w:ilvl w:val="0"/>
-                <w:numId w:val="13"/>
+                <w:numId w:val="11"/>
               </w:numPr>
               <w:ind w:left="284" w:hanging="284"/>
             </w:pPr>
@@ -3066,7 +2782,7 @@
               <w:pStyle w:val="SS3-115"/>
               <w:numPr>
                 <w:ilvl w:val="0"/>
-                <w:numId w:val="13"/>
+                <w:numId w:val="11"/>
               </w:numPr>
               <w:ind w:left="284" w:hanging="284"/>
             </w:pPr>
@@ -3079,7 +2795,7 @@
               <w:pStyle w:val="SS3-115"/>
               <w:numPr>
                 <w:ilvl w:val="0"/>
-                <w:numId w:val="13"/>
+                <w:numId w:val="11"/>
               </w:numPr>
               <w:ind w:left="284" w:hanging="284"/>
             </w:pPr>
@@ -3092,7 +2808,7 @@
               <w:pStyle w:val="SS3-115"/>
               <w:numPr>
                 <w:ilvl w:val="0"/>
-                <w:numId w:val="13"/>
+                <w:numId w:val="11"/>
               </w:numPr>
               <w:ind w:left="284" w:hanging="284"/>
             </w:pPr>
@@ -3657,7 +3373,7 @@
               <w:pStyle w:val="SS3-115"/>
               <w:numPr>
                 <w:ilvl w:val="0"/>
-                <w:numId w:val="15"/>
+                <w:numId w:val="13"/>
               </w:numPr>
               <w:ind w:left="284" w:hanging="284"/>
             </w:pPr>
@@ -3670,7 +3386,7 @@
               <w:pStyle w:val="SS3-115"/>
               <w:numPr>
                 <w:ilvl w:val="0"/>
-                <w:numId w:val="15"/>
+                <w:numId w:val="13"/>
               </w:numPr>
               <w:ind w:left="284" w:hanging="284"/>
             </w:pPr>
@@ -3683,7 +3399,7 @@
               <w:pStyle w:val="SS3-115"/>
               <w:numPr>
                 <w:ilvl w:val="0"/>
-                <w:numId w:val="15"/>
+                <w:numId w:val="13"/>
               </w:numPr>
               <w:ind w:left="284" w:hanging="284"/>
             </w:pPr>
@@ -3704,7 +3420,7 @@
               <w:pStyle w:val="SS3-115"/>
               <w:numPr>
                 <w:ilvl w:val="0"/>
-                <w:numId w:val="15"/>
+                <w:numId w:val="13"/>
               </w:numPr>
               <w:ind w:left="284" w:hanging="284"/>
             </w:pPr>
@@ -3717,7 +3433,7 @@
               <w:pStyle w:val="SS3-115"/>
               <w:numPr>
                 <w:ilvl w:val="0"/>
-                <w:numId w:val="15"/>
+                <w:numId w:val="13"/>
               </w:numPr>
               <w:ind w:left="284" w:hanging="284"/>
             </w:pPr>
@@ -3730,7 +3446,7 @@
               <w:pStyle w:val="SS3-115"/>
               <w:numPr>
                 <w:ilvl w:val="0"/>
-                <w:numId w:val="15"/>
+                <w:numId w:val="13"/>
               </w:numPr>
               <w:ind w:left="284" w:hanging="284"/>
             </w:pPr>
@@ -3743,7 +3459,7 @@
               <w:pStyle w:val="SS3-115"/>
               <w:numPr>
                 <w:ilvl w:val="0"/>
-                <w:numId w:val="15"/>
+                <w:numId w:val="13"/>
               </w:numPr>
               <w:ind w:left="284" w:hanging="284"/>
             </w:pPr>
@@ -3866,7 +3582,7 @@
                     <w:pStyle w:val="SS3-115"/>
                     <w:numPr>
                       <w:ilvl w:val="0"/>
-                      <w:numId w:val="16"/>
+                      <w:numId w:val="14"/>
                     </w:numPr>
                     <w:ind w:left="284" w:hanging="284"/>
                   </w:pPr>
@@ -3879,7 +3595,7 @@
                     <w:pStyle w:val="SS3-115"/>
                     <w:numPr>
                       <w:ilvl w:val="0"/>
-                      <w:numId w:val="16"/>
+                      <w:numId w:val="14"/>
                     </w:numPr>
                     <w:ind w:left="284" w:hanging="284"/>
                   </w:pPr>
@@ -3892,7 +3608,7 @@
                     <w:pStyle w:val="SS3-115"/>
                     <w:numPr>
                       <w:ilvl w:val="0"/>
-                      <w:numId w:val="16"/>
+                      <w:numId w:val="14"/>
                     </w:numPr>
                     <w:ind w:left="284" w:hanging="284"/>
                   </w:pPr>
@@ -3913,7 +3629,7 @@
                     <w:pStyle w:val="SS3-115"/>
                     <w:numPr>
                       <w:ilvl w:val="0"/>
-                      <w:numId w:val="16"/>
+                      <w:numId w:val="14"/>
                     </w:numPr>
                     <w:ind w:left="284" w:hanging="284"/>
                   </w:pPr>
@@ -3926,7 +3642,7 @@
                     <w:pStyle w:val="SS3-115"/>
                     <w:numPr>
                       <w:ilvl w:val="0"/>
-                      <w:numId w:val="16"/>
+                      <w:numId w:val="14"/>
                     </w:numPr>
                     <w:ind w:left="284" w:hanging="284"/>
                   </w:pPr>
@@ -3939,7 +3655,7 @@
                     <w:pStyle w:val="SS3-115"/>
                     <w:numPr>
                       <w:ilvl w:val="0"/>
-                      <w:numId w:val="16"/>
+                      <w:numId w:val="14"/>
                     </w:numPr>
                     <w:ind w:left="284" w:hanging="284"/>
                   </w:pPr>
@@ -3952,7 +3668,7 @@
                     <w:pStyle w:val="SS3-115"/>
                     <w:numPr>
                       <w:ilvl w:val="0"/>
-                      <w:numId w:val="16"/>
+                      <w:numId w:val="14"/>
                     </w:numPr>
                     <w:ind w:left="284" w:hanging="284"/>
                   </w:pPr>
@@ -4065,7 +3781,7 @@
               <w:tblLook w:val="04A0" w:firstRow="1" w:lastRow="0" w:firstColumn="1" w:lastColumn="0" w:noHBand="0" w:noVBand="1"/>
             </w:tblPr>
             <w:tblGrid>
-              <w:gridCol w:w="4050"/>
+              <w:gridCol w:w="3722"/>
             </w:tblGrid>
             <w:tr>
               <w:tc>
@@ -4104,7 +3820,7 @@
                       <w:shd w:val="clear" w:color="auto" w:fill="FFFFFF" w:themeFill="background1"/>
                     </w:rPr>
                     <w:lastRenderedPageBreak/>
-                    <w:t>UNIT/04</w:t>
+                    <w:t>UNIT/05</w:t>
                   </w:r>
                   <w:r>
                     <w:rPr>
@@ -4127,7 +3843,7 @@
                       <w:szCs w:val="34"/>
                       <w:shd w:val="clear" w:color="auto" w:fill="FFFFFF" w:themeFill="background1"/>
                     </w:rPr>
-                    <w:t>FOOD AND DRINK</w:t>
+                    <w:t>CONSUMERISM</w:t>
                   </w:r>
                 </w:p>
               </w:tc>
@@ -4804,7 +4520,7 @@
               <w:pStyle w:val="SS3-115"/>
               <w:numPr>
                 <w:ilvl w:val="0"/>
-                <w:numId w:val="17"/>
+                <w:numId w:val="15"/>
               </w:numPr>
               <w:ind w:left="284" w:hanging="284"/>
             </w:pPr>
@@ -4817,7 +4533,7 @@
               <w:pStyle w:val="SS3-115"/>
               <w:numPr>
                 <w:ilvl w:val="0"/>
-                <w:numId w:val="17"/>
+                <w:numId w:val="15"/>
               </w:numPr>
               <w:ind w:left="284" w:hanging="284"/>
             </w:pPr>
@@ -4830,7 +4546,7 @@
               <w:pStyle w:val="SS3-115"/>
               <w:numPr>
                 <w:ilvl w:val="0"/>
-                <w:numId w:val="17"/>
+                <w:numId w:val="15"/>
               </w:numPr>
               <w:ind w:left="284" w:hanging="284"/>
             </w:pPr>
@@ -4843,7 +4559,7 @@
               <w:pStyle w:val="SS3-115"/>
               <w:numPr>
                 <w:ilvl w:val="0"/>
-                <w:numId w:val="17"/>
+                <w:numId w:val="15"/>
               </w:numPr>
               <w:ind w:left="284" w:hanging="284"/>
             </w:pPr>
@@ -4856,7 +4572,7 @@
               <w:pStyle w:val="SS3-115"/>
               <w:numPr>
                 <w:ilvl w:val="0"/>
-                <w:numId w:val="17"/>
+                <w:numId w:val="15"/>
               </w:numPr>
               <w:ind w:left="284" w:hanging="284"/>
             </w:pPr>
@@ -4869,7 +4585,7 @@
               <w:pStyle w:val="SS3-115"/>
               <w:numPr>
                 <w:ilvl w:val="0"/>
-                <w:numId w:val="17"/>
+                <w:numId w:val="15"/>
               </w:numPr>
               <w:ind w:left="284" w:hanging="284"/>
             </w:pPr>
@@ -4882,7 +4598,7 @@
               <w:pStyle w:val="SS3-115"/>
               <w:numPr>
                 <w:ilvl w:val="0"/>
-                <w:numId w:val="17"/>
+                <w:numId w:val="15"/>
               </w:numPr>
               <w:ind w:left="284" w:hanging="284"/>
             </w:pPr>
@@ -5617,7 +5333,7 @@
                     <w:pStyle w:val="SS3-115"/>
                     <w:numPr>
                       <w:ilvl w:val="0"/>
-                      <w:numId w:val="19"/>
+                      <w:numId w:val="17"/>
                     </w:numPr>
                     <w:ind w:left="284" w:hanging="284"/>
                   </w:pPr>
@@ -5630,7 +5346,7 @@
                     <w:pStyle w:val="SS3-115"/>
                     <w:numPr>
                       <w:ilvl w:val="0"/>
-                      <w:numId w:val="19"/>
+                      <w:numId w:val="17"/>
                     </w:numPr>
                     <w:ind w:left="284" w:hanging="284"/>
                   </w:pPr>
@@ -5643,7 +5359,7 @@
                     <w:pStyle w:val="SS3-115"/>
                     <w:numPr>
                       <w:ilvl w:val="0"/>
-                      <w:numId w:val="19"/>
+                      <w:numId w:val="17"/>
                     </w:numPr>
                     <w:ind w:left="284" w:hanging="284"/>
                   </w:pPr>
@@ -5656,7 +5372,7 @@
                     <w:pStyle w:val="SS3-115"/>
                     <w:numPr>
                       <w:ilvl w:val="0"/>
-                      <w:numId w:val="19"/>
+                      <w:numId w:val="17"/>
                     </w:numPr>
                     <w:ind w:left="284" w:hanging="284"/>
                   </w:pPr>
@@ -5674,7 +5390,7 @@
                     <w:pStyle w:val="SS3-115"/>
                     <w:numPr>
                       <w:ilvl w:val="0"/>
-                      <w:numId w:val="18"/>
+                      <w:numId w:val="16"/>
                     </w:numPr>
                     <w:ind w:left="284" w:hanging="284"/>
                   </w:pPr>
@@ -5687,7 +5403,7 @@
                     <w:pStyle w:val="SS3-115"/>
                     <w:numPr>
                       <w:ilvl w:val="0"/>
-                      <w:numId w:val="18"/>
+                      <w:numId w:val="16"/>
                     </w:numPr>
                     <w:ind w:left="284" w:hanging="284"/>
                   </w:pPr>
@@ -5700,7 +5416,7 @@
                     <w:pStyle w:val="SS3-115"/>
                     <w:numPr>
                       <w:ilvl w:val="0"/>
-                      <w:numId w:val="18"/>
+                      <w:numId w:val="16"/>
                     </w:numPr>
                     <w:ind w:left="284" w:hanging="284"/>
                   </w:pPr>
@@ -5713,7 +5429,7 @@
                     <w:pStyle w:val="SS3-115"/>
                     <w:numPr>
                       <w:ilvl w:val="0"/>
-                      <w:numId w:val="18"/>
+                      <w:numId w:val="16"/>
                     </w:numPr>
                     <w:ind w:left="284" w:hanging="284"/>
                   </w:pPr>
@@ -6037,7 +5753,7 @@
               <w:pStyle w:val="SS3-115"/>
               <w:numPr>
                 <w:ilvl w:val="0"/>
-                <w:numId w:val="20"/>
+                <w:numId w:val="18"/>
               </w:numPr>
               <w:spacing w:before="240"/>
               <w:ind w:left="284" w:hanging="284"/>
@@ -6051,7 +5767,7 @@
               <w:pStyle w:val="SS3-115"/>
               <w:numPr>
                 <w:ilvl w:val="0"/>
-                <w:numId w:val="20"/>
+                <w:numId w:val="18"/>
               </w:numPr>
               <w:ind w:left="284" w:hanging="284"/>
             </w:pPr>
@@ -6064,7 +5780,7 @@
               <w:pStyle w:val="SS3-115"/>
               <w:numPr>
                 <w:ilvl w:val="0"/>
-                <w:numId w:val="20"/>
+                <w:numId w:val="18"/>
               </w:numPr>
               <w:ind w:left="284" w:hanging="284"/>
             </w:pPr>
@@ -6077,7 +5793,7 @@
               <w:pStyle w:val="SS3-115"/>
               <w:numPr>
                 <w:ilvl w:val="0"/>
-                <w:numId w:val="20"/>
+                <w:numId w:val="18"/>
               </w:numPr>
               <w:ind w:left="284" w:hanging="284"/>
             </w:pPr>
@@ -6090,7 +5806,7 @@
               <w:pStyle w:val="SS3-115"/>
               <w:numPr>
                 <w:ilvl w:val="0"/>
-                <w:numId w:val="20"/>
+                <w:numId w:val="18"/>
               </w:numPr>
               <w:ind w:left="284" w:hanging="284"/>
             </w:pPr>
@@ -6103,7 +5819,7 @@
               <w:pStyle w:val="SS3-115"/>
               <w:numPr>
                 <w:ilvl w:val="0"/>
-                <w:numId w:val="20"/>
+                <w:numId w:val="18"/>
               </w:numPr>
               <w:ind w:left="284" w:hanging="284"/>
             </w:pPr>
@@ -7447,7 +7163,7 @@
               <w:pStyle w:val="SS3-115"/>
               <w:numPr>
                 <w:ilvl w:val="0"/>
-                <w:numId w:val="21"/>
+                <w:numId w:val="19"/>
               </w:numPr>
               <w:spacing w:before="120"/>
               <w:ind w:left="284" w:hanging="284"/>
@@ -7467,7 +7183,7 @@
               <w:pStyle w:val="SS3-115"/>
               <w:numPr>
                 <w:ilvl w:val="0"/>
-                <w:numId w:val="21"/>
+                <w:numId w:val="19"/>
               </w:numPr>
               <w:ind w:left="284" w:hanging="284"/>
             </w:pPr>
@@ -7486,7 +7202,7 @@
               <w:pStyle w:val="SS3-115"/>
               <w:numPr>
                 <w:ilvl w:val="0"/>
-                <w:numId w:val="21"/>
+                <w:numId w:val="19"/>
               </w:numPr>
               <w:ind w:left="284" w:hanging="284"/>
             </w:pPr>
@@ -7505,7 +7221,7 @@
               <w:pStyle w:val="SS3-115"/>
               <w:numPr>
                 <w:ilvl w:val="0"/>
-                <w:numId w:val="21"/>
+                <w:numId w:val="19"/>
               </w:numPr>
               <w:ind w:left="284" w:hanging="284"/>
             </w:pPr>
@@ -7711,7 +7427,7 @@
               <w:pStyle w:val="SS3-115"/>
               <w:numPr>
                 <w:ilvl w:val="0"/>
-                <w:numId w:val="22"/>
+                <w:numId w:val="20"/>
               </w:numPr>
               <w:ind w:left="284" w:hanging="284"/>
             </w:pPr>
@@ -7724,7 +7440,7 @@
               <w:pStyle w:val="SS3-115"/>
               <w:numPr>
                 <w:ilvl w:val="0"/>
-                <w:numId w:val="22"/>
+                <w:numId w:val="20"/>
               </w:numPr>
               <w:ind w:left="284" w:hanging="284"/>
             </w:pPr>
@@ -7737,7 +7453,7 @@
               <w:pStyle w:val="SS3-115"/>
               <w:numPr>
                 <w:ilvl w:val="0"/>
-                <w:numId w:val="22"/>
+                <w:numId w:val="20"/>
               </w:numPr>
               <w:ind w:left="284" w:hanging="284"/>
             </w:pPr>
@@ -7750,7 +7466,7 @@
               <w:pStyle w:val="SS3-115"/>
               <w:numPr>
                 <w:ilvl w:val="0"/>
-                <w:numId w:val="22"/>
+                <w:numId w:val="20"/>
               </w:numPr>
               <w:ind w:left="284" w:hanging="284"/>
             </w:pPr>
@@ -7763,7 +7479,7 @@
               <w:pStyle w:val="SS3-115"/>
               <w:numPr>
                 <w:ilvl w:val="0"/>
-                <w:numId w:val="22"/>
+                <w:numId w:val="20"/>
               </w:numPr>
               <w:ind w:left="284" w:hanging="284"/>
             </w:pPr>
@@ -7979,7 +7695,7 @@
                     <w:pStyle w:val="SS3-115"/>
                     <w:numPr>
                       <w:ilvl w:val="0"/>
-                      <w:numId w:val="23"/>
+                      <w:numId w:val="21"/>
                     </w:numPr>
                     <w:ind w:left="227" w:hanging="227"/>
                   </w:pPr>
@@ -7992,7 +7708,7 @@
                     <w:pStyle w:val="SS3-115"/>
                     <w:numPr>
                       <w:ilvl w:val="0"/>
-                      <w:numId w:val="23"/>
+                      <w:numId w:val="21"/>
                     </w:numPr>
                     <w:ind w:left="227" w:hanging="227"/>
                   </w:pPr>
@@ -8005,7 +7721,7 @@
                     <w:pStyle w:val="SS3-115"/>
                     <w:numPr>
                       <w:ilvl w:val="0"/>
-                      <w:numId w:val="23"/>
+                      <w:numId w:val="21"/>
                     </w:numPr>
                     <w:ind w:left="227" w:hanging="227"/>
                   </w:pPr>
@@ -8018,7 +7734,7 @@
                     <w:pStyle w:val="SS3-115"/>
                     <w:numPr>
                       <w:ilvl w:val="0"/>
-                      <w:numId w:val="23"/>
+                      <w:numId w:val="21"/>
                     </w:numPr>
                     <w:ind w:left="227" w:hanging="227"/>
                   </w:pPr>
@@ -8031,7 +7747,7 @@
                     <w:pStyle w:val="SS3-115"/>
                     <w:numPr>
                       <w:ilvl w:val="0"/>
-                      <w:numId w:val="23"/>
+                      <w:numId w:val="21"/>
                     </w:numPr>
                     <w:ind w:left="227" w:hanging="227"/>
                   </w:pPr>
@@ -8044,7 +7760,7 @@
                     <w:pStyle w:val="SS3-115"/>
                     <w:numPr>
                       <w:ilvl w:val="0"/>
-                      <w:numId w:val="23"/>
+                      <w:numId w:val="21"/>
                     </w:numPr>
                     <w:ind w:left="227" w:hanging="227"/>
                   </w:pPr>
@@ -8062,7 +7778,7 @@
                     <w:pStyle w:val="SS3-115"/>
                     <w:numPr>
                       <w:ilvl w:val="0"/>
-                      <w:numId w:val="24"/>
+                      <w:numId w:val="22"/>
                     </w:numPr>
                     <w:ind w:left="227" w:hanging="227"/>
                   </w:pPr>
@@ -8075,7 +7791,7 @@
                     <w:pStyle w:val="SS3-115"/>
                     <w:numPr>
                       <w:ilvl w:val="0"/>
-                      <w:numId w:val="24"/>
+                      <w:numId w:val="22"/>
                     </w:numPr>
                     <w:ind w:left="227" w:hanging="227"/>
                   </w:pPr>
@@ -8088,7 +7804,7 @@
                     <w:pStyle w:val="SS3-115"/>
                     <w:numPr>
                       <w:ilvl w:val="0"/>
-                      <w:numId w:val="24"/>
+                      <w:numId w:val="22"/>
                     </w:numPr>
                     <w:ind w:left="227" w:hanging="227"/>
                   </w:pPr>
@@ -8101,7 +7817,7 @@
                     <w:pStyle w:val="SS3-115"/>
                     <w:numPr>
                       <w:ilvl w:val="0"/>
-                      <w:numId w:val="24"/>
+                      <w:numId w:val="22"/>
                     </w:numPr>
                     <w:ind w:left="227" w:hanging="227"/>
                   </w:pPr>
@@ -8114,7 +7830,7 @@
                     <w:pStyle w:val="SS3-115"/>
                     <w:numPr>
                       <w:ilvl w:val="0"/>
-                      <w:numId w:val="24"/>
+                      <w:numId w:val="22"/>
                     </w:numPr>
                     <w:ind w:left="227" w:hanging="227"/>
                   </w:pPr>
@@ -8127,7 +7843,7 @@
                     <w:pStyle w:val="SS3-115"/>
                     <w:numPr>
                       <w:ilvl w:val="0"/>
-                      <w:numId w:val="24"/>
+                      <w:numId w:val="22"/>
                     </w:numPr>
                     <w:ind w:left="227" w:hanging="227"/>
                   </w:pPr>
@@ -9085,7 +8801,7 @@
               <w:pStyle w:val="SS3-115"/>
               <w:numPr>
                 <w:ilvl w:val="0"/>
-                <w:numId w:val="25"/>
+                <w:numId w:val="23"/>
               </w:numPr>
               <w:ind w:left="284" w:hanging="284"/>
             </w:pPr>
@@ -9098,7 +8814,7 @@
               <w:pStyle w:val="SS3-115"/>
               <w:numPr>
                 <w:ilvl w:val="0"/>
-                <w:numId w:val="25"/>
+                <w:numId w:val="23"/>
               </w:numPr>
               <w:ind w:left="284" w:hanging="284"/>
             </w:pPr>
@@ -9117,7 +8833,7 @@
               <w:pStyle w:val="SS3-115"/>
               <w:numPr>
                 <w:ilvl w:val="0"/>
-                <w:numId w:val="25"/>
+                <w:numId w:val="23"/>
               </w:numPr>
               <w:ind w:left="284" w:hanging="284"/>
             </w:pPr>
@@ -9130,7 +8846,7 @@
               <w:pStyle w:val="SS3-115"/>
               <w:numPr>
                 <w:ilvl w:val="0"/>
-                <w:numId w:val="25"/>
+                <w:numId w:val="23"/>
               </w:numPr>
               <w:ind w:left="284" w:hanging="284"/>
             </w:pPr>
@@ -9143,7 +8859,7 @@
               <w:pStyle w:val="SS3-115"/>
               <w:numPr>
                 <w:ilvl w:val="0"/>
-                <w:numId w:val="25"/>
+                <w:numId w:val="23"/>
               </w:numPr>
               <w:ind w:left="284" w:hanging="284"/>
             </w:pPr>
@@ -9156,7 +8872,7 @@
               <w:pStyle w:val="SS3-115"/>
               <w:numPr>
                 <w:ilvl w:val="0"/>
-                <w:numId w:val="25"/>
+                <w:numId w:val="23"/>
               </w:numPr>
               <w:ind w:left="284" w:hanging="284"/>
             </w:pPr>
@@ -9175,7 +8891,7 @@
               <w:pStyle w:val="SS3-115"/>
               <w:numPr>
                 <w:ilvl w:val="0"/>
-                <w:numId w:val="25"/>
+                <w:numId w:val="23"/>
               </w:numPr>
               <w:ind w:left="284" w:hanging="284"/>
             </w:pPr>
@@ -9600,7 +9316,7 @@
                     <w:pStyle w:val="SS3-115"/>
                     <w:numPr>
                       <w:ilvl w:val="0"/>
-                      <w:numId w:val="26"/>
+                      <w:numId w:val="24"/>
                     </w:numPr>
                     <w:ind w:left="284" w:hanging="284"/>
                   </w:pPr>
@@ -9613,7 +9329,7 @@
                     <w:pStyle w:val="SS3-115"/>
                     <w:numPr>
                       <w:ilvl w:val="0"/>
-                      <w:numId w:val="26"/>
+                      <w:numId w:val="24"/>
                     </w:numPr>
                     <w:ind w:left="284" w:hanging="284"/>
                   </w:pPr>
@@ -9626,7 +9342,7 @@
                     <w:pStyle w:val="SS3-115"/>
                     <w:numPr>
                       <w:ilvl w:val="0"/>
-                      <w:numId w:val="26"/>
+                      <w:numId w:val="24"/>
                     </w:numPr>
                     <w:ind w:left="284" w:hanging="284"/>
                   </w:pPr>
@@ -9639,7 +9355,7 @@
                     <w:pStyle w:val="SS3-115"/>
                     <w:numPr>
                       <w:ilvl w:val="0"/>
-                      <w:numId w:val="26"/>
+                      <w:numId w:val="24"/>
                     </w:numPr>
                     <w:ind w:left="284" w:hanging="284"/>
                   </w:pPr>
@@ -9652,7 +9368,7 @@
                     <w:pStyle w:val="SS3-115"/>
                     <w:numPr>
                       <w:ilvl w:val="0"/>
-                      <w:numId w:val="26"/>
+                      <w:numId w:val="24"/>
                     </w:numPr>
                     <w:ind w:left="284" w:hanging="284"/>
                   </w:pPr>
@@ -9665,7 +9381,7 @@
                     <w:pStyle w:val="SS3-115"/>
                     <w:numPr>
                       <w:ilvl w:val="0"/>
-                      <w:numId w:val="26"/>
+                      <w:numId w:val="24"/>
                     </w:numPr>
                     <w:ind w:left="284" w:hanging="284"/>
                   </w:pPr>
@@ -10378,7 +10094,7 @@
               <w:tblLook w:val="04A0" w:firstRow="1" w:lastRow="0" w:firstColumn="1" w:lastColumn="0" w:noHBand="0" w:noVBand="1"/>
             </w:tblPr>
             <w:tblGrid>
-              <w:gridCol w:w="4050"/>
+              <w:gridCol w:w="3722"/>
             </w:tblGrid>
             <w:tr>
               <w:tc>
@@ -10417,7 +10133,7 @@
                       <w:shd w:val="clear" w:color="auto" w:fill="FFFFFF" w:themeFill="background1"/>
                     </w:rPr>
                     <w:lastRenderedPageBreak/>
-                    <w:t>UNIT/04</w:t>
+                    <w:t>UNIT/05</w:t>
                   </w:r>
                   <w:r>
                     <w:rPr>
@@ -10440,7 +10156,7 @@
                       <w:szCs w:val="34"/>
                       <w:shd w:val="clear" w:color="auto" w:fill="FFFFFF" w:themeFill="background1"/>
                     </w:rPr>
-                    <w:t>FOOD AND DRINK</w:t>
+                    <w:t>CONSUMERISM</w:t>
                   </w:r>
                 </w:p>
               </w:tc>
@@ -11645,7 +11361,7 @@
                     <w:pStyle w:val="SS3-115"/>
                     <w:numPr>
                       <w:ilvl w:val="0"/>
-                      <w:numId w:val="33"/>
+                      <w:numId w:val="31"/>
                     </w:numPr>
                     <w:ind w:left="284" w:hanging="284"/>
                   </w:pPr>
@@ -11658,7 +11374,7 @@
                     <w:pStyle w:val="SS3-115"/>
                     <w:numPr>
                       <w:ilvl w:val="0"/>
-                      <w:numId w:val="33"/>
+                      <w:numId w:val="31"/>
                     </w:numPr>
                     <w:ind w:left="284" w:hanging="284"/>
                   </w:pPr>
@@ -11671,7 +11387,7 @@
                     <w:pStyle w:val="SS3-115"/>
                     <w:numPr>
                       <w:ilvl w:val="0"/>
-                      <w:numId w:val="33"/>
+                      <w:numId w:val="31"/>
                     </w:numPr>
                     <w:ind w:left="284" w:hanging="284"/>
                   </w:pPr>
@@ -11705,7 +11421,7 @@
                     <w:pStyle w:val="SS3-115"/>
                     <w:numPr>
                       <w:ilvl w:val="0"/>
-                      <w:numId w:val="27"/>
+                      <w:numId w:val="25"/>
                     </w:numPr>
                     <w:ind w:left="284" w:hanging="284"/>
                   </w:pPr>
@@ -11718,7 +11434,7 @@
                     <w:pStyle w:val="SS3-115"/>
                     <w:numPr>
                       <w:ilvl w:val="0"/>
-                      <w:numId w:val="27"/>
+                      <w:numId w:val="25"/>
                     </w:numPr>
                     <w:ind w:left="284" w:hanging="284"/>
                   </w:pPr>
@@ -11731,7 +11447,7 @@
                     <w:pStyle w:val="SS3-115"/>
                     <w:numPr>
                       <w:ilvl w:val="0"/>
-                      <w:numId w:val="27"/>
+                      <w:numId w:val="25"/>
                     </w:numPr>
                     <w:ind w:left="284" w:hanging="284"/>
                   </w:pPr>
@@ -11967,7 +11683,7 @@
                     <w:pStyle w:val="ABList"/>
                     <w:numPr>
                       <w:ilvl w:val="0"/>
-                      <w:numId w:val="28"/>
+                      <w:numId w:val="26"/>
                     </w:numPr>
                     <w:ind w:left="284" w:hanging="284"/>
                   </w:pPr>
@@ -12237,7 +11953,7 @@
                     <w:pStyle w:val="ABList"/>
                     <w:numPr>
                       <w:ilvl w:val="0"/>
-                      <w:numId w:val="30"/>
+                      <w:numId w:val="28"/>
                     </w:numPr>
                     <w:ind w:left="284" w:hanging="284"/>
                   </w:pPr>
@@ -12250,7 +11966,7 @@
                     <w:pStyle w:val="ABList"/>
                     <w:numPr>
                       <w:ilvl w:val="0"/>
-                      <w:numId w:val="30"/>
+                      <w:numId w:val="28"/>
                     </w:numPr>
                     <w:ind w:left="284" w:hanging="284"/>
                   </w:pPr>
@@ -12263,7 +11979,7 @@
                     <w:pStyle w:val="ABList"/>
                     <w:numPr>
                       <w:ilvl w:val="0"/>
-                      <w:numId w:val="30"/>
+                      <w:numId w:val="28"/>
                     </w:numPr>
                     <w:ind w:left="284" w:hanging="284"/>
                   </w:pPr>
@@ -12301,7 +12017,7 @@
                     <w:pStyle w:val="ABList"/>
                     <w:numPr>
                       <w:ilvl w:val="0"/>
-                      <w:numId w:val="29"/>
+                      <w:numId w:val="27"/>
                     </w:numPr>
                     <w:ind w:left="284" w:hanging="284"/>
                   </w:pPr>
@@ -12724,7 +12440,7 @@
                     <w:pStyle w:val="ABList"/>
                     <w:numPr>
                       <w:ilvl w:val="0"/>
-                      <w:numId w:val="32"/>
+                      <w:numId w:val="30"/>
                     </w:numPr>
                     <w:ind w:left="284" w:hanging="284"/>
                   </w:pPr>
@@ -12737,7 +12453,7 @@
                     <w:pStyle w:val="ABList"/>
                     <w:numPr>
                       <w:ilvl w:val="0"/>
-                      <w:numId w:val="32"/>
+                      <w:numId w:val="30"/>
                     </w:numPr>
                     <w:ind w:left="284" w:hanging="284"/>
                   </w:pPr>
@@ -12750,7 +12466,7 @@
                     <w:pStyle w:val="ABList"/>
                     <w:numPr>
                       <w:ilvl w:val="0"/>
-                      <w:numId w:val="32"/>
+                      <w:numId w:val="30"/>
                     </w:numPr>
                     <w:ind w:left="284" w:hanging="284"/>
                   </w:pPr>
@@ -12763,7 +12479,7 @@
                     <w:pStyle w:val="ABList"/>
                     <w:numPr>
                       <w:ilvl w:val="0"/>
-                      <w:numId w:val="32"/>
+                      <w:numId w:val="30"/>
                     </w:numPr>
                     <w:ind w:left="284" w:hanging="284"/>
                   </w:pPr>
@@ -12776,7 +12492,7 @@
                     <w:pStyle w:val="ABList"/>
                     <w:numPr>
                       <w:ilvl w:val="0"/>
-                      <w:numId w:val="32"/>
+                      <w:numId w:val="30"/>
                     </w:numPr>
                     <w:ind w:left="284" w:hanging="284"/>
                   </w:pPr>
@@ -12789,7 +12505,7 @@
                     <w:pStyle w:val="ABList"/>
                     <w:numPr>
                       <w:ilvl w:val="0"/>
-                      <w:numId w:val="32"/>
+                      <w:numId w:val="30"/>
                     </w:numPr>
                     <w:ind w:left="284" w:hanging="284"/>
                   </w:pPr>
@@ -12802,7 +12518,7 @@
                     <w:pStyle w:val="ABList"/>
                     <w:numPr>
                       <w:ilvl w:val="0"/>
-                      <w:numId w:val="32"/>
+                      <w:numId w:val="30"/>
                     </w:numPr>
                     <w:ind w:left="284" w:hanging="284"/>
                   </w:pPr>
@@ -12981,7 +12697,7 @@
               <w:pStyle w:val="NumList"/>
               <w:numPr>
                 <w:ilvl w:val="0"/>
-                <w:numId w:val="34"/>
+                <w:numId w:val="32"/>
               </w:numPr>
               <w:ind w:left="284" w:hanging="284"/>
             </w:pPr>
@@ -12994,7 +12710,7 @@
               <w:pStyle w:val="NumList"/>
               <w:numPr>
                 <w:ilvl w:val="0"/>
-                <w:numId w:val="34"/>
+                <w:numId w:val="32"/>
               </w:numPr>
               <w:ind w:left="284" w:hanging="284"/>
             </w:pPr>
@@ -13007,7 +12723,7 @@
               <w:pStyle w:val="NumList"/>
               <w:numPr>
                 <w:ilvl w:val="0"/>
-                <w:numId w:val="34"/>
+                <w:numId w:val="32"/>
               </w:numPr>
               <w:ind w:left="284" w:hanging="284"/>
             </w:pPr>
@@ -13020,7 +12736,7 @@
               <w:pStyle w:val="NumList"/>
               <w:numPr>
                 <w:ilvl w:val="0"/>
-                <w:numId w:val="34"/>
+                <w:numId w:val="32"/>
               </w:numPr>
               <w:ind w:left="284" w:hanging="284"/>
             </w:pPr>
@@ -13033,7 +12749,7 @@
               <w:pStyle w:val="NumList"/>
               <w:numPr>
                 <w:ilvl w:val="0"/>
-                <w:numId w:val="34"/>
+                <w:numId w:val="32"/>
               </w:numPr>
               <w:ind w:left="284" w:hanging="284"/>
             </w:pPr>
@@ -13196,11 +12912,115 @@
               <w:pStyle w:val="NumList"/>
               <w:numPr>
                 <w:ilvl w:val="0"/>
+                <w:numId w:val="33"/>
+              </w:numPr>
+            </w:pPr>
+            <w:r>
+              <w:t>The price of food in the restaurant is cheap.</w:t>
+            </w:r>
+          </w:p>
+          <w:p>
+            <w:pPr>
+              <w:pStyle w:val="ABList"/>
+              <w:numPr>
+                <w:ilvl w:val="0"/>
+                <w:numId w:val="34"/>
+              </w:numPr>
+            </w:pPr>
+            <w:r>
+              <w:t>The price of a meal in the restaurant is reasonable.</w:t>
+            </w:r>
+          </w:p>
+          <w:p>
+            <w:pPr>
+              <w:pStyle w:val="ABList"/>
+              <w:numPr>
+                <w:ilvl w:val="0"/>
+                <w:numId w:val="34"/>
+              </w:numPr>
+            </w:pPr>
+            <w:r>
+              <w:t>The restaurant is excellent if you want a budget meal.</w:t>
+            </w:r>
+          </w:p>
+          <w:p>
+            <w:pPr>
+              <w:pStyle w:val="ABList"/>
+              <w:numPr>
+                <w:ilvl w:val="0"/>
+                <w:numId w:val="34"/>
+              </w:numPr>
+            </w:pPr>
+            <w:r>
+              <w:t>The food in the restaurant is overpriced.</w:t>
+            </w:r>
+          </w:p>
+          <w:p>
+            <w:pPr>
+              <w:pStyle w:val="NumList"/>
+              <w:numPr>
+                <w:ilvl w:val="0"/>
+                <w:numId w:val="33"/>
+              </w:numPr>
+            </w:pPr>
+            <w:r>
+              <w:t>Marco cooked us a really tasty meal.</w:t>
+            </w:r>
+          </w:p>
+          <w:p>
+            <w:pPr>
+              <w:pStyle w:val="ABList"/>
+              <w:numPr>
+                <w:ilvl w:val="0"/>
                 <w:numId w:val="35"/>
               </w:numPr>
             </w:pPr>
             <w:r>
-              <w:t>The price of food in the restaurant is cheap.</w:t>
+              <w:t>The meal Marco prepared was delicious.</w:t>
+            </w:r>
+          </w:p>
+          <w:p>
+            <w:pPr>
+              <w:pStyle w:val="ABList"/>
+              <w:numPr>
+                <w:ilvl w:val="0"/>
+                <w:numId w:val="35"/>
+              </w:numPr>
+            </w:pPr>
+            <w:r>
+              <w:t xml:space="preserve">Marco cooked us a really </w:t>
+            </w:r>
+            <w:proofErr w:type="spellStart"/>
+            <w:r>
+              <w:t>unappetising</w:t>
+            </w:r>
+            <w:proofErr w:type="spellEnd"/>
+            <w:r>
+              <w:t xml:space="preserve"> meal.</w:t>
+            </w:r>
+          </w:p>
+          <w:p>
+            <w:pPr>
+              <w:pStyle w:val="ABList"/>
+              <w:numPr>
+                <w:ilvl w:val="0"/>
+                <w:numId w:val="35"/>
+              </w:numPr>
+            </w:pPr>
+            <w:r>
+              <w:t>The meal Marco made for us was mouth-watering.</w:t>
+            </w:r>
+          </w:p>
+          <w:p>
+            <w:pPr>
+              <w:pStyle w:val="NumList"/>
+              <w:numPr>
+                <w:ilvl w:val="0"/>
+                <w:numId w:val="33"/>
+              </w:numPr>
+            </w:pPr>
+            <w:r>
+              <w:t>We were served food that was cooked in the old-fashioned way.</w:t>
             </w:r>
           </w:p>
           <w:p>
@@ -13212,7 +13032,7 @@
               </w:numPr>
             </w:pPr>
             <w:r>
-              <w:t>The price of a meal in the restaurant is reasonable.</w:t>
+              <w:t>The meal we had was very contemporary in style.</w:t>
             </w:r>
           </w:p>
           <w:p>
@@ -13224,7 +13044,7 @@
               </w:numPr>
             </w:pPr>
             <w:r>
-              <w:t>The restaurant is excellent if you want a budget meal.</w:t>
+              <w:t>The meal we had was very traditional.</w:t>
             </w:r>
           </w:p>
           <w:p>
@@ -13236,7 +13056,7 @@
               </w:numPr>
             </w:pPr>
             <w:r>
-              <w:t>The food in the restaurant is overpriced.</w:t>
+              <w:t>The meal was made from a historic recipe.</w:t>
             </w:r>
           </w:p>
           <w:p>
@@ -13244,11 +13064,11 @@
               <w:pStyle w:val="NumList"/>
               <w:numPr>
                 <w:ilvl w:val="0"/>
-                <w:numId w:val="35"/>
+                <w:numId w:val="33"/>
               </w:numPr>
             </w:pPr>
             <w:r>
-              <w:t>Marco cooked us a really tasty meal.</w:t>
+              <w:t>When I went to Thailand, I really enjoyed trying the street food.</w:t>
             </w:r>
           </w:p>
           <w:p>
@@ -13260,7 +13080,7 @@
               </w:numPr>
             </w:pPr>
             <w:r>
-              <w:t>The meal Marco prepared was delicious.</w:t>
+              <w:t>I really liked tasting the food that was sold outdoors in Thailand.</w:t>
             </w:r>
           </w:p>
           <w:p>
@@ -13272,15 +13092,7 @@
               </w:numPr>
             </w:pPr>
             <w:r>
-              <w:t xml:space="preserve">Marco cooked us a really </w:t>
-            </w:r>
-            <w:proofErr w:type="spellStart"/>
-            <w:r>
-              <w:t>unappetising</w:t>
-            </w:r>
-            <w:proofErr w:type="spellEnd"/>
-            <w:r>
-              <w:t xml:space="preserve"> meal.</w:t>
+              <w:t>In Thailand I loved the food we bought from stalls in the streets.</w:t>
             </w:r>
           </w:p>
           <w:p>
@@ -13292,7 +13104,7 @@
               </w:numPr>
             </w:pPr>
             <w:r>
-              <w:t>The meal Marco made for us was mouth-watering.</w:t>
+              <w:t>I enjoyed eating at restaurants when I was in Thailand.</w:t>
             </w:r>
           </w:p>
           <w:p>
@@ -13300,11 +13112,19 @@
               <w:pStyle w:val="NumList"/>
               <w:numPr>
                 <w:ilvl w:val="0"/>
-                <w:numId w:val="35"/>
+                <w:numId w:val="33"/>
               </w:numPr>
             </w:pPr>
             <w:r>
-              <w:t>We were served food that was cooked in the old-fashioned way.</w:t>
+              <w:t xml:space="preserve">The chef at the Lodge Hotel is very </w:t>
+            </w:r>
+            <w:proofErr w:type="spellStart"/>
+            <w:r>
+              <w:t>skilful</w:t>
+            </w:r>
+            <w:proofErr w:type="spellEnd"/>
+            <w:r>
+              <w:t>.</w:t>
             </w:r>
           </w:p>
           <w:p>
@@ -13316,7 +13136,7 @@
               </w:numPr>
             </w:pPr>
             <w:r>
-              <w:t>The meal we had was very contemporary in style.</w:t>
+              <w:t>The chef at the Lodge Hotel is bad at his job.</w:t>
             </w:r>
           </w:p>
           <w:p>
@@ -13328,7 +13148,7 @@
               </w:numPr>
             </w:pPr>
             <w:r>
-              <w:t>The meal we had was very traditional.</w:t>
+              <w:t>The chef at the Lodge Hotel has a lot of expertise.</w:t>
             </w:r>
           </w:p>
           <w:p>
@@ -13340,7 +13160,7 @@
               </w:numPr>
             </w:pPr>
             <w:r>
-              <w:t>The meal was made from a historic recipe.</w:t>
+              <w:t>The chef at the Lodge Hotel is highly trained.</w:t>
             </w:r>
           </w:p>
           <w:p>
@@ -13348,11 +13168,11 @@
               <w:pStyle w:val="NumList"/>
               <w:numPr>
                 <w:ilvl w:val="0"/>
-                <w:numId w:val="35"/>
+                <w:numId w:val="33"/>
               </w:numPr>
             </w:pPr>
             <w:r>
-              <w:t>When I went to Thailand, I really enjoyed trying the street food.</w:t>
+              <w:t>The ingredients for the recipe can be changed to ones you have available.</w:t>
             </w:r>
           </w:p>
           <w:p>
@@ -13364,7 +13184,7 @@
               </w:numPr>
             </w:pPr>
             <w:r>
-              <w:t>I really liked tasting the food that was sold outdoors in Thailand.</w:t>
+              <w:t>You can use different ingredients to make this dish if you can't find everything.</w:t>
             </w:r>
           </w:p>
           <w:p>
@@ -13376,7 +13196,7 @@
               </w:numPr>
             </w:pPr>
             <w:r>
-              <w:t>In Thailand I loved the food we bought from stalls in the streets.</w:t>
+              <w:t>You can be flexible about what ingredients you add to this recipe.</w:t>
             </w:r>
           </w:p>
           <w:p>
@@ -13388,7 +13208,7 @@
               </w:numPr>
             </w:pPr>
             <w:r>
-              <w:t>I enjoyed eating at restaurants when I was in Thailand.</w:t>
+              <w:t>You should follow the recipe strictly or it won't taste good.</w:t>
             </w:r>
           </w:p>
           <w:p>
@@ -13396,19 +13216,11 @@
               <w:pStyle w:val="NumList"/>
               <w:numPr>
                 <w:ilvl w:val="0"/>
-                <w:numId w:val="35"/>
+                <w:numId w:val="33"/>
               </w:numPr>
             </w:pPr>
             <w:r>
-              <w:t xml:space="preserve">The chef at the Lodge Hotel is very </w:t>
-            </w:r>
-            <w:proofErr w:type="spellStart"/>
-            <w:r>
-              <w:t>skilful</w:t>
-            </w:r>
-            <w:proofErr w:type="spellEnd"/>
-            <w:r>
-              <w:t>.</w:t>
+              <w:t xml:space="preserve"> The chef at the new restaurant is famous across the country.</w:t>
             </w:r>
           </w:p>
           <w:p>
@@ -13420,7 +13232,7 @@
               </w:numPr>
             </w:pPr>
             <w:r>
-              <w:t>The chef at the Lodge Hotel is bad at his job.</w:t>
+              <w:t>The chef at the new restaurant is well known nationally.</w:t>
             </w:r>
           </w:p>
           <w:p>
@@ -13432,7 +13244,15 @@
               </w:numPr>
             </w:pPr>
             <w:r>
-              <w:t>The chef at the Lodge Hotel has a lot of expertise.</w:t>
+              <w:t xml:space="preserve">The chef at the new restaurant is </w:t>
+            </w:r>
+            <w:proofErr w:type="spellStart"/>
+            <w:r>
+              <w:t>recognised</w:t>
+            </w:r>
+            <w:proofErr w:type="spellEnd"/>
+            <w:r>
+              <w:t xml:space="preserve"> across the country.</w:t>
             </w:r>
           </w:p>
           <w:p>
@@ -13444,7 +13264,7 @@
               </w:numPr>
             </w:pPr>
             <w:r>
-              <w:t>The chef at the Lodge Hotel is highly trained.</w:t>
+              <w:t>The chef at the new restaurant is unknown outside of his town.</w:t>
             </w:r>
           </w:p>
           <w:p>
@@ -13452,11 +13272,11 @@
               <w:pStyle w:val="NumList"/>
               <w:numPr>
                 <w:ilvl w:val="0"/>
-                <w:numId w:val="35"/>
+                <w:numId w:val="33"/>
               </w:numPr>
             </w:pPr>
             <w:r>
-              <w:t>The ingredients for the recipe can be changed to ones you have available.</w:t>
+              <w:t>I didn't like the soup; it was too spicy.</w:t>
             </w:r>
           </w:p>
           <w:p>
@@ -13468,7 +13288,7 @@
               </w:numPr>
             </w:pPr>
             <w:r>
-              <w:t>You can use different ingredients to make this dish if you can't find everything.</w:t>
+              <w:t>The soup had too much pepper.</w:t>
             </w:r>
           </w:p>
           <w:p>
@@ -13480,7 +13300,7 @@
               </w:numPr>
             </w:pPr>
             <w:r>
-              <w:t>You can be flexible about what ingredients you add to this recipe.</w:t>
+              <w:t>The soup wasn't tasty.</w:t>
             </w:r>
           </w:p>
           <w:p>
@@ -13489,110 +13309,6 @@
               <w:numPr>
                 <w:ilvl w:val="0"/>
                 <w:numId w:val="41"/>
-              </w:numPr>
-            </w:pPr>
-            <w:r>
-              <w:t>You should follow the recipe strictly or it won't taste good.</w:t>
-            </w:r>
-          </w:p>
-          <w:p>
-            <w:pPr>
-              <w:pStyle w:val="NumList"/>
-              <w:numPr>
-                <w:ilvl w:val="0"/>
-                <w:numId w:val="35"/>
-              </w:numPr>
-            </w:pPr>
-            <w:r>
-              <w:t xml:space="preserve"> The chef at the new restaurant is famous across the country.</w:t>
-            </w:r>
-          </w:p>
-          <w:p>
-            <w:pPr>
-              <w:pStyle w:val="ABList"/>
-              <w:numPr>
-                <w:ilvl w:val="0"/>
-                <w:numId w:val="42"/>
-              </w:numPr>
-            </w:pPr>
-            <w:r>
-              <w:t>The chef at the new restaurant is well known nationally.</w:t>
-            </w:r>
-          </w:p>
-          <w:p>
-            <w:pPr>
-              <w:pStyle w:val="ABList"/>
-              <w:numPr>
-                <w:ilvl w:val="0"/>
-                <w:numId w:val="42"/>
-              </w:numPr>
-            </w:pPr>
-            <w:r>
-              <w:t xml:space="preserve">The chef at the new restaurant is </w:t>
-            </w:r>
-            <w:proofErr w:type="spellStart"/>
-            <w:r>
-              <w:t>recognised</w:t>
-            </w:r>
-            <w:proofErr w:type="spellEnd"/>
-            <w:r>
-              <w:t xml:space="preserve"> across the country.</w:t>
-            </w:r>
-          </w:p>
-          <w:p>
-            <w:pPr>
-              <w:pStyle w:val="ABList"/>
-              <w:numPr>
-                <w:ilvl w:val="0"/>
-                <w:numId w:val="42"/>
-              </w:numPr>
-            </w:pPr>
-            <w:r>
-              <w:t>The chef at the new restaurant is unknown outside of his town.</w:t>
-            </w:r>
-          </w:p>
-          <w:p>
-            <w:pPr>
-              <w:pStyle w:val="NumList"/>
-              <w:numPr>
-                <w:ilvl w:val="0"/>
-                <w:numId w:val="35"/>
-              </w:numPr>
-            </w:pPr>
-            <w:r>
-              <w:t>I didn't like the soup; it was too spicy.</w:t>
-            </w:r>
-          </w:p>
-          <w:p>
-            <w:pPr>
-              <w:pStyle w:val="ABList"/>
-              <w:numPr>
-                <w:ilvl w:val="0"/>
-                <w:numId w:val="43"/>
-              </w:numPr>
-            </w:pPr>
-            <w:r>
-              <w:t>The soup had too much pepper.</w:t>
-            </w:r>
-          </w:p>
-          <w:p>
-            <w:pPr>
-              <w:pStyle w:val="ABList"/>
-              <w:numPr>
-                <w:ilvl w:val="0"/>
-                <w:numId w:val="43"/>
-              </w:numPr>
-            </w:pPr>
-            <w:r>
-              <w:t>The soup wasn't tasty.</w:t>
-            </w:r>
-          </w:p>
-          <w:p>
-            <w:pPr>
-              <w:pStyle w:val="ABList"/>
-              <w:numPr>
-                <w:ilvl w:val="0"/>
-                <w:numId w:val="43"/>
               </w:numPr>
             </w:pPr>
             <w:r>
@@ -13899,7 +13615,7 @@
               <w:pStyle w:val="NumList"/>
               <w:numPr>
                 <w:ilvl w:val="0"/>
-                <w:numId w:val="44"/>
+                <w:numId w:val="42"/>
               </w:numPr>
             </w:pPr>
             <w:r>
@@ -13911,7 +13627,7 @@
               <w:pStyle w:val="NumList"/>
               <w:numPr>
                 <w:ilvl w:val="0"/>
-                <w:numId w:val="44"/>
+                <w:numId w:val="42"/>
               </w:numPr>
             </w:pPr>
             <w:r>
@@ -13923,7 +13639,7 @@
               <w:pStyle w:val="NumList"/>
               <w:numPr>
                 <w:ilvl w:val="0"/>
-                <w:numId w:val="44"/>
+                <w:numId w:val="42"/>
               </w:numPr>
             </w:pPr>
             <w:r>
@@ -13935,7 +13651,7 @@
               <w:pStyle w:val="NumList"/>
               <w:numPr>
                 <w:ilvl w:val="0"/>
-                <w:numId w:val="44"/>
+                <w:numId w:val="42"/>
               </w:numPr>
             </w:pPr>
             <w:r>
@@ -13947,7 +13663,7 @@
               <w:pStyle w:val="NumList"/>
               <w:numPr>
                 <w:ilvl w:val="0"/>
-                <w:numId w:val="44"/>
+                <w:numId w:val="42"/>
               </w:numPr>
             </w:pPr>
             <w:r>
@@ -13959,7 +13675,7 @@
               <w:pStyle w:val="ABList"/>
               <w:numPr>
                 <w:ilvl w:val="0"/>
-                <w:numId w:val="45"/>
+                <w:numId w:val="43"/>
               </w:numPr>
               <w:spacing w:before="120"/>
               <w:ind w:left="357" w:hanging="357"/>
@@ -13973,7 +13689,7 @@
               <w:pStyle w:val="ABList"/>
               <w:numPr>
                 <w:ilvl w:val="0"/>
-                <w:numId w:val="45"/>
+                <w:numId w:val="43"/>
               </w:numPr>
             </w:pPr>
             <w:r>
@@ -13985,7 +13701,7 @@
               <w:pStyle w:val="ABList"/>
               <w:numPr>
                 <w:ilvl w:val="0"/>
-                <w:numId w:val="45"/>
+                <w:numId w:val="43"/>
               </w:numPr>
             </w:pPr>
             <w:r>
@@ -14196,7 +13912,7 @@
                     <w:pStyle w:val="NumList"/>
                     <w:numPr>
                       <w:ilvl w:val="0"/>
-                      <w:numId w:val="46"/>
+                      <w:numId w:val="44"/>
                     </w:numPr>
                   </w:pPr>
                   <w:r>
@@ -14208,7 +13924,7 @@
                     <w:pStyle w:val="NumList"/>
                     <w:numPr>
                       <w:ilvl w:val="0"/>
-                      <w:numId w:val="46"/>
+                      <w:numId w:val="44"/>
                     </w:numPr>
                   </w:pPr>
                   <w:r>
@@ -14220,7 +13936,7 @@
                     <w:pStyle w:val="NumList"/>
                     <w:numPr>
                       <w:ilvl w:val="0"/>
-                      <w:numId w:val="46"/>
+                      <w:numId w:val="44"/>
                     </w:numPr>
                   </w:pPr>
                   <w:r>
@@ -14232,7 +13948,7 @@
                     <w:pStyle w:val="NumList"/>
                     <w:numPr>
                       <w:ilvl w:val="0"/>
-                      <w:numId w:val="46"/>
+                      <w:numId w:val="44"/>
                     </w:numPr>
                   </w:pPr>
                   <w:r>
@@ -14244,7 +13960,7 @@
                     <w:pStyle w:val="NumList"/>
                     <w:numPr>
                       <w:ilvl w:val="0"/>
-                      <w:numId w:val="46"/>
+                      <w:numId w:val="44"/>
                     </w:numPr>
                   </w:pPr>
                   <w:r>
@@ -14278,7 +13994,7 @@
                     <w:pStyle w:val="ABList"/>
                     <w:numPr>
                       <w:ilvl w:val="0"/>
-                      <w:numId w:val="47"/>
+                      <w:numId w:val="45"/>
                     </w:numPr>
                   </w:pPr>
                   <w:r>
@@ -14290,7 +14006,7 @@
                     <w:pStyle w:val="ABList"/>
                     <w:numPr>
                       <w:ilvl w:val="0"/>
-                      <w:numId w:val="47"/>
+                      <w:numId w:val="45"/>
                     </w:numPr>
                   </w:pPr>
                   <w:r>
@@ -14302,7 +14018,7 @@
                     <w:pStyle w:val="ABList"/>
                     <w:numPr>
                       <w:ilvl w:val="0"/>
-                      <w:numId w:val="47"/>
+                      <w:numId w:val="45"/>
                     </w:numPr>
                   </w:pPr>
                   <w:r>
@@ -14314,7 +14030,7 @@
                     <w:pStyle w:val="ABList"/>
                     <w:numPr>
                       <w:ilvl w:val="0"/>
-                      <w:numId w:val="47"/>
+                      <w:numId w:val="45"/>
                     </w:numPr>
                   </w:pPr>
                   <w:r>
@@ -14326,7 +14042,7 @@
                     <w:pStyle w:val="ABList"/>
                     <w:numPr>
                       <w:ilvl w:val="0"/>
-                      <w:numId w:val="47"/>
+                      <w:numId w:val="45"/>
                     </w:numPr>
                   </w:pPr>
                   <w:r>
@@ -14338,7 +14054,7 @@
                     <w:pStyle w:val="ABList"/>
                     <w:numPr>
                       <w:ilvl w:val="0"/>
-                      <w:numId w:val="47"/>
+                      <w:numId w:val="45"/>
                     </w:numPr>
                   </w:pPr>
                   <w:r>
@@ -14391,7 +14107,7 @@
               <w:tblLook w:val="04A0" w:firstRow="1" w:lastRow="0" w:firstColumn="1" w:lastColumn="0" w:noHBand="0" w:noVBand="1"/>
             </w:tblPr>
             <w:tblGrid>
-              <w:gridCol w:w="4050"/>
+              <w:gridCol w:w="3722"/>
             </w:tblGrid>
             <w:tr>
               <w:tc>
@@ -14430,7 +14146,7 @@
                       <w:shd w:val="clear" w:color="auto" w:fill="FFFFFF" w:themeFill="background1"/>
                     </w:rPr>
                     <w:lastRenderedPageBreak/>
-                    <w:t>UNIT/04</w:t>
+                    <w:t>UNIT/05</w:t>
                   </w:r>
                   <w:r>
                     <w:rPr>
@@ -14453,7 +14169,7 @@
                       <w:szCs w:val="34"/>
                       <w:shd w:val="clear" w:color="auto" w:fill="FFFFFF" w:themeFill="background1"/>
                     </w:rPr>
-                    <w:t>FOOD AND DRINK</w:t>
+                    <w:t>CONSUMERISM</w:t>
                   </w:r>
                 </w:p>
               </w:tc>
@@ -16011,7 +15727,7 @@
                     <w:pStyle w:val="NumList"/>
                     <w:numPr>
                       <w:ilvl w:val="0"/>
-                      <w:numId w:val="48"/>
+                      <w:numId w:val="46"/>
                     </w:numPr>
                     <w:ind w:left="284" w:hanging="284"/>
                   </w:pPr>
@@ -16030,7 +15746,7 @@
                     <w:pStyle w:val="NumList"/>
                     <w:numPr>
                       <w:ilvl w:val="0"/>
-                      <w:numId w:val="48"/>
+                      <w:numId w:val="46"/>
                     </w:numPr>
                     <w:ind w:left="284" w:hanging="284"/>
                   </w:pPr>
@@ -16052,7 +15768,7 @@
                     <w:pStyle w:val="NumList"/>
                     <w:numPr>
                       <w:ilvl w:val="0"/>
-                      <w:numId w:val="48"/>
+                      <w:numId w:val="46"/>
                     </w:numPr>
                     <w:ind w:left="284" w:hanging="284"/>
                   </w:pPr>
@@ -16073,7 +15789,7 @@
                     <w:pStyle w:val="NumList"/>
                     <w:numPr>
                       <w:ilvl w:val="0"/>
-                      <w:numId w:val="48"/>
+                      <w:numId w:val="46"/>
                     </w:numPr>
                     <w:ind w:left="284" w:hanging="284"/>
                   </w:pPr>
@@ -16092,7 +15808,7 @@
                     <w:pStyle w:val="NumList"/>
                     <w:numPr>
                       <w:ilvl w:val="0"/>
-                      <w:numId w:val="48"/>
+                      <w:numId w:val="46"/>
                     </w:numPr>
                     <w:ind w:left="284" w:hanging="284"/>
                   </w:pPr>
@@ -16111,7 +15827,7 @@
                     <w:pStyle w:val="NumList"/>
                     <w:numPr>
                       <w:ilvl w:val="0"/>
-                      <w:numId w:val="48"/>
+                      <w:numId w:val="46"/>
                     </w:numPr>
                     <w:ind w:left="284" w:hanging="284"/>
                   </w:pPr>
@@ -16794,6 +16510,7 @@
                 </w:tcPr>
                 <w:p>
                   <w:pPr>
+                    <w:jc w:val="center"/>
                     <w:rPr>
                       <w:rFonts w:ascii="Source Sans 3 Medium" w:hAnsi="Source Sans 3 Medium"/>
                       <w:b/>
@@ -16821,6 +16538,7 @@
                 </w:tcPr>
                 <w:p>
                   <w:pPr>
+                    <w:jc w:val="center"/>
                     <w:rPr>
                       <w:rFonts w:ascii="Source Sans 3 Medium" w:hAnsi="Source Sans 3 Medium"/>
                       <w:b/>
@@ -16830,7 +16548,6 @@
                       <w:lang w:bidi="ar-SA"/>
                     </w:rPr>
                   </w:pPr>
-                  <w:proofErr w:type="spellStart"/>
                   <w:r>
                     <w:rPr>
                       <w:b/>
@@ -16838,9 +16555,8 @@
                       <w:sz w:val="23"/>
                       <w:szCs w:val="23"/>
                     </w:rPr>
-                    <w:t>Negqative</w:t>
-                  </w:r>
-                  <w:proofErr w:type="spellEnd"/>
+                    <w:t>Negative</w:t>
+                  </w:r>
                 </w:p>
               </w:tc>
             </w:tr>
@@ -17200,6 +16916,7 @@
           <w:p>
             <w:pPr>
               <w:pStyle w:val="BulletList"/>
+              <w:ind w:left="511"/>
             </w:pPr>
             <w:r>
               <w:t>what the meal is</w:t>
@@ -17208,6 +16925,7 @@
           <w:p>
             <w:pPr>
               <w:pStyle w:val="BulletList"/>
+              <w:ind w:left="511"/>
             </w:pPr>
             <w:r>
               <w:t>why it is popular in your country</w:t>
@@ -17216,6 +16934,7 @@
           <w:p>
             <w:pPr>
               <w:pStyle w:val="BulletList"/>
+              <w:ind w:left="511"/>
             </w:pPr>
             <w:r>
               <w:t>why you like it</w:t>
@@ -17234,7 +16953,7 @@
               <w:pStyle w:val="NumList"/>
               <w:numPr>
                 <w:ilvl w:val="0"/>
-                <w:numId w:val="49"/>
+                <w:numId w:val="47"/>
               </w:numPr>
               <w:spacing w:before="120"/>
               <w:ind w:left="284" w:hanging="284"/>
@@ -17248,7 +16967,7 @@
               <w:pStyle w:val="NumList"/>
               <w:numPr>
                 <w:ilvl w:val="0"/>
-                <w:numId w:val="49"/>
+                <w:numId w:val="47"/>
               </w:numPr>
               <w:ind w:left="284" w:hanging="284"/>
             </w:pPr>
@@ -17261,7 +16980,7 @@
               <w:pStyle w:val="NumList"/>
               <w:numPr>
                 <w:ilvl w:val="0"/>
-                <w:numId w:val="49"/>
+                <w:numId w:val="47"/>
               </w:numPr>
               <w:ind w:left="284" w:hanging="284"/>
             </w:pPr>
@@ -17274,7 +16993,7 @@
               <w:pStyle w:val="NumList"/>
               <w:numPr>
                 <w:ilvl w:val="0"/>
-                <w:numId w:val="49"/>
+                <w:numId w:val="47"/>
               </w:numPr>
               <w:ind w:left="284" w:hanging="284"/>
             </w:pPr>
@@ -17287,7 +17006,7 @@
               <w:pStyle w:val="NumList"/>
               <w:numPr>
                 <w:ilvl w:val="0"/>
-                <w:numId w:val="49"/>
+                <w:numId w:val="47"/>
               </w:numPr>
               <w:ind w:left="284" w:hanging="284"/>
             </w:pPr>
@@ -17325,7 +17044,8 @@
       </w:tblPr>
       <w:tblGrid>
         <w:gridCol w:w="421"/>
-        <w:gridCol w:w="14033"/>
+        <w:gridCol w:w="11056"/>
+        <w:gridCol w:w="2977"/>
       </w:tblGrid>
       <w:tr>
         <w:tc>
@@ -17392,6 +17112,7 @@
         <w:tc>
           <w:tcPr>
             <w:tcW w:w="14033" w:type="dxa"/>
+            <w:gridSpan w:val="2"/>
           </w:tcPr>
           <w:p>
             <w:pPr>
@@ -17498,7 +17219,7 @@
                     <w:pStyle w:val="SS3-115"/>
                     <w:numPr>
                       <w:ilvl w:val="0"/>
-                      <w:numId w:val="50"/>
+                      <w:numId w:val="48"/>
                     </w:numPr>
                     <w:spacing w:before="240"/>
                     <w:ind w:left="284" w:hanging="284"/>
@@ -17536,7 +17257,7 @@
                     <w:pStyle w:val="SS3-115"/>
                     <w:numPr>
                       <w:ilvl w:val="0"/>
-                      <w:numId w:val="50"/>
+                      <w:numId w:val="48"/>
                     </w:numPr>
                     <w:ind w:left="284" w:hanging="284"/>
                     <w:rPr>
@@ -17557,7 +17278,7 @@
                     <w:pStyle w:val="SS3-115"/>
                     <w:numPr>
                       <w:ilvl w:val="0"/>
-                      <w:numId w:val="50"/>
+                      <w:numId w:val="48"/>
                     </w:numPr>
                     <w:ind w:left="284" w:hanging="284"/>
                     <w:rPr>
@@ -17578,7 +17299,7 @@
                     <w:pStyle w:val="SS3-115"/>
                     <w:numPr>
                       <w:ilvl w:val="0"/>
-                      <w:numId w:val="50"/>
+                      <w:numId w:val="48"/>
                     </w:numPr>
                     <w:ind w:left="284" w:hanging="284"/>
                   </w:pPr>
@@ -17685,50 +17406,349 @@
                 </w:p>
               </w:tc>
             </w:tr>
+          </w:tbl>
+          <w:p>
+            <w:pPr>
+              <w:pStyle w:val="SS3-115"/>
+              <w:rPr>
+                <w:rFonts w:ascii="Source Sans 3 Medium" w:hAnsi="Source Sans 3 Medium"/>
+                <w:b/>
+                <w:bCs/>
+              </w:rPr>
+            </w:pPr>
+          </w:p>
+        </w:tc>
+      </w:tr>
+      <w:tr>
+        <w:tc>
+          <w:tcPr>
+            <w:tcW w:w="421" w:type="dxa"/>
+            <w:tcMar>
+              <w:left w:w="0" w:type="dxa"/>
+              <w:right w:w="0" w:type="dxa"/>
+            </w:tcMar>
+          </w:tcPr>
+          <w:tbl>
+            <w:tblPr>
+              <w:tblStyle w:val="CompactTable"/>
+              <w:tblW w:w="0" w:type="auto"/>
+              <w:tblBorders>
+                <w:top w:val="single" w:sz="18" w:space="0" w:color="1B91C6"/>
+                <w:left w:val="single" w:sz="18" w:space="0" w:color="1B91C6"/>
+                <w:bottom w:val="single" w:sz="18" w:space="0" w:color="1B91C6"/>
+                <w:right w:val="single" w:sz="18" w:space="0" w:color="1B91C6"/>
+                <w:insideH w:val="single" w:sz="18" w:space="0" w:color="1B91C6"/>
+                <w:insideV w:val="single" w:sz="18" w:space="0" w:color="1B91C6"/>
+              </w:tblBorders>
+              <w:tblLook w:val="04A0" w:firstRow="1" w:lastRow="0" w:firstColumn="1" w:lastColumn="0" w:noHBand="0" w:noVBand="1"/>
+            </w:tblPr>
+            <w:tblGrid>
+              <w:gridCol w:w="365"/>
+            </w:tblGrid>
             <w:tr>
               <w:tc>
                 <w:tcPr>
-                  <w:tcW w:w="9356" w:type="dxa"/>
+                  <w:tcW w:w="385" w:type="dxa"/>
                 </w:tcPr>
                 <w:p>
                   <w:pPr>
-                    <w:pStyle w:val="SS3-115"/>
-                  </w:pPr>
-                </w:p>
-              </w:tc>
-              <w:tc>
-                <w:tcPr>
-                  <w:tcW w:w="4383" w:type="dxa"/>
-                </w:tcPr>
-                <w:p>
-                  <w:pPr>
-                    <w:rPr>
-                      <w:rFonts w:ascii="Source Sans 3 SemiBold" w:hAnsi="Source Sans 3 SemiBold"/>
-                      <w:b/>
+                    <w:rPr>
+                      <w:b w:val="0"/>
                       <w:bCs/>
-                      <w:noProof/>
-                      <w:color w:val="FFFFFF" w:themeColor="background1"/>
-                      <w:bdr w:val="single" w:sz="24" w:space="0" w:color="6EDAE9"/>
-                      <w:shd w:val="clear" w:color="auto" w:fill="1FBBFC"/>
-                    </w:rPr>
-                  </w:pPr>
+                      <w:szCs w:val="26"/>
+                      <w:bdr w:val="single" w:sz="12" w:space="0" w:color="FFFF00"/>
+                    </w:rPr>
+                  </w:pPr>
+                  <w:r>
+                    <w:rPr>
+                      <w:bCs/>
+                      <w:szCs w:val="26"/>
+                      <w:lang w:bidi="ar-SA"/>
+                    </w:rPr>
+                    <w:t>08</w:t>
+                  </w:r>
                 </w:p>
               </w:tc>
             </w:tr>
           </w:tbl>
           <w:p>
             <w:pPr>
-              <w:pStyle w:val="SS3-115"/>
+              <w:rPr>
+                <w:bCs/>
+                <w:szCs w:val="26"/>
+              </w:rPr>
+            </w:pPr>
+          </w:p>
+        </w:tc>
+        <w:tc>
+          <w:tcPr>
+            <w:tcW w:w="11056" w:type="dxa"/>
+          </w:tcPr>
+          <w:p>
+            <w:pPr>
+              <w:spacing w:after="120"/>
+            </w:pPr>
+            <w:r>
               <w:rPr>
                 <w:rFonts w:ascii="Source Sans 3 Medium" w:hAnsi="Source Sans 3 Medium"/>
                 <w:b/>
                 <w:bCs/>
+              </w:rPr>
+              <w:t>Spend one minute writing notes to the questions about a popular meal in your country.</w:t>
+            </w:r>
+          </w:p>
+        </w:tc>
+        <w:tc>
+          <w:tcPr>
+            <w:tcW w:w="2977" w:type="dxa"/>
+          </w:tcPr>
+          <w:p>
+            <w:pPr>
+              <w:rPr>
+                <w:rFonts w:ascii="Source Sans 3 SemiBold" w:hAnsi="Source Sans 3 SemiBold"/>
+                <w:b/>
+                <w:bCs/>
+                <w:noProof/>
+                <w:color w:val="FFFFFF" w:themeColor="background1"/>
+                <w:shd w:val="clear" w:color="auto" w:fill="68AF3D"/>
+              </w:rPr>
+            </w:pPr>
+            <w:r>
+              <w:rPr>
+                <w:rFonts w:ascii="Source Sans 3 SemiBold" w:hAnsi="Source Sans 3 SemiBold"/>
+                <w:b/>
+                <w:bCs/>
+                <w:noProof/>
+                <w:color w:val="FFFFFF" w:themeColor="background1"/>
+                <w:bdr w:val="single" w:sz="24" w:space="0" w:color="6EDAE9"/>
+                <w:shd w:val="clear" w:color="auto" w:fill="1FBBFC"/>
+              </w:rPr>
+              <w:t xml:space="preserve">TIP </w:t>
+            </w:r>
+            <w:r>
+              <w:rPr>
+                <w:rFonts w:ascii="Source Sans 3 SemiBold" w:hAnsi="Source Sans 3 SemiBold"/>
+                <w:b/>
+                <w:bCs/>
+                <w:noProof/>
+                <w:bdr w:val="single" w:sz="24" w:space="0" w:color="6EDAE9"/>
+                <w:shd w:val="clear" w:color="auto" w:fill="FFFFFF" w:themeFill="background1"/>
+              </w:rPr>
+              <w:t>07</w:t>
+            </w:r>
+          </w:p>
+          <w:tbl>
+            <w:tblPr>
+              <w:tblStyle w:val="NormalTable"/>
+              <w:tblW w:w="0" w:type="auto"/>
+              <w:tblBorders>
+                <w:top w:val="single" w:sz="18" w:space="0" w:color="25B9F9"/>
+                <w:left w:val="single" w:sz="18" w:space="0" w:color="25B9F9"/>
+                <w:bottom w:val="single" w:sz="18" w:space="0" w:color="25B9F9"/>
+                <w:right w:val="single" w:sz="18" w:space="0" w:color="25B9F9"/>
+                <w:insideH w:val="single" w:sz="18" w:space="0" w:color="25B9F9"/>
+                <w:insideV w:val="single" w:sz="18" w:space="0" w:color="25B9F9"/>
+              </w:tblBorders>
+              <w:shd w:val="clear" w:color="auto" w:fill="E7EAEF"/>
+              <w:tblLook w:val="04A0" w:firstRow="1" w:lastRow="0" w:firstColumn="1" w:lastColumn="0" w:noHBand="0" w:noVBand="1"/>
+            </w:tblPr>
+            <w:tblGrid>
+              <w:gridCol w:w="2647"/>
+            </w:tblGrid>
+            <w:tr>
+              <w:tc>
+                <w:tcPr>
+                  <w:tcW w:w="6061" w:type="dxa"/>
+                  <w:shd w:val="clear" w:color="auto" w:fill="E1EAF1"/>
+                </w:tcPr>
+                <w:p>
+                  <w:pPr>
+                    <w:rPr>
+                      <w:noProof/>
+                      <w:sz w:val="21"/>
+                      <w:szCs w:val="21"/>
+                    </w:rPr>
+                  </w:pPr>
+                  <w:r>
+                    <w:rPr>
+                      <w:sz w:val="21"/>
+                      <w:szCs w:val="21"/>
+                    </w:rPr>
+                    <w:t>It is important to make notes and try to cover every point on the card.</w:t>
+                  </w:r>
+                </w:p>
+              </w:tc>
+            </w:tr>
+          </w:tbl>
+          <w:p>
+            <w:pPr>
+              <w:spacing w:after="120"/>
+              <w:rPr>
+                <w:rFonts w:ascii="Source Sans 3 Medium" w:hAnsi="Source Sans 3 Medium"/>
+                <w:b/>
+                <w:bCs/>
+              </w:rPr>
+            </w:pPr>
+          </w:p>
+        </w:tc>
+      </w:tr>
+      <w:tr>
+        <w:tc>
+          <w:tcPr>
+            <w:tcW w:w="421" w:type="dxa"/>
+            <w:tcMar>
+              <w:left w:w="0" w:type="dxa"/>
+              <w:right w:w="0" w:type="dxa"/>
+            </w:tcMar>
+          </w:tcPr>
+          <w:tbl>
+            <w:tblPr>
+              <w:tblStyle w:val="CompactTable"/>
+              <w:tblW w:w="0" w:type="auto"/>
+              <w:tblBorders>
+                <w:top w:val="single" w:sz="18" w:space="0" w:color="1B91C6"/>
+                <w:left w:val="single" w:sz="18" w:space="0" w:color="1B91C6"/>
+                <w:bottom w:val="single" w:sz="18" w:space="0" w:color="1B91C6"/>
+                <w:right w:val="single" w:sz="18" w:space="0" w:color="1B91C6"/>
+                <w:insideH w:val="single" w:sz="18" w:space="0" w:color="1B91C6"/>
+                <w:insideV w:val="single" w:sz="18" w:space="0" w:color="1B91C6"/>
+              </w:tblBorders>
+              <w:tblLook w:val="04A0" w:firstRow="1" w:lastRow="0" w:firstColumn="1" w:lastColumn="0" w:noHBand="0" w:noVBand="1"/>
+            </w:tblPr>
+            <w:tblGrid>
+              <w:gridCol w:w="365"/>
+            </w:tblGrid>
+            <w:tr>
+              <w:tc>
+                <w:tcPr>
+                  <w:tcW w:w="385" w:type="dxa"/>
+                </w:tcPr>
+                <w:p>
+                  <w:pPr>
+                    <w:rPr>
+                      <w:b w:val="0"/>
+                      <w:bCs/>
+                      <w:szCs w:val="26"/>
+                      <w:bdr w:val="single" w:sz="12" w:space="0" w:color="FFFF00"/>
+                    </w:rPr>
+                  </w:pPr>
+                  <w:r>
+                    <w:rPr>
+                      <w:bCs/>
+                      <w:szCs w:val="26"/>
+                      <w:lang w:bidi="ar-SA"/>
+                    </w:rPr>
+                    <w:t>09</w:t>
+                  </w:r>
+                </w:p>
+              </w:tc>
+            </w:tr>
+          </w:tbl>
+          <w:p>
+            <w:pPr>
+              <w:rPr>
+                <w:bCs/>
+                <w:szCs w:val="26"/>
+              </w:rPr>
+            </w:pPr>
+          </w:p>
+        </w:tc>
+        <w:tc>
+          <w:tcPr>
+            <w:tcW w:w="11056" w:type="dxa"/>
+          </w:tcPr>
+          <w:p>
+            <w:pPr>
+              <w:spacing w:after="120"/>
+              <w:rPr>
+                <w:rFonts w:ascii="Source Sans 3 Medium" w:hAnsi="Source Sans 3 Medium"/>
+                <w:b/>
+                <w:bCs/>
+              </w:rPr>
+            </w:pPr>
+            <w:r>
+              <w:rPr>
+                <w:rFonts w:ascii="Source Sans 3 Medium" w:hAnsi="Source Sans 3 Medium"/>
+                <w:b/>
+                <w:bCs/>
+              </w:rPr>
+              <w:t>Take it in turns with your partner to speak for two minutes. If your partner stops, think of questions to ask them.</w:t>
+            </w:r>
+          </w:p>
+          <w:p>
+            <w:pPr>
+              <w:pStyle w:val="SS3-115"/>
+            </w:pPr>
+            <w:r>
+              <w:t>Example</w:t>
+            </w:r>
+          </w:p>
+          <w:p>
+            <w:pPr>
+              <w:pStyle w:val="ABList"/>
+              <w:numPr>
+                <w:ilvl w:val="0"/>
+                <w:numId w:val="49"/>
+              </w:numPr>
+              <w:ind w:left="284" w:hanging="284"/>
+            </w:pPr>
+            <w:r>
+              <w:t>l used to eat it at the beach in summer...</w:t>
+            </w:r>
+          </w:p>
+          <w:p>
+            <w:pPr>
+              <w:pStyle w:val="ABList"/>
+              <w:numPr>
+                <w:ilvl w:val="0"/>
+                <w:numId w:val="49"/>
+              </w:numPr>
+              <w:ind w:left="284" w:hanging="284"/>
+            </w:pPr>
+            <w:r>
+              <w:t>Who did you go to the beach with?</w:t>
+            </w:r>
+          </w:p>
+        </w:tc>
+        <w:tc>
+          <w:tcPr>
+            <w:tcW w:w="2977" w:type="dxa"/>
+          </w:tcPr>
+          <w:p>
+            <w:pPr>
+              <w:rPr>
+                <w:rFonts w:ascii="Source Sans 3 SemiBold" w:hAnsi="Source Sans 3 SemiBold"/>
+                <w:b/>
+                <w:bCs/>
+                <w:noProof/>
+                <w:color w:val="FFFFFF" w:themeColor="background1"/>
+                <w:bdr w:val="single" w:sz="24" w:space="0" w:color="6EDAE9"/>
+                <w:shd w:val="clear" w:color="auto" w:fill="1FBBFC"/>
               </w:rPr>
             </w:pPr>
           </w:p>
         </w:tc>
       </w:tr>
     </w:tbl>
+    <w:p>
+      <w:pPr>
+        <w:rPr>
+          <w:color w:val="1B91C6"/>
+          <w:sz w:val="34"/>
+          <w:szCs w:val="34"/>
+          <w:shd w:val="clear" w:color="auto" w:fill="1B91C6"/>
+        </w:rPr>
+      </w:pPr>
+      <w:r>
+        <w:rPr>
+          <w:color w:val="1B91C6"/>
+          <w:sz w:val="34"/>
+          <w:szCs w:val="34"/>
+          <w:shd w:val="clear" w:color="auto" w:fill="1B91C6"/>
+        </w:rPr>
+        <w:br w:type="page"/>
+      </w:r>
+    </w:p>
     <w:p>
       <w:pPr>
         <w:spacing w:before="120" w:after="120"/>
@@ -17740,19 +17760,20 @@
       </w:pPr>
       <w:r>
         <w:rPr>
-          <w:color w:val="1B91C6"/>
+          <w:color w:val="02A1FD"/>
           <w:sz w:val="34"/>
           <w:szCs w:val="34"/>
-          <w:shd w:val="clear" w:color="auto" w:fill="1B91C6"/>
+          <w:shd w:val="clear" w:color="auto" w:fill="02A1FD"/>
         </w:rPr>
+        <w:lastRenderedPageBreak/>
         <w:t xml:space="preserve"> </w:t>
       </w:r>
       <w:r>
         <w:rPr>
-          <w:color w:val="1B91C6"/>
+          <w:color w:val="02A1FD"/>
           <w:sz w:val="34"/>
           <w:szCs w:val="34"/>
-          <w:shd w:val="clear" w:color="auto" w:fill="1B91C6"/>
+          <w:shd w:val="clear" w:color="auto" w:fill="02A1FD"/>
         </w:rPr>
         <w:t>[[[[[[[[[[</w:t>
       </w:r>
@@ -17764,11 +17785,11 @@
           <w:sz w:val="34"/>
           <w:szCs w:val="34"/>
         </w:rPr>
-        <w:t>SPEAKING TEST - PART 1</w:t>
+        <w:t>ORGANISING A PART 2 TALK</w:t>
       </w:r>
       <w:r>
         <w:rPr>
-          <w:color w:val="1B91C6"/>
+          <w:color w:val="02A1FD"/>
           <w:sz w:val="34"/>
           <w:szCs w:val="34"/>
         </w:rPr>
@@ -17797,6 +17818,7 @@
         <w:tc>
           <w:tcPr>
             <w:tcW w:w="7774" w:type="dxa"/>
+            <w:shd w:val="clear" w:color="auto" w:fill="E2EFF5"/>
           </w:tcPr>
           <w:p>
             <w:pPr>
@@ -17808,6 +17830,7 @@
             <w:r>
               <w:rPr>
                 <w:rFonts w:ascii="Cambria Math" w:hAnsi="Cambria Math" w:cs="Cambria Math"/>
+                <w:color w:val="02A1FD"/>
                 <w:sz w:val="32"/>
                 <w:szCs w:val="32"/>
               </w:rPr>
@@ -17815,118 +17838,83 @@
             </w:r>
             <w:r>
               <w:rPr>
+                <w:rFonts w:ascii="Cambria Math" w:hAnsi="Cambria Math" w:cs="Cambria Math"/>
+                <w:color w:val="02A1FD"/>
+                <w:sz w:val="32"/>
+                <w:szCs w:val="32"/>
+              </w:rPr>
+              <w:t xml:space="preserve"> </w:t>
+            </w:r>
+            <w:r>
+              <w:rPr>
                 <w:sz w:val="21"/>
                 <w:szCs w:val="21"/>
               </w:rPr>
-              <w:t>The examiner will ask you some simple questions about your work or your studies.</w:t>
-            </w:r>
-          </w:p>
-          <w:p>
-            <w:pPr>
+              <w:t xml:space="preserve">When you are asked to speak on a topic for two minutes you should try and </w:t>
+            </w:r>
+            <w:proofErr w:type="spellStart"/>
+            <w:r>
               <w:rPr>
                 <w:sz w:val="21"/>
                 <w:szCs w:val="21"/>
               </w:rPr>
-            </w:pPr>
+              <w:t>organise</w:t>
+            </w:r>
+            <w:proofErr w:type="spellEnd"/>
             <w:r>
               <w:rPr>
                 <w:sz w:val="21"/>
                 <w:szCs w:val="21"/>
               </w:rPr>
-              <w:t>It is important to try to give full answers to the questions and to say what you feel about your job or course of study, Look at the examples of Part 1 questions.</w:t>
-            </w:r>
-          </w:p>
-          <w:p>
-            <w:pPr>
-              <w:pStyle w:val="ListParagraph"/>
-              <w:numPr>
-                <w:ilvl w:val="0"/>
-                <w:numId w:val="6"/>
-              </w:numPr>
-              <w:ind w:left="170" w:hanging="170"/>
-              <w:rPr>
-                <w:rFonts w:ascii="Source Sans 3" w:hAnsi="Source Sans 3"/>
+              <w:t xml:space="preserve"> your talk:</w:t>
+            </w:r>
+          </w:p>
+          <w:p>
+            <w:pPr>
+              <w:pStyle w:val="BulletList"/>
+              <w:spacing w:before="120"/>
+              <w:rPr>
                 <w:sz w:val="21"/>
                 <w:szCs w:val="21"/>
               </w:rPr>
             </w:pPr>
             <w:r>
               <w:rPr>
-                <w:rFonts w:ascii="Source Sans 3" w:hAnsi="Source Sans 3"/>
                 <w:sz w:val="21"/>
                 <w:szCs w:val="21"/>
               </w:rPr>
-              <w:t>What do you do? Do you work or are you a student?</w:t>
-            </w:r>
-          </w:p>
-          <w:p>
-            <w:pPr>
-              <w:pStyle w:val="ListParagraph"/>
-              <w:numPr>
-                <w:ilvl w:val="0"/>
-                <w:numId w:val="6"/>
-              </w:numPr>
-              <w:ind w:left="170" w:hanging="170"/>
-              <w:rPr>
-                <w:rFonts w:ascii="Source Sans 3" w:hAnsi="Source Sans 3"/>
+              <w:t>Introduction - say what you are going to talk about.</w:t>
+            </w:r>
+          </w:p>
+          <w:p>
+            <w:pPr>
+              <w:pStyle w:val="BulletList"/>
+              <w:rPr>
                 <w:sz w:val="21"/>
                 <w:szCs w:val="21"/>
               </w:rPr>
             </w:pPr>
             <w:r>
               <w:rPr>
-                <w:rFonts w:ascii="Source Sans 3" w:hAnsi="Source Sans 3"/>
                 <w:sz w:val="21"/>
                 <w:szCs w:val="21"/>
               </w:rPr>
-              <w:t>Are you enjoying it?</w:t>
-            </w:r>
-          </w:p>
-          <w:p>
-            <w:pPr>
-              <w:pStyle w:val="ListParagraph"/>
-              <w:numPr>
-                <w:ilvl w:val="0"/>
-                <w:numId w:val="6"/>
-              </w:numPr>
-              <w:ind w:left="170" w:hanging="170"/>
-              <w:rPr>
-                <w:rFonts w:ascii="Source Sans 3" w:hAnsi="Source Sans 3"/>
+              <w:t>Body-answer the questions on the card.</w:t>
+            </w:r>
+          </w:p>
+          <w:p>
+            <w:pPr>
+              <w:pStyle w:val="BulletList"/>
+              <w:rPr>
+                <w:noProof/>
+              </w:rPr>
+            </w:pPr>
+            <w:r>
+              <w:rPr>
                 <w:sz w:val="21"/>
                 <w:szCs w:val="21"/>
               </w:rPr>
-            </w:pPr>
-            <w:r>
-              <w:rPr>
-                <w:rFonts w:ascii="Source Sans 3" w:hAnsi="Source Sans 3"/>
-                <w:sz w:val="21"/>
-                <w:szCs w:val="21"/>
-              </w:rPr>
-              <w:t>Would you like to learn anything new in the future?</w:t>
-            </w:r>
-          </w:p>
-          <w:p>
-            <w:pPr>
-              <w:pStyle w:val="ListParagraph"/>
-              <w:numPr>
-                <w:ilvl w:val="0"/>
-                <w:numId w:val="6"/>
-              </w:numPr>
-              <w:ind w:left="170" w:hanging="170"/>
-              <w:rPr>
-                <w:rFonts w:ascii="Source Sans 3" w:hAnsi="Source Sans 3"/>
-                <w:noProof/>
-                <w:sz w:val="21"/>
-                <w:szCs w:val="21"/>
-              </w:rPr>
-            </w:pPr>
-            <w:r>
-              <w:rPr>
-                <w:rFonts w:ascii="Source Sans 3" w:hAnsi="Source Sans 3"/>
-                <w:sz w:val="21"/>
-                <w:szCs w:val="21"/>
-              </w:rPr>
-              <w:t>Is there a job you would really like to do in the future?</w:t>
+              <w:t>Conclusion-briefly give a conclusion to your talk.</w:t>
             </w:r>
           </w:p>
         </w:tc>
@@ -17941,6 +17929,7 @@
         </w:rPr>
       </w:pPr>
     </w:p>
+    <w:p/>
     <w:tbl>
       <w:tblPr>
         <w:tblStyle w:val="DottedTable"/>
@@ -17998,7 +17987,7 @@
                       <w:szCs w:val="26"/>
                       <w:lang w:bidi="ar-SA"/>
                     </w:rPr>
-                    <w:t>07</w:t>
+                    <w:t>10</w:t>
                   </w:r>
                 </w:p>
               </w:tc>
@@ -18015,8 +18004,7 @@
         </w:tc>
         <w:tc>
           <w:tcPr>
-            <w:tcW w:w="4854" w:type="pct"/>
-            <w:gridSpan w:val="2"/>
+            <w:tcW w:w="2864" w:type="pct"/>
           </w:tcPr>
           <w:p>
             <w:pPr>
@@ -18036,12 +18024,267 @@
                 <w:sz w:val="23"/>
                 <w:szCs w:val="23"/>
               </w:rPr>
-              <w:t>Listen to a recording of Part 1 of the Speaking test. Match the speaker, Nina, with the correct photograph A-D above. Does she work or is she a student?</w:t>
-            </w:r>
-          </w:p>
-          <w:p>
-            <w:pPr>
-              <w:spacing w:before="120" w:after="120"/>
+              <w:t>Can you use the phrases in italics in an introduction (1) or a conclusion (C)?</w:t>
+            </w:r>
+          </w:p>
+          <w:p>
+            <w:pPr>
+              <w:pStyle w:val="NumList"/>
+              <w:numPr>
+                <w:ilvl w:val="0"/>
+                <w:numId w:val="50"/>
+              </w:numPr>
+              <w:ind w:left="284" w:hanging="284"/>
+            </w:pPr>
+            <w:r>
+              <w:rPr>
+                <w:i/>
+                <w:iCs/>
+              </w:rPr>
+              <w:t>I'm going to talk about</w:t>
+            </w:r>
+            <w:r>
+              <w:t xml:space="preserve"> my </w:t>
+            </w:r>
+            <w:proofErr w:type="spellStart"/>
+            <w:r>
+              <w:t>favourite</w:t>
+            </w:r>
+            <w:proofErr w:type="spellEnd"/>
+            <w:r>
+              <w:t xml:space="preserve"> food, paella.</w:t>
+            </w:r>
+          </w:p>
+          <w:p>
+            <w:pPr>
+              <w:pStyle w:val="NumList"/>
+              <w:numPr>
+                <w:ilvl w:val="0"/>
+                <w:numId w:val="50"/>
+              </w:numPr>
+              <w:ind w:left="284" w:hanging="284"/>
+            </w:pPr>
+            <w:r>
+              <w:rPr>
+                <w:i/>
+                <w:iCs/>
+              </w:rPr>
+              <w:t>I'd like to tell you about</w:t>
+            </w:r>
+            <w:r>
+              <w:t xml:space="preserve"> pelmeni - it's a very famous dish in my country.</w:t>
+            </w:r>
+          </w:p>
+          <w:p>
+            <w:pPr>
+              <w:pStyle w:val="NumList"/>
+              <w:numPr>
+                <w:ilvl w:val="0"/>
+                <w:numId w:val="50"/>
+              </w:numPr>
+              <w:ind w:left="284" w:hanging="284"/>
+            </w:pPr>
+            <w:r>
+              <w:rPr>
+                <w:i/>
+                <w:iCs/>
+              </w:rPr>
+              <w:t>So</w:t>
+            </w:r>
+            <w:r>
+              <w:t>, it is one of the most famous foods in my country for those reasons.</w:t>
+            </w:r>
+          </w:p>
+          <w:p>
+            <w:pPr>
+              <w:pStyle w:val="NumList"/>
+              <w:numPr>
+                <w:ilvl w:val="0"/>
+                <w:numId w:val="50"/>
+              </w:numPr>
+              <w:ind w:left="284" w:hanging="284"/>
+            </w:pPr>
+            <w:r>
+              <w:rPr>
+                <w:i/>
+                <w:iCs/>
+              </w:rPr>
+              <w:t>To sum up</w:t>
+            </w:r>
+            <w:r>
+              <w:t>, I think it's popular because it is easy to cook.</w:t>
+            </w:r>
+          </w:p>
+          <w:p>
+            <w:pPr>
+              <w:pStyle w:val="NumList"/>
+              <w:numPr>
+                <w:ilvl w:val="0"/>
+                <w:numId w:val="50"/>
+              </w:numPr>
+              <w:ind w:left="284" w:hanging="284"/>
+            </w:pPr>
+            <w:r>
+              <w:rPr>
+                <w:i/>
+                <w:iCs/>
+              </w:rPr>
+              <w:t>As you can see</w:t>
+            </w:r>
+            <w:r>
+              <w:t>, it's a tasty and healthy dish and that's why it's popular.</w:t>
+            </w:r>
+          </w:p>
+        </w:tc>
+        <w:tc>
+          <w:tcPr>
+            <w:tcW w:w="1990" w:type="pct"/>
+          </w:tcPr>
+          <w:tbl>
+            <w:tblPr>
+              <w:tblStyle w:val="NormalTable"/>
+              <w:tblW w:w="0" w:type="auto"/>
+              <w:tblBorders>
+                <w:top w:val="single" w:sz="18" w:space="0" w:color="25B9F9"/>
+                <w:left w:val="single" w:sz="18" w:space="0" w:color="25B9F9"/>
+                <w:bottom w:val="single" w:sz="18" w:space="0" w:color="25B9F9"/>
+                <w:right w:val="single" w:sz="18" w:space="0" w:color="25B9F9"/>
+                <w:insideH w:val="single" w:sz="18" w:space="0" w:color="25B9F9"/>
+                <w:insideV w:val="single" w:sz="18" w:space="0" w:color="25B9F9"/>
+              </w:tblBorders>
+              <w:shd w:val="clear" w:color="auto" w:fill="E7EAEF"/>
+              <w:tblLook w:val="04A0" w:firstRow="1" w:lastRow="0" w:firstColumn="1" w:lastColumn="0" w:noHBand="0" w:noVBand="1"/>
+            </w:tblPr>
+            <w:tblGrid>
+              <w:gridCol w:w="5398"/>
+            </w:tblGrid>
+            <w:tr>
+              <w:tc>
+                <w:tcPr>
+                  <w:tcW w:w="5398" w:type="dxa"/>
+                  <w:shd w:val="clear" w:color="auto" w:fill="E2EFF5"/>
+                </w:tcPr>
+                <w:p>
+                  <w:pPr>
+                    <w:rPr>
+                      <w:sz w:val="21"/>
+                      <w:szCs w:val="21"/>
+                    </w:rPr>
+                  </w:pPr>
+                  <w:r>
+                    <w:rPr>
+                      <w:rFonts w:ascii="Cambria Math" w:hAnsi="Cambria Math" w:cs="Cambria Math"/>
+                      <w:color w:val="02A1FD"/>
+                      <w:sz w:val="32"/>
+                      <w:szCs w:val="32"/>
+                    </w:rPr>
+                    <w:t>◉</w:t>
+                  </w:r>
+                  <w:r>
+                    <w:rPr>
+                      <w:rFonts w:ascii="Cambria Math" w:hAnsi="Cambria Math" w:cs="Cambria Math"/>
+                      <w:color w:val="02A1FD"/>
+                      <w:sz w:val="32"/>
+                      <w:szCs w:val="32"/>
+                    </w:rPr>
+                    <w:t xml:space="preserve"> </w:t>
+                  </w:r>
+                  <w:r>
+                    <w:rPr>
+                      <w:sz w:val="21"/>
+                      <w:szCs w:val="21"/>
+                    </w:rPr>
+                    <w:t>You can help to structure your talk by saying why you chose the topic:</w:t>
+                  </w:r>
+                </w:p>
+                <w:p>
+                  <w:pPr>
+                    <w:rPr>
+                      <w:i/>
+                      <w:iCs/>
+                      <w:sz w:val="21"/>
+                      <w:szCs w:val="21"/>
+                    </w:rPr>
+                  </w:pPr>
+                  <w:r>
+                    <w:rPr>
+                      <w:i/>
+                      <w:iCs/>
+                      <w:sz w:val="21"/>
+                      <w:szCs w:val="21"/>
+                    </w:rPr>
+                    <w:t>I chose this topic because...</w:t>
+                  </w:r>
+                </w:p>
+                <w:p>
+                  <w:pPr>
+                    <w:rPr>
+                      <w:noProof/>
+                      <w:sz w:val="21"/>
+                      <w:szCs w:val="21"/>
+                    </w:rPr>
+                  </w:pPr>
+                  <w:r>
+                    <w:rPr>
+                      <w:sz w:val="21"/>
+                      <w:szCs w:val="21"/>
+                    </w:rPr>
+                    <w:t xml:space="preserve">You can also use words like </w:t>
+                  </w:r>
+                  <w:r>
+                    <w:rPr>
+                      <w:i/>
+                      <w:iCs/>
+                      <w:sz w:val="21"/>
+                      <w:szCs w:val="21"/>
+                    </w:rPr>
+                    <w:t>firstly/first of all</w:t>
+                  </w:r>
+                  <w:r>
+                    <w:rPr>
+                      <w:sz w:val="21"/>
+                      <w:szCs w:val="21"/>
+                    </w:rPr>
+                    <w:t xml:space="preserve">, </w:t>
+                  </w:r>
+                  <w:r>
+                    <w:rPr>
+                      <w:i/>
+                      <w:iCs/>
+                      <w:sz w:val="21"/>
+                      <w:szCs w:val="21"/>
+                    </w:rPr>
+                    <w:t>secondly</w:t>
+                  </w:r>
+                  <w:r>
+                    <w:rPr>
+                      <w:sz w:val="21"/>
+                      <w:szCs w:val="21"/>
+                    </w:rPr>
+                    <w:t xml:space="preserve">, </w:t>
+                  </w:r>
+                  <w:r>
+                    <w:rPr>
+                      <w:i/>
+                      <w:iCs/>
+                      <w:sz w:val="21"/>
+                      <w:szCs w:val="21"/>
+                    </w:rPr>
+                    <w:t>thirdly</w:t>
+                  </w:r>
+                  <w:r>
+                    <w:rPr>
+                      <w:sz w:val="21"/>
+                      <w:szCs w:val="21"/>
+                    </w:rPr>
+                    <w:t xml:space="preserve"> to help you (and the examiner) keep track of your talk.</w:t>
+                  </w:r>
+                </w:p>
+              </w:tc>
+            </w:tr>
+          </w:tbl>
+          <w:p>
+            <w:pPr>
               <w:rPr>
                 <w:rFonts w:ascii="Source Sans 3 Medium" w:hAnsi="Source Sans 3 Medium"/>
                 <w:b/>
@@ -18050,19 +18293,6 @@
                 <w:szCs w:val="23"/>
               </w:rPr>
             </w:pPr>
-            <w:hyperlink r:id="rId29" w:history="1">
-              <w:r>
-                <w:rPr>
-                  <w:rStyle w:val="Hyperlink"/>
-                  <w:rFonts w:ascii="Source Sans 3" w:hAnsi="Source Sans 3"/>
-                  <w:b/>
-                  <w:bCs/>
-                  <w:sz w:val="26"/>
-                  <w:szCs w:val="26"/>
-                </w:rPr>
-                <w:t>29</w:t>
-              </w:r>
-            </w:hyperlink>
           </w:p>
         </w:tc>
       </w:tr>
@@ -18112,7 +18342,7 @@
                       <w:szCs w:val="26"/>
                       <w:lang w:bidi="ar-SA"/>
                     </w:rPr>
-                    <w:t>08</w:t>
+                    <w:t>11</w:t>
                   </w:r>
                 </w:p>
               </w:tc>
@@ -18129,7 +18359,8 @@
         </w:tc>
         <w:tc>
           <w:tcPr>
-            <w:tcW w:w="2864" w:type="pct"/>
+            <w:tcW w:w="4854" w:type="pct"/>
+            <w:gridSpan w:val="2"/>
           </w:tcPr>
           <w:p>
             <w:pPr>
@@ -18149,7 +18380,7 @@
                 <w:sz w:val="23"/>
                 <w:szCs w:val="23"/>
               </w:rPr>
-              <w:t>Listen again and number the following in the order Nina talks about them.</w:t>
+              <w:t>Work in pairs. Look at the students' notes relating to the task card below.</w:t>
             </w:r>
           </w:p>
           <w:p>
@@ -18162,26 +18393,53 @@
                 <w:szCs w:val="23"/>
               </w:rPr>
             </w:pPr>
-            <w:hyperlink r:id="rId30" w:history="1">
-              <w:r>
-                <w:rPr>
-                  <w:rStyle w:val="Hyperlink"/>
-                  <w:rFonts w:ascii="Source Sans 3" w:hAnsi="Source Sans 3"/>
-                  <w:b/>
-                  <w:bCs/>
-                  <w:sz w:val="26"/>
-                  <w:szCs w:val="26"/>
-                </w:rPr>
-                <w:t>29</w:t>
-              </w:r>
-            </w:hyperlink>
+            <w:r>
+              <w:rPr>
+                <w:rFonts w:ascii="Source Sans 3 Medium" w:hAnsi="Source Sans 3 Medium"/>
+                <w:b/>
+                <w:bCs/>
+                <w:sz w:val="23"/>
+                <w:szCs w:val="23"/>
+              </w:rPr>
+              <w:t xml:space="preserve">Spend one minute thinking how you will structure your talk, then take it in turns to </w:t>
+            </w:r>
+            <w:proofErr w:type="spellStart"/>
+            <w:r>
+              <w:rPr>
+                <w:rFonts w:ascii="Source Sans 3 Medium" w:hAnsi="Source Sans 3 Medium"/>
+                <w:b/>
+                <w:bCs/>
+                <w:sz w:val="23"/>
+                <w:szCs w:val="23"/>
+              </w:rPr>
+              <w:t>practise</w:t>
+            </w:r>
+            <w:proofErr w:type="spellEnd"/>
+            <w:r>
+              <w:rPr>
+                <w:rFonts w:ascii="Source Sans 3 Medium" w:hAnsi="Source Sans 3 Medium"/>
+                <w:b/>
+                <w:bCs/>
+                <w:sz w:val="23"/>
+                <w:szCs w:val="23"/>
+              </w:rPr>
+              <w:t xml:space="preserve"> presenting the information.</w:t>
+            </w:r>
           </w:p>
           <w:p>
             <w:pPr>
               <w:pStyle w:val="SS3-115"/>
             </w:pPr>
             <w:r>
-              <w:t>What job she would like to do in the future</w:t>
+              <w:t xml:space="preserve">Describe your </w:t>
+            </w:r>
+            <w:proofErr w:type="spellStart"/>
+            <w:r>
+              <w:t>favourite</w:t>
+            </w:r>
+            <w:proofErr w:type="spellEnd"/>
+            <w:r>
+              <w:t xml:space="preserve"> food.</w:t>
             </w:r>
           </w:p>
           <w:p>
@@ -18189,119 +18447,309 @@
               <w:pStyle w:val="SS3-115"/>
             </w:pPr>
             <w:r>
-              <w:t>How many hours a week she studies/works</w:t>
+              <w:t>You should say:</w:t>
+            </w:r>
+          </w:p>
+          <w:p>
+            <w:pPr>
+              <w:pStyle w:val="BulletList"/>
+              <w:ind w:left="511"/>
+            </w:pPr>
+            <w:r>
+              <w:t>what the food is</w:t>
+            </w:r>
+          </w:p>
+          <w:p>
+            <w:pPr>
+              <w:pStyle w:val="BulletList"/>
+              <w:ind w:left="511"/>
+            </w:pPr>
+            <w:r>
+              <w:t>how often you eat it</w:t>
+            </w:r>
+          </w:p>
+          <w:p>
+            <w:pPr>
+              <w:pStyle w:val="BulletList"/>
+              <w:ind w:left="511"/>
+            </w:pPr>
+            <w:r>
+              <w:t>how the food is made</w:t>
             </w:r>
           </w:p>
           <w:p>
             <w:pPr>
               <w:pStyle w:val="SS3-115"/>
-            </w:pPr>
-            <w:r>
-              <w:t>What she does</w:t>
-            </w:r>
-          </w:p>
-          <w:p>
-            <w:pPr>
-              <w:pStyle w:val="SS3-115"/>
-            </w:pPr>
-            <w:r>
-              <w:t>What she would like to learn in the future</w:t>
-            </w:r>
-          </w:p>
-          <w:p>
-            <w:pPr>
-              <w:pStyle w:val="SS3-115"/>
-            </w:pPr>
-            <w:r>
-              <w:t>What she thinks about her studies/work</w:t>
-            </w:r>
-          </w:p>
-          <w:p>
-            <w:pPr>
-              <w:pStyle w:val="SS3-115"/>
-            </w:pPr>
-            <w:r>
-              <w:t>Where she studies/works</w:t>
-            </w:r>
-          </w:p>
-        </w:tc>
-        <w:tc>
-          <w:tcPr>
-            <w:tcW w:w="1990" w:type="pct"/>
-          </w:tcPr>
-          <w:p>
-            <w:pPr>
-              <w:rPr>
-                <w:rFonts w:ascii="Source Sans 3 SemiBold" w:hAnsi="Source Sans 3 SemiBold"/>
-                <w:b/>
-                <w:bCs/>
-                <w:noProof/>
-                <w:color w:val="FFFFFF" w:themeColor="background1"/>
-                <w:shd w:val="clear" w:color="auto" w:fill="68AF3D"/>
-              </w:rPr>
-            </w:pPr>
-            <w:r>
-              <w:rPr>
-                <w:rFonts w:ascii="Source Sans 3 SemiBold" w:hAnsi="Source Sans 3 SemiBold"/>
-                <w:b/>
-                <w:bCs/>
-                <w:noProof/>
-                <w:color w:val="FFFFFF" w:themeColor="background1"/>
-                <w:bdr w:val="single" w:sz="24" w:space="0" w:color="6EDAE9"/>
-                <w:shd w:val="clear" w:color="auto" w:fill="1FBBFC"/>
-              </w:rPr>
-              <w:t xml:space="preserve">TIP </w:t>
-            </w:r>
-            <w:r>
-              <w:rPr>
-                <w:rFonts w:ascii="Source Sans 3 SemiBold" w:hAnsi="Source Sans 3 SemiBold"/>
-                <w:b/>
-                <w:bCs/>
-                <w:noProof/>
-                <w:bdr w:val="single" w:sz="24" w:space="0" w:color="6EDAE9"/>
-                <w:shd w:val="clear" w:color="auto" w:fill="FFFFFF" w:themeFill="background1"/>
-              </w:rPr>
-              <w:t>07</w:t>
+              <w:spacing w:after="120"/>
+            </w:pPr>
+            <w:r>
+              <w:t>and say if you can make the meal yourself.</w:t>
             </w:r>
           </w:p>
           <w:tbl>
             <w:tblPr>
-              <w:tblStyle w:val="NormalTable"/>
+              <w:tblStyle w:val="CommonTable"/>
               <w:tblW w:w="0" w:type="auto"/>
               <w:tblBorders>
-                <w:top w:val="single" w:sz="18" w:space="0" w:color="25B9F9"/>
-                <w:left w:val="single" w:sz="18" w:space="0" w:color="25B9F9"/>
-                <w:bottom w:val="single" w:sz="18" w:space="0" w:color="25B9F9"/>
-                <w:right w:val="single" w:sz="18" w:space="0" w:color="25B9F9"/>
-                <w:insideH w:val="single" w:sz="18" w:space="0" w:color="25B9F9"/>
-                <w:insideV w:val="single" w:sz="18" w:space="0" w:color="25B9F9"/>
+                <w:top w:val="single" w:sz="18" w:space="0" w:color="1B91C6"/>
+                <w:left w:val="none" w:sz="0" w:space="0" w:color="auto"/>
+                <w:bottom w:val="none" w:sz="0" w:space="0" w:color="auto"/>
+                <w:right w:val="none" w:sz="0" w:space="0" w:color="auto"/>
+                <w:insideH w:val="single" w:sz="6" w:space="0" w:color="1B91C6"/>
+                <w:insideV w:val="single" w:sz="6" w:space="0" w:color="1B91C6"/>
               </w:tblBorders>
-              <w:shd w:val="clear" w:color="auto" w:fill="E7EAEF"/>
+              <w:shd w:val="clear" w:color="auto" w:fill="EEEDF3"/>
+              <w:tblLayout w:type="fixed"/>
               <w:tblLook w:val="04A0" w:firstRow="1" w:lastRow="0" w:firstColumn="1" w:lastColumn="0" w:noHBand="0" w:noVBand="1"/>
             </w:tblPr>
             <w:tblGrid>
-              <w:gridCol w:w="5398"/>
+              <w:gridCol w:w="4094"/>
+              <w:gridCol w:w="5177"/>
             </w:tblGrid>
             <w:tr>
               <w:tc>
                 <w:tcPr>
-                  <w:tcW w:w="6061" w:type="dxa"/>
-                  <w:shd w:val="clear" w:color="auto" w:fill="E1EAF1"/>
+                  <w:tcW w:w="0" w:type="auto"/>
+                  <w:shd w:val="clear" w:color="auto" w:fill="EEEDF3"/>
                 </w:tcPr>
                 <w:p>
                   <w:pPr>
-                    <w:rPr>
-                      <w:noProof/>
-                      <w:sz w:val="21"/>
-                      <w:szCs w:val="21"/>
-                    </w:rPr>
-                  </w:pPr>
-                  <w:r>
-                    <w:rPr>
-                      <w:sz w:val="21"/>
-                      <w:szCs w:val="21"/>
-                    </w:rPr>
-                    <w:t>It is very important not to simply answer a question with 'Yes' or 'No'. Try to use your imagination and invent some ideas. Remember that the examiner is testing your ability to speak English, not your views or general knowledge. For example, if there isn't a job you would really like to do in future, don't just say 'No'. Think of any job you could talk about.</w:t>
+                    <w:jc w:val="center"/>
+                    <w:rPr>
+                      <w:rFonts w:ascii="Source Sans 3 Medium" w:hAnsi="Source Sans 3 Medium"/>
+                      <w:b/>
+                      <w:bCs/>
+                      <w:sz w:val="23"/>
+                      <w:szCs w:val="23"/>
+                      <w:lang w:bidi="ar-SA"/>
+                    </w:rPr>
+                  </w:pPr>
+                  <w:r>
+                    <w:rPr>
+                      <w:b/>
+                      <w:bCs/>
+                      <w:sz w:val="23"/>
+                      <w:szCs w:val="23"/>
+                    </w:rPr>
+                    <w:t>Student A</w:t>
+                  </w:r>
+                </w:p>
+              </w:tc>
+              <w:tc>
+                <w:tcPr>
+                  <w:tcW w:w="5177" w:type="dxa"/>
+                  <w:shd w:val="clear" w:color="auto" w:fill="EEEDF3"/>
+                </w:tcPr>
+                <w:p>
+                  <w:pPr>
+                    <w:jc w:val="center"/>
+                    <w:rPr>
+                      <w:rFonts w:ascii="Source Sans 3 Medium" w:hAnsi="Source Sans 3 Medium"/>
+                      <w:b/>
+                      <w:bCs/>
+                      <w:sz w:val="23"/>
+                      <w:szCs w:val="23"/>
+                      <w:lang w:bidi="ar-SA"/>
+                    </w:rPr>
+                  </w:pPr>
+                  <w:r>
+                    <w:rPr>
+                      <w:b/>
+                      <w:bCs/>
+                      <w:sz w:val="23"/>
+                      <w:szCs w:val="23"/>
+                    </w:rPr>
+                    <w:t xml:space="preserve">Student </w:t>
+                  </w:r>
+                  <w:r>
+                    <w:rPr>
+                      <w:b/>
+                      <w:bCs/>
+                      <w:sz w:val="23"/>
+                      <w:szCs w:val="23"/>
+                    </w:rPr>
+                    <w:t>B</w:t>
+                  </w:r>
+                </w:p>
+              </w:tc>
+            </w:tr>
+            <w:tr>
+              <w:tc>
+                <w:tcPr>
+                  <w:tcW w:w="0" w:type="auto"/>
+                  <w:shd w:val="clear" w:color="auto" w:fill="EEEDF3"/>
+                </w:tcPr>
+                <w:p>
+                  <w:pPr>
+                    <w:rPr>
+                      <w:i/>
+                      <w:iCs/>
+                      <w:lang w:bidi="ar-SA"/>
+                    </w:rPr>
+                  </w:pPr>
+                  <w:r>
+                    <w:rPr>
+                      <w:i/>
+                      <w:iCs/>
+                      <w:lang w:bidi="ar-SA"/>
+                    </w:rPr>
+                    <w:t>Pizza - delicious, easy cook, filling</w:t>
+                  </w:r>
+                </w:p>
+                <w:p>
+                  <w:pPr>
+                    <w:rPr>
+                      <w:i/>
+                      <w:iCs/>
+                      <w:lang w:bidi="ar-SA"/>
+                    </w:rPr>
+                  </w:pPr>
+                  <w:r>
+                    <w:rPr>
+                      <w:i/>
+                      <w:iCs/>
+                      <w:lang w:bidi="ar-SA"/>
+                    </w:rPr>
+                    <w:t>on Fridays - late lectures, special day</w:t>
+                  </w:r>
+                </w:p>
+                <w:p>
+                  <w:pPr>
+                    <w:rPr>
+                      <w:i/>
+                      <w:iCs/>
+                      <w:lang w:bidi="ar-SA"/>
+                    </w:rPr>
+                  </w:pPr>
+                  <w:r>
+                    <w:rPr>
+                      <w:i/>
+                      <w:iCs/>
+                      <w:lang w:bidi="ar-SA"/>
+                    </w:rPr>
+                    <w:t>oven, bread, add cheese, tomato, toppings</w:t>
+                  </w:r>
+                </w:p>
+                <w:p>
+                  <w:pPr>
+                    <w:rPr>
+                      <w:i/>
+                      <w:iCs/>
+                      <w:lang w:bidi="ar-SA"/>
+                    </w:rPr>
+                  </w:pPr>
+                  <w:r>
+                    <w:rPr>
+                      <w:i/>
+                      <w:iCs/>
+                      <w:lang w:bidi="ar-SA"/>
+                    </w:rPr>
+                    <w:t xml:space="preserve">only frozen! / </w:t>
+                  </w:r>
+                  <w:proofErr w:type="gramStart"/>
+                  <w:r>
+                    <w:rPr>
+                      <w:i/>
+                      <w:iCs/>
+                      <w:lang w:bidi="ar-SA"/>
+                    </w:rPr>
+                    <w:t>take</w:t>
+                  </w:r>
+                  <w:proofErr w:type="gramEnd"/>
+                  <w:r>
+                    <w:rPr>
+                      <w:i/>
+                      <w:iCs/>
+                      <w:lang w:bidi="ar-SA"/>
+                    </w:rPr>
+                    <w:t>-away</w:t>
+                  </w:r>
+                </w:p>
+                <w:p>
+                  <w:pPr>
+                    <w:rPr>
+                      <w:lang w:bidi="ar-SA"/>
+                    </w:rPr>
+                  </w:pPr>
+                  <w:r>
+                    <w:rPr>
+                      <w:i/>
+                      <w:iCs/>
+                      <w:lang w:bidi="ar-SA"/>
+                    </w:rPr>
+                    <w:t>Conclusion - easy and tasty</w:t>
+                  </w:r>
+                </w:p>
+              </w:tc>
+              <w:tc>
+                <w:tcPr>
+                  <w:tcW w:w="5177" w:type="dxa"/>
+                  <w:shd w:val="clear" w:color="auto" w:fill="EEEDF3"/>
+                </w:tcPr>
+                <w:p>
+                  <w:pPr>
+                    <w:rPr>
+                      <w:i/>
+                      <w:iCs/>
+                      <w:lang w:bidi="ar-SA"/>
+                    </w:rPr>
+                  </w:pPr>
+                  <w:r>
+                    <w:rPr>
+                      <w:i/>
+                      <w:iCs/>
+                      <w:lang w:bidi="ar-SA"/>
+                    </w:rPr>
+                    <w:t>Vegetable soup - tasty, healthy, cheap at weekends, winter - long time to cook, better in cold weather</w:t>
+                  </w:r>
+                </w:p>
+                <w:p>
+                  <w:pPr>
+                    <w:rPr>
+                      <w:i/>
+                      <w:iCs/>
+                      <w:lang w:bidi="ar-SA"/>
+                    </w:rPr>
+                  </w:pPr>
+                  <w:r>
+                    <w:rPr>
+                      <w:i/>
+                      <w:iCs/>
+                      <w:lang w:bidi="ar-SA"/>
+                    </w:rPr>
+                    <w:t>chop vegetables, boil, wait</w:t>
+                  </w:r>
+                </w:p>
+                <w:p>
+                  <w:pPr>
+                    <w:rPr>
+                      <w:i/>
+                      <w:iCs/>
+                      <w:lang w:bidi="ar-SA"/>
+                    </w:rPr>
+                  </w:pPr>
+                  <w:r>
+                    <w:rPr>
+                      <w:i/>
+                      <w:iCs/>
+                      <w:lang w:bidi="ar-SA"/>
+                    </w:rPr>
+                    <w:t>yes, love cooking, relaxing, fun</w:t>
+                  </w:r>
+                </w:p>
+                <w:p>
+                  <w:pPr>
+                    <w:rPr>
+                      <w:lang w:bidi="ar-SA"/>
+                    </w:rPr>
+                  </w:pPr>
+                  <w:r>
+                    <w:rPr>
+                      <w:i/>
+                      <w:iCs/>
+                      <w:lang w:bidi="ar-SA"/>
+                    </w:rPr>
+                    <w:t>Conclusion - enjoy making, filling, economical</w:t>
                   </w:r>
                 </w:p>
               </w:tc>
@@ -18309,13 +18757,7 @@
           </w:tbl>
           <w:p>
             <w:pPr>
-              <w:rPr>
-                <w:rFonts w:ascii="Source Sans 3 Medium" w:hAnsi="Source Sans 3 Medium"/>
-                <w:b/>
-                <w:bCs/>
-                <w:sz w:val="23"/>
-                <w:szCs w:val="23"/>
-              </w:rPr>
+              <w:pStyle w:val="SS3-115"/>
             </w:pPr>
           </w:p>
         </w:tc>
@@ -18338,778 +18780,12 @@
         <w:br w:type="page"/>
       </w:r>
     </w:p>
-    <w:tbl>
-      <w:tblPr>
-        <w:tblStyle w:val="DottedTable"/>
-        <w:tblW w:w="5000" w:type="pct"/>
-        <w:tblLook w:val="04A0" w:firstRow="1" w:lastRow="0" w:firstColumn="1" w:lastColumn="0" w:noHBand="0" w:noVBand="1"/>
-      </w:tblPr>
-      <w:tblGrid>
-        <w:gridCol w:w="420"/>
-        <w:gridCol w:w="13972"/>
-      </w:tblGrid>
-      <w:tr>
-        <w:tc>
-          <w:tcPr>
-            <w:tcW w:w="146" w:type="pct"/>
-            <w:tcMar>
-              <w:left w:w="0" w:type="dxa"/>
-              <w:right w:w="0" w:type="dxa"/>
-            </w:tcMar>
-          </w:tcPr>
-          <w:tbl>
-            <w:tblPr>
-              <w:tblStyle w:val="CompactTable"/>
-              <w:tblW w:w="0" w:type="auto"/>
-              <w:tblBorders>
-                <w:top w:val="single" w:sz="18" w:space="0" w:color="1B91C6"/>
-                <w:left w:val="single" w:sz="18" w:space="0" w:color="1B91C6"/>
-                <w:bottom w:val="single" w:sz="18" w:space="0" w:color="1B91C6"/>
-                <w:right w:val="single" w:sz="18" w:space="0" w:color="1B91C6"/>
-                <w:insideH w:val="single" w:sz="18" w:space="0" w:color="1B91C6"/>
-                <w:insideV w:val="single" w:sz="18" w:space="0" w:color="1B91C6"/>
-              </w:tblBorders>
-              <w:tblLook w:val="04A0" w:firstRow="1" w:lastRow="0" w:firstColumn="1" w:lastColumn="0" w:noHBand="0" w:noVBand="1"/>
-            </w:tblPr>
-            <w:tblGrid>
-              <w:gridCol w:w="364"/>
-            </w:tblGrid>
-            <w:tr>
-              <w:tc>
-                <w:tcPr>
-                  <w:tcW w:w="385" w:type="dxa"/>
-                </w:tcPr>
-                <w:p>
-                  <w:pPr>
-                    <w:rPr>
-                      <w:b w:val="0"/>
-                      <w:bCs/>
-                      <w:szCs w:val="26"/>
-                      <w:bdr w:val="single" w:sz="12" w:space="0" w:color="FFFF00"/>
-                    </w:rPr>
-                  </w:pPr>
-                  <w:r>
-                    <w:rPr>
-                      <w:bCs/>
-                      <w:szCs w:val="26"/>
-                      <w:lang w:bidi="ar-SA"/>
-                    </w:rPr>
-                    <w:lastRenderedPageBreak/>
-                    <w:t>09</w:t>
-                  </w:r>
-                </w:p>
-              </w:tc>
-            </w:tr>
-          </w:tbl>
-          <w:p>
-            <w:pPr>
-              <w:rPr>
-                <w:bCs/>
-                <w:szCs w:val="26"/>
-              </w:rPr>
-            </w:pPr>
-          </w:p>
-        </w:tc>
-        <w:tc>
-          <w:tcPr>
-            <w:tcW w:w="4854" w:type="pct"/>
-          </w:tcPr>
-          <w:p>
-            <w:pPr>
-              <w:rPr>
-                <w:rFonts w:ascii="Source Sans 3 Medium" w:hAnsi="Source Sans 3 Medium"/>
-                <w:b/>
-                <w:bCs/>
-                <w:sz w:val="23"/>
-                <w:szCs w:val="23"/>
-              </w:rPr>
-            </w:pPr>
-            <w:r>
-              <w:rPr>
-                <w:rFonts w:ascii="Source Sans 3 Medium" w:hAnsi="Source Sans 3 Medium"/>
-                <w:b/>
-                <w:bCs/>
-                <w:sz w:val="23"/>
-                <w:szCs w:val="23"/>
-              </w:rPr>
-              <w:t>Use the headings in exercise 8 to talk about Anna.</w:t>
-            </w:r>
-          </w:p>
-        </w:tc>
-      </w:tr>
-      <w:tr>
-        <w:tc>
-          <w:tcPr>
-            <w:tcW w:w="146" w:type="pct"/>
-            <w:tcMar>
-              <w:left w:w="0" w:type="dxa"/>
-              <w:right w:w="0" w:type="dxa"/>
-            </w:tcMar>
-          </w:tcPr>
-          <w:tbl>
-            <w:tblPr>
-              <w:tblStyle w:val="CompactTable"/>
-              <w:tblW w:w="0" w:type="auto"/>
-              <w:tblBorders>
-                <w:top w:val="single" w:sz="18" w:space="0" w:color="1B91C6"/>
-                <w:left w:val="single" w:sz="18" w:space="0" w:color="1B91C6"/>
-                <w:bottom w:val="single" w:sz="18" w:space="0" w:color="1B91C6"/>
-                <w:right w:val="single" w:sz="18" w:space="0" w:color="1B91C6"/>
-                <w:insideH w:val="single" w:sz="18" w:space="0" w:color="1B91C6"/>
-                <w:insideV w:val="single" w:sz="18" w:space="0" w:color="1B91C6"/>
-              </w:tblBorders>
-              <w:tblLook w:val="04A0" w:firstRow="1" w:lastRow="0" w:firstColumn="1" w:lastColumn="0" w:noHBand="0" w:noVBand="1"/>
-            </w:tblPr>
-            <w:tblGrid>
-              <w:gridCol w:w="364"/>
-            </w:tblGrid>
-            <w:tr>
-              <w:tc>
-                <w:tcPr>
-                  <w:tcW w:w="385" w:type="dxa"/>
-                </w:tcPr>
-                <w:p>
-                  <w:pPr>
-                    <w:rPr>
-                      <w:b w:val="0"/>
-                      <w:bCs/>
-                      <w:szCs w:val="26"/>
-                      <w:bdr w:val="single" w:sz="12" w:space="0" w:color="FFFF00"/>
-                    </w:rPr>
-                  </w:pPr>
-                  <w:r>
-                    <w:rPr>
-                      <w:bCs/>
-                      <w:szCs w:val="26"/>
-                      <w:lang w:bidi="ar-SA"/>
-                    </w:rPr>
-                    <w:t>10</w:t>
-                  </w:r>
-                </w:p>
-              </w:tc>
-            </w:tr>
-          </w:tbl>
-          <w:p>
-            <w:pPr>
-              <w:rPr>
-                <w:bCs/>
-                <w:szCs w:val="26"/>
-              </w:rPr>
-            </w:pPr>
-          </w:p>
-        </w:tc>
-        <w:tc>
-          <w:tcPr>
-            <w:tcW w:w="4854" w:type="pct"/>
-          </w:tcPr>
-          <w:p>
-            <w:pPr>
-              <w:rPr>
-                <w:rFonts w:ascii="Source Sans 3 Medium" w:hAnsi="Source Sans 3 Medium"/>
-                <w:b/>
-                <w:bCs/>
-                <w:sz w:val="23"/>
-                <w:szCs w:val="23"/>
-              </w:rPr>
-            </w:pPr>
-            <w:r>
-              <w:rPr>
-                <w:rFonts w:ascii="Source Sans 3 Medium" w:hAnsi="Source Sans 3 Medium"/>
-                <w:b/>
-                <w:bCs/>
-                <w:sz w:val="23"/>
-                <w:szCs w:val="23"/>
-              </w:rPr>
-              <w:t>Make notes using the headings in exercise 8 to speak about what you do. You may wish to use a dictionary to help you do this.</w:t>
-            </w:r>
-          </w:p>
-        </w:tc>
-      </w:tr>
-      <w:tr>
-        <w:tc>
-          <w:tcPr>
-            <w:tcW w:w="146" w:type="pct"/>
-            <w:tcMar>
-              <w:left w:w="0" w:type="dxa"/>
-              <w:right w:w="0" w:type="dxa"/>
-            </w:tcMar>
-          </w:tcPr>
-          <w:tbl>
-            <w:tblPr>
-              <w:tblStyle w:val="CompactTable"/>
-              <w:tblW w:w="0" w:type="auto"/>
-              <w:tblBorders>
-                <w:top w:val="single" w:sz="18" w:space="0" w:color="1B91C6"/>
-                <w:left w:val="single" w:sz="18" w:space="0" w:color="1B91C6"/>
-                <w:bottom w:val="single" w:sz="18" w:space="0" w:color="1B91C6"/>
-                <w:right w:val="single" w:sz="18" w:space="0" w:color="1B91C6"/>
-                <w:insideH w:val="single" w:sz="18" w:space="0" w:color="1B91C6"/>
-                <w:insideV w:val="single" w:sz="18" w:space="0" w:color="1B91C6"/>
-              </w:tblBorders>
-              <w:tblLook w:val="04A0" w:firstRow="1" w:lastRow="0" w:firstColumn="1" w:lastColumn="0" w:noHBand="0" w:noVBand="1"/>
-            </w:tblPr>
-            <w:tblGrid>
-              <w:gridCol w:w="364"/>
-            </w:tblGrid>
-            <w:tr>
-              <w:tc>
-                <w:tcPr>
-                  <w:tcW w:w="385" w:type="dxa"/>
-                </w:tcPr>
-                <w:p>
-                  <w:pPr>
-                    <w:rPr>
-                      <w:b w:val="0"/>
-                      <w:bCs/>
-                      <w:szCs w:val="26"/>
-                      <w:bdr w:val="single" w:sz="12" w:space="0" w:color="FFFF00"/>
-                    </w:rPr>
-                  </w:pPr>
-                  <w:r>
-                    <w:rPr>
-                      <w:bCs/>
-                      <w:szCs w:val="26"/>
-                      <w:lang w:bidi="ar-SA"/>
-                    </w:rPr>
-                    <w:t>11</w:t>
-                  </w:r>
-                </w:p>
-              </w:tc>
-            </w:tr>
-          </w:tbl>
-          <w:p>
-            <w:pPr>
-              <w:rPr>
-                <w:bCs/>
-                <w:szCs w:val="26"/>
-              </w:rPr>
-            </w:pPr>
-          </w:p>
-        </w:tc>
-        <w:tc>
-          <w:tcPr>
-            <w:tcW w:w="4854" w:type="pct"/>
-          </w:tcPr>
-          <w:p>
-            <w:pPr>
-              <w:rPr>
-                <w:rFonts w:ascii="Source Sans 3 Medium" w:hAnsi="Source Sans 3 Medium"/>
-                <w:b/>
-                <w:bCs/>
-                <w:sz w:val="23"/>
-                <w:szCs w:val="23"/>
-              </w:rPr>
-            </w:pPr>
-            <w:r>
-              <w:rPr>
-                <w:rFonts w:ascii="Source Sans 3 Medium" w:hAnsi="Source Sans 3 Medium"/>
-                <w:b/>
-                <w:bCs/>
-                <w:sz w:val="23"/>
-                <w:szCs w:val="23"/>
-              </w:rPr>
-              <w:t>Use your notes to tell your partner about what you do. Ask each other questions.</w:t>
-            </w:r>
-          </w:p>
-          <w:p>
-            <w:pPr>
-              <w:pStyle w:val="SS3-115"/>
-              <w:numPr>
-                <w:ilvl w:val="0"/>
-                <w:numId w:val="5"/>
-              </w:numPr>
-              <w:spacing w:before="120"/>
-            </w:pPr>
-            <w:r>
-              <w:t>What do you do? Do you work or are you a student?</w:t>
-            </w:r>
-          </w:p>
-          <w:p>
-            <w:pPr>
-              <w:pStyle w:val="SS3-115"/>
-              <w:numPr>
-                <w:ilvl w:val="0"/>
-                <w:numId w:val="5"/>
-              </w:numPr>
-              <w:spacing w:before="120"/>
-            </w:pPr>
-            <w:r>
-              <w:t>Are you enjoying it?</w:t>
-            </w:r>
-          </w:p>
-          <w:p>
-            <w:pPr>
-              <w:pStyle w:val="SS3-115"/>
-              <w:numPr>
-                <w:ilvl w:val="0"/>
-                <w:numId w:val="5"/>
-              </w:numPr>
-              <w:spacing w:before="120"/>
-            </w:pPr>
-            <w:r>
-              <w:t>Would you like to learn anything new in the future?</w:t>
-            </w:r>
-          </w:p>
-          <w:p>
-            <w:pPr>
-              <w:pStyle w:val="SS3-115"/>
-              <w:numPr>
-                <w:ilvl w:val="0"/>
-                <w:numId w:val="5"/>
-              </w:numPr>
-              <w:rPr>
-                <w:rFonts w:ascii="Source Sans 3 Medium" w:hAnsi="Source Sans 3 Medium"/>
-                <w:b/>
-                <w:bCs/>
-              </w:rPr>
-            </w:pPr>
-            <w:r>
-              <w:t>Is there a job you would really like to do in the future?</w:t>
-            </w:r>
-          </w:p>
-        </w:tc>
-      </w:tr>
-    </w:tbl>
     <w:p>
       <w:pPr>
         <w:rPr>
           <w:rFonts w:ascii="Source Sans 3" w:hAnsi="Source Sans 3"/>
           <w:sz w:val="2"/>
           <w:szCs w:val="2"/>
-          <w:lang w:bidi="ar-SA"/>
-        </w:rPr>
-      </w:pPr>
-    </w:p>
-    <w:tbl>
-      <w:tblPr>
-        <w:tblStyle w:val="CommonTable"/>
-        <w:tblW w:w="0" w:type="auto"/>
-        <w:tblBorders>
-          <w:top w:val="single" w:sz="24" w:space="0" w:color="auto"/>
-          <w:left w:val="single" w:sz="24" w:space="0" w:color="auto"/>
-          <w:bottom w:val="single" w:sz="24" w:space="0" w:color="auto"/>
-          <w:right w:val="single" w:sz="24" w:space="0" w:color="auto"/>
-          <w:insideH w:val="single" w:sz="24" w:space="0" w:color="auto"/>
-          <w:insideV w:val="single" w:sz="24" w:space="0" w:color="auto"/>
-        </w:tblBorders>
-        <w:tblLook w:val="04A0" w:firstRow="1" w:lastRow="0" w:firstColumn="1" w:lastColumn="0" w:noHBand="0" w:noVBand="1"/>
-      </w:tblPr>
-      <w:tblGrid>
-        <w:gridCol w:w="6913"/>
-      </w:tblGrid>
-      <w:tr>
-        <w:tc>
-          <w:tcPr>
-            <w:tcW w:w="0" w:type="auto"/>
-            <w:shd w:val="clear" w:color="auto" w:fill="1997F3"/>
-          </w:tcPr>
-          <w:p>
-            <w:pPr>
-              <w:rPr>
-                <w:rFonts w:ascii="Source Sans 3 Medium" w:hAnsi="Source Sans 3 Medium"/>
-                <w:b/>
-                <w:bCs/>
-                <w:sz w:val="23"/>
-                <w:szCs w:val="23"/>
-                <w:lang w:bidi="ar-SA"/>
-              </w:rPr>
-            </w:pPr>
-            <w:r>
-              <w:rPr>
-                <w:b/>
-                <w:bCs/>
-                <w:color w:val="FFFFFF" w:themeColor="background1"/>
-                <w:sz w:val="24"/>
-                <w:szCs w:val="24"/>
-              </w:rPr>
-              <w:t>PRONUNCIATION: WORDS BEGINNING WITH TWO CONSONANTS</w:t>
-            </w:r>
-          </w:p>
-        </w:tc>
-      </w:tr>
-    </w:tbl>
-    <w:p>
-      <w:pPr>
-        <w:rPr>
-          <w:rFonts w:ascii="Source Sans 3" w:hAnsi="Source Sans 3"/>
-          <w:sz w:val="2"/>
-          <w:szCs w:val="2"/>
-        </w:rPr>
-      </w:pPr>
-    </w:p>
-    <w:tbl>
-      <w:tblPr>
-        <w:tblStyle w:val="DottedTable"/>
-        <w:tblW w:w="5000" w:type="pct"/>
-        <w:tblLook w:val="04A0" w:firstRow="1" w:lastRow="0" w:firstColumn="1" w:lastColumn="0" w:noHBand="0" w:noVBand="1"/>
-      </w:tblPr>
-      <w:tblGrid>
-        <w:gridCol w:w="420"/>
-        <w:gridCol w:w="13972"/>
-      </w:tblGrid>
-      <w:tr>
-        <w:tc>
-          <w:tcPr>
-            <w:tcW w:w="146" w:type="pct"/>
-            <w:tcMar>
-              <w:left w:w="0" w:type="dxa"/>
-              <w:right w:w="0" w:type="dxa"/>
-            </w:tcMar>
-          </w:tcPr>
-          <w:tbl>
-            <w:tblPr>
-              <w:tblStyle w:val="CompactTable"/>
-              <w:tblW w:w="0" w:type="auto"/>
-              <w:tblBorders>
-                <w:top w:val="single" w:sz="18" w:space="0" w:color="1B91C6"/>
-                <w:left w:val="single" w:sz="18" w:space="0" w:color="1B91C6"/>
-                <w:bottom w:val="single" w:sz="18" w:space="0" w:color="1B91C6"/>
-                <w:right w:val="single" w:sz="18" w:space="0" w:color="1B91C6"/>
-                <w:insideH w:val="single" w:sz="18" w:space="0" w:color="1B91C6"/>
-                <w:insideV w:val="single" w:sz="18" w:space="0" w:color="1B91C6"/>
-              </w:tblBorders>
-              <w:tblLook w:val="04A0" w:firstRow="1" w:lastRow="0" w:firstColumn="1" w:lastColumn="0" w:noHBand="0" w:noVBand="1"/>
-            </w:tblPr>
-            <w:tblGrid>
-              <w:gridCol w:w="364"/>
-            </w:tblGrid>
-            <w:tr>
-              <w:tc>
-                <w:tcPr>
-                  <w:tcW w:w="385" w:type="dxa"/>
-                </w:tcPr>
-                <w:p>
-                  <w:pPr>
-                    <w:rPr>
-                      <w:b w:val="0"/>
-                      <w:bCs/>
-                      <w:szCs w:val="26"/>
-                      <w:bdr w:val="single" w:sz="12" w:space="0" w:color="FFFF00"/>
-                    </w:rPr>
-                  </w:pPr>
-                  <w:r>
-                    <w:rPr>
-                      <w:bCs/>
-                      <w:szCs w:val="26"/>
-                      <w:lang w:bidi="ar-SA"/>
-                    </w:rPr>
-                    <w:t>12</w:t>
-                  </w:r>
-                </w:p>
-              </w:tc>
-            </w:tr>
-          </w:tbl>
-          <w:p>
-            <w:pPr>
-              <w:rPr>
-                <w:bCs/>
-                <w:szCs w:val="26"/>
-              </w:rPr>
-            </w:pPr>
-          </w:p>
-        </w:tc>
-        <w:tc>
-          <w:tcPr>
-            <w:tcW w:w="4854" w:type="pct"/>
-          </w:tcPr>
-          <w:p>
-            <w:pPr>
-              <w:rPr>
-                <w:rFonts w:ascii="Source Sans 3 Medium" w:hAnsi="Source Sans 3 Medium"/>
-                <w:b/>
-                <w:bCs/>
-                <w:sz w:val="23"/>
-                <w:szCs w:val="23"/>
-              </w:rPr>
-            </w:pPr>
-            <w:r>
-              <w:rPr>
-                <w:rFonts w:ascii="Source Sans 3 Medium" w:hAnsi="Source Sans 3 Medium"/>
-                <w:b/>
-                <w:bCs/>
-                <w:sz w:val="23"/>
-                <w:szCs w:val="23"/>
-              </w:rPr>
-              <w:t xml:space="preserve">Listen and </w:t>
-            </w:r>
-            <w:proofErr w:type="spellStart"/>
-            <w:r>
-              <w:rPr>
-                <w:rFonts w:ascii="Source Sans 3 Medium" w:hAnsi="Source Sans 3 Medium"/>
-                <w:b/>
-                <w:bCs/>
-                <w:sz w:val="23"/>
-                <w:szCs w:val="23"/>
-              </w:rPr>
-              <w:t>practise</w:t>
-            </w:r>
-            <w:proofErr w:type="spellEnd"/>
-            <w:r>
-              <w:rPr>
-                <w:rFonts w:ascii="Source Sans 3 Medium" w:hAnsi="Source Sans 3 Medium"/>
-                <w:b/>
-                <w:bCs/>
-                <w:sz w:val="23"/>
-                <w:szCs w:val="23"/>
-              </w:rPr>
-              <w:t xml:space="preserve"> the sounds at the beginning of the words in bold.</w:t>
-            </w:r>
-          </w:p>
-          <w:p>
-            <w:pPr>
-              <w:spacing w:before="120" w:after="120"/>
-              <w:rPr>
-                <w:rFonts w:ascii="Source Sans 3 Medium" w:hAnsi="Source Sans 3 Medium"/>
-                <w:b/>
-                <w:bCs/>
-                <w:sz w:val="23"/>
-                <w:szCs w:val="23"/>
-              </w:rPr>
-            </w:pPr>
-            <w:hyperlink r:id="rId31" w:history="1">
-              <w:r>
-                <w:rPr>
-                  <w:rStyle w:val="Hyperlink"/>
-                  <w:rFonts w:ascii="Source Sans 3" w:hAnsi="Source Sans 3"/>
-                  <w:b/>
-                  <w:bCs/>
-                  <w:sz w:val="26"/>
-                  <w:szCs w:val="26"/>
-                </w:rPr>
-                <w:t>30</w:t>
-              </w:r>
-            </w:hyperlink>
-          </w:p>
-          <w:p>
-            <w:pPr>
-              <w:pStyle w:val="SS3-115"/>
-            </w:pPr>
-            <w:r>
-              <w:t xml:space="preserve">a </w:t>
-            </w:r>
-            <w:r>
-              <w:rPr>
-                <w:b/>
-                <w:bCs/>
-              </w:rPr>
-              <w:t>st</w:t>
-            </w:r>
-            <w:r>
-              <w:t xml:space="preserve">udent-I'm a </w:t>
-            </w:r>
-            <w:r>
-              <w:rPr>
-                <w:b/>
-                <w:bCs/>
-              </w:rPr>
-              <w:t>st</w:t>
-            </w:r>
-            <w:r>
-              <w:t>udent.</w:t>
-            </w:r>
-          </w:p>
-          <w:p>
-            <w:pPr>
-              <w:pStyle w:val="SS3-115"/>
-            </w:pPr>
-            <w:r>
-              <w:t xml:space="preserve">a </w:t>
-            </w:r>
-            <w:r>
-              <w:rPr>
-                <w:b/>
-                <w:bCs/>
-              </w:rPr>
-              <w:t>sc</w:t>
-            </w:r>
-            <w:r>
-              <w:t xml:space="preserve">arf - a beautiful </w:t>
-            </w:r>
-            <w:r>
-              <w:rPr>
-                <w:b/>
-                <w:bCs/>
-              </w:rPr>
-              <w:t>sc</w:t>
-            </w:r>
-            <w:r>
-              <w:t>arf</w:t>
-            </w:r>
-          </w:p>
-          <w:p>
-            <w:pPr>
-              <w:pStyle w:val="SS3-115"/>
-            </w:pPr>
-            <w:r>
-              <w:t xml:space="preserve">I've just made a beautiful </w:t>
-            </w:r>
-            <w:r>
-              <w:rPr>
-                <w:b/>
-                <w:bCs/>
-              </w:rPr>
-              <w:t>sc</w:t>
-            </w:r>
-            <w:r>
-              <w:t>arf.</w:t>
-            </w:r>
-          </w:p>
-          <w:p>
-            <w:pPr>
-              <w:pStyle w:val="SS3-115"/>
-            </w:pPr>
-            <w:r>
-              <w:rPr>
-                <w:b/>
-                <w:bCs/>
-              </w:rPr>
-              <w:t>pl</w:t>
-            </w:r>
-            <w:r>
-              <w:t xml:space="preserve">astic - It's made out of </w:t>
-            </w:r>
-            <w:r>
-              <w:rPr>
-                <w:b/>
-                <w:bCs/>
-              </w:rPr>
-              <w:t>pl</w:t>
-            </w:r>
-            <w:r>
-              <w:t>astic.</w:t>
-            </w:r>
-          </w:p>
-          <w:p>
-            <w:pPr>
-              <w:pStyle w:val="SS3-115"/>
-            </w:pPr>
-            <w:r>
-              <w:t>ate-rate-</w:t>
-            </w:r>
-            <w:r>
-              <w:rPr>
-                <w:b/>
-                <w:bCs/>
-              </w:rPr>
-              <w:t>gr</w:t>
-            </w:r>
-            <w:r>
-              <w:t>eat</w:t>
-            </w:r>
-          </w:p>
-          <w:p>
-            <w:pPr>
-              <w:pStyle w:val="SS3-115"/>
-            </w:pPr>
-            <w:r>
-              <w:t xml:space="preserve">It's </w:t>
-            </w:r>
-            <w:r>
-              <w:rPr>
-                <w:b/>
-                <w:bCs/>
-              </w:rPr>
-              <w:t>gr</w:t>
-            </w:r>
-            <w:r>
-              <w:t xml:space="preserve">eat-I think it's </w:t>
-            </w:r>
-            <w:r>
-              <w:rPr>
-                <w:b/>
-                <w:bCs/>
-              </w:rPr>
-              <w:t>gr</w:t>
-            </w:r>
-            <w:r>
-              <w:t>eat</w:t>
-            </w:r>
-          </w:p>
-          <w:p>
-            <w:pPr>
-              <w:pStyle w:val="SS3-115"/>
-            </w:pPr>
-            <w:r>
-              <w:t xml:space="preserve">It looks very </w:t>
-            </w:r>
-            <w:r>
-              <w:rPr>
-                <w:b/>
-                <w:bCs/>
-              </w:rPr>
-              <w:t>st</w:t>
-            </w:r>
-            <w:r>
-              <w:t xml:space="preserve">range, but I think it's </w:t>
-            </w:r>
-            <w:r>
-              <w:rPr>
-                <w:b/>
-                <w:bCs/>
-              </w:rPr>
-              <w:t>gr</w:t>
-            </w:r>
-            <w:r>
-              <w:t>eat!</w:t>
-            </w:r>
-          </w:p>
-          <w:p>
-            <w:pPr>
-              <w:pStyle w:val="SS3-115"/>
-            </w:pPr>
-            <w:r>
-              <w:rPr>
-                <w:b/>
-                <w:bCs/>
-              </w:rPr>
-              <w:t>gr</w:t>
-            </w:r>
-            <w:r>
-              <w:t>eat close-up shots</w:t>
-            </w:r>
-          </w:p>
-          <w:p>
-            <w:pPr>
-              <w:pStyle w:val="SS3-115"/>
-            </w:pPr>
-            <w:r>
-              <w:t xml:space="preserve">I've learnt how to take some </w:t>
-            </w:r>
-            <w:r>
-              <w:rPr>
-                <w:b/>
-                <w:bCs/>
-              </w:rPr>
-              <w:t>gr</w:t>
-            </w:r>
-            <w:r>
-              <w:t>eat close-up shots!</w:t>
-            </w:r>
-          </w:p>
-        </w:tc>
-      </w:tr>
-    </w:tbl>
-    <w:p>
-      <w:pPr>
-        <w:spacing w:after="0"/>
-        <w:rPr>
-          <w:rFonts w:ascii="Source Sans 3" w:hAnsi="Source Sans 3"/>
-          <w:b/>
-          <w:bCs/>
-          <w:sz w:val="2"/>
-          <w:szCs w:val="2"/>
-          <w:shd w:val="clear" w:color="auto" w:fill="FFFF00"/>
-          <w:rtl/>
-        </w:rPr>
-      </w:pPr>
-    </w:p>
-    <w:p>
-      <w:pPr>
-        <w:rPr>
-          <w:rFonts w:ascii="Source Sans 3" w:hAnsi="Source Sans 3"/>
-          <w:sz w:val="2"/>
-          <w:szCs w:val="2"/>
-          <w:lang w:bidi="ar-SA"/>
         </w:rPr>
       </w:pPr>
     </w:p>
@@ -19162,149 +18838,14 @@
     </w:p>
     <w:tbl>
       <w:tblPr>
-        <w:tblStyle w:val="NormalTable"/>
-        <w:tblW w:w="0" w:type="auto"/>
-        <w:tblBorders>
-          <w:top w:val="single" w:sz="18" w:space="0" w:color="43A7E1"/>
-          <w:left w:val="single" w:sz="18" w:space="0" w:color="43A7E1"/>
-          <w:bottom w:val="single" w:sz="18" w:space="0" w:color="43A7E1"/>
-          <w:right w:val="single" w:sz="18" w:space="0" w:color="43A7E1"/>
-          <w:insideH w:val="single" w:sz="18" w:space="0" w:color="43A7E1"/>
-          <w:insideV w:val="single" w:sz="18" w:space="0" w:color="43A7E1"/>
-        </w:tblBorders>
-        <w:shd w:val="clear" w:color="auto" w:fill="E7EAEF"/>
-        <w:tblLook w:val="04A0" w:firstRow="1" w:lastRow="0" w:firstColumn="1" w:lastColumn="0" w:noHBand="0" w:noVBand="1"/>
-      </w:tblPr>
-      <w:tblGrid>
-        <w:gridCol w:w="7774"/>
-      </w:tblGrid>
-      <w:tr>
-        <w:tc>
-          <w:tcPr>
-            <w:tcW w:w="7774" w:type="dxa"/>
-            <w:shd w:val="clear" w:color="auto" w:fill="EEF8FA"/>
-          </w:tcPr>
-          <w:p>
-            <w:pPr>
-              <w:rPr>
-                <w:sz w:val="21"/>
-                <w:szCs w:val="21"/>
-              </w:rPr>
-            </w:pPr>
-            <w:r>
-              <w:rPr>
-                <w:rFonts w:ascii="Cambria Math" w:hAnsi="Cambria Math" w:cs="Cambria Math"/>
-                <w:sz w:val="32"/>
-                <w:szCs w:val="32"/>
-              </w:rPr>
-              <w:t>◉</w:t>
-            </w:r>
-            <w:r>
-              <w:rPr>
-                <w:sz w:val="21"/>
-                <w:szCs w:val="21"/>
-              </w:rPr>
-              <w:t>In Part 2 of the Speaking test, you prepare and talk about a simple topic.</w:t>
-            </w:r>
-          </w:p>
-          <w:p>
-            <w:pPr>
-              <w:rPr>
-                <w:sz w:val="21"/>
-                <w:szCs w:val="21"/>
-              </w:rPr>
-            </w:pPr>
-            <w:r>
-              <w:rPr>
-                <w:sz w:val="21"/>
-                <w:szCs w:val="21"/>
-              </w:rPr>
-              <w:t>The topic will be based on your own experience. This means that you should find it familiar and easy to talk about.</w:t>
-            </w:r>
-          </w:p>
-          <w:p>
-            <w:pPr>
-              <w:rPr>
-                <w:sz w:val="21"/>
-                <w:szCs w:val="21"/>
-              </w:rPr>
-            </w:pPr>
-            <w:r>
-              <w:rPr>
-                <w:sz w:val="21"/>
-                <w:szCs w:val="21"/>
-              </w:rPr>
-              <w:t>You have one minute to prepare your topic.</w:t>
-            </w:r>
-          </w:p>
-          <w:p>
-            <w:pPr>
-              <w:rPr>
-                <w:sz w:val="21"/>
-                <w:szCs w:val="21"/>
-              </w:rPr>
-            </w:pPr>
-            <w:r>
-              <w:rPr>
-                <w:sz w:val="21"/>
-                <w:szCs w:val="21"/>
-              </w:rPr>
-              <w:t>You must talk for about two minutes.</w:t>
-            </w:r>
-          </w:p>
-          <w:p>
-            <w:pPr>
-              <w:rPr>
-                <w:noProof/>
-                <w:sz w:val="21"/>
-                <w:szCs w:val="21"/>
-              </w:rPr>
-            </w:pPr>
-            <w:r>
-              <w:rPr>
-                <w:sz w:val="21"/>
-                <w:szCs w:val="21"/>
-              </w:rPr>
-              <w:t xml:space="preserve">Part 2 tests your ability to </w:t>
-            </w:r>
-            <w:proofErr w:type="spellStart"/>
-            <w:r>
-              <w:rPr>
-                <w:sz w:val="21"/>
-                <w:szCs w:val="21"/>
-              </w:rPr>
-              <w:t>organise</w:t>
-            </w:r>
-            <w:proofErr w:type="spellEnd"/>
-            <w:r>
-              <w:rPr>
-                <w:sz w:val="21"/>
-                <w:szCs w:val="21"/>
-              </w:rPr>
-              <w:t xml:space="preserve"> your ideas and speak fluently.</w:t>
-            </w:r>
-          </w:p>
-        </w:tc>
-      </w:tr>
-    </w:tbl>
-    <w:p>
-      <w:pPr>
-        <w:pStyle w:val="SS3-115"/>
-        <w:rPr>
-          <w:sz w:val="2"/>
-          <w:szCs w:val="2"/>
-        </w:rPr>
-      </w:pPr>
-    </w:p>
-    <w:tbl>
-      <w:tblPr>
         <w:tblStyle w:val="DottedTable"/>
         <w:tblW w:w="5000" w:type="pct"/>
         <w:tblLook w:val="04A0" w:firstRow="1" w:lastRow="0" w:firstColumn="1" w:lastColumn="0" w:noHBand="0" w:noVBand="1"/>
       </w:tblPr>
       <w:tblGrid>
         <w:gridCol w:w="420"/>
-        <w:gridCol w:w="13972"/>
+        <w:gridCol w:w="9640"/>
+        <w:gridCol w:w="4332"/>
       </w:tblGrid>
       <w:tr>
         <w:tc>
@@ -19352,7 +18893,7 @@
                       <w:szCs w:val="26"/>
                       <w:lang w:bidi="ar-SA"/>
                     </w:rPr>
-                    <w:t>13</w:t>
+                    <w:t>12</w:t>
                   </w:r>
                 </w:p>
               </w:tc>
@@ -19369,7 +18910,7 @@
         </w:tc>
         <w:tc>
           <w:tcPr>
-            <w:tcW w:w="4854" w:type="pct"/>
+            <w:tcW w:w="3349" w:type="pct"/>
           </w:tcPr>
           <w:p>
             <w:pPr>
@@ -19389,7 +18930,58 @@
                 <w:sz w:val="23"/>
                 <w:szCs w:val="23"/>
               </w:rPr>
-              <w:t>Read the information about Part 2 and then look at the following topic areas.</w:t>
+              <w:t>Read the task card and spend one minute preparing your talk. Take it in turns to speak. Try to speak for two minutes.</w:t>
+            </w:r>
+          </w:p>
+          <w:p>
+            <w:pPr>
+              <w:pStyle w:val="SS3-115"/>
+            </w:pPr>
+            <w:r>
+              <w:t>Describe a special occasion when you had a really enjoyable meal.</w:t>
+            </w:r>
+          </w:p>
+          <w:p>
+            <w:pPr>
+              <w:pStyle w:val="SS3-115"/>
+            </w:pPr>
+            <w:r>
+              <w:t>You should say:</w:t>
+            </w:r>
+          </w:p>
+          <w:p>
+            <w:pPr>
+              <w:pStyle w:val="BulletList"/>
+              <w:ind w:left="511"/>
+            </w:pPr>
+            <w:r>
+              <w:t>what the occasion was</w:t>
+            </w:r>
+          </w:p>
+          <w:p>
+            <w:pPr>
+              <w:pStyle w:val="BulletList"/>
+              <w:ind w:left="511"/>
+            </w:pPr>
+            <w:r>
+              <w:t>who was at the meal</w:t>
+            </w:r>
+          </w:p>
+          <w:p>
+            <w:pPr>
+              <w:pStyle w:val="BulletList"/>
+              <w:ind w:left="511"/>
+            </w:pPr>
+            <w:r>
+              <w:t>what you ate</w:t>
+            </w:r>
+          </w:p>
+          <w:p>
+            <w:pPr>
+              <w:pStyle w:val="SS3-115"/>
+            </w:pPr>
+            <w:r>
+              <w:t>and explain why the meal was so enjoyable.</w:t>
             </w:r>
           </w:p>
           <w:p>
@@ -19410,385 +19002,49 @@
                 <w:sz w:val="23"/>
                 <w:szCs w:val="23"/>
               </w:rPr>
-              <w:t>Which THREE do you think are Part 2 topic areas?</w:t>
-            </w:r>
-          </w:p>
-          <w:p>
-            <w:pPr>
-              <w:pStyle w:val="SS3-115"/>
-            </w:pPr>
-            <w:r>
-              <w:t>Talk about how the education system in your country has changed.</w:t>
-            </w:r>
-          </w:p>
-          <w:p>
-            <w:pPr>
-              <w:pStyle w:val="SS3-115"/>
-            </w:pPr>
-            <w:r>
-              <w:t>Talk about a time when you learnt something new.</w:t>
-            </w:r>
-          </w:p>
-          <w:p>
-            <w:pPr>
-              <w:pStyle w:val="SS3-115"/>
-            </w:pPr>
-            <w:r>
-              <w:t>Talk about your very first day at school.</w:t>
-            </w:r>
-          </w:p>
-          <w:p>
-            <w:pPr>
-              <w:pStyle w:val="SS3-115"/>
-            </w:pPr>
-            <w:r>
-              <w:t>Talk about your ideal place to study.</w:t>
-            </w:r>
-          </w:p>
-          <w:p>
-            <w:pPr>
-              <w:pStyle w:val="SS3-115"/>
-            </w:pPr>
-            <w:r>
-              <w:t>Talk about how people normally travel to work in your city.</w:t>
-            </w:r>
-          </w:p>
-          <w:p>
-            <w:pPr>
-              <w:pStyle w:val="SS3-115"/>
-            </w:pPr>
-            <w:r>
-              <w:t>Talk about the kind of jobs that people do in your home town.</w:t>
-            </w:r>
-          </w:p>
-        </w:tc>
-      </w:tr>
-    </w:tbl>
-    <w:p>
-      <w:r>
-        <w:br w:type="page"/>
-      </w:r>
-    </w:p>
-    <w:tbl>
-      <w:tblPr>
-        <w:tblStyle w:val="DottedTable"/>
-        <w:tblW w:w="5000" w:type="pct"/>
-        <w:tblLook w:val="04A0" w:firstRow="1" w:lastRow="0" w:firstColumn="1" w:lastColumn="0" w:noHBand="0" w:noVBand="1"/>
-      </w:tblPr>
-      <w:tblGrid>
-        <w:gridCol w:w="420"/>
-        <w:gridCol w:w="9499"/>
-        <w:gridCol w:w="4473"/>
-      </w:tblGrid>
-      <w:tr>
-        <w:tc>
-          <w:tcPr>
-            <w:tcW w:w="146" w:type="pct"/>
-            <w:tcMar>
-              <w:left w:w="0" w:type="dxa"/>
-              <w:right w:w="0" w:type="dxa"/>
-            </w:tcMar>
-          </w:tcPr>
-          <w:tbl>
-            <w:tblPr>
-              <w:tblStyle w:val="CompactTable"/>
-              <w:tblW w:w="0" w:type="auto"/>
-              <w:tblBorders>
-                <w:top w:val="single" w:sz="18" w:space="0" w:color="1B91C6"/>
-                <w:left w:val="single" w:sz="18" w:space="0" w:color="1B91C6"/>
-                <w:bottom w:val="single" w:sz="18" w:space="0" w:color="1B91C6"/>
-                <w:right w:val="single" w:sz="18" w:space="0" w:color="1B91C6"/>
-                <w:insideH w:val="single" w:sz="18" w:space="0" w:color="1B91C6"/>
-                <w:insideV w:val="single" w:sz="18" w:space="0" w:color="1B91C6"/>
-              </w:tblBorders>
-              <w:tblLook w:val="04A0" w:firstRow="1" w:lastRow="0" w:firstColumn="1" w:lastColumn="0" w:noHBand="0" w:noVBand="1"/>
-            </w:tblPr>
-            <w:tblGrid>
-              <w:gridCol w:w="364"/>
-            </w:tblGrid>
-            <w:tr>
-              <w:tc>
-                <w:tcPr>
-                  <w:tcW w:w="385" w:type="dxa"/>
-                </w:tcPr>
-                <w:p>
-                  <w:pPr>
-                    <w:rPr>
-                      <w:b w:val="0"/>
-                      <w:bCs/>
-                      <w:szCs w:val="26"/>
-                      <w:bdr w:val="single" w:sz="12" w:space="0" w:color="FFFF00"/>
-                    </w:rPr>
-                  </w:pPr>
-                  <w:r>
-                    <w:rPr>
-                      <w:bCs/>
-                      <w:szCs w:val="26"/>
-                      <w:lang w:bidi="ar-SA"/>
-                    </w:rPr>
-                    <w:lastRenderedPageBreak/>
-                    <w:t>14</w:t>
-                  </w:r>
-                </w:p>
-              </w:tc>
-            </w:tr>
-          </w:tbl>
-          <w:p>
-            <w:pPr>
-              <w:rPr>
-                <w:bCs/>
-                <w:szCs w:val="26"/>
-              </w:rPr>
-            </w:pPr>
+              <w:t>Remember to:</w:t>
+            </w:r>
+          </w:p>
+          <w:p>
+            <w:pPr>
+              <w:pStyle w:val="BulletList"/>
+              <w:ind w:left="511"/>
+            </w:pPr>
+            <w:r>
+              <w:t>make notes of key ideas</w:t>
+            </w:r>
+          </w:p>
+          <w:p>
+            <w:pPr>
+              <w:pStyle w:val="BulletList"/>
+              <w:ind w:left="511"/>
+            </w:pPr>
+            <w:r>
+              <w:t>introduce your talk</w:t>
+            </w:r>
+          </w:p>
+          <w:p>
+            <w:pPr>
+              <w:pStyle w:val="BulletList"/>
+              <w:ind w:left="511"/>
+            </w:pPr>
+            <w:r>
+              <w:t>structure your talk</w:t>
+            </w:r>
+          </w:p>
+          <w:p>
+            <w:pPr>
+              <w:pStyle w:val="BulletList"/>
+              <w:ind w:left="511"/>
+            </w:pPr>
+            <w:r>
+              <w:t>give it a conclusion.</w:t>
+            </w:r>
           </w:p>
         </w:tc>
         <w:tc>
           <w:tcPr>
-            <w:tcW w:w="4854" w:type="pct"/>
-            <w:gridSpan w:val="2"/>
-          </w:tcPr>
-          <w:p>
-            <w:pPr>
-              <w:rPr>
-                <w:rFonts w:ascii="Source Sans 3 Medium" w:hAnsi="Source Sans 3 Medium"/>
-                <w:b/>
-                <w:bCs/>
-                <w:sz w:val="23"/>
-                <w:szCs w:val="23"/>
-              </w:rPr>
-            </w:pPr>
-            <w:r>
-              <w:rPr>
-                <w:rFonts w:ascii="Source Sans 3 Medium" w:hAnsi="Source Sans 3 Medium"/>
-                <w:b/>
-                <w:bCs/>
-                <w:sz w:val="23"/>
-                <w:szCs w:val="23"/>
-              </w:rPr>
-              <w:t>Read the information about Part 2 and then look at the following topic areas.</w:t>
-            </w:r>
-          </w:p>
-          <w:p>
-            <w:pPr>
-              <w:rPr>
-                <w:rFonts w:ascii="Source Sans 3 Medium" w:hAnsi="Source Sans 3 Medium"/>
-                <w:b/>
-                <w:bCs/>
-                <w:sz w:val="23"/>
-                <w:szCs w:val="23"/>
-              </w:rPr>
-            </w:pPr>
-            <w:r>
-              <w:rPr>
-                <w:rFonts w:ascii="Source Sans 3 Medium" w:hAnsi="Source Sans 3 Medium"/>
-                <w:b/>
-                <w:bCs/>
-                <w:sz w:val="23"/>
-                <w:szCs w:val="23"/>
-              </w:rPr>
-              <w:t>Which THREE do you think are Part 2 topic areas?</w:t>
-            </w:r>
-          </w:p>
-          <w:p>
-            <w:pPr>
-              <w:pStyle w:val="ABList"/>
-            </w:pPr>
-            <w:r>
-              <w:t>You talk about the topic in the task, including all four points on the card.</w:t>
-            </w:r>
-          </w:p>
-          <w:p>
-            <w:pPr>
-              <w:pStyle w:val="ABList"/>
-            </w:pPr>
-            <w:r>
-              <w:t>You stop talking when the examiner tells you to.</w:t>
-            </w:r>
-          </w:p>
-          <w:p>
-            <w:pPr>
-              <w:pStyle w:val="ABList"/>
-            </w:pPr>
-            <w:r>
-              <w:t>You read a card with a task on it.</w:t>
-            </w:r>
-          </w:p>
-          <w:p>
-            <w:pPr>
-              <w:pStyle w:val="ABList"/>
-            </w:pPr>
-            <w:r>
-              <w:t>You make notes on each of the separate parts of the task.</w:t>
-            </w:r>
-          </w:p>
-          <w:p>
-            <w:pPr>
-              <w:pStyle w:val="ABList"/>
-            </w:pPr>
-            <w:r>
-              <w:t>The examiner says, 'Here is your topic card. You now have one minute to prepare your talk."</w:t>
-            </w:r>
-          </w:p>
-          <w:p>
-            <w:pPr>
-              <w:pStyle w:val="ABList"/>
-            </w:pPr>
-            <w:r>
-              <w:t>The examiner asks you some questions about your talk.</w:t>
-            </w:r>
-          </w:p>
-        </w:tc>
-      </w:tr>
-      <w:tr>
-        <w:tc>
-          <w:tcPr>
-            <w:tcW w:w="146" w:type="pct"/>
-            <w:tcMar>
-              <w:left w:w="0" w:type="dxa"/>
-              <w:right w:w="0" w:type="dxa"/>
-            </w:tcMar>
-          </w:tcPr>
-          <w:tbl>
-            <w:tblPr>
-              <w:tblStyle w:val="CompactTable"/>
-              <w:tblW w:w="0" w:type="auto"/>
-              <w:tblBorders>
-                <w:top w:val="single" w:sz="18" w:space="0" w:color="1B91C6"/>
-                <w:left w:val="single" w:sz="18" w:space="0" w:color="1B91C6"/>
-                <w:bottom w:val="single" w:sz="18" w:space="0" w:color="1B91C6"/>
-                <w:right w:val="single" w:sz="18" w:space="0" w:color="1B91C6"/>
-                <w:insideH w:val="single" w:sz="18" w:space="0" w:color="1B91C6"/>
-                <w:insideV w:val="single" w:sz="18" w:space="0" w:color="1B91C6"/>
-              </w:tblBorders>
-              <w:tblLook w:val="04A0" w:firstRow="1" w:lastRow="0" w:firstColumn="1" w:lastColumn="0" w:noHBand="0" w:noVBand="1"/>
-            </w:tblPr>
-            <w:tblGrid>
-              <w:gridCol w:w="364"/>
-            </w:tblGrid>
-            <w:tr>
-              <w:tc>
-                <w:tcPr>
-                  <w:tcW w:w="385" w:type="dxa"/>
-                </w:tcPr>
-                <w:p>
-                  <w:pPr>
-                    <w:rPr>
-                      <w:b w:val="0"/>
-                      <w:bCs/>
-                      <w:szCs w:val="26"/>
-                      <w:bdr w:val="single" w:sz="12" w:space="0" w:color="FFFF00"/>
-                    </w:rPr>
-                  </w:pPr>
-                  <w:r>
-                    <w:rPr>
-                      <w:bCs/>
-                      <w:szCs w:val="26"/>
-                      <w:lang w:bidi="ar-SA"/>
-                    </w:rPr>
-                    <w:t>15</w:t>
-                  </w:r>
-                </w:p>
-              </w:tc>
-            </w:tr>
-          </w:tbl>
-          <w:p>
-            <w:pPr>
-              <w:rPr>
-                <w:bCs/>
-                <w:szCs w:val="26"/>
-              </w:rPr>
-            </w:pPr>
-          </w:p>
-        </w:tc>
-        <w:tc>
-          <w:tcPr>
-            <w:tcW w:w="3300" w:type="pct"/>
-          </w:tcPr>
-          <w:p>
-            <w:pPr>
-              <w:rPr>
-                <w:rFonts w:ascii="Source Sans 3 Medium" w:hAnsi="Source Sans 3 Medium"/>
-                <w:b/>
-                <w:bCs/>
-                <w:sz w:val="23"/>
-                <w:szCs w:val="23"/>
-              </w:rPr>
-            </w:pPr>
-            <w:r>
-              <w:rPr>
-                <w:rFonts w:ascii="Source Sans 3 Medium" w:hAnsi="Source Sans 3 Medium"/>
-                <w:b/>
-                <w:bCs/>
-                <w:sz w:val="23"/>
-                <w:szCs w:val="23"/>
-              </w:rPr>
-              <w:t>Look at the example of a Part 2 card. Highlight or underline the key words in each instruction. The first one has been done for you.</w:t>
-            </w:r>
-          </w:p>
-          <w:p>
-            <w:pPr>
-              <w:pStyle w:val="SS3-115"/>
-            </w:pPr>
-            <w:r>
-              <w:t>Describe a time when you learnt something new.</w:t>
-            </w:r>
-          </w:p>
-          <w:p>
-            <w:pPr>
-              <w:pStyle w:val="SS3-115"/>
-            </w:pPr>
-            <w:r>
-              <w:t>You should say:</w:t>
-            </w:r>
-          </w:p>
-          <w:p>
-            <w:pPr>
-              <w:pStyle w:val="BulletList"/>
-            </w:pPr>
-            <w:r>
-              <w:t>what</w:t>
-            </w:r>
-            <w:r>
-              <w:t xml:space="preserve"> you </w:t>
-            </w:r>
-            <w:r>
-              <w:t>learnt</w:t>
-            </w:r>
-          </w:p>
-          <w:p>
-            <w:pPr>
-              <w:pStyle w:val="BulletList"/>
-            </w:pPr>
-            <w:r>
-              <w:t>how you learnt it</w:t>
-            </w:r>
-          </w:p>
-          <w:p>
-            <w:pPr>
-              <w:pStyle w:val="BulletList"/>
-            </w:pPr>
-            <w:r>
-              <w:t>what the result was</w:t>
-            </w:r>
-          </w:p>
-          <w:p>
-            <w:pPr>
-              <w:rPr>
-                <w:rFonts w:ascii="Source Sans 3 Medium" w:hAnsi="Source Sans 3 Medium"/>
-                <w:b/>
-                <w:bCs/>
-                <w:sz w:val="23"/>
-                <w:szCs w:val="23"/>
-              </w:rPr>
-            </w:pPr>
-            <w:r>
-              <w:t>and explain how you felt about learning something new.</w:t>
-            </w:r>
-          </w:p>
-        </w:tc>
-        <w:tc>
-          <w:tcPr>
-            <w:tcW w:w="1554" w:type="pct"/>
+            <w:tcW w:w="1505" w:type="pct"/>
           </w:tcPr>
           <w:p>
             <w:pPr>
@@ -19822,7 +19078,7 @@
                 <w:bdr w:val="single" w:sz="24" w:space="0" w:color="45B5E6"/>
                 <w:shd w:val="clear" w:color="auto" w:fill="FFFFFF" w:themeFill="background1"/>
               </w:rPr>
-              <w:t>15</w:t>
+              <w:t>12</w:t>
             </w:r>
           </w:p>
           <w:tbl>
@@ -19841,7 +19097,7 @@
               <w:tblLook w:val="04A0" w:firstRow="1" w:lastRow="0" w:firstColumn="1" w:lastColumn="0" w:noHBand="0" w:noVBand="1"/>
             </w:tblPr>
             <w:tblGrid>
-              <w:gridCol w:w="4143"/>
+              <w:gridCol w:w="4002"/>
             </w:tblGrid>
             <w:tr>
               <w:tc>
@@ -19862,7 +19118,39 @@
                       <w:sz w:val="21"/>
                       <w:szCs w:val="21"/>
                     </w:rPr>
-                    <w:t>There are always FOUR instructions on the card, which tell you what you need to talk about. It is therefore important to identify the key words in each instruction. It is important to try to talk about all four points on the card.</w:t>
+                    <w:t xml:space="preserve">It is good to use different adjectives in this part of the test. Think of different ways of saying the words and avoid words like </w:t>
+                  </w:r>
+                  <w:r>
+                    <w:rPr>
+                      <w:i/>
+                      <w:iCs/>
+                      <w:sz w:val="21"/>
+                      <w:szCs w:val="21"/>
+                    </w:rPr>
+                    <w:t>good</w:t>
+                  </w:r>
+                  <w:r>
+                    <w:rPr>
+                      <w:sz w:val="21"/>
+                      <w:szCs w:val="21"/>
+                    </w:rPr>
+                    <w:t xml:space="preserve"> and </w:t>
+                  </w:r>
+                  <w:r>
+                    <w:rPr>
+                      <w:i/>
+                      <w:iCs/>
+                      <w:sz w:val="21"/>
+                      <w:szCs w:val="21"/>
+                    </w:rPr>
+                    <w:t>bad</w:t>
+                  </w:r>
+                  <w:r>
+                    <w:rPr>
+                      <w:sz w:val="21"/>
+                      <w:szCs w:val="21"/>
+                    </w:rPr>
+                    <w:t>.</w:t>
                   </w:r>
                 </w:p>
               </w:tc>
@@ -19870,276 +19158,7 @@
           </w:tbl>
           <w:p>
             <w:pPr>
-              <w:rPr>
-                <w:rFonts w:ascii="Source Sans 3 Medium" w:hAnsi="Source Sans 3 Medium"/>
-                <w:b/>
-                <w:bCs/>
-                <w:sz w:val="23"/>
-                <w:szCs w:val="23"/>
-              </w:rPr>
-            </w:pPr>
-          </w:p>
-        </w:tc>
-      </w:tr>
-      <w:tr>
-        <w:tc>
-          <w:tcPr>
-            <w:tcW w:w="146" w:type="pct"/>
-            <w:tcMar>
-              <w:left w:w="0" w:type="dxa"/>
-              <w:right w:w="0" w:type="dxa"/>
-            </w:tcMar>
-          </w:tcPr>
-          <w:tbl>
-            <w:tblPr>
-              <w:tblStyle w:val="CompactTable"/>
-              <w:tblW w:w="0" w:type="auto"/>
-              <w:tblBorders>
-                <w:top w:val="single" w:sz="18" w:space="0" w:color="1B91C6"/>
-                <w:left w:val="single" w:sz="18" w:space="0" w:color="1B91C6"/>
-                <w:bottom w:val="single" w:sz="18" w:space="0" w:color="1B91C6"/>
-                <w:right w:val="single" w:sz="18" w:space="0" w:color="1B91C6"/>
-                <w:insideH w:val="single" w:sz="18" w:space="0" w:color="1B91C6"/>
-                <w:insideV w:val="single" w:sz="18" w:space="0" w:color="1B91C6"/>
-              </w:tblBorders>
-              <w:tblLook w:val="04A0" w:firstRow="1" w:lastRow="0" w:firstColumn="1" w:lastColumn="0" w:noHBand="0" w:noVBand="1"/>
-            </w:tblPr>
-            <w:tblGrid>
-              <w:gridCol w:w="364"/>
-            </w:tblGrid>
-            <w:tr>
-              <w:tc>
-                <w:tcPr>
-                  <w:tcW w:w="385" w:type="dxa"/>
-                </w:tcPr>
-                <w:p>
-                  <w:pPr>
-                    <w:rPr>
-                      <w:b w:val="0"/>
-                      <w:bCs/>
-                      <w:szCs w:val="26"/>
-                      <w:bdr w:val="single" w:sz="12" w:space="0" w:color="FFFF00"/>
-                    </w:rPr>
-                  </w:pPr>
-                  <w:r>
-                    <w:rPr>
-                      <w:bCs/>
-                      <w:szCs w:val="26"/>
-                      <w:lang w:bidi="ar-SA"/>
-                    </w:rPr>
-                    <w:t>16</w:t>
-                  </w:r>
-                </w:p>
-              </w:tc>
-            </w:tr>
-          </w:tbl>
-          <w:p>
-            <w:pPr>
-              <w:rPr>
-                <w:bCs/>
-                <w:szCs w:val="26"/>
-              </w:rPr>
-            </w:pPr>
-          </w:p>
-        </w:tc>
-        <w:tc>
-          <w:tcPr>
-            <w:tcW w:w="4854" w:type="pct"/>
-            <w:gridSpan w:val="2"/>
-          </w:tcPr>
-          <w:p>
-            <w:pPr>
-              <w:rPr>
-                <w:rFonts w:ascii="Source Sans 3 Medium" w:hAnsi="Source Sans 3 Medium"/>
-                <w:b/>
-                <w:bCs/>
-                <w:sz w:val="23"/>
-                <w:szCs w:val="23"/>
-              </w:rPr>
-            </w:pPr>
-            <w:r>
-              <w:rPr>
-                <w:rFonts w:ascii="Source Sans 3 Medium" w:hAnsi="Source Sans 3 Medium"/>
-                <w:b/>
-                <w:bCs/>
-                <w:sz w:val="23"/>
-                <w:szCs w:val="23"/>
-              </w:rPr>
-              <w:t>Before you start your talk, the examiner will give you some paper to make notes on. You need to make sure your notes cover all the points on the card.</w:t>
-            </w:r>
-          </w:p>
-          <w:p>
-            <w:pPr>
-              <w:spacing w:after="120"/>
-              <w:rPr>
-                <w:rFonts w:ascii="Source Sans 3 Medium" w:hAnsi="Source Sans 3 Medium"/>
-                <w:b/>
-                <w:bCs/>
-                <w:sz w:val="23"/>
-                <w:szCs w:val="23"/>
-              </w:rPr>
-            </w:pPr>
-            <w:r>
-              <w:rPr>
-                <w:rFonts w:ascii="Source Sans 3 Medium" w:hAnsi="Source Sans 3 Medium"/>
-                <w:b/>
-                <w:bCs/>
-                <w:sz w:val="23"/>
-                <w:szCs w:val="23"/>
-              </w:rPr>
-              <w:t>Match the key words with the candidate's notes.</w:t>
-            </w:r>
-          </w:p>
-          <w:tbl>
-            <w:tblPr>
-              <w:tblStyle w:val="DottedTable"/>
-              <w:tblW w:w="0" w:type="auto"/>
-              <w:tblLook w:val="04A0" w:firstRow="1" w:lastRow="0" w:firstColumn="1" w:lastColumn="0" w:noHBand="0" w:noVBand="1"/>
-            </w:tblPr>
-            <w:tblGrid>
-              <w:gridCol w:w="1283"/>
-              <w:gridCol w:w="3037"/>
-            </w:tblGrid>
-            <w:tr>
-              <w:tc>
-                <w:tcPr>
-                  <w:tcW w:w="0" w:type="auto"/>
-                </w:tcPr>
-                <w:p>
-                  <w:pPr>
-                    <w:pStyle w:val="SS3-115"/>
-                  </w:pPr>
-                  <w:r>
-                    <w:t>What?</w:t>
-                  </w:r>
-                </w:p>
-                <w:p>
-                  <w:pPr>
-                    <w:pStyle w:val="SS3-115"/>
-                  </w:pPr>
-                  <w:r>
-                    <w:t>How?</w:t>
-                  </w:r>
-                </w:p>
-                <w:p>
-                  <w:pPr>
-                    <w:pStyle w:val="SS3-115"/>
-                  </w:pPr>
-                  <w:r>
-                    <w:t>Result?</w:t>
-                  </w:r>
-                </w:p>
-                <w:p>
-                  <w:pPr>
-                    <w:pStyle w:val="SS3-115"/>
-                  </w:pPr>
-                  <w:r>
-                    <w:t>How I felt?</w:t>
-                  </w:r>
-                </w:p>
-              </w:tc>
-              <w:tc>
-                <w:tcPr>
-                  <w:tcW w:w="0" w:type="auto"/>
-                </w:tcPr>
-                <w:p>
-                  <w:pPr>
-                    <w:pStyle w:val="SS3-115"/>
-                    <w:rPr>
-                      <w:rFonts w:ascii="Comic Sans MS" w:hAnsi="Comic Sans MS"/>
-                      <w:color w:val="5F0F45"/>
-                      <w:sz w:val="21"/>
-                      <w:szCs w:val="21"/>
-                    </w:rPr>
-                  </w:pPr>
-                  <w:r>
-                    <w:rPr>
-                      <w:rFonts w:ascii="Comic Sans MS" w:hAnsi="Comic Sans MS"/>
-                      <w:color w:val="5F0F45"/>
-                      <w:sz w:val="21"/>
-                      <w:szCs w:val="21"/>
-                    </w:rPr>
-                    <w:t xml:space="preserve">thrilled and proud of myself </w:t>
-                  </w:r>
-                </w:p>
-                <w:p>
-                  <w:pPr>
-                    <w:pStyle w:val="SS3-115"/>
-                    <w:rPr>
-                      <w:rFonts w:ascii="Comic Sans MS" w:hAnsi="Comic Sans MS"/>
-                      <w:color w:val="5F0F45"/>
-                      <w:sz w:val="21"/>
-                      <w:szCs w:val="21"/>
-                    </w:rPr>
-                  </w:pPr>
-                  <w:r>
-                    <w:rPr>
-                      <w:rFonts w:ascii="Comic Sans MS" w:hAnsi="Comic Sans MS"/>
-                      <w:color w:val="5F0F45"/>
-                      <w:sz w:val="21"/>
-                      <w:szCs w:val="21"/>
-                    </w:rPr>
-                    <w:t xml:space="preserve">learnt to fly a small plane </w:t>
-                  </w:r>
-                </w:p>
-                <w:p>
-                  <w:pPr>
-                    <w:pStyle w:val="SS3-115"/>
-                    <w:rPr>
-                      <w:rFonts w:ascii="Comic Sans MS" w:hAnsi="Comic Sans MS"/>
-                      <w:color w:val="5F0F45"/>
-                      <w:sz w:val="21"/>
-                      <w:szCs w:val="21"/>
-                    </w:rPr>
-                  </w:pPr>
-                  <w:r>
-                    <w:rPr>
-                      <w:rFonts w:ascii="Comic Sans MS" w:hAnsi="Comic Sans MS"/>
-                      <w:color w:val="5F0F45"/>
-                      <w:sz w:val="21"/>
-                      <w:szCs w:val="21"/>
-                    </w:rPr>
-                    <w:t xml:space="preserve">had lessons at a flying club </w:t>
-                  </w:r>
-                </w:p>
-                <w:p>
-                  <w:pPr>
-                    <w:pStyle w:val="SS3-115"/>
-                  </w:pPr>
-                  <w:r>
-                    <w:rPr>
-                      <w:rFonts w:ascii="Comic Sans MS" w:hAnsi="Comic Sans MS"/>
-                      <w:color w:val="5F0F45"/>
-                      <w:sz w:val="21"/>
-                      <w:szCs w:val="21"/>
-                    </w:rPr>
-                    <w:t xml:space="preserve">got my pilot's </w:t>
-                  </w:r>
-                  <w:proofErr w:type="spellStart"/>
-                  <w:r>
-                    <w:rPr>
-                      <w:rFonts w:ascii="Comic Sans MS" w:hAnsi="Comic Sans MS"/>
-                      <w:color w:val="5F0F45"/>
-                      <w:sz w:val="21"/>
-                      <w:szCs w:val="21"/>
-                    </w:rPr>
-                    <w:t>licence</w:t>
-                  </w:r>
-                  <w:proofErr w:type="spellEnd"/>
-                </w:p>
-              </w:tc>
-            </w:tr>
-          </w:tbl>
-          <w:p>
-            <w:pPr>
               <w:pStyle w:val="SS3-115"/>
-              <w:rPr>
-                <w:rFonts w:ascii="Source Sans 3 SemiBold" w:hAnsi="Source Sans 3 SemiBold"/>
-                <w:noProof/>
-                <w:color w:val="FFFFFF" w:themeColor="background1"/>
-                <w:bdr w:val="single" w:sz="24" w:space="0" w:color="45B5E6"/>
-                <w:shd w:val="clear" w:color="auto" w:fill="1482E5"/>
-              </w:rPr>
             </w:pPr>
           </w:p>
         </w:tc>
@@ -20147,1116 +19166,18 @@
     </w:tbl>
     <w:p>
       <w:pPr>
-        <w:pStyle w:val="SS3-115"/>
+        <w:spacing w:after="0"/>
         <w:rPr>
+          <w:rFonts w:ascii="Source Sans 3" w:hAnsi="Source Sans 3"/>
+          <w:b/>
+          <w:bCs/>
           <w:sz w:val="2"/>
           <w:szCs w:val="2"/>
+          <w:shd w:val="clear" w:color="auto" w:fill="FFFF00"/>
+          <w:rtl/>
         </w:rPr>
       </w:pPr>
     </w:p>
-    <w:tbl>
-      <w:tblPr>
-        <w:tblStyle w:val="CommonTable"/>
-        <w:tblW w:w="0" w:type="auto"/>
-        <w:tblBorders>
-          <w:top w:val="single" w:sz="24" w:space="0" w:color="auto"/>
-          <w:left w:val="single" w:sz="24" w:space="0" w:color="auto"/>
-          <w:bottom w:val="single" w:sz="24" w:space="0" w:color="auto"/>
-          <w:right w:val="single" w:sz="24" w:space="0" w:color="auto"/>
-          <w:insideH w:val="single" w:sz="24" w:space="0" w:color="auto"/>
-          <w:insideV w:val="single" w:sz="24" w:space="0" w:color="auto"/>
-        </w:tblBorders>
-        <w:tblLook w:val="04A0" w:firstRow="1" w:lastRow="0" w:firstColumn="1" w:lastColumn="0" w:noHBand="0" w:noVBand="1"/>
-      </w:tblPr>
-      <w:tblGrid>
-        <w:gridCol w:w="3019"/>
-      </w:tblGrid>
-      <w:tr>
-        <w:tc>
-          <w:tcPr>
-            <w:tcW w:w="0" w:type="auto"/>
-            <w:shd w:val="clear" w:color="auto" w:fill="0574EE"/>
-          </w:tcPr>
-          <w:p>
-            <w:pPr>
-              <w:rPr>
-                <w:rFonts w:ascii="Source Sans 3 Medium" w:hAnsi="Source Sans 3 Medium"/>
-                <w:b/>
-                <w:bCs/>
-                <w:sz w:val="23"/>
-                <w:szCs w:val="23"/>
-                <w:lang w:bidi="ar-SA"/>
-              </w:rPr>
-            </w:pPr>
-            <w:r>
-              <w:rPr>
-                <w:b/>
-                <w:bCs/>
-                <w:color w:val="FFFFFF" w:themeColor="background1"/>
-                <w:sz w:val="24"/>
-                <w:szCs w:val="24"/>
-              </w:rPr>
-              <w:t>INTRODUCING YOUR TALK</w:t>
-            </w:r>
-          </w:p>
-        </w:tc>
-      </w:tr>
-    </w:tbl>
-    <w:p>
-      <w:pPr>
-        <w:pStyle w:val="SS3-115"/>
-        <w:rPr>
-          <w:sz w:val="2"/>
-          <w:szCs w:val="2"/>
-        </w:rPr>
-      </w:pPr>
-    </w:p>
-    <w:tbl>
-      <w:tblPr>
-        <w:tblStyle w:val="NormalTable"/>
-        <w:tblW w:w="0" w:type="auto"/>
-        <w:tblBorders>
-          <w:top w:val="single" w:sz="18" w:space="0" w:color="43A7E1"/>
-          <w:left w:val="single" w:sz="18" w:space="0" w:color="43A7E1"/>
-          <w:bottom w:val="single" w:sz="18" w:space="0" w:color="43A7E1"/>
-          <w:right w:val="single" w:sz="18" w:space="0" w:color="43A7E1"/>
-          <w:insideH w:val="single" w:sz="18" w:space="0" w:color="43A7E1"/>
-          <w:insideV w:val="single" w:sz="18" w:space="0" w:color="43A7E1"/>
-        </w:tblBorders>
-        <w:shd w:val="clear" w:color="auto" w:fill="E7EAEF"/>
-        <w:tblLook w:val="04A0" w:firstRow="1" w:lastRow="0" w:firstColumn="1" w:lastColumn="0" w:noHBand="0" w:noVBand="1"/>
-      </w:tblPr>
-      <w:tblGrid>
-        <w:gridCol w:w="7774"/>
-      </w:tblGrid>
-      <w:tr>
-        <w:tc>
-          <w:tcPr>
-            <w:tcW w:w="7774" w:type="dxa"/>
-            <w:shd w:val="clear" w:color="auto" w:fill="EEF8FA"/>
-          </w:tcPr>
-          <w:p>
-            <w:pPr>
-              <w:rPr>
-                <w:sz w:val="21"/>
-                <w:szCs w:val="21"/>
-              </w:rPr>
-            </w:pPr>
-            <w:r>
-              <w:rPr>
-                <w:rFonts w:ascii="Cambria Math" w:hAnsi="Cambria Math" w:cs="Cambria Math"/>
-                <w:color w:val="1482E5"/>
-                <w:sz w:val="32"/>
-                <w:szCs w:val="32"/>
-              </w:rPr>
-              <w:t>◉</w:t>
-            </w:r>
-            <w:r>
-              <w:rPr>
-                <w:sz w:val="21"/>
-                <w:szCs w:val="21"/>
-              </w:rPr>
-              <w:t>It is important that you introduce your talk. Here are some suggestions of ways you can begin.</w:t>
-            </w:r>
-          </w:p>
-          <w:p>
-            <w:pPr>
-              <w:rPr>
-                <w:sz w:val="21"/>
-                <w:szCs w:val="21"/>
-              </w:rPr>
-            </w:pPr>
-            <w:r>
-              <w:rPr>
-                <w:sz w:val="21"/>
-                <w:szCs w:val="21"/>
-              </w:rPr>
-              <w:t xml:space="preserve">- I'm going to talk about </w:t>
-            </w:r>
-            <w:r>
-              <w:rPr>
-                <w:i/>
-                <w:iCs/>
-                <w:sz w:val="21"/>
-                <w:szCs w:val="21"/>
-              </w:rPr>
-              <w:t>a time when I learnt something new.</w:t>
-            </w:r>
-          </w:p>
-          <w:p>
-            <w:pPr>
-              <w:rPr>
-                <w:sz w:val="21"/>
-                <w:szCs w:val="21"/>
-              </w:rPr>
-            </w:pPr>
-            <w:r>
-              <w:rPr>
-                <w:sz w:val="21"/>
-                <w:szCs w:val="21"/>
-              </w:rPr>
-              <w:t>- I'd like to tell you about...</w:t>
-            </w:r>
-          </w:p>
-          <w:p>
-            <w:pPr>
-              <w:rPr>
-                <w:noProof/>
-                <w:sz w:val="21"/>
-                <w:szCs w:val="21"/>
-              </w:rPr>
-            </w:pPr>
-            <w:r>
-              <w:rPr>
-                <w:sz w:val="21"/>
-                <w:szCs w:val="21"/>
-              </w:rPr>
-              <w:t>-I want to talk about...</w:t>
-            </w:r>
-          </w:p>
-        </w:tc>
-      </w:tr>
-    </w:tbl>
-    <w:p>
-      <w:pPr>
-        <w:pStyle w:val="SS3-115"/>
-        <w:rPr>
-          <w:sz w:val="2"/>
-          <w:szCs w:val="2"/>
-        </w:rPr>
-      </w:pPr>
-    </w:p>
-    <w:tbl>
-      <w:tblPr>
-        <w:tblStyle w:val="DottedTable"/>
-        <w:tblW w:w="0" w:type="auto"/>
-        <w:tblLook w:val="04A0" w:firstRow="1" w:lastRow="0" w:firstColumn="1" w:lastColumn="0" w:noHBand="0" w:noVBand="1"/>
-      </w:tblPr>
-      <w:tblGrid>
-        <w:gridCol w:w="441"/>
-        <w:gridCol w:w="6786"/>
-        <w:gridCol w:w="4534"/>
-      </w:tblGrid>
-      <w:tr>
-        <w:tc>
-          <w:tcPr>
-            <w:tcW w:w="0" w:type="auto"/>
-            <w:tcMar>
-              <w:left w:w="0" w:type="dxa"/>
-              <w:right w:w="0" w:type="dxa"/>
-            </w:tcMar>
-          </w:tcPr>
-          <w:tbl>
-            <w:tblPr>
-              <w:tblStyle w:val="CompactTable"/>
-              <w:tblW w:w="0" w:type="auto"/>
-              <w:tblBorders>
-                <w:top w:val="single" w:sz="18" w:space="0" w:color="1B91C6"/>
-                <w:left w:val="single" w:sz="18" w:space="0" w:color="1B91C6"/>
-                <w:bottom w:val="single" w:sz="18" w:space="0" w:color="1B91C6"/>
-                <w:right w:val="single" w:sz="18" w:space="0" w:color="1B91C6"/>
-                <w:insideH w:val="single" w:sz="18" w:space="0" w:color="1B91C6"/>
-                <w:insideV w:val="single" w:sz="18" w:space="0" w:color="1B91C6"/>
-              </w:tblBorders>
-              <w:tblLook w:val="04A0" w:firstRow="1" w:lastRow="0" w:firstColumn="1" w:lastColumn="0" w:noHBand="0" w:noVBand="1"/>
-            </w:tblPr>
-            <w:tblGrid>
-              <w:gridCol w:w="385"/>
-            </w:tblGrid>
-            <w:tr>
-              <w:tc>
-                <w:tcPr>
-                  <w:tcW w:w="385" w:type="dxa"/>
-                </w:tcPr>
-                <w:p>
-                  <w:pPr>
-                    <w:rPr>
-                      <w:b w:val="0"/>
-                      <w:bCs/>
-                      <w:szCs w:val="26"/>
-                      <w:bdr w:val="single" w:sz="12" w:space="0" w:color="FFFF00"/>
-                    </w:rPr>
-                  </w:pPr>
-                  <w:r>
-                    <w:rPr>
-                      <w:bCs/>
-                      <w:szCs w:val="26"/>
-                      <w:lang w:bidi="ar-SA"/>
-                    </w:rPr>
-                    <w:t>17</w:t>
-                  </w:r>
-                </w:p>
-              </w:tc>
-            </w:tr>
-          </w:tbl>
-          <w:p>
-            <w:pPr>
-              <w:rPr>
-                <w:bCs/>
-                <w:szCs w:val="26"/>
-              </w:rPr>
-            </w:pPr>
-          </w:p>
-        </w:tc>
-        <w:tc>
-          <w:tcPr>
-            <w:tcW w:w="0" w:type="auto"/>
-          </w:tcPr>
-          <w:p>
-            <w:pPr>
-              <w:rPr>
-                <w:rFonts w:ascii="Source Sans 3 Medium" w:hAnsi="Source Sans 3 Medium"/>
-                <w:b/>
-                <w:bCs/>
-                <w:sz w:val="23"/>
-                <w:szCs w:val="23"/>
-              </w:rPr>
-            </w:pPr>
-            <w:proofErr w:type="spellStart"/>
-            <w:r>
-              <w:rPr>
-                <w:rFonts w:ascii="Source Sans 3 Medium" w:hAnsi="Source Sans 3 Medium"/>
-                <w:b/>
-                <w:bCs/>
-                <w:sz w:val="23"/>
-                <w:szCs w:val="23"/>
-              </w:rPr>
-              <w:t>Practise</w:t>
-            </w:r>
-            <w:proofErr w:type="spellEnd"/>
-            <w:r>
-              <w:rPr>
-                <w:rFonts w:ascii="Source Sans 3 Medium" w:hAnsi="Source Sans 3 Medium"/>
-                <w:b/>
-                <w:bCs/>
-                <w:sz w:val="23"/>
-                <w:szCs w:val="23"/>
-              </w:rPr>
-              <w:t xml:space="preserve"> introducing the following talks. Say one sentence for each</w:t>
-            </w:r>
-            <w:r>
-              <w:rPr>
-                <w:rFonts w:ascii="Source Sans 3 Medium" w:hAnsi="Source Sans 3 Medium"/>
-                <w:b/>
-                <w:bCs/>
-                <w:sz w:val="23"/>
-                <w:szCs w:val="23"/>
-              </w:rPr>
-              <w:t>.</w:t>
-            </w:r>
-          </w:p>
-          <w:p>
-            <w:pPr>
-              <w:pStyle w:val="BulletList"/>
-              <w:spacing w:before="120"/>
-            </w:pPr>
-            <w:r>
-              <w:t>Describe a time when you learnt something new.</w:t>
-            </w:r>
-          </w:p>
-          <w:p>
-            <w:pPr>
-              <w:pStyle w:val="BulletList"/>
-            </w:pPr>
-            <w:r>
-              <w:t>Describe your very first day at school.</w:t>
-            </w:r>
-          </w:p>
-          <w:p>
-            <w:pPr>
-              <w:pStyle w:val="BulletList"/>
-              <w:rPr>
-                <w:rFonts w:ascii="Source Sans 3 Medium" w:hAnsi="Source Sans 3 Medium"/>
-                <w:b/>
-                <w:bCs/>
-              </w:rPr>
-            </w:pPr>
-            <w:r>
-              <w:t>Describe your ideal place to study.</w:t>
-            </w:r>
-          </w:p>
-        </w:tc>
-        <w:tc>
-          <w:tcPr>
-            <w:tcW w:w="4534" w:type="dxa"/>
-          </w:tcPr>
-          <w:p>
-            <w:pPr>
-              <w:rPr>
-                <w:rFonts w:ascii="Source Sans 3 SemiBold" w:hAnsi="Source Sans 3 SemiBold"/>
-                <w:b/>
-                <w:bCs/>
-                <w:noProof/>
-                <w:color w:val="FFFFFF" w:themeColor="background1"/>
-                <w:shd w:val="clear" w:color="auto" w:fill="68AF3D"/>
-              </w:rPr>
-            </w:pPr>
-            <w:r>
-              <w:rPr>
-                <w:rFonts w:ascii="Source Sans 3 SemiBold" w:hAnsi="Source Sans 3 SemiBold"/>
-                <w:b/>
-                <w:bCs/>
-                <w:noProof/>
-                <w:color w:val="FFFFFF" w:themeColor="background1"/>
-                <w:bdr w:val="single" w:sz="24" w:space="0" w:color="45B5E6"/>
-                <w:shd w:val="clear" w:color="auto" w:fill="1482E5"/>
-              </w:rPr>
-              <w:t xml:space="preserve">TIP </w:t>
-            </w:r>
-            <w:r>
-              <w:rPr>
-                <w:rFonts w:ascii="Source Sans 3 SemiBold" w:hAnsi="Source Sans 3 SemiBold"/>
-                <w:b/>
-                <w:bCs/>
-                <w:noProof/>
-                <w:bdr w:val="single" w:sz="24" w:space="0" w:color="45B5E6"/>
-                <w:shd w:val="clear" w:color="auto" w:fill="FFFFFF" w:themeFill="background1"/>
-              </w:rPr>
-              <w:t>17</w:t>
-            </w:r>
-          </w:p>
-          <w:tbl>
-            <w:tblPr>
-              <w:tblStyle w:val="NormalTable"/>
-              <w:tblW w:w="0" w:type="auto"/>
-              <w:tblBorders>
-                <w:top w:val="single" w:sz="18" w:space="0" w:color="2182D2"/>
-                <w:left w:val="single" w:sz="18" w:space="0" w:color="2182D2"/>
-                <w:bottom w:val="single" w:sz="18" w:space="0" w:color="2182D2"/>
-                <w:right w:val="single" w:sz="18" w:space="0" w:color="2182D2"/>
-                <w:insideH w:val="single" w:sz="18" w:space="0" w:color="2182D2"/>
-                <w:insideV w:val="single" w:sz="18" w:space="0" w:color="2182D2"/>
-              </w:tblBorders>
-              <w:shd w:val="clear" w:color="auto" w:fill="E7EAEF"/>
-              <w:tblLook w:val="04A0" w:firstRow="1" w:lastRow="0" w:firstColumn="1" w:lastColumn="0" w:noHBand="0" w:noVBand="1"/>
-            </w:tblPr>
-            <w:tblGrid>
-              <w:gridCol w:w="4204"/>
-            </w:tblGrid>
-            <w:tr>
-              <w:tc>
-                <w:tcPr>
-                  <w:tcW w:w="6061" w:type="dxa"/>
-                  <w:shd w:val="clear" w:color="auto" w:fill="F1F0F6"/>
-                </w:tcPr>
-                <w:p>
-                  <w:pPr>
-                    <w:rPr>
-                      <w:noProof/>
-                      <w:sz w:val="21"/>
-                      <w:szCs w:val="21"/>
-                    </w:rPr>
-                  </w:pPr>
-                  <w:r>
-                    <w:rPr>
-                      <w:sz w:val="21"/>
-                      <w:szCs w:val="21"/>
-                    </w:rPr>
-                    <w:t>It is a good idea to introduce your talk clearly and slowly. Doing this gives you time to think about what you are going to say next.</w:t>
-                  </w:r>
-                </w:p>
-              </w:tc>
-            </w:tr>
-          </w:tbl>
-          <w:p>
-            <w:pPr>
-              <w:rPr>
-                <w:rFonts w:ascii="Source Sans 3 Medium" w:hAnsi="Source Sans 3 Medium"/>
-                <w:b/>
-                <w:bCs/>
-                <w:sz w:val="23"/>
-                <w:szCs w:val="23"/>
-              </w:rPr>
-            </w:pPr>
-          </w:p>
-        </w:tc>
-      </w:tr>
-    </w:tbl>
-    <w:p>
-      <w:r>
-        <w:br w:type="page"/>
-      </w:r>
-    </w:p>
-    <w:tbl>
-      <w:tblPr>
-        <w:tblStyle w:val="DottedTable"/>
-        <w:tblW w:w="5000" w:type="pct"/>
-        <w:tblLook w:val="04A0" w:firstRow="1" w:lastRow="0" w:firstColumn="1" w:lastColumn="0" w:noHBand="0" w:noVBand="1"/>
-      </w:tblPr>
-      <w:tblGrid>
-        <w:gridCol w:w="420"/>
-        <w:gridCol w:w="9545"/>
-        <w:gridCol w:w="4427"/>
-      </w:tblGrid>
-      <w:tr>
-        <w:tc>
-          <w:tcPr>
-            <w:tcW w:w="146" w:type="pct"/>
-            <w:tcMar>
-              <w:left w:w="0" w:type="dxa"/>
-              <w:right w:w="0" w:type="dxa"/>
-            </w:tcMar>
-          </w:tcPr>
-          <w:tbl>
-            <w:tblPr>
-              <w:tblStyle w:val="CompactTable"/>
-              <w:tblW w:w="0" w:type="auto"/>
-              <w:tblBorders>
-                <w:top w:val="single" w:sz="18" w:space="0" w:color="1B91C6"/>
-                <w:left w:val="single" w:sz="18" w:space="0" w:color="1B91C6"/>
-                <w:bottom w:val="single" w:sz="18" w:space="0" w:color="1B91C6"/>
-                <w:right w:val="single" w:sz="18" w:space="0" w:color="1B91C6"/>
-                <w:insideH w:val="single" w:sz="18" w:space="0" w:color="1B91C6"/>
-                <w:insideV w:val="single" w:sz="18" w:space="0" w:color="1B91C6"/>
-              </w:tblBorders>
-              <w:tblLook w:val="04A0" w:firstRow="1" w:lastRow="0" w:firstColumn="1" w:lastColumn="0" w:noHBand="0" w:noVBand="1"/>
-            </w:tblPr>
-            <w:tblGrid>
-              <w:gridCol w:w="364"/>
-            </w:tblGrid>
-            <w:tr>
-              <w:tc>
-                <w:tcPr>
-                  <w:tcW w:w="385" w:type="dxa"/>
-                </w:tcPr>
-                <w:p>
-                  <w:pPr>
-                    <w:rPr>
-                      <w:b w:val="0"/>
-                      <w:bCs/>
-                      <w:szCs w:val="26"/>
-                      <w:bdr w:val="single" w:sz="12" w:space="0" w:color="FFFF00"/>
-                    </w:rPr>
-                  </w:pPr>
-                  <w:r>
-                    <w:rPr>
-                      <w:bCs/>
-                      <w:szCs w:val="26"/>
-                      <w:lang w:bidi="ar-SA"/>
-                    </w:rPr>
-                    <w:lastRenderedPageBreak/>
-                    <w:t>18</w:t>
-                  </w:r>
-                </w:p>
-              </w:tc>
-            </w:tr>
-          </w:tbl>
-          <w:p>
-            <w:pPr>
-              <w:rPr>
-                <w:bCs/>
-                <w:szCs w:val="26"/>
-              </w:rPr>
-            </w:pPr>
-          </w:p>
-        </w:tc>
-        <w:tc>
-          <w:tcPr>
-            <w:tcW w:w="3316" w:type="pct"/>
-          </w:tcPr>
-          <w:p>
-            <w:pPr>
-              <w:rPr>
-                <w:rFonts w:ascii="Source Sans 3 Medium" w:hAnsi="Source Sans 3 Medium"/>
-                <w:b/>
-                <w:bCs/>
-                <w:sz w:val="23"/>
-                <w:szCs w:val="23"/>
-              </w:rPr>
-            </w:pPr>
-            <w:r>
-              <w:rPr>
-                <w:rFonts w:ascii="Source Sans 3 Medium" w:hAnsi="Source Sans 3 Medium"/>
-                <w:b/>
-                <w:bCs/>
-                <w:sz w:val="23"/>
-                <w:szCs w:val="23"/>
-              </w:rPr>
-              <w:t>Look at the topic card with some student's notes on it. Complete the student's notes by adding notes a-d to the correct part of the card.</w:t>
-            </w:r>
-          </w:p>
-          <w:p>
-            <w:pPr>
-              <w:pStyle w:val="SS3-115"/>
-            </w:pPr>
-            <w:r>
-              <w:t>Describe a time when you learnt something new.</w:t>
-            </w:r>
-          </w:p>
-          <w:p>
-            <w:pPr>
-              <w:pStyle w:val="SS3-115"/>
-              <w:spacing w:after="120"/>
-            </w:pPr>
-            <w:r>
-              <w:t>You should say:</w:t>
-            </w:r>
-          </w:p>
-          <w:tbl>
-            <w:tblPr>
-              <w:tblStyle w:val="DottedTable"/>
-              <w:tblW w:w="0" w:type="auto"/>
-              <w:tblLook w:val="04A0" w:firstRow="1" w:lastRow="0" w:firstColumn="1" w:lastColumn="0" w:noHBand="0" w:noVBand="1"/>
-            </w:tblPr>
-            <w:tblGrid>
-              <w:gridCol w:w="2372"/>
-              <w:gridCol w:w="3054"/>
-            </w:tblGrid>
-            <w:tr>
-              <w:tc>
-                <w:tcPr>
-                  <w:tcW w:w="0" w:type="auto"/>
-                </w:tcPr>
-                <w:p>
-                  <w:pPr>
-                    <w:pStyle w:val="BulletList"/>
-                  </w:pPr>
-                  <w:r>
-                    <w:t>what you learnt</w:t>
-                  </w:r>
-                </w:p>
-                <w:p>
-                  <w:pPr>
-                    <w:pStyle w:val="BulletList"/>
-                  </w:pPr>
-                  <w:r>
-                    <w:t>how you learnt it</w:t>
-                  </w:r>
-                </w:p>
-                <w:p>
-                  <w:pPr>
-                    <w:pStyle w:val="BulletList"/>
-                  </w:pPr>
-                  <w:r>
-                    <w:t>what the result was</w:t>
-                  </w:r>
-                </w:p>
-              </w:tc>
-              <w:tc>
-                <w:tcPr>
-                  <w:tcW w:w="0" w:type="auto"/>
-                </w:tcPr>
-                <w:p>
-                  <w:r>
-                    <w:rPr>
-                      <w:rFonts w:ascii="Comic Sans MS" w:hAnsi="Comic Sans MS"/>
-                      <w:color w:val="5F0F45"/>
-                      <w:sz w:val="21"/>
-                      <w:szCs w:val="21"/>
-                    </w:rPr>
-                    <w:t>learnt to ski;</w:t>
-                  </w:r>
-                  <w:r>
-                    <w:rPr>
-                      <w:color w:val="5F0F45"/>
-                    </w:rPr>
-                    <w:t xml:space="preserve"> </w:t>
-                  </w:r>
-                  <w:r>
-                    <w:rPr>
-                      <w:b/>
-                      <w:bCs/>
-                    </w:rPr>
-                    <w:t>1</w:t>
-                  </w:r>
-                  <w:r>
-                    <w:t xml:space="preserve"> ___</w:t>
-                  </w:r>
-                </w:p>
-                <w:p>
-                  <w:r>
-                    <w:rPr>
-                      <w:b/>
-                      <w:bCs/>
-                    </w:rPr>
-                    <w:t>2</w:t>
-                  </w:r>
-                  <w:r>
-                    <w:t xml:space="preserve"> __</w:t>
-                  </w:r>
-                  <w:proofErr w:type="gramStart"/>
-                  <w:r>
-                    <w:t xml:space="preserve">_ </w:t>
-                  </w:r>
-                  <w:r>
-                    <w:rPr>
-                      <w:rFonts w:ascii="Comic Sans MS" w:hAnsi="Comic Sans MS"/>
-                      <w:color w:val="5F0F45"/>
-                      <w:sz w:val="21"/>
-                      <w:szCs w:val="21"/>
-                    </w:rPr>
-                    <w:t>,</w:t>
-                  </w:r>
-                  <w:proofErr w:type="gramEnd"/>
-                  <w:r>
-                    <w:rPr>
-                      <w:rFonts w:ascii="Comic Sans MS" w:hAnsi="Comic Sans MS"/>
-                      <w:color w:val="5F0F45"/>
-                      <w:sz w:val="21"/>
-                      <w:szCs w:val="21"/>
-                    </w:rPr>
-                    <w:t xml:space="preserve"> had great instructor!</w:t>
-                  </w:r>
-                </w:p>
-                <w:p>
-                  <w:r>
-                    <w:rPr>
-                      <w:b/>
-                      <w:bCs/>
-                    </w:rPr>
-                    <w:t>3</w:t>
-                  </w:r>
-                  <w:r>
-                    <w:t xml:space="preserve"> __</w:t>
-                  </w:r>
-                  <w:proofErr w:type="gramStart"/>
-                  <w:r>
-                    <w:t xml:space="preserve">_ </w:t>
-                  </w:r>
-                  <w:r>
-                    <w:rPr>
-                      <w:rFonts w:ascii="Comic Sans MS" w:hAnsi="Comic Sans MS"/>
-                      <w:color w:val="5F0F45"/>
-                      <w:sz w:val="21"/>
-                      <w:szCs w:val="21"/>
-                    </w:rPr>
-                    <w:t>,</w:t>
-                  </w:r>
-                  <w:proofErr w:type="gramEnd"/>
-                  <w:r>
-                    <w:rPr>
-                      <w:rFonts w:ascii="Comic Sans MS" w:hAnsi="Comic Sans MS"/>
-                      <w:color w:val="5F0F45"/>
-                      <w:sz w:val="21"/>
-                      <w:szCs w:val="21"/>
-                    </w:rPr>
-                    <w:t xml:space="preserve"> got a silver cup!</w:t>
-                  </w:r>
-                </w:p>
-              </w:tc>
-            </w:tr>
-          </w:tbl>
-          <w:p>
-            <w:pPr>
-              <w:spacing w:before="120"/>
-              <w:rPr>
-                <w:rFonts w:ascii="Source Sans 3 Medium" w:hAnsi="Source Sans 3 Medium"/>
-                <w:b/>
-                <w:bCs/>
-                <w:sz w:val="23"/>
-                <w:szCs w:val="23"/>
-              </w:rPr>
-            </w:pPr>
-            <w:r>
-              <w:t xml:space="preserve">and explain how you felt about learning something new. </w:t>
-            </w:r>
-            <w:r>
-              <w:rPr>
-                <w:rFonts w:ascii="Comic Sans MS" w:hAnsi="Comic Sans MS"/>
-                <w:color w:val="5F0F45"/>
-                <w:sz w:val="21"/>
-                <w:szCs w:val="21"/>
-              </w:rPr>
-              <w:t>proud;</w:t>
-            </w:r>
-            <w:r>
-              <w:t xml:space="preserve"> </w:t>
-            </w:r>
-            <w:r>
-              <w:rPr>
-                <w:b/>
-                <w:bCs/>
-              </w:rPr>
-              <w:t>4</w:t>
-            </w:r>
-            <w:r>
-              <w:rPr>
-                <w:rFonts w:ascii="Source Sans 3 Medium" w:hAnsi="Source Sans 3 Medium"/>
-                <w:b/>
-                <w:bCs/>
-                <w:sz w:val="23"/>
-                <w:szCs w:val="23"/>
-              </w:rPr>
-              <w:t xml:space="preserve"> ___</w:t>
-            </w:r>
-          </w:p>
-          <w:p>
-            <w:pPr>
-              <w:rPr>
-                <w:rFonts w:ascii="Source Sans 3 Medium" w:hAnsi="Source Sans 3 Medium"/>
-                <w:b/>
-                <w:bCs/>
-                <w:sz w:val="23"/>
-                <w:szCs w:val="23"/>
-              </w:rPr>
-            </w:pPr>
-            <w:hyperlink r:id="rId32" w:history="1">
-              <w:r>
-                <w:rPr>
-                  <w:rStyle w:val="Hyperlink"/>
-                  <w:rFonts w:ascii="Source Sans 3" w:hAnsi="Source Sans 3"/>
-                  <w:b/>
-                  <w:bCs/>
-                  <w:sz w:val="26"/>
-                  <w:szCs w:val="26"/>
-                </w:rPr>
-                <w:t>31</w:t>
-              </w:r>
-            </w:hyperlink>
-          </w:p>
-        </w:tc>
-        <w:tc>
-          <w:tcPr>
-            <w:tcW w:w="1538" w:type="pct"/>
-          </w:tcPr>
-          <w:p>
-            <w:pPr>
-              <w:rPr>
-                <w:rFonts w:ascii="Source Sans 3 SemiBold" w:hAnsi="Source Sans 3 SemiBold"/>
-                <w:b/>
-                <w:bCs/>
-                <w:noProof/>
-                <w:color w:val="FFFFFF" w:themeColor="background1"/>
-                <w:shd w:val="clear" w:color="auto" w:fill="68AF3D"/>
-              </w:rPr>
-            </w:pPr>
-            <w:r>
-              <w:rPr>
-                <w:rFonts w:ascii="Source Sans 3 SemiBold" w:hAnsi="Source Sans 3 SemiBold"/>
-                <w:b/>
-                <w:bCs/>
-                <w:noProof/>
-                <w:color w:val="FFFFFF" w:themeColor="background1"/>
-                <w:bdr w:val="single" w:sz="24" w:space="0" w:color="45B5E6"/>
-                <w:shd w:val="clear" w:color="auto" w:fill="1482E5"/>
-              </w:rPr>
-              <w:t xml:space="preserve">TIP </w:t>
-            </w:r>
-            <w:r>
-              <w:rPr>
-                <w:rFonts w:ascii="Source Sans 3 SemiBold" w:hAnsi="Source Sans 3 SemiBold"/>
-                <w:b/>
-                <w:bCs/>
-                <w:noProof/>
-                <w:bdr w:val="single" w:sz="24" w:space="0" w:color="45B5E6"/>
-                <w:shd w:val="clear" w:color="auto" w:fill="FFFFFF" w:themeFill="background1"/>
-              </w:rPr>
-              <w:t>18</w:t>
-            </w:r>
-          </w:p>
-          <w:tbl>
-            <w:tblPr>
-              <w:tblStyle w:val="NormalTable"/>
-              <w:tblW w:w="0" w:type="auto"/>
-              <w:tblBorders>
-                <w:top w:val="single" w:sz="18" w:space="0" w:color="2182D2"/>
-                <w:left w:val="single" w:sz="18" w:space="0" w:color="2182D2"/>
-                <w:bottom w:val="single" w:sz="18" w:space="0" w:color="2182D2"/>
-                <w:right w:val="single" w:sz="18" w:space="0" w:color="2182D2"/>
-                <w:insideH w:val="single" w:sz="18" w:space="0" w:color="2182D2"/>
-                <w:insideV w:val="single" w:sz="18" w:space="0" w:color="2182D2"/>
-              </w:tblBorders>
-              <w:shd w:val="clear" w:color="auto" w:fill="E7EAEF"/>
-              <w:tblLook w:val="04A0" w:firstRow="1" w:lastRow="0" w:firstColumn="1" w:lastColumn="0" w:noHBand="0" w:noVBand="1"/>
-            </w:tblPr>
-            <w:tblGrid>
-              <w:gridCol w:w="4097"/>
-            </w:tblGrid>
-            <w:tr>
-              <w:tc>
-                <w:tcPr>
-                  <w:tcW w:w="6061" w:type="dxa"/>
-                  <w:shd w:val="clear" w:color="auto" w:fill="F1F0F6"/>
-                </w:tcPr>
-                <w:p>
-                  <w:pPr>
-                    <w:rPr>
-                      <w:noProof/>
-                      <w:sz w:val="21"/>
-                      <w:szCs w:val="21"/>
-                    </w:rPr>
-                  </w:pPr>
-                  <w:r>
-                    <w:rPr>
-                      <w:sz w:val="21"/>
-                      <w:szCs w:val="21"/>
-                    </w:rPr>
-                    <w:t xml:space="preserve">The points on the topic card often begin with How or </w:t>
-                  </w:r>
-                  <w:proofErr w:type="spellStart"/>
-                  <w:r>
-                    <w:rPr>
-                      <w:i/>
-                      <w:iCs/>
-                      <w:sz w:val="21"/>
-                      <w:szCs w:val="21"/>
-                    </w:rPr>
-                    <w:t>Wh</w:t>
-                  </w:r>
-                  <w:proofErr w:type="spellEnd"/>
-                  <w:r>
-                    <w:rPr>
-                      <w:sz w:val="21"/>
-                      <w:szCs w:val="21"/>
-                    </w:rPr>
-                    <w:t xml:space="preserve">-question words such as </w:t>
-                  </w:r>
-                  <w:r>
-                    <w:rPr>
-                      <w:i/>
-                      <w:iCs/>
-                      <w:sz w:val="21"/>
-                      <w:szCs w:val="21"/>
-                    </w:rPr>
-                    <w:t>why</w:t>
-                  </w:r>
-                  <w:r>
-                    <w:rPr>
-                      <w:sz w:val="21"/>
-                      <w:szCs w:val="21"/>
-                    </w:rPr>
-                    <w:t xml:space="preserve">, </w:t>
-                  </w:r>
-                  <w:r>
-                    <w:rPr>
-                      <w:i/>
-                      <w:iCs/>
-                      <w:sz w:val="21"/>
-                      <w:szCs w:val="21"/>
-                    </w:rPr>
-                    <w:t>who</w:t>
-                  </w:r>
-                  <w:r>
-                    <w:rPr>
-                      <w:sz w:val="21"/>
-                      <w:szCs w:val="21"/>
-                    </w:rPr>
-                    <w:t xml:space="preserve">, </w:t>
-                  </w:r>
-                  <w:r>
-                    <w:rPr>
-                      <w:i/>
-                      <w:iCs/>
-                      <w:sz w:val="21"/>
-                      <w:szCs w:val="21"/>
-                    </w:rPr>
-                    <w:t>when</w:t>
-                  </w:r>
-                  <w:r>
-                    <w:rPr>
-                      <w:sz w:val="21"/>
-                      <w:szCs w:val="21"/>
-                    </w:rPr>
-                    <w:t xml:space="preserve">, </w:t>
-                  </w:r>
-                  <w:r>
-                    <w:rPr>
-                      <w:i/>
-                      <w:iCs/>
-                      <w:sz w:val="21"/>
-                      <w:szCs w:val="21"/>
-                    </w:rPr>
-                    <w:t>what</w:t>
-                  </w:r>
-                  <w:r>
-                    <w:rPr>
-                      <w:sz w:val="21"/>
-                      <w:szCs w:val="21"/>
-                    </w:rPr>
-                    <w:t xml:space="preserve"> or </w:t>
-                  </w:r>
-                  <w:r>
-                    <w:rPr>
-                      <w:i/>
-                      <w:iCs/>
-                      <w:sz w:val="21"/>
-                      <w:szCs w:val="21"/>
-                    </w:rPr>
-                    <w:t>which</w:t>
-                  </w:r>
-                  <w:r>
-                    <w:rPr>
-                      <w:sz w:val="21"/>
-                      <w:szCs w:val="21"/>
-                    </w:rPr>
-                    <w:t>. These points are given to help you.</w:t>
-                  </w:r>
-                </w:p>
-              </w:tc>
-            </w:tr>
-          </w:tbl>
-          <w:p>
-            <w:pPr>
-              <w:rPr>
-                <w:rFonts w:ascii="Source Sans 3 Medium" w:hAnsi="Source Sans 3 Medium"/>
-                <w:b/>
-                <w:bCs/>
-                <w:sz w:val="23"/>
-                <w:szCs w:val="23"/>
-              </w:rPr>
-            </w:pPr>
-          </w:p>
-        </w:tc>
-      </w:tr>
-      <w:tr>
-        <w:tc>
-          <w:tcPr>
-            <w:tcW w:w="146" w:type="pct"/>
-            <w:tcMar>
-              <w:left w:w="0" w:type="dxa"/>
-              <w:right w:w="0" w:type="dxa"/>
-            </w:tcMar>
-          </w:tcPr>
-          <w:tbl>
-            <w:tblPr>
-              <w:tblStyle w:val="CompactTable"/>
-              <w:tblW w:w="0" w:type="auto"/>
-              <w:tblBorders>
-                <w:top w:val="single" w:sz="18" w:space="0" w:color="1B91C6"/>
-                <w:left w:val="single" w:sz="18" w:space="0" w:color="1B91C6"/>
-                <w:bottom w:val="single" w:sz="18" w:space="0" w:color="1B91C6"/>
-                <w:right w:val="single" w:sz="18" w:space="0" w:color="1B91C6"/>
-                <w:insideH w:val="single" w:sz="18" w:space="0" w:color="1B91C6"/>
-                <w:insideV w:val="single" w:sz="18" w:space="0" w:color="1B91C6"/>
-              </w:tblBorders>
-              <w:tblLook w:val="04A0" w:firstRow="1" w:lastRow="0" w:firstColumn="1" w:lastColumn="0" w:noHBand="0" w:noVBand="1"/>
-            </w:tblPr>
-            <w:tblGrid>
-              <w:gridCol w:w="364"/>
-            </w:tblGrid>
-            <w:tr>
-              <w:tc>
-                <w:tcPr>
-                  <w:tcW w:w="385" w:type="dxa"/>
-                </w:tcPr>
-                <w:p>
-                  <w:pPr>
-                    <w:rPr>
-                      <w:b w:val="0"/>
-                      <w:bCs/>
-                      <w:szCs w:val="26"/>
-                      <w:bdr w:val="single" w:sz="12" w:space="0" w:color="FFFF00"/>
-                    </w:rPr>
-                  </w:pPr>
-                  <w:r>
-                    <w:rPr>
-                      <w:bCs/>
-                      <w:szCs w:val="26"/>
-                      <w:lang w:bidi="ar-SA"/>
-                    </w:rPr>
-                    <w:t>19</w:t>
-                  </w:r>
-                </w:p>
-              </w:tc>
-            </w:tr>
-          </w:tbl>
-          <w:p>
-            <w:pPr>
-              <w:rPr>
-                <w:bCs/>
-                <w:szCs w:val="26"/>
-              </w:rPr>
-            </w:pPr>
-          </w:p>
-        </w:tc>
-        <w:tc>
-          <w:tcPr>
-            <w:tcW w:w="4854" w:type="pct"/>
-            <w:gridSpan w:val="2"/>
-          </w:tcPr>
-          <w:p>
-            <w:pPr>
-              <w:pStyle w:val="SS3M-115"/>
-            </w:pPr>
-            <w:r>
-              <w:t>Make your own notes for the topic card in exercise 18. Use the key words to help you.</w:t>
-            </w:r>
-          </w:p>
-        </w:tc>
-      </w:tr>
-      <w:tr>
-        <w:tc>
-          <w:tcPr>
-            <w:tcW w:w="146" w:type="pct"/>
-            <w:tcMar>
-              <w:left w:w="0" w:type="dxa"/>
-              <w:right w:w="0" w:type="dxa"/>
-            </w:tcMar>
-          </w:tcPr>
-          <w:tbl>
-            <w:tblPr>
-              <w:tblStyle w:val="CompactTable"/>
-              <w:tblW w:w="0" w:type="auto"/>
-              <w:tblBorders>
-                <w:top w:val="single" w:sz="18" w:space="0" w:color="1B91C6"/>
-                <w:left w:val="single" w:sz="18" w:space="0" w:color="1B91C6"/>
-                <w:bottom w:val="single" w:sz="18" w:space="0" w:color="1B91C6"/>
-                <w:right w:val="single" w:sz="18" w:space="0" w:color="1B91C6"/>
-                <w:insideH w:val="single" w:sz="18" w:space="0" w:color="1B91C6"/>
-                <w:insideV w:val="single" w:sz="18" w:space="0" w:color="1B91C6"/>
-              </w:tblBorders>
-              <w:tblLook w:val="04A0" w:firstRow="1" w:lastRow="0" w:firstColumn="1" w:lastColumn="0" w:noHBand="0" w:noVBand="1"/>
-            </w:tblPr>
-            <w:tblGrid>
-              <w:gridCol w:w="364"/>
-            </w:tblGrid>
-            <w:tr>
-              <w:tc>
-                <w:tcPr>
-                  <w:tcW w:w="385" w:type="dxa"/>
-                </w:tcPr>
-                <w:p>
-                  <w:pPr>
-                    <w:rPr>
-                      <w:b w:val="0"/>
-                      <w:bCs/>
-                      <w:szCs w:val="26"/>
-                      <w:bdr w:val="single" w:sz="12" w:space="0" w:color="FFFF00"/>
-                    </w:rPr>
-                  </w:pPr>
-                  <w:r>
-                    <w:rPr>
-                      <w:bCs/>
-                      <w:szCs w:val="26"/>
-                      <w:lang w:bidi="ar-SA"/>
-                    </w:rPr>
-                    <w:t>20</w:t>
-                  </w:r>
-                </w:p>
-              </w:tc>
-            </w:tr>
-          </w:tbl>
-          <w:p>
-            <w:pPr>
-              <w:rPr>
-                <w:bCs/>
-                <w:szCs w:val="26"/>
-              </w:rPr>
-            </w:pPr>
-          </w:p>
-        </w:tc>
-        <w:tc>
-          <w:tcPr>
-            <w:tcW w:w="4854" w:type="pct"/>
-            <w:gridSpan w:val="2"/>
-          </w:tcPr>
-          <w:p>
-            <w:pPr>
-              <w:pStyle w:val="SS3M-115"/>
-            </w:pPr>
-            <w:proofErr w:type="spellStart"/>
-            <w:r>
-              <w:t>Practise</w:t>
-            </w:r>
-            <w:proofErr w:type="spellEnd"/>
-            <w:r>
-              <w:t xml:space="preserve"> your talk. Try to speak for two minutes.</w:t>
-            </w:r>
-          </w:p>
-        </w:tc>
-      </w:tr>
-    </w:tbl>
-    <w:p/>
     <w:p>
       <w:r>
         <w:br w:type="page"/>
@@ -21654,7 +19575,7 @@
       <w:pPr>
         <w:spacing w:before="120" w:after="120"/>
       </w:pPr>
-      <w:hyperlink r:id="rId33" w:history="1">
+      <w:hyperlink r:id="rId29" w:history="1">
         <w:r>
           <w:rPr>
             <w:rStyle w:val="Hyperlink"/>
@@ -21807,7 +19728,7 @@
     </w:p>
     <w:p/>
     <w:sectPr>
-      <w:footerReference w:type="default" r:id="rId34"/>
+      <w:footerReference w:type="default" r:id="rId30"/>
       <w:pgSz w:w="15842" w:h="30147" w:code="3"/>
       <w:pgMar w:top="720" w:right="720" w:bottom="720" w:left="720" w:header="284" w:footer="284" w:gutter="0"/>
       <w:pgNumType w:start="1"/>
@@ -22117,8 +20038,8 @@
   <w:abstractNum w:abstractNumId="2" w15:restartNumberingAfterBreak="0">
     <w:nsid w:val="21255300"/>
     <w:multiLevelType w:val="hybridMultilevel"/>
-    <w:tmpl w:val="BC92AA30"/>
-    <w:lvl w:ilvl="0" w:tplc="5F5EF1CE">
+    <w:tmpl w:val="AECA1376"/>
+    <w:lvl w:ilvl="0" w:tplc="FCE2211A">
       <w:start w:val="1"/>
       <w:numFmt w:val="bullet"/>
       <w:pStyle w:val="BulletList"/>
@@ -22129,9 +20050,11 @@
       </w:pPr>
       <w:rPr>
         <w:rFonts w:ascii="Symbol" w:hAnsi="Symbol" w:hint="default"/>
+        <w:sz w:val="21"/>
+        <w:szCs w:val="21"/>
       </w:rPr>
     </w:lvl>
-    <w:lvl w:ilvl="1" w:tplc="04090003" w:tentative="1">
+    <w:lvl w:ilvl="1" w:tplc="04090003">
       <w:start w:val="1"/>
       <w:numFmt w:val="bullet"/>
       <w:lvlText w:val="o"/>
@@ -22229,97 +20152,6 @@
     </w:lvl>
   </w:abstractNum>
   <w:abstractNum w:abstractNumId="3" w15:restartNumberingAfterBreak="0">
-    <w:nsid w:val="25377281"/>
-    <w:multiLevelType w:val="hybridMultilevel"/>
-    <w:tmpl w:val="B116252E"/>
-    <w:lvl w:ilvl="0" w:tplc="04090001">
-      <w:start w:val="1"/>
-      <w:numFmt w:val="bullet"/>
-      <w:lvlText w:val=""/>
-      <w:lvlJc w:val="left"/>
-      <w:pPr>
-        <w:ind w:left="360" w:hanging="360"/>
-      </w:pPr>
-      <w:rPr>
-        <w:rFonts w:ascii="Symbol" w:hAnsi="Symbol" w:hint="default"/>
-        <w:b/>
-        <w:bCs/>
-      </w:rPr>
-    </w:lvl>
-    <w:lvl w:ilvl="1" w:tplc="FFFFFFFF" w:tentative="1">
-      <w:start w:val="1"/>
-      <w:numFmt w:val="lowerLetter"/>
-      <w:lvlText w:val="%2."/>
-      <w:lvlJc w:val="left"/>
-      <w:pPr>
-        <w:ind w:left="1080" w:hanging="360"/>
-      </w:pPr>
-    </w:lvl>
-    <w:lvl w:ilvl="2" w:tplc="FFFFFFFF" w:tentative="1">
-      <w:start w:val="1"/>
-      <w:numFmt w:val="lowerRoman"/>
-      <w:lvlText w:val="%3."/>
-      <w:lvlJc w:val="right"/>
-      <w:pPr>
-        <w:ind w:left="1800" w:hanging="180"/>
-      </w:pPr>
-    </w:lvl>
-    <w:lvl w:ilvl="3" w:tplc="FFFFFFFF" w:tentative="1">
-      <w:start w:val="1"/>
-      <w:numFmt w:val="decimal"/>
-      <w:lvlText w:val="%4."/>
-      <w:lvlJc w:val="left"/>
-      <w:pPr>
-        <w:ind w:left="2520" w:hanging="360"/>
-      </w:pPr>
-    </w:lvl>
-    <w:lvl w:ilvl="4" w:tplc="FFFFFFFF" w:tentative="1">
-      <w:start w:val="1"/>
-      <w:numFmt w:val="lowerLetter"/>
-      <w:lvlText w:val="%5."/>
-      <w:lvlJc w:val="left"/>
-      <w:pPr>
-        <w:ind w:left="3240" w:hanging="360"/>
-      </w:pPr>
-    </w:lvl>
-    <w:lvl w:ilvl="5" w:tplc="FFFFFFFF" w:tentative="1">
-      <w:start w:val="1"/>
-      <w:numFmt w:val="lowerRoman"/>
-      <w:lvlText w:val="%6."/>
-      <w:lvlJc w:val="right"/>
-      <w:pPr>
-        <w:ind w:left="3960" w:hanging="180"/>
-      </w:pPr>
-    </w:lvl>
-    <w:lvl w:ilvl="6" w:tplc="FFFFFFFF" w:tentative="1">
-      <w:start w:val="1"/>
-      <w:numFmt w:val="decimal"/>
-      <w:lvlText w:val="%7."/>
-      <w:lvlJc w:val="left"/>
-      <w:pPr>
-        <w:ind w:left="4680" w:hanging="360"/>
-      </w:pPr>
-    </w:lvl>
-    <w:lvl w:ilvl="7" w:tplc="FFFFFFFF" w:tentative="1">
-      <w:start w:val="1"/>
-      <w:numFmt w:val="lowerLetter"/>
-      <w:lvlText w:val="%8."/>
-      <w:lvlJc w:val="left"/>
-      <w:pPr>
-        <w:ind w:left="5400" w:hanging="360"/>
-      </w:pPr>
-    </w:lvl>
-    <w:lvl w:ilvl="8" w:tplc="FFFFFFFF" w:tentative="1">
-      <w:start w:val="1"/>
-      <w:numFmt w:val="lowerRoman"/>
-      <w:lvlText w:val="%9."/>
-      <w:lvlJc w:val="right"/>
-      <w:pPr>
-        <w:ind w:left="6120" w:hanging="180"/>
-      </w:pPr>
-    </w:lvl>
-  </w:abstractNum>
-  <w:abstractNum w:abstractNumId="4" w15:restartNumberingAfterBreak="0">
     <w:nsid w:val="25876EEC"/>
     <w:multiLevelType w:val="hybridMultilevel"/>
     <w:tmpl w:val="A1D03A24"/>
@@ -22418,7 +20250,7 @@
       </w:pPr>
     </w:lvl>
   </w:abstractNum>
-  <w:abstractNum w:abstractNumId="5" w15:restartNumberingAfterBreak="0">
+  <w:abstractNum w:abstractNumId="4" w15:restartNumberingAfterBreak="0">
     <w:nsid w:val="26C50506"/>
     <w:multiLevelType w:val="hybridMultilevel"/>
     <w:tmpl w:val="BA2C9EA0"/>
@@ -22515,7 +20347,7 @@
       </w:pPr>
     </w:lvl>
   </w:abstractNum>
-  <w:abstractNum w:abstractNumId="6" w15:restartNumberingAfterBreak="0">
+  <w:abstractNum w:abstractNumId="5" w15:restartNumberingAfterBreak="0">
     <w:nsid w:val="47E43907"/>
     <w:multiLevelType w:val="hybridMultilevel"/>
     <w:tmpl w:val="737A7654"/>
@@ -22606,7 +20438,7 @@
       </w:pPr>
     </w:lvl>
   </w:abstractNum>
-  <w:abstractNum w:abstractNumId="7" w15:restartNumberingAfterBreak="0">
+  <w:abstractNum w:abstractNumId="6" w15:restartNumberingAfterBreak="0">
     <w:nsid w:val="493E0CCB"/>
     <w:multiLevelType w:val="hybridMultilevel"/>
     <w:tmpl w:val="DE1A3DA8"/>
@@ -22722,7 +20554,7 @@
       </w:rPr>
     </w:lvl>
   </w:abstractNum>
-  <w:abstractNum w:abstractNumId="8" w15:restartNumberingAfterBreak="0">
+  <w:abstractNum w:abstractNumId="7" w15:restartNumberingAfterBreak="0">
     <w:nsid w:val="51475700"/>
     <w:multiLevelType w:val="hybridMultilevel"/>
     <w:tmpl w:val="BCDA66D6"/>
@@ -22813,7 +20645,7 @@
       </w:pPr>
     </w:lvl>
   </w:abstractNum>
-  <w:abstractNum w:abstractNumId="9" w15:restartNumberingAfterBreak="0">
+  <w:abstractNum w:abstractNumId="8" w15:restartNumberingAfterBreak="0">
     <w:nsid w:val="56425BE9"/>
     <w:multiLevelType w:val="hybridMultilevel"/>
     <w:tmpl w:val="AF2A6220"/>
@@ -22905,7 +20737,7 @@
       </w:pPr>
     </w:lvl>
   </w:abstractNum>
-  <w:abstractNum w:abstractNumId="10" w15:restartNumberingAfterBreak="0">
+  <w:abstractNum w:abstractNumId="9" w15:restartNumberingAfterBreak="0">
     <w:nsid w:val="5AF93C4D"/>
     <w:multiLevelType w:val="hybridMultilevel"/>
     <w:tmpl w:val="53D4845E"/>
@@ -23002,120 +20834,7 @@
       </w:pPr>
     </w:lvl>
   </w:abstractNum>
-  <w:abstractNum w:abstractNumId="11" w15:restartNumberingAfterBreak="0">
-    <w:nsid w:val="6549696A"/>
-    <w:multiLevelType w:val="hybridMultilevel"/>
-    <w:tmpl w:val="99ACFDB4"/>
-    <w:lvl w:ilvl="0" w:tplc="04090001">
-      <w:start w:val="1"/>
-      <w:numFmt w:val="bullet"/>
-      <w:lvlText w:val=""/>
-      <w:lvlJc w:val="left"/>
-      <w:pPr>
-        <w:ind w:left="360" w:hanging="360"/>
-      </w:pPr>
-      <w:rPr>
-        <w:rFonts w:ascii="Symbol" w:hAnsi="Symbol" w:hint="default"/>
-      </w:rPr>
-    </w:lvl>
-    <w:lvl w:ilvl="1" w:tplc="04090003" w:tentative="1">
-      <w:start w:val="1"/>
-      <w:numFmt w:val="bullet"/>
-      <w:lvlText w:val="o"/>
-      <w:lvlJc w:val="left"/>
-      <w:pPr>
-        <w:ind w:left="1080" w:hanging="360"/>
-      </w:pPr>
-      <w:rPr>
-        <w:rFonts w:ascii="Courier New" w:hAnsi="Courier New" w:cs="Courier New" w:hint="default"/>
-      </w:rPr>
-    </w:lvl>
-    <w:lvl w:ilvl="2" w:tplc="04090005" w:tentative="1">
-      <w:start w:val="1"/>
-      <w:numFmt w:val="bullet"/>
-      <w:lvlText w:val=""/>
-      <w:lvlJc w:val="left"/>
-      <w:pPr>
-        <w:ind w:left="1800" w:hanging="360"/>
-      </w:pPr>
-      <w:rPr>
-        <w:rFonts w:ascii="Wingdings" w:hAnsi="Wingdings" w:hint="default"/>
-      </w:rPr>
-    </w:lvl>
-    <w:lvl w:ilvl="3" w:tplc="04090001" w:tentative="1">
-      <w:start w:val="1"/>
-      <w:numFmt w:val="bullet"/>
-      <w:lvlText w:val=""/>
-      <w:lvlJc w:val="left"/>
-      <w:pPr>
-        <w:ind w:left="2520" w:hanging="360"/>
-      </w:pPr>
-      <w:rPr>
-        <w:rFonts w:ascii="Symbol" w:hAnsi="Symbol" w:hint="default"/>
-      </w:rPr>
-    </w:lvl>
-    <w:lvl w:ilvl="4" w:tplc="04090003" w:tentative="1">
-      <w:start w:val="1"/>
-      <w:numFmt w:val="bullet"/>
-      <w:lvlText w:val="o"/>
-      <w:lvlJc w:val="left"/>
-      <w:pPr>
-        <w:ind w:left="3240" w:hanging="360"/>
-      </w:pPr>
-      <w:rPr>
-        <w:rFonts w:ascii="Courier New" w:hAnsi="Courier New" w:cs="Courier New" w:hint="default"/>
-      </w:rPr>
-    </w:lvl>
-    <w:lvl w:ilvl="5" w:tplc="04090005" w:tentative="1">
-      <w:start w:val="1"/>
-      <w:numFmt w:val="bullet"/>
-      <w:lvlText w:val=""/>
-      <w:lvlJc w:val="left"/>
-      <w:pPr>
-        <w:ind w:left="3960" w:hanging="360"/>
-      </w:pPr>
-      <w:rPr>
-        <w:rFonts w:ascii="Wingdings" w:hAnsi="Wingdings" w:hint="default"/>
-      </w:rPr>
-    </w:lvl>
-    <w:lvl w:ilvl="6" w:tplc="04090001" w:tentative="1">
-      <w:start w:val="1"/>
-      <w:numFmt w:val="bullet"/>
-      <w:lvlText w:val=""/>
-      <w:lvlJc w:val="left"/>
-      <w:pPr>
-        <w:ind w:left="4680" w:hanging="360"/>
-      </w:pPr>
-      <w:rPr>
-        <w:rFonts w:ascii="Symbol" w:hAnsi="Symbol" w:hint="default"/>
-      </w:rPr>
-    </w:lvl>
-    <w:lvl w:ilvl="7" w:tplc="04090003" w:tentative="1">
-      <w:start w:val="1"/>
-      <w:numFmt w:val="bullet"/>
-      <w:lvlText w:val="o"/>
-      <w:lvlJc w:val="left"/>
-      <w:pPr>
-        <w:ind w:left="5400" w:hanging="360"/>
-      </w:pPr>
-      <w:rPr>
-        <w:rFonts w:ascii="Courier New" w:hAnsi="Courier New" w:cs="Courier New" w:hint="default"/>
-      </w:rPr>
-    </w:lvl>
-    <w:lvl w:ilvl="8" w:tplc="04090005" w:tentative="1">
-      <w:start w:val="1"/>
-      <w:numFmt w:val="bullet"/>
-      <w:lvlText w:val=""/>
-      <w:lvlJc w:val="left"/>
-      <w:pPr>
-        <w:ind w:left="6120" w:hanging="360"/>
-      </w:pPr>
-      <w:rPr>
-        <w:rFonts w:ascii="Wingdings" w:hAnsi="Wingdings" w:hint="default"/>
-      </w:rPr>
-    </w:lvl>
-  </w:abstractNum>
-  <w:abstractNum w:abstractNumId="12" w15:restartNumberingAfterBreak="0">
+  <w:abstractNum w:abstractNumId="10" w15:restartNumberingAfterBreak="0">
     <w:nsid w:val="65B525FF"/>
     <w:multiLevelType w:val="hybridMultilevel"/>
     <w:tmpl w:val="B72E09A6"/>
@@ -23209,7 +20928,7 @@
       </w:pPr>
     </w:lvl>
   </w:abstractNum>
-  <w:abstractNum w:abstractNumId="13" w15:restartNumberingAfterBreak="0">
+  <w:abstractNum w:abstractNumId="11" w15:restartNumberingAfterBreak="0">
     <w:nsid w:val="68BF3642"/>
     <w:multiLevelType w:val="hybridMultilevel"/>
     <w:tmpl w:val="6E0C331A"/>
@@ -23322,7 +21041,7 @@
       </w:rPr>
     </w:lvl>
   </w:abstractNum>
-  <w:abstractNum w:abstractNumId="14" w15:restartNumberingAfterBreak="0">
+  <w:abstractNum w:abstractNumId="12" w15:restartNumberingAfterBreak="0">
     <w:nsid w:val="6CBC4800"/>
     <w:multiLevelType w:val="hybridMultilevel"/>
     <w:tmpl w:val="57585E38"/>
@@ -23414,7 +21133,7 @@
       </w:pPr>
     </w:lvl>
   </w:abstractNum>
-  <w:abstractNum w:abstractNumId="15" w15:restartNumberingAfterBreak="0">
+  <w:abstractNum w:abstractNumId="13" w15:restartNumberingAfterBreak="0">
     <w:nsid w:val="76E045AD"/>
     <w:multiLevelType w:val="hybridMultilevel"/>
     <w:tmpl w:val="8FDA28B6"/>
@@ -23508,7 +21227,7 @@
       </w:pPr>
     </w:lvl>
   </w:abstractNum>
-  <w:abstractNum w:abstractNumId="16" w15:restartNumberingAfterBreak="0">
+  <w:abstractNum w:abstractNumId="14" w15:restartNumberingAfterBreak="0">
     <w:nsid w:val="7DC40942"/>
     <w:multiLevelType w:val="hybridMultilevel"/>
     <w:tmpl w:val="737A7654"/>
@@ -23600,256 +21319,262 @@
     </w:lvl>
   </w:abstractNum>
   <w:num w:numId="1" w16cid:durableId="667248184">
-    <w:abstractNumId w:val="7"/>
+    <w:abstractNumId w:val="6"/>
   </w:num>
   <w:num w:numId="2" w16cid:durableId="1279874749">
-    <w:abstractNumId w:val="9"/>
+    <w:abstractNumId w:val="8"/>
   </w:num>
   <w:num w:numId="3" w16cid:durableId="173349349">
     <w:abstractNumId w:val="1"/>
   </w:num>
   <w:num w:numId="4" w16cid:durableId="508253352">
-    <w:abstractNumId w:val="13"/>
-  </w:num>
-  <w:num w:numId="5" w16cid:durableId="388919445">
-    <w:abstractNumId w:val="3"/>
-  </w:num>
-  <w:num w:numId="6" w16cid:durableId="59133919">
     <w:abstractNumId w:val="11"/>
   </w:num>
-  <w:num w:numId="7" w16cid:durableId="2039352844">
-    <w:abstractNumId w:val="14"/>
+  <w:num w:numId="5" w16cid:durableId="2039352844">
+    <w:abstractNumId w:val="12"/>
   </w:num>
-  <w:num w:numId="8" w16cid:durableId="38865620">
+  <w:num w:numId="6" w16cid:durableId="38865620">
     <w:abstractNumId w:val="2"/>
   </w:num>
-  <w:num w:numId="9" w16cid:durableId="2074424680">
-    <w:abstractNumId w:val="6"/>
+  <w:num w:numId="7" w16cid:durableId="2074424680">
+    <w:abstractNumId w:val="5"/>
     <w:lvlOverride w:ilvl="0">
       <w:startOverride w:val="1"/>
     </w:lvlOverride>
   </w:num>
-  <w:num w:numId="10" w16cid:durableId="1384452668">
-    <w:abstractNumId w:val="6"/>
+  <w:num w:numId="8" w16cid:durableId="1384452668">
+    <w:abstractNumId w:val="5"/>
     <w:lvlOverride w:ilvl="0">
       <w:startOverride w:val="1"/>
     </w:lvlOverride>
   </w:num>
-  <w:num w:numId="11" w16cid:durableId="525292838">
-    <w:abstractNumId w:val="10"/>
+  <w:num w:numId="9" w16cid:durableId="525292838">
+    <w:abstractNumId w:val="9"/>
   </w:num>
-  <w:num w:numId="12" w16cid:durableId="1562328288">
-    <w:abstractNumId w:val="6"/>
+  <w:num w:numId="10" w16cid:durableId="1562328288">
+    <w:abstractNumId w:val="5"/>
     <w:lvlOverride w:ilvl="0">
       <w:startOverride w:val="1"/>
     </w:lvlOverride>
   </w:num>
-  <w:num w:numId="13" w16cid:durableId="137692820">
-    <w:abstractNumId w:val="6"/>
+  <w:num w:numId="11" w16cid:durableId="137692820">
+    <w:abstractNumId w:val="5"/>
     <w:lvlOverride w:ilvl="0">
       <w:startOverride w:val="1"/>
     </w:lvlOverride>
   </w:num>
-  <w:num w:numId="14" w16cid:durableId="768816424">
-    <w:abstractNumId w:val="6"/>
+  <w:num w:numId="12" w16cid:durableId="768816424">
+    <w:abstractNumId w:val="5"/>
     <w:lvlOverride w:ilvl="0">
       <w:startOverride w:val="1"/>
     </w:lvlOverride>
   </w:num>
-  <w:num w:numId="15" w16cid:durableId="31273400">
-    <w:abstractNumId w:val="6"/>
+  <w:num w:numId="13" w16cid:durableId="31273400">
+    <w:abstractNumId w:val="5"/>
     <w:lvlOverride w:ilvl="0">
       <w:startOverride w:val="1"/>
     </w:lvlOverride>
   </w:num>
-  <w:num w:numId="16" w16cid:durableId="687221267">
-    <w:abstractNumId w:val="6"/>
+  <w:num w:numId="14" w16cid:durableId="687221267">
+    <w:abstractNumId w:val="5"/>
     <w:lvlOverride w:ilvl="0">
       <w:startOverride w:val="1"/>
     </w:lvlOverride>
   </w:num>
-  <w:num w:numId="17" w16cid:durableId="1732997987">
-    <w:abstractNumId w:val="6"/>
+  <w:num w:numId="15" w16cid:durableId="1732997987">
+    <w:abstractNumId w:val="5"/>
     <w:lvlOverride w:ilvl="0">
       <w:startOverride w:val="1"/>
     </w:lvlOverride>
   </w:num>
-  <w:num w:numId="18" w16cid:durableId="2124611912">
-    <w:abstractNumId w:val="12"/>
+  <w:num w:numId="16" w16cid:durableId="2124611912">
+    <w:abstractNumId w:val="10"/>
   </w:num>
-  <w:num w:numId="19" w16cid:durableId="2019117025">
-    <w:abstractNumId w:val="6"/>
+  <w:num w:numId="17" w16cid:durableId="2019117025">
+    <w:abstractNumId w:val="5"/>
     <w:lvlOverride w:ilvl="0">
       <w:startOverride w:val="1"/>
     </w:lvlOverride>
   </w:num>
-  <w:num w:numId="20" w16cid:durableId="1256130001">
-    <w:abstractNumId w:val="6"/>
+  <w:num w:numId="18" w16cid:durableId="1256130001">
+    <w:abstractNumId w:val="5"/>
     <w:lvlOverride w:ilvl="0">
       <w:startOverride w:val="1"/>
     </w:lvlOverride>
   </w:num>
-  <w:num w:numId="21" w16cid:durableId="1526626826">
-    <w:abstractNumId w:val="6"/>
+  <w:num w:numId="19" w16cid:durableId="1526626826">
+    <w:abstractNumId w:val="5"/>
     <w:lvlOverride w:ilvl="0">
       <w:startOverride w:val="1"/>
     </w:lvlOverride>
   </w:num>
-  <w:num w:numId="22" w16cid:durableId="152456329">
-    <w:abstractNumId w:val="6"/>
+  <w:num w:numId="20" w16cid:durableId="152456329">
+    <w:abstractNumId w:val="5"/>
     <w:lvlOverride w:ilvl="0">
       <w:startOverride w:val="1"/>
     </w:lvlOverride>
   </w:num>
-  <w:num w:numId="23" w16cid:durableId="553472853">
-    <w:abstractNumId w:val="6"/>
+  <w:num w:numId="21" w16cid:durableId="553472853">
+    <w:abstractNumId w:val="5"/>
     <w:lvlOverride w:ilvl="0">
       <w:startOverride w:val="1"/>
     </w:lvlOverride>
   </w:num>
-  <w:num w:numId="24" w16cid:durableId="374240416">
-    <w:abstractNumId w:val="15"/>
+  <w:num w:numId="22" w16cid:durableId="374240416">
+    <w:abstractNumId w:val="13"/>
   </w:num>
-  <w:num w:numId="25" w16cid:durableId="1963729244">
-    <w:abstractNumId w:val="6"/>
+  <w:num w:numId="23" w16cid:durableId="1963729244">
+    <w:abstractNumId w:val="5"/>
     <w:lvlOverride w:ilvl="0">
       <w:startOverride w:val="1"/>
     </w:lvlOverride>
   </w:num>
-  <w:num w:numId="26" w16cid:durableId="1161773386">
-    <w:abstractNumId w:val="6"/>
+  <w:num w:numId="24" w16cid:durableId="1161773386">
+    <w:abstractNumId w:val="5"/>
     <w:lvlOverride w:ilvl="0">
       <w:startOverride w:val="1"/>
     </w:lvlOverride>
   </w:num>
-  <w:num w:numId="27" w16cid:durableId="211042559">
-    <w:abstractNumId w:val="5"/>
+  <w:num w:numId="25" w16cid:durableId="211042559">
+    <w:abstractNumId w:val="4"/>
   </w:num>
-  <w:num w:numId="28" w16cid:durableId="1017467495">
-    <w:abstractNumId w:val="14"/>
+  <w:num w:numId="26" w16cid:durableId="1017467495">
+    <w:abstractNumId w:val="12"/>
     <w:lvlOverride w:ilvl="0">
       <w:startOverride w:val="1"/>
     </w:lvlOverride>
   </w:num>
-  <w:num w:numId="29" w16cid:durableId="1988393757">
-    <w:abstractNumId w:val="14"/>
+  <w:num w:numId="27" w16cid:durableId="1988393757">
+    <w:abstractNumId w:val="12"/>
     <w:lvlOverride w:ilvl="0">
       <w:startOverride w:val="1"/>
     </w:lvlOverride>
   </w:num>
-  <w:num w:numId="30" w16cid:durableId="1833989573">
-    <w:abstractNumId w:val="8"/>
+  <w:num w:numId="28" w16cid:durableId="1833989573">
+    <w:abstractNumId w:val="7"/>
   </w:num>
-  <w:num w:numId="31" w16cid:durableId="1848447317">
+  <w:num w:numId="29" w16cid:durableId="1848447317">
     <w:abstractNumId w:val="0"/>
   </w:num>
-  <w:num w:numId="32" w16cid:durableId="588471169">
-    <w:abstractNumId w:val="14"/>
+  <w:num w:numId="30" w16cid:durableId="588471169">
+    <w:abstractNumId w:val="12"/>
     <w:lvlOverride w:ilvl="0">
       <w:startOverride w:val="1"/>
     </w:lvlOverride>
   </w:num>
-  <w:num w:numId="33" w16cid:durableId="1303266021">
-    <w:abstractNumId w:val="16"/>
+  <w:num w:numId="31" w16cid:durableId="1303266021">
+    <w:abstractNumId w:val="14"/>
   </w:num>
-  <w:num w:numId="34" w16cid:durableId="1868518779">
+  <w:num w:numId="32" w16cid:durableId="1868518779">
     <w:abstractNumId w:val="0"/>
     <w:lvlOverride w:ilvl="0">
       <w:startOverride w:val="1"/>
     </w:lvlOverride>
   </w:num>
-  <w:num w:numId="35" w16cid:durableId="1389918515">
+  <w:num w:numId="33" w16cid:durableId="1389918515">
     <w:abstractNumId w:val="0"/>
     <w:lvlOverride w:ilvl="0">
       <w:startOverride w:val="1"/>
     </w:lvlOverride>
   </w:num>
-  <w:num w:numId="36" w16cid:durableId="271590750">
-    <w:abstractNumId w:val="14"/>
+  <w:num w:numId="34" w16cid:durableId="271590750">
+    <w:abstractNumId w:val="12"/>
     <w:lvlOverride w:ilvl="0">
       <w:startOverride w:val="1"/>
     </w:lvlOverride>
   </w:num>
-  <w:num w:numId="37" w16cid:durableId="2827921">
-    <w:abstractNumId w:val="14"/>
+  <w:num w:numId="35" w16cid:durableId="2827921">
+    <w:abstractNumId w:val="12"/>
     <w:lvlOverride w:ilvl="0">
       <w:startOverride w:val="1"/>
     </w:lvlOverride>
   </w:num>
-  <w:num w:numId="38" w16cid:durableId="747312559">
-    <w:abstractNumId w:val="14"/>
+  <w:num w:numId="36" w16cid:durableId="747312559">
+    <w:abstractNumId w:val="12"/>
     <w:lvlOverride w:ilvl="0">
       <w:startOverride w:val="1"/>
     </w:lvlOverride>
   </w:num>
-  <w:num w:numId="39" w16cid:durableId="1531991161">
-    <w:abstractNumId w:val="14"/>
+  <w:num w:numId="37" w16cid:durableId="1531991161">
+    <w:abstractNumId w:val="12"/>
     <w:lvlOverride w:ilvl="0">
       <w:startOverride w:val="1"/>
     </w:lvlOverride>
   </w:num>
-  <w:num w:numId="40" w16cid:durableId="898244633">
-    <w:abstractNumId w:val="14"/>
+  <w:num w:numId="38" w16cid:durableId="898244633">
+    <w:abstractNumId w:val="12"/>
     <w:lvlOverride w:ilvl="0">
       <w:startOverride w:val="1"/>
     </w:lvlOverride>
   </w:num>
-  <w:num w:numId="41" w16cid:durableId="1441800048">
-    <w:abstractNumId w:val="14"/>
+  <w:num w:numId="39" w16cid:durableId="1441800048">
+    <w:abstractNumId w:val="12"/>
     <w:lvlOverride w:ilvl="0">
       <w:startOverride w:val="1"/>
     </w:lvlOverride>
   </w:num>
-  <w:num w:numId="42" w16cid:durableId="1821650001">
-    <w:abstractNumId w:val="14"/>
+  <w:num w:numId="40" w16cid:durableId="1821650001">
+    <w:abstractNumId w:val="12"/>
     <w:lvlOverride w:ilvl="0">
       <w:startOverride w:val="1"/>
     </w:lvlOverride>
   </w:num>
-  <w:num w:numId="43" w16cid:durableId="1425564372">
-    <w:abstractNumId w:val="14"/>
+  <w:num w:numId="41" w16cid:durableId="1425564372">
+    <w:abstractNumId w:val="12"/>
     <w:lvlOverride w:ilvl="0">
       <w:startOverride w:val="1"/>
     </w:lvlOverride>
   </w:num>
-  <w:num w:numId="44" w16cid:durableId="156310756">
+  <w:num w:numId="42" w16cid:durableId="156310756">
     <w:abstractNumId w:val="0"/>
     <w:lvlOverride w:ilvl="0">
       <w:startOverride w:val="1"/>
     </w:lvlOverride>
   </w:num>
-  <w:num w:numId="45" w16cid:durableId="255410839">
-    <w:abstractNumId w:val="14"/>
+  <w:num w:numId="43" w16cid:durableId="255410839">
+    <w:abstractNumId w:val="12"/>
     <w:lvlOverride w:ilvl="0">
       <w:startOverride w:val="1"/>
     </w:lvlOverride>
   </w:num>
-  <w:num w:numId="46" w16cid:durableId="1890190878">
+  <w:num w:numId="44" w16cid:durableId="1890190878">
     <w:abstractNumId w:val="0"/>
     <w:lvlOverride w:ilvl="0">
       <w:startOverride w:val="1"/>
     </w:lvlOverride>
   </w:num>
-  <w:num w:numId="47" w16cid:durableId="436632411">
-    <w:abstractNumId w:val="14"/>
+  <w:num w:numId="45" w16cid:durableId="436632411">
+    <w:abstractNumId w:val="12"/>
     <w:lvlOverride w:ilvl="0">
       <w:startOverride w:val="1"/>
     </w:lvlOverride>
   </w:num>
-  <w:num w:numId="48" w16cid:durableId="1936816785">
+  <w:num w:numId="46" w16cid:durableId="1936816785">
     <w:abstractNumId w:val="0"/>
     <w:lvlOverride w:ilvl="0">
       <w:startOverride w:val="1"/>
     </w:lvlOverride>
   </w:num>
-  <w:num w:numId="49" w16cid:durableId="206600936">
+  <w:num w:numId="47" w16cid:durableId="206600936">
     <w:abstractNumId w:val="0"/>
     <w:lvlOverride w:ilvl="0">
       <w:startOverride w:val="1"/>
     </w:lvlOverride>
   </w:num>
-  <w:num w:numId="50" w16cid:durableId="1053312505">
-    <w:abstractNumId w:val="4"/>
+  <w:num w:numId="48" w16cid:durableId="1053312505">
+    <w:abstractNumId w:val="3"/>
+  </w:num>
+  <w:num w:numId="49" w16cid:durableId="821581466">
+    <w:abstractNumId w:val="12"/>
+    <w:lvlOverride w:ilvl="0">
+      <w:startOverride w:val="1"/>
+    </w:lvlOverride>
+  </w:num>
+  <w:num w:numId="50" w16cid:durableId="400757677">
+    <w:abstractNumId w:val="0"/>
+    <w:lvlOverride w:ilvl="0">
+      <w:startOverride w:val="1"/>
+    </w:lvlOverride>
   </w:num>
   <w:numIdMacAtCleanup w:val="50"/>
 </w:numbering>
@@ -25059,7 +22784,7 @@
     <w:rsid w:val="00397A65"/>
     <w:pPr>
       <w:numPr>
-        <w:numId w:val="7"/>
+        <w:numId w:val="5"/>
       </w:numPr>
       <w:ind w:left="284" w:hanging="284"/>
     </w:pPr>
@@ -25074,7 +22799,7 @@
     <w:rsid w:val="007C0520"/>
     <w:pPr>
       <w:numPr>
-        <w:numId w:val="8"/>
+        <w:numId w:val="6"/>
       </w:numPr>
       <w:ind w:left="227" w:hanging="227"/>
     </w:pPr>
@@ -25089,7 +22814,7 @@
     <w:rsid w:val="00343236"/>
     <w:pPr>
       <w:numPr>
-        <w:numId w:val="31"/>
+        <w:numId w:val="29"/>
       </w:numPr>
       <w:ind w:left="284" w:hanging="284"/>
     </w:pPr>

--- a/assets/data/Mindset 01/Mindset1- Custom- Unit 04.docx
+++ b/assets/data/Mindset 01/Mindset1- Custom- Unit 04.docx
@@ -312,12 +312,12 @@
               <w:tblStyle w:val="CompactTable"/>
               <w:tblW w:w="0" w:type="auto"/>
               <w:tblBorders>
-                <w:top w:val="single" w:sz="18" w:space="0" w:color="8C983E"/>
-                <w:left w:val="single" w:sz="18" w:space="0" w:color="8C983E"/>
-                <w:bottom w:val="single" w:sz="18" w:space="0" w:color="8C983E"/>
-                <w:right w:val="single" w:sz="18" w:space="0" w:color="8C983E"/>
-                <w:insideH w:val="single" w:sz="18" w:space="0" w:color="8C983E"/>
-                <w:insideV w:val="single" w:sz="18" w:space="0" w:color="8C983E"/>
+                <w:top w:val="single" w:sz="18" w:space="0" w:color="E4F24C"/>
+                <w:left w:val="single" w:sz="18" w:space="0" w:color="E4F24C"/>
+                <w:bottom w:val="single" w:sz="18" w:space="0" w:color="E4F24C"/>
+                <w:right w:val="single" w:sz="18" w:space="0" w:color="E4F24C"/>
+                <w:insideH w:val="single" w:sz="18" w:space="0" w:color="E4F24C"/>
+                <w:insideV w:val="single" w:sz="18" w:space="0" w:color="E4F24C"/>
               </w:tblBorders>
               <w:tblLook w:val="04A0" w:firstRow="1" w:lastRow="0" w:firstColumn="1" w:lastColumn="0" w:noHBand="0" w:noVBand="1"/>
             </w:tblPr>
@@ -378,7 +378,7 @@
                 <w:b/>
                 <w:bCs/>
               </w:rPr>
-              <w:t>Find the foods in the pictures and then put the food words into the correct column: countable or uncountable.</w:t>
+              <w:t>Which of these activities can you do at a shopping mall? Which can you see in the pictures?</w:t>
             </w:r>
           </w:p>
           <w:tbl>
@@ -725,7 +725,68 @@
         </w:tc>
       </w:tr>
     </w:tbl>
-    <w:p/>
+    <w:p>
+      <w:r>
+        <w:br w:type="page"/>
+      </w:r>
+    </w:p>
+    <w:tbl>
+      <w:tblPr>
+        <w:tblStyle w:val="CommonTable"/>
+        <w:tblW w:w="0" w:type="auto"/>
+        <w:tblBorders>
+          <w:top w:val="single" w:sz="24" w:space="0" w:color="auto"/>
+          <w:left w:val="single" w:sz="24" w:space="0" w:color="auto"/>
+          <w:bottom w:val="single" w:sz="24" w:space="0" w:color="auto"/>
+          <w:right w:val="single" w:sz="24" w:space="0" w:color="auto"/>
+          <w:insideH w:val="single" w:sz="24" w:space="0" w:color="auto"/>
+          <w:insideV w:val="single" w:sz="24" w:space="0" w:color="auto"/>
+        </w:tblBorders>
+        <w:tblLook w:val="04A0" w:firstRow="1" w:lastRow="0" w:firstColumn="1" w:lastColumn="0" w:noHBand="0" w:noVBand="1"/>
+      </w:tblPr>
+      <w:tblGrid>
+        <w:gridCol w:w="1822"/>
+      </w:tblGrid>
+      <w:tr>
+        <w:tc>
+          <w:tcPr>
+            <w:tcW w:w="0" w:type="auto"/>
+            <w:shd w:val="clear" w:color="auto" w:fill="DDF03C"/>
+          </w:tcPr>
+          <w:p>
+            <w:pPr>
+              <w:rPr>
+                <w:rFonts w:ascii="Source Sans 3 Medium" w:hAnsi="Source Sans 3 Medium"/>
+                <w:b/>
+                <w:bCs/>
+                <w:sz w:val="23"/>
+                <w:szCs w:val="23"/>
+                <w:lang w:bidi="ar-SA"/>
+              </w:rPr>
+            </w:pPr>
+            <w:r>
+              <w:rPr>
+                <w:b/>
+                <w:bCs/>
+                <w:sz w:val="24"/>
+                <w:szCs w:val="24"/>
+              </w:rPr>
+              <w:lastRenderedPageBreak/>
+              <w:t>SKIM READING</w:t>
+            </w:r>
+          </w:p>
+        </w:tc>
+      </w:tr>
+    </w:tbl>
+    <w:p>
+      <w:pPr>
+        <w:pStyle w:val="SS3-115"/>
+        <w:rPr>
+          <w:sz w:val="2"/>
+          <w:szCs w:val="2"/>
+        </w:rPr>
+      </w:pPr>
+    </w:p>
     <w:tbl>
       <w:tblPr>
         <w:tblStyle w:val="DottedTable"/>
@@ -750,12 +811,12 @@
               <w:tblStyle w:val="CompactTable"/>
               <w:tblW w:w="0" w:type="auto"/>
               <w:tblBorders>
-                <w:top w:val="single" w:sz="18" w:space="0" w:color="8C983E"/>
-                <w:left w:val="single" w:sz="18" w:space="0" w:color="8C983E"/>
-                <w:bottom w:val="single" w:sz="18" w:space="0" w:color="8C983E"/>
-                <w:right w:val="single" w:sz="18" w:space="0" w:color="8C983E"/>
-                <w:insideH w:val="single" w:sz="18" w:space="0" w:color="8C983E"/>
-                <w:insideV w:val="single" w:sz="18" w:space="0" w:color="8C983E"/>
+                <w:top w:val="single" w:sz="18" w:space="0" w:color="E4F24C"/>
+                <w:left w:val="single" w:sz="18" w:space="0" w:color="E4F24C"/>
+                <w:bottom w:val="single" w:sz="18" w:space="0" w:color="E4F24C"/>
+                <w:right w:val="single" w:sz="18" w:space="0" w:color="E4F24C"/>
+                <w:insideH w:val="single" w:sz="18" w:space="0" w:color="E4F24C"/>
+                <w:insideV w:val="single" w:sz="18" w:space="0" w:color="E4F24C"/>
               </w:tblBorders>
               <w:tblLook w:val="04A0" w:firstRow="1" w:lastRow="0" w:firstColumn="1" w:lastColumn="0" w:noHBand="0" w:noVBand="1"/>
             </w:tblPr>
@@ -803,6 +864,8 @@
           </w:tcPr>
           <w:p>
             <w:pPr>
+              <w:pStyle w:val="SS3-115"/>
+              <w:spacing w:after="240"/>
               <w:rPr>
                 <w:rFonts w:ascii="Source Sans 3 Medium" w:hAnsi="Source Sans 3 Medium"/>
                 <w:b/>
@@ -815,40 +878,31 @@
                 <w:b/>
                 <w:bCs/>
               </w:rPr>
-              <w:t>Answer the questions</w:t>
-            </w:r>
-            <w:r>
-              <w:rPr>
-                <w:rFonts w:ascii="Source Sans 3 Medium" w:hAnsi="Source Sans 3 Medium"/>
-                <w:b/>
-                <w:bCs/>
-              </w:rPr>
-              <w:t>.</w:t>
-            </w:r>
-          </w:p>
-          <w:p>
-            <w:pPr>
-              <w:pStyle w:val="SS3-115"/>
-              <w:spacing w:before="120"/>
-            </w:pPr>
-            <w:r>
-              <w:t>Which of the foods above do you eat regularly?</w:t>
-            </w:r>
-          </w:p>
-          <w:p>
-            <w:pPr>
-              <w:pStyle w:val="SS3-115"/>
-            </w:pPr>
-            <w:r>
-              <w:t>Which do you like/dislike?</w:t>
-            </w:r>
-          </w:p>
-          <w:p>
-            <w:pPr>
-              <w:pStyle w:val="SS3-115"/>
-            </w:pPr>
-            <w:r>
-              <w:t>What foods are typical of your country?</w:t>
+              <w:t>Read the text in one minute. Answer the questions orally without looking at the text again.</w:t>
+            </w:r>
+          </w:p>
+          <w:p>
+            <w:pPr>
+              <w:pStyle w:val="NumList"/>
+            </w:pPr>
+            <w:r>
+              <w:t>Which of the activities in exercise 1 were mentioned?</w:t>
+            </w:r>
+          </w:p>
+          <w:p>
+            <w:pPr>
+              <w:pStyle w:val="NumList"/>
+            </w:pPr>
+            <w:r>
+              <w:t>Can you remember any places that were in the text?</w:t>
+            </w:r>
+          </w:p>
+          <w:p>
+            <w:pPr>
+              <w:pStyle w:val="NumList"/>
+            </w:pPr>
+            <w:r>
+              <w:t>Is the text mainly about the past, present or future?</w:t>
             </w:r>
           </w:p>
         </w:tc>
@@ -857,10 +911,440 @@
     <w:p>
       <w:pPr>
         <w:pStyle w:val="SS3-115"/>
-      </w:pPr>
+        <w:rPr>
+          <w:sz w:val="2"/>
+          <w:szCs w:val="2"/>
+        </w:rPr>
+      </w:pPr>
+    </w:p>
+    <w:p>
+      <w:pPr>
+        <w:pStyle w:val="SS3-115"/>
+        <w:rPr>
+          <w:sz w:val="45"/>
+          <w:szCs w:val="45"/>
+        </w:rPr>
+      </w:pPr>
+      <w:r>
+        <w:rPr>
+          <w:b/>
+          <w:bCs/>
+          <w:sz w:val="65"/>
+          <w:szCs w:val="65"/>
+        </w:rPr>
+        <w:t xml:space="preserve">THE </w:t>
+      </w:r>
+      <w:r>
+        <w:rPr>
+          <w:b/>
+          <w:bCs/>
+          <w:color w:val="FE0001"/>
+          <w:sz w:val="65"/>
+          <w:szCs w:val="65"/>
+        </w:rPr>
+        <w:t>FUTURE OF MALLS</w:t>
+      </w:r>
+    </w:p>
+    <w:tbl>
+      <w:tblPr>
+        <w:tblStyle w:val="MultiColumnTable"/>
+        <w:tblW w:w="0" w:type="auto"/>
+        <w:tblBorders>
+          <w:top w:val="single" w:sz="18" w:space="0" w:color="FE0001"/>
+          <w:left w:val="single" w:sz="18" w:space="0" w:color="FE0001"/>
+          <w:bottom w:val="single" w:sz="18" w:space="0" w:color="FE0001"/>
+          <w:right w:val="single" w:sz="18" w:space="0" w:color="FE0001"/>
+          <w:insideH w:val="single" w:sz="18" w:space="0" w:color="FE0001"/>
+          <w:insideV w:val="single" w:sz="18" w:space="0" w:color="FE0001"/>
+        </w:tblBorders>
+        <w:tblLook w:val="04A0" w:firstRow="1" w:lastRow="0" w:firstColumn="1" w:lastColumn="0" w:noHBand="0" w:noVBand="1"/>
+      </w:tblPr>
+      <w:tblGrid>
+        <w:gridCol w:w="7178"/>
+        <w:gridCol w:w="7178"/>
+      </w:tblGrid>
+      <w:tr>
+        <w:tc>
+          <w:tcPr>
+            <w:tcW w:w="7196" w:type="dxa"/>
+          </w:tcPr>
+          <w:p>
+            <w:pPr>
+              <w:rPr>
+                <w:b/>
+                <w:bCs/>
+              </w:rPr>
+            </w:pPr>
+            <w:r>
+              <w:rPr>
+                <w:b/>
+                <w:bCs/>
+                <w:color w:val="FFFFFF" w:themeColor="background1"/>
+                <w:sz w:val="24"/>
+                <w:szCs w:val="24"/>
+                <w:shd w:val="clear" w:color="auto" w:fill="FE0001"/>
+              </w:rPr>
+              <w:t>A</w:t>
+            </w:r>
+          </w:p>
+          <w:p>
+            <w:r>
+              <w:t xml:space="preserve">Shopping malls have never been just about shopping. They began in the United States after the Second World War and, for the young, they were always a place to 'hang out' and be seen. However, the world has moved on, and just providing shops and a food court is no longer enough to keep malls alive. Malls became less popular at the start of the 21st century, mainly because of online shopping. There is even a website, deadmalls.com, which shows the end of many US malls. </w:t>
+            </w:r>
+            <w:r>
+              <w:rPr>
+                <w:shd w:val="clear" w:color="auto" w:fill="F9FDC0"/>
+              </w:rPr>
+              <w:t>Malls need to change to survive</w:t>
+            </w:r>
+            <w:r>
+              <w:t>. So what will the mall of the future look like?</w:t>
+            </w:r>
+          </w:p>
+          <w:p>
+            <w:pPr>
+              <w:rPr>
+                <w:b/>
+                <w:bCs/>
+              </w:rPr>
+            </w:pPr>
+            <w:r>
+              <w:rPr>
+                <w:b/>
+                <w:bCs/>
+                <w:color w:val="FFFFFF" w:themeColor="background1"/>
+                <w:sz w:val="24"/>
+                <w:szCs w:val="24"/>
+                <w:shd w:val="clear" w:color="auto" w:fill="FE0001"/>
+              </w:rPr>
+              <w:t>B</w:t>
+            </w:r>
+          </w:p>
+          <w:p>
+            <w:r>
+              <w:rPr>
+                <w:shd w:val="clear" w:color="auto" w:fill="F9FDC0"/>
+              </w:rPr>
+              <w:t>Malls are already becoming bigger and better all over the world</w:t>
+            </w:r>
+            <w:r>
+              <w:t>. Asia and not the US is now the 'mall capital' of the world and is home to the five largest malls in the world. China is home to the two largest. Some malls in the Middle East and East Asia are starting to specialise. It is predicted that this will happen more and more in the future. Some malls will only sell electrical items, for example, or only fashion for young people. Some malls will only include expensive shops or cheap shops, as already happens in Bangkok and Singapore.</w:t>
+            </w:r>
+          </w:p>
+          <w:p>
+            <w:pPr>
+              <w:rPr>
+                <w:b/>
+                <w:bCs/>
+              </w:rPr>
+            </w:pPr>
+            <w:r>
+              <w:rPr>
+                <w:b/>
+                <w:bCs/>
+                <w:color w:val="FFFFFF" w:themeColor="background1"/>
+                <w:sz w:val="24"/>
+                <w:szCs w:val="24"/>
+                <w:shd w:val="clear" w:color="auto" w:fill="FE0001"/>
+              </w:rPr>
+              <w:t>C</w:t>
+            </w:r>
+          </w:p>
+          <w:p>
+            <w:r>
+              <w:t>Malls are becoming 'the new downtown', with cinemas, bowling alleys, climbing walls and even concert halls. Xanadu, a mall 30 km from Madrid, is a recreation centre for a family day out as well as a shopping centre, with ski slopes, minigolf, go-karts, balloon rides, bowling and billiards. We have always been able to grab a burger at the mall, but in the future we are going to see 'fine dining' too, with more expensive restaurants based at malls, as well as spas, fitness centres and art galleries. There are also going to be more apartments and office space so that more people can live, work, shop and be entertained in one location.</w:t>
+            </w:r>
+          </w:p>
+        </w:tc>
+        <w:tc>
+          <w:tcPr>
+            <w:tcW w:w="7196" w:type="dxa"/>
+          </w:tcPr>
+          <w:p>
+            <w:pPr>
+              <w:rPr>
+                <w:b/>
+                <w:bCs/>
+              </w:rPr>
+            </w:pPr>
+            <w:r>
+              <w:rPr>
+                <w:b/>
+                <w:bCs/>
+                <w:color w:val="FFFFFF" w:themeColor="background1"/>
+                <w:sz w:val="24"/>
+                <w:szCs w:val="24"/>
+                <w:shd w:val="clear" w:color="auto" w:fill="FE0001"/>
+              </w:rPr>
+              <w:t>D</w:t>
+            </w:r>
+          </w:p>
+          <w:p>
+            <w:r>
+              <w:t>Mall owners are going to need to think of new ideas to remain in business. One growing trend is the seasonal changes in the mall. It began with having Santa Claus in December, but now there are 'pop-ups' -temporary shops, stalls and kiosks - for other seasons and events. Brent Cross in North London has an 'urban beach' in summer, and its main lobby has different promotions and events every week, from bungee jumping for kids to free health checks.</w:t>
+            </w:r>
+          </w:p>
+          <w:p>
+            <w:pPr>
+              <w:rPr>
+                <w:b/>
+                <w:bCs/>
+              </w:rPr>
+            </w:pPr>
+            <w:r>
+              <w:rPr>
+                <w:b/>
+                <w:bCs/>
+                <w:color w:val="FFFFFF" w:themeColor="background1"/>
+                <w:sz w:val="24"/>
+                <w:szCs w:val="24"/>
+                <w:shd w:val="clear" w:color="auto" w:fill="FE0001"/>
+              </w:rPr>
+              <w:t>E</w:t>
+            </w:r>
+          </w:p>
+          <w:p>
+            <w:r>
+              <w:t>So, we have looked at the facilities malls will need to offer. Malls will need to consider the environment too. There will be more open-air malls and more natural features. Mall designers will have to make sure people can get there by public transport. They will also need to use more natural sources of heat and light. We will see more plants, trees, grass and even waterfalls at our local malls in the future.</w:t>
+            </w:r>
+          </w:p>
+          <w:p>
+            <w:pPr>
+              <w:rPr>
+                <w:b/>
+                <w:bCs/>
+              </w:rPr>
+            </w:pPr>
+            <w:r>
+              <w:rPr>
+                <w:b/>
+                <w:bCs/>
+                <w:color w:val="FFFFFF" w:themeColor="background1"/>
+                <w:sz w:val="24"/>
+                <w:szCs w:val="24"/>
+                <w:shd w:val="clear" w:color="auto" w:fill="FE0001"/>
+              </w:rPr>
+              <w:t>F</w:t>
+            </w:r>
+          </w:p>
+          <w:p>
+            <w:r>
+              <w:t>The future of malls looks exciting: there will be 'virtual malls' and technology will be used within malls to help us shop, find bargains and even park our car. With all these creative innovations, the mall will go from strength to strength.</w:t>
+            </w:r>
+          </w:p>
+        </w:tc>
+      </w:tr>
+    </w:tbl>
+    <w:p>
       <w:r>
         <w:br w:type="page"/>
       </w:r>
+    </w:p>
+    <w:p>
+      <w:pPr>
+        <w:rPr>
+          <w:color w:val="E8B756"/>
+          <w:sz w:val="34"/>
+          <w:szCs w:val="34"/>
+        </w:rPr>
+      </w:pPr>
+      <w:r>
+        <w:rPr>
+          <w:color w:val="E4F24C"/>
+          <w:sz w:val="34"/>
+          <w:szCs w:val="34"/>
+          <w:shd w:val="clear" w:color="auto" w:fill="E4F24C"/>
+        </w:rPr>
+        <w:lastRenderedPageBreak/>
+        <w:t>[[[[[[[[[[</w:t>
+      </w:r>
+      <w:r>
+        <w:rPr>
+          <w:rFonts w:ascii="Source Sans 3 SemiBold" w:hAnsi="Source Sans 3 SemiBold"/>
+          <w:b/>
+          <w:bCs/>
+          <w:sz w:val="34"/>
+          <w:szCs w:val="34"/>
+        </w:rPr>
+        <w:t>MATCHING HEADINGS</w:t>
+      </w:r>
+      <w:r>
+        <w:rPr>
+          <w:color w:val="E4F24C"/>
+          <w:sz w:val="34"/>
+          <w:szCs w:val="34"/>
+        </w:rPr>
+        <w:t>]</w:t>
+      </w:r>
+    </w:p>
+    <w:tbl>
+      <w:tblPr>
+        <w:tblStyle w:val="NormalTable"/>
+        <w:tblW w:w="10088" w:type="dxa"/>
+        <w:tblBorders>
+          <w:top w:val="single" w:sz="18" w:space="0" w:color="CBE428"/>
+          <w:left w:val="single" w:sz="18" w:space="0" w:color="CBE428"/>
+          <w:bottom w:val="single" w:sz="18" w:space="0" w:color="CBE428"/>
+          <w:right w:val="single" w:sz="18" w:space="0" w:color="CBE428"/>
+          <w:insideH w:val="single" w:sz="18" w:space="0" w:color="CBE428"/>
+          <w:insideV w:val="single" w:sz="18" w:space="0" w:color="CBE428"/>
+        </w:tblBorders>
+        <w:tblLook w:val="04A0" w:firstRow="1" w:lastRow="0" w:firstColumn="1" w:lastColumn="0" w:noHBand="0" w:noVBand="1"/>
+      </w:tblPr>
+      <w:tblGrid>
+        <w:gridCol w:w="10088"/>
+      </w:tblGrid>
+      <w:tr>
+        <w:tc>
+          <w:tcPr>
+            <w:tcW w:w="10088" w:type="dxa"/>
+            <w:shd w:val="clear" w:color="auto" w:fill="FFFFFF" w:themeFill="background1"/>
+          </w:tcPr>
+          <w:p>
+            <w:pPr>
+              <w:rPr>
+                <w:sz w:val="21"/>
+                <w:szCs w:val="21"/>
+                <w:lang w:bidi="ar-SA"/>
+              </w:rPr>
+            </w:pPr>
+            <w:r>
+              <w:rPr>
+                <w:rFonts w:ascii="Cambria Math" w:hAnsi="Cambria Math" w:cs="Cambria Math"/>
+                <w:color w:val="CBE428"/>
+                <w:sz w:val="32"/>
+                <w:szCs w:val="32"/>
+              </w:rPr>
+              <w:t>◉</w:t>
+            </w:r>
+            <w:r>
+              <w:rPr>
+                <w:b/>
+                <w:bCs/>
+                <w:sz w:val="21"/>
+                <w:szCs w:val="21"/>
+                <w:lang w:bidi="ar-SA"/>
+              </w:rPr>
+              <w:t xml:space="preserve"> </w:t>
+            </w:r>
+            <w:r>
+              <w:rPr>
+                <w:sz w:val="21"/>
+                <w:szCs w:val="21"/>
+                <w:lang w:bidi="ar-SA"/>
+              </w:rPr>
+              <w:t>Matching headings tests your ability to summarise and understand the main idea of a paragraph.</w:t>
+            </w:r>
+          </w:p>
+          <w:p>
+            <w:pPr>
+              <w:rPr>
+                <w:sz w:val="21"/>
+                <w:szCs w:val="21"/>
+                <w:lang w:bidi="ar-SA"/>
+              </w:rPr>
+            </w:pPr>
+            <w:r>
+              <w:rPr>
+                <w:sz w:val="21"/>
+                <w:szCs w:val="21"/>
+                <w:lang w:bidi="ar-SA"/>
+              </w:rPr>
+              <w:t>You are given a list of headings (more than the number of paragraphs) and you must choose a suitable heading for each paragraph.</w:t>
+            </w:r>
+          </w:p>
+          <w:p>
+            <w:pPr>
+              <w:rPr>
+                <w:sz w:val="21"/>
+                <w:szCs w:val="21"/>
+                <w:lang w:bidi="ar-SA"/>
+              </w:rPr>
+            </w:pPr>
+            <w:r>
+              <w:rPr>
+                <w:sz w:val="21"/>
+                <w:szCs w:val="21"/>
+                <w:lang w:bidi="ar-SA"/>
+              </w:rPr>
+              <w:t>To match headings, you need to be able to find the main idea of a paragraph. You can usually find one sentence that sums up the main idea. This is the topic sentence. This has been highlighted in paragraph A: Molls need to change to survive.</w:t>
+            </w:r>
+          </w:p>
+          <w:p>
+            <w:pPr>
+              <w:rPr>
+                <w:sz w:val="21"/>
+                <w:szCs w:val="21"/>
+                <w:lang w:bidi="ar-SA"/>
+              </w:rPr>
+            </w:pPr>
+            <w:r>
+              <w:rPr>
+                <w:sz w:val="21"/>
+                <w:szCs w:val="21"/>
+                <w:lang w:bidi="ar-SA"/>
+              </w:rPr>
+              <w:t>The sentence Malls need to change to survive is supported by evidence in the paragraph, including:</w:t>
+            </w:r>
+          </w:p>
+          <w:p>
+            <w:pPr>
+              <w:pStyle w:val="BulletList"/>
+              <w:rPr>
+                <w:sz w:val="21"/>
+                <w:szCs w:val="21"/>
+              </w:rPr>
+            </w:pPr>
+            <w:r>
+              <w:rPr>
+                <w:sz w:val="21"/>
+                <w:szCs w:val="21"/>
+              </w:rPr>
+              <w:t>The world has moved on.</w:t>
+            </w:r>
+          </w:p>
+          <w:p>
+            <w:pPr>
+              <w:pStyle w:val="BulletList"/>
+              <w:rPr>
+                <w:sz w:val="21"/>
+                <w:szCs w:val="21"/>
+              </w:rPr>
+            </w:pPr>
+            <w:r>
+              <w:rPr>
+                <w:sz w:val="21"/>
+                <w:szCs w:val="21"/>
+              </w:rPr>
+              <w:t>Malls became less popular at the start of the 21st century, mainly because of online shopping.</w:t>
+            </w:r>
+          </w:p>
+          <w:p>
+            <w:pPr>
+              <w:pStyle w:val="BulletList"/>
+              <w:rPr>
+                <w:noProof/>
+              </w:rPr>
+            </w:pPr>
+            <w:r>
+              <w:rPr>
+                <w:sz w:val="21"/>
+                <w:szCs w:val="21"/>
+              </w:rPr>
+              <w:t>There is even a website, deadmalls.com, which shows the end of many US malls.</w:t>
+            </w:r>
+          </w:p>
+        </w:tc>
+      </w:tr>
+    </w:tbl>
+    <w:p>
+      <w:pPr>
+        <w:pStyle w:val="SS3-115"/>
+        <w:rPr>
+          <w:sz w:val="2"/>
+          <w:szCs w:val="2"/>
+        </w:rPr>
+      </w:pPr>
     </w:p>
     <w:tbl>
       <w:tblPr>
@@ -877,13 +1361,13 @@
         <w:tblLook w:val="04A0" w:firstRow="1" w:lastRow="0" w:firstColumn="1" w:lastColumn="0" w:noHBand="0" w:noVBand="1"/>
       </w:tblPr>
       <w:tblGrid>
-        <w:gridCol w:w="3932"/>
+        <w:gridCol w:w="5955"/>
       </w:tblGrid>
       <w:tr>
         <w:tc>
           <w:tcPr>
             <w:tcW w:w="0" w:type="auto"/>
-            <w:shd w:val="clear" w:color="auto" w:fill="B5CF0E"/>
+            <w:shd w:val="clear" w:color="auto" w:fill="DDF03C"/>
           </w:tcPr>
           <w:p>
             <w:pPr>
@@ -903,8 +1387,7 @@
                 <w:sz w:val="24"/>
                 <w:szCs w:val="24"/>
               </w:rPr>
-              <w:lastRenderedPageBreak/>
-              <w:t>LOCATING INFORMATION IN A TEXT</w:t>
+              <w:t>TOPIC SENTENCES AND MAIN AND SUPPORTING IDEAS</w:t>
             </w:r>
           </w:p>
         </w:tc>
@@ -918,405 +1401,6 @@
           <w:szCs w:val="2"/>
         </w:rPr>
       </w:pPr>
-    </w:p>
-    <w:tbl>
-      <w:tblPr>
-        <w:tblStyle w:val="DottedTable"/>
-        <w:tblW w:w="10050" w:type="dxa"/>
-        <w:tblCellMar>
-          <w:left w:w="0" w:type="dxa"/>
-        </w:tblCellMar>
-        <w:tblLook w:val="04A0" w:firstRow="1" w:lastRow="0" w:firstColumn="1" w:lastColumn="0" w:noHBand="0" w:noVBand="1"/>
-      </w:tblPr>
-      <w:tblGrid>
-        <w:gridCol w:w="412"/>
-        <w:gridCol w:w="9638"/>
-      </w:tblGrid>
-      <w:tr>
-        <w:tc>
-          <w:tcPr>
-            <w:tcW w:w="412" w:type="dxa"/>
-            <w:tcMar>
-              <w:right w:w="0" w:type="dxa"/>
-            </w:tcMar>
-          </w:tcPr>
-          <w:tbl>
-            <w:tblPr>
-              <w:tblStyle w:val="CompactTable"/>
-              <w:tblW w:w="0" w:type="auto"/>
-              <w:tblBorders>
-                <w:top w:val="single" w:sz="18" w:space="0" w:color="D7EC30"/>
-                <w:left w:val="single" w:sz="18" w:space="0" w:color="D7EC30"/>
-                <w:bottom w:val="single" w:sz="18" w:space="0" w:color="D7EC30"/>
-                <w:right w:val="single" w:sz="18" w:space="0" w:color="D7EC30"/>
-                <w:insideH w:val="single" w:sz="18" w:space="0" w:color="D7EC30"/>
-                <w:insideV w:val="single" w:sz="18" w:space="0" w:color="D7EC30"/>
-              </w:tblBorders>
-              <w:tblLook w:val="04A0" w:firstRow="1" w:lastRow="0" w:firstColumn="1" w:lastColumn="0" w:noHBand="0" w:noVBand="1"/>
-            </w:tblPr>
-            <w:tblGrid>
-              <w:gridCol w:w="356"/>
-            </w:tblGrid>
-            <w:tr>
-              <w:tc>
-                <w:tcPr>
-                  <w:tcW w:w="385" w:type="dxa"/>
-                </w:tcPr>
-                <w:p>
-                  <w:pPr>
-                    <w:rPr>
-                      <w:b w:val="0"/>
-                      <w:bCs/>
-                      <w:szCs w:val="26"/>
-                      <w:bdr w:val="single" w:sz="12" w:space="0" w:color="FFFF00"/>
-                    </w:rPr>
-                  </w:pPr>
-                  <w:r>
-                    <w:rPr>
-                      <w:bCs/>
-                      <w:szCs w:val="26"/>
-                      <w:lang w:bidi="ar-SA"/>
-                    </w:rPr>
-                    <w:t>03</w:t>
-                  </w:r>
-                </w:p>
-              </w:tc>
-            </w:tr>
-          </w:tbl>
-          <w:p>
-            <w:pPr>
-              <w:spacing w:after="120"/>
-              <w:rPr>
-                <w:rFonts w:ascii="Source Sans 3 Medium" w:hAnsi="Source Sans 3 Medium"/>
-                <w:b/>
-                <w:bCs/>
-                <w:sz w:val="23"/>
-                <w:szCs w:val="23"/>
-              </w:rPr>
-            </w:pPr>
-          </w:p>
-        </w:tc>
-        <w:tc>
-          <w:tcPr>
-            <w:tcW w:w="9638" w:type="dxa"/>
-          </w:tcPr>
-          <w:p>
-            <w:pPr>
-              <w:spacing w:after="120"/>
-              <w:rPr>
-                <w:rFonts w:ascii="Source Sans 3 Medium" w:hAnsi="Source Sans 3 Medium"/>
-                <w:b/>
-                <w:bCs/>
-                <w:sz w:val="23"/>
-                <w:szCs w:val="23"/>
-              </w:rPr>
-            </w:pPr>
-            <w:r>
-              <w:rPr>
-                <w:rFonts w:ascii="Source Sans 3 Medium" w:hAnsi="Source Sans 3 Medium"/>
-                <w:b/>
-                <w:bCs/>
-                <w:sz w:val="23"/>
-                <w:szCs w:val="23"/>
-              </w:rPr>
-              <w:t>Read the text in one minute. Then cover it and tell your partner what you can remember.</w:t>
-            </w:r>
-          </w:p>
-        </w:tc>
-      </w:tr>
-    </w:tbl>
-    <w:p>
-      <w:pPr>
-        <w:pStyle w:val="SS3-115"/>
-      </w:pPr>
-    </w:p>
-    <w:p>
-      <w:pPr>
-        <w:pStyle w:val="SS3-115"/>
-        <w:shd w:val="clear" w:color="auto" w:fill="0B8BD0"/>
-        <w:rPr>
-          <w:b/>
-          <w:bCs/>
-          <w:color w:val="FFFFFF" w:themeColor="background1"/>
-          <w:sz w:val="65"/>
-          <w:szCs w:val="65"/>
-        </w:rPr>
-      </w:pPr>
-      <w:r>
-        <w:rPr>
-          <w:b/>
-          <w:bCs/>
-          <w:color w:val="FFFFFF" w:themeColor="background1"/>
-          <w:sz w:val="65"/>
-          <w:szCs w:val="65"/>
-        </w:rPr>
-        <w:t>FOOD</w:t>
-      </w:r>
-    </w:p>
-    <w:p>
-      <w:pPr>
-        <w:pStyle w:val="SS3-115"/>
-        <w:shd w:val="clear" w:color="auto" w:fill="0B8BD0"/>
-        <w:rPr>
-          <w:color w:val="FFFFFF" w:themeColor="background1"/>
-          <w:sz w:val="45"/>
-          <w:szCs w:val="45"/>
-        </w:rPr>
-      </w:pPr>
-      <w:r>
-        <w:rPr>
-          <w:color w:val="FFFFFF" w:themeColor="background1"/>
-          <w:sz w:val="45"/>
-          <w:szCs w:val="45"/>
-        </w:rPr>
-        <w:t>CULTURE SHOCK</w:t>
-      </w:r>
-    </w:p>
-    <w:tbl>
-      <w:tblPr>
-        <w:tblStyle w:val="DottedTable"/>
-        <w:tblW w:w="0" w:type="auto"/>
-        <w:tblLook w:val="04A0" w:firstRow="1" w:lastRow="0" w:firstColumn="1" w:lastColumn="0" w:noHBand="0" w:noVBand="1"/>
-      </w:tblPr>
-      <w:tblGrid>
-        <w:gridCol w:w="7196"/>
-        <w:gridCol w:w="7196"/>
-      </w:tblGrid>
-      <w:tr>
-        <w:tc>
-          <w:tcPr>
-            <w:tcW w:w="7196" w:type="dxa"/>
-            <w:shd w:val="clear" w:color="auto" w:fill="FAE319"/>
-          </w:tcPr>
-          <w:p>
-            <w:pPr>
-              <w:pStyle w:val="SS3-115"/>
-              <w:shd w:val="clear" w:color="auto" w:fill="E1DFE9"/>
-              <w:rPr>
-                <w:b/>
-                <w:bCs/>
-              </w:rPr>
-            </w:pPr>
-            <w:r>
-              <w:rPr>
-                <w:b/>
-                <w:bCs/>
-              </w:rPr>
-              <w:t>A CHARLES</w:t>
-            </w:r>
-          </w:p>
-          <w:p>
-            <w:pPr>
-              <w:pStyle w:val="SS3-115"/>
-              <w:shd w:val="clear" w:color="auto" w:fill="FCF197"/>
-              <w:jc w:val="both"/>
-            </w:pPr>
-            <w:r>
-              <w:t xml:space="preserve">You would think that eating with your fingers would be easy. In the US, there are only certain things you can eat with your fingers, like burgers, for example, and that's easy enough. When I went to South India, though, I </w:t>
-            </w:r>
-            <w:proofErr w:type="spellStart"/>
-            <w:r>
-              <w:t>realised</w:t>
-            </w:r>
-            <w:proofErr w:type="spellEnd"/>
-            <w:r>
-              <w:t xml:space="preserve"> that it is a whole new skill to learn to eat rice and curry with your fingers. You have to mix the curries together and with the rice and form a 'ball'. </w:t>
-            </w:r>
-            <w:proofErr w:type="spellStart"/>
-            <w:r>
-              <w:t>Daal</w:t>
-            </w:r>
-            <w:proofErr w:type="spellEnd"/>
-            <w:r>
-              <w:t xml:space="preserve"> is particularly helpful as a kind of glue.</w:t>
-            </w:r>
-          </w:p>
-          <w:p>
-            <w:pPr>
-              <w:pStyle w:val="SS3-115"/>
-              <w:shd w:val="clear" w:color="auto" w:fill="FCF197"/>
-              <w:jc w:val="both"/>
-            </w:pPr>
-            <w:r>
-              <w:t>You use your fingertips, never the palm of your hand, and use your thumb to pop it into your mouth. I thought I knew where my mouth was, but my first few attempts were a disaster. There was food everywhere!</w:t>
-            </w:r>
-          </w:p>
-          <w:p>
-            <w:pPr>
-              <w:pStyle w:val="SS3-115"/>
-              <w:shd w:val="clear" w:color="auto" w:fill="FCF197"/>
-              <w:jc w:val="both"/>
-            </w:pPr>
-            <w:r>
-              <w:t>*</w:t>
-            </w:r>
-            <w:proofErr w:type="spellStart"/>
-            <w:r>
-              <w:t>Daal</w:t>
-            </w:r>
-            <w:proofErr w:type="spellEnd"/>
-            <w:r>
-              <w:t xml:space="preserve"> is a lentil curry widely eaten in the Indian subcontinent.</w:t>
-            </w:r>
-          </w:p>
-          <w:p>
-            <w:pPr>
-              <w:pStyle w:val="SS3-115"/>
-              <w:shd w:val="clear" w:color="auto" w:fill="E1DFE9"/>
-              <w:rPr>
-                <w:b/>
-                <w:bCs/>
-              </w:rPr>
-            </w:pPr>
-            <w:r>
-              <w:rPr>
-                <w:b/>
-                <w:bCs/>
-              </w:rPr>
-              <w:t>C QIANG SHI</w:t>
-            </w:r>
-          </w:p>
-          <w:p>
-            <w:pPr>
-              <w:pStyle w:val="SS3-115"/>
-              <w:jc w:val="both"/>
-            </w:pPr>
-            <w:r>
-              <w:t>I enjoy trying food from different countries, but what interests me more is the culture and habits surrounding food and eating. In China, when we go to a restaurant with colleagues, when we are offered something, we say 'No thanks', even though we want it, because the person will definitely repeat the offer. In other countries, though, 'no' means 'no', so if you are just trying to be polite and don't take it the first time, you will end up with nothing! To me, it feels wrong to take something the first time it is offered, so it took me a while to get used to that when I travel abroad.</w:t>
-            </w:r>
-          </w:p>
-          <w:p>
-            <w:pPr>
-              <w:pStyle w:val="SS3-115"/>
-            </w:pPr>
-          </w:p>
-        </w:tc>
-        <w:tc>
-          <w:tcPr>
-            <w:tcW w:w="7196" w:type="dxa"/>
-          </w:tcPr>
-          <w:p>
-            <w:pPr>
-              <w:pStyle w:val="SS3-115"/>
-              <w:shd w:val="clear" w:color="auto" w:fill="E1DFE9"/>
-              <w:rPr>
-                <w:b/>
-                <w:bCs/>
-              </w:rPr>
-            </w:pPr>
-            <w:r>
-              <w:rPr>
-                <w:b/>
-                <w:bCs/>
-              </w:rPr>
-              <w:t>B ALFREDO</w:t>
-            </w:r>
-          </w:p>
-          <w:p>
-            <w:pPr>
-              <w:pStyle w:val="SS3-115"/>
-              <w:shd w:val="clear" w:color="auto" w:fill="FAE319"/>
-              <w:jc w:val="both"/>
-            </w:pPr>
-            <w:r>
-              <w:t>For me, when I travel, the 'fast food' culture always shocks me. I can't believe there are people in the world who live on 'junk food' like burgers and just grab a sandwich for lunch. Back home, food is very important to us. We cook fresh food for lunch and dinner and sit down and eat as a family at least once a day, twice at weekends. A lot of people grow their own vegetables and keep chickens. Food is part of your identity, so what are you saying about yourself when you eat some rubbish which contains chemicals and goodness knows what else? The worst thing I have seen on my travels is a baby being given a fizzy drink in a bottle. That really shocked me!</w:t>
-            </w:r>
-          </w:p>
-          <w:p>
-            <w:pPr>
-              <w:pStyle w:val="SS3-115"/>
-              <w:shd w:val="clear" w:color="auto" w:fill="E1DFE9"/>
-              <w:jc w:val="both"/>
-              <w:rPr>
-                <w:b/>
-                <w:bCs/>
-              </w:rPr>
-            </w:pPr>
-            <w:r>
-              <w:rPr>
-                <w:b/>
-                <w:bCs/>
-              </w:rPr>
-              <w:t>D PAULINE</w:t>
-            </w:r>
-          </w:p>
-          <w:p>
-            <w:pPr>
-              <w:pStyle w:val="SS3-115"/>
-              <w:jc w:val="both"/>
-            </w:pPr>
-            <w:r>
-              <w:rPr>
-                <w:shd w:val="clear" w:color="auto" w:fill="FCF197"/>
-              </w:rPr>
-              <w:t xml:space="preserve">Being a vegetarian is so easy here in the UK that we forget that not everyone in the world understands vegetarianism. For vegans the situation is even more difficult. Probably the best place I've been to is India, as everything is divided into 'veg' or 'non veg' so you know exactly what you're getting. In many countries, they don't even </w:t>
-            </w:r>
-            <w:proofErr w:type="spellStart"/>
-            <w:r>
-              <w:rPr>
-                <w:shd w:val="clear" w:color="auto" w:fill="FCF197"/>
-              </w:rPr>
-              <w:t>realise</w:t>
-            </w:r>
-            <w:proofErr w:type="spellEnd"/>
-            <w:r>
-              <w:rPr>
-                <w:shd w:val="clear" w:color="auto" w:fill="FCF197"/>
-              </w:rPr>
-              <w:t xml:space="preserve"> that there is a concept of not eating meat for ethical reasons. In many parts of the world, meat equates to prosperity, so the idea of going out for a meal and not having meat is alien to them. I have travelled to places where, as a vegetarian, all I have been able to eat is salad, fruit and chips. I'm glad to get home where we have special vegetarian products.</w:t>
-            </w:r>
-          </w:p>
-        </w:tc>
-      </w:tr>
-      <w:tr>
-        <w:tc>
-          <w:tcPr>
-            <w:tcW w:w="14392" w:type="dxa"/>
-            <w:gridSpan w:val="2"/>
-          </w:tcPr>
-          <w:p>
-            <w:pPr>
-              <w:pStyle w:val="SS3-115"/>
-              <w:shd w:val="clear" w:color="auto" w:fill="E1DFE9"/>
-              <w:jc w:val="both"/>
-            </w:pPr>
-            <w:r>
-              <w:t>E AILEEN</w:t>
-            </w:r>
-          </w:p>
-          <w:p>
-            <w:pPr>
-              <w:pStyle w:val="SS3-115"/>
-              <w:jc w:val="both"/>
-            </w:pPr>
-            <w:r>
-              <w:rPr>
-                <w:shd w:val="clear" w:color="auto" w:fill="FCF197"/>
-              </w:rPr>
-              <w:t xml:space="preserve">I think breakfast is the meal where food culture shock really hits you. In Australia, there are certain foods you eat for breakfast and certain foods you don't. We usually eat cereal or toast, maybe yoghurt and fruit. We would never eat chicken or vegetables. But when I travelled in Asia, I </w:t>
-            </w:r>
-            <w:proofErr w:type="spellStart"/>
-            <w:r>
-              <w:rPr>
-                <w:shd w:val="clear" w:color="auto" w:fill="FCF197"/>
-              </w:rPr>
-              <w:t>realised</w:t>
-            </w:r>
-            <w:proofErr w:type="spellEnd"/>
-            <w:r>
-              <w:rPr>
-                <w:shd w:val="clear" w:color="auto" w:fill="FCF197"/>
-              </w:rPr>
-              <w:t xml:space="preserve"> that in many places, there is no difference between breakfast and dinner: rice, curry, noodles, soup, steamed vegetables and fish all appeared at breakfast. Even though I love all those things, I just can't face them at breakfast!</w:t>
-            </w:r>
-          </w:p>
-        </w:tc>
-      </w:tr>
-    </w:tbl>
-    <w:p>
-      <w:r>
-        <w:br w:type="page"/>
-      </w:r>
     </w:p>
     <w:tbl>
       <w:tblPr>
@@ -1325,8 +1409,8 @@
         <w:tblLook w:val="04A0" w:firstRow="1" w:lastRow="0" w:firstColumn="1" w:lastColumn="0" w:noHBand="0" w:noVBand="1"/>
       </w:tblPr>
       <w:tblGrid>
-        <w:gridCol w:w="376"/>
-        <w:gridCol w:w="10418"/>
+        <w:gridCol w:w="377"/>
+        <w:gridCol w:w="10417"/>
         <w:gridCol w:w="3598"/>
       </w:tblGrid>
       <w:tr>
@@ -1343,17 +1427,17 @@
               <w:tblStyle w:val="CompactTable"/>
               <w:tblW w:w="0" w:type="auto"/>
               <w:tblBorders>
-                <w:top w:val="single" w:sz="18" w:space="0" w:color="CBE428"/>
-                <w:left w:val="single" w:sz="18" w:space="0" w:color="CBE428"/>
-                <w:bottom w:val="single" w:sz="18" w:space="0" w:color="CBE428"/>
-                <w:right w:val="single" w:sz="18" w:space="0" w:color="CBE428"/>
-                <w:insideH w:val="single" w:sz="18" w:space="0" w:color="CBE428"/>
-                <w:insideV w:val="single" w:sz="18" w:space="0" w:color="CBE428"/>
+                <w:top w:val="single" w:sz="18" w:space="0" w:color="E4F24C"/>
+                <w:left w:val="single" w:sz="18" w:space="0" w:color="E4F24C"/>
+                <w:bottom w:val="single" w:sz="18" w:space="0" w:color="E4F24C"/>
+                <w:right w:val="single" w:sz="18" w:space="0" w:color="E4F24C"/>
+                <w:insideH w:val="single" w:sz="18" w:space="0" w:color="E4F24C"/>
+                <w:insideV w:val="single" w:sz="18" w:space="0" w:color="E4F24C"/>
               </w:tblBorders>
               <w:tblLook w:val="04A0" w:firstRow="1" w:lastRow="0" w:firstColumn="1" w:lastColumn="0" w:noHBand="0" w:noVBand="1"/>
             </w:tblPr>
             <w:tblGrid>
-              <w:gridCol w:w="320"/>
+              <w:gridCol w:w="321"/>
             </w:tblGrid>
             <w:tr>
               <w:tc>
@@ -1375,8 +1459,7 @@
                       <w:szCs w:val="26"/>
                       <w:lang w:bidi="ar-SA"/>
                     </w:rPr>
-                    <w:lastRenderedPageBreak/>
-                    <w:t>04</w:t>
+                    <w:t>03</w:t>
                   </w:r>
                 </w:p>
               </w:tc>
@@ -1398,69 +1481,472 @@
           <w:p>
             <w:pPr>
               <w:pStyle w:val="SS3M-115"/>
-              <w:rPr>
-                <w:rtl/>
-                <w:lang w:bidi="fa-IR"/>
-              </w:rPr>
-            </w:pPr>
-            <w:r>
-              <w:t>Quickly find the following information in the text.</w:t>
-            </w:r>
-          </w:p>
-          <w:p>
-            <w:pPr>
-              <w:pStyle w:val="SS3-115"/>
-              <w:numPr>
-                <w:ilvl w:val="0"/>
-                <w:numId w:val="7"/>
-              </w:numPr>
-              <w:ind w:left="284" w:hanging="284"/>
-            </w:pPr>
-            <w:r>
-              <w:t>a food that can be used as a 'glue'</w:t>
-            </w:r>
-          </w:p>
-          <w:p>
-            <w:pPr>
-              <w:pStyle w:val="SS3-115"/>
-            </w:pPr>
-            <w:r>
-              <w:t>a meat not usually eaten for breakfast In Australia</w:t>
-            </w:r>
-          </w:p>
-          <w:p>
-            <w:pPr>
-              <w:pStyle w:val="SS3-115"/>
-            </w:pPr>
-            <w:r>
-              <w:t>a country where 'no' doesn't always mean 'no'</w:t>
-            </w:r>
-          </w:p>
-          <w:p>
-            <w:pPr>
-              <w:pStyle w:val="SS3-115"/>
-            </w:pPr>
-            <w:r>
-              <w:t>an example of a 'junk food'</w:t>
-            </w:r>
-          </w:p>
-          <w:p>
-            <w:pPr>
-              <w:pStyle w:val="SS3-115"/>
-            </w:pPr>
-            <w:r>
-              <w:t>a country which is easy for vegetarians</w:t>
-            </w:r>
-          </w:p>
-          <w:p>
-            <w:pPr>
-              <w:pStyle w:val="SS3-115"/>
-              <w:spacing w:after="120"/>
-            </w:pPr>
-            <w:r>
-              <w:t>a food eaten with fingers in the US</w:t>
-            </w:r>
-          </w:p>
+            </w:pPr>
+            <w:r>
+              <w:t xml:space="preserve">The topic sentence in paragraph B is </w:t>
+            </w:r>
+            <w:r>
+              <w:rPr>
+                <w:i/>
+                <w:iCs/>
+              </w:rPr>
+              <w:t>Malls are already becoming bigger and better all over the world</w:t>
+            </w:r>
+            <w:r>
+              <w:t>. Write two pieces of evidence from paragraph B which support the topic sentence.</w:t>
+            </w:r>
+          </w:p>
+        </w:tc>
+        <w:tc>
+          <w:tcPr>
+            <w:tcW w:w="1250" w:type="pct"/>
+          </w:tcPr>
+          <w:p>
+            <w:pPr>
+              <w:rPr>
+                <w:rFonts w:ascii="Source Sans 3 SemiBold" w:hAnsi="Source Sans 3 SemiBold"/>
+                <w:b/>
+                <w:bCs/>
+                <w:noProof/>
+                <w:color w:val="FFFFFF" w:themeColor="background1"/>
+                <w:shd w:val="clear" w:color="auto" w:fill="68AF3D"/>
+              </w:rPr>
+            </w:pPr>
+            <w:r>
+              <w:rPr>
+                <w:rFonts w:ascii="Source Sans 3 SemiBold" w:hAnsi="Source Sans 3 SemiBold"/>
+                <w:b/>
+                <w:bCs/>
+                <w:noProof/>
+                <w:color w:val="FFFFFF" w:themeColor="background1"/>
+                <w:bdr w:val="single" w:sz="24" w:space="0" w:color="C0E50E"/>
+                <w:shd w:val="clear" w:color="auto" w:fill="31AC1B"/>
+              </w:rPr>
+              <w:t>TIP</w:t>
+            </w:r>
+            <w:r>
+              <w:rPr>
+                <w:rFonts w:ascii="Source Sans 3 SemiBold" w:hAnsi="Source Sans 3 SemiBold"/>
+                <w:b/>
+                <w:bCs/>
+                <w:noProof/>
+                <w:bdr w:val="single" w:sz="24" w:space="0" w:color="C0E50E"/>
+              </w:rPr>
+              <w:t xml:space="preserve"> </w:t>
+            </w:r>
+            <w:r>
+              <w:rPr>
+                <w:rFonts w:ascii="Source Sans 3 SemiBold" w:hAnsi="Source Sans 3 SemiBold"/>
+                <w:b/>
+                <w:bCs/>
+                <w:noProof/>
+                <w:bdr w:val="single" w:sz="24" w:space="0" w:color="C0E50E"/>
+              </w:rPr>
+              <w:t>03</w:t>
+            </w:r>
+          </w:p>
+          <w:tbl>
+            <w:tblPr>
+              <w:tblStyle w:val="NormalTable"/>
+              <w:tblW w:w="0" w:type="auto"/>
+              <w:tblBorders>
+                <w:top w:val="single" w:sz="18" w:space="0" w:color="C0E50E"/>
+                <w:left w:val="single" w:sz="18" w:space="0" w:color="C0E50E"/>
+                <w:bottom w:val="single" w:sz="18" w:space="0" w:color="C0E50E"/>
+                <w:right w:val="single" w:sz="18" w:space="0" w:color="C0E50E"/>
+                <w:insideH w:val="single" w:sz="18" w:space="0" w:color="C0E50E"/>
+                <w:insideV w:val="single" w:sz="18" w:space="0" w:color="C0E50E"/>
+              </w:tblBorders>
+              <w:shd w:val="clear" w:color="auto" w:fill="E7EAEF"/>
+              <w:tblLook w:val="04A0" w:firstRow="1" w:lastRow="0" w:firstColumn="1" w:lastColumn="0" w:noHBand="0" w:noVBand="1"/>
+            </w:tblPr>
+            <w:tblGrid>
+              <w:gridCol w:w="3268"/>
+            </w:tblGrid>
+            <w:tr>
+              <w:tc>
+                <w:tcPr>
+                  <w:tcW w:w="3811" w:type="dxa"/>
+                  <w:shd w:val="clear" w:color="auto" w:fill="FCFCFC"/>
+                </w:tcPr>
+                <w:p>
+                  <w:pPr>
+                    <w:rPr>
+                      <w:noProof/>
+                      <w:sz w:val="21"/>
+                      <w:szCs w:val="21"/>
+                    </w:rPr>
+                  </w:pPr>
+                  <w:r>
+                    <w:rPr>
+                      <w:sz w:val="21"/>
+                      <w:szCs w:val="21"/>
+                    </w:rPr>
+                    <w:t>The topic sentence is often, but not always, the first sentence in a paragraph, so that is the first place to look.</w:t>
+                  </w:r>
+                </w:p>
+              </w:tc>
+            </w:tr>
+          </w:tbl>
+          <w:p>
+            <w:pPr>
+              <w:pStyle w:val="SS3M-115"/>
+            </w:pPr>
+          </w:p>
+        </w:tc>
+      </w:tr>
+      <w:tr>
+        <w:tc>
+          <w:tcPr>
+            <w:tcW w:w="131" w:type="pct"/>
+            <w:tcMar>
+              <w:left w:w="0" w:type="dxa"/>
+              <w:right w:w="0" w:type="dxa"/>
+            </w:tcMar>
+          </w:tcPr>
+          <w:tbl>
+            <w:tblPr>
+              <w:tblStyle w:val="CompactTable"/>
+              <w:tblW w:w="0" w:type="auto"/>
+              <w:tblBorders>
+                <w:top w:val="single" w:sz="18" w:space="0" w:color="849931"/>
+                <w:left w:val="single" w:sz="18" w:space="0" w:color="849931"/>
+                <w:bottom w:val="single" w:sz="18" w:space="0" w:color="849931"/>
+                <w:right w:val="single" w:sz="18" w:space="0" w:color="849931"/>
+                <w:insideH w:val="single" w:sz="18" w:space="0" w:color="849931"/>
+                <w:insideV w:val="single" w:sz="18" w:space="0" w:color="849931"/>
+              </w:tblBorders>
+              <w:tblLook w:val="04A0" w:firstRow="1" w:lastRow="0" w:firstColumn="1" w:lastColumn="0" w:noHBand="0" w:noVBand="1"/>
+            </w:tblPr>
+            <w:tblGrid>
+              <w:gridCol w:w="321"/>
+            </w:tblGrid>
+            <w:tr>
+              <w:tc>
+                <w:tcPr>
+                  <w:tcW w:w="385" w:type="dxa"/>
+                </w:tcPr>
+                <w:p>
+                  <w:pPr>
+                    <w:rPr>
+                      <w:b w:val="0"/>
+                      <w:bCs/>
+                      <w:szCs w:val="26"/>
+                      <w:bdr w:val="single" w:sz="12" w:space="0" w:color="FFFF00"/>
+                    </w:rPr>
+                  </w:pPr>
+                  <w:r>
+                    <w:rPr>
+                      <w:bCs/>
+                      <w:szCs w:val="26"/>
+                      <w:lang w:bidi="ar-SA"/>
+                    </w:rPr>
+                    <w:t>04</w:t>
+                  </w:r>
+                </w:p>
+              </w:tc>
+            </w:tr>
+          </w:tbl>
+          <w:p>
+            <w:pPr>
+              <w:rPr>
+                <w:bCs/>
+                <w:szCs w:val="26"/>
+              </w:rPr>
+            </w:pPr>
+          </w:p>
+        </w:tc>
+        <w:tc>
+          <w:tcPr>
+            <w:tcW w:w="4869" w:type="pct"/>
+            <w:gridSpan w:val="2"/>
+          </w:tcPr>
+          <w:p>
+            <w:pPr>
+              <w:pStyle w:val="SS3M-115"/>
+              <w:rPr>
+                <w:rFonts w:ascii="Cambria Math" w:hAnsi="Cambria Math" w:cs="Cambria Math"/>
+                <w:color w:val="CBE428"/>
+                <w:sz w:val="32"/>
+                <w:szCs w:val="32"/>
+              </w:rPr>
+            </w:pPr>
+            <w:r>
+              <w:t>Find the topic sentences in paragraphs C, D and E.</w:t>
+            </w:r>
+            <w:r>
+              <w:rPr>
+                <w:rFonts w:ascii="Cambria Math" w:hAnsi="Cambria Math" w:cs="Cambria Math"/>
+                <w:color w:val="CBE428"/>
+                <w:sz w:val="32"/>
+                <w:szCs w:val="32"/>
+              </w:rPr>
+              <w:t xml:space="preserve"> </w:t>
+            </w:r>
+          </w:p>
+        </w:tc>
+      </w:tr>
+      <w:tr>
+        <w:tc>
+          <w:tcPr>
+            <w:tcW w:w="131" w:type="pct"/>
+            <w:tcMar>
+              <w:left w:w="0" w:type="dxa"/>
+              <w:right w:w="0" w:type="dxa"/>
+            </w:tcMar>
+          </w:tcPr>
+          <w:tbl>
+            <w:tblPr>
+              <w:tblStyle w:val="CompactTable"/>
+              <w:tblW w:w="0" w:type="auto"/>
+              <w:tblBorders>
+                <w:top w:val="single" w:sz="18" w:space="0" w:color="849931"/>
+                <w:left w:val="single" w:sz="18" w:space="0" w:color="849931"/>
+                <w:bottom w:val="single" w:sz="18" w:space="0" w:color="849931"/>
+                <w:right w:val="single" w:sz="18" w:space="0" w:color="849931"/>
+                <w:insideH w:val="single" w:sz="18" w:space="0" w:color="849931"/>
+                <w:insideV w:val="single" w:sz="18" w:space="0" w:color="849931"/>
+              </w:tblBorders>
+              <w:tblLook w:val="04A0" w:firstRow="1" w:lastRow="0" w:firstColumn="1" w:lastColumn="0" w:noHBand="0" w:noVBand="1"/>
+            </w:tblPr>
+            <w:tblGrid>
+              <w:gridCol w:w="321"/>
+            </w:tblGrid>
+            <w:tr>
+              <w:tc>
+                <w:tcPr>
+                  <w:tcW w:w="385" w:type="dxa"/>
+                </w:tcPr>
+                <w:p>
+                  <w:pPr>
+                    <w:rPr>
+                      <w:b w:val="0"/>
+                      <w:bCs/>
+                      <w:szCs w:val="26"/>
+                      <w:bdr w:val="single" w:sz="12" w:space="0" w:color="FFFF00"/>
+                    </w:rPr>
+                  </w:pPr>
+                  <w:r>
+                    <w:rPr>
+                      <w:bCs/>
+                      <w:szCs w:val="26"/>
+                      <w:lang w:bidi="ar-SA"/>
+                    </w:rPr>
+                    <w:t>05</w:t>
+                  </w:r>
+                </w:p>
+              </w:tc>
+            </w:tr>
+          </w:tbl>
+          <w:p>
+            <w:pPr>
+              <w:rPr>
+                <w:bCs/>
+                <w:szCs w:val="26"/>
+              </w:rPr>
+            </w:pPr>
+          </w:p>
+        </w:tc>
+        <w:tc>
+          <w:tcPr>
+            <w:tcW w:w="4869" w:type="pct"/>
+            <w:gridSpan w:val="2"/>
+          </w:tcPr>
+          <w:p>
+            <w:pPr>
+              <w:pStyle w:val="SS3M-115"/>
+            </w:pPr>
+            <w:r>
+              <w:t>Below is one supporting idea for each of paragraphs C, D and E. Add one more for each paragraph. Write the supporting ideas in your own words.</w:t>
+            </w:r>
+          </w:p>
+          <w:tbl>
+            <w:tblPr>
+              <w:tblStyle w:val="CommonTable"/>
+              <w:tblW w:w="0" w:type="auto"/>
+              <w:tblBorders>
+                <w:top w:val="none" w:sz="0" w:space="0" w:color="auto"/>
+                <w:left w:val="none" w:sz="0" w:space="0" w:color="auto"/>
+                <w:bottom w:val="single" w:sz="18" w:space="0" w:color="auto"/>
+                <w:right w:val="none" w:sz="0" w:space="0" w:color="auto"/>
+                <w:insideH w:val="single" w:sz="18" w:space="0" w:color="auto"/>
+                <w:insideV w:val="single" w:sz="18" w:space="0" w:color="auto"/>
+              </w:tblBorders>
+              <w:tblLook w:val="04A0" w:firstRow="1" w:lastRow="0" w:firstColumn="1" w:lastColumn="0" w:noHBand="0" w:noVBand="1"/>
+            </w:tblPr>
+            <w:tblGrid>
+              <w:gridCol w:w="8371"/>
+            </w:tblGrid>
+            <w:tr>
+              <w:tc>
+                <w:tcPr>
+                  <w:tcW w:w="0" w:type="auto"/>
+                </w:tcPr>
+                <w:p>
+                  <w:pPr>
+                    <w:pStyle w:val="SS3M-115"/>
+                    <w:numPr>
+                      <w:ilvl w:val="0"/>
+                      <w:numId w:val="45"/>
+                    </w:numPr>
+                    <w:rPr>
+                      <w:b w:val="0"/>
+                      <w:bCs w:val="0"/>
+                    </w:rPr>
+                  </w:pPr>
+                  <w:r>
+                    <w:rPr>
+                      <w:b w:val="0"/>
+                      <w:bCs w:val="0"/>
+                    </w:rPr>
+                    <w:t>Xanadu... is a recreation centre for a family day out as well as a shopping centre.</w:t>
+                  </w:r>
+                </w:p>
+              </w:tc>
+            </w:tr>
+            <w:tr>
+              <w:tc>
+                <w:tcPr>
+                  <w:tcW w:w="0" w:type="auto"/>
+                </w:tcPr>
+                <w:p>
+                  <w:pPr>
+                    <w:pStyle w:val="SS3M-115"/>
+                    <w:numPr>
+                      <w:ilvl w:val="0"/>
+                      <w:numId w:val="45"/>
+                    </w:numPr>
+                    <w:rPr>
+                      <w:b w:val="0"/>
+                      <w:bCs w:val="0"/>
+                    </w:rPr>
+                  </w:pPr>
+                  <w:r>
+                    <w:rPr>
+                      <w:b w:val="0"/>
+                      <w:bCs w:val="0"/>
+                    </w:rPr>
+                    <w:t>Brent Cross ... has different promotions and events every week.</w:t>
+                  </w:r>
+                </w:p>
+              </w:tc>
+            </w:tr>
+            <w:tr>
+              <w:tc>
+                <w:tcPr>
+                  <w:tcW w:w="0" w:type="auto"/>
+                </w:tcPr>
+                <w:p>
+                  <w:pPr>
+                    <w:pStyle w:val="SS3M-115"/>
+                    <w:numPr>
+                      <w:ilvl w:val="0"/>
+                      <w:numId w:val="45"/>
+                    </w:numPr>
+                    <w:rPr>
+                      <w:b w:val="0"/>
+                      <w:bCs w:val="0"/>
+                    </w:rPr>
+                  </w:pPr>
+                  <w:r>
+                    <w:rPr>
+                      <w:b w:val="0"/>
+                      <w:bCs w:val="0"/>
+                    </w:rPr>
+                    <w:t>There will be more open-air malls and more natural features.</w:t>
+                  </w:r>
+                </w:p>
+              </w:tc>
+            </w:tr>
+          </w:tbl>
+          <w:p>
+            <w:pPr>
+              <w:pStyle w:val="SS3M-115"/>
+            </w:pPr>
+          </w:p>
+        </w:tc>
+      </w:tr>
+    </w:tbl>
+    <w:p>
+      <w:pPr>
+        <w:pStyle w:val="SS3-115"/>
+        <w:rPr>
+          <w:sz w:val="2"/>
+          <w:szCs w:val="2"/>
+        </w:rPr>
+      </w:pPr>
+    </w:p>
+    <w:tbl>
+      <w:tblPr>
+        <w:tblStyle w:val="CommonTable"/>
+        <w:tblW w:w="0" w:type="auto"/>
+        <w:tblBorders>
+          <w:top w:val="single" w:sz="24" w:space="0" w:color="auto"/>
+          <w:left w:val="single" w:sz="24" w:space="0" w:color="auto"/>
+          <w:bottom w:val="single" w:sz="24" w:space="0" w:color="auto"/>
+          <w:right w:val="single" w:sz="24" w:space="0" w:color="auto"/>
+          <w:insideH w:val="single" w:sz="24" w:space="0" w:color="auto"/>
+          <w:insideV w:val="single" w:sz="24" w:space="0" w:color="auto"/>
+        </w:tblBorders>
+        <w:tblLook w:val="04A0" w:firstRow="1" w:lastRow="0" w:firstColumn="1" w:lastColumn="0" w:noHBand="0" w:noVBand="1"/>
+      </w:tblPr>
+      <w:tblGrid>
+        <w:gridCol w:w="1690"/>
+      </w:tblGrid>
+      <w:tr>
+        <w:tc>
+          <w:tcPr>
+            <w:tcW w:w="0" w:type="auto"/>
+            <w:shd w:val="clear" w:color="auto" w:fill="DDF03C"/>
+          </w:tcPr>
+          <w:p>
+            <w:pPr>
+              <w:rPr>
+                <w:rFonts w:ascii="Source Sans 3 Medium" w:hAnsi="Source Sans 3 Medium"/>
+                <w:b/>
+                <w:bCs/>
+                <w:sz w:val="23"/>
+                <w:szCs w:val="23"/>
+                <w:lang w:bidi="ar-SA"/>
+              </w:rPr>
+            </w:pPr>
+            <w:r>
+              <w:rPr>
+                <w:b/>
+                <w:bCs/>
+                <w:sz w:val="24"/>
+                <w:szCs w:val="24"/>
+              </w:rPr>
+              <w:t>PARAPHRASE</w:t>
+            </w:r>
+          </w:p>
+        </w:tc>
+      </w:tr>
+    </w:tbl>
+    <w:p>
+      <w:pPr>
+        <w:pStyle w:val="SS3-115"/>
+        <w:rPr>
+          <w:sz w:val="2"/>
+          <w:szCs w:val="2"/>
+        </w:rPr>
+      </w:pPr>
+    </w:p>
+    <w:tbl>
+      <w:tblPr>
+        <w:tblStyle w:val="DottedTable"/>
+        <w:tblW w:w="0" w:type="auto"/>
+        <w:tblLook w:val="04A0" w:firstRow="1" w:lastRow="0" w:firstColumn="1" w:lastColumn="0" w:noHBand="0" w:noVBand="1"/>
+      </w:tblPr>
+      <w:tblGrid>
+        <w:gridCol w:w="10418"/>
+        <w:gridCol w:w="3974"/>
+      </w:tblGrid>
+      <w:tr>
+        <w:tc>
+          <w:tcPr>
+            <w:tcW w:w="7196" w:type="dxa"/>
+          </w:tcPr>
           <w:tbl>
             <w:tblPr>
               <w:tblStyle w:val="NormalTable"/>
@@ -1487,10 +1973,9 @@
                 <w:p>
                   <w:pPr>
                     <w:rPr>
-                      <w:rFonts w:ascii="Cambria Math" w:hAnsi="Cambria Math" w:cs="Cambria Math"/>
-                      <w:color w:val="9DA147"/>
-                      <w:sz w:val="32"/>
-                      <w:szCs w:val="32"/>
+                      <w:sz w:val="21"/>
+                      <w:szCs w:val="21"/>
+                      <w:lang w:bidi="ar-SA"/>
                     </w:rPr>
                   </w:pPr>
                   <w:r>
@@ -1502,131 +1987,71 @@
                     </w:rPr>
                     <w:t>◉</w:t>
                   </w:r>
-                </w:p>
-                <w:p>
-                  <w:pPr>
-                    <w:pStyle w:val="SS3-115"/>
-                    <w:rPr>
-                      <w:sz w:val="21"/>
-                      <w:szCs w:val="21"/>
-                    </w:rPr>
-                  </w:pPr>
                   <w:r>
                     <w:rPr>
                       <w:b/>
                       <w:bCs/>
                       <w:sz w:val="21"/>
                       <w:szCs w:val="21"/>
-                    </w:rPr>
-                    <w:t>Paraphrase</w:t>
-                  </w:r>
-                </w:p>
-                <w:p>
-                  <w:pPr>
-                    <w:pStyle w:val="SS3-115"/>
+                      <w:lang w:bidi="ar-SA"/>
+                    </w:rPr>
+                    <w:t xml:space="preserve"> </w:t>
+                  </w:r>
+                  <w:r>
                     <w:rPr>
                       <w:sz w:val="21"/>
                       <w:szCs w:val="21"/>
-                    </w:rPr>
-                  </w:pPr>
-                  <w:r>
+                      <w:lang w:bidi="ar-SA"/>
+                    </w:rPr>
+                    <w:t>In a 'matching headings' task, the headings you have to match will be a paraphrase of the main idea of the paragraph. Don't expect the same words to be used in the headings and the passage. The headings may contain synonyms (words which mean the same) and antonyms (words which mean the opposite) or they may use paraphrase (phrases which have a similar meaning to words in the passage).</w:t>
+                  </w:r>
+                </w:p>
+                <w:p>
+                  <w:pPr>
+                    <w:spacing w:before="120"/>
                     <w:rPr>
                       <w:sz w:val="21"/>
                       <w:szCs w:val="21"/>
-                    </w:rPr>
-                    <w:t xml:space="preserve">To answer some questions, you need to </w:t>
-                  </w:r>
-                  <w:proofErr w:type="spellStart"/>
+                      <w:lang w:bidi="ar-SA"/>
+                    </w:rPr>
+                  </w:pPr>
                   <w:r>
                     <w:rPr>
                       <w:sz w:val="21"/>
                       <w:szCs w:val="21"/>
-                    </w:rPr>
-                    <w:t>recognise</w:t>
-                  </w:r>
-                  <w:proofErr w:type="spellEnd"/>
-                  <w:r>
-                    <w:rPr>
-                      <w:sz w:val="21"/>
-                      <w:szCs w:val="21"/>
-                    </w:rPr>
-                    <w:t xml:space="preserve"> paraphrase.</w:t>
-                  </w:r>
-                </w:p>
-                <w:p>
-                  <w:pPr>
-                    <w:pStyle w:val="SS3-115"/>
-                    <w:rPr>
-                      <w:sz w:val="21"/>
-                      <w:szCs w:val="21"/>
-                    </w:rPr>
-                  </w:pPr>
-                  <w:r>
-                    <w:rPr>
-                      <w:b/>
-                      <w:bCs/>
-                      <w:sz w:val="21"/>
-                      <w:szCs w:val="21"/>
-                    </w:rPr>
-                    <w:t>Question</w:t>
-                  </w:r>
-                  <w:r>
-                    <w:rPr>
-                      <w:sz w:val="21"/>
-                      <w:szCs w:val="21"/>
-                    </w:rPr>
-                    <w:t>: Who is concerned about healthy eating?</w:t>
-                  </w:r>
-                </w:p>
-                <w:p>
-                  <w:pPr>
-                    <w:pStyle w:val="SS3-115"/>
-                    <w:rPr>
-                      <w:sz w:val="21"/>
-                      <w:szCs w:val="21"/>
-                    </w:rPr>
-                  </w:pPr>
-                  <w:r>
-                    <w:rPr>
-                      <w:b/>
-                      <w:bCs/>
-                      <w:sz w:val="21"/>
-                      <w:szCs w:val="21"/>
-                    </w:rPr>
-                    <w:t>Answer</w:t>
-                  </w:r>
-                  <w:r>
-                    <w:rPr>
-                      <w:sz w:val="21"/>
-                      <w:szCs w:val="21"/>
-                    </w:rPr>
-                    <w:t>: Alfredo.</w:t>
-                  </w:r>
-                </w:p>
-                <w:p>
-                  <w:pPr>
-                    <w:pStyle w:val="SS3-115"/>
-                    <w:rPr>
-                      <w:sz w:val="21"/>
-                      <w:szCs w:val="21"/>
-                    </w:rPr>
-                  </w:pPr>
-                  <w:r>
-                    <w:rPr>
-                      <w:sz w:val="21"/>
-                      <w:szCs w:val="21"/>
-                    </w:rPr>
-                    <w:t>Paragraph B doesn't use the phrase 'healthy eating' but these clues help us find the answer:</w:t>
-                  </w:r>
-                </w:p>
-                <w:p>
-                  <w:pPr>
-                    <w:pStyle w:val="SS3-115"/>
+                      <w:lang w:bidi="ar-SA"/>
+                    </w:rPr>
+                    <w:t xml:space="preserve">For example, a heading for paragraph A in </w:t>
+                  </w:r>
+                  <w:r>
                     <w:rPr>
                       <w:i/>
                       <w:iCs/>
                       <w:sz w:val="21"/>
                       <w:szCs w:val="21"/>
+                      <w:lang w:bidi="ar-SA"/>
+                    </w:rPr>
+                    <w:t>The future of malls</w:t>
+                  </w:r>
+                  <w:r>
+                    <w:rPr>
+                      <w:sz w:val="21"/>
+                      <w:szCs w:val="21"/>
+                      <w:lang w:bidi="ar-SA"/>
+                    </w:rPr>
+                    <w:t xml:space="preserve"> might be 'Adapt or die'. This is a paraphrase of the main idea 'Malls need to change to survive'.</w:t>
+                  </w:r>
+                </w:p>
+                <w:p>
+                  <w:pPr>
+                    <w:pStyle w:val="BulletList"/>
+                    <w:numPr>
+                      <w:ilvl w:val="0"/>
+                      <w:numId w:val="0"/>
+                    </w:numPr>
+                    <w:spacing w:before="120"/>
+                    <w:rPr>
+                      <w:noProof/>
                     </w:rPr>
                   </w:pPr>
                   <w:r>
@@ -1636,7 +2061,14 @@
                       <w:sz w:val="21"/>
                       <w:szCs w:val="21"/>
                     </w:rPr>
-                    <w:t>…</w:t>
+                    <w:t>change-adapt</w:t>
+                  </w:r>
+                  <w:r>
+                    <w:rPr>
+                      <w:sz w:val="21"/>
+                      <w:szCs w:val="21"/>
+                    </w:rPr>
+                    <w:t xml:space="preserve"> (synonyms) </w:t>
                   </w:r>
                   <w:r>
                     <w:rPr>
@@ -1645,446 +2077,114 @@
                       <w:sz w:val="21"/>
                       <w:szCs w:val="21"/>
                     </w:rPr>
-                    <w:t>the 'fast food' culture always shocks me.</w:t>
-                  </w:r>
-                </w:p>
-                <w:p>
-                  <w:pPr>
-                    <w:pStyle w:val="SS3-115"/>
-                    <w:rPr>
-                      <w:i/>
-                      <w:iCs/>
+                    <w:t>survive - die</w:t>
+                  </w:r>
+                  <w:r>
+                    <w:rPr>
                       <w:sz w:val="21"/>
                       <w:szCs w:val="21"/>
                     </w:rPr>
-                  </w:pPr>
-                  <w:r>
-                    <w:rPr>
-                      <w:i/>
-                      <w:iCs/>
-                      <w:sz w:val="21"/>
-                      <w:szCs w:val="21"/>
-                    </w:rPr>
-                    <w:t>…</w:t>
-                  </w:r>
-                  <w:r>
-                    <w:rPr>
-                      <w:i/>
-                      <w:iCs/>
-                      <w:sz w:val="21"/>
-                      <w:szCs w:val="21"/>
-                    </w:rPr>
-                    <w:t>what are you saying about yourself when you eat some rubbish which contains chemicals...?</w:t>
-                  </w:r>
-                </w:p>
-                <w:p>
-                  <w:pPr>
-                    <w:pStyle w:val="SS3-115"/>
-                    <w:rPr>
-                      <w:noProof/>
-                    </w:rPr>
-                  </w:pPr>
-                  <w:r>
-                    <w:rPr>
-                      <w:i/>
-                      <w:iCs/>
-                      <w:sz w:val="21"/>
-                      <w:szCs w:val="21"/>
-                    </w:rPr>
-                    <w:t>The worst thing I have seen... is a baby being given a fizzy drink.</w:t>
+                    <w:t xml:space="preserve"> (antonyms)</w:t>
                   </w:r>
                 </w:p>
               </w:tc>
             </w:tr>
           </w:tbl>
-          <w:p>
-            <w:pPr>
-              <w:pStyle w:val="SS3-115"/>
-            </w:pPr>
-          </w:p>
+          <w:p/>
         </w:tc>
         <w:tc>
           <w:tcPr>
-            <w:tcW w:w="1250" w:type="pct"/>
+            <w:tcW w:w="7196" w:type="dxa"/>
           </w:tcPr>
+          <w:p>
+            <w:pPr>
+              <w:rPr>
+                <w:rFonts w:ascii="Source Sans 3 SemiBold" w:hAnsi="Source Sans 3 SemiBold"/>
+                <w:b/>
+                <w:bCs/>
+                <w:noProof/>
+                <w:color w:val="FFFFFF" w:themeColor="background1"/>
+                <w:shd w:val="clear" w:color="auto" w:fill="68AF3D"/>
+              </w:rPr>
+            </w:pPr>
+            <w:r>
+              <w:rPr>
+                <w:rFonts w:ascii="Source Sans 3 SemiBold" w:hAnsi="Source Sans 3 SemiBold"/>
+                <w:b/>
+                <w:bCs/>
+                <w:noProof/>
+                <w:color w:val="FFFFFF" w:themeColor="background1"/>
+                <w:bdr w:val="single" w:sz="24" w:space="0" w:color="C0E50E"/>
+                <w:shd w:val="clear" w:color="auto" w:fill="31AC1B"/>
+              </w:rPr>
+              <w:t>TIP</w:t>
+            </w:r>
+          </w:p>
           <w:tbl>
             <w:tblPr>
               <w:tblStyle w:val="NormalTable"/>
               <w:tblW w:w="0" w:type="auto"/>
               <w:tblBorders>
-                <w:top w:val="single" w:sz="18" w:space="0" w:color="CBE428"/>
-                <w:left w:val="single" w:sz="18" w:space="0" w:color="CBE428"/>
-                <w:bottom w:val="single" w:sz="18" w:space="0" w:color="CBE428"/>
-                <w:right w:val="single" w:sz="18" w:space="0" w:color="CBE428"/>
-                <w:insideH w:val="single" w:sz="18" w:space="0" w:color="CBE428"/>
-                <w:insideV w:val="single" w:sz="18" w:space="0" w:color="CBE428"/>
+                <w:top w:val="single" w:sz="18" w:space="0" w:color="C0E50E"/>
+                <w:left w:val="single" w:sz="18" w:space="0" w:color="C0E50E"/>
+                <w:bottom w:val="single" w:sz="18" w:space="0" w:color="C0E50E"/>
+                <w:right w:val="single" w:sz="18" w:space="0" w:color="C0E50E"/>
+                <w:insideH w:val="single" w:sz="18" w:space="0" w:color="C0E50E"/>
+                <w:insideV w:val="single" w:sz="18" w:space="0" w:color="C0E50E"/>
               </w:tblBorders>
+              <w:shd w:val="clear" w:color="auto" w:fill="E7EAEF"/>
               <w:tblLook w:val="04A0" w:firstRow="1" w:lastRow="0" w:firstColumn="1" w:lastColumn="0" w:noHBand="0" w:noVBand="1"/>
             </w:tblPr>
             <w:tblGrid>
-              <w:gridCol w:w="3268"/>
+              <w:gridCol w:w="3644"/>
             </w:tblGrid>
             <w:tr>
               <w:tc>
                 <w:tcPr>
-                  <w:tcW w:w="4689" w:type="dxa"/>
-                  <w:shd w:val="clear" w:color="auto" w:fill="FFFFFF" w:themeFill="background1"/>
+                  <w:tcW w:w="3811" w:type="dxa"/>
+                  <w:shd w:val="clear" w:color="auto" w:fill="FCFCFC"/>
                 </w:tcPr>
                 <w:p>
                   <w:pPr>
                     <w:rPr>
-                      <w:rFonts w:ascii="Cambria Math" w:hAnsi="Cambria Math" w:cs="Cambria Math"/>
-                      <w:color w:val="9DA147"/>
-                      <w:sz w:val="32"/>
-                      <w:szCs w:val="32"/>
-                    </w:rPr>
-                  </w:pPr>
-                  <w:r>
-                    <w:rPr>
-                      <w:rFonts w:ascii="Cambria Math" w:hAnsi="Cambria Math" w:cs="Cambria Math"/>
-                      <w:color w:val="CBE428"/>
-                      <w:sz w:val="32"/>
-                      <w:szCs w:val="32"/>
-                    </w:rPr>
-                    <w:t>◉</w:t>
-                  </w:r>
-                </w:p>
-                <w:p>
-                  <w:pPr>
-                    <w:pStyle w:val="SS3-115"/>
-                    <w:rPr>
                       <w:noProof/>
-                    </w:rPr>
-                  </w:pPr>
-                  <w:r>
-                    <w:rPr>
                       <w:sz w:val="21"/>
                       <w:szCs w:val="21"/>
                     </w:rPr>
-                    <w:t xml:space="preserve">Some questions require you to find very specific information quickly. This exercise will help you </w:t>
-                  </w:r>
-                  <w:proofErr w:type="spellStart"/>
+                  </w:pPr>
                   <w:r>
                     <w:rPr>
                       <w:sz w:val="21"/>
                       <w:szCs w:val="21"/>
                     </w:rPr>
-                    <w:t>practise</w:t>
-                  </w:r>
-                  <w:proofErr w:type="spellEnd"/>
-                  <w:r>
-                    <w:rPr>
-                      <w:sz w:val="21"/>
-                      <w:szCs w:val="21"/>
-                    </w:rPr>
-                    <w:t xml:space="preserve"> this skill.</w:t>
+                    <w:t>As you prepare for your exam, make a list of synonyms in your notebook. Knowing different ways to say things is one of the key skills in IELTS.</w:t>
                   </w:r>
                 </w:p>
               </w:tc>
             </w:tr>
           </w:tbl>
-          <w:p>
-            <w:pPr>
-              <w:pStyle w:val="SS3M-115"/>
-            </w:pPr>
-          </w:p>
-        </w:tc>
-      </w:tr>
-      <w:tr>
-        <w:tc>
-          <w:tcPr>
-            <w:tcW w:w="131" w:type="pct"/>
-            <w:tcMar>
-              <w:left w:w="0" w:type="dxa"/>
-              <w:right w:w="0" w:type="dxa"/>
-            </w:tcMar>
-          </w:tcPr>
-          <w:tbl>
-            <w:tblPr>
-              <w:tblStyle w:val="CompactTable"/>
-              <w:tblW w:w="0" w:type="auto"/>
-              <w:tblBorders>
-                <w:top w:val="single" w:sz="18" w:space="0" w:color="CBE428"/>
-                <w:left w:val="single" w:sz="18" w:space="0" w:color="CBE428"/>
-                <w:bottom w:val="single" w:sz="18" w:space="0" w:color="CBE428"/>
-                <w:right w:val="single" w:sz="18" w:space="0" w:color="CBE428"/>
-                <w:insideH w:val="single" w:sz="18" w:space="0" w:color="CBE428"/>
-                <w:insideV w:val="single" w:sz="18" w:space="0" w:color="CBE428"/>
-              </w:tblBorders>
-              <w:tblLook w:val="04A0" w:firstRow="1" w:lastRow="0" w:firstColumn="1" w:lastColumn="0" w:noHBand="0" w:noVBand="1"/>
-            </w:tblPr>
-            <w:tblGrid>
-              <w:gridCol w:w="320"/>
-            </w:tblGrid>
-            <w:tr>
-              <w:tc>
-                <w:tcPr>
-                  <w:tcW w:w="385" w:type="dxa"/>
-                </w:tcPr>
-                <w:p>
-                  <w:pPr>
-                    <w:rPr>
-                      <w:b w:val="0"/>
-                      <w:bCs/>
-                      <w:szCs w:val="26"/>
-                      <w:bdr w:val="single" w:sz="12" w:space="0" w:color="FFFF00"/>
-                    </w:rPr>
-                  </w:pPr>
-                  <w:r>
-                    <w:rPr>
-                      <w:bCs/>
-                      <w:szCs w:val="26"/>
-                      <w:lang w:bidi="ar-SA"/>
-                    </w:rPr>
-                    <w:t>05</w:t>
-                  </w:r>
-                </w:p>
-              </w:tc>
-            </w:tr>
-          </w:tbl>
-          <w:p>
-            <w:pPr>
-              <w:rPr>
-                <w:bCs/>
-                <w:szCs w:val="26"/>
-              </w:rPr>
-            </w:pPr>
-          </w:p>
-        </w:tc>
-        <w:tc>
-          <w:tcPr>
-            <w:tcW w:w="4869" w:type="pct"/>
-            <w:gridSpan w:val="2"/>
-          </w:tcPr>
-          <w:p>
-            <w:pPr>
-              <w:pStyle w:val="SS3M-115"/>
-            </w:pPr>
-            <w:r>
-              <w:t>Match questions 1-6 with the evidence a-f</w:t>
-            </w:r>
-            <w:r>
-              <w:t>.</w:t>
-            </w:r>
-          </w:p>
-          <w:p>
-            <w:pPr>
-              <w:pStyle w:val="SS3M-115"/>
-              <w:rPr>
-                <w:b w:val="0"/>
-                <w:bCs w:val="0"/>
-                <w:lang w:bidi="fa-IR"/>
-              </w:rPr>
-            </w:pPr>
-            <w:r>
-              <w:rPr>
-                <w:b w:val="0"/>
-                <w:bCs w:val="0"/>
-                <w:lang w:bidi="fa-IR"/>
-              </w:rPr>
-              <w:t>Who:</w:t>
-            </w:r>
-          </w:p>
-          <w:p>
-            <w:pPr>
-              <w:pStyle w:val="SS3-115"/>
-              <w:numPr>
-                <w:ilvl w:val="0"/>
-                <w:numId w:val="8"/>
-              </w:numPr>
-              <w:ind w:left="284" w:hanging="284"/>
-            </w:pPr>
-            <w:proofErr w:type="spellStart"/>
-            <w:r>
-              <w:t>realised</w:t>
-            </w:r>
-            <w:proofErr w:type="spellEnd"/>
-            <w:r>
-              <w:t xml:space="preserve"> that some people eat the same dishes for different meals?</w:t>
-            </w:r>
-          </w:p>
-          <w:p>
-            <w:pPr>
-              <w:pStyle w:val="SS3-115"/>
-              <w:numPr>
-                <w:ilvl w:val="0"/>
-                <w:numId w:val="8"/>
-              </w:numPr>
-              <w:ind w:left="284" w:hanging="284"/>
-            </w:pPr>
-            <w:r>
-              <w:t>dislikes the takeaway culture?</w:t>
-            </w:r>
-          </w:p>
-          <w:p>
-            <w:pPr>
-              <w:pStyle w:val="SS3-115"/>
-              <w:numPr>
-                <w:ilvl w:val="0"/>
-                <w:numId w:val="8"/>
-              </w:numPr>
-              <w:ind w:left="284" w:hanging="284"/>
-            </w:pPr>
-            <w:r>
-              <w:t>discusses travelling for people on a special diet?</w:t>
-            </w:r>
-          </w:p>
-          <w:p>
-            <w:pPr>
-              <w:pStyle w:val="SS3-115"/>
-              <w:numPr>
-                <w:ilvl w:val="0"/>
-                <w:numId w:val="8"/>
-              </w:numPr>
-              <w:ind w:left="284" w:hanging="284"/>
-            </w:pPr>
-            <w:r>
-              <w:t>talks about what is considered polite in different cultures?</w:t>
-            </w:r>
-          </w:p>
-          <w:p>
-            <w:pPr>
-              <w:pStyle w:val="SS3-115"/>
-              <w:numPr>
-                <w:ilvl w:val="0"/>
-                <w:numId w:val="8"/>
-              </w:numPr>
-              <w:ind w:left="284" w:hanging="284"/>
-            </w:pPr>
-            <w:r>
-              <w:t>found it difficult to learn a new way of eating?</w:t>
-            </w:r>
-          </w:p>
-          <w:p>
-            <w:pPr>
-              <w:pStyle w:val="SS3-115"/>
-              <w:numPr>
-                <w:ilvl w:val="0"/>
-                <w:numId w:val="8"/>
-              </w:numPr>
-              <w:ind w:left="284" w:hanging="284"/>
-            </w:pPr>
-            <w:r>
-              <w:t>talks about producing your own food?</w:t>
-            </w:r>
-          </w:p>
-          <w:p>
-            <w:pPr>
-              <w:pStyle w:val="SS3-115"/>
-              <w:numPr>
-                <w:ilvl w:val="0"/>
-                <w:numId w:val="9"/>
-              </w:numPr>
-            </w:pPr>
-            <w:r>
-              <w:t>... we forget that not everyone in the world understands vegetarianism.</w:t>
-            </w:r>
-          </w:p>
-          <w:p>
-            <w:pPr>
-              <w:pStyle w:val="SS3-115"/>
-              <w:numPr>
-                <w:ilvl w:val="0"/>
-                <w:numId w:val="9"/>
-              </w:numPr>
-            </w:pPr>
-            <w:r>
-              <w:t>I thought I knew where my mouth was, but my first few</w:t>
-            </w:r>
-          </w:p>
-          <w:p>
-            <w:pPr>
-              <w:pStyle w:val="SS3-115"/>
-              <w:numPr>
-                <w:ilvl w:val="0"/>
-                <w:numId w:val="9"/>
-              </w:numPr>
-            </w:pPr>
-            <w:r>
-              <w:t>attempts were a disaster. There was food everywhere! A lot of people grow their own vegetables and keep chickens.</w:t>
-            </w:r>
-          </w:p>
-          <w:p>
-            <w:pPr>
-              <w:pStyle w:val="SS3-115"/>
-              <w:numPr>
-                <w:ilvl w:val="0"/>
-                <w:numId w:val="9"/>
-              </w:numPr>
-            </w:pPr>
-            <w:r>
-              <w:t>I can't believe there are people in the world who live on 'junk food'</w:t>
-            </w:r>
-          </w:p>
-          <w:p>
-            <w:pPr>
-              <w:pStyle w:val="SS3-115"/>
-              <w:numPr>
-                <w:ilvl w:val="0"/>
-                <w:numId w:val="9"/>
-              </w:numPr>
-            </w:pPr>
-            <w:r>
-              <w:t>In China, when we are offered something, we say</w:t>
-            </w:r>
-          </w:p>
-          <w:p>
-            <w:pPr>
-              <w:pStyle w:val="SS3-115"/>
-              <w:numPr>
-                <w:ilvl w:val="0"/>
-                <w:numId w:val="9"/>
-              </w:numPr>
-            </w:pPr>
-            <w:r>
-              <w:t>'No thanks'... In other countries, though, 'no' means no'</w:t>
-            </w:r>
-          </w:p>
-          <w:p>
-            <w:pPr>
-              <w:pStyle w:val="SS3-115"/>
-              <w:numPr>
-                <w:ilvl w:val="0"/>
-                <w:numId w:val="9"/>
-              </w:numPr>
-              <w:rPr>
-                <w:rFonts w:ascii="Cambria Math" w:hAnsi="Cambria Math" w:cs="Cambria Math"/>
-                <w:color w:val="CBE428"/>
-                <w:sz w:val="32"/>
-                <w:szCs w:val="32"/>
-              </w:rPr>
-            </w:pPr>
-            <w:r>
-              <w:t xml:space="preserve">But when I travelled in Asia, I </w:t>
-            </w:r>
-            <w:proofErr w:type="spellStart"/>
-            <w:r>
-              <w:t>realised</w:t>
-            </w:r>
-            <w:proofErr w:type="spellEnd"/>
-            <w:r>
-              <w:t xml:space="preserve"> that in many places, there is no difference between breakfast and dinner</w:t>
-            </w:r>
-            <w:r>
-              <w:rPr>
-                <w:rFonts w:ascii="Cambria Math" w:hAnsi="Cambria Math" w:cs="Cambria Math"/>
-                <w:color w:val="CBE428"/>
-                <w:sz w:val="32"/>
-                <w:szCs w:val="32"/>
-              </w:rPr>
-              <w:t xml:space="preserve"> </w:t>
-            </w:r>
-          </w:p>
+          <w:p/>
         </w:tc>
       </w:tr>
     </w:tbl>
+    <w:p/>
     <w:p>
       <w:pPr>
-        <w:pStyle w:val="SS3-115"/>
+        <w:rPr>
+          <w:rFonts w:ascii="Source Sans 3" w:hAnsi="Source Sans 3"/>
+          <w:sz w:val="23"/>
+          <w:szCs w:val="23"/>
+          <w:lang w:bidi="ar-SA"/>
+        </w:rPr>
       </w:pPr>
       <w:r>
         <w:br w:type="page"/>
       </w:r>
+    </w:p>
+    <w:p>
+      <w:pPr>
+        <w:pStyle w:val="SS3-115"/>
+      </w:pPr>
     </w:p>
     <w:p/>
     <w:p>
@@ -2140,8 +2240,7 @@
       </w:tblPr>
       <w:tblGrid>
         <w:gridCol w:w="421"/>
-        <w:gridCol w:w="10064"/>
-        <w:gridCol w:w="3907"/>
+        <w:gridCol w:w="13971"/>
       </w:tblGrid>
       <w:tr>
         <w:tc>
@@ -2206,17 +2305,14 @@
         </w:tc>
         <w:tc>
           <w:tcPr>
-            <w:tcW w:w="10064" w:type="dxa"/>
+            <w:tcW w:w="13971" w:type="dxa"/>
           </w:tcPr>
           <w:p>
             <w:pPr>
               <w:pStyle w:val="SS3M-115"/>
             </w:pPr>
             <w:r>
-              <w:t>Complete these sentences using a word from the text</w:t>
-            </w:r>
-            <w:r>
-              <w:t>.</w:t>
+              <w:t>In the test, there are always more headings than you need. Read these headings for paragraphs B to E (they are not in the right order).</w:t>
             </w:r>
           </w:p>
           <w:p>
@@ -2224,22 +2320,12 @@
               <w:pStyle w:val="SS3-115"/>
               <w:numPr>
                 <w:ilvl w:val="0"/>
-                <w:numId w:val="10"/>
+                <w:numId w:val="46"/>
               </w:numPr>
-              <w:ind w:left="284" w:hanging="284"/>
-              <w:rPr>
-                <w:b/>
-                <w:bCs/>
-              </w:rPr>
-            </w:pPr>
-            <w:r>
-              <w:t>In China, if you refuse food, the host will usually</w:t>
-            </w:r>
-            <w:r>
-              <w:t xml:space="preserve"> ___</w:t>
-            </w:r>
-            <w:r>
-              <w:t xml:space="preserve"> the offer.</w:t>
+              <w:ind w:left="397" w:hanging="227"/>
+            </w:pPr>
+            <w:r>
+              <w:t>Innovate and stay alive</w:t>
             </w:r>
           </w:p>
           <w:p>
@@ -2247,22 +2333,12 @@
               <w:pStyle w:val="SS3-115"/>
               <w:numPr>
                 <w:ilvl w:val="0"/>
-                <w:numId w:val="10"/>
+                <w:numId w:val="46"/>
               </w:numPr>
-              <w:ind w:left="284" w:hanging="284"/>
-              <w:rPr>
-                <w:b/>
-                <w:bCs/>
-              </w:rPr>
-            </w:pPr>
-            <w:r>
-              <w:t xml:space="preserve">For Alfredo, food plays an important role in a person's </w:t>
-            </w:r>
-            <w:r>
-              <w:t>___.</w:t>
-            </w:r>
-            <w:r>
-              <w:t xml:space="preserve"> </w:t>
+              <w:ind w:left="397" w:hanging="227"/>
+            </w:pPr>
+            <w:r>
+              <w:t>Fast food paradise</w:t>
             </w:r>
           </w:p>
           <w:p>
@@ -2270,22 +2346,12 @@
               <w:pStyle w:val="SS3-115"/>
               <w:numPr>
                 <w:ilvl w:val="0"/>
-                <w:numId w:val="10"/>
+                <w:numId w:val="46"/>
               </w:numPr>
-              <w:ind w:left="284" w:hanging="284"/>
-              <w:rPr>
-                <w:b/>
-                <w:bCs/>
-              </w:rPr>
-            </w:pPr>
-            <w:r>
-              <w:t xml:space="preserve">In India, you should not use your </w:t>
-            </w:r>
-            <w:r>
-              <w:t xml:space="preserve">___ </w:t>
-            </w:r>
-            <w:r>
-              <w:t xml:space="preserve">when eating. </w:t>
+              <w:ind w:left="397" w:hanging="227"/>
+            </w:pPr>
+            <w:r>
+              <w:t>Expanding and improving</w:t>
             </w:r>
           </w:p>
           <w:p>
@@ -2293,22 +2359,12 @@
               <w:pStyle w:val="SS3-115"/>
               <w:numPr>
                 <w:ilvl w:val="0"/>
-                <w:numId w:val="10"/>
+                <w:numId w:val="46"/>
               </w:numPr>
-              <w:ind w:left="284" w:hanging="284"/>
-              <w:rPr>
-                <w:b/>
-                <w:bCs/>
-              </w:rPr>
-            </w:pPr>
-            <w:r>
-              <w:t xml:space="preserve">In some countries, eating meat represents </w:t>
-            </w:r>
-            <w:r>
-              <w:t>___.</w:t>
-            </w:r>
-            <w:r>
-              <w:t xml:space="preserve"> </w:t>
+              <w:ind w:left="397" w:hanging="227"/>
+            </w:pPr>
+            <w:r>
+              <w:t>Malls and the natural world</w:t>
             </w:r>
           </w:p>
           <w:p>
@@ -2316,80 +2372,63 @@
               <w:pStyle w:val="SS3-115"/>
               <w:numPr>
                 <w:ilvl w:val="0"/>
-                <w:numId w:val="10"/>
+                <w:numId w:val="46"/>
               </w:numPr>
-              <w:ind w:left="284" w:hanging="284"/>
-            </w:pPr>
-            <w:r>
-              <w:t xml:space="preserve">In many places in </w:t>
-            </w:r>
-            <w:r>
-              <w:t>___</w:t>
-            </w:r>
-            <w:r>
-              <w:t>, there is no difference between foods eaten for breakfast and dinner.</w:t>
+              <w:ind w:left="397" w:hanging="227"/>
+            </w:pPr>
+            <w:r>
+              <w:t>A new city centre</w:t>
             </w:r>
           </w:p>
         </w:tc>
+      </w:tr>
+      <w:tr>
         <w:tc>
           <w:tcPr>
-            <w:tcW w:w="3907" w:type="dxa"/>
+            <w:tcW w:w="421" w:type="dxa"/>
+            <w:tcMar>
+              <w:left w:w="0" w:type="dxa"/>
+              <w:right w:w="0" w:type="dxa"/>
+            </w:tcMar>
           </w:tcPr>
           <w:tbl>
             <w:tblPr>
-              <w:tblStyle w:val="NormalTable"/>
+              <w:tblStyle w:val="CompactTable"/>
               <w:tblW w:w="0" w:type="auto"/>
               <w:tblBorders>
-                <w:top w:val="single" w:sz="18" w:space="0" w:color="BFDE34"/>
-                <w:left w:val="single" w:sz="18" w:space="0" w:color="BFDE34"/>
-                <w:bottom w:val="single" w:sz="18" w:space="0" w:color="BFDE34"/>
-                <w:right w:val="single" w:sz="18" w:space="0" w:color="BFDE34"/>
-                <w:insideH w:val="single" w:sz="18" w:space="0" w:color="BFDE34"/>
-                <w:insideV w:val="single" w:sz="18" w:space="0" w:color="BFDE34"/>
+                <w:top w:val="single" w:sz="18" w:space="0" w:color="9DA147"/>
+                <w:left w:val="single" w:sz="18" w:space="0" w:color="9DA147"/>
+                <w:bottom w:val="single" w:sz="18" w:space="0" w:color="9DA147"/>
+                <w:right w:val="single" w:sz="18" w:space="0" w:color="9DA147"/>
+                <w:insideH w:val="single" w:sz="18" w:space="0" w:color="9DA147"/>
+                <w:insideV w:val="single" w:sz="18" w:space="0" w:color="9DA147"/>
               </w:tblBorders>
               <w:tblLook w:val="04A0" w:firstRow="1" w:lastRow="0" w:firstColumn="1" w:lastColumn="0" w:noHBand="0" w:noVBand="1"/>
             </w:tblPr>
             <w:tblGrid>
-              <w:gridCol w:w="3577"/>
+              <w:gridCol w:w="365"/>
             </w:tblGrid>
             <w:tr>
               <w:tc>
                 <w:tcPr>
-                  <w:tcW w:w="4689" w:type="dxa"/>
-                  <w:shd w:val="clear" w:color="auto" w:fill="F0FBF7"/>
+                  <w:tcW w:w="385" w:type="dxa"/>
                 </w:tcPr>
                 <w:p>
                   <w:pPr>
                     <w:rPr>
-                      <w:noProof/>
-                      <w:sz w:val="21"/>
-                      <w:szCs w:val="21"/>
-                    </w:rPr>
-                  </w:pPr>
-                  <w:r>
-                    <w:rPr>
-                      <w:rFonts w:ascii="Cambria Math" w:hAnsi="Cambria Math" w:cs="Cambria Math"/>
-                      <w:color w:val="BFDE34"/>
-                      <w:sz w:val="32"/>
-                      <w:szCs w:val="32"/>
-                    </w:rPr>
-                    <w:t>◉</w:t>
-                  </w:r>
-                  <w:r>
-                    <w:rPr>
-                      <w:rFonts w:ascii="Cambria Math" w:hAnsi="Cambria Math" w:cs="Cambria Math"/>
-                      <w:color w:val="9DA147"/>
-                      <w:sz w:val="32"/>
-                      <w:szCs w:val="32"/>
-                    </w:rPr>
-                    <w:t xml:space="preserve"> </w:t>
-                  </w:r>
-                  <w:r>
-                    <w:rPr>
-                      <w:sz w:val="21"/>
-                      <w:szCs w:val="21"/>
-                    </w:rPr>
-                    <w:t>Being able to locate information quickly will help you in questions where you need to find a suitable word to complete a sentence.</w:t>
+                      <w:b w:val="0"/>
+                      <w:bCs/>
+                      <w:szCs w:val="26"/>
+                      <w:bdr w:val="single" w:sz="12" w:space="0" w:color="FFFF00"/>
+                    </w:rPr>
+                  </w:pPr>
+                  <w:r>
+                    <w:rPr>
+                      <w:bCs/>
+                      <w:szCs w:val="26"/>
+                      <w:lang w:bidi="ar-SA"/>
+                    </w:rPr>
+                    <w:t>07</w:t>
                   </w:r>
                 </w:p>
               </w:tc>
@@ -2397,8 +2436,373 @@
           </w:tbl>
           <w:p>
             <w:pPr>
+              <w:rPr>
+                <w:bCs/>
+                <w:szCs w:val="26"/>
+              </w:rPr>
+            </w:pPr>
+          </w:p>
+        </w:tc>
+        <w:tc>
+          <w:tcPr>
+            <w:tcW w:w="13971" w:type="dxa"/>
+          </w:tcPr>
+          <w:p>
+            <w:pPr>
               <w:pStyle w:val="SS3M-115"/>
             </w:pPr>
+            <w:r>
+              <w:t>Match the words and phrases 1-6 (from the headings above) with the words and phrases a-f (from the topic sentences of paragraphs B-E).</w:t>
+            </w:r>
+          </w:p>
+          <w:tbl>
+            <w:tblPr>
+              <w:tblStyle w:val="DottedTable"/>
+              <w:tblW w:w="0" w:type="auto"/>
+              <w:tblLook w:val="04A0" w:firstRow="1" w:lastRow="0" w:firstColumn="1" w:lastColumn="0" w:noHBand="0" w:noVBand="1"/>
+            </w:tblPr>
+            <w:tblGrid>
+              <w:gridCol w:w="1860"/>
+              <w:gridCol w:w="2329"/>
+            </w:tblGrid>
+            <w:tr>
+              <w:tc>
+                <w:tcPr>
+                  <w:tcW w:w="0" w:type="auto"/>
+                </w:tcPr>
+                <w:p>
+                  <w:pPr>
+                    <w:pStyle w:val="NumList"/>
+                    <w:numPr>
+                      <w:ilvl w:val="0"/>
+                      <w:numId w:val="47"/>
+                    </w:numPr>
+                    <w:ind w:left="284" w:hanging="284"/>
+                  </w:pPr>
+                  <w:r>
+                    <w:t>innovate</w:t>
+                  </w:r>
+                </w:p>
+                <w:p>
+                  <w:pPr>
+                    <w:pStyle w:val="NumList"/>
+                    <w:numPr>
+                      <w:ilvl w:val="0"/>
+                      <w:numId w:val="47"/>
+                    </w:numPr>
+                    <w:ind w:left="284" w:hanging="284"/>
+                  </w:pPr>
+                  <w:r>
+                    <w:t>stay alive</w:t>
+                  </w:r>
+                </w:p>
+                <w:p>
+                  <w:pPr>
+                    <w:pStyle w:val="NumList"/>
+                    <w:numPr>
+                      <w:ilvl w:val="0"/>
+                      <w:numId w:val="47"/>
+                    </w:numPr>
+                    <w:ind w:left="284" w:hanging="284"/>
+                  </w:pPr>
+                  <w:r>
+                    <w:t>expanding</w:t>
+                  </w:r>
+                </w:p>
+                <w:p>
+                  <w:pPr>
+                    <w:pStyle w:val="NumList"/>
+                    <w:numPr>
+                      <w:ilvl w:val="0"/>
+                      <w:numId w:val="47"/>
+                    </w:numPr>
+                    <w:ind w:left="284" w:hanging="284"/>
+                  </w:pPr>
+                  <w:r>
+                    <w:t>improving</w:t>
+                  </w:r>
+                </w:p>
+                <w:p>
+                  <w:pPr>
+                    <w:pStyle w:val="NumList"/>
+                    <w:numPr>
+                      <w:ilvl w:val="0"/>
+                      <w:numId w:val="47"/>
+                    </w:numPr>
+                    <w:ind w:left="284" w:hanging="284"/>
+                  </w:pPr>
+                  <w:r>
+                    <w:t>natural world</w:t>
+                  </w:r>
+                </w:p>
+                <w:p>
+                  <w:pPr>
+                    <w:pStyle w:val="NumList"/>
+                    <w:numPr>
+                      <w:ilvl w:val="0"/>
+                      <w:numId w:val="47"/>
+                    </w:numPr>
+                    <w:ind w:left="284" w:hanging="284"/>
+                  </w:pPr>
+                  <w:r>
+                    <w:t>city centre</w:t>
+                  </w:r>
+                </w:p>
+              </w:tc>
+              <w:tc>
+                <w:tcPr>
+                  <w:tcW w:w="0" w:type="auto"/>
+                </w:tcPr>
+                <w:p>
+                  <w:pPr>
+                    <w:pStyle w:val="SS3M-115"/>
+                    <w:numPr>
+                      <w:ilvl w:val="0"/>
+                      <w:numId w:val="48"/>
+                    </w:numPr>
+                    <w:spacing w:after="0"/>
+                    <w:ind w:left="227" w:hanging="227"/>
+                    <w:rPr>
+                      <w:b w:val="0"/>
+                      <w:bCs w:val="0"/>
+                    </w:rPr>
+                  </w:pPr>
+                  <w:r>
+                    <w:rPr>
+                      <w:b w:val="0"/>
+                      <w:bCs w:val="0"/>
+                    </w:rPr>
+                    <w:t>becoming bigger</w:t>
+                  </w:r>
+                </w:p>
+                <w:p>
+                  <w:pPr>
+                    <w:pStyle w:val="SS3M-115"/>
+                    <w:numPr>
+                      <w:ilvl w:val="0"/>
+                      <w:numId w:val="48"/>
+                    </w:numPr>
+                    <w:spacing w:after="0"/>
+                    <w:ind w:left="227" w:hanging="227"/>
+                    <w:rPr>
+                      <w:b w:val="0"/>
+                      <w:bCs w:val="0"/>
+                    </w:rPr>
+                  </w:pPr>
+                  <w:r>
+                    <w:rPr>
+                      <w:b w:val="0"/>
+                      <w:bCs w:val="0"/>
+                    </w:rPr>
+                    <w:t>environment</w:t>
+                  </w:r>
+                </w:p>
+                <w:p>
+                  <w:pPr>
+                    <w:pStyle w:val="SS3M-115"/>
+                    <w:numPr>
+                      <w:ilvl w:val="0"/>
+                      <w:numId w:val="48"/>
+                    </w:numPr>
+                    <w:spacing w:after="0"/>
+                    <w:ind w:left="227" w:hanging="227"/>
+                    <w:rPr>
+                      <w:b w:val="0"/>
+                      <w:bCs w:val="0"/>
+                    </w:rPr>
+                  </w:pPr>
+                  <w:r>
+                    <w:rPr>
+                      <w:b w:val="0"/>
+                      <w:bCs w:val="0"/>
+                    </w:rPr>
+                    <w:t>think of new ideas</w:t>
+                  </w:r>
+                </w:p>
+                <w:p>
+                  <w:pPr>
+                    <w:pStyle w:val="SS3M-115"/>
+                    <w:numPr>
+                      <w:ilvl w:val="0"/>
+                      <w:numId w:val="48"/>
+                    </w:numPr>
+                    <w:spacing w:after="0"/>
+                    <w:ind w:left="227" w:hanging="227"/>
+                    <w:rPr>
+                      <w:b w:val="0"/>
+                      <w:bCs w:val="0"/>
+                    </w:rPr>
+                  </w:pPr>
+                  <w:r>
+                    <w:rPr>
+                      <w:b w:val="0"/>
+                      <w:bCs w:val="0"/>
+                    </w:rPr>
+                    <w:t>downtown</w:t>
+                  </w:r>
+                </w:p>
+                <w:p>
+                  <w:pPr>
+                    <w:pStyle w:val="SS3M-115"/>
+                    <w:numPr>
+                      <w:ilvl w:val="0"/>
+                      <w:numId w:val="48"/>
+                    </w:numPr>
+                    <w:spacing w:after="0"/>
+                    <w:ind w:left="227" w:hanging="227"/>
+                    <w:rPr>
+                      <w:b w:val="0"/>
+                      <w:bCs w:val="0"/>
+                    </w:rPr>
+                  </w:pPr>
+                  <w:r>
+                    <w:rPr>
+                      <w:b w:val="0"/>
+                      <w:bCs w:val="0"/>
+                    </w:rPr>
+                    <w:t>remain in business</w:t>
+                  </w:r>
+                </w:p>
+                <w:p>
+                  <w:pPr>
+                    <w:pStyle w:val="SS3M-115"/>
+                    <w:numPr>
+                      <w:ilvl w:val="0"/>
+                      <w:numId w:val="48"/>
+                    </w:numPr>
+                    <w:spacing w:after="0"/>
+                    <w:ind w:left="227" w:hanging="227"/>
+                  </w:pPr>
+                  <w:r>
+                    <w:rPr>
+                      <w:b w:val="0"/>
+                      <w:bCs w:val="0"/>
+                    </w:rPr>
+                    <w:t>becoming better</w:t>
+                  </w:r>
+                </w:p>
+              </w:tc>
+            </w:tr>
+          </w:tbl>
+          <w:p>
+            <w:pPr>
+              <w:pStyle w:val="SS3M-115"/>
+            </w:pPr>
+          </w:p>
+        </w:tc>
+      </w:tr>
+      <w:tr>
+        <w:tc>
+          <w:tcPr>
+            <w:tcW w:w="421" w:type="dxa"/>
+            <w:tcMar>
+              <w:left w:w="0" w:type="dxa"/>
+              <w:right w:w="0" w:type="dxa"/>
+            </w:tcMar>
+          </w:tcPr>
+          <w:tbl>
+            <w:tblPr>
+              <w:tblStyle w:val="CompactTable"/>
+              <w:tblW w:w="0" w:type="auto"/>
+              <w:tblBorders>
+                <w:top w:val="single" w:sz="18" w:space="0" w:color="9DA147"/>
+                <w:left w:val="single" w:sz="18" w:space="0" w:color="9DA147"/>
+                <w:bottom w:val="single" w:sz="18" w:space="0" w:color="9DA147"/>
+                <w:right w:val="single" w:sz="18" w:space="0" w:color="9DA147"/>
+                <w:insideH w:val="single" w:sz="18" w:space="0" w:color="9DA147"/>
+                <w:insideV w:val="single" w:sz="18" w:space="0" w:color="9DA147"/>
+              </w:tblBorders>
+              <w:tblLook w:val="04A0" w:firstRow="1" w:lastRow="0" w:firstColumn="1" w:lastColumn="0" w:noHBand="0" w:noVBand="1"/>
+            </w:tblPr>
+            <w:tblGrid>
+              <w:gridCol w:w="365"/>
+            </w:tblGrid>
+            <w:tr>
+              <w:tc>
+                <w:tcPr>
+                  <w:tcW w:w="385" w:type="dxa"/>
+                </w:tcPr>
+                <w:p>
+                  <w:pPr>
+                    <w:rPr>
+                      <w:b w:val="0"/>
+                      <w:bCs/>
+                      <w:szCs w:val="26"/>
+                      <w:bdr w:val="single" w:sz="12" w:space="0" w:color="FFFF00"/>
+                    </w:rPr>
+                  </w:pPr>
+                  <w:r>
+                    <w:rPr>
+                      <w:bCs/>
+                      <w:szCs w:val="26"/>
+                      <w:lang w:bidi="ar-SA"/>
+                    </w:rPr>
+                    <w:t>08</w:t>
+                  </w:r>
+                </w:p>
+              </w:tc>
+            </w:tr>
+          </w:tbl>
+          <w:p>
+            <w:pPr>
+              <w:rPr>
+                <w:bCs/>
+                <w:szCs w:val="26"/>
+              </w:rPr>
+            </w:pPr>
+          </w:p>
+        </w:tc>
+        <w:tc>
+          <w:tcPr>
+            <w:tcW w:w="13971" w:type="dxa"/>
+          </w:tcPr>
+          <w:p>
+            <w:pPr>
+              <w:pStyle w:val="SS3M-115"/>
+            </w:pPr>
+            <w:r>
+              <w:t>Choose a heading from exercise 6 for paragraphs B to E.</w:t>
+            </w:r>
+          </w:p>
+          <w:p>
+            <w:pPr>
+              <w:pStyle w:val="SS3M-115"/>
+            </w:pPr>
+            <w:r>
+              <w:t>Write the correct number i-v in the gaps.</w:t>
+            </w:r>
+          </w:p>
+          <w:p>
+            <w:pPr>
+              <w:pStyle w:val="SS3-115"/>
+            </w:pPr>
+            <w:r>
+              <w:t>Paragraph B</w:t>
+            </w:r>
+          </w:p>
+          <w:p>
+            <w:pPr>
+              <w:pStyle w:val="SS3-115"/>
+            </w:pPr>
+            <w:r>
+              <w:t>Paragraph C</w:t>
+            </w:r>
+          </w:p>
+          <w:p>
+            <w:pPr>
+              <w:pStyle w:val="SS3-115"/>
+            </w:pPr>
+            <w:r>
+              <w:t>Paragraph D</w:t>
+            </w:r>
+          </w:p>
+          <w:p>
+            <w:pPr>
+              <w:pStyle w:val="SS3-115"/>
+            </w:pPr>
+            <w:r>
+              <w:t>Paragraph E</w:t>
+            </w:r>
           </w:p>
         </w:tc>
       </w:tr>
@@ -2427,7 +2831,7 @@
         <w:tblLook w:val="04A0" w:firstRow="1" w:lastRow="0" w:firstColumn="1" w:lastColumn="0" w:noHBand="0" w:noVBand="1"/>
       </w:tblPr>
       <w:tblGrid>
-        <w:gridCol w:w="6494"/>
+        <w:gridCol w:w="3908"/>
       </w:tblGrid>
       <w:tr>
         <w:tc>
@@ -2453,7 +2857,16 @@
                 <w:sz w:val="24"/>
                 <w:szCs w:val="24"/>
               </w:rPr>
-              <w:t>GRAMMAR FOCUS: COUNTABLE AND UNCOUNTABLE NOUNS</w:t>
+              <w:t xml:space="preserve">GRAMMAR FOCUS: </w:t>
+            </w:r>
+            <w:r>
+              <w:rPr>
+                <w:b/>
+                <w:bCs/>
+                <w:sz w:val="24"/>
+                <w:szCs w:val="24"/>
+              </w:rPr>
+              <w:t>FUTURE FORMS</w:t>
             </w:r>
           </w:p>
         </w:tc>
@@ -2461,6 +2874,7 @@
     </w:tbl>
     <w:p>
       <w:pPr>
+        <w:pStyle w:val="SS3-115"/>
         <w:rPr>
           <w:sz w:val="2"/>
           <w:szCs w:val="2"/>
@@ -2470,17 +2884,17 @@
     <w:tbl>
       <w:tblPr>
         <w:tblStyle w:val="DottedTable"/>
-        <w:tblW w:w="5000" w:type="pct"/>
+        <w:tblW w:w="14392" w:type="dxa"/>
         <w:tblLook w:val="04A0" w:firstRow="1" w:lastRow="0" w:firstColumn="1" w:lastColumn="0" w:noHBand="0" w:noVBand="1"/>
       </w:tblPr>
       <w:tblGrid>
-        <w:gridCol w:w="420"/>
-        <w:gridCol w:w="13972"/>
+        <w:gridCol w:w="421"/>
+        <w:gridCol w:w="13971"/>
       </w:tblGrid>
       <w:tr>
         <w:tc>
           <w:tcPr>
-            <w:tcW w:w="146" w:type="pct"/>
+            <w:tcW w:w="421" w:type="dxa"/>
             <w:tcMar>
               <w:left w:w="0" w:type="dxa"/>
               <w:right w:w="0" w:type="dxa"/>
@@ -2491,17 +2905,17 @@
               <w:tblStyle w:val="CompactTable"/>
               <w:tblW w:w="0" w:type="auto"/>
               <w:tblBorders>
-                <w:top w:val="single" w:sz="18" w:space="0" w:color="BAD73D"/>
-                <w:left w:val="single" w:sz="18" w:space="0" w:color="BAD73D"/>
-                <w:bottom w:val="single" w:sz="18" w:space="0" w:color="BAD73D"/>
-                <w:right w:val="single" w:sz="18" w:space="0" w:color="BAD73D"/>
-                <w:insideH w:val="single" w:sz="18" w:space="0" w:color="BAD73D"/>
-                <w:insideV w:val="single" w:sz="18" w:space="0" w:color="BAD73D"/>
+                <w:top w:val="single" w:sz="18" w:space="0" w:color="9DA147"/>
+                <w:left w:val="single" w:sz="18" w:space="0" w:color="9DA147"/>
+                <w:bottom w:val="single" w:sz="18" w:space="0" w:color="9DA147"/>
+                <w:right w:val="single" w:sz="18" w:space="0" w:color="9DA147"/>
+                <w:insideH w:val="single" w:sz="18" w:space="0" w:color="9DA147"/>
+                <w:insideV w:val="single" w:sz="18" w:space="0" w:color="9DA147"/>
               </w:tblBorders>
               <w:tblLook w:val="04A0" w:firstRow="1" w:lastRow="0" w:firstColumn="1" w:lastColumn="0" w:noHBand="0" w:noVBand="1"/>
             </w:tblPr>
             <w:tblGrid>
-              <w:gridCol w:w="364"/>
+              <w:gridCol w:w="365"/>
             </w:tblGrid>
             <w:tr>
               <w:tc>
@@ -2523,7 +2937,7 @@
                       <w:szCs w:val="26"/>
                       <w:lang w:bidi="ar-SA"/>
                     </w:rPr>
-                    <w:t>07</w:t>
+                    <w:t>09</w:t>
                   </w:r>
                 </w:p>
               </w:tc>
@@ -2540,95 +2954,344 @@
         </w:tc>
         <w:tc>
           <w:tcPr>
-            <w:tcW w:w="4854" w:type="pct"/>
+            <w:tcW w:w="13971" w:type="dxa"/>
           </w:tcPr>
           <w:p>
             <w:pPr>
               <w:pStyle w:val="SS3M-115"/>
             </w:pPr>
             <w:r>
-              <w:t>Correct the errors in these sentences.</w:t>
-            </w:r>
-          </w:p>
-          <w:p>
-            <w:pPr>
-              <w:pStyle w:val="SS3-115"/>
-              <w:numPr>
-                <w:ilvl w:val="0"/>
-                <w:numId w:val="11"/>
-              </w:numPr>
-              <w:ind w:left="284" w:hanging="284"/>
-            </w:pPr>
-            <w:r>
-              <w:t>Fresh fruit are healthy and we should eat them every day.</w:t>
-            </w:r>
-          </w:p>
-          <w:p>
-            <w:pPr>
-              <w:pStyle w:val="SS3-115"/>
-              <w:numPr>
-                <w:ilvl w:val="0"/>
-                <w:numId w:val="11"/>
-              </w:numPr>
-              <w:ind w:left="284" w:hanging="284"/>
-            </w:pPr>
-            <w:r>
-              <w:t>Chips cooked in the oven is healthier than fried chips.</w:t>
-            </w:r>
-          </w:p>
-          <w:p>
-            <w:pPr>
-              <w:pStyle w:val="SS3-115"/>
-              <w:numPr>
-                <w:ilvl w:val="0"/>
-                <w:numId w:val="11"/>
-              </w:numPr>
-              <w:ind w:left="284" w:hanging="284"/>
-            </w:pPr>
-            <w:r>
-              <w:t>The burgers and the pizza are the cheapest foods you can buy.</w:t>
-            </w:r>
-          </w:p>
-          <w:p>
-            <w:pPr>
-              <w:pStyle w:val="SS3-115"/>
-              <w:numPr>
-                <w:ilvl w:val="0"/>
-                <w:numId w:val="11"/>
-              </w:numPr>
-              <w:ind w:left="284" w:hanging="284"/>
-            </w:pPr>
-            <w:r>
-              <w:t>In the India it is easy to find the vegetarian food.</w:t>
-            </w:r>
-          </w:p>
-          <w:p>
-            <w:pPr>
-              <w:pStyle w:val="SS3-115"/>
-              <w:numPr>
-                <w:ilvl w:val="0"/>
-                <w:numId w:val="11"/>
-              </w:numPr>
-              <w:ind w:left="284" w:hanging="284"/>
-            </w:pPr>
-            <w:r>
-              <w:t xml:space="preserve">My </w:t>
-            </w:r>
-            <w:proofErr w:type="spellStart"/>
-            <w:r>
-              <w:t>favourite</w:t>
-            </w:r>
-            <w:proofErr w:type="spellEnd"/>
-            <w:r>
-              <w:t xml:space="preserve"> food is chickens.</w:t>
+              <w:t>Find examples of future forms in the passage The future of malls. Which two ways of talking about the future are used? Write one example of each.</w:t>
             </w:r>
           </w:p>
         </w:tc>
       </w:tr>
+    </w:tbl>
+    <w:p>
+      <w:pPr>
+        <w:pStyle w:val="SS3-115"/>
+        <w:rPr>
+          <w:sz w:val="2"/>
+          <w:szCs w:val="2"/>
+        </w:rPr>
+      </w:pPr>
+    </w:p>
+    <w:tbl>
+      <w:tblPr>
+        <w:tblStyle w:val="NormalTable"/>
+        <w:tblW w:w="10088" w:type="dxa"/>
+        <w:tblBorders>
+          <w:top w:val="single" w:sz="18" w:space="0" w:color="CBE428"/>
+          <w:left w:val="single" w:sz="18" w:space="0" w:color="CBE428"/>
+          <w:bottom w:val="single" w:sz="18" w:space="0" w:color="CBE428"/>
+          <w:right w:val="single" w:sz="18" w:space="0" w:color="CBE428"/>
+          <w:insideH w:val="single" w:sz="18" w:space="0" w:color="CBE428"/>
+          <w:insideV w:val="single" w:sz="18" w:space="0" w:color="CBE428"/>
+        </w:tblBorders>
+        <w:tblLook w:val="04A0" w:firstRow="1" w:lastRow="0" w:firstColumn="1" w:lastColumn="0" w:noHBand="0" w:noVBand="1"/>
+      </w:tblPr>
+      <w:tblGrid>
+        <w:gridCol w:w="10088"/>
+      </w:tblGrid>
       <w:tr>
         <w:tc>
           <w:tcPr>
-            <w:tcW w:w="146" w:type="pct"/>
+            <w:tcW w:w="10088" w:type="dxa"/>
+            <w:shd w:val="clear" w:color="auto" w:fill="F4F8F4"/>
+          </w:tcPr>
+          <w:p>
+            <w:pPr>
+              <w:rPr>
+                <w:sz w:val="21"/>
+                <w:szCs w:val="21"/>
+                <w:lang w:bidi="ar-SA"/>
+              </w:rPr>
+            </w:pPr>
+            <w:r>
+              <w:rPr>
+                <w:rFonts w:ascii="Cambria Math" w:hAnsi="Cambria Math" w:cs="Cambria Math"/>
+                <w:color w:val="C0E50E"/>
+                <w:sz w:val="32"/>
+                <w:szCs w:val="32"/>
+              </w:rPr>
+              <w:t>◉</w:t>
+            </w:r>
+            <w:r>
+              <w:rPr>
+                <w:b/>
+                <w:bCs/>
+                <w:sz w:val="21"/>
+                <w:szCs w:val="21"/>
+                <w:lang w:bidi="ar-SA"/>
+              </w:rPr>
+              <w:t xml:space="preserve"> </w:t>
+            </w:r>
+            <w:r>
+              <w:rPr>
+                <w:b/>
+                <w:bCs/>
+                <w:i/>
+                <w:iCs/>
+                <w:sz w:val="21"/>
+                <w:szCs w:val="21"/>
+                <w:lang w:bidi="ar-SA"/>
+              </w:rPr>
+              <w:t>Will</w:t>
+            </w:r>
+            <w:r>
+              <w:rPr>
+                <w:sz w:val="21"/>
+                <w:szCs w:val="21"/>
+                <w:lang w:bidi="ar-SA"/>
+              </w:rPr>
+              <w:t xml:space="preserve"> + infinitive and </w:t>
+            </w:r>
+            <w:r>
+              <w:rPr>
+                <w:b/>
+                <w:bCs/>
+                <w:i/>
+                <w:iCs/>
+                <w:sz w:val="21"/>
+                <w:szCs w:val="21"/>
+                <w:lang w:bidi="ar-SA"/>
+              </w:rPr>
+              <w:t>going to</w:t>
+            </w:r>
+            <w:r>
+              <w:rPr>
+                <w:sz w:val="21"/>
+                <w:szCs w:val="21"/>
+                <w:lang w:bidi="ar-SA"/>
+              </w:rPr>
+              <w:t xml:space="preserve"> + infinitive are both used to talk about the future.</w:t>
+            </w:r>
+          </w:p>
+          <w:p>
+            <w:pPr>
+              <w:spacing w:before="120"/>
+              <w:rPr>
+                <w:sz w:val="21"/>
+                <w:szCs w:val="21"/>
+                <w:lang w:bidi="ar-SA"/>
+              </w:rPr>
+            </w:pPr>
+            <w:r>
+              <w:rPr>
+                <w:i/>
+                <w:iCs/>
+                <w:sz w:val="21"/>
+                <w:szCs w:val="21"/>
+                <w:lang w:bidi="ar-SA"/>
+              </w:rPr>
+              <w:t>Going to</w:t>
+            </w:r>
+            <w:r>
+              <w:rPr>
+                <w:sz w:val="21"/>
+                <w:szCs w:val="21"/>
+                <w:lang w:bidi="ar-SA"/>
+              </w:rPr>
+              <w:t xml:space="preserve"> is used when there is a link to the present, for example if something is already planned or a change has started:</w:t>
+            </w:r>
+          </w:p>
+          <w:p>
+            <w:pPr>
+              <w:ind w:left="284"/>
+              <w:rPr>
+                <w:i/>
+                <w:iCs/>
+                <w:sz w:val="21"/>
+                <w:szCs w:val="21"/>
+                <w:lang w:bidi="ar-SA"/>
+              </w:rPr>
+            </w:pPr>
+            <w:r>
+              <w:rPr>
+                <w:i/>
+                <w:iCs/>
+                <w:sz w:val="21"/>
+                <w:szCs w:val="21"/>
+                <w:lang w:bidi="ar-SA"/>
+              </w:rPr>
+              <w:t xml:space="preserve">Mall owners are </w:t>
+            </w:r>
+            <w:r>
+              <w:rPr>
+                <w:b/>
+                <w:bCs/>
+                <w:i/>
+                <w:iCs/>
+                <w:sz w:val="21"/>
+                <w:szCs w:val="21"/>
+                <w:lang w:bidi="ar-SA"/>
+              </w:rPr>
+              <w:t>going to need to</w:t>
+            </w:r>
+            <w:r>
+              <w:rPr>
+                <w:i/>
+                <w:iCs/>
+                <w:sz w:val="21"/>
+                <w:szCs w:val="21"/>
+                <w:lang w:bidi="ar-SA"/>
+              </w:rPr>
+              <w:t xml:space="preserve"> think of new ideas to remain in business.</w:t>
+            </w:r>
+          </w:p>
+          <w:p>
+            <w:pPr>
+              <w:rPr>
+                <w:sz w:val="21"/>
+                <w:szCs w:val="21"/>
+                <w:lang w:bidi="ar-SA"/>
+              </w:rPr>
+            </w:pPr>
+            <w:r>
+              <w:rPr>
+                <w:sz w:val="21"/>
+                <w:szCs w:val="21"/>
+                <w:lang w:bidi="ar-SA"/>
+              </w:rPr>
+              <w:t>We see from the text that many malls have already started thinking of new ideas.</w:t>
+            </w:r>
+          </w:p>
+          <w:p>
+            <w:pPr>
+              <w:spacing w:before="120"/>
+              <w:rPr>
+                <w:sz w:val="21"/>
+                <w:szCs w:val="21"/>
+                <w:lang w:bidi="ar-SA"/>
+              </w:rPr>
+            </w:pPr>
+            <w:r>
+              <w:rPr>
+                <w:b/>
+                <w:bCs/>
+                <w:i/>
+                <w:iCs/>
+                <w:sz w:val="21"/>
+                <w:szCs w:val="21"/>
+                <w:lang w:bidi="ar-SA"/>
+              </w:rPr>
+              <w:t>Will</w:t>
+            </w:r>
+            <w:r>
+              <w:rPr>
+                <w:sz w:val="21"/>
+                <w:szCs w:val="21"/>
+                <w:lang w:bidi="ar-SA"/>
+              </w:rPr>
+              <w:t xml:space="preserve"> + infinitive is used for prediction: something the writer believes about the future. It does not</w:t>
+            </w:r>
+          </w:p>
+          <w:p>
+            <w:pPr>
+              <w:rPr>
+                <w:sz w:val="21"/>
+                <w:szCs w:val="21"/>
+                <w:lang w:bidi="ar-SA"/>
+              </w:rPr>
+            </w:pPr>
+            <w:r>
+              <w:rPr>
+                <w:sz w:val="21"/>
+                <w:szCs w:val="21"/>
+                <w:lang w:bidi="ar-SA"/>
+              </w:rPr>
+              <w:t>have to be based on present evidence:</w:t>
+            </w:r>
+          </w:p>
+          <w:p>
+            <w:pPr>
+              <w:ind w:left="284"/>
+              <w:rPr>
+                <w:i/>
+                <w:iCs/>
+                <w:sz w:val="21"/>
+                <w:szCs w:val="21"/>
+                <w:lang w:bidi="ar-SA"/>
+              </w:rPr>
+            </w:pPr>
+            <w:r>
+              <w:rPr>
+                <w:i/>
+                <w:iCs/>
+                <w:sz w:val="21"/>
+                <w:szCs w:val="21"/>
+                <w:lang w:bidi="ar-SA"/>
+              </w:rPr>
+              <w:t xml:space="preserve">... the mall </w:t>
+            </w:r>
+            <w:r>
+              <w:rPr>
+                <w:b/>
+                <w:bCs/>
+                <w:i/>
+                <w:iCs/>
+                <w:sz w:val="21"/>
+                <w:szCs w:val="21"/>
+                <w:lang w:bidi="ar-SA"/>
+              </w:rPr>
+              <w:t>will go</w:t>
+            </w:r>
+            <w:r>
+              <w:rPr>
+                <w:i/>
+                <w:iCs/>
+                <w:sz w:val="21"/>
+                <w:szCs w:val="21"/>
+                <w:lang w:bidi="ar-SA"/>
+              </w:rPr>
+              <w:t xml:space="preserve"> from strength to strength.</w:t>
+            </w:r>
+          </w:p>
+          <w:p>
+            <w:pPr>
+              <w:pStyle w:val="BulletList"/>
+              <w:numPr>
+                <w:ilvl w:val="0"/>
+                <w:numId w:val="0"/>
+              </w:numPr>
+              <w:rPr>
+                <w:noProof/>
+              </w:rPr>
+            </w:pPr>
+            <w:r>
+              <w:rPr>
+                <w:sz w:val="21"/>
+                <w:szCs w:val="21"/>
+              </w:rPr>
+              <w:t>This is the writer's prediction or belief about the future.</w:t>
+            </w:r>
+          </w:p>
+        </w:tc>
+      </w:tr>
+    </w:tbl>
+    <w:p>
+      <w:pPr>
+        <w:pStyle w:val="SS3-115"/>
+        <w:rPr>
+          <w:sz w:val="2"/>
+          <w:szCs w:val="2"/>
+        </w:rPr>
+      </w:pPr>
+    </w:p>
+    <w:tbl>
+      <w:tblPr>
+        <w:tblStyle w:val="DottedTable"/>
+        <w:tblW w:w="14392" w:type="dxa"/>
+        <w:tblLook w:val="04A0" w:firstRow="1" w:lastRow="0" w:firstColumn="1" w:lastColumn="0" w:noHBand="0" w:noVBand="1"/>
+      </w:tblPr>
+      <w:tblGrid>
+        <w:gridCol w:w="421"/>
+        <w:gridCol w:w="13971"/>
+      </w:tblGrid>
+      <w:tr>
+        <w:tc>
+          <w:tcPr>
+            <w:tcW w:w="421" w:type="dxa"/>
             <w:tcMar>
               <w:left w:w="0" w:type="dxa"/>
               <w:right w:w="0" w:type="dxa"/>
@@ -2639,17 +3302,17 @@
               <w:tblStyle w:val="CompactTable"/>
               <w:tblW w:w="0" w:type="auto"/>
               <w:tblBorders>
-                <w:top w:val="single" w:sz="18" w:space="0" w:color="BAD73D"/>
-                <w:left w:val="single" w:sz="18" w:space="0" w:color="BAD73D"/>
-                <w:bottom w:val="single" w:sz="18" w:space="0" w:color="BAD73D"/>
-                <w:right w:val="single" w:sz="18" w:space="0" w:color="BAD73D"/>
-                <w:insideH w:val="single" w:sz="18" w:space="0" w:color="BAD73D"/>
-                <w:insideV w:val="single" w:sz="18" w:space="0" w:color="BAD73D"/>
+                <w:top w:val="single" w:sz="18" w:space="0" w:color="9DA147"/>
+                <w:left w:val="single" w:sz="18" w:space="0" w:color="9DA147"/>
+                <w:bottom w:val="single" w:sz="18" w:space="0" w:color="9DA147"/>
+                <w:right w:val="single" w:sz="18" w:space="0" w:color="9DA147"/>
+                <w:insideH w:val="single" w:sz="18" w:space="0" w:color="9DA147"/>
+                <w:insideV w:val="single" w:sz="18" w:space="0" w:color="9DA147"/>
               </w:tblBorders>
               <w:tblLook w:val="04A0" w:firstRow="1" w:lastRow="0" w:firstColumn="1" w:lastColumn="0" w:noHBand="0" w:noVBand="1"/>
             </w:tblPr>
             <w:tblGrid>
-              <w:gridCol w:w="364"/>
+              <w:gridCol w:w="365"/>
             </w:tblGrid>
             <w:tr>
               <w:tc>
@@ -2671,7 +3334,7 @@
                       <w:szCs w:val="26"/>
                       <w:lang w:bidi="ar-SA"/>
                     </w:rPr>
-                    <w:t>08</w:t>
+                    <w:t>10</w:t>
                   </w:r>
                 </w:p>
               </w:tc>
@@ -2688,140 +3351,128 @@
         </w:tc>
         <w:tc>
           <w:tcPr>
-            <w:tcW w:w="4854" w:type="pct"/>
+            <w:tcW w:w="13971" w:type="dxa"/>
           </w:tcPr>
           <w:p>
             <w:pPr>
               <w:pStyle w:val="SS3M-115"/>
             </w:pPr>
             <w:r>
-              <w:t xml:space="preserve">Complete the sentences with </w:t>
-            </w:r>
-            <w:r>
-              <w:rPr>
-                <w:i/>
-                <w:iCs/>
-              </w:rPr>
-              <w:t>some</w:t>
-            </w:r>
-            <w:r>
-              <w:t xml:space="preserve">, </w:t>
-            </w:r>
-            <w:r>
-              <w:rPr>
-                <w:i/>
-                <w:iCs/>
-              </w:rPr>
-              <w:t>any</w:t>
-            </w:r>
-            <w:r>
-              <w:t xml:space="preserve">, </w:t>
-            </w:r>
-            <w:r>
-              <w:rPr>
-                <w:i/>
-                <w:iCs/>
-              </w:rPr>
-              <w:t>much</w:t>
-            </w:r>
-            <w:r>
-              <w:t xml:space="preserve"> or </w:t>
-            </w:r>
-            <w:r>
-              <w:rPr>
-                <w:i/>
-                <w:iCs/>
-              </w:rPr>
-              <w:t>many</w:t>
-            </w:r>
-            <w:r>
-              <w:t>.</w:t>
-            </w:r>
-          </w:p>
-          <w:p>
-            <w:pPr>
-              <w:pStyle w:val="SS3-115"/>
+              <w:t>Complete the sentences with the correct form of will or going to.</w:t>
+            </w:r>
+          </w:p>
+          <w:p>
+            <w:pPr>
+              <w:pStyle w:val="NumList"/>
               <w:numPr>
                 <w:ilvl w:val="0"/>
-                <w:numId w:val="12"/>
+                <w:numId w:val="49"/>
               </w:numPr>
               <w:ind w:left="284" w:hanging="284"/>
             </w:pPr>
             <w:r>
-              <w:t>There are ___ mushrooms in the fridge.</w:t>
-            </w:r>
-          </w:p>
-          <w:p>
-            <w:pPr>
-              <w:pStyle w:val="SS3-115"/>
+              <w:t xml:space="preserve">Look at these plans for the new mall! There </w:t>
+            </w:r>
+            <w:r>
+              <w:t>___</w:t>
+            </w:r>
+            <w:r>
+              <w:t xml:space="preserve"> be a climbing wall!</w:t>
+            </w:r>
+          </w:p>
+          <w:p>
+            <w:pPr>
+              <w:pStyle w:val="NumList"/>
               <w:numPr>
                 <w:ilvl w:val="0"/>
-                <w:numId w:val="11"/>
+                <w:numId w:val="49"/>
               </w:numPr>
               <w:ind w:left="284" w:hanging="284"/>
             </w:pPr>
             <w:r>
-              <w:t>Are ___ people vegetarian in your country?</w:t>
-            </w:r>
-          </w:p>
-          <w:p>
-            <w:pPr>
-              <w:pStyle w:val="SS3-115"/>
+              <w:t>This newspaper article says they</w:t>
+            </w:r>
+            <w:r>
+              <w:t xml:space="preserve"> ___</w:t>
+            </w:r>
+            <w:r>
+              <w:t xml:space="preserve"> spend $25 million on the project.</w:t>
+            </w:r>
+          </w:p>
+          <w:p>
+            <w:pPr>
+              <w:pStyle w:val="NumList"/>
               <w:numPr>
                 <w:ilvl w:val="0"/>
-                <w:numId w:val="11"/>
+                <w:numId w:val="49"/>
               </w:numPr>
               <w:ind w:left="284" w:hanging="284"/>
             </w:pPr>
             <w:r>
-              <w:t>I don't put ___ sugar in my tea - just half a spoonful.</w:t>
-            </w:r>
-          </w:p>
-          <w:p>
-            <w:pPr>
-              <w:pStyle w:val="SS3-115"/>
+              <w:t xml:space="preserve">I think it </w:t>
+            </w:r>
+            <w:r>
+              <w:t xml:space="preserve">___ </w:t>
+            </w:r>
+            <w:r>
+              <w:t>be great when it is finished!</w:t>
+            </w:r>
+          </w:p>
+          <w:p>
+            <w:pPr>
+              <w:pStyle w:val="NumList"/>
               <w:numPr>
                 <w:ilvl w:val="0"/>
-                <w:numId w:val="11"/>
+                <w:numId w:val="49"/>
               </w:numPr>
               <w:ind w:left="284" w:hanging="284"/>
             </w:pPr>
             <w:r>
-              <w:t>Do we have ___ flour left?</w:t>
-            </w:r>
-          </w:p>
-          <w:p>
-            <w:pPr>
-              <w:pStyle w:val="SS3-115"/>
+              <w:t xml:space="preserve">I agree, but I'm afraid many local businesses </w:t>
+            </w:r>
+            <w:r>
+              <w:t xml:space="preserve">___ </w:t>
+            </w:r>
+            <w:r>
+              <w:t>have to close.</w:t>
+            </w:r>
+          </w:p>
+          <w:p>
+            <w:pPr>
+              <w:pStyle w:val="NumList"/>
               <w:numPr>
                 <w:ilvl w:val="0"/>
-                <w:numId w:val="11"/>
+                <w:numId w:val="49"/>
               </w:numPr>
               <w:ind w:left="284" w:hanging="284"/>
             </w:pPr>
             <w:r>
-              <w:t>Can I have ___ more cake, please?</w:t>
-            </w:r>
-          </w:p>
-          <w:p>
-            <w:pPr>
-              <w:pStyle w:val="SS3-115"/>
+              <w:t>I heard there</w:t>
+            </w:r>
+            <w:r>
+              <w:t xml:space="preserve"> ___</w:t>
+            </w:r>
+            <w:r>
+              <w:t xml:space="preserve"> be 12 different restaurants!</w:t>
+            </w:r>
+          </w:p>
+          <w:p>
+            <w:pPr>
+              <w:pStyle w:val="NumList"/>
               <w:numPr>
                 <w:ilvl w:val="0"/>
-                <w:numId w:val="11"/>
+                <w:numId w:val="49"/>
               </w:numPr>
               <w:ind w:left="284" w:hanging="284"/>
             </w:pPr>
             <w:r>
-              <w:t xml:space="preserve">How ___ rice </w:t>
-            </w:r>
-            <w:proofErr w:type="gramStart"/>
-            <w:r>
-              <w:t>do</w:t>
-            </w:r>
-            <w:proofErr w:type="gramEnd"/>
-            <w:r>
-              <w:t xml:space="preserve"> you eat every week?</w:t>
+              <w:t xml:space="preserve">I expect most of the shops </w:t>
+            </w:r>
+            <w:r>
+              <w:t>___</w:t>
+            </w:r>
+            <w:r>
+              <w:t xml:space="preserve"> be expensive ones.</w:t>
             </w:r>
           </w:p>
         </w:tc>
@@ -2941,15 +3592,7 @@
               <w:pStyle w:val="SS3-115"/>
             </w:pPr>
             <w:r>
-              <w:t xml:space="preserve">Shows about cookery have become more and more popular all over the world. But what are the reasons for this, and does it make us cook more? In the UK, BBC viewers complained to the </w:t>
-            </w:r>
-            <w:proofErr w:type="spellStart"/>
-            <w:r>
-              <w:t>programme</w:t>
-            </w:r>
-            <w:proofErr w:type="spellEnd"/>
-            <w:r>
-              <w:t xml:space="preserve"> Points of View that there were too many cookery shows on TV. In one week, the BBC showed 21 hours of cookery. When shows on other channels were included, this came to an amazing 434.5 hours of food TV.</w:t>
+              <w:t>Shows about cookery have become more and more popular all over the world. But what are the reasons for this, and does it make us cook more? In the UK, BBC viewers complained to the programme Points of View that there were too many cookery shows on TV. In one week, the BBC showed 21 hours of cookery. When shows on other channels were included, this came to an amazing 434.5 hours of food TV.</w:t>
             </w:r>
           </w:p>
           <w:p>
@@ -2976,15 +3619,7 @@
               <w:shd w:val="clear" w:color="auto" w:fill="DBECD9"/>
             </w:pPr>
             <w:r>
-              <w:t xml:space="preserve">In the past, TV cookery shows were there to teach people how to cook. One of the first famous TV cooks, Julia Child, was American. She began her career as a cook when, in 1948, she moved to Paris and learnt to cook sophisticated French cuisine because her husband loved good food. On her return home, she published a collection of French recipes made simple, for ordinary American housewives to use, which was an instant success. She was invited to do a TV show, where her </w:t>
-            </w:r>
-            <w:proofErr w:type="spellStart"/>
-            <w:r>
-              <w:t>humour</w:t>
-            </w:r>
-            <w:proofErr w:type="spellEnd"/>
-            <w:r>
-              <w:t xml:space="preserve"> and strong personality soon won her great fame.</w:t>
+              <w:t>In the past, TV cookery shows were there to teach people how to cook. One of the first famous TV cooks, Julia Child, was American. She began her career as a cook when, in 1948, she moved to Paris and learnt to cook sophisticated French cuisine because her husband loved good food. On her return home, she published a collection of French recipes made simple, for ordinary American housewives to use, which was an instant success. She was invited to do a TV show, where her humour and strong personality soon won her great fame.</w:t>
             </w:r>
           </w:p>
           <w:p>
@@ -3020,15 +3655,7 @@
               <w:t>Hell's Kitchen</w:t>
             </w:r>
             <w:r>
-              <w:t xml:space="preserve">, he shouts at his staff when they make mistakes because he wants all the food at his restaurants to be perfect. He has many restaurants in different </w:t>
-            </w:r>
-            <w:proofErr w:type="spellStart"/>
-            <w:r>
-              <w:t>ccuntries</w:t>
-            </w:r>
-            <w:proofErr w:type="spellEnd"/>
-            <w:r>
-              <w:t>. Jamie Oliver is a good-looking, working-class boy who made healthy eating fashionable. He believes children should eat healthy food and he worked with the government to make school meals healthier. His style of cooking is quick, easy and fun.</w:t>
+              <w:t>, he shouts at his staff when they make mistakes because he wants all the food at his restaurants to be perfect. He has many restaurants in different ccuntries. Jamie Oliver is a good-looking, working-class boy who made healthy eating fashionable. He believes children should eat healthy food and he worked with the government to make school meals healthier. His style of cooking is quick, easy and fun.</w:t>
             </w:r>
           </w:p>
           <w:p>
@@ -3054,15 +3681,7 @@
               <w:pStyle w:val="SS3-115"/>
             </w:pPr>
             <w:r>
-              <w:t xml:space="preserve">There are some famous pairs of TV cooks as well. The Hairy Bikers are a pair of chefs who have beards and ride motorbikes. They travel around to different places and cook there. They were both fat but then did a series of shows on how to cook diet food and both lost </w:t>
-            </w:r>
-            <w:proofErr w:type="gramStart"/>
-            <w:r>
-              <w:t>weight</w:t>
-            </w:r>
-            <w:proofErr w:type="gramEnd"/>
-            <w:r>
-              <w:t>. Another famous pair was the Two Fat Ladies. They cooked unhealthy food using lots of fat and they didn't care about healthy eating. They also rode a motorbike.</w:t>
+              <w:t>There are some famous pairs of TV cooks as well. The Hairy Bikers are a pair of chefs who have beards and ride motorbikes. They travel around to different places and cook there. They were both fat but then did a series of shows on how to cook diet food and both lost weight. Another famous pair was the Two Fat Ladies. They cooked unhealthy food using lots of fat and they didn't care about healthy eating. They also rode a motorbike.</w:t>
             </w:r>
           </w:p>
           <w:p>
@@ -3096,25 +3715,8 @@
                 <w:color w:val="FFFFFF" w:themeColor="background1"/>
                 <w:shd w:val="clear" w:color="auto" w:fill="0782B1"/>
               </w:rPr>
-              <w:t xml:space="preserve">The introduction of a competitive element to many </w:t>
-            </w:r>
-            <w:proofErr w:type="gramStart"/>
-            <w:r>
-              <w:rPr>
-                <w:color w:val="FFFFFF" w:themeColor="background1"/>
-                <w:shd w:val="clear" w:color="auto" w:fill="0782B1"/>
-              </w:rPr>
-              <w:t>cookery</w:t>
-            </w:r>
-            <w:proofErr w:type="gramEnd"/>
-            <w:r>
-              <w:rPr>
-                <w:color w:val="FFFFFF" w:themeColor="background1"/>
-                <w:shd w:val="clear" w:color="auto" w:fill="0782B1"/>
-              </w:rPr>
-              <w:t xml:space="preserve"> shows reminds us that food TV is more entertainment than education these days. Many of us love shows like </w:t>
-            </w:r>
-            <w:proofErr w:type="spellStart"/>
+              <w:t xml:space="preserve">The introduction of a competitive element to many cookery shows reminds us that food TV is more entertainment than education these days. Many of us love shows like </w:t>
+            </w:r>
             <w:r>
               <w:rPr>
                 <w:i/>
@@ -3124,7 +3726,6 @@
               </w:rPr>
               <w:t>Masterchef</w:t>
             </w:r>
-            <w:proofErr w:type="spellEnd"/>
             <w:r>
               <w:rPr>
                 <w:color w:val="FFFFFF" w:themeColor="background1"/>
@@ -3229,15 +3830,7 @@
               <w:shd w:val="clear" w:color="auto" w:fill="FDFE40"/>
             </w:pPr>
             <w:r>
-              <w:t xml:space="preserve">It seems, though, that teaching children to cook at home and at school has much more influence on healthy eating than watching TV </w:t>
-            </w:r>
-            <w:proofErr w:type="spellStart"/>
-            <w:r>
-              <w:t>programmes</w:t>
-            </w:r>
-            <w:proofErr w:type="spellEnd"/>
-            <w:r>
-              <w:t xml:space="preserve"> on cooking. Grandparents have an important role to play because they may have more time -and experience - than parents. Cooking with family members on a regular basis and making food preparation part of the school curriculum is likely to ensure that children become adults who can and do cook.</w:t>
+              <w:t>It seems, though, that teaching children to cook at home and at school has much more influence on healthy eating than watching TV programmes on cooking. Grandparents have an important role to play because they may have more time -and experience - than parents. Cooking with family members on a regular basis and making food preparation part of the school curriculum is likely to ensure that children become adults who can and do cook.</w:t>
             </w:r>
           </w:p>
         </w:tc>
@@ -3373,7 +3966,7 @@
               <w:pStyle w:val="SS3-115"/>
               <w:numPr>
                 <w:ilvl w:val="0"/>
-                <w:numId w:val="13"/>
+                <w:numId w:val="7"/>
               </w:numPr>
               <w:ind w:left="284" w:hanging="284"/>
             </w:pPr>
@@ -3386,7 +3979,7 @@
               <w:pStyle w:val="SS3-115"/>
               <w:numPr>
                 <w:ilvl w:val="0"/>
-                <w:numId w:val="13"/>
+                <w:numId w:val="7"/>
               </w:numPr>
               <w:ind w:left="284" w:hanging="284"/>
             </w:pPr>
@@ -3399,20 +3992,12 @@
               <w:pStyle w:val="SS3-115"/>
               <w:numPr>
                 <w:ilvl w:val="0"/>
-                <w:numId w:val="13"/>
+                <w:numId w:val="7"/>
               </w:numPr>
               <w:ind w:left="284" w:hanging="284"/>
             </w:pPr>
             <w:r>
-              <w:t xml:space="preserve">The number of </w:t>
-            </w:r>
-            <w:proofErr w:type="gramStart"/>
-            <w:r>
-              <w:t>food</w:t>
-            </w:r>
-            <w:proofErr w:type="gramEnd"/>
-            <w:r>
-              <w:t xml:space="preserve"> shows on TV</w:t>
+              <w:t>The number of food shows on TV</w:t>
             </w:r>
           </w:p>
           <w:p>
@@ -3420,7 +4005,7 @@
               <w:pStyle w:val="SS3-115"/>
               <w:numPr>
                 <w:ilvl w:val="0"/>
-                <w:numId w:val="13"/>
+                <w:numId w:val="7"/>
               </w:numPr>
               <w:ind w:left="284" w:hanging="284"/>
             </w:pPr>
@@ -3433,7 +4018,7 @@
               <w:pStyle w:val="SS3-115"/>
               <w:numPr>
                 <w:ilvl w:val="0"/>
-                <w:numId w:val="13"/>
+                <w:numId w:val="7"/>
               </w:numPr>
               <w:ind w:left="284" w:hanging="284"/>
             </w:pPr>
@@ -3446,7 +4031,7 @@
               <w:pStyle w:val="SS3-115"/>
               <w:numPr>
                 <w:ilvl w:val="0"/>
-                <w:numId w:val="13"/>
+                <w:numId w:val="7"/>
               </w:numPr>
               <w:ind w:left="284" w:hanging="284"/>
             </w:pPr>
@@ -3459,7 +4044,7 @@
               <w:pStyle w:val="SS3-115"/>
               <w:numPr>
                 <w:ilvl w:val="0"/>
-                <w:numId w:val="13"/>
+                <w:numId w:val="7"/>
               </w:numPr>
               <w:ind w:left="284" w:hanging="284"/>
             </w:pPr>
@@ -3582,7 +4167,7 @@
                     <w:pStyle w:val="SS3-115"/>
                     <w:numPr>
                       <w:ilvl w:val="0"/>
-                      <w:numId w:val="14"/>
+                      <w:numId w:val="8"/>
                     </w:numPr>
                     <w:ind w:left="284" w:hanging="284"/>
                   </w:pPr>
@@ -3595,7 +4180,7 @@
                     <w:pStyle w:val="SS3-115"/>
                     <w:numPr>
                       <w:ilvl w:val="0"/>
-                      <w:numId w:val="14"/>
+                      <w:numId w:val="8"/>
                     </w:numPr>
                     <w:ind w:left="284" w:hanging="284"/>
                   </w:pPr>
@@ -3608,20 +4193,12 @@
                     <w:pStyle w:val="SS3-115"/>
                     <w:numPr>
                       <w:ilvl w:val="0"/>
-                      <w:numId w:val="14"/>
+                      <w:numId w:val="8"/>
                     </w:numPr>
                     <w:ind w:left="284" w:hanging="284"/>
                   </w:pPr>
                   <w:r>
-                    <w:t xml:space="preserve">The number of </w:t>
-                  </w:r>
-                  <w:proofErr w:type="gramStart"/>
-                  <w:r>
-                    <w:t>food</w:t>
-                  </w:r>
-                  <w:proofErr w:type="gramEnd"/>
-                  <w:r>
-                    <w:t xml:space="preserve"> shows on TV</w:t>
+                    <w:t>The number of food shows on TV</w:t>
                   </w:r>
                 </w:p>
                 <w:p>
@@ -3629,7 +4206,7 @@
                     <w:pStyle w:val="SS3-115"/>
                     <w:numPr>
                       <w:ilvl w:val="0"/>
-                      <w:numId w:val="14"/>
+                      <w:numId w:val="8"/>
                     </w:numPr>
                     <w:ind w:left="284" w:hanging="284"/>
                   </w:pPr>
@@ -3642,7 +4219,7 @@
                     <w:pStyle w:val="SS3-115"/>
                     <w:numPr>
                       <w:ilvl w:val="0"/>
-                      <w:numId w:val="14"/>
+                      <w:numId w:val="8"/>
                     </w:numPr>
                     <w:ind w:left="284" w:hanging="284"/>
                   </w:pPr>
@@ -3655,7 +4232,7 @@
                     <w:pStyle w:val="SS3-115"/>
                     <w:numPr>
                       <w:ilvl w:val="0"/>
-                      <w:numId w:val="14"/>
+                      <w:numId w:val="8"/>
                     </w:numPr>
                     <w:ind w:left="284" w:hanging="284"/>
                   </w:pPr>
@@ -3668,7 +4245,7 @@
                     <w:pStyle w:val="SS3-115"/>
                     <w:numPr>
                       <w:ilvl w:val="0"/>
-                      <w:numId w:val="14"/>
+                      <w:numId w:val="8"/>
                     </w:numPr>
                     <w:ind w:left="284" w:hanging="284"/>
                   </w:pPr>
@@ -4128,54 +4705,26 @@
                 <w:i/>
                 <w:iCs/>
               </w:rPr>
-              <w:t xml:space="preserve">The charts below show the </w:t>
-            </w:r>
-            <w:proofErr w:type="spellStart"/>
-            <w:r>
+              <w:t>The charts below show the favourite takeaways of people in the UK and the number of Indian restaurants in the UK between 1960 and 2015.</w:t>
+            </w:r>
+          </w:p>
+          <w:p>
+            <w:pPr>
+              <w:pStyle w:val="SS3-115"/>
+              <w:spacing w:after="120"/>
               <w:rPr>
                 <w:rFonts w:ascii="Source Sans 3 Medium" w:hAnsi="Source Sans 3 Medium"/>
                 <w:i/>
                 <w:iCs/>
               </w:rPr>
-              <w:t>favourite</w:t>
-            </w:r>
-            <w:proofErr w:type="spellEnd"/>
+            </w:pPr>
             <w:r>
               <w:rPr>
                 <w:rFonts w:ascii="Source Sans 3 Medium" w:hAnsi="Source Sans 3 Medium"/>
                 <w:i/>
                 <w:iCs/>
               </w:rPr>
-              <w:t xml:space="preserve"> takeaways of people in the UK and the number of Indian restaurants in the UK between 1960 and 2015.</w:t>
-            </w:r>
-          </w:p>
-          <w:p>
-            <w:pPr>
-              <w:pStyle w:val="SS3-115"/>
-              <w:spacing w:after="120"/>
-              <w:rPr>
-                <w:rFonts w:ascii="Source Sans 3 Medium" w:hAnsi="Source Sans 3 Medium"/>
-                <w:i/>
-                <w:iCs/>
-              </w:rPr>
-            </w:pPr>
-            <w:proofErr w:type="spellStart"/>
-            <w:r>
-              <w:rPr>
-                <w:rFonts w:ascii="Source Sans 3 Medium" w:hAnsi="Source Sans 3 Medium"/>
-                <w:i/>
-                <w:iCs/>
-              </w:rPr>
-              <w:t>Summarise</w:t>
-            </w:r>
-            <w:proofErr w:type="spellEnd"/>
-            <w:r>
-              <w:rPr>
-                <w:rFonts w:ascii="Source Sans 3 Medium" w:hAnsi="Source Sans 3 Medium"/>
-                <w:i/>
-                <w:iCs/>
-              </w:rPr>
-              <w:t xml:space="preserve"> the information in both charts by selecting and reporting the main features, and make comparisons where relevant.</w:t>
+              <w:t>Summarise the information in both charts by selecting and reporting the main features, and make comparisons where relevant.</w:t>
             </w:r>
           </w:p>
           <w:p>
@@ -4248,23 +4797,13 @@
                       <w:iCs/>
                     </w:rPr>
                   </w:pPr>
-                  <w:proofErr w:type="spellStart"/>
                   <w:r>
                     <w:rPr>
                       <w:b/>
                       <w:bCs/>
                       <w:iCs/>
                     </w:rPr>
-                    <w:t>Favourite</w:t>
-                  </w:r>
-                  <w:proofErr w:type="spellEnd"/>
-                  <w:r>
-                    <w:rPr>
-                      <w:b/>
-                      <w:bCs/>
-                      <w:iCs/>
-                    </w:rPr>
-                    <w:t xml:space="preserve"> takeaways in the UK</w:t>
+                    <w:t>Favourite takeaways in the UK</w:t>
                   </w:r>
                 </w:p>
                 <w:p>
@@ -4520,7 +5059,7 @@
               <w:pStyle w:val="SS3-115"/>
               <w:numPr>
                 <w:ilvl w:val="0"/>
-                <w:numId w:val="15"/>
+                <w:numId w:val="9"/>
               </w:numPr>
               <w:ind w:left="284" w:hanging="284"/>
             </w:pPr>
@@ -4533,7 +5072,7 @@
               <w:pStyle w:val="SS3-115"/>
               <w:numPr>
                 <w:ilvl w:val="0"/>
-                <w:numId w:val="15"/>
+                <w:numId w:val="9"/>
               </w:numPr>
               <w:ind w:left="284" w:hanging="284"/>
             </w:pPr>
@@ -4546,7 +5085,7 @@
               <w:pStyle w:val="SS3-115"/>
               <w:numPr>
                 <w:ilvl w:val="0"/>
-                <w:numId w:val="15"/>
+                <w:numId w:val="9"/>
               </w:numPr>
               <w:ind w:left="284" w:hanging="284"/>
             </w:pPr>
@@ -4559,7 +5098,7 @@
               <w:pStyle w:val="SS3-115"/>
               <w:numPr>
                 <w:ilvl w:val="0"/>
-                <w:numId w:val="15"/>
+                <w:numId w:val="9"/>
               </w:numPr>
               <w:ind w:left="284" w:hanging="284"/>
             </w:pPr>
@@ -4572,7 +5111,7 @@
               <w:pStyle w:val="SS3-115"/>
               <w:numPr>
                 <w:ilvl w:val="0"/>
-                <w:numId w:val="15"/>
+                <w:numId w:val="9"/>
               </w:numPr>
               <w:ind w:left="284" w:hanging="284"/>
             </w:pPr>
@@ -4585,7 +5124,7 @@
               <w:pStyle w:val="SS3-115"/>
               <w:numPr>
                 <w:ilvl w:val="0"/>
-                <w:numId w:val="15"/>
+                <w:numId w:val="9"/>
               </w:numPr>
               <w:ind w:left="284" w:hanging="284"/>
             </w:pPr>
@@ -4598,7 +5137,7 @@
               <w:pStyle w:val="SS3-115"/>
               <w:numPr>
                 <w:ilvl w:val="0"/>
-                <w:numId w:val="15"/>
+                <w:numId w:val="9"/>
               </w:numPr>
               <w:ind w:left="284" w:hanging="284"/>
             </w:pPr>
@@ -4916,15 +5455,7 @@
               <w:t>___</w:t>
             </w:r>
             <w:r>
-              <w:t xml:space="preserve">and Indian takeaways are the </w:t>
-            </w:r>
-            <w:proofErr w:type="spellStart"/>
-            <w:r>
-              <w:t>favourites</w:t>
-            </w:r>
-            <w:proofErr w:type="spellEnd"/>
-            <w:r>
-              <w:t xml:space="preserve">, and that the number of Indian restaurants in the UK </w:t>
+              <w:t xml:space="preserve">and Indian takeaways are the favourites, and that the number of Indian restaurants in the UK </w:t>
             </w:r>
             <w:r>
               <w:rPr>
@@ -4997,23 +5528,7 @@
                       <w:sz w:val="21"/>
                       <w:szCs w:val="21"/>
                     </w:rPr>
-                    <w:t xml:space="preserve">Sometimes you will have to write about two separate types of </w:t>
-                  </w:r>
-                  <w:proofErr w:type="gramStart"/>
-                  <w:r>
-                    <w:rPr>
-                      <w:sz w:val="21"/>
-                      <w:szCs w:val="21"/>
-                    </w:rPr>
-                    <w:t>diagram</w:t>
-                  </w:r>
-                  <w:proofErr w:type="gramEnd"/>
-                  <w:r>
-                    <w:rPr>
-                      <w:sz w:val="21"/>
-                      <w:szCs w:val="21"/>
-                    </w:rPr>
-                    <w:t xml:space="preserve"> in the same task.</w:t>
+                    <w:t>Sometimes you will have to write about two separate types of diagram in the same task.</w:t>
                   </w:r>
                 </w:p>
               </w:tc>
@@ -5100,23 +5615,7 @@
                       <w:sz w:val="21"/>
                       <w:szCs w:val="21"/>
                     </w:rPr>
-                    <w:t xml:space="preserve">When you are working with two diagrams, your first sentence should introduce both of them and your overview should </w:t>
-                  </w:r>
-                  <w:proofErr w:type="spellStart"/>
-                  <w:r>
-                    <w:rPr>
-                      <w:sz w:val="21"/>
-                      <w:szCs w:val="21"/>
-                    </w:rPr>
-                    <w:t>summarise</w:t>
-                  </w:r>
-                  <w:proofErr w:type="spellEnd"/>
-                  <w:r>
-                    <w:rPr>
-                      <w:sz w:val="21"/>
-                      <w:szCs w:val="21"/>
-                    </w:rPr>
-                    <w:t xml:space="preserve"> both of them.</w:t>
+                    <w:t>When you are working with two diagrams, your first sentence should introduce both of them and your overview should summarise both of them.</w:t>
                   </w:r>
                 </w:p>
               </w:tc>
@@ -5333,7 +5832,7 @@
                     <w:pStyle w:val="SS3-115"/>
                     <w:numPr>
                       <w:ilvl w:val="0"/>
-                      <w:numId w:val="17"/>
+                      <w:numId w:val="11"/>
                     </w:numPr>
                     <w:ind w:left="284" w:hanging="284"/>
                   </w:pPr>
@@ -5346,7 +5845,7 @@
                     <w:pStyle w:val="SS3-115"/>
                     <w:numPr>
                       <w:ilvl w:val="0"/>
-                      <w:numId w:val="17"/>
+                      <w:numId w:val="11"/>
                     </w:numPr>
                     <w:ind w:left="284" w:hanging="284"/>
                   </w:pPr>
@@ -5359,7 +5858,7 @@
                     <w:pStyle w:val="SS3-115"/>
                     <w:numPr>
                       <w:ilvl w:val="0"/>
-                      <w:numId w:val="17"/>
+                      <w:numId w:val="11"/>
                     </w:numPr>
                     <w:ind w:left="284" w:hanging="284"/>
                   </w:pPr>
@@ -5372,7 +5871,7 @@
                     <w:pStyle w:val="SS3-115"/>
                     <w:numPr>
                       <w:ilvl w:val="0"/>
-                      <w:numId w:val="17"/>
+                      <w:numId w:val="11"/>
                     </w:numPr>
                     <w:ind w:left="284" w:hanging="284"/>
                   </w:pPr>
@@ -5390,7 +5889,7 @@
                     <w:pStyle w:val="SS3-115"/>
                     <w:numPr>
                       <w:ilvl w:val="0"/>
-                      <w:numId w:val="16"/>
+                      <w:numId w:val="10"/>
                     </w:numPr>
                     <w:ind w:left="284" w:hanging="284"/>
                   </w:pPr>
@@ -5403,7 +5902,7 @@
                     <w:pStyle w:val="SS3-115"/>
                     <w:numPr>
                       <w:ilvl w:val="0"/>
-                      <w:numId w:val="16"/>
+                      <w:numId w:val="10"/>
                     </w:numPr>
                     <w:ind w:left="284" w:hanging="284"/>
                   </w:pPr>
@@ -5416,7 +5915,7 @@
                     <w:pStyle w:val="SS3-115"/>
                     <w:numPr>
                       <w:ilvl w:val="0"/>
-                      <w:numId w:val="16"/>
+                      <w:numId w:val="10"/>
                     </w:numPr>
                     <w:ind w:left="284" w:hanging="284"/>
                   </w:pPr>
@@ -5429,7 +5928,7 @@
                     <w:pStyle w:val="SS3-115"/>
                     <w:numPr>
                       <w:ilvl w:val="0"/>
-                      <w:numId w:val="16"/>
+                      <w:numId w:val="10"/>
                     </w:numPr>
                     <w:ind w:left="284" w:hanging="284"/>
                   </w:pPr>
@@ -5753,7 +6252,7 @@
               <w:pStyle w:val="SS3-115"/>
               <w:numPr>
                 <w:ilvl w:val="0"/>
-                <w:numId w:val="18"/>
+                <w:numId w:val="12"/>
               </w:numPr>
               <w:spacing w:before="240"/>
               <w:ind w:left="284" w:hanging="284"/>
@@ -5767,7 +6266,7 @@
               <w:pStyle w:val="SS3-115"/>
               <w:numPr>
                 <w:ilvl w:val="0"/>
-                <w:numId w:val="18"/>
+                <w:numId w:val="12"/>
               </w:numPr>
               <w:ind w:left="284" w:hanging="284"/>
             </w:pPr>
@@ -5780,7 +6279,7 @@
               <w:pStyle w:val="SS3-115"/>
               <w:numPr>
                 <w:ilvl w:val="0"/>
-                <w:numId w:val="18"/>
+                <w:numId w:val="12"/>
               </w:numPr>
               <w:ind w:left="284" w:hanging="284"/>
             </w:pPr>
@@ -5793,7 +6292,7 @@
               <w:pStyle w:val="SS3-115"/>
               <w:numPr>
                 <w:ilvl w:val="0"/>
-                <w:numId w:val="18"/>
+                <w:numId w:val="12"/>
               </w:numPr>
               <w:ind w:left="284" w:hanging="284"/>
             </w:pPr>
@@ -5806,7 +6305,7 @@
               <w:pStyle w:val="SS3-115"/>
               <w:numPr>
                 <w:ilvl w:val="0"/>
-                <w:numId w:val="18"/>
+                <w:numId w:val="12"/>
               </w:numPr>
               <w:ind w:left="284" w:hanging="284"/>
             </w:pPr>
@@ -5819,7 +6318,7 @@
               <w:pStyle w:val="SS3-115"/>
               <w:numPr>
                 <w:ilvl w:val="0"/>
-                <w:numId w:val="18"/>
+                <w:numId w:val="12"/>
               </w:numPr>
               <w:ind w:left="284" w:hanging="284"/>
             </w:pPr>
@@ -7163,7 +7662,7 @@
               <w:pStyle w:val="SS3-115"/>
               <w:numPr>
                 <w:ilvl w:val="0"/>
-                <w:numId w:val="19"/>
+                <w:numId w:val="13"/>
               </w:numPr>
               <w:spacing w:before="120"/>
               <w:ind w:left="284" w:hanging="284"/>
@@ -7183,7 +7682,7 @@
               <w:pStyle w:val="SS3-115"/>
               <w:numPr>
                 <w:ilvl w:val="0"/>
-                <w:numId w:val="19"/>
+                <w:numId w:val="13"/>
               </w:numPr>
               <w:ind w:left="284" w:hanging="284"/>
             </w:pPr>
@@ -7202,7 +7701,7 @@
               <w:pStyle w:val="SS3-115"/>
               <w:numPr>
                 <w:ilvl w:val="0"/>
-                <w:numId w:val="19"/>
+                <w:numId w:val="13"/>
               </w:numPr>
               <w:ind w:left="284" w:hanging="284"/>
             </w:pPr>
@@ -7221,7 +7720,7 @@
               <w:pStyle w:val="SS3-115"/>
               <w:numPr>
                 <w:ilvl w:val="0"/>
-                <w:numId w:val="19"/>
+                <w:numId w:val="13"/>
               </w:numPr>
               <w:ind w:left="284" w:hanging="284"/>
             </w:pPr>
@@ -7427,7 +7926,7 @@
               <w:pStyle w:val="SS3-115"/>
               <w:numPr>
                 <w:ilvl w:val="0"/>
-                <w:numId w:val="20"/>
+                <w:numId w:val="14"/>
               </w:numPr>
               <w:ind w:left="284" w:hanging="284"/>
             </w:pPr>
@@ -7440,7 +7939,7 @@
               <w:pStyle w:val="SS3-115"/>
               <w:numPr>
                 <w:ilvl w:val="0"/>
-                <w:numId w:val="20"/>
+                <w:numId w:val="14"/>
               </w:numPr>
               <w:ind w:left="284" w:hanging="284"/>
             </w:pPr>
@@ -7453,7 +7952,7 @@
               <w:pStyle w:val="SS3-115"/>
               <w:numPr>
                 <w:ilvl w:val="0"/>
-                <w:numId w:val="20"/>
+                <w:numId w:val="14"/>
               </w:numPr>
               <w:ind w:left="284" w:hanging="284"/>
             </w:pPr>
@@ -7466,7 +7965,7 @@
               <w:pStyle w:val="SS3-115"/>
               <w:numPr>
                 <w:ilvl w:val="0"/>
-                <w:numId w:val="20"/>
+                <w:numId w:val="14"/>
               </w:numPr>
               <w:ind w:left="284" w:hanging="284"/>
             </w:pPr>
@@ -7479,7 +7978,7 @@
               <w:pStyle w:val="SS3-115"/>
               <w:numPr>
                 <w:ilvl w:val="0"/>
-                <w:numId w:val="20"/>
+                <w:numId w:val="14"/>
               </w:numPr>
               <w:ind w:left="284" w:hanging="284"/>
             </w:pPr>
@@ -7695,7 +8194,7 @@
                     <w:pStyle w:val="SS3-115"/>
                     <w:numPr>
                       <w:ilvl w:val="0"/>
-                      <w:numId w:val="21"/>
+                      <w:numId w:val="15"/>
                     </w:numPr>
                     <w:ind w:left="227" w:hanging="227"/>
                   </w:pPr>
@@ -7708,7 +8207,7 @@
                     <w:pStyle w:val="SS3-115"/>
                     <w:numPr>
                       <w:ilvl w:val="0"/>
-                      <w:numId w:val="21"/>
+                      <w:numId w:val="15"/>
                     </w:numPr>
                     <w:ind w:left="227" w:hanging="227"/>
                   </w:pPr>
@@ -7721,7 +8220,7 @@
                     <w:pStyle w:val="SS3-115"/>
                     <w:numPr>
                       <w:ilvl w:val="0"/>
-                      <w:numId w:val="21"/>
+                      <w:numId w:val="15"/>
                     </w:numPr>
                     <w:ind w:left="227" w:hanging="227"/>
                   </w:pPr>
@@ -7734,7 +8233,7 @@
                     <w:pStyle w:val="SS3-115"/>
                     <w:numPr>
                       <w:ilvl w:val="0"/>
-                      <w:numId w:val="21"/>
+                      <w:numId w:val="15"/>
                     </w:numPr>
                     <w:ind w:left="227" w:hanging="227"/>
                   </w:pPr>
@@ -7747,7 +8246,7 @@
                     <w:pStyle w:val="SS3-115"/>
                     <w:numPr>
                       <w:ilvl w:val="0"/>
-                      <w:numId w:val="21"/>
+                      <w:numId w:val="15"/>
                     </w:numPr>
                     <w:ind w:left="227" w:hanging="227"/>
                   </w:pPr>
@@ -7760,7 +8259,7 @@
                     <w:pStyle w:val="SS3-115"/>
                     <w:numPr>
                       <w:ilvl w:val="0"/>
-                      <w:numId w:val="21"/>
+                      <w:numId w:val="15"/>
                     </w:numPr>
                     <w:ind w:left="227" w:hanging="227"/>
                   </w:pPr>
@@ -7778,7 +8277,7 @@
                     <w:pStyle w:val="SS3-115"/>
                     <w:numPr>
                       <w:ilvl w:val="0"/>
-                      <w:numId w:val="22"/>
+                      <w:numId w:val="16"/>
                     </w:numPr>
                     <w:ind w:left="227" w:hanging="227"/>
                   </w:pPr>
@@ -7791,7 +8290,7 @@
                     <w:pStyle w:val="SS3-115"/>
                     <w:numPr>
                       <w:ilvl w:val="0"/>
-                      <w:numId w:val="22"/>
+                      <w:numId w:val="16"/>
                     </w:numPr>
                     <w:ind w:left="227" w:hanging="227"/>
                   </w:pPr>
@@ -7804,7 +8303,7 @@
                     <w:pStyle w:val="SS3-115"/>
                     <w:numPr>
                       <w:ilvl w:val="0"/>
-                      <w:numId w:val="22"/>
+                      <w:numId w:val="16"/>
                     </w:numPr>
                     <w:ind w:left="227" w:hanging="227"/>
                   </w:pPr>
@@ -7817,7 +8316,7 @@
                     <w:pStyle w:val="SS3-115"/>
                     <w:numPr>
                       <w:ilvl w:val="0"/>
-                      <w:numId w:val="22"/>
+                      <w:numId w:val="16"/>
                     </w:numPr>
                     <w:ind w:left="227" w:hanging="227"/>
                   </w:pPr>
@@ -7830,7 +8329,7 @@
                     <w:pStyle w:val="SS3-115"/>
                     <w:numPr>
                       <w:ilvl w:val="0"/>
-                      <w:numId w:val="22"/>
+                      <w:numId w:val="16"/>
                     </w:numPr>
                     <w:ind w:left="227" w:hanging="227"/>
                   </w:pPr>
@@ -7843,7 +8342,7 @@
                     <w:pStyle w:val="SS3-115"/>
                     <w:numPr>
                       <w:ilvl w:val="0"/>
-                      <w:numId w:val="22"/>
+                      <w:numId w:val="16"/>
                     </w:numPr>
                     <w:ind w:left="227" w:hanging="227"/>
                   </w:pPr>
@@ -8801,7 +9300,7 @@
               <w:pStyle w:val="SS3-115"/>
               <w:numPr>
                 <w:ilvl w:val="0"/>
-                <w:numId w:val="23"/>
+                <w:numId w:val="17"/>
               </w:numPr>
               <w:ind w:left="284" w:hanging="284"/>
             </w:pPr>
@@ -8814,7 +9313,7 @@
               <w:pStyle w:val="SS3-115"/>
               <w:numPr>
                 <w:ilvl w:val="0"/>
-                <w:numId w:val="23"/>
+                <w:numId w:val="17"/>
               </w:numPr>
               <w:ind w:left="284" w:hanging="284"/>
             </w:pPr>
@@ -8833,7 +9332,7 @@
               <w:pStyle w:val="SS3-115"/>
               <w:numPr>
                 <w:ilvl w:val="0"/>
-                <w:numId w:val="23"/>
+                <w:numId w:val="17"/>
               </w:numPr>
               <w:ind w:left="284" w:hanging="284"/>
             </w:pPr>
@@ -8846,7 +9345,7 @@
               <w:pStyle w:val="SS3-115"/>
               <w:numPr>
                 <w:ilvl w:val="0"/>
-                <w:numId w:val="23"/>
+                <w:numId w:val="17"/>
               </w:numPr>
               <w:ind w:left="284" w:hanging="284"/>
             </w:pPr>
@@ -8859,7 +9358,7 @@
               <w:pStyle w:val="SS3-115"/>
               <w:numPr>
                 <w:ilvl w:val="0"/>
-                <w:numId w:val="23"/>
+                <w:numId w:val="17"/>
               </w:numPr>
               <w:ind w:left="284" w:hanging="284"/>
             </w:pPr>
@@ -8872,7 +9371,7 @@
               <w:pStyle w:val="SS3-115"/>
               <w:numPr>
                 <w:ilvl w:val="0"/>
-                <w:numId w:val="23"/>
+                <w:numId w:val="17"/>
               </w:numPr>
               <w:ind w:left="284" w:hanging="284"/>
             </w:pPr>
@@ -8891,7 +9390,7 @@
               <w:pStyle w:val="SS3-115"/>
               <w:numPr>
                 <w:ilvl w:val="0"/>
-                <w:numId w:val="23"/>
+                <w:numId w:val="17"/>
               </w:numPr>
               <w:ind w:left="284" w:hanging="284"/>
             </w:pPr>
@@ -9065,23 +9564,7 @@
                       <w:sz w:val="21"/>
                       <w:szCs w:val="21"/>
                     </w:rPr>
-                    <w:t xml:space="preserve">The pie chart shows which type of takeaway food is the most popular in the UK, while the bar chart shows how many Indian restaurants existed in the UK between 1960 and 2015. We can see that Chinese and Indian takeaways are the </w:t>
-                  </w:r>
-                  <w:proofErr w:type="spellStart"/>
-                  <w:r>
-                    <w:rPr>
-                      <w:sz w:val="21"/>
-                      <w:szCs w:val="21"/>
-                    </w:rPr>
-                    <w:t>favourites</w:t>
-                  </w:r>
-                  <w:proofErr w:type="spellEnd"/>
-                  <w:r>
-                    <w:rPr>
-                      <w:sz w:val="21"/>
-                      <w:szCs w:val="21"/>
-                    </w:rPr>
-                    <w:t>, and that the number of Indian restaurants in the UK rose steadily during this period.</w:t>
+                    <w:t>The pie chart shows which type of takeaway food is the most popular in the UK, while the bar chart shows how many Indian restaurants existed in the UK between 1960 and 2015. We can see that Chinese and Indian takeaways are the favourites, and that the number of Indian restaurants in the UK rose steadily during this period.</w:t>
                   </w:r>
                 </w:p>
                 <w:p>
@@ -9316,7 +9799,7 @@
                     <w:pStyle w:val="SS3-115"/>
                     <w:numPr>
                       <w:ilvl w:val="0"/>
-                      <w:numId w:val="24"/>
+                      <w:numId w:val="18"/>
                     </w:numPr>
                     <w:ind w:left="284" w:hanging="284"/>
                   </w:pPr>
@@ -9329,7 +9812,7 @@
                     <w:pStyle w:val="SS3-115"/>
                     <w:numPr>
                       <w:ilvl w:val="0"/>
-                      <w:numId w:val="24"/>
+                      <w:numId w:val="18"/>
                     </w:numPr>
                     <w:ind w:left="284" w:hanging="284"/>
                   </w:pPr>
@@ -9342,7 +9825,7 @@
                     <w:pStyle w:val="SS3-115"/>
                     <w:numPr>
                       <w:ilvl w:val="0"/>
-                      <w:numId w:val="24"/>
+                      <w:numId w:val="18"/>
                     </w:numPr>
                     <w:ind w:left="284" w:hanging="284"/>
                   </w:pPr>
@@ -9355,7 +9838,7 @@
                     <w:pStyle w:val="SS3-115"/>
                     <w:numPr>
                       <w:ilvl w:val="0"/>
-                      <w:numId w:val="24"/>
+                      <w:numId w:val="18"/>
                     </w:numPr>
                     <w:ind w:left="284" w:hanging="284"/>
                   </w:pPr>
@@ -9368,7 +9851,7 @@
                     <w:pStyle w:val="SS3-115"/>
                     <w:numPr>
                       <w:ilvl w:val="0"/>
-                      <w:numId w:val="24"/>
+                      <w:numId w:val="18"/>
                     </w:numPr>
                     <w:ind w:left="284" w:hanging="284"/>
                   </w:pPr>
@@ -9381,7 +9864,7 @@
                     <w:pStyle w:val="SS3-115"/>
                     <w:numPr>
                       <w:ilvl w:val="0"/>
-                      <w:numId w:val="24"/>
+                      <w:numId w:val="18"/>
                     </w:numPr>
                     <w:ind w:left="284" w:hanging="284"/>
                   </w:pPr>
@@ -9455,7 +9938,6 @@
                       <w:szCs w:val="23"/>
                     </w:rPr>
                   </w:pPr>
-                  <w:proofErr w:type="spellStart"/>
                   <w:r>
                     <w:rPr>
                       <w:rFonts w:ascii="Source Sans 3 Medium" w:hAnsi="Source Sans 3 Medium"/>
@@ -9466,20 +9948,7 @@
                       <w:sz w:val="23"/>
                       <w:szCs w:val="23"/>
                     </w:rPr>
-                    <w:t>Summarise</w:t>
-                  </w:r>
-                  <w:proofErr w:type="spellEnd"/>
-                  <w:r>
-                    <w:rPr>
-                      <w:rFonts w:ascii="Source Sans 3 Medium" w:hAnsi="Source Sans 3 Medium"/>
-                      <w:b/>
-                      <w:bCs/>
-                      <w:i/>
-                      <w:iCs/>
-                      <w:sz w:val="23"/>
-                      <w:szCs w:val="23"/>
-                    </w:rPr>
-                    <w:t xml:space="preserve"> the information by selecting and reporting the main features, and make comparisons where relevant.</w:t>
+                    <w:t>Summarise the information by selecting and reporting the main features, and make comparisons where relevant.</w:t>
                   </w:r>
                 </w:p>
                 <w:p>
@@ -11361,59 +11830,12 @@
                     <w:pStyle w:val="SS3-115"/>
                     <w:numPr>
                       <w:ilvl w:val="0"/>
-                      <w:numId w:val="31"/>
+                      <w:numId w:val="25"/>
                     </w:numPr>
                     <w:ind w:left="284" w:hanging="284"/>
                   </w:pPr>
                   <w:r>
                     <w:t>What do you think about preparing a Mexican meal?</w:t>
-                  </w:r>
-                </w:p>
-                <w:p>
-                  <w:pPr>
-                    <w:pStyle w:val="SS3-115"/>
-                    <w:numPr>
-                      <w:ilvl w:val="0"/>
-                      <w:numId w:val="31"/>
-                    </w:numPr>
-                    <w:ind w:left="284" w:hanging="284"/>
-                  </w:pPr>
-                  <w:r>
-                    <w:t>We could have pizza. Everybody likes pizza.</w:t>
-                  </w:r>
-                </w:p>
-                <w:p>
-                  <w:pPr>
-                    <w:pStyle w:val="SS3-115"/>
-                    <w:numPr>
-                      <w:ilvl w:val="0"/>
-                      <w:numId w:val="31"/>
-                    </w:numPr>
-                    <w:ind w:left="284" w:hanging="284"/>
-                  </w:pPr>
-                  <w:r>
-                    <w:t>I know! We could have salad and roast chicken.</w:t>
-                  </w:r>
-                </w:p>
-              </w:tc>
-              <w:tc>
-                <w:tcPr>
-                  <w:tcW w:w="2372" w:type="pct"/>
-                </w:tcPr>
-                <w:p>
-                  <w:pPr>
-                    <w:pStyle w:val="SS3-115"/>
-                    <w:rPr>
-                      <w:b/>
-                      <w:bCs/>
-                    </w:rPr>
-                  </w:pPr>
-                  <w:r>
-                    <w:rPr>
-                      <w:b/>
-                      <w:bCs/>
-                    </w:rPr>
-                    <w:t>Answers</w:t>
                   </w:r>
                 </w:p>
                 <w:p>
@@ -11426,7 +11848,7 @@
                     <w:ind w:left="284" w:hanging="284"/>
                   </w:pPr>
                   <w:r>
-                    <w:t>I think we should have something healthier.</w:t>
+                    <w:t>We could have pizza. Everybody likes pizza.</w:t>
                   </w:r>
                 </w:p>
                 <w:p>
@@ -11439,7 +11861,28 @@
                     <w:ind w:left="284" w:hanging="284"/>
                   </w:pPr>
                   <w:r>
-                    <w:t>That sounds like a good idea. Let's do that.</w:t>
+                    <w:t>I know! We could have salad and roast chicken.</w:t>
+                  </w:r>
+                </w:p>
+              </w:tc>
+              <w:tc>
+                <w:tcPr>
+                  <w:tcW w:w="2372" w:type="pct"/>
+                </w:tcPr>
+                <w:p>
+                  <w:pPr>
+                    <w:pStyle w:val="SS3-115"/>
+                    <w:rPr>
+                      <w:b/>
+                      <w:bCs/>
+                    </w:rPr>
+                  </w:pPr>
+                  <w:r>
+                    <w:rPr>
+                      <w:b/>
+                      <w:bCs/>
+                    </w:rPr>
+                    <w:t>Answers</w:t>
                   </w:r>
                 </w:p>
                 <w:p>
@@ -11447,7 +11890,33 @@
                     <w:pStyle w:val="SS3-115"/>
                     <w:numPr>
                       <w:ilvl w:val="0"/>
-                      <w:numId w:val="25"/>
+                      <w:numId w:val="19"/>
+                    </w:numPr>
+                    <w:ind w:left="284" w:hanging="284"/>
+                  </w:pPr>
+                  <w:r>
+                    <w:t>I think we should have something healthier.</w:t>
+                  </w:r>
+                </w:p>
+                <w:p>
+                  <w:pPr>
+                    <w:pStyle w:val="SS3-115"/>
+                    <w:numPr>
+                      <w:ilvl w:val="0"/>
+                      <w:numId w:val="19"/>
+                    </w:numPr>
+                    <w:ind w:left="284" w:hanging="284"/>
+                  </w:pPr>
+                  <w:r>
+                    <w:t>That sounds like a good idea. Let's do that.</w:t>
+                  </w:r>
+                </w:p>
+                <w:p>
+                  <w:pPr>
+                    <w:pStyle w:val="SS3-115"/>
+                    <w:numPr>
+                      <w:ilvl w:val="0"/>
+                      <w:numId w:val="19"/>
                     </w:numPr>
                     <w:ind w:left="284" w:hanging="284"/>
                   </w:pPr>
@@ -11683,7 +12152,7 @@
                     <w:pStyle w:val="ABList"/>
                     <w:numPr>
                       <w:ilvl w:val="0"/>
-                      <w:numId w:val="26"/>
+                      <w:numId w:val="20"/>
                     </w:numPr>
                     <w:ind w:left="284" w:hanging="284"/>
                   </w:pPr>
@@ -11953,7 +12422,7 @@
                     <w:pStyle w:val="ABList"/>
                     <w:numPr>
                       <w:ilvl w:val="0"/>
-                      <w:numId w:val="28"/>
+                      <w:numId w:val="22"/>
                     </w:numPr>
                     <w:ind w:left="284" w:hanging="284"/>
                   </w:pPr>
@@ -11966,7 +12435,7 @@
                     <w:pStyle w:val="ABList"/>
                     <w:numPr>
                       <w:ilvl w:val="0"/>
-                      <w:numId w:val="28"/>
+                      <w:numId w:val="22"/>
                     </w:numPr>
                     <w:ind w:left="284" w:hanging="284"/>
                   </w:pPr>
@@ -11979,7 +12448,7 @@
                     <w:pStyle w:val="ABList"/>
                     <w:numPr>
                       <w:ilvl w:val="0"/>
-                      <w:numId w:val="28"/>
+                      <w:numId w:val="22"/>
                     </w:numPr>
                     <w:ind w:left="284" w:hanging="284"/>
                   </w:pPr>
@@ -12017,7 +12486,7 @@
                     <w:pStyle w:val="ABList"/>
                     <w:numPr>
                       <w:ilvl w:val="0"/>
-                      <w:numId w:val="27"/>
+                      <w:numId w:val="21"/>
                     </w:numPr>
                     <w:ind w:left="284" w:hanging="284"/>
                   </w:pPr>
@@ -12254,10 +12723,11 @@
                 <w:sz w:val="23"/>
                 <w:szCs w:val="23"/>
               </w:rPr>
-              <w:t xml:space="preserve">You will hear a radio </w:t>
-            </w:r>
-            <w:proofErr w:type="spellStart"/>
-            <w:r>
+              <w:t>You will hear a radio programme in which two people are discussing the different restaurants in a town.</w:t>
+            </w:r>
+          </w:p>
+          <w:p>
+            <w:pPr>
               <w:rPr>
                 <w:rFonts w:ascii="Source Sans 3 Medium" w:hAnsi="Source Sans 3 Medium"/>
                 <w:b/>
@@ -12265,9 +12735,7 @@
                 <w:sz w:val="23"/>
                 <w:szCs w:val="23"/>
               </w:rPr>
-              <w:t>programme</w:t>
-            </w:r>
-            <w:proofErr w:type="spellEnd"/>
+            </w:pPr>
             <w:r>
               <w:rPr>
                 <w:rFonts w:ascii="Source Sans 3 Medium" w:hAnsi="Source Sans 3 Medium"/>
@@ -12276,50 +12744,7 @@
                 <w:sz w:val="23"/>
                 <w:szCs w:val="23"/>
               </w:rPr>
-              <w:t xml:space="preserve"> in which two people are discussing the different restaurants in a town.</w:t>
-            </w:r>
-          </w:p>
-          <w:p>
-            <w:pPr>
-              <w:rPr>
-                <w:rFonts w:ascii="Source Sans 3 Medium" w:hAnsi="Source Sans 3 Medium"/>
-                <w:b/>
-                <w:bCs/>
-                <w:sz w:val="23"/>
-                <w:szCs w:val="23"/>
-              </w:rPr>
-            </w:pPr>
-            <w:r>
-              <w:rPr>
-                <w:rFonts w:ascii="Source Sans 3 Medium" w:hAnsi="Source Sans 3 Medium"/>
-                <w:b/>
-                <w:bCs/>
-                <w:sz w:val="23"/>
-                <w:szCs w:val="23"/>
-              </w:rPr>
-              <w:t xml:space="preserve">Look at the names of restaurants (1-3) and the list of types of </w:t>
-            </w:r>
-            <w:proofErr w:type="gramStart"/>
-            <w:r>
-              <w:rPr>
-                <w:rFonts w:ascii="Source Sans 3 Medium" w:hAnsi="Source Sans 3 Medium"/>
-                <w:b/>
-                <w:bCs/>
-                <w:sz w:val="23"/>
-                <w:szCs w:val="23"/>
-              </w:rPr>
-              <w:t>restaurant</w:t>
-            </w:r>
-            <w:proofErr w:type="gramEnd"/>
-            <w:r>
-              <w:rPr>
-                <w:rFonts w:ascii="Source Sans 3 Medium" w:hAnsi="Source Sans 3 Medium"/>
-                <w:b/>
-                <w:bCs/>
-                <w:sz w:val="23"/>
-                <w:szCs w:val="23"/>
-              </w:rPr>
-              <w:t>.</w:t>
+              <w:t>Look at the names of restaurants (1-3) and the list of types of restaurant.</w:t>
             </w:r>
           </w:p>
           <w:p>
@@ -12389,13 +12814,8 @@
                     <w:pStyle w:val="NumList"/>
                   </w:pPr>
                   <w:r>
-                    <w:t xml:space="preserve">The </w:t>
-                  </w:r>
-                  <w:proofErr w:type="gramStart"/>
-                  <w:r>
-                    <w:t>Duke</w:t>
-                  </w:r>
-                  <w:proofErr w:type="gramEnd"/>
+                    <w:t>The Duke</w:t>
+                  </w:r>
                 </w:p>
                 <w:p>
                   <w:pPr>
@@ -12425,7 +12845,6 @@
                     </w:rPr>
                     <w:t xml:space="preserve">Types of </w:t>
                   </w:r>
-                  <w:proofErr w:type="gramStart"/>
                   <w:r>
                     <w:rPr>
                       <w:b/>
@@ -12433,14 +12852,13 @@
                     </w:rPr>
                     <w:t>restaurant</w:t>
                   </w:r>
-                  <w:proofErr w:type="gramEnd"/>
                 </w:p>
                 <w:p>
                   <w:pPr>
                     <w:pStyle w:val="ABList"/>
                     <w:numPr>
                       <w:ilvl w:val="0"/>
-                      <w:numId w:val="30"/>
+                      <w:numId w:val="24"/>
                     </w:numPr>
                     <w:ind w:left="284" w:hanging="284"/>
                   </w:pPr>
@@ -12453,7 +12871,7 @@
                     <w:pStyle w:val="ABList"/>
                     <w:numPr>
                       <w:ilvl w:val="0"/>
-                      <w:numId w:val="30"/>
+                      <w:numId w:val="24"/>
                     </w:numPr>
                     <w:ind w:left="284" w:hanging="284"/>
                   </w:pPr>
@@ -12466,7 +12884,7 @@
                     <w:pStyle w:val="ABList"/>
                     <w:numPr>
                       <w:ilvl w:val="0"/>
-                      <w:numId w:val="30"/>
+                      <w:numId w:val="24"/>
                     </w:numPr>
                     <w:ind w:left="284" w:hanging="284"/>
                   </w:pPr>
@@ -12479,7 +12897,7 @@
                     <w:pStyle w:val="ABList"/>
                     <w:numPr>
                       <w:ilvl w:val="0"/>
-                      <w:numId w:val="30"/>
+                      <w:numId w:val="24"/>
                     </w:numPr>
                     <w:ind w:left="284" w:hanging="284"/>
                   </w:pPr>
@@ -12492,7 +12910,7 @@
                     <w:pStyle w:val="ABList"/>
                     <w:numPr>
                       <w:ilvl w:val="0"/>
-                      <w:numId w:val="30"/>
+                      <w:numId w:val="24"/>
                     </w:numPr>
                     <w:ind w:left="284" w:hanging="284"/>
                   </w:pPr>
@@ -12505,7 +12923,7 @@
                     <w:pStyle w:val="ABList"/>
                     <w:numPr>
                       <w:ilvl w:val="0"/>
-                      <w:numId w:val="30"/>
+                      <w:numId w:val="24"/>
                     </w:numPr>
                     <w:ind w:left="284" w:hanging="284"/>
                   </w:pPr>
@@ -12518,7 +12936,7 @@
                     <w:pStyle w:val="ABList"/>
                     <w:numPr>
                       <w:ilvl w:val="0"/>
-                      <w:numId w:val="30"/>
+                      <w:numId w:val="24"/>
                     </w:numPr>
                     <w:ind w:left="284" w:hanging="284"/>
                   </w:pPr>
@@ -12697,7 +13115,7 @@
               <w:pStyle w:val="NumList"/>
               <w:numPr>
                 <w:ilvl w:val="0"/>
-                <w:numId w:val="32"/>
+                <w:numId w:val="26"/>
               </w:numPr>
               <w:ind w:left="284" w:hanging="284"/>
             </w:pPr>
@@ -12710,7 +13128,7 @@
               <w:pStyle w:val="NumList"/>
               <w:numPr>
                 <w:ilvl w:val="0"/>
-                <w:numId w:val="32"/>
+                <w:numId w:val="26"/>
               </w:numPr>
               <w:ind w:left="284" w:hanging="284"/>
             </w:pPr>
@@ -12723,7 +13141,7 @@
               <w:pStyle w:val="NumList"/>
               <w:numPr>
                 <w:ilvl w:val="0"/>
-                <w:numId w:val="32"/>
+                <w:numId w:val="26"/>
               </w:numPr>
               <w:ind w:left="284" w:hanging="284"/>
             </w:pPr>
@@ -12736,7 +13154,7 @@
               <w:pStyle w:val="NumList"/>
               <w:numPr>
                 <w:ilvl w:val="0"/>
-                <w:numId w:val="32"/>
+                <w:numId w:val="26"/>
               </w:numPr>
               <w:ind w:left="284" w:hanging="284"/>
             </w:pPr>
@@ -12749,7 +13167,7 @@
               <w:pStyle w:val="NumList"/>
               <w:numPr>
                 <w:ilvl w:val="0"/>
-                <w:numId w:val="32"/>
+                <w:numId w:val="26"/>
               </w:numPr>
               <w:ind w:left="284" w:hanging="284"/>
             </w:pPr>
@@ -12912,11 +13330,299 @@
               <w:pStyle w:val="NumList"/>
               <w:numPr>
                 <w:ilvl w:val="0"/>
+                <w:numId w:val="27"/>
+              </w:numPr>
+            </w:pPr>
+            <w:r>
+              <w:t>The price of food in the restaurant is cheap.</w:t>
+            </w:r>
+          </w:p>
+          <w:p>
+            <w:pPr>
+              <w:pStyle w:val="ABList"/>
+              <w:numPr>
+                <w:ilvl w:val="0"/>
+                <w:numId w:val="28"/>
+              </w:numPr>
+            </w:pPr>
+            <w:r>
+              <w:t>The price of a meal in the restaurant is reasonable.</w:t>
+            </w:r>
+          </w:p>
+          <w:p>
+            <w:pPr>
+              <w:pStyle w:val="ABList"/>
+              <w:numPr>
+                <w:ilvl w:val="0"/>
+                <w:numId w:val="28"/>
+              </w:numPr>
+            </w:pPr>
+            <w:r>
+              <w:t>The restaurant is excellent if you want a budget meal.</w:t>
+            </w:r>
+          </w:p>
+          <w:p>
+            <w:pPr>
+              <w:pStyle w:val="ABList"/>
+              <w:numPr>
+                <w:ilvl w:val="0"/>
+                <w:numId w:val="28"/>
+              </w:numPr>
+            </w:pPr>
+            <w:r>
+              <w:t>The food in the restaurant is overpriced.</w:t>
+            </w:r>
+          </w:p>
+          <w:p>
+            <w:pPr>
+              <w:pStyle w:val="NumList"/>
+              <w:numPr>
+                <w:ilvl w:val="0"/>
+                <w:numId w:val="27"/>
+              </w:numPr>
+            </w:pPr>
+            <w:r>
+              <w:t>Marco cooked us a really tasty meal.</w:t>
+            </w:r>
+          </w:p>
+          <w:p>
+            <w:pPr>
+              <w:pStyle w:val="ABList"/>
+              <w:numPr>
+                <w:ilvl w:val="0"/>
+                <w:numId w:val="29"/>
+              </w:numPr>
+            </w:pPr>
+            <w:r>
+              <w:t>The meal Marco prepared was delicious.</w:t>
+            </w:r>
+          </w:p>
+          <w:p>
+            <w:pPr>
+              <w:pStyle w:val="ABList"/>
+              <w:numPr>
+                <w:ilvl w:val="0"/>
+                <w:numId w:val="29"/>
+              </w:numPr>
+            </w:pPr>
+            <w:r>
+              <w:t>Marco cooked us a really unappetising meal.</w:t>
+            </w:r>
+          </w:p>
+          <w:p>
+            <w:pPr>
+              <w:pStyle w:val="ABList"/>
+              <w:numPr>
+                <w:ilvl w:val="0"/>
+                <w:numId w:val="29"/>
+              </w:numPr>
+            </w:pPr>
+            <w:r>
+              <w:t>The meal Marco made for us was mouth-watering.</w:t>
+            </w:r>
+          </w:p>
+          <w:p>
+            <w:pPr>
+              <w:pStyle w:val="NumList"/>
+              <w:numPr>
+                <w:ilvl w:val="0"/>
+                <w:numId w:val="27"/>
+              </w:numPr>
+            </w:pPr>
+            <w:r>
+              <w:t>We were served food that was cooked in the old-fashioned way.</w:t>
+            </w:r>
+          </w:p>
+          <w:p>
+            <w:pPr>
+              <w:pStyle w:val="ABList"/>
+              <w:numPr>
+                <w:ilvl w:val="0"/>
+                <w:numId w:val="30"/>
+              </w:numPr>
+            </w:pPr>
+            <w:r>
+              <w:t>The meal we had was very contemporary in style.</w:t>
+            </w:r>
+          </w:p>
+          <w:p>
+            <w:pPr>
+              <w:pStyle w:val="ABList"/>
+              <w:numPr>
+                <w:ilvl w:val="0"/>
+                <w:numId w:val="30"/>
+              </w:numPr>
+            </w:pPr>
+            <w:r>
+              <w:t>The meal we had was very traditional.</w:t>
+            </w:r>
+          </w:p>
+          <w:p>
+            <w:pPr>
+              <w:pStyle w:val="ABList"/>
+              <w:numPr>
+                <w:ilvl w:val="0"/>
+                <w:numId w:val="30"/>
+              </w:numPr>
+            </w:pPr>
+            <w:r>
+              <w:t>The meal was made from a historic recipe.</w:t>
+            </w:r>
+          </w:p>
+          <w:p>
+            <w:pPr>
+              <w:pStyle w:val="NumList"/>
+              <w:numPr>
+                <w:ilvl w:val="0"/>
+                <w:numId w:val="27"/>
+              </w:numPr>
+            </w:pPr>
+            <w:r>
+              <w:t>When I went to Thailand, I really enjoyed trying the street food.</w:t>
+            </w:r>
+          </w:p>
+          <w:p>
+            <w:pPr>
+              <w:pStyle w:val="ABList"/>
+              <w:numPr>
+                <w:ilvl w:val="0"/>
+                <w:numId w:val="31"/>
+              </w:numPr>
+            </w:pPr>
+            <w:r>
+              <w:t>I really liked tasting the food that was sold outdoors in Thailand.</w:t>
+            </w:r>
+          </w:p>
+          <w:p>
+            <w:pPr>
+              <w:pStyle w:val="ABList"/>
+              <w:numPr>
+                <w:ilvl w:val="0"/>
+                <w:numId w:val="31"/>
+              </w:numPr>
+            </w:pPr>
+            <w:r>
+              <w:t>In Thailand I loved the food we bought from stalls in the streets.</w:t>
+            </w:r>
+          </w:p>
+          <w:p>
+            <w:pPr>
+              <w:pStyle w:val="ABList"/>
+              <w:numPr>
+                <w:ilvl w:val="0"/>
+                <w:numId w:val="31"/>
+              </w:numPr>
+            </w:pPr>
+            <w:r>
+              <w:t>I enjoyed eating at restaurants when I was in Thailand.</w:t>
+            </w:r>
+          </w:p>
+          <w:p>
+            <w:pPr>
+              <w:pStyle w:val="NumList"/>
+              <w:numPr>
+                <w:ilvl w:val="0"/>
+                <w:numId w:val="27"/>
+              </w:numPr>
+            </w:pPr>
+            <w:r>
+              <w:t>The chef at the Lodge Hotel is very skilful.</w:t>
+            </w:r>
+          </w:p>
+          <w:p>
+            <w:pPr>
+              <w:pStyle w:val="ABList"/>
+              <w:numPr>
+                <w:ilvl w:val="0"/>
+                <w:numId w:val="32"/>
+              </w:numPr>
+            </w:pPr>
+            <w:r>
+              <w:t>The chef at the Lodge Hotel is bad at his job.</w:t>
+            </w:r>
+          </w:p>
+          <w:p>
+            <w:pPr>
+              <w:pStyle w:val="ABList"/>
+              <w:numPr>
+                <w:ilvl w:val="0"/>
+                <w:numId w:val="32"/>
+              </w:numPr>
+            </w:pPr>
+            <w:r>
+              <w:t>The chef at the Lodge Hotel has a lot of expertise.</w:t>
+            </w:r>
+          </w:p>
+          <w:p>
+            <w:pPr>
+              <w:pStyle w:val="ABList"/>
+              <w:numPr>
+                <w:ilvl w:val="0"/>
+                <w:numId w:val="32"/>
+              </w:numPr>
+            </w:pPr>
+            <w:r>
+              <w:t>The chef at the Lodge Hotel is highly trained.</w:t>
+            </w:r>
+          </w:p>
+          <w:p>
+            <w:pPr>
+              <w:pStyle w:val="NumList"/>
+              <w:numPr>
+                <w:ilvl w:val="0"/>
+                <w:numId w:val="27"/>
+              </w:numPr>
+            </w:pPr>
+            <w:r>
+              <w:t>The ingredients for the recipe can be changed to ones you have available.</w:t>
+            </w:r>
+          </w:p>
+          <w:p>
+            <w:pPr>
+              <w:pStyle w:val="ABList"/>
+              <w:numPr>
+                <w:ilvl w:val="0"/>
                 <w:numId w:val="33"/>
               </w:numPr>
             </w:pPr>
             <w:r>
-              <w:t>The price of food in the restaurant is cheap.</w:t>
+              <w:t>You can use different ingredients to make this dish if you can't find everything.</w:t>
+            </w:r>
+          </w:p>
+          <w:p>
+            <w:pPr>
+              <w:pStyle w:val="ABList"/>
+              <w:numPr>
+                <w:ilvl w:val="0"/>
+                <w:numId w:val="33"/>
+              </w:numPr>
+            </w:pPr>
+            <w:r>
+              <w:t>You can be flexible about what ingredients you add to this recipe.</w:t>
+            </w:r>
+          </w:p>
+          <w:p>
+            <w:pPr>
+              <w:pStyle w:val="ABList"/>
+              <w:numPr>
+                <w:ilvl w:val="0"/>
+                <w:numId w:val="33"/>
+              </w:numPr>
+            </w:pPr>
+            <w:r>
+              <w:t>You should follow the recipe strictly or it won't taste good.</w:t>
+            </w:r>
+          </w:p>
+          <w:p>
+            <w:pPr>
+              <w:pStyle w:val="NumList"/>
+              <w:numPr>
+                <w:ilvl w:val="0"/>
+                <w:numId w:val="27"/>
+              </w:numPr>
+            </w:pPr>
+            <w:r>
+              <w:t xml:space="preserve"> The chef at the new restaurant is famous across the country.</w:t>
             </w:r>
           </w:p>
           <w:p>
@@ -12928,7 +13634,7 @@
               </w:numPr>
             </w:pPr>
             <w:r>
-              <w:t>The price of a meal in the restaurant is reasonable.</w:t>
+              <w:t>The chef at the new restaurant is well known nationally.</w:t>
             </w:r>
           </w:p>
           <w:p>
@@ -12940,7 +13646,7 @@
               </w:numPr>
             </w:pPr>
             <w:r>
-              <w:t>The restaurant is excellent if you want a budget meal.</w:t>
+              <w:t>The chef at the new restaurant is recognised across the country.</w:t>
             </w:r>
           </w:p>
           <w:p>
@@ -12952,7 +13658,7 @@
               </w:numPr>
             </w:pPr>
             <w:r>
-              <w:t>The food in the restaurant is overpriced.</w:t>
+              <w:t>The chef at the new restaurant is unknown outside of his town.</w:t>
             </w:r>
           </w:p>
           <w:p>
@@ -12960,11 +13666,11 @@
               <w:pStyle w:val="NumList"/>
               <w:numPr>
                 <w:ilvl w:val="0"/>
-                <w:numId w:val="33"/>
+                <w:numId w:val="27"/>
               </w:numPr>
             </w:pPr>
             <w:r>
-              <w:t>Marco cooked us a really tasty meal.</w:t>
+              <w:t>I didn't like the soup; it was too spicy.</w:t>
             </w:r>
           </w:p>
           <w:p>
@@ -12976,7 +13682,7 @@
               </w:numPr>
             </w:pPr>
             <w:r>
-              <w:t>The meal Marco prepared was delicious.</w:t>
+              <w:t>The soup had too much pepper.</w:t>
             </w:r>
           </w:p>
           <w:p>
@@ -12988,15 +13694,7 @@
               </w:numPr>
             </w:pPr>
             <w:r>
-              <w:t xml:space="preserve">Marco cooked us a really </w:t>
-            </w:r>
-            <w:proofErr w:type="spellStart"/>
-            <w:r>
-              <w:t>unappetising</w:t>
-            </w:r>
-            <w:proofErr w:type="spellEnd"/>
-            <w:r>
-              <w:t xml:space="preserve"> meal.</w:t>
+              <w:t>The soup wasn't tasty.</w:t>
             </w:r>
           </w:p>
           <w:p>
@@ -13005,310 +13703,6 @@
               <w:numPr>
                 <w:ilvl w:val="0"/>
                 <w:numId w:val="35"/>
-              </w:numPr>
-            </w:pPr>
-            <w:r>
-              <w:t>The meal Marco made for us was mouth-watering.</w:t>
-            </w:r>
-          </w:p>
-          <w:p>
-            <w:pPr>
-              <w:pStyle w:val="NumList"/>
-              <w:numPr>
-                <w:ilvl w:val="0"/>
-                <w:numId w:val="33"/>
-              </w:numPr>
-            </w:pPr>
-            <w:r>
-              <w:t>We were served food that was cooked in the old-fashioned way.</w:t>
-            </w:r>
-          </w:p>
-          <w:p>
-            <w:pPr>
-              <w:pStyle w:val="ABList"/>
-              <w:numPr>
-                <w:ilvl w:val="0"/>
-                <w:numId w:val="36"/>
-              </w:numPr>
-            </w:pPr>
-            <w:r>
-              <w:t>The meal we had was very contemporary in style.</w:t>
-            </w:r>
-          </w:p>
-          <w:p>
-            <w:pPr>
-              <w:pStyle w:val="ABList"/>
-              <w:numPr>
-                <w:ilvl w:val="0"/>
-                <w:numId w:val="36"/>
-              </w:numPr>
-            </w:pPr>
-            <w:r>
-              <w:t>The meal we had was very traditional.</w:t>
-            </w:r>
-          </w:p>
-          <w:p>
-            <w:pPr>
-              <w:pStyle w:val="ABList"/>
-              <w:numPr>
-                <w:ilvl w:val="0"/>
-                <w:numId w:val="36"/>
-              </w:numPr>
-            </w:pPr>
-            <w:r>
-              <w:t>The meal was made from a historic recipe.</w:t>
-            </w:r>
-          </w:p>
-          <w:p>
-            <w:pPr>
-              <w:pStyle w:val="NumList"/>
-              <w:numPr>
-                <w:ilvl w:val="0"/>
-                <w:numId w:val="33"/>
-              </w:numPr>
-            </w:pPr>
-            <w:r>
-              <w:t>When I went to Thailand, I really enjoyed trying the street food.</w:t>
-            </w:r>
-          </w:p>
-          <w:p>
-            <w:pPr>
-              <w:pStyle w:val="ABList"/>
-              <w:numPr>
-                <w:ilvl w:val="0"/>
-                <w:numId w:val="37"/>
-              </w:numPr>
-            </w:pPr>
-            <w:r>
-              <w:t>I really liked tasting the food that was sold outdoors in Thailand.</w:t>
-            </w:r>
-          </w:p>
-          <w:p>
-            <w:pPr>
-              <w:pStyle w:val="ABList"/>
-              <w:numPr>
-                <w:ilvl w:val="0"/>
-                <w:numId w:val="37"/>
-              </w:numPr>
-            </w:pPr>
-            <w:r>
-              <w:t>In Thailand I loved the food we bought from stalls in the streets.</w:t>
-            </w:r>
-          </w:p>
-          <w:p>
-            <w:pPr>
-              <w:pStyle w:val="ABList"/>
-              <w:numPr>
-                <w:ilvl w:val="0"/>
-                <w:numId w:val="37"/>
-              </w:numPr>
-            </w:pPr>
-            <w:r>
-              <w:t>I enjoyed eating at restaurants when I was in Thailand.</w:t>
-            </w:r>
-          </w:p>
-          <w:p>
-            <w:pPr>
-              <w:pStyle w:val="NumList"/>
-              <w:numPr>
-                <w:ilvl w:val="0"/>
-                <w:numId w:val="33"/>
-              </w:numPr>
-            </w:pPr>
-            <w:r>
-              <w:t xml:space="preserve">The chef at the Lodge Hotel is very </w:t>
-            </w:r>
-            <w:proofErr w:type="spellStart"/>
-            <w:r>
-              <w:t>skilful</w:t>
-            </w:r>
-            <w:proofErr w:type="spellEnd"/>
-            <w:r>
-              <w:t>.</w:t>
-            </w:r>
-          </w:p>
-          <w:p>
-            <w:pPr>
-              <w:pStyle w:val="ABList"/>
-              <w:numPr>
-                <w:ilvl w:val="0"/>
-                <w:numId w:val="38"/>
-              </w:numPr>
-            </w:pPr>
-            <w:r>
-              <w:t>The chef at the Lodge Hotel is bad at his job.</w:t>
-            </w:r>
-          </w:p>
-          <w:p>
-            <w:pPr>
-              <w:pStyle w:val="ABList"/>
-              <w:numPr>
-                <w:ilvl w:val="0"/>
-                <w:numId w:val="38"/>
-              </w:numPr>
-            </w:pPr>
-            <w:r>
-              <w:t>The chef at the Lodge Hotel has a lot of expertise.</w:t>
-            </w:r>
-          </w:p>
-          <w:p>
-            <w:pPr>
-              <w:pStyle w:val="ABList"/>
-              <w:numPr>
-                <w:ilvl w:val="0"/>
-                <w:numId w:val="38"/>
-              </w:numPr>
-            </w:pPr>
-            <w:r>
-              <w:t>The chef at the Lodge Hotel is highly trained.</w:t>
-            </w:r>
-          </w:p>
-          <w:p>
-            <w:pPr>
-              <w:pStyle w:val="NumList"/>
-              <w:numPr>
-                <w:ilvl w:val="0"/>
-                <w:numId w:val="33"/>
-              </w:numPr>
-            </w:pPr>
-            <w:r>
-              <w:t>The ingredients for the recipe can be changed to ones you have available.</w:t>
-            </w:r>
-          </w:p>
-          <w:p>
-            <w:pPr>
-              <w:pStyle w:val="ABList"/>
-              <w:numPr>
-                <w:ilvl w:val="0"/>
-                <w:numId w:val="39"/>
-              </w:numPr>
-            </w:pPr>
-            <w:r>
-              <w:t>You can use different ingredients to make this dish if you can't find everything.</w:t>
-            </w:r>
-          </w:p>
-          <w:p>
-            <w:pPr>
-              <w:pStyle w:val="ABList"/>
-              <w:numPr>
-                <w:ilvl w:val="0"/>
-                <w:numId w:val="39"/>
-              </w:numPr>
-            </w:pPr>
-            <w:r>
-              <w:t>You can be flexible about what ingredients you add to this recipe.</w:t>
-            </w:r>
-          </w:p>
-          <w:p>
-            <w:pPr>
-              <w:pStyle w:val="ABList"/>
-              <w:numPr>
-                <w:ilvl w:val="0"/>
-                <w:numId w:val="39"/>
-              </w:numPr>
-            </w:pPr>
-            <w:r>
-              <w:t>You should follow the recipe strictly or it won't taste good.</w:t>
-            </w:r>
-          </w:p>
-          <w:p>
-            <w:pPr>
-              <w:pStyle w:val="NumList"/>
-              <w:numPr>
-                <w:ilvl w:val="0"/>
-                <w:numId w:val="33"/>
-              </w:numPr>
-            </w:pPr>
-            <w:r>
-              <w:t xml:space="preserve"> The chef at the new restaurant is famous across the country.</w:t>
-            </w:r>
-          </w:p>
-          <w:p>
-            <w:pPr>
-              <w:pStyle w:val="ABList"/>
-              <w:numPr>
-                <w:ilvl w:val="0"/>
-                <w:numId w:val="40"/>
-              </w:numPr>
-            </w:pPr>
-            <w:r>
-              <w:t>The chef at the new restaurant is well known nationally.</w:t>
-            </w:r>
-          </w:p>
-          <w:p>
-            <w:pPr>
-              <w:pStyle w:val="ABList"/>
-              <w:numPr>
-                <w:ilvl w:val="0"/>
-                <w:numId w:val="40"/>
-              </w:numPr>
-            </w:pPr>
-            <w:r>
-              <w:t xml:space="preserve">The chef at the new restaurant is </w:t>
-            </w:r>
-            <w:proofErr w:type="spellStart"/>
-            <w:r>
-              <w:t>recognised</w:t>
-            </w:r>
-            <w:proofErr w:type="spellEnd"/>
-            <w:r>
-              <w:t xml:space="preserve"> across the country.</w:t>
-            </w:r>
-          </w:p>
-          <w:p>
-            <w:pPr>
-              <w:pStyle w:val="ABList"/>
-              <w:numPr>
-                <w:ilvl w:val="0"/>
-                <w:numId w:val="40"/>
-              </w:numPr>
-            </w:pPr>
-            <w:r>
-              <w:t>The chef at the new restaurant is unknown outside of his town.</w:t>
-            </w:r>
-          </w:p>
-          <w:p>
-            <w:pPr>
-              <w:pStyle w:val="NumList"/>
-              <w:numPr>
-                <w:ilvl w:val="0"/>
-                <w:numId w:val="33"/>
-              </w:numPr>
-            </w:pPr>
-            <w:r>
-              <w:t>I didn't like the soup; it was too spicy.</w:t>
-            </w:r>
-          </w:p>
-          <w:p>
-            <w:pPr>
-              <w:pStyle w:val="ABList"/>
-              <w:numPr>
-                <w:ilvl w:val="0"/>
-                <w:numId w:val="41"/>
-              </w:numPr>
-            </w:pPr>
-            <w:r>
-              <w:t>The soup had too much pepper.</w:t>
-            </w:r>
-          </w:p>
-          <w:p>
-            <w:pPr>
-              <w:pStyle w:val="ABList"/>
-              <w:numPr>
-                <w:ilvl w:val="0"/>
-                <w:numId w:val="41"/>
-              </w:numPr>
-            </w:pPr>
-            <w:r>
-              <w:t>The soup wasn't tasty.</w:t>
-            </w:r>
-          </w:p>
-          <w:p>
-            <w:pPr>
-              <w:pStyle w:val="ABList"/>
-              <w:numPr>
-                <w:ilvl w:val="0"/>
-                <w:numId w:val="41"/>
               </w:numPr>
             </w:pPr>
             <w:r>
@@ -13615,7 +14009,7 @@
               <w:pStyle w:val="NumList"/>
               <w:numPr>
                 <w:ilvl w:val="0"/>
-                <w:numId w:val="42"/>
+                <w:numId w:val="36"/>
               </w:numPr>
             </w:pPr>
             <w:r>
@@ -13627,7 +14021,7 @@
               <w:pStyle w:val="NumList"/>
               <w:numPr>
                 <w:ilvl w:val="0"/>
-                <w:numId w:val="42"/>
+                <w:numId w:val="36"/>
               </w:numPr>
             </w:pPr>
             <w:r>
@@ -13639,7 +14033,7 @@
               <w:pStyle w:val="NumList"/>
               <w:numPr>
                 <w:ilvl w:val="0"/>
-                <w:numId w:val="42"/>
+                <w:numId w:val="36"/>
               </w:numPr>
             </w:pPr>
             <w:r>
@@ -13651,7 +14045,7 @@
               <w:pStyle w:val="NumList"/>
               <w:numPr>
                 <w:ilvl w:val="0"/>
-                <w:numId w:val="42"/>
+                <w:numId w:val="36"/>
               </w:numPr>
             </w:pPr>
             <w:r>
@@ -13663,7 +14057,7 @@
               <w:pStyle w:val="NumList"/>
               <w:numPr>
                 <w:ilvl w:val="0"/>
-                <w:numId w:val="42"/>
+                <w:numId w:val="36"/>
               </w:numPr>
             </w:pPr>
             <w:r>
@@ -13675,7 +14069,7 @@
               <w:pStyle w:val="ABList"/>
               <w:numPr>
                 <w:ilvl w:val="0"/>
-                <w:numId w:val="43"/>
+                <w:numId w:val="37"/>
               </w:numPr>
               <w:spacing w:before="120"/>
               <w:ind w:left="357" w:hanging="357"/>
@@ -13689,7 +14083,7 @@
               <w:pStyle w:val="ABList"/>
               <w:numPr>
                 <w:ilvl w:val="0"/>
-                <w:numId w:val="43"/>
+                <w:numId w:val="37"/>
               </w:numPr>
             </w:pPr>
             <w:r>
@@ -13701,7 +14095,7 @@
               <w:pStyle w:val="ABList"/>
               <w:numPr>
                 <w:ilvl w:val="0"/>
-                <w:numId w:val="43"/>
+                <w:numId w:val="37"/>
               </w:numPr>
             </w:pPr>
             <w:r>
@@ -13839,15 +14233,7 @@
               <w:pStyle w:val="SS3M-115"/>
             </w:pPr>
             <w:r>
-              <w:t xml:space="preserve">You are going to hear an interview with a chef about a TV </w:t>
-            </w:r>
-            <w:proofErr w:type="spellStart"/>
-            <w:r>
-              <w:t>programme</w:t>
-            </w:r>
-            <w:proofErr w:type="spellEnd"/>
-            <w:r>
-              <w:t xml:space="preserve"> he has made about food in China.</w:t>
+              <w:t>You are going to hear an interview with a chef about a TV programme he has made about food in China.</w:t>
             </w:r>
           </w:p>
           <w:p>
@@ -13912,7 +14298,7 @@
                     <w:pStyle w:val="NumList"/>
                     <w:numPr>
                       <w:ilvl w:val="0"/>
-                      <w:numId w:val="44"/>
+                      <w:numId w:val="38"/>
                     </w:numPr>
                   </w:pPr>
                   <w:r>
@@ -13924,7 +14310,7 @@
                     <w:pStyle w:val="NumList"/>
                     <w:numPr>
                       <w:ilvl w:val="0"/>
-                      <w:numId w:val="44"/>
+                      <w:numId w:val="38"/>
                     </w:numPr>
                   </w:pPr>
                   <w:r>
@@ -13936,7 +14322,7 @@
                     <w:pStyle w:val="NumList"/>
                     <w:numPr>
                       <w:ilvl w:val="0"/>
-                      <w:numId w:val="44"/>
+                      <w:numId w:val="38"/>
                     </w:numPr>
                   </w:pPr>
                   <w:r>
@@ -13948,7 +14334,7 @@
                     <w:pStyle w:val="NumList"/>
                     <w:numPr>
                       <w:ilvl w:val="0"/>
-                      <w:numId w:val="44"/>
+                      <w:numId w:val="38"/>
                     </w:numPr>
                   </w:pPr>
                   <w:r>
@@ -13960,7 +14346,7 @@
                     <w:pStyle w:val="NumList"/>
                     <w:numPr>
                       <w:ilvl w:val="0"/>
-                      <w:numId w:val="44"/>
+                      <w:numId w:val="38"/>
                     </w:numPr>
                   </w:pPr>
                   <w:r>
@@ -13994,7 +14380,7 @@
                     <w:pStyle w:val="ABList"/>
                     <w:numPr>
                       <w:ilvl w:val="0"/>
-                      <w:numId w:val="45"/>
+                      <w:numId w:val="39"/>
                     </w:numPr>
                   </w:pPr>
                   <w:r>
@@ -14006,7 +14392,7 @@
                     <w:pStyle w:val="ABList"/>
                     <w:numPr>
                       <w:ilvl w:val="0"/>
-                      <w:numId w:val="45"/>
+                      <w:numId w:val="39"/>
                     </w:numPr>
                   </w:pPr>
                   <w:r>
@@ -14018,7 +14404,7 @@
                     <w:pStyle w:val="ABList"/>
                     <w:numPr>
                       <w:ilvl w:val="0"/>
-                      <w:numId w:val="45"/>
+                      <w:numId w:val="39"/>
                     </w:numPr>
                   </w:pPr>
                   <w:r>
@@ -14030,7 +14416,7 @@
                     <w:pStyle w:val="ABList"/>
                     <w:numPr>
                       <w:ilvl w:val="0"/>
-                      <w:numId w:val="45"/>
+                      <w:numId w:val="39"/>
                     </w:numPr>
                   </w:pPr>
                   <w:r>
@@ -14042,7 +14428,7 @@
                     <w:pStyle w:val="ABList"/>
                     <w:numPr>
                       <w:ilvl w:val="0"/>
-                      <w:numId w:val="45"/>
+                      <w:numId w:val="39"/>
                     </w:numPr>
                   </w:pPr>
                   <w:r>
@@ -14054,7 +14440,7 @@
                     <w:pStyle w:val="ABList"/>
                     <w:numPr>
                       <w:ilvl w:val="0"/>
-                      <w:numId w:val="45"/>
+                      <w:numId w:val="39"/>
                     </w:numPr>
                   </w:pPr>
                   <w:r>
@@ -14287,7 +14673,6 @@
                 <w:szCs w:val="26"/>
               </w:rPr>
             </w:pPr>
-            <w:proofErr w:type="spellStart"/>
             <w:r>
               <w:rPr>
                 <w:rFonts w:ascii="Source Sans 3" w:hAnsi="Source Sans 3"/>
@@ -14295,17 +14680,7 @@
                 <w:sz w:val="23"/>
                 <w:szCs w:val="23"/>
               </w:rPr>
-              <w:t>organise</w:t>
-            </w:r>
-            <w:proofErr w:type="spellEnd"/>
-            <w:r>
-              <w:rPr>
-                <w:rFonts w:ascii="Source Sans 3" w:hAnsi="Source Sans 3"/>
-                <w:color w:val="FFFFFF" w:themeColor="background1"/>
-                <w:sz w:val="23"/>
-                <w:szCs w:val="23"/>
-              </w:rPr>
-              <w:t xml:space="preserve"> your talk (Speaking Part 2).</w:t>
+              <w:t>organise your talk (Speaking Part 2).</w:t>
             </w:r>
           </w:p>
         </w:tc>
@@ -14604,11 +14979,9 @@
                   <w:tcW w:w="0" w:type="auto"/>
                 </w:tcPr>
                 <w:p>
-                  <w:proofErr w:type="spellStart"/>
                   <w:r>
                     <w:t>chillies</w:t>
                   </w:r>
-                  <w:proofErr w:type="spellEnd"/>
                 </w:p>
               </w:tc>
             </w:tr>
@@ -14860,15 +15233,7 @@
               <w:spacing w:after="120"/>
             </w:pPr>
             <w:r>
-              <w:t xml:space="preserve">With a partner, discuss your </w:t>
-            </w:r>
-            <w:proofErr w:type="spellStart"/>
-            <w:r>
-              <w:t>favourite</w:t>
-            </w:r>
-            <w:proofErr w:type="spellEnd"/>
-            <w:r>
-              <w:t xml:space="preserve"> food. What ingredients are used to make it?</w:t>
+              <w:t>With a partner, discuss your favourite food. What ingredients are used to make it?</w:t>
             </w:r>
           </w:p>
         </w:tc>
@@ -15727,7 +16092,7 @@
                     <w:pStyle w:val="NumList"/>
                     <w:numPr>
                       <w:ilvl w:val="0"/>
-                      <w:numId w:val="46"/>
+                      <w:numId w:val="40"/>
                     </w:numPr>
                     <w:ind w:left="284" w:hanging="284"/>
                   </w:pPr>
@@ -15746,7 +16111,7 @@
                     <w:pStyle w:val="NumList"/>
                     <w:numPr>
                       <w:ilvl w:val="0"/>
-                      <w:numId w:val="46"/>
+                      <w:numId w:val="40"/>
                     </w:numPr>
                     <w:ind w:left="284" w:hanging="284"/>
                   </w:pPr>
@@ -15768,15 +16133,13 @@
                     <w:pStyle w:val="NumList"/>
                     <w:numPr>
                       <w:ilvl w:val="0"/>
-                      <w:numId w:val="46"/>
+                      <w:numId w:val="40"/>
                     </w:numPr>
                     <w:ind w:left="284" w:hanging="284"/>
                   </w:pPr>
-                  <w:proofErr w:type="spellStart"/>
                   <w:r>
                     <w:t>There</w:t>
                   </w:r>
-                  <w:proofErr w:type="spellEnd"/>
                   <w:r>
                     <w:t xml:space="preserve"> ___</w:t>
                   </w:r>
@@ -15789,7 +16152,7 @@
                     <w:pStyle w:val="NumList"/>
                     <w:numPr>
                       <w:ilvl w:val="0"/>
-                      <w:numId w:val="46"/>
+                      <w:numId w:val="40"/>
                     </w:numPr>
                     <w:ind w:left="284" w:hanging="284"/>
                   </w:pPr>
@@ -15808,7 +16171,7 @@
                     <w:pStyle w:val="NumList"/>
                     <w:numPr>
                       <w:ilvl w:val="0"/>
-                      <w:numId w:val="46"/>
+                      <w:numId w:val="40"/>
                     </w:numPr>
                     <w:ind w:left="284" w:hanging="284"/>
                   </w:pPr>
@@ -15827,7 +16190,7 @@
                     <w:pStyle w:val="NumList"/>
                     <w:numPr>
                       <w:ilvl w:val="0"/>
-                      <w:numId w:val="46"/>
+                      <w:numId w:val="40"/>
                     </w:numPr>
                     <w:ind w:left="284" w:hanging="284"/>
                   </w:pPr>
@@ -16953,7 +17316,7 @@
               <w:pStyle w:val="NumList"/>
               <w:numPr>
                 <w:ilvl w:val="0"/>
-                <w:numId w:val="47"/>
+                <w:numId w:val="41"/>
               </w:numPr>
               <w:spacing w:before="120"/>
               <w:ind w:left="284" w:hanging="284"/>
@@ -16967,7 +17330,7 @@
               <w:pStyle w:val="NumList"/>
               <w:numPr>
                 <w:ilvl w:val="0"/>
-                <w:numId w:val="47"/>
+                <w:numId w:val="41"/>
               </w:numPr>
               <w:ind w:left="284" w:hanging="284"/>
             </w:pPr>
@@ -16980,7 +17343,7 @@
               <w:pStyle w:val="NumList"/>
               <w:numPr>
                 <w:ilvl w:val="0"/>
-                <w:numId w:val="47"/>
+                <w:numId w:val="41"/>
               </w:numPr>
               <w:ind w:left="284" w:hanging="284"/>
             </w:pPr>
@@ -16993,7 +17356,7 @@
               <w:pStyle w:val="NumList"/>
               <w:numPr>
                 <w:ilvl w:val="0"/>
-                <w:numId w:val="47"/>
+                <w:numId w:val="41"/>
               </w:numPr>
               <w:ind w:left="284" w:hanging="284"/>
             </w:pPr>
@@ -17006,7 +17369,7 @@
               <w:pStyle w:val="NumList"/>
               <w:numPr>
                 <w:ilvl w:val="0"/>
-                <w:numId w:val="47"/>
+                <w:numId w:val="41"/>
               </w:numPr>
               <w:ind w:left="284" w:hanging="284"/>
             </w:pPr>
@@ -17219,7 +17582,7 @@
                     <w:pStyle w:val="SS3-115"/>
                     <w:numPr>
                       <w:ilvl w:val="0"/>
-                      <w:numId w:val="48"/>
+                      <w:numId w:val="42"/>
                     </w:numPr>
                     <w:spacing w:before="240"/>
                     <w:ind w:left="284" w:hanging="284"/>
@@ -17233,23 +17596,7 @@
                       <w:i/>
                       <w:iCs/>
                     </w:rPr>
-                    <w:t xml:space="preserve">We love meat, traditional, lots of </w:t>
-                  </w:r>
-                  <w:proofErr w:type="gramStart"/>
-                  <w:r>
-                    <w:rPr>
-                      <w:i/>
-                      <w:iCs/>
-                    </w:rPr>
-                    <w:t>sheep!,</w:t>
-                  </w:r>
-                  <w:proofErr w:type="gramEnd"/>
-                  <w:r>
-                    <w:rPr>
-                      <w:i/>
-                      <w:iCs/>
-                    </w:rPr>
-                    <w:t xml:space="preserve"> proud of our cuisine</w:t>
+                    <w:t>We love meat, traditional, lots of sheep!, proud of our cuisine</w:t>
                   </w:r>
                 </w:p>
                 <w:p>
@@ -17257,7 +17604,7 @@
                     <w:pStyle w:val="SS3-115"/>
                     <w:numPr>
                       <w:ilvl w:val="0"/>
-                      <w:numId w:val="48"/>
+                      <w:numId w:val="42"/>
                     </w:numPr>
                     <w:ind w:left="284" w:hanging="284"/>
                     <w:rPr>
@@ -17278,7 +17625,7 @@
                     <w:pStyle w:val="SS3-115"/>
                     <w:numPr>
                       <w:ilvl w:val="0"/>
-                      <w:numId w:val="48"/>
+                      <w:numId w:val="42"/>
                     </w:numPr>
                     <w:ind w:left="284" w:hanging="284"/>
                     <w:rPr>
@@ -17299,7 +17646,7 @@
                     <w:pStyle w:val="SS3-115"/>
                     <w:numPr>
                       <w:ilvl w:val="0"/>
-                      <w:numId w:val="48"/>
+                      <w:numId w:val="42"/>
                     </w:numPr>
                     <w:ind w:left="284" w:hanging="284"/>
                   </w:pPr>
@@ -17688,7 +18035,7 @@
               <w:pStyle w:val="ABList"/>
               <w:numPr>
                 <w:ilvl w:val="0"/>
-                <w:numId w:val="49"/>
+                <w:numId w:val="43"/>
               </w:numPr>
               <w:ind w:left="284" w:hanging="284"/>
             </w:pPr>
@@ -17701,7 +18048,7 @@
               <w:pStyle w:val="ABList"/>
               <w:numPr>
                 <w:ilvl w:val="0"/>
-                <w:numId w:val="49"/>
+                <w:numId w:val="43"/>
               </w:numPr>
               <w:ind w:left="284" w:hanging="284"/>
             </w:pPr>
@@ -17850,23 +18197,7 @@
                 <w:sz w:val="21"/>
                 <w:szCs w:val="21"/>
               </w:rPr>
-              <w:t xml:space="preserve">When you are asked to speak on a topic for two minutes you should try and </w:t>
-            </w:r>
-            <w:proofErr w:type="spellStart"/>
-            <w:r>
-              <w:rPr>
-                <w:sz w:val="21"/>
-                <w:szCs w:val="21"/>
-              </w:rPr>
-              <w:t>organise</w:t>
-            </w:r>
-            <w:proofErr w:type="spellEnd"/>
-            <w:r>
-              <w:rPr>
-                <w:sz w:val="21"/>
-                <w:szCs w:val="21"/>
-              </w:rPr>
-              <w:t xml:space="preserve"> your talk:</w:t>
+              <w:t>When you are asked to speak on a topic for two minutes you should try and organise your talk:</w:t>
             </w:r>
           </w:p>
           <w:p>
@@ -18032,7 +18363,7 @@
               <w:pStyle w:val="NumList"/>
               <w:numPr>
                 <w:ilvl w:val="0"/>
-                <w:numId w:val="50"/>
+                <w:numId w:val="44"/>
               </w:numPr>
               <w:ind w:left="284" w:hanging="284"/>
             </w:pPr>
@@ -18044,15 +18375,7 @@
               <w:t>I'm going to talk about</w:t>
             </w:r>
             <w:r>
-              <w:t xml:space="preserve"> my </w:t>
-            </w:r>
-            <w:proofErr w:type="spellStart"/>
-            <w:r>
-              <w:t>favourite</w:t>
-            </w:r>
-            <w:proofErr w:type="spellEnd"/>
-            <w:r>
-              <w:t xml:space="preserve"> food, paella.</w:t>
+              <w:t xml:space="preserve"> my favourite food, paella.</w:t>
             </w:r>
           </w:p>
           <w:p>
@@ -18060,7 +18383,7 @@
               <w:pStyle w:val="NumList"/>
               <w:numPr>
                 <w:ilvl w:val="0"/>
-                <w:numId w:val="50"/>
+                <w:numId w:val="44"/>
               </w:numPr>
               <w:ind w:left="284" w:hanging="284"/>
             </w:pPr>
@@ -18080,7 +18403,7 @@
               <w:pStyle w:val="NumList"/>
               <w:numPr>
                 <w:ilvl w:val="0"/>
-                <w:numId w:val="50"/>
+                <w:numId w:val="44"/>
               </w:numPr>
               <w:ind w:left="284" w:hanging="284"/>
             </w:pPr>
@@ -18100,7 +18423,7 @@
               <w:pStyle w:val="NumList"/>
               <w:numPr>
                 <w:ilvl w:val="0"/>
-                <w:numId w:val="50"/>
+                <w:numId w:val="44"/>
               </w:numPr>
               <w:ind w:left="284" w:hanging="284"/>
             </w:pPr>
@@ -18120,7 +18443,7 @@
               <w:pStyle w:val="NumList"/>
               <w:numPr>
                 <w:ilvl w:val="0"/>
-                <w:numId w:val="50"/>
+                <w:numId w:val="44"/>
               </w:numPr>
               <w:ind w:left="284" w:hanging="284"/>
             </w:pPr>
@@ -18401,29 +18724,7 @@
                 <w:sz w:val="23"/>
                 <w:szCs w:val="23"/>
               </w:rPr>
-              <w:t xml:space="preserve">Spend one minute thinking how you will structure your talk, then take it in turns to </w:t>
-            </w:r>
-            <w:proofErr w:type="spellStart"/>
-            <w:r>
-              <w:rPr>
-                <w:rFonts w:ascii="Source Sans 3 Medium" w:hAnsi="Source Sans 3 Medium"/>
-                <w:b/>
-                <w:bCs/>
-                <w:sz w:val="23"/>
-                <w:szCs w:val="23"/>
-              </w:rPr>
-              <w:t>practise</w:t>
-            </w:r>
-            <w:proofErr w:type="spellEnd"/>
-            <w:r>
-              <w:rPr>
-                <w:rFonts w:ascii="Source Sans 3 Medium" w:hAnsi="Source Sans 3 Medium"/>
-                <w:b/>
-                <w:bCs/>
-                <w:sz w:val="23"/>
-                <w:szCs w:val="23"/>
-              </w:rPr>
-              <w:t xml:space="preserve"> presenting the information.</w:t>
+              <w:t>Spend one minute thinking how you will structure your talk, then take it in turns to practise presenting the information.</w:t>
             </w:r>
           </w:p>
           <w:p>
@@ -18431,15 +18732,7 @@
               <w:pStyle w:val="SS3-115"/>
             </w:pPr>
             <w:r>
-              <w:t xml:space="preserve">Describe your </w:t>
-            </w:r>
-            <w:proofErr w:type="spellStart"/>
-            <w:r>
-              <w:t>favourite</w:t>
-            </w:r>
-            <w:proofErr w:type="spellEnd"/>
-            <w:r>
-              <w:t xml:space="preserve"> food.</w:t>
+              <w:t>Describe your favourite food.</w:t>
             </w:r>
           </w:p>
           <w:p>
@@ -18644,25 +18937,7 @@
                       <w:iCs/>
                       <w:lang w:bidi="ar-SA"/>
                     </w:rPr>
-                    <w:t xml:space="preserve">only frozen! / </w:t>
-                  </w:r>
-                  <w:proofErr w:type="gramStart"/>
-                  <w:r>
-                    <w:rPr>
-                      <w:i/>
-                      <w:iCs/>
-                      <w:lang w:bidi="ar-SA"/>
-                    </w:rPr>
-                    <w:t>take</w:t>
-                  </w:r>
-                  <w:proofErr w:type="gramEnd"/>
-                  <w:r>
-                    <w:rPr>
-                      <w:i/>
-                      <w:iCs/>
-                      <w:lang w:bidi="ar-SA"/>
-                    </w:rPr>
-                    <w:t>-away</w:t>
+                    <w:t>only frozen! / take-away</w:t>
                   </w:r>
                 </w:p>
                 <w:p>
@@ -19294,7 +19569,6 @@
               </w:rPr>
               <w:t>It is important to listen carefully to the ending of words. For example, words ending in -ology and-</w:t>
             </w:r>
-            <w:proofErr w:type="spellStart"/>
             <w:r>
               <w:rPr>
                 <w:i/>
@@ -19304,7 +19578,6 @@
               </w:rPr>
               <w:t>tion</w:t>
             </w:r>
-            <w:proofErr w:type="spellEnd"/>
             <w:r>
               <w:rPr>
                 <w:sz w:val="21"/>
@@ -19388,23 +19661,7 @@
                 <w:sz w:val="21"/>
                 <w:szCs w:val="21"/>
               </w:rPr>
-              <w:t xml:space="preserve">In this type of task </w:t>
-            </w:r>
-            <w:proofErr w:type="gramStart"/>
-            <w:r>
-              <w:rPr>
-                <w:sz w:val="21"/>
-                <w:szCs w:val="21"/>
-              </w:rPr>
-              <w:t>you</w:t>
-            </w:r>
-            <w:proofErr w:type="gramEnd"/>
-            <w:r>
-              <w:rPr>
-                <w:sz w:val="21"/>
-                <w:szCs w:val="21"/>
-              </w:rPr>
-              <w:t xml:space="preserve"> complete sentences by writing up to three words, or two words and/or a number, in the gaps. The instructions tell you how many words you can write.</w:t>
+              <w:t>In this type of task you complete sentences by writing up to three words, or two words and/or a number, in the gaps. The instructions tell you how many words you can write.</w:t>
             </w:r>
           </w:p>
           <w:p>
@@ -19660,23 +19917,7 @@
                 <w:sz w:val="21"/>
                 <w:szCs w:val="21"/>
               </w:rPr>
-              <w:t xml:space="preserve">The pie chart shows which type of takeaway food is the most popular in the UK, while the bar chart shows how many Indian restaurants existed in the UK between 1960 and 2015. We can see that Chinese and Indian takeaways are the </w:t>
-            </w:r>
-            <w:proofErr w:type="spellStart"/>
-            <w:r>
-              <w:rPr>
-                <w:sz w:val="21"/>
-                <w:szCs w:val="21"/>
-              </w:rPr>
-              <w:t>favourites</w:t>
-            </w:r>
-            <w:proofErr w:type="spellEnd"/>
-            <w:r>
-              <w:rPr>
-                <w:sz w:val="21"/>
-                <w:szCs w:val="21"/>
-              </w:rPr>
-              <w:t>, and that the number of Indian restaurants in the UK rose steadily during this period.</w:t>
+              <w:t>The pie chart shows which type of takeaway food is the most popular in the UK, while the bar chart shows how many Indian restaurants existed in the UK between 1960 and 2015. We can see that Chinese and Indian takeaways are the favourites, and that the number of Indian restaurants in the UK rose steadily during this period.</w:t>
             </w:r>
           </w:p>
           <w:p>
@@ -19850,6 +20091,97 @@
 <file path=word/numbering.xml><?xml version="1.0" encoding="utf-8"?>
 <w:numbering xmlns:wpc="http://schemas.microsoft.com/office/word/2010/wordprocessingCanvas" xmlns:cx="http://schemas.microsoft.com/office/drawing/2014/chartex" xmlns:cx1="http://schemas.microsoft.com/office/drawing/2015/9/8/chartex" xmlns:cx2="http://schemas.microsoft.com/office/drawing/2015/10/21/chartex" xmlns:cx3="http://schemas.microsoft.com/office/drawing/2016/5/9/chartex" xmlns:cx4="http://schemas.microsoft.com/office/drawing/2016/5/10/chartex" xmlns:cx5="http://schemas.microsoft.com/office/drawing/2016/5/11/chartex" xmlns:cx6="http://schemas.microsoft.com/office/drawing/2016/5/12/chartex" xmlns:cx7="http://schemas.microsoft.com/office/drawing/2016/5/13/chartex" xmlns:cx8="http://schemas.microsoft.com/office/drawing/2016/5/14/chartex" xmlns:mc="http://schemas.openxmlformats.org/markup-compatibility/2006" xmlns:aink="http://schemas.microsoft.com/office/drawing/2016/ink" xmlns:am3d="http://schemas.microsoft.com/office/drawing/2017/model3d" xmlns:o="urn:schemas-microsoft-com:office:office" xmlns:oel="http://schemas.microsoft.com/office/2019/extlst" xmlns:r="http://schemas.openxmlformats.org/officeDocument/2006/relationships" xmlns:m="http://schemas.openxmlformats.org/officeDocument/2006/math" xmlns:v="urn:schemas-microsoft-com:vml" xmlns:wp14="http://schemas.microsoft.com/office/word/2010/wordprocessingDrawing" xmlns:wp="http://schemas.openxmlformats.org/drawingml/2006/wordprocessingDrawing" xmlns:w10="urn:schemas-microsoft-com:office:word" xmlns:w="http://schemas.openxmlformats.org/wordprocessingml/2006/main" xmlns:w14="http://schemas.microsoft.com/office/word/2010/wordml" xmlns:w15="http://schemas.microsoft.com/office/word/2012/wordml" xmlns:w16cex="http://schemas.microsoft.com/office/word/2018/wordml/cex" xmlns:w16cid="http://schemas.microsoft.com/office/word/2016/wordml/cid" xmlns:w16="http://schemas.microsoft.com/office/word/2018/wordml" xmlns:w16du="http://schemas.microsoft.com/office/word/2023/wordml/word16du" xmlns:w16sdtdh="http://schemas.microsoft.com/office/word/2020/wordml/sdtdatahash" xmlns:w16sdtfl="http://schemas.microsoft.com/office/word/2024/wordml/sdtformatlock" xmlns:w16se="http://schemas.microsoft.com/office/word/2015/wordml/symex" xmlns:wpg="http://schemas.microsoft.com/office/word/2010/wordprocessingGroup" xmlns:wpi="http://schemas.microsoft.com/office/word/2010/wordprocessingInk" xmlns:wne="http://schemas.microsoft.com/office/word/2006/wordml" xmlns:wps="http://schemas.microsoft.com/office/word/2010/wordprocessingShape" mc:Ignorable="w14 w15 w16se w16cid w16 w16cex w16sdtdh w16sdtfl w16du wp14">
   <w:abstractNum w:abstractNumId="0" w15:restartNumberingAfterBreak="0">
+    <w:nsid w:val="15F45986"/>
+    <w:multiLevelType w:val="hybridMultilevel"/>
+    <w:tmpl w:val="5F68A7DA"/>
+    <w:lvl w:ilvl="0" w:tplc="8D2C3A82">
+      <w:start w:val="3"/>
+      <w:numFmt w:val="upperLetter"/>
+      <w:lvlText w:val="%1:"/>
+      <w:lvlJc w:val="left"/>
+      <w:pPr>
+        <w:ind w:left="360" w:hanging="360"/>
+      </w:pPr>
+      <w:rPr>
+        <w:rFonts w:hint="default"/>
+        <w:b/>
+        <w:bCs/>
+      </w:rPr>
+    </w:lvl>
+    <w:lvl w:ilvl="1" w:tplc="04090019" w:tentative="1">
+      <w:start w:val="1"/>
+      <w:numFmt w:val="lowerLetter"/>
+      <w:lvlText w:val="%2."/>
+      <w:lvlJc w:val="left"/>
+      <w:pPr>
+        <w:ind w:left="1440" w:hanging="360"/>
+      </w:pPr>
+    </w:lvl>
+    <w:lvl w:ilvl="2" w:tplc="0409001B" w:tentative="1">
+      <w:start w:val="1"/>
+      <w:numFmt w:val="lowerRoman"/>
+      <w:lvlText w:val="%3."/>
+      <w:lvlJc w:val="right"/>
+      <w:pPr>
+        <w:ind w:left="2160" w:hanging="180"/>
+      </w:pPr>
+    </w:lvl>
+    <w:lvl w:ilvl="3" w:tplc="0409000F" w:tentative="1">
+      <w:start w:val="1"/>
+      <w:numFmt w:val="decimal"/>
+      <w:lvlText w:val="%4."/>
+      <w:lvlJc w:val="left"/>
+      <w:pPr>
+        <w:ind w:left="2880" w:hanging="360"/>
+      </w:pPr>
+    </w:lvl>
+    <w:lvl w:ilvl="4" w:tplc="04090019" w:tentative="1">
+      <w:start w:val="1"/>
+      <w:numFmt w:val="lowerLetter"/>
+      <w:lvlText w:val="%5."/>
+      <w:lvlJc w:val="left"/>
+      <w:pPr>
+        <w:ind w:left="3600" w:hanging="360"/>
+      </w:pPr>
+    </w:lvl>
+    <w:lvl w:ilvl="5" w:tplc="0409001B" w:tentative="1">
+      <w:start w:val="1"/>
+      <w:numFmt w:val="lowerRoman"/>
+      <w:lvlText w:val="%6."/>
+      <w:lvlJc w:val="right"/>
+      <w:pPr>
+        <w:ind w:left="4320" w:hanging="180"/>
+      </w:pPr>
+    </w:lvl>
+    <w:lvl w:ilvl="6" w:tplc="0409000F" w:tentative="1">
+      <w:start w:val="1"/>
+      <w:numFmt w:val="decimal"/>
+      <w:lvlText w:val="%7."/>
+      <w:lvlJc w:val="left"/>
+      <w:pPr>
+        <w:ind w:left="5040" w:hanging="360"/>
+      </w:pPr>
+    </w:lvl>
+    <w:lvl w:ilvl="7" w:tplc="04090019" w:tentative="1">
+      <w:start w:val="1"/>
+      <w:numFmt w:val="lowerLetter"/>
+      <w:lvlText w:val="%8."/>
+      <w:lvlJc w:val="left"/>
+      <w:pPr>
+        <w:ind w:left="5760" w:hanging="360"/>
+      </w:pPr>
+    </w:lvl>
+    <w:lvl w:ilvl="8" w:tplc="0409001B" w:tentative="1">
+      <w:start w:val="1"/>
+      <w:numFmt w:val="lowerRoman"/>
+      <w:lvlText w:val="%9."/>
+      <w:lvlJc w:val="right"/>
+      <w:pPr>
+        <w:ind w:left="6480" w:hanging="180"/>
+      </w:pPr>
+    </w:lvl>
+  </w:abstractNum>
+  <w:abstractNum w:abstractNumId="1" w15:restartNumberingAfterBreak="0">
     <w:nsid w:val="197266A6"/>
     <w:multiLevelType w:val="hybridMultilevel"/>
     <w:tmpl w:val="F1669EF0"/>
@@ -19941,7 +20273,7 @@
       </w:pPr>
     </w:lvl>
   </w:abstractNum>
-  <w:abstractNum w:abstractNumId="1" w15:restartNumberingAfterBreak="0">
+  <w:abstractNum w:abstractNumId="2" w15:restartNumberingAfterBreak="0">
     <w:nsid w:val="1A9B5B93"/>
     <w:multiLevelType w:val="hybridMultilevel"/>
     <w:tmpl w:val="56683C18"/>
@@ -20035,7 +20367,7 @@
       </w:pPr>
     </w:lvl>
   </w:abstractNum>
-  <w:abstractNum w:abstractNumId="2" w15:restartNumberingAfterBreak="0">
+  <w:abstractNum w:abstractNumId="3" w15:restartNumberingAfterBreak="0">
     <w:nsid w:val="21255300"/>
     <w:multiLevelType w:val="hybridMultilevel"/>
     <w:tmpl w:val="AECA1376"/>
@@ -20151,7 +20483,7 @@
       </w:rPr>
     </w:lvl>
   </w:abstractNum>
-  <w:abstractNum w:abstractNumId="3" w15:restartNumberingAfterBreak="0">
+  <w:abstractNum w:abstractNumId="4" w15:restartNumberingAfterBreak="0">
     <w:nsid w:val="25876EEC"/>
     <w:multiLevelType w:val="hybridMultilevel"/>
     <w:tmpl w:val="A1D03A24"/>
@@ -20250,7 +20582,7 @@
       </w:pPr>
     </w:lvl>
   </w:abstractNum>
-  <w:abstractNum w:abstractNumId="4" w15:restartNumberingAfterBreak="0">
+  <w:abstractNum w:abstractNumId="5" w15:restartNumberingAfterBreak="0">
     <w:nsid w:val="26C50506"/>
     <w:multiLevelType w:val="hybridMultilevel"/>
     <w:tmpl w:val="BA2C9EA0"/>
@@ -20347,7 +20679,97 @@
       </w:pPr>
     </w:lvl>
   </w:abstractNum>
-  <w:abstractNum w:abstractNumId="5" w15:restartNumberingAfterBreak="0">
+  <w:abstractNum w:abstractNumId="6" w15:restartNumberingAfterBreak="0">
+    <w:nsid w:val="31251E45"/>
+    <w:multiLevelType w:val="hybridMultilevel"/>
+    <w:tmpl w:val="86D65C86"/>
+    <w:lvl w:ilvl="0" w:tplc="0134A580">
+      <w:start w:val="1"/>
+      <w:numFmt w:val="lowerRoman"/>
+      <w:lvlText w:val="%1."/>
+      <w:lvlJc w:val="right"/>
+      <w:pPr>
+        <w:ind w:left="720" w:hanging="360"/>
+      </w:pPr>
+      <w:rPr>
+        <w:b/>
+        <w:bCs/>
+      </w:rPr>
+    </w:lvl>
+    <w:lvl w:ilvl="1" w:tplc="04090019" w:tentative="1">
+      <w:start w:val="1"/>
+      <w:numFmt w:val="lowerLetter"/>
+      <w:lvlText w:val="%2."/>
+      <w:lvlJc w:val="left"/>
+      <w:pPr>
+        <w:ind w:left="1440" w:hanging="360"/>
+      </w:pPr>
+    </w:lvl>
+    <w:lvl w:ilvl="2" w:tplc="0409001B" w:tentative="1">
+      <w:start w:val="1"/>
+      <w:numFmt w:val="lowerRoman"/>
+      <w:lvlText w:val="%3."/>
+      <w:lvlJc w:val="right"/>
+      <w:pPr>
+        <w:ind w:left="2160" w:hanging="180"/>
+      </w:pPr>
+    </w:lvl>
+    <w:lvl w:ilvl="3" w:tplc="0409000F" w:tentative="1">
+      <w:start w:val="1"/>
+      <w:numFmt w:val="decimal"/>
+      <w:lvlText w:val="%4."/>
+      <w:lvlJc w:val="left"/>
+      <w:pPr>
+        <w:ind w:left="2880" w:hanging="360"/>
+      </w:pPr>
+    </w:lvl>
+    <w:lvl w:ilvl="4" w:tplc="04090019" w:tentative="1">
+      <w:start w:val="1"/>
+      <w:numFmt w:val="lowerLetter"/>
+      <w:lvlText w:val="%5."/>
+      <w:lvlJc w:val="left"/>
+      <w:pPr>
+        <w:ind w:left="3600" w:hanging="360"/>
+      </w:pPr>
+    </w:lvl>
+    <w:lvl w:ilvl="5" w:tplc="0409001B" w:tentative="1">
+      <w:start w:val="1"/>
+      <w:numFmt w:val="lowerRoman"/>
+      <w:lvlText w:val="%6."/>
+      <w:lvlJc w:val="right"/>
+      <w:pPr>
+        <w:ind w:left="4320" w:hanging="180"/>
+      </w:pPr>
+    </w:lvl>
+    <w:lvl w:ilvl="6" w:tplc="0409000F" w:tentative="1">
+      <w:start w:val="1"/>
+      <w:numFmt w:val="decimal"/>
+      <w:lvlText w:val="%7."/>
+      <w:lvlJc w:val="left"/>
+      <w:pPr>
+        <w:ind w:left="5040" w:hanging="360"/>
+      </w:pPr>
+    </w:lvl>
+    <w:lvl w:ilvl="7" w:tplc="04090019" w:tentative="1">
+      <w:start w:val="1"/>
+      <w:numFmt w:val="lowerLetter"/>
+      <w:lvlText w:val="%8."/>
+      <w:lvlJc w:val="left"/>
+      <w:pPr>
+        <w:ind w:left="5760" w:hanging="360"/>
+      </w:pPr>
+    </w:lvl>
+    <w:lvl w:ilvl="8" w:tplc="0409001B" w:tentative="1">
+      <w:start w:val="1"/>
+      <w:numFmt w:val="lowerRoman"/>
+      <w:lvlText w:val="%9."/>
+      <w:lvlJc w:val="right"/>
+      <w:pPr>
+        <w:ind w:left="6480" w:hanging="180"/>
+      </w:pPr>
+    </w:lvl>
+  </w:abstractNum>
+  <w:abstractNum w:abstractNumId="7" w15:restartNumberingAfterBreak="0">
     <w:nsid w:val="47E43907"/>
     <w:multiLevelType w:val="hybridMultilevel"/>
     <w:tmpl w:val="737A7654"/>
@@ -20438,7 +20860,7 @@
       </w:pPr>
     </w:lvl>
   </w:abstractNum>
-  <w:abstractNum w:abstractNumId="6" w15:restartNumberingAfterBreak="0">
+  <w:abstractNum w:abstractNumId="8" w15:restartNumberingAfterBreak="0">
     <w:nsid w:val="493E0CCB"/>
     <w:multiLevelType w:val="hybridMultilevel"/>
     <w:tmpl w:val="DE1A3DA8"/>
@@ -20554,193 +20976,10 @@
       </w:rPr>
     </w:lvl>
   </w:abstractNum>
-  <w:abstractNum w:abstractNumId="7" w15:restartNumberingAfterBreak="0">
-    <w:nsid w:val="51475700"/>
+  <w:abstractNum w:abstractNumId="9" w15:restartNumberingAfterBreak="0">
+    <w:nsid w:val="4F7462D7"/>
     <w:multiLevelType w:val="hybridMultilevel"/>
-    <w:tmpl w:val="BCDA66D6"/>
-    <w:lvl w:ilvl="0" w:tplc="72A80D18">
-      <w:start w:val="1"/>
-      <w:numFmt w:val="decimal"/>
-      <w:lvlText w:val="%1:"/>
-      <w:lvlJc w:val="left"/>
-      <w:pPr>
-        <w:ind w:left="6" w:hanging="360"/>
-      </w:pPr>
-      <w:rPr>
-        <w:rFonts w:ascii="Source Sans 3 Bold" w:hAnsi="Source Sans 3 Bold" w:cstheme="minorBidi" w:hint="default"/>
-        <w:b/>
-        <w:bCs/>
-      </w:rPr>
-    </w:lvl>
-    <w:lvl w:ilvl="1" w:tplc="04090019" w:tentative="1">
-      <w:start w:val="1"/>
-      <w:numFmt w:val="lowerLetter"/>
-      <w:lvlText w:val="%2."/>
-      <w:lvlJc w:val="left"/>
-      <w:pPr>
-        <w:ind w:left="726" w:hanging="360"/>
-      </w:pPr>
-    </w:lvl>
-    <w:lvl w:ilvl="2" w:tplc="0409001B" w:tentative="1">
-      <w:start w:val="1"/>
-      <w:numFmt w:val="lowerRoman"/>
-      <w:lvlText w:val="%3."/>
-      <w:lvlJc w:val="right"/>
-      <w:pPr>
-        <w:ind w:left="1446" w:hanging="180"/>
-      </w:pPr>
-    </w:lvl>
-    <w:lvl w:ilvl="3" w:tplc="0409000F" w:tentative="1">
-      <w:start w:val="1"/>
-      <w:numFmt w:val="decimal"/>
-      <w:lvlText w:val="%4."/>
-      <w:lvlJc w:val="left"/>
-      <w:pPr>
-        <w:ind w:left="2166" w:hanging="360"/>
-      </w:pPr>
-    </w:lvl>
-    <w:lvl w:ilvl="4" w:tplc="04090019" w:tentative="1">
-      <w:start w:val="1"/>
-      <w:numFmt w:val="lowerLetter"/>
-      <w:lvlText w:val="%5."/>
-      <w:lvlJc w:val="left"/>
-      <w:pPr>
-        <w:ind w:left="2886" w:hanging="360"/>
-      </w:pPr>
-    </w:lvl>
-    <w:lvl w:ilvl="5" w:tplc="0409001B" w:tentative="1">
-      <w:start w:val="1"/>
-      <w:numFmt w:val="lowerRoman"/>
-      <w:lvlText w:val="%6."/>
-      <w:lvlJc w:val="right"/>
-      <w:pPr>
-        <w:ind w:left="3606" w:hanging="180"/>
-      </w:pPr>
-    </w:lvl>
-    <w:lvl w:ilvl="6" w:tplc="0409000F" w:tentative="1">
-      <w:start w:val="1"/>
-      <w:numFmt w:val="decimal"/>
-      <w:lvlText w:val="%7."/>
-      <w:lvlJc w:val="left"/>
-      <w:pPr>
-        <w:ind w:left="4326" w:hanging="360"/>
-      </w:pPr>
-    </w:lvl>
-    <w:lvl w:ilvl="7" w:tplc="04090019" w:tentative="1">
-      <w:start w:val="1"/>
-      <w:numFmt w:val="lowerLetter"/>
-      <w:lvlText w:val="%8."/>
-      <w:lvlJc w:val="left"/>
-      <w:pPr>
-        <w:ind w:left="5046" w:hanging="360"/>
-      </w:pPr>
-    </w:lvl>
-    <w:lvl w:ilvl="8" w:tplc="0409001B" w:tentative="1">
-      <w:start w:val="1"/>
-      <w:numFmt w:val="lowerRoman"/>
-      <w:lvlText w:val="%9."/>
-      <w:lvlJc w:val="right"/>
-      <w:pPr>
-        <w:ind w:left="5766" w:hanging="180"/>
-      </w:pPr>
-    </w:lvl>
-  </w:abstractNum>
-  <w:abstractNum w:abstractNumId="8" w15:restartNumberingAfterBreak="0">
-    <w:nsid w:val="56425BE9"/>
-    <w:multiLevelType w:val="hybridMultilevel"/>
-    <w:tmpl w:val="AF2A6220"/>
-    <w:lvl w:ilvl="0" w:tplc="BB728E48">
-      <w:start w:val="1"/>
-      <w:numFmt w:val="decimal"/>
-      <w:pStyle w:val="BlkLp"/>
-      <w:lvlText w:val="%1:"/>
-      <w:lvlJc w:val="left"/>
-      <w:pPr>
-        <w:ind w:left="360" w:hanging="360"/>
-      </w:pPr>
-      <w:rPr>
-        <w:rFonts w:ascii="Source Sans 3" w:hAnsi="Source Sans 3" w:cstheme="minorBidi" w:hint="default"/>
-        <w:b/>
-        <w:bCs/>
-      </w:rPr>
-    </w:lvl>
-    <w:lvl w:ilvl="1" w:tplc="04090019" w:tentative="1">
-      <w:start w:val="1"/>
-      <w:numFmt w:val="lowerLetter"/>
-      <w:lvlText w:val="%2."/>
-      <w:lvlJc w:val="left"/>
-      <w:pPr>
-        <w:ind w:left="1080" w:hanging="360"/>
-      </w:pPr>
-    </w:lvl>
-    <w:lvl w:ilvl="2" w:tplc="0409001B" w:tentative="1">
-      <w:start w:val="1"/>
-      <w:numFmt w:val="lowerRoman"/>
-      <w:lvlText w:val="%3."/>
-      <w:lvlJc w:val="right"/>
-      <w:pPr>
-        <w:ind w:left="1800" w:hanging="180"/>
-      </w:pPr>
-    </w:lvl>
-    <w:lvl w:ilvl="3" w:tplc="0409000F" w:tentative="1">
-      <w:start w:val="1"/>
-      <w:numFmt w:val="decimal"/>
-      <w:lvlText w:val="%4."/>
-      <w:lvlJc w:val="left"/>
-      <w:pPr>
-        <w:ind w:left="2520" w:hanging="360"/>
-      </w:pPr>
-    </w:lvl>
-    <w:lvl w:ilvl="4" w:tplc="04090019" w:tentative="1">
-      <w:start w:val="1"/>
-      <w:numFmt w:val="lowerLetter"/>
-      <w:lvlText w:val="%5."/>
-      <w:lvlJc w:val="left"/>
-      <w:pPr>
-        <w:ind w:left="3240" w:hanging="360"/>
-      </w:pPr>
-    </w:lvl>
-    <w:lvl w:ilvl="5" w:tplc="0409001B" w:tentative="1">
-      <w:start w:val="1"/>
-      <w:numFmt w:val="lowerRoman"/>
-      <w:lvlText w:val="%6."/>
-      <w:lvlJc w:val="right"/>
-      <w:pPr>
-        <w:ind w:left="3960" w:hanging="180"/>
-      </w:pPr>
-    </w:lvl>
-    <w:lvl w:ilvl="6" w:tplc="0409000F" w:tentative="1">
-      <w:start w:val="1"/>
-      <w:numFmt w:val="decimal"/>
-      <w:lvlText w:val="%7."/>
-      <w:lvlJc w:val="left"/>
-      <w:pPr>
-        <w:ind w:left="4680" w:hanging="360"/>
-      </w:pPr>
-    </w:lvl>
-    <w:lvl w:ilvl="7" w:tplc="04090019" w:tentative="1">
-      <w:start w:val="1"/>
-      <w:numFmt w:val="lowerLetter"/>
-      <w:lvlText w:val="%8."/>
-      <w:lvlJc w:val="left"/>
-      <w:pPr>
-        <w:ind w:left="5400" w:hanging="360"/>
-      </w:pPr>
-    </w:lvl>
-    <w:lvl w:ilvl="8" w:tplc="0409001B" w:tentative="1">
-      <w:start w:val="1"/>
-      <w:numFmt w:val="lowerRoman"/>
-      <w:lvlText w:val="%9."/>
-      <w:lvlJc w:val="right"/>
-      <w:pPr>
-        <w:ind w:left="6120" w:hanging="180"/>
-      </w:pPr>
-    </w:lvl>
-  </w:abstractNum>
-  <w:abstractNum w:abstractNumId="9" w15:restartNumberingAfterBreak="0">
-    <w:nsid w:val="5AF93C4D"/>
-    <w:multiLevelType w:val="hybridMultilevel"/>
-    <w:tmpl w:val="53D4845E"/>
+    <w:tmpl w:val="39223B08"/>
     <w:lvl w:ilvl="0" w:tplc="88802C24">
       <w:start w:val="1"/>
       <w:numFmt w:val="lowerLetter"/>
@@ -20835,6 +21074,189 @@
     </w:lvl>
   </w:abstractNum>
   <w:abstractNum w:abstractNumId="10" w15:restartNumberingAfterBreak="0">
+    <w:nsid w:val="51475700"/>
+    <w:multiLevelType w:val="hybridMultilevel"/>
+    <w:tmpl w:val="BCDA66D6"/>
+    <w:lvl w:ilvl="0" w:tplc="72A80D18">
+      <w:start w:val="1"/>
+      <w:numFmt w:val="decimal"/>
+      <w:lvlText w:val="%1:"/>
+      <w:lvlJc w:val="left"/>
+      <w:pPr>
+        <w:ind w:left="6" w:hanging="360"/>
+      </w:pPr>
+      <w:rPr>
+        <w:rFonts w:ascii="Source Sans 3 Bold" w:hAnsi="Source Sans 3 Bold" w:cstheme="minorBidi" w:hint="default"/>
+        <w:b/>
+        <w:bCs/>
+      </w:rPr>
+    </w:lvl>
+    <w:lvl w:ilvl="1" w:tplc="04090019" w:tentative="1">
+      <w:start w:val="1"/>
+      <w:numFmt w:val="lowerLetter"/>
+      <w:lvlText w:val="%2."/>
+      <w:lvlJc w:val="left"/>
+      <w:pPr>
+        <w:ind w:left="726" w:hanging="360"/>
+      </w:pPr>
+    </w:lvl>
+    <w:lvl w:ilvl="2" w:tplc="0409001B" w:tentative="1">
+      <w:start w:val="1"/>
+      <w:numFmt w:val="lowerRoman"/>
+      <w:lvlText w:val="%3."/>
+      <w:lvlJc w:val="right"/>
+      <w:pPr>
+        <w:ind w:left="1446" w:hanging="180"/>
+      </w:pPr>
+    </w:lvl>
+    <w:lvl w:ilvl="3" w:tplc="0409000F" w:tentative="1">
+      <w:start w:val="1"/>
+      <w:numFmt w:val="decimal"/>
+      <w:lvlText w:val="%4."/>
+      <w:lvlJc w:val="left"/>
+      <w:pPr>
+        <w:ind w:left="2166" w:hanging="360"/>
+      </w:pPr>
+    </w:lvl>
+    <w:lvl w:ilvl="4" w:tplc="04090019" w:tentative="1">
+      <w:start w:val="1"/>
+      <w:numFmt w:val="lowerLetter"/>
+      <w:lvlText w:val="%5."/>
+      <w:lvlJc w:val="left"/>
+      <w:pPr>
+        <w:ind w:left="2886" w:hanging="360"/>
+      </w:pPr>
+    </w:lvl>
+    <w:lvl w:ilvl="5" w:tplc="0409001B" w:tentative="1">
+      <w:start w:val="1"/>
+      <w:numFmt w:val="lowerRoman"/>
+      <w:lvlText w:val="%6."/>
+      <w:lvlJc w:val="right"/>
+      <w:pPr>
+        <w:ind w:left="3606" w:hanging="180"/>
+      </w:pPr>
+    </w:lvl>
+    <w:lvl w:ilvl="6" w:tplc="0409000F" w:tentative="1">
+      <w:start w:val="1"/>
+      <w:numFmt w:val="decimal"/>
+      <w:lvlText w:val="%7."/>
+      <w:lvlJc w:val="left"/>
+      <w:pPr>
+        <w:ind w:left="4326" w:hanging="360"/>
+      </w:pPr>
+    </w:lvl>
+    <w:lvl w:ilvl="7" w:tplc="04090019" w:tentative="1">
+      <w:start w:val="1"/>
+      <w:numFmt w:val="lowerLetter"/>
+      <w:lvlText w:val="%8."/>
+      <w:lvlJc w:val="left"/>
+      <w:pPr>
+        <w:ind w:left="5046" w:hanging="360"/>
+      </w:pPr>
+    </w:lvl>
+    <w:lvl w:ilvl="8" w:tplc="0409001B" w:tentative="1">
+      <w:start w:val="1"/>
+      <w:numFmt w:val="lowerRoman"/>
+      <w:lvlText w:val="%9."/>
+      <w:lvlJc w:val="right"/>
+      <w:pPr>
+        <w:ind w:left="5766" w:hanging="180"/>
+      </w:pPr>
+    </w:lvl>
+  </w:abstractNum>
+  <w:abstractNum w:abstractNumId="11" w15:restartNumberingAfterBreak="0">
+    <w:nsid w:val="56425BE9"/>
+    <w:multiLevelType w:val="hybridMultilevel"/>
+    <w:tmpl w:val="AF2A6220"/>
+    <w:lvl w:ilvl="0" w:tplc="BB728E48">
+      <w:start w:val="1"/>
+      <w:numFmt w:val="decimal"/>
+      <w:pStyle w:val="BlkLp"/>
+      <w:lvlText w:val="%1:"/>
+      <w:lvlJc w:val="left"/>
+      <w:pPr>
+        <w:ind w:left="360" w:hanging="360"/>
+      </w:pPr>
+      <w:rPr>
+        <w:rFonts w:ascii="Source Sans 3" w:hAnsi="Source Sans 3" w:cstheme="minorBidi" w:hint="default"/>
+        <w:b/>
+        <w:bCs/>
+      </w:rPr>
+    </w:lvl>
+    <w:lvl w:ilvl="1" w:tplc="04090019" w:tentative="1">
+      <w:start w:val="1"/>
+      <w:numFmt w:val="lowerLetter"/>
+      <w:lvlText w:val="%2."/>
+      <w:lvlJc w:val="left"/>
+      <w:pPr>
+        <w:ind w:left="1080" w:hanging="360"/>
+      </w:pPr>
+    </w:lvl>
+    <w:lvl w:ilvl="2" w:tplc="0409001B" w:tentative="1">
+      <w:start w:val="1"/>
+      <w:numFmt w:val="lowerRoman"/>
+      <w:lvlText w:val="%3."/>
+      <w:lvlJc w:val="right"/>
+      <w:pPr>
+        <w:ind w:left="1800" w:hanging="180"/>
+      </w:pPr>
+    </w:lvl>
+    <w:lvl w:ilvl="3" w:tplc="0409000F" w:tentative="1">
+      <w:start w:val="1"/>
+      <w:numFmt w:val="decimal"/>
+      <w:lvlText w:val="%4."/>
+      <w:lvlJc w:val="left"/>
+      <w:pPr>
+        <w:ind w:left="2520" w:hanging="360"/>
+      </w:pPr>
+    </w:lvl>
+    <w:lvl w:ilvl="4" w:tplc="04090019" w:tentative="1">
+      <w:start w:val="1"/>
+      <w:numFmt w:val="lowerLetter"/>
+      <w:lvlText w:val="%5."/>
+      <w:lvlJc w:val="left"/>
+      <w:pPr>
+        <w:ind w:left="3240" w:hanging="360"/>
+      </w:pPr>
+    </w:lvl>
+    <w:lvl w:ilvl="5" w:tplc="0409001B" w:tentative="1">
+      <w:start w:val="1"/>
+      <w:numFmt w:val="lowerRoman"/>
+      <w:lvlText w:val="%6."/>
+      <w:lvlJc w:val="right"/>
+      <w:pPr>
+        <w:ind w:left="3960" w:hanging="180"/>
+      </w:pPr>
+    </w:lvl>
+    <w:lvl w:ilvl="6" w:tplc="0409000F" w:tentative="1">
+      <w:start w:val="1"/>
+      <w:numFmt w:val="decimal"/>
+      <w:lvlText w:val="%7."/>
+      <w:lvlJc w:val="left"/>
+      <w:pPr>
+        <w:ind w:left="4680" w:hanging="360"/>
+      </w:pPr>
+    </w:lvl>
+    <w:lvl w:ilvl="7" w:tplc="04090019" w:tentative="1">
+      <w:start w:val="1"/>
+      <w:numFmt w:val="lowerLetter"/>
+      <w:lvlText w:val="%8."/>
+      <w:lvlJc w:val="left"/>
+      <w:pPr>
+        <w:ind w:left="5400" w:hanging="360"/>
+      </w:pPr>
+    </w:lvl>
+    <w:lvl w:ilvl="8" w:tplc="0409001B" w:tentative="1">
+      <w:start w:val="1"/>
+      <w:numFmt w:val="lowerRoman"/>
+      <w:lvlText w:val="%9."/>
+      <w:lvlJc w:val="right"/>
+      <w:pPr>
+        <w:ind w:left="6120" w:hanging="180"/>
+      </w:pPr>
+    </w:lvl>
+  </w:abstractNum>
+  <w:abstractNum w:abstractNumId="12" w15:restartNumberingAfterBreak="0">
     <w:nsid w:val="65B525FF"/>
     <w:multiLevelType w:val="hybridMultilevel"/>
     <w:tmpl w:val="B72E09A6"/>
@@ -20928,7 +21350,7 @@
       </w:pPr>
     </w:lvl>
   </w:abstractNum>
-  <w:abstractNum w:abstractNumId="11" w15:restartNumberingAfterBreak="0">
+  <w:abstractNum w:abstractNumId="13" w15:restartNumberingAfterBreak="0">
     <w:nsid w:val="68BF3642"/>
     <w:multiLevelType w:val="hybridMultilevel"/>
     <w:tmpl w:val="6E0C331A"/>
@@ -21041,7 +21463,7 @@
       </w:rPr>
     </w:lvl>
   </w:abstractNum>
-  <w:abstractNum w:abstractNumId="12" w15:restartNumberingAfterBreak="0">
+  <w:abstractNum w:abstractNumId="14" w15:restartNumberingAfterBreak="0">
     <w:nsid w:val="6CBC4800"/>
     <w:multiLevelType w:val="hybridMultilevel"/>
     <w:tmpl w:val="57585E38"/>
@@ -21133,7 +21555,7 @@
       </w:pPr>
     </w:lvl>
   </w:abstractNum>
-  <w:abstractNum w:abstractNumId="13" w15:restartNumberingAfterBreak="0">
+  <w:abstractNum w:abstractNumId="15" w15:restartNumberingAfterBreak="0">
     <w:nsid w:val="76E045AD"/>
     <w:multiLevelType w:val="hybridMultilevel"/>
     <w:tmpl w:val="8FDA28B6"/>
@@ -21227,7 +21649,7 @@
       </w:pPr>
     </w:lvl>
   </w:abstractNum>
-  <w:abstractNum w:abstractNumId="14" w15:restartNumberingAfterBreak="0">
+  <w:abstractNum w:abstractNumId="16" w15:restartNumberingAfterBreak="0">
     <w:nsid w:val="7DC40942"/>
     <w:multiLevelType w:val="hybridMultilevel"/>
     <w:tmpl w:val="737A7654"/>
@@ -21319,264 +21741,252 @@
     </w:lvl>
   </w:abstractNum>
   <w:num w:numId="1" w16cid:durableId="667248184">
-    <w:abstractNumId w:val="6"/>
+    <w:abstractNumId w:val="8"/>
   </w:num>
   <w:num w:numId="2" w16cid:durableId="1279874749">
-    <w:abstractNumId w:val="8"/>
+    <w:abstractNumId w:val="11"/>
   </w:num>
   <w:num w:numId="3" w16cid:durableId="173349349">
-    <w:abstractNumId w:val="1"/>
+    <w:abstractNumId w:val="2"/>
   </w:num>
   <w:num w:numId="4" w16cid:durableId="508253352">
-    <w:abstractNumId w:val="11"/>
+    <w:abstractNumId w:val="13"/>
   </w:num>
   <w:num w:numId="5" w16cid:durableId="2039352844">
-    <w:abstractNumId w:val="12"/>
+    <w:abstractNumId w:val="14"/>
   </w:num>
   <w:num w:numId="6" w16cid:durableId="38865620">
-    <w:abstractNumId w:val="2"/>
+    <w:abstractNumId w:val="3"/>
   </w:num>
-  <w:num w:numId="7" w16cid:durableId="2074424680">
-    <w:abstractNumId w:val="5"/>
+  <w:num w:numId="7" w16cid:durableId="31273400">
+    <w:abstractNumId w:val="7"/>
     <w:lvlOverride w:ilvl="0">
       <w:startOverride w:val="1"/>
     </w:lvlOverride>
   </w:num>
-  <w:num w:numId="8" w16cid:durableId="1384452668">
-    <w:abstractNumId w:val="5"/>
+  <w:num w:numId="8" w16cid:durableId="687221267">
+    <w:abstractNumId w:val="7"/>
     <w:lvlOverride w:ilvl="0">
       <w:startOverride w:val="1"/>
     </w:lvlOverride>
   </w:num>
-  <w:num w:numId="9" w16cid:durableId="525292838">
-    <w:abstractNumId w:val="9"/>
-  </w:num>
-  <w:num w:numId="10" w16cid:durableId="1562328288">
-    <w:abstractNumId w:val="5"/>
+  <w:num w:numId="9" w16cid:durableId="1732997987">
+    <w:abstractNumId w:val="7"/>
     <w:lvlOverride w:ilvl="0">
       <w:startOverride w:val="1"/>
     </w:lvlOverride>
   </w:num>
-  <w:num w:numId="11" w16cid:durableId="137692820">
-    <w:abstractNumId w:val="5"/>
+  <w:num w:numId="10" w16cid:durableId="2124611912">
+    <w:abstractNumId w:val="12"/>
+  </w:num>
+  <w:num w:numId="11" w16cid:durableId="2019117025">
+    <w:abstractNumId w:val="7"/>
     <w:lvlOverride w:ilvl="0">
       <w:startOverride w:val="1"/>
     </w:lvlOverride>
   </w:num>
-  <w:num w:numId="12" w16cid:durableId="768816424">
-    <w:abstractNumId w:val="5"/>
+  <w:num w:numId="12" w16cid:durableId="1256130001">
+    <w:abstractNumId w:val="7"/>
     <w:lvlOverride w:ilvl="0">
       <w:startOverride w:val="1"/>
     </w:lvlOverride>
   </w:num>
-  <w:num w:numId="13" w16cid:durableId="31273400">
-    <w:abstractNumId w:val="5"/>
+  <w:num w:numId="13" w16cid:durableId="1526626826">
+    <w:abstractNumId w:val="7"/>
     <w:lvlOverride w:ilvl="0">
       <w:startOverride w:val="1"/>
     </w:lvlOverride>
   </w:num>
-  <w:num w:numId="14" w16cid:durableId="687221267">
-    <w:abstractNumId w:val="5"/>
+  <w:num w:numId="14" w16cid:durableId="152456329">
+    <w:abstractNumId w:val="7"/>
     <w:lvlOverride w:ilvl="0">
       <w:startOverride w:val="1"/>
     </w:lvlOverride>
   </w:num>
-  <w:num w:numId="15" w16cid:durableId="1732997987">
-    <w:abstractNumId w:val="5"/>
+  <w:num w:numId="15" w16cid:durableId="553472853">
+    <w:abstractNumId w:val="7"/>
     <w:lvlOverride w:ilvl="0">
       <w:startOverride w:val="1"/>
     </w:lvlOverride>
   </w:num>
-  <w:num w:numId="16" w16cid:durableId="2124611912">
-    <w:abstractNumId w:val="10"/>
+  <w:num w:numId="16" w16cid:durableId="374240416">
+    <w:abstractNumId w:val="15"/>
   </w:num>
-  <w:num w:numId="17" w16cid:durableId="2019117025">
-    <w:abstractNumId w:val="5"/>
+  <w:num w:numId="17" w16cid:durableId="1963729244">
+    <w:abstractNumId w:val="7"/>
     <w:lvlOverride w:ilvl="0">
       <w:startOverride w:val="1"/>
     </w:lvlOverride>
   </w:num>
-  <w:num w:numId="18" w16cid:durableId="1256130001">
-    <w:abstractNumId w:val="5"/>
+  <w:num w:numId="18" w16cid:durableId="1161773386">
+    <w:abstractNumId w:val="7"/>
     <w:lvlOverride w:ilvl="0">
       <w:startOverride w:val="1"/>
     </w:lvlOverride>
   </w:num>
-  <w:num w:numId="19" w16cid:durableId="1526626826">
+  <w:num w:numId="19" w16cid:durableId="211042559">
     <w:abstractNumId w:val="5"/>
+  </w:num>
+  <w:num w:numId="20" w16cid:durableId="1017467495">
+    <w:abstractNumId w:val="14"/>
     <w:lvlOverride w:ilvl="0">
       <w:startOverride w:val="1"/>
     </w:lvlOverride>
   </w:num>
-  <w:num w:numId="20" w16cid:durableId="152456329">
-    <w:abstractNumId w:val="5"/>
+  <w:num w:numId="21" w16cid:durableId="1988393757">
+    <w:abstractNumId w:val="14"/>
     <w:lvlOverride w:ilvl="0">
       <w:startOverride w:val="1"/>
     </w:lvlOverride>
   </w:num>
-  <w:num w:numId="21" w16cid:durableId="553472853">
-    <w:abstractNumId w:val="5"/>
+  <w:num w:numId="22" w16cid:durableId="1833989573">
+    <w:abstractNumId w:val="10"/>
+  </w:num>
+  <w:num w:numId="23" w16cid:durableId="1848447317">
+    <w:abstractNumId w:val="1"/>
+  </w:num>
+  <w:num w:numId="24" w16cid:durableId="588471169">
+    <w:abstractNumId w:val="14"/>
     <w:lvlOverride w:ilvl="0">
       <w:startOverride w:val="1"/>
     </w:lvlOverride>
   </w:num>
-  <w:num w:numId="22" w16cid:durableId="374240416">
-    <w:abstractNumId w:val="13"/>
+  <w:num w:numId="25" w16cid:durableId="1303266021">
+    <w:abstractNumId w:val="16"/>
   </w:num>
-  <w:num w:numId="23" w16cid:durableId="1963729244">
-    <w:abstractNumId w:val="5"/>
+  <w:num w:numId="26" w16cid:durableId="1868518779">
+    <w:abstractNumId w:val="1"/>
     <w:lvlOverride w:ilvl="0">
       <w:startOverride w:val="1"/>
     </w:lvlOverride>
   </w:num>
-  <w:num w:numId="24" w16cid:durableId="1161773386">
-    <w:abstractNumId w:val="5"/>
+  <w:num w:numId="27" w16cid:durableId="1389918515">
+    <w:abstractNumId w:val="1"/>
     <w:lvlOverride w:ilvl="0">
       <w:startOverride w:val="1"/>
     </w:lvlOverride>
   </w:num>
-  <w:num w:numId="25" w16cid:durableId="211042559">
-    <w:abstractNumId w:val="4"/>
-  </w:num>
-  <w:num w:numId="26" w16cid:durableId="1017467495">
-    <w:abstractNumId w:val="12"/>
+  <w:num w:numId="28" w16cid:durableId="271590750">
+    <w:abstractNumId w:val="14"/>
     <w:lvlOverride w:ilvl="0">
       <w:startOverride w:val="1"/>
     </w:lvlOverride>
   </w:num>
-  <w:num w:numId="27" w16cid:durableId="1988393757">
-    <w:abstractNumId w:val="12"/>
+  <w:num w:numId="29" w16cid:durableId="2827921">
+    <w:abstractNumId w:val="14"/>
     <w:lvlOverride w:ilvl="0">
       <w:startOverride w:val="1"/>
     </w:lvlOverride>
   </w:num>
-  <w:num w:numId="28" w16cid:durableId="1833989573">
-    <w:abstractNumId w:val="7"/>
-  </w:num>
-  <w:num w:numId="29" w16cid:durableId="1848447317">
-    <w:abstractNumId w:val="0"/>
-  </w:num>
-  <w:num w:numId="30" w16cid:durableId="588471169">
-    <w:abstractNumId w:val="12"/>
+  <w:num w:numId="30" w16cid:durableId="747312559">
+    <w:abstractNumId w:val="14"/>
     <w:lvlOverride w:ilvl="0">
       <w:startOverride w:val="1"/>
     </w:lvlOverride>
   </w:num>
-  <w:num w:numId="31" w16cid:durableId="1303266021">
+  <w:num w:numId="31" w16cid:durableId="1531991161">
     <w:abstractNumId w:val="14"/>
-  </w:num>
-  <w:num w:numId="32" w16cid:durableId="1868518779">
-    <w:abstractNumId w:val="0"/>
     <w:lvlOverride w:ilvl="0">
       <w:startOverride w:val="1"/>
     </w:lvlOverride>
   </w:num>
-  <w:num w:numId="33" w16cid:durableId="1389918515">
-    <w:abstractNumId w:val="0"/>
+  <w:num w:numId="32" w16cid:durableId="898244633">
+    <w:abstractNumId w:val="14"/>
     <w:lvlOverride w:ilvl="0">
       <w:startOverride w:val="1"/>
     </w:lvlOverride>
   </w:num>
-  <w:num w:numId="34" w16cid:durableId="271590750">
-    <w:abstractNumId w:val="12"/>
+  <w:num w:numId="33" w16cid:durableId="1441800048">
+    <w:abstractNumId w:val="14"/>
     <w:lvlOverride w:ilvl="0">
       <w:startOverride w:val="1"/>
     </w:lvlOverride>
   </w:num>
-  <w:num w:numId="35" w16cid:durableId="2827921">
-    <w:abstractNumId w:val="12"/>
+  <w:num w:numId="34" w16cid:durableId="1821650001">
+    <w:abstractNumId w:val="14"/>
     <w:lvlOverride w:ilvl="0">
       <w:startOverride w:val="1"/>
     </w:lvlOverride>
   </w:num>
-  <w:num w:numId="36" w16cid:durableId="747312559">
-    <w:abstractNumId w:val="12"/>
+  <w:num w:numId="35" w16cid:durableId="1425564372">
+    <w:abstractNumId w:val="14"/>
     <w:lvlOverride w:ilvl="0">
       <w:startOverride w:val="1"/>
     </w:lvlOverride>
   </w:num>
-  <w:num w:numId="37" w16cid:durableId="1531991161">
-    <w:abstractNumId w:val="12"/>
+  <w:num w:numId="36" w16cid:durableId="156310756">
+    <w:abstractNumId w:val="1"/>
     <w:lvlOverride w:ilvl="0">
       <w:startOverride w:val="1"/>
     </w:lvlOverride>
   </w:num>
-  <w:num w:numId="38" w16cid:durableId="898244633">
-    <w:abstractNumId w:val="12"/>
+  <w:num w:numId="37" w16cid:durableId="255410839">
+    <w:abstractNumId w:val="14"/>
     <w:lvlOverride w:ilvl="0">
       <w:startOverride w:val="1"/>
     </w:lvlOverride>
   </w:num>
-  <w:num w:numId="39" w16cid:durableId="1441800048">
-    <w:abstractNumId w:val="12"/>
+  <w:num w:numId="38" w16cid:durableId="1890190878">
+    <w:abstractNumId w:val="1"/>
     <w:lvlOverride w:ilvl="0">
       <w:startOverride w:val="1"/>
     </w:lvlOverride>
   </w:num>
-  <w:num w:numId="40" w16cid:durableId="1821650001">
-    <w:abstractNumId w:val="12"/>
+  <w:num w:numId="39" w16cid:durableId="436632411">
+    <w:abstractNumId w:val="14"/>
     <w:lvlOverride w:ilvl="0">
       <w:startOverride w:val="1"/>
     </w:lvlOverride>
   </w:num>
-  <w:num w:numId="41" w16cid:durableId="1425564372">
-    <w:abstractNumId w:val="12"/>
+  <w:num w:numId="40" w16cid:durableId="1936816785">
+    <w:abstractNumId w:val="1"/>
     <w:lvlOverride w:ilvl="0">
       <w:startOverride w:val="1"/>
     </w:lvlOverride>
   </w:num>
-  <w:num w:numId="42" w16cid:durableId="156310756">
-    <w:abstractNumId w:val="0"/>
+  <w:num w:numId="41" w16cid:durableId="206600936">
+    <w:abstractNumId w:val="1"/>
     <w:lvlOverride w:ilvl="0">
       <w:startOverride w:val="1"/>
     </w:lvlOverride>
   </w:num>
-  <w:num w:numId="43" w16cid:durableId="255410839">
-    <w:abstractNumId w:val="12"/>
+  <w:num w:numId="42" w16cid:durableId="1053312505">
+    <w:abstractNumId w:val="4"/>
+  </w:num>
+  <w:num w:numId="43" w16cid:durableId="821581466">
+    <w:abstractNumId w:val="14"/>
     <w:lvlOverride w:ilvl="0">
       <w:startOverride w:val="1"/>
     </w:lvlOverride>
   </w:num>
-  <w:num w:numId="44" w16cid:durableId="1890190878">
-    <w:abstractNumId w:val="0"/>
+  <w:num w:numId="44" w16cid:durableId="400757677">
+    <w:abstractNumId w:val="1"/>
     <w:lvlOverride w:ilvl="0">
       <w:startOverride w:val="1"/>
     </w:lvlOverride>
   </w:num>
-  <w:num w:numId="45" w16cid:durableId="436632411">
-    <w:abstractNumId w:val="12"/>
+  <w:num w:numId="45" w16cid:durableId="1855337231">
+    <w:abstractNumId w:val="0"/>
+  </w:num>
+  <w:num w:numId="46" w16cid:durableId="1675917838">
+    <w:abstractNumId w:val="6"/>
+  </w:num>
+  <w:num w:numId="47" w16cid:durableId="1872911878">
+    <w:abstractNumId w:val="1"/>
     <w:lvlOverride w:ilvl="0">
       <w:startOverride w:val="1"/>
     </w:lvlOverride>
   </w:num>
-  <w:num w:numId="46" w16cid:durableId="1936816785">
-    <w:abstractNumId w:val="0"/>
+  <w:num w:numId="48" w16cid:durableId="1409114410">
+    <w:abstractNumId w:val="9"/>
+  </w:num>
+  <w:num w:numId="49" w16cid:durableId="976028613">
+    <w:abstractNumId w:val="1"/>
     <w:lvlOverride w:ilvl="0">
       <w:startOverride w:val="1"/>
     </w:lvlOverride>
   </w:num>
-  <w:num w:numId="47" w16cid:durableId="206600936">
-    <w:abstractNumId w:val="0"/>
-    <w:lvlOverride w:ilvl="0">
-      <w:startOverride w:val="1"/>
-    </w:lvlOverride>
-  </w:num>
-  <w:num w:numId="48" w16cid:durableId="1053312505">
-    <w:abstractNumId w:val="3"/>
-  </w:num>
-  <w:num w:numId="49" w16cid:durableId="821581466">
-    <w:abstractNumId w:val="12"/>
-    <w:lvlOverride w:ilvl="0">
-      <w:startOverride w:val="1"/>
-    </w:lvlOverride>
-  </w:num>
-  <w:num w:numId="50" w16cid:durableId="400757677">
-    <w:abstractNumId w:val="0"/>
-    <w:lvlOverride w:ilvl="0">
-      <w:startOverride w:val="1"/>
-    </w:lvlOverride>
-  </w:num>
-  <w:numIdMacAtCleanup w:val="50"/>
+  <w:numIdMacAtCleanup w:val="49"/>
 </w:numbering>
 </file>
 
@@ -22814,7 +23224,7 @@
     <w:rsid w:val="00343236"/>
     <w:pPr>
       <w:numPr>
-        <w:numId w:val="29"/>
+        <w:numId w:val="23"/>
       </w:numPr>
       <w:ind w:left="284" w:hanging="284"/>
     </w:pPr>

--- a/assets/data/Mindset 01/Mindset1- Custom- Unit 04.docx
+++ b/assets/data/Mindset 01/Mindset1- Custom- Unit 04.docx
@@ -1,6 +1,6 @@
 
 <file path=word/document.xml><?xml version="1.0" encoding="utf-8"?>
-<w:document xmlns:wpc="http://schemas.microsoft.com/office/word/2010/wordprocessingCanvas" xmlns:cx="http://schemas.microsoft.com/office/drawing/2014/chartex" xmlns:cx1="http://schemas.microsoft.com/office/drawing/2015/9/8/chartex" xmlns:cx2="http://schemas.microsoft.com/office/drawing/2015/10/21/chartex" xmlns:cx3="http://schemas.microsoft.com/office/drawing/2016/5/9/chartex" xmlns:cx4="http://schemas.microsoft.com/office/drawing/2016/5/10/chartex" xmlns:cx5="http://schemas.microsoft.com/office/drawing/2016/5/11/chartex" xmlns:cx6="http://schemas.microsoft.com/office/drawing/2016/5/12/chartex" xmlns:cx7="http://schemas.microsoft.com/office/drawing/2016/5/13/chartex" xmlns:cx8="http://schemas.microsoft.com/office/drawing/2016/5/14/chartex" xmlns:mc="http://schemas.openxmlformats.org/markup-compatibility/2006" xmlns:aink="http://schemas.microsoft.com/office/drawing/2016/ink" xmlns:am3d="http://schemas.microsoft.com/office/drawing/2017/model3d" xmlns:o="urn:schemas-microsoft-com:office:office" xmlns:oel="http://schemas.microsoft.com/office/2019/extlst" xmlns:r="http://schemas.openxmlformats.org/officeDocument/2006/relationships" xmlns:m="http://schemas.openxmlformats.org/officeDocument/2006/math" xmlns:v="urn:schemas-microsoft-com:vml" xmlns:wp14="http://schemas.microsoft.com/office/word/2010/wordprocessingDrawing" xmlns:wp="http://schemas.openxmlformats.org/drawingml/2006/wordprocessingDrawing" xmlns:w10="urn:schemas-microsoft-com:office:word" xmlns:w="http://schemas.openxmlformats.org/wordprocessingml/2006/main" xmlns:w14="http://schemas.microsoft.com/office/word/2010/wordml" xmlns:w15="http://schemas.microsoft.com/office/word/2012/wordml" xmlns:w16cex="http://schemas.microsoft.com/office/word/2018/wordml/cex" xmlns:w16cid="http://schemas.microsoft.com/office/word/2016/wordml/cid" xmlns:w16="http://schemas.microsoft.com/office/word/2018/wordml" xmlns:w16du="http://schemas.microsoft.com/office/word/2023/wordml/word16du" xmlns:w16sdtdh="http://schemas.microsoft.com/office/word/2020/wordml/sdtdatahash" xmlns:w16sdtfl="http://schemas.microsoft.com/office/word/2024/wordml/sdtformatlock" xmlns:w16se="http://schemas.microsoft.com/office/word/2015/wordml/symex" xmlns:wpg="http://schemas.microsoft.com/office/word/2010/wordprocessingGroup" xmlns:wpi="http://schemas.microsoft.com/office/word/2010/wordprocessingInk" xmlns:wne="http://schemas.microsoft.com/office/word/2006/wordml" xmlns:wps="http://schemas.microsoft.com/office/word/2010/wordprocessingShape" mc:Ignorable="w14 w15 w16se w16cid w16 w16cex w16sdtdh w16sdtfl w16du wp14">
+<w:document xmlns:wpc="http://schemas.microsoft.com/office/word/2010/wordprocessingCanvas" xmlns:cx="http://schemas.microsoft.com/office/drawing/2014/chartex" xmlns:cx1="http://schemas.microsoft.com/office/drawing/2015/9/8/chartex" xmlns:cx2="http://schemas.microsoft.com/office/drawing/2015/10/21/chartex" xmlns:cx3="http://schemas.microsoft.com/office/drawing/2016/5/9/chartex" xmlns:cx4="http://schemas.microsoft.com/office/drawing/2016/5/10/chartex" xmlns:cx5="http://schemas.microsoft.com/office/drawing/2016/5/11/chartex" xmlns:cx6="http://schemas.microsoft.com/office/drawing/2016/5/12/chartex" xmlns:cx7="http://schemas.microsoft.com/office/drawing/2016/5/13/chartex" xmlns:cx8="http://schemas.microsoft.com/office/drawing/2016/5/14/chartex" xmlns:mc="http://schemas.openxmlformats.org/markup-compatibility/2006" xmlns:aink="http://schemas.microsoft.com/office/drawing/2016/ink" xmlns:am3d="http://schemas.microsoft.com/office/drawing/2017/model3d" xmlns:o="urn:schemas-microsoft-com:office:office" xmlns:oel="http://schemas.microsoft.com/office/2019/extlst" xmlns:r="http://schemas.openxmlformats.org/officeDocument/2006/relationships" xmlns:m="http://schemas.openxmlformats.org/officeDocument/2006/math" xmlns:v="urn:schemas-microsoft-com:vml" xmlns:wp14="http://schemas.microsoft.com/office/word/2010/wordprocessingDrawing" xmlns:wp="http://schemas.openxmlformats.org/drawingml/2006/wordprocessingDrawing" xmlns:w10="urn:schemas-microsoft-com:office:word" xmlns:w="http://schemas.openxmlformats.org/wordprocessingml/2006/main" xmlns:w14="http://schemas.microsoft.com/office/word/2010/wordml" xmlns:w15="http://schemas.microsoft.com/office/word/2012/wordml" xmlns:w16cex="http://schemas.microsoft.com/office/word/2018/wordml/cex" xmlns:w16cid="http://schemas.microsoft.com/office/word/2016/wordml/cid" xmlns:w16="http://schemas.microsoft.com/office/word/2018/wordml" xmlns:w16sdtdh="http://schemas.microsoft.com/office/word/2020/wordml/sdtdatahash" xmlns:w16se="http://schemas.microsoft.com/office/word/2015/wordml/symex" xmlns:wpg="http://schemas.microsoft.com/office/word/2010/wordprocessingGroup" xmlns:wpi="http://schemas.microsoft.com/office/word/2010/wordprocessingInk" xmlns:wne="http://schemas.microsoft.com/office/word/2006/wordml" xmlns:wps="http://schemas.microsoft.com/office/word/2010/wordprocessingShape" mc:Ignorable="w14 w15 w16se w16cid w16 w16cex w16sdtdh wp14">
   <w:body>
     <w:tbl>
       <w:tblPr>
@@ -670,6 +670,9 @@
                     <w:pStyle w:val="SS3-115"/>
                   </w:pPr>
                   <w:r>
+                    <w:rPr>
+                      <w:noProof/>
+                    </w:rPr>
                     <w:drawing>
                       <wp:inline distT="0" distB="0" distL="0" distR="0" wp14:anchorId="233E4C61" wp14:editId="2804E6BA">
                         <wp:extent cx="8411749" cy="6154009"/>
@@ -716,10 +719,7 @@
               <w:spacing w:before="120" w:after="0"/>
             </w:pPr>
             <w:r>
-              <w:t>Can you think of anything else you can do at a mall?</w:t>
-            </w:r>
-            <w:r>
-              <w:t xml:space="preserve"> </w:t>
+              <w:t xml:space="preserve">Can you think of anything else you can do at a mall? </w:t>
             </w:r>
           </w:p>
         </w:tc>
@@ -998,7 +998,15 @@
               <w:t>Malls need to change to survive</w:t>
             </w:r>
             <w:r>
-              <w:t>. So what will the mall of the future look like?</w:t>
+              <w:t xml:space="preserve">. </w:t>
+            </w:r>
+            <w:proofErr w:type="gramStart"/>
+            <w:r>
+              <w:t>So</w:t>
+            </w:r>
+            <w:proofErr w:type="gramEnd"/>
+            <w:r>
+              <w:t xml:space="preserve"> what will the mall of the future look like?</w:t>
             </w:r>
           </w:p>
           <w:p>
@@ -1028,7 +1036,15 @@
               <w:t>Malls are already becoming bigger and better all over the world</w:t>
             </w:r>
             <w:r>
-              <w:t>. Asia and not the US is now the 'mall capital' of the world and is home to the five largest malls in the world. China is home to the two largest. Some malls in the Middle East and East Asia are starting to specialise. It is predicted that this will happen more and more in the future. Some malls will only sell electrical items, for example, or only fashion for young people. Some malls will only include expensive shops or cheap shops, as already happens in Bangkok and Singapore.</w:t>
+              <w:t xml:space="preserve">. Asia and not the US is now the 'mall capital' of the world and is home to the five largest malls in the world. China is home to the two largest. Some malls in the Middle East and East Asia are starting to </w:t>
+            </w:r>
+            <w:proofErr w:type="spellStart"/>
+            <w:r>
+              <w:t>specialise</w:t>
+            </w:r>
+            <w:proofErr w:type="spellEnd"/>
+            <w:r>
+              <w:t>. It is predicted that this will happen more and more in the future. Some malls will only sell electrical items, for example, or only fashion for young people. Some malls will only include expensive shops or cheap shops, as already happens in Bangkok and Singapore.</w:t>
             </w:r>
           </w:p>
           <w:p>
@@ -1052,7 +1068,39 @@
           </w:p>
           <w:p>
             <w:r>
-              <w:t>Malls are becoming 'the new downtown', with cinemas, bowling alleys, climbing walls and even concert halls. Xanadu, a mall 30 km from Madrid, is a recreation centre for a family day out as well as a shopping centre, with ski slopes, minigolf, go-karts, balloon rides, bowling and billiards. We have always been able to grab a burger at the mall, but in the future we are going to see 'fine dining' too, with more expensive restaurants based at malls, as well as spas, fitness centres and art galleries. There are also going to be more apartments and office space so that more people can live, work, shop and be entertained in one location.</w:t>
+              <w:t xml:space="preserve">Malls are becoming 'the new downtown', with cinemas, bowling alleys, climbing walls and even concert halls. Xanadu, a mall 30 km from Madrid, is a recreation </w:t>
+            </w:r>
+            <w:proofErr w:type="spellStart"/>
+            <w:r>
+              <w:t>centre</w:t>
+            </w:r>
+            <w:proofErr w:type="spellEnd"/>
+            <w:r>
+              <w:t xml:space="preserve"> for a family day out as well as a shopping </w:t>
+            </w:r>
+            <w:proofErr w:type="spellStart"/>
+            <w:r>
+              <w:t>centre</w:t>
+            </w:r>
+            <w:proofErr w:type="spellEnd"/>
+            <w:r>
+              <w:t xml:space="preserve">, with ski slopes, minigolf, go-karts, balloon rides, bowling and billiards. We have always been able to grab a burger at the mall, but in the </w:t>
+            </w:r>
+            <w:proofErr w:type="gramStart"/>
+            <w:r>
+              <w:t>future</w:t>
+            </w:r>
+            <w:proofErr w:type="gramEnd"/>
+            <w:r>
+              <w:t xml:space="preserve"> we are going to see 'fine dining' too, with more expensive restaurants based at malls, as well as spas, fitness </w:t>
+            </w:r>
+            <w:proofErr w:type="spellStart"/>
+            <w:r>
+              <w:t>centres</w:t>
+            </w:r>
+            <w:proofErr w:type="spellEnd"/>
+            <w:r>
+              <w:t xml:space="preserve"> and art galleries. There are also going to be more apartments and office space so that more people can live, work, shop and be entertained in one location.</w:t>
             </w:r>
           </w:p>
         </w:tc>
@@ -1233,7 +1281,25 @@
                 <w:szCs w:val="21"/>
                 <w:lang w:bidi="ar-SA"/>
               </w:rPr>
-              <w:t>Matching headings tests your ability to summarise and understand the main idea of a paragraph.</w:t>
+              <w:t xml:space="preserve">Matching headings tests your ability to </w:t>
+            </w:r>
+            <w:proofErr w:type="spellStart"/>
+            <w:r>
+              <w:rPr>
+                <w:sz w:val="21"/>
+                <w:szCs w:val="21"/>
+                <w:lang w:bidi="ar-SA"/>
+              </w:rPr>
+              <w:t>summarise</w:t>
+            </w:r>
+            <w:proofErr w:type="spellEnd"/>
+            <w:r>
+              <w:rPr>
+                <w:sz w:val="21"/>
+                <w:szCs w:val="21"/>
+                <w:lang w:bidi="ar-SA"/>
+              </w:rPr>
+              <w:t xml:space="preserve"> and understand the main idea of a paragraph.</w:t>
             </w:r>
           </w:p>
           <w:p>
@@ -1532,17 +1598,7 @@
                 <w:noProof/>
                 <w:bdr w:val="single" w:sz="24" w:space="0" w:color="C0E50E"/>
               </w:rPr>
-              <w:t xml:space="preserve"> </w:t>
-            </w:r>
-            <w:r>
-              <w:rPr>
-                <w:rFonts w:ascii="Source Sans 3 SemiBold" w:hAnsi="Source Sans 3 SemiBold"/>
-                <w:b/>
-                <w:bCs/>
-                <w:noProof/>
-                <w:bdr w:val="single" w:sz="24" w:space="0" w:color="C0E50E"/>
-              </w:rPr>
-              <w:t>03</w:t>
+              <w:t xml:space="preserve"> 03</w:t>
             </w:r>
           </w:p>
           <w:tbl>
@@ -1757,7 +1813,15 @@
               <w:pStyle w:val="SS3M-115"/>
             </w:pPr>
             <w:r>
-              <w:t>Below is one supporting idea for each of paragraphs C, D and E. Add one more for each paragraph. Write the supporting ideas in your own words.</w:t>
+              <w:t xml:space="preserve">Below is one supporting idea for each of </w:t>
+            </w:r>
+            <w:proofErr w:type="gramStart"/>
+            <w:r>
+              <w:t>paragraphs</w:t>
+            </w:r>
+            <w:proofErr w:type="gramEnd"/>
+            <w:r>
+              <w:t xml:space="preserve"> C, D and E. Add one more for each paragraph. Write the supporting ideas in your own words.</w:t>
             </w:r>
           </w:p>
           <w:tbl>
@@ -1799,7 +1863,39 @@
                       <w:b w:val="0"/>
                       <w:bCs w:val="0"/>
                     </w:rPr>
-                    <w:t>Xanadu... is a recreation centre for a family day out as well as a shopping centre.</w:t>
+                    <w:t xml:space="preserve">Xanadu... is a recreation </w:t>
+                  </w:r>
+                  <w:proofErr w:type="spellStart"/>
+                  <w:r>
+                    <w:rPr>
+                      <w:b w:val="0"/>
+                      <w:bCs w:val="0"/>
+                    </w:rPr>
+                    <w:t>centre</w:t>
+                  </w:r>
+                  <w:proofErr w:type="spellEnd"/>
+                  <w:r>
+                    <w:rPr>
+                      <w:b w:val="0"/>
+                      <w:bCs w:val="0"/>
+                    </w:rPr>
+                    <w:t xml:space="preserve"> for a family day out as well as a shopping </w:t>
+                  </w:r>
+                  <w:proofErr w:type="spellStart"/>
+                  <w:r>
+                    <w:rPr>
+                      <w:b w:val="0"/>
+                      <w:bCs w:val="0"/>
+                    </w:rPr>
+                    <w:t>centre</w:t>
+                  </w:r>
+                  <w:proofErr w:type="spellEnd"/>
+                  <w:r>
+                    <w:rPr>
+                      <w:b w:val="0"/>
+                      <w:bCs w:val="0"/>
+                    </w:rPr>
+                    <w:t>.</w:t>
                   </w:r>
                 </w:p>
               </w:tc>
@@ -2023,6 +2119,7 @@
                     </w:rPr>
                     <w:t xml:space="preserve">For example, a heading for paragraph A in </w:t>
                   </w:r>
+                  <w:proofErr w:type="gramStart"/>
                   <w:r>
                     <w:rPr>
                       <w:i/>
@@ -2031,7 +2128,18 @@
                       <w:szCs w:val="21"/>
                       <w:lang w:bidi="ar-SA"/>
                     </w:rPr>
-                    <w:t>The future of malls</w:t>
+                    <w:t>The</w:t>
+                  </w:r>
+                  <w:proofErr w:type="gramEnd"/>
+                  <w:r>
+                    <w:rPr>
+                      <w:i/>
+                      <w:iCs/>
+                      <w:sz w:val="21"/>
+                      <w:szCs w:val="21"/>
+                      <w:lang w:bidi="ar-SA"/>
+                    </w:rPr>
+                    <w:t xml:space="preserve"> future of malls</w:t>
                   </w:r>
                   <w:r>
                     <w:rPr>
@@ -2185,44 +2293,6 @@
       <w:pPr>
         <w:pStyle w:val="SS3-115"/>
       </w:pPr>
-    </w:p>
-    <w:p/>
-    <w:p>
-      <w:pPr>
-        <w:spacing w:before="240" w:after="0"/>
-        <w:rPr>
-          <w:color w:val="A7C527"/>
-          <w:sz w:val="34"/>
-          <w:szCs w:val="34"/>
-        </w:rPr>
-      </w:pPr>
-      <w:r>
-        <w:rPr>
-          <w:color w:val="BFDE34"/>
-          <w:sz w:val="34"/>
-          <w:szCs w:val="34"/>
-          <w:shd w:val="clear" w:color="auto" w:fill="BFDE34"/>
-        </w:rPr>
-        <w:t>[[[[[[[[[[</w:t>
-      </w:r>
-      <w:r>
-        <w:rPr>
-          <w:rFonts w:ascii="Source Sans 3 SemiBold" w:hAnsi="Source Sans 3 SemiBold"/>
-          <w:b/>
-          <w:bCs/>
-          <w:sz w:val="34"/>
-          <w:szCs w:val="34"/>
-        </w:rPr>
-        <w:t>SENTENCE COMPLETION</w:t>
-      </w:r>
-      <w:r>
-        <w:rPr>
-          <w:color w:val="BFDE34"/>
-          <w:sz w:val="34"/>
-          <w:szCs w:val="34"/>
-        </w:rPr>
-        <w:t>]</w:t>
-      </w:r>
     </w:p>
     <w:p>
       <w:pPr>
@@ -2377,8 +2447,13 @@
               <w:ind w:left="397" w:hanging="227"/>
             </w:pPr>
             <w:r>
-              <w:t>A new city centre</w:t>
-            </w:r>
+              <w:t xml:space="preserve">A new city </w:t>
+            </w:r>
+            <w:proofErr w:type="spellStart"/>
+            <w:r>
+              <w:t>centre</w:t>
+            </w:r>
+            <w:proofErr w:type="spellEnd"/>
           </w:p>
         </w:tc>
       </w:tr>
@@ -2545,8 +2620,13 @@
                     <w:ind w:left="284" w:hanging="284"/>
                   </w:pPr>
                   <w:r>
-                    <w:t>city centre</w:t>
-                  </w:r>
+                    <w:t xml:space="preserve">city </w:t>
+                  </w:r>
+                  <w:proofErr w:type="spellStart"/>
+                  <w:r>
+                    <w:t>centre</w:t>
+                  </w:r>
+                  <w:proofErr w:type="spellEnd"/>
                 </w:p>
               </w:tc>
               <w:tc>
@@ -2769,7 +2849,15 @@
               <w:pStyle w:val="SS3M-115"/>
             </w:pPr>
             <w:r>
-              <w:t>Write the correct number i-v in the gaps.</w:t>
+              <w:t xml:space="preserve">Write the correct number </w:t>
+            </w:r>
+            <w:proofErr w:type="spellStart"/>
+            <w:r>
+              <w:t>i</w:t>
+            </w:r>
+            <w:proofErr w:type="spellEnd"/>
+            <w:r>
+              <w:t>-v in the gaps.</w:t>
             </w:r>
           </w:p>
           <w:p>
@@ -3064,7 +3152,25 @@
                 <w:szCs w:val="21"/>
                 <w:lang w:bidi="ar-SA"/>
               </w:rPr>
-              <w:t xml:space="preserve"> + infinitive are both used to talk about the future.</w:t>
+              <w:t xml:space="preserve"> + infinitive </w:t>
+            </w:r>
+            <w:proofErr w:type="gramStart"/>
+            <w:r>
+              <w:rPr>
+                <w:sz w:val="21"/>
+                <w:szCs w:val="21"/>
+                <w:lang w:bidi="ar-SA"/>
+              </w:rPr>
+              <w:t>are</w:t>
+            </w:r>
+            <w:proofErr w:type="gramEnd"/>
+            <w:r>
+              <w:rPr>
+                <w:sz w:val="21"/>
+                <w:szCs w:val="21"/>
+                <w:lang w:bidi="ar-SA"/>
+              </w:rPr>
+              <w:t xml:space="preserve"> both used to talk about the future.</w:t>
             </w:r>
           </w:p>
           <w:p>
@@ -3483,370 +3589,41 @@
         <w:br w:type="page"/>
       </w:r>
     </w:p>
-    <w:tbl>
-      <w:tblPr>
-        <w:tblStyle w:val="DottedTable"/>
-        <w:tblW w:w="0" w:type="auto"/>
-        <w:tblLook w:val="04A0" w:firstRow="1" w:lastRow="0" w:firstColumn="1" w:lastColumn="0" w:noHBand="0" w:noVBand="1"/>
-      </w:tblPr>
-      <w:tblGrid>
-        <w:gridCol w:w="14392"/>
-      </w:tblGrid>
-      <w:tr>
-        <w:tc>
-          <w:tcPr>
-            <w:tcW w:w="14392" w:type="dxa"/>
-            <w:shd w:val="clear" w:color="auto" w:fill="087EAF"/>
-          </w:tcPr>
-          <w:p>
-            <w:pPr>
-              <w:spacing w:before="240"/>
-              <w:rPr>
-                <w:color w:val="A7C527"/>
-                <w:sz w:val="34"/>
-                <w:szCs w:val="34"/>
-              </w:rPr>
-            </w:pPr>
-            <w:r>
-              <w:rPr>
-                <w:color w:val="E0ED3B"/>
-                <w:sz w:val="34"/>
-                <w:szCs w:val="34"/>
-                <w:shd w:val="clear" w:color="auto" w:fill="E0ED3B"/>
-              </w:rPr>
-              <w:lastRenderedPageBreak/>
-              <w:t>[[[[[[[[[[</w:t>
-            </w:r>
-            <w:r>
-              <w:rPr>
-                <w:rFonts w:ascii="Source Sans 3 SemiBold" w:hAnsi="Source Sans 3 SemiBold"/>
-                <w:b/>
-                <w:bCs/>
-                <w:sz w:val="34"/>
-                <w:szCs w:val="34"/>
-              </w:rPr>
-              <w:t>EXAM SKILLS</w:t>
-            </w:r>
-            <w:r>
-              <w:rPr>
-                <w:color w:val="E0ED3B"/>
-                <w:sz w:val="34"/>
-                <w:szCs w:val="34"/>
-              </w:rPr>
-              <w:t>]</w:t>
-            </w:r>
-          </w:p>
-        </w:tc>
-      </w:tr>
-      <w:tr>
-        <w:tc>
-          <w:tcPr>
-            <w:tcW w:w="14392" w:type="dxa"/>
-            <w:shd w:val="clear" w:color="auto" w:fill="10275F"/>
-          </w:tcPr>
-          <w:p>
-            <w:pPr>
-              <w:pStyle w:val="SS3-115"/>
-            </w:pPr>
-            <w:r>
-              <w:rPr>
-                <w:color w:val="FFF762"/>
-                <w:sz w:val="51"/>
-                <w:szCs w:val="51"/>
-              </w:rPr>
-              <w:t>FOOD TV:</w:t>
-            </w:r>
-            <w:r>
-              <w:rPr>
-                <w:sz w:val="51"/>
-                <w:szCs w:val="51"/>
-              </w:rPr>
-              <w:t xml:space="preserve"> education or entertainment?</w:t>
-            </w:r>
-          </w:p>
-        </w:tc>
-      </w:tr>
-      <w:tr>
-        <w:tc>
-          <w:tcPr>
-            <w:tcW w:w="14392" w:type="dxa"/>
-          </w:tcPr>
-          <w:p>
-            <w:pPr>
-              <w:pStyle w:val="SS3-115"/>
-            </w:pPr>
-            <w:r>
-              <w:rPr>
-                <w:color w:val="D9EAD7"/>
-                <w:sz w:val="40"/>
-                <w:szCs w:val="40"/>
-              </w:rPr>
-              <w:t>A</w:t>
-            </w:r>
-            <w:r>
-              <w:t xml:space="preserve"> </w:t>
-            </w:r>
-          </w:p>
-          <w:p>
-            <w:pPr>
-              <w:pStyle w:val="SS3-115"/>
-            </w:pPr>
-            <w:r>
-              <w:t>Shows about cookery have become more and more popular all over the world. But what are the reasons for this, and does it make us cook more? In the UK, BBC viewers complained to the programme Points of View that there were too many cookery shows on TV. In one week, the BBC showed 21 hours of cookery. When shows on other channels were included, this came to an amazing 434.5 hours of food TV.</w:t>
-            </w:r>
-          </w:p>
-          <w:p>
-            <w:pPr>
-              <w:pStyle w:val="SS3-115"/>
-              <w:rPr>
-                <w:color w:val="009CF0"/>
-                <w:sz w:val="40"/>
-                <w:szCs w:val="40"/>
-              </w:rPr>
-            </w:pPr>
-            <w:r>
-              <w:rPr>
-                <w:color w:val="009CF0"/>
-                <w:sz w:val="40"/>
-                <w:szCs w:val="40"/>
-              </w:rPr>
-              <w:t>B</w:t>
-            </w:r>
-          </w:p>
-          <w:p>
-            <w:pPr>
-              <w:pStyle w:val="SS3-115"/>
-              <w:shd w:val="clear" w:color="auto" w:fill="DBECD9"/>
-            </w:pPr>
-            <w:r>
-              <w:t>In the past, TV cookery shows were there to teach people how to cook. One of the first famous TV cooks, Julia Child, was American. She began her career as a cook when, in 1948, she moved to Paris and learnt to cook sophisticated French cuisine because her husband loved good food. On her return home, she published a collection of French recipes made simple, for ordinary American housewives to use, which was an instant success. She was invited to do a TV show, where her humour and strong personality soon won her great fame.</w:t>
-            </w:r>
-          </w:p>
-          <w:p>
-            <w:pPr>
-              <w:pStyle w:val="SS3-115"/>
-              <w:rPr>
-                <w:color w:val="FFF762"/>
-                <w:sz w:val="40"/>
-                <w:szCs w:val="40"/>
-              </w:rPr>
-            </w:pPr>
-            <w:r>
-              <w:rPr>
-                <w:color w:val="FFF762"/>
-                <w:sz w:val="40"/>
-                <w:szCs w:val="40"/>
-              </w:rPr>
-              <w:t>C</w:t>
-            </w:r>
-          </w:p>
-          <w:p>
-            <w:pPr>
-              <w:pStyle w:val="SS3-115"/>
-            </w:pPr>
-            <w:r>
-              <w:t xml:space="preserve">Nowadays TV chefs are famous for all sorts of different reasons. Gordon Ramsay, for example, is an interesting TV chef. He is famous for having a bad temper and using foul language. In his TV show, </w:t>
-            </w:r>
-            <w:r>
-              <w:rPr>
-                <w:i/>
-                <w:iCs/>
-              </w:rPr>
-              <w:t>Hell's Kitchen</w:t>
-            </w:r>
-            <w:r>
-              <w:t>, he shouts at his staff when they make mistakes because he wants all the food at his restaurants to be perfect. He has many restaurants in different ccuntries. Jamie Oliver is a good-looking, working-class boy who made healthy eating fashionable. He believes children should eat healthy food and he worked with the government to make school meals healthier. His style of cooking is quick, easy and fun.</w:t>
-            </w:r>
-          </w:p>
-          <w:p>
-            <w:pPr>
-              <w:pStyle w:val="SS3-115"/>
-              <w:rPr>
-                <w:color w:val="FFF762"/>
-                <w:sz w:val="40"/>
-                <w:szCs w:val="40"/>
-              </w:rPr>
-            </w:pPr>
-            <w:r>
-              <w:rPr>
-                <w:color w:val="FFF762"/>
-                <w:sz w:val="40"/>
-                <w:szCs w:val="40"/>
-              </w:rPr>
-              <w:t>D</w:t>
-            </w:r>
-          </w:p>
-          <w:p>
-            <w:pPr>
-              <w:pStyle w:val="SS3-115"/>
-            </w:pPr>
-            <w:r>
-              <w:t>There are some famous pairs of TV cooks as well. The Hairy Bikers are a pair of chefs who have beards and ride motorbikes. They travel around to different places and cook there. They were both fat but then did a series of shows on how to cook diet food and both lost weight. Another famous pair was the Two Fat Ladies. They cooked unhealthy food using lots of fat and they didn't care about healthy eating. They also rode a motorbike.</w:t>
-            </w:r>
-          </w:p>
-          <w:p>
-            <w:pPr>
-              <w:pStyle w:val="SS3-115"/>
-              <w:rPr>
-                <w:sz w:val="40"/>
-                <w:szCs w:val="40"/>
-              </w:rPr>
-            </w:pPr>
-            <w:r>
-              <w:rPr>
-                <w:color w:val="0782B1"/>
-                <w:sz w:val="40"/>
-                <w:szCs w:val="40"/>
-              </w:rPr>
-              <w:t>E</w:t>
-            </w:r>
-          </w:p>
-          <w:p>
-            <w:pPr>
-              <w:pStyle w:val="SS3-115"/>
-              <w:shd w:val="clear" w:color="auto" w:fill="0782B1"/>
-              <w:rPr>
-                <w:color w:val="FFFFFF" w:themeColor="background1"/>
-                <w:shd w:val="clear" w:color="auto" w:fill="0782B1"/>
-              </w:rPr>
-            </w:pPr>
-            <w:r>
-              <w:rPr>
-                <w:color w:val="FFFFFF" w:themeColor="background1"/>
-                <w:shd w:val="clear" w:color="auto" w:fill="0782B1"/>
-              </w:rPr>
-              <w:t xml:space="preserve">The introduction of a competitive element to many cookery shows reminds us that food TV is more entertainment than education these days. Many of us love shows like </w:t>
-            </w:r>
-            <w:r>
-              <w:rPr>
-                <w:i/>
-                <w:iCs/>
-                <w:color w:val="FFFFFF" w:themeColor="background1"/>
-                <w:shd w:val="clear" w:color="auto" w:fill="0782B1"/>
-              </w:rPr>
-              <w:t>Masterchef</w:t>
-            </w:r>
-            <w:r>
-              <w:rPr>
-                <w:color w:val="FFFFFF" w:themeColor="background1"/>
-                <w:shd w:val="clear" w:color="auto" w:fill="0782B1"/>
-              </w:rPr>
-              <w:t xml:space="preserve">, where a contestant is eliminated on every show. The personalities of both the contestants and the judges are far more important than the cookery. In a popular competitive show called </w:t>
-            </w:r>
-            <w:r>
-              <w:rPr>
-                <w:i/>
-                <w:iCs/>
-                <w:color w:val="FFFFFF" w:themeColor="background1"/>
-                <w:shd w:val="clear" w:color="auto" w:fill="0782B1"/>
-              </w:rPr>
-              <w:t>The Great British Bake-Off</w:t>
-            </w:r>
-            <w:r>
-              <w:rPr>
-                <w:color w:val="FFFFFF" w:themeColor="background1"/>
-                <w:shd w:val="clear" w:color="auto" w:fill="0782B1"/>
-              </w:rPr>
-              <w:t xml:space="preserve">, there was a </w:t>
-            </w:r>
-            <w:r>
-              <w:rPr>
-                <w:i/>
-                <w:iCs/>
-                <w:color w:val="FFFFFF" w:themeColor="background1"/>
-                <w:shd w:val="clear" w:color="auto" w:fill="0782B1"/>
-              </w:rPr>
-              <w:t>'nice judge'</w:t>
-            </w:r>
-            <w:r>
-              <w:rPr>
-                <w:color w:val="FFFFFF" w:themeColor="background1"/>
-                <w:shd w:val="clear" w:color="auto" w:fill="0782B1"/>
-              </w:rPr>
-              <w:t>, Mary Berry, and a 'nasty judge', Paul Hollywood.</w:t>
-            </w:r>
-          </w:p>
-          <w:p>
-            <w:pPr>
-              <w:pStyle w:val="SS3-115"/>
-              <w:rPr>
-                <w:color w:val="CBE2D0"/>
-                <w:sz w:val="40"/>
-                <w:szCs w:val="40"/>
-                <w:shd w:val="clear" w:color="auto" w:fill="0782B1"/>
-              </w:rPr>
-            </w:pPr>
-            <w:r>
-              <w:rPr>
-                <w:color w:val="CBE2D0"/>
-                <w:sz w:val="40"/>
-                <w:szCs w:val="40"/>
-              </w:rPr>
-              <w:t>F</w:t>
-            </w:r>
-          </w:p>
-          <w:p>
-            <w:pPr>
-              <w:pStyle w:val="SS3-115"/>
-            </w:pPr>
-            <w:r>
-              <w:t xml:space="preserve">We know that cooking at home is better for us than eating ready-made or takeaway meals. However, the fact that there is more cookery on TV doesn't necessarily mean people cook more. Different studies have produced different results, but most agree that people generally spend less time cooking than they did in the past. Certain cookery shows influence viewers more than others. One study found that the most influential show was Jamie Oliver's </w:t>
-            </w:r>
-            <w:r>
-              <w:rPr>
-                <w:i/>
-                <w:iCs/>
-              </w:rPr>
-              <w:t>15 Minute Meals</w:t>
-            </w:r>
-            <w:r>
-              <w:t>, which influenced 21% of viewers. This may be because his method is to cook quick, simple, healthy meals rather than 'restaurant-style' food</w:t>
-            </w:r>
-            <w:r>
-              <w:t>.</w:t>
-            </w:r>
-          </w:p>
-          <w:p>
-            <w:pPr>
-              <w:pStyle w:val="SS3-115"/>
-              <w:rPr>
-                <w:color w:val="0470A4"/>
-                <w:sz w:val="40"/>
-                <w:szCs w:val="40"/>
-              </w:rPr>
-            </w:pPr>
-            <w:r>
-              <w:rPr>
-                <w:color w:val="0470A4"/>
-                <w:sz w:val="40"/>
-                <w:szCs w:val="40"/>
-              </w:rPr>
-              <w:t>G</w:t>
-            </w:r>
-          </w:p>
-          <w:p>
-            <w:pPr>
-              <w:pStyle w:val="SS3-115"/>
-              <w:shd w:val="clear" w:color="auto" w:fill="FDFE40"/>
-            </w:pPr>
-            <w:r>
-              <w:t>It seems, though, that teaching children to cook at home and at school has much more influence on healthy eating than watching TV programmes on cooking. Grandparents have an important role to play because they may have more time -and experience - than parents. Cooking with family members on a regular basis and making food preparation part of the school curriculum is likely to ensure that children become adults who can and do cook.</w:t>
-            </w:r>
-          </w:p>
-        </w:tc>
-      </w:tr>
-    </w:tbl>
     <w:p>
       <w:pPr>
         <w:rPr>
-          <w:rFonts w:ascii="Source Sans 3" w:hAnsi="Source Sans 3"/>
-          <w:sz w:val="23"/>
-          <w:szCs w:val="23"/>
-          <w:lang w:bidi="ar-SA"/>
+          <w:color w:val="E8B756"/>
+          <w:sz w:val="34"/>
+          <w:szCs w:val="34"/>
         </w:rPr>
       </w:pPr>
       <w:r>
-        <w:br w:type="page"/>
+        <w:rPr>
+          <w:color w:val="D2E43D"/>
+          <w:sz w:val="34"/>
+          <w:szCs w:val="34"/>
+          <w:shd w:val="clear" w:color="auto" w:fill="D2E43D"/>
+        </w:rPr>
+        <w:lastRenderedPageBreak/>
+        <w:t>[[[[[[[[[[</w:t>
+      </w:r>
+      <w:r>
+        <w:rPr>
+          <w:rFonts w:ascii="Source Sans 3 SemiBold" w:hAnsi="Source Sans 3 SemiBold"/>
+          <w:b/>
+          <w:bCs/>
+          <w:sz w:val="34"/>
+          <w:szCs w:val="34"/>
+        </w:rPr>
+        <w:t>EXAM SKILLS</w:t>
+      </w:r>
+      <w:r>
+        <w:rPr>
+          <w:color w:val="D2E43D"/>
+          <w:sz w:val="34"/>
+          <w:szCs w:val="34"/>
+        </w:rPr>
+        <w:t>]</w:t>
       </w:r>
     </w:p>
     <w:tbl>
@@ -3873,12 +3650,12 @@
               <w:tblStyle w:val="CompactTable"/>
               <w:tblW w:w="0" w:type="auto"/>
               <w:tblBorders>
-                <w:top w:val="single" w:sz="18" w:space="0" w:color="889C24"/>
-                <w:left w:val="single" w:sz="18" w:space="0" w:color="889C24"/>
-                <w:bottom w:val="single" w:sz="18" w:space="0" w:color="889C24"/>
-                <w:right w:val="single" w:sz="18" w:space="0" w:color="889C24"/>
-                <w:insideH w:val="single" w:sz="18" w:space="0" w:color="889C24"/>
-                <w:insideV w:val="single" w:sz="18" w:space="0" w:color="889C24"/>
+                <w:top w:val="single" w:sz="18" w:space="0" w:color="A4B047"/>
+                <w:left w:val="single" w:sz="18" w:space="0" w:color="A4B047"/>
+                <w:bottom w:val="single" w:sz="18" w:space="0" w:color="A4B047"/>
+                <w:right w:val="single" w:sz="18" w:space="0" w:color="A4B047"/>
+                <w:insideH w:val="single" w:sz="18" w:space="0" w:color="A4B047"/>
+                <w:insideV w:val="single" w:sz="18" w:space="0" w:color="A4B047"/>
               </w:tblBorders>
               <w:tblLook w:val="04A0" w:firstRow="1" w:lastRow="0" w:firstColumn="1" w:lastColumn="0" w:noHBand="0" w:noVBand="1"/>
             </w:tblPr>
@@ -3905,8 +3682,7 @@
                       <w:szCs w:val="26"/>
                       <w:lang w:bidi="ar-SA"/>
                     </w:rPr>
-                    <w:lastRenderedPageBreak/>
-                    <w:t>09</w:t>
+                    <w:t>11</w:t>
                   </w:r>
                 </w:p>
               </w:tc>
@@ -3930,35 +3706,17 @@
               <w:pStyle w:val="SS3M-115"/>
             </w:pPr>
             <w:r>
-              <w:t>Read the article about Food TV. Which paragraphs contain the following information?</w:t>
-            </w:r>
-          </w:p>
-          <w:p>
-            <w:pPr>
-              <w:pStyle w:val="SS3M-115"/>
-            </w:pPr>
-            <w:r>
-              <w:t>Write the correct letter, A-F.</w:t>
-            </w:r>
-          </w:p>
-          <w:p>
-            <w:pPr>
-              <w:pStyle w:val="SS3M-115"/>
-              <w:rPr>
-                <w:b w:val="0"/>
-                <w:bCs w:val="0"/>
+              <w:t xml:space="preserve">Which paragraph in the passage </w:t>
+            </w:r>
+            <w:r>
+              <w:rPr>
                 <w:i/>
                 <w:iCs/>
               </w:rPr>
-            </w:pPr>
-            <w:r>
-              <w:rPr>
-                <w:b w:val="0"/>
-                <w:bCs w:val="0"/>
-                <w:i/>
-                <w:iCs/>
-              </w:rPr>
-              <w:t>[NB You may use any letter more than once.]</w:t>
+              <w:t>Markets around the world contains information</w:t>
+            </w:r>
+            <w:r>
+              <w:t xml:space="preserve"> on the following? Write the correct letter, A-G.</w:t>
             </w:r>
           </w:p>
           <w:p>
@@ -3968,10 +3726,11 @@
                 <w:ilvl w:val="0"/>
                 <w:numId w:val="7"/>
               </w:numPr>
-              <w:ind w:left="284" w:hanging="284"/>
-            </w:pPr>
-            <w:r>
-              <w:t>The cooking show that affects people most</w:t>
+              <w:spacing w:before="120"/>
+              <w:ind w:left="357" w:hanging="357"/>
+            </w:pPr>
+            <w:r>
+              <w:t>markets put on at a particular time of year</w:t>
             </w:r>
           </w:p>
           <w:p>
@@ -3981,10 +3740,9 @@
                 <w:ilvl w:val="0"/>
                 <w:numId w:val="7"/>
               </w:numPr>
-              <w:ind w:left="284" w:hanging="284"/>
-            </w:pPr>
-            <w:r>
-              <w:t>A TV chef who was first famous as an author</w:t>
+            </w:pPr>
+            <w:r>
+              <w:t>markets where anyone can sell anything</w:t>
             </w:r>
           </w:p>
           <w:p>
@@ -3994,10 +3752,9 @@
                 <w:ilvl w:val="0"/>
                 <w:numId w:val="7"/>
               </w:numPr>
-              <w:ind w:left="284" w:hanging="284"/>
-            </w:pPr>
-            <w:r>
-              <w:t>The number of food shows on TV</w:t>
+            </w:pPr>
+            <w:r>
+              <w:t>markets selling things to eat</w:t>
             </w:r>
           </w:p>
           <w:p>
@@ -4007,10 +3764,9 @@
                 <w:ilvl w:val="0"/>
                 <w:numId w:val="7"/>
               </w:numPr>
-              <w:ind w:left="284" w:hanging="284"/>
-            </w:pPr>
-            <w:r>
-              <w:t>The role of cookery shows for enjoyment rather than learning</w:t>
+            </w:pPr>
+            <w:r>
+              <w:t>advice for people who want to dress differently from others</w:t>
             </w:r>
           </w:p>
           <w:p>
@@ -4020,36 +3776,9 @@
                 <w:ilvl w:val="0"/>
                 <w:numId w:val="7"/>
               </w:numPr>
-              <w:ind w:left="284" w:hanging="284"/>
-            </w:pPr>
-            <w:r>
-              <w:t>Why children should be taught to cook at school</w:t>
-            </w:r>
-          </w:p>
-          <w:p>
-            <w:pPr>
-              <w:pStyle w:val="SS3-115"/>
-              <w:numPr>
-                <w:ilvl w:val="0"/>
-                <w:numId w:val="7"/>
-              </w:numPr>
-              <w:ind w:left="284" w:hanging="284"/>
-            </w:pPr>
-            <w:r>
-              <w:t>Research about the amount of time people cook</w:t>
-            </w:r>
-          </w:p>
-          <w:p>
-            <w:pPr>
-              <w:pStyle w:val="SS3-115"/>
-              <w:numPr>
-                <w:ilvl w:val="0"/>
-                <w:numId w:val="7"/>
-              </w:numPr>
-              <w:ind w:left="284" w:hanging="284"/>
-            </w:pPr>
-            <w:r>
-              <w:t>Examples of famous cookery partners</w:t>
+            </w:pPr>
+            <w:r>
+              <w:t>examples of markets outside Europe</w:t>
             </w:r>
           </w:p>
         </w:tc>
@@ -4068,12 +3797,12 @@
               <w:tblStyle w:val="CompactTable"/>
               <w:tblW w:w="0" w:type="auto"/>
               <w:tblBorders>
-                <w:top w:val="single" w:sz="18" w:space="0" w:color="889C24"/>
-                <w:left w:val="single" w:sz="18" w:space="0" w:color="889C24"/>
-                <w:bottom w:val="single" w:sz="18" w:space="0" w:color="889C24"/>
-                <w:right w:val="single" w:sz="18" w:space="0" w:color="889C24"/>
-                <w:insideH w:val="single" w:sz="18" w:space="0" w:color="889C24"/>
-                <w:insideV w:val="single" w:sz="18" w:space="0" w:color="889C24"/>
+                <w:top w:val="single" w:sz="18" w:space="0" w:color="D8EB45"/>
+                <w:left w:val="single" w:sz="18" w:space="0" w:color="D8EB45"/>
+                <w:bottom w:val="single" w:sz="18" w:space="0" w:color="D8EB45"/>
+                <w:right w:val="single" w:sz="18" w:space="0" w:color="D8EB45"/>
+                <w:insideH w:val="single" w:sz="18" w:space="0" w:color="D8EB45"/>
+                <w:insideV w:val="single" w:sz="18" w:space="0" w:color="D8EB45"/>
               </w:tblBorders>
               <w:tblLook w:val="04A0" w:firstRow="1" w:lastRow="0" w:firstColumn="1" w:lastColumn="0" w:noHBand="0" w:noVBand="1"/>
             </w:tblPr>
@@ -4124,55 +3853,86 @@
               <w:pStyle w:val="SS3M-115"/>
             </w:pPr>
             <w:r>
-              <w:t>Look at the following descriptions (1-7) and the list of famous chefs. Match each description with the correct chef, A-F.</w:t>
-            </w:r>
-          </w:p>
-          <w:p>
-            <w:pPr>
-              <w:pStyle w:val="SS3M-115"/>
-              <w:rPr>
-                <w:b w:val="0"/>
-                <w:bCs w:val="0"/>
-                <w:i/>
-                <w:iCs/>
-              </w:rPr>
-            </w:pPr>
-            <w:r>
-              <w:rPr>
-                <w:b w:val="0"/>
-                <w:bCs w:val="0"/>
-                <w:i/>
-                <w:iCs/>
-              </w:rPr>
-              <w:t>[NB You may use any letter more than once.]</w:t>
+              <w:t>The reading passage has seven paragraphs, A-G. Choose the correct heading for paragraphs B-F from the list of headings (</w:t>
+            </w:r>
+            <w:proofErr w:type="spellStart"/>
+            <w:r>
+              <w:t>i</w:t>
+            </w:r>
+            <w:proofErr w:type="spellEnd"/>
+            <w:r>
+              <w:t xml:space="preserve">-vii) below. Write the correct number, </w:t>
+            </w:r>
+            <w:proofErr w:type="spellStart"/>
+            <w:r>
+              <w:t>i</w:t>
+            </w:r>
+            <w:proofErr w:type="spellEnd"/>
+            <w:r>
+              <w:t>-vii. There are two headings you won't need.</w:t>
             </w:r>
           </w:p>
           <w:tbl>
             <w:tblPr>
-              <w:tblStyle w:val="DottedTable"/>
-              <w:tblW w:w="0" w:type="auto"/>
+              <w:tblStyle w:val="NormalTable"/>
+              <w:tblW w:w="10088" w:type="dxa"/>
+              <w:tblBorders>
+                <w:top w:val="single" w:sz="18" w:space="0" w:color="CBE428"/>
+                <w:left w:val="single" w:sz="18" w:space="0" w:color="CBE428"/>
+                <w:bottom w:val="single" w:sz="18" w:space="0" w:color="CBE428"/>
+                <w:right w:val="single" w:sz="18" w:space="0" w:color="CBE428"/>
+                <w:insideH w:val="single" w:sz="18" w:space="0" w:color="CBE428"/>
+                <w:insideV w:val="single" w:sz="18" w:space="0" w:color="CBE428"/>
+              </w:tblBorders>
               <w:tblLook w:val="04A0" w:firstRow="1" w:lastRow="0" w:firstColumn="1" w:lastColumn="0" w:noHBand="0" w:noVBand="1"/>
             </w:tblPr>
             <w:tblGrid>
-              <w:gridCol w:w="6839"/>
-              <w:gridCol w:w="6839"/>
+              <w:gridCol w:w="10088"/>
             </w:tblGrid>
             <w:tr>
               <w:tc>
                 <w:tcPr>
-                  <w:tcW w:w="6839" w:type="dxa"/>
+                  <w:tcW w:w="10088" w:type="dxa"/>
+                  <w:shd w:val="clear" w:color="auto" w:fill="FFFFFF" w:themeFill="background1"/>
                 </w:tcPr>
+                <w:p>
+                  <w:pPr>
+                    <w:pStyle w:val="BulletList"/>
+                    <w:numPr>
+                      <w:ilvl w:val="0"/>
+                      <w:numId w:val="0"/>
+                    </w:numPr>
+                    <w:rPr>
+                      <w:b/>
+                      <w:bCs/>
+                      <w:noProof/>
+                    </w:rPr>
+                  </w:pPr>
+                  <w:r>
+                    <w:rPr>
+                      <w:b/>
+                      <w:bCs/>
+                    </w:rPr>
+                    <w:t>List of headings</w:t>
+                  </w:r>
+                </w:p>
                 <w:p>
                   <w:pPr>
                     <w:pStyle w:val="SS3-115"/>
                     <w:numPr>
                       <w:ilvl w:val="0"/>
-                      <w:numId w:val="8"/>
+                      <w:numId w:val="50"/>
                     </w:numPr>
-                    <w:ind w:left="284" w:hanging="284"/>
-                  </w:pPr>
-                  <w:r>
-                    <w:t>The cooking show that affects people most</w:t>
+                    <w:ind w:left="511" w:hanging="227"/>
+                    <w:rPr>
+                      <w:noProof/>
+                    </w:rPr>
+                  </w:pPr>
+                  <w:r>
+                    <w:rPr>
+                      <w:noProof/>
+                    </w:rPr>
+                    <w:t>Local art and craft work to take home</w:t>
                   </w:r>
                 </w:p>
                 <w:p>
@@ -4180,12 +3940,18 @@
                     <w:pStyle w:val="SS3-115"/>
                     <w:numPr>
                       <w:ilvl w:val="0"/>
-                      <w:numId w:val="8"/>
+                      <w:numId w:val="50"/>
                     </w:numPr>
-                    <w:ind w:left="284" w:hanging="284"/>
-                  </w:pPr>
-                  <w:r>
-                    <w:t>A TV chef who was first famous as an author</w:t>
+                    <w:ind w:left="511" w:hanging="227"/>
+                    <w:rPr>
+                      <w:noProof/>
+                    </w:rPr>
+                  </w:pPr>
+                  <w:r>
+                    <w:rPr>
+                      <w:noProof/>
+                    </w:rPr>
+                    <w:t>Inexpensive things to eat straight from the countryside</w:t>
                   </w:r>
                 </w:p>
                 <w:p>
@@ -4193,12 +3959,18 @@
                     <w:pStyle w:val="SS3-115"/>
                     <w:numPr>
                       <w:ilvl w:val="0"/>
-                      <w:numId w:val="8"/>
+                      <w:numId w:val="50"/>
                     </w:numPr>
-                    <w:ind w:left="284" w:hanging="284"/>
-                  </w:pPr>
-                  <w:r>
-                    <w:t>The number of food shows on TV</w:t>
+                    <w:ind w:left="511" w:hanging="227"/>
+                    <w:rPr>
+                      <w:noProof/>
+                    </w:rPr>
+                  </w:pPr>
+                  <w:r>
+                    <w:rPr>
+                      <w:noProof/>
+                    </w:rPr>
+                    <w:t>Toys for children of all ages</w:t>
                   </w:r>
                 </w:p>
                 <w:p>
@@ -4206,12 +3978,18 @@
                     <w:pStyle w:val="SS3-115"/>
                     <w:numPr>
                       <w:ilvl w:val="0"/>
-                      <w:numId w:val="8"/>
+                      <w:numId w:val="50"/>
                     </w:numPr>
-                    <w:ind w:left="284" w:hanging="284"/>
-                  </w:pPr>
-                  <w:r>
-                    <w:t>The role of cookery shows for enjoyment rather than learning</w:t>
+                    <w:ind w:left="511" w:hanging="227"/>
+                    <w:rPr>
+                      <w:noProof/>
+                    </w:rPr>
+                  </w:pPr>
+                  <w:r>
+                    <w:rPr>
+                      <w:noProof/>
+                    </w:rPr>
+                    <w:t>Invent a new style for yourself at bargain prices</w:t>
                   </w:r>
                 </w:p>
                 <w:p>
@@ -4219,12 +3997,18 @@
                     <w:pStyle w:val="SS3-115"/>
                     <w:numPr>
                       <w:ilvl w:val="0"/>
-                      <w:numId w:val="8"/>
+                      <w:numId w:val="50"/>
                     </w:numPr>
-                    <w:ind w:left="284" w:hanging="284"/>
-                  </w:pPr>
-                  <w:r>
-                    <w:t>Why children should be taught to cook at school</w:t>
+                    <w:ind w:left="511" w:hanging="227"/>
+                    <w:rPr>
+                      <w:noProof/>
+                    </w:rPr>
+                  </w:pPr>
+                  <w:r>
+                    <w:rPr>
+                      <w:noProof/>
+                    </w:rPr>
+                    <w:t>London has the best markets</w:t>
                   </w:r>
                 </w:p>
                 <w:p>
@@ -4232,12 +4016,18 @@
                     <w:pStyle w:val="SS3-115"/>
                     <w:numPr>
                       <w:ilvl w:val="0"/>
-                      <w:numId w:val="8"/>
+                      <w:numId w:val="50"/>
                     </w:numPr>
-                    <w:ind w:left="284" w:hanging="284"/>
-                  </w:pPr>
-                  <w:r>
-                    <w:t>Research about the amount of time people cook</w:t>
+                    <w:ind w:left="511" w:hanging="227"/>
+                    <w:rPr>
+                      <w:noProof/>
+                    </w:rPr>
+                  </w:pPr>
+                  <w:r>
+                    <w:rPr>
+                      <w:noProof/>
+                    </w:rPr>
+                    <w:t>Find gifts for winter celebrations</w:t>
                   </w:r>
                 </w:p>
                 <w:p>
@@ -4245,65 +4035,18 @@
                     <w:pStyle w:val="SS3-115"/>
                     <w:numPr>
                       <w:ilvl w:val="0"/>
-                      <w:numId w:val="8"/>
+                      <w:numId w:val="50"/>
                     </w:numPr>
-                    <w:ind w:left="284" w:hanging="284"/>
-                  </w:pPr>
-                  <w:r>
-                    <w:t>Examples of famous cookery partners</w:t>
-                  </w:r>
-                </w:p>
-              </w:tc>
-              <w:tc>
-                <w:tcPr>
-                  <w:tcW w:w="6839" w:type="dxa"/>
-                </w:tcPr>
-                <w:p>
-                  <w:pPr>
-                    <w:pStyle w:val="ABList"/>
-                  </w:pPr>
-                  <w:r>
-                    <w:t>Mary Berry</w:t>
-                  </w:r>
-                </w:p>
-                <w:p>
-                  <w:pPr>
-                    <w:pStyle w:val="ABList"/>
-                  </w:pPr>
-                  <w:r>
-                    <w:t>Jamie Oliver</w:t>
-                  </w:r>
-                </w:p>
-                <w:p>
-                  <w:pPr>
-                    <w:pStyle w:val="ABList"/>
-                  </w:pPr>
-                  <w:r>
-                    <w:t>The Hairy Bikers</w:t>
-                  </w:r>
-                </w:p>
-                <w:p>
-                  <w:pPr>
-                    <w:pStyle w:val="ABList"/>
-                  </w:pPr>
-                  <w:r>
-                    <w:t>Gordon Ramsay</w:t>
-                  </w:r>
-                </w:p>
-                <w:p>
-                  <w:pPr>
-                    <w:pStyle w:val="ABList"/>
-                  </w:pPr>
-                  <w:r>
-                    <w:t>Julia Child</w:t>
-                  </w:r>
-                </w:p>
-                <w:p>
-                  <w:pPr>
-                    <w:pStyle w:val="ABList"/>
-                  </w:pPr>
-                  <w:r>
-                    <w:t>Two Fat Ladies</w:t>
+                    <w:ind w:left="511" w:hanging="227"/>
+                    <w:rPr>
+                      <w:noProof/>
+                    </w:rPr>
+                  </w:pPr>
+                  <w:r>
+                    <w:rPr>
+                      <w:noProof/>
+                    </w:rPr>
+                    <w:t>Sell what you don't need</w:t>
                   </w:r>
                 </w:p>
               </w:tc>
@@ -4311,8 +4054,610 @@
           </w:tbl>
           <w:p>
             <w:pPr>
-              <w:pStyle w:val="SS3-115"/>
-            </w:pPr>
+              <w:pStyle w:val="NumList"/>
+              <w:numPr>
+                <w:ilvl w:val="0"/>
+                <w:numId w:val="51"/>
+              </w:numPr>
+              <w:spacing w:before="120"/>
+              <w:ind w:left="357" w:hanging="357"/>
+            </w:pPr>
+            <w:r>
+              <w:t>Paragraph B</w:t>
+            </w:r>
+          </w:p>
+          <w:p>
+            <w:pPr>
+              <w:pStyle w:val="NumList"/>
+              <w:numPr>
+                <w:ilvl w:val="0"/>
+                <w:numId w:val="51"/>
+              </w:numPr>
+            </w:pPr>
+            <w:r>
+              <w:t>Paragraph C</w:t>
+            </w:r>
+          </w:p>
+          <w:p>
+            <w:pPr>
+              <w:pStyle w:val="NumList"/>
+              <w:numPr>
+                <w:ilvl w:val="0"/>
+                <w:numId w:val="51"/>
+              </w:numPr>
+            </w:pPr>
+            <w:r>
+              <w:t>Paragraph D</w:t>
+            </w:r>
+          </w:p>
+          <w:p>
+            <w:pPr>
+              <w:pStyle w:val="NumList"/>
+              <w:numPr>
+                <w:ilvl w:val="0"/>
+                <w:numId w:val="51"/>
+              </w:numPr>
+            </w:pPr>
+            <w:r>
+              <w:t>Paragraph E</w:t>
+            </w:r>
+          </w:p>
+          <w:p>
+            <w:pPr>
+              <w:pStyle w:val="NumList"/>
+              <w:numPr>
+                <w:ilvl w:val="0"/>
+                <w:numId w:val="51"/>
+              </w:numPr>
+            </w:pPr>
+            <w:r>
+              <w:t>Paragraph F</w:t>
+            </w:r>
+          </w:p>
+        </w:tc>
+      </w:tr>
+    </w:tbl>
+    <w:p>
+      <w:pPr>
+        <w:rPr>
+          <w:rFonts w:ascii="Source Sans 3" w:hAnsi="Source Sans 3"/>
+          <w:sz w:val="23"/>
+          <w:szCs w:val="23"/>
+          <w:lang w:bidi="ar-SA"/>
+        </w:rPr>
+      </w:pPr>
+      <w:r>
+        <w:rPr>
+          <w:rFonts w:ascii="Source Sans 3" w:hAnsi="Source Sans 3"/>
+          <w:sz w:val="23"/>
+          <w:szCs w:val="23"/>
+          <w:lang w:bidi="ar-SA"/>
+        </w:rPr>
+        <w:br w:type="page"/>
+      </w:r>
+    </w:p>
+    <w:p>
+      <w:pPr>
+        <w:rPr>
+          <w:rFonts w:ascii="Source Sans 3" w:hAnsi="Source Sans 3"/>
+          <w:b/>
+          <w:bCs/>
+          <w:sz w:val="56"/>
+          <w:szCs w:val="56"/>
+          <w:lang w:bidi="ar-SA"/>
+        </w:rPr>
+      </w:pPr>
+      <w:r>
+        <w:rPr>
+          <w:rFonts w:ascii="Source Sans 3" w:hAnsi="Source Sans 3"/>
+          <w:b/>
+          <w:bCs/>
+          <w:color w:val="F8F168"/>
+          <w:sz w:val="58"/>
+          <w:szCs w:val="58"/>
+          <w:shd w:val="clear" w:color="auto" w:fill="132663"/>
+          <w:lang w:bidi="ar-SA"/>
+        </w:rPr>
+        <w:lastRenderedPageBreak/>
+        <w:t>Markets</w:t>
+      </w:r>
+      <w:r>
+        <w:rPr>
+          <w:rFonts w:ascii="Source Sans 3" w:hAnsi="Source Sans 3"/>
+          <w:b/>
+          <w:bCs/>
+          <w:sz w:val="58"/>
+          <w:szCs w:val="58"/>
+          <w:shd w:val="clear" w:color="auto" w:fill="132663"/>
+          <w:lang w:bidi="ar-SA"/>
+        </w:rPr>
+        <w:t xml:space="preserve"> </w:t>
+      </w:r>
+      <w:r>
+        <w:rPr>
+          <w:rFonts w:ascii="Source Sans 3" w:hAnsi="Source Sans 3"/>
+          <w:b/>
+          <w:bCs/>
+          <w:sz w:val="56"/>
+          <w:szCs w:val="56"/>
+          <w:shd w:val="clear" w:color="auto" w:fill="132663"/>
+          <w:lang w:bidi="ar-SA"/>
+        </w:rPr>
+        <w:t>around the world</w:t>
+      </w:r>
+    </w:p>
+    <w:tbl>
+      <w:tblPr>
+        <w:tblStyle w:val="ColumnStackTable"/>
+        <w:tblW w:w="0" w:type="auto"/>
+        <w:tblLook w:val="04A0" w:firstRow="1" w:lastRow="0" w:firstColumn="1" w:lastColumn="0" w:noHBand="0" w:noVBand="1"/>
+      </w:tblPr>
+      <w:tblGrid>
+        <w:gridCol w:w="7196"/>
+        <w:gridCol w:w="7196"/>
+      </w:tblGrid>
+      <w:tr>
+        <w:tc>
+          <w:tcPr>
+            <w:tcW w:w="7196" w:type="dxa"/>
+          </w:tcPr>
+          <w:p>
+            <w:pPr>
+              <w:jc w:val="both"/>
+              <w:rPr>
+                <w:rFonts w:ascii="Source Sans 3" w:hAnsi="Source Sans 3"/>
+                <w:sz w:val="23"/>
+                <w:szCs w:val="23"/>
+                <w:lang w:bidi="ar-SA"/>
+              </w:rPr>
+            </w:pPr>
+            <w:r>
+              <w:rPr>
+                <w:rFonts w:ascii="Source Sans 3" w:hAnsi="Source Sans 3"/>
+                <w:color w:val="F8F168"/>
+                <w:sz w:val="28"/>
+                <w:szCs w:val="28"/>
+                <w:shd w:val="clear" w:color="auto" w:fill="132663"/>
+                <w:lang w:bidi="ar-SA"/>
+              </w:rPr>
+              <w:t>A</w:t>
+            </w:r>
+          </w:p>
+          <w:p>
+            <w:pPr>
+              <w:spacing w:after="0" w:line="240" w:lineRule="auto"/>
+              <w:jc w:val="both"/>
+              <w:rPr>
+                <w:rFonts w:ascii="Source Sans 3" w:hAnsi="Source Sans 3"/>
+                <w:sz w:val="23"/>
+                <w:szCs w:val="23"/>
+                <w:lang w:bidi="ar-SA"/>
+              </w:rPr>
+            </w:pPr>
+            <w:r>
+              <w:rPr>
+                <w:rFonts w:ascii="Source Sans 3" w:hAnsi="Source Sans 3"/>
+                <w:sz w:val="23"/>
+                <w:szCs w:val="23"/>
+                <w:lang w:bidi="ar-SA"/>
+              </w:rPr>
+              <w:t>We have become so used to shopping in big supermarkets and chain stores, identical in every town, that we have forgotten about one important way to shop-markets. Markets are found in every country in the world, but wherever you go they are different and reveal the local culture- and agriculture. From farmers markets selling fresh produce to craft and antique markets, they are the best place to find something unique at a great price.</w:t>
+            </w:r>
+          </w:p>
+          <w:p>
+            <w:pPr>
+              <w:jc w:val="both"/>
+              <w:rPr>
+                <w:rFonts w:ascii="Source Sans 3" w:hAnsi="Source Sans 3"/>
+                <w:color w:val="F8F168"/>
+                <w:sz w:val="28"/>
+                <w:szCs w:val="28"/>
+                <w:shd w:val="clear" w:color="auto" w:fill="132663"/>
+                <w:lang w:bidi="ar-SA"/>
+              </w:rPr>
+            </w:pPr>
+            <w:r>
+              <w:rPr>
+                <w:rFonts w:ascii="Source Sans 3" w:hAnsi="Source Sans 3"/>
+                <w:color w:val="F8F168"/>
+                <w:sz w:val="28"/>
+                <w:szCs w:val="28"/>
+                <w:shd w:val="clear" w:color="auto" w:fill="132663"/>
+                <w:lang w:bidi="ar-SA"/>
+              </w:rPr>
+              <w:t>B</w:t>
+            </w:r>
+          </w:p>
+          <w:p>
+            <w:pPr>
+              <w:spacing w:after="0" w:line="240" w:lineRule="auto"/>
+              <w:jc w:val="both"/>
+              <w:rPr>
+                <w:rFonts w:ascii="Source Sans 3" w:hAnsi="Source Sans 3"/>
+                <w:sz w:val="23"/>
+                <w:szCs w:val="23"/>
+                <w:lang w:bidi="ar-SA"/>
+              </w:rPr>
+            </w:pPr>
+            <w:r>
+              <w:rPr>
+                <w:rFonts w:ascii="Source Sans 3" w:hAnsi="Source Sans 3"/>
+                <w:sz w:val="23"/>
+                <w:szCs w:val="23"/>
+                <w:lang w:bidi="ar-SA"/>
+              </w:rPr>
+              <w:t>Food is at its cheapest and freshest</w:t>
+            </w:r>
+          </w:p>
+          <w:p>
+            <w:pPr>
+              <w:spacing w:after="0" w:line="240" w:lineRule="auto"/>
+              <w:jc w:val="both"/>
+              <w:rPr>
+                <w:rFonts w:ascii="Source Sans 3" w:hAnsi="Source Sans 3"/>
+                <w:sz w:val="23"/>
+                <w:szCs w:val="23"/>
+                <w:lang w:bidi="ar-SA"/>
+              </w:rPr>
+            </w:pPr>
+            <w:r>
+              <w:rPr>
+                <w:rFonts w:ascii="Source Sans 3" w:hAnsi="Source Sans 3"/>
+                <w:sz w:val="23"/>
+                <w:szCs w:val="23"/>
+                <w:lang w:bidi="ar-SA"/>
+              </w:rPr>
+              <w:t xml:space="preserve">in markets. Farmers often sell direct to the consumer, without all the packaging, shipping and advertising that increases costs in shops and supermarkets. You can often find unusual products and those that are not mass-produced. Food markets vary hugely according to where they are in the world. For </w:t>
+            </w:r>
+            <w:proofErr w:type="gramStart"/>
+            <w:r>
+              <w:rPr>
+                <w:rFonts w:ascii="Source Sans 3" w:hAnsi="Source Sans 3"/>
+                <w:sz w:val="23"/>
+                <w:szCs w:val="23"/>
+                <w:lang w:bidi="ar-SA"/>
+              </w:rPr>
+              <w:t>example</w:t>
+            </w:r>
+            <w:proofErr w:type="gramEnd"/>
+            <w:r>
+              <w:rPr>
+                <w:rFonts w:ascii="Source Sans 3" w:hAnsi="Source Sans 3"/>
+                <w:sz w:val="23"/>
+                <w:szCs w:val="23"/>
+                <w:lang w:bidi="ar-SA"/>
+              </w:rPr>
+              <w:t xml:space="preserve"> the </w:t>
+            </w:r>
+            <w:proofErr w:type="spellStart"/>
+            <w:r>
+              <w:rPr>
+                <w:rFonts w:ascii="Source Sans 3" w:hAnsi="Source Sans 3"/>
+                <w:sz w:val="23"/>
+                <w:szCs w:val="23"/>
+                <w:lang w:bidi="ar-SA"/>
+              </w:rPr>
+              <w:t>Kauppatori</w:t>
+            </w:r>
+            <w:proofErr w:type="spellEnd"/>
+            <w:r>
+              <w:rPr>
+                <w:rFonts w:ascii="Source Sans 3" w:hAnsi="Source Sans 3"/>
+                <w:sz w:val="23"/>
+                <w:szCs w:val="23"/>
+                <w:lang w:bidi="ar-SA"/>
+              </w:rPr>
+              <w:t xml:space="preserve"> market in Helsinki, Finland sells moose, reindeer and bear salami. Wherever you are, food will be locally produced and reasonably priced.</w:t>
+            </w:r>
+          </w:p>
+          <w:p>
+            <w:pPr>
+              <w:jc w:val="both"/>
+              <w:rPr>
+                <w:rFonts w:ascii="Source Sans 3" w:hAnsi="Source Sans 3"/>
+                <w:color w:val="F8F168"/>
+                <w:sz w:val="28"/>
+                <w:szCs w:val="28"/>
+                <w:shd w:val="clear" w:color="auto" w:fill="132663"/>
+                <w:lang w:bidi="ar-SA"/>
+              </w:rPr>
+            </w:pPr>
+            <w:r>
+              <w:rPr>
+                <w:rFonts w:ascii="Source Sans 3" w:hAnsi="Source Sans 3"/>
+                <w:color w:val="F8F168"/>
+                <w:sz w:val="28"/>
+                <w:szCs w:val="28"/>
+                <w:shd w:val="clear" w:color="auto" w:fill="132663"/>
+                <w:lang w:bidi="ar-SA"/>
+              </w:rPr>
+              <w:t>C</w:t>
+            </w:r>
+          </w:p>
+          <w:p>
+            <w:pPr>
+              <w:jc w:val="both"/>
+              <w:rPr>
+                <w:rFonts w:ascii="Source Sans 3" w:hAnsi="Source Sans 3"/>
+                <w:sz w:val="23"/>
+                <w:szCs w:val="23"/>
+                <w:lang w:bidi="ar-SA"/>
+              </w:rPr>
+            </w:pPr>
+            <w:r>
+              <w:rPr>
+                <w:rFonts w:ascii="Source Sans 3" w:hAnsi="Source Sans 3"/>
+                <w:sz w:val="23"/>
+                <w:szCs w:val="23"/>
+                <w:lang w:bidi="ar-SA"/>
+              </w:rPr>
+              <w:t xml:space="preserve">Markets are also good places to buy clothes. Some sell cheap new and second-hand clothes, while others </w:t>
+            </w:r>
+            <w:proofErr w:type="spellStart"/>
+            <w:r>
+              <w:rPr>
+                <w:rFonts w:ascii="Source Sans 3" w:hAnsi="Source Sans 3"/>
+                <w:sz w:val="23"/>
+                <w:szCs w:val="23"/>
+                <w:lang w:bidi="ar-SA"/>
+              </w:rPr>
+              <w:t>specialise</w:t>
+            </w:r>
+            <w:proofErr w:type="spellEnd"/>
+            <w:r>
+              <w:rPr>
+                <w:rFonts w:ascii="Source Sans 3" w:hAnsi="Source Sans 3"/>
+                <w:sz w:val="23"/>
+                <w:szCs w:val="23"/>
+                <w:lang w:bidi="ar-SA"/>
+              </w:rPr>
+              <w:t xml:space="preserve"> in vintage or ethically made clothes and original items. The markets of London are some of the </w:t>
+            </w:r>
+            <w:proofErr w:type="gramStart"/>
+            <w:r>
+              <w:rPr>
+                <w:rFonts w:ascii="Source Sans 3" w:hAnsi="Source Sans 3"/>
+                <w:sz w:val="23"/>
+                <w:szCs w:val="23"/>
+                <w:lang w:bidi="ar-SA"/>
+              </w:rPr>
+              <w:t>best</w:t>
+            </w:r>
+            <w:proofErr w:type="gramEnd"/>
+            <w:r>
+              <w:rPr>
+                <w:rFonts w:ascii="Source Sans 3" w:hAnsi="Source Sans 3"/>
+                <w:sz w:val="23"/>
+                <w:szCs w:val="23"/>
+                <w:lang w:bidi="ar-SA"/>
+              </w:rPr>
+              <w:t xml:space="preserve"> in the world for those who want to create a unique look for themselves. Many new designers start with a market stall, so if you are looking for a totally original item of clothing, you could get something really special at a bargain price at Brick Lane, Spitalfields or Portobello Road markets.</w:t>
+            </w:r>
+          </w:p>
+        </w:tc>
+        <w:tc>
+          <w:tcPr>
+            <w:tcW w:w="7196" w:type="dxa"/>
+          </w:tcPr>
+          <w:p>
+            <w:pPr>
+              <w:jc w:val="both"/>
+              <w:rPr>
+                <w:rFonts w:ascii="Source Sans 3" w:hAnsi="Source Sans 3"/>
+                <w:color w:val="F8F168"/>
+                <w:sz w:val="28"/>
+                <w:szCs w:val="28"/>
+                <w:shd w:val="clear" w:color="auto" w:fill="132663"/>
+                <w:lang w:bidi="ar-SA"/>
+              </w:rPr>
+            </w:pPr>
+            <w:r>
+              <w:rPr>
+                <w:rFonts w:ascii="Source Sans 3" w:hAnsi="Source Sans 3"/>
+                <w:color w:val="F8F168"/>
+                <w:sz w:val="28"/>
+                <w:szCs w:val="28"/>
+                <w:shd w:val="clear" w:color="auto" w:fill="132663"/>
+                <w:lang w:bidi="ar-SA"/>
+              </w:rPr>
+              <w:t>D</w:t>
+            </w:r>
+          </w:p>
+          <w:p>
+            <w:pPr>
+              <w:spacing w:after="0" w:line="240" w:lineRule="auto"/>
+              <w:jc w:val="both"/>
+              <w:rPr>
+                <w:rFonts w:ascii="Source Sans 3" w:hAnsi="Source Sans 3"/>
+                <w:sz w:val="23"/>
+                <w:szCs w:val="23"/>
+                <w:lang w:bidi="ar-SA"/>
+              </w:rPr>
+            </w:pPr>
+            <w:r>
+              <w:rPr>
+                <w:rFonts w:ascii="Source Sans 3" w:hAnsi="Source Sans 3"/>
+                <w:sz w:val="23"/>
+                <w:szCs w:val="23"/>
+                <w:lang w:bidi="ar-SA"/>
+              </w:rPr>
+              <w:t>Another type of market is a flea market. This is a much more informal type of market, where second-hand products can be sold by anyone. If you have unwanted items at home, you could take them to a flea market and sell them yourself. There are also antiques and possibly local crafts at this kind of market. In some parts of the world there may not even be stalls, rather, vendors lay out their goods on a sheet on the ground. In other parts of the world, flea markets have developed into car boot sales, where people sell their unwanted items from their cars.</w:t>
+            </w:r>
+          </w:p>
+          <w:p>
+            <w:pPr>
+              <w:jc w:val="both"/>
+              <w:rPr>
+                <w:rFonts w:ascii="Source Sans 3" w:hAnsi="Source Sans 3"/>
+                <w:color w:val="F8F168"/>
+                <w:sz w:val="28"/>
+                <w:szCs w:val="28"/>
+                <w:shd w:val="clear" w:color="auto" w:fill="132663"/>
+                <w:lang w:bidi="ar-SA"/>
+              </w:rPr>
+            </w:pPr>
+            <w:r>
+              <w:rPr>
+                <w:rFonts w:ascii="Source Sans 3" w:hAnsi="Source Sans 3"/>
+                <w:color w:val="F8F168"/>
+                <w:sz w:val="28"/>
+                <w:szCs w:val="28"/>
+                <w:shd w:val="clear" w:color="auto" w:fill="132663"/>
+                <w:lang w:bidi="ar-SA"/>
+              </w:rPr>
+              <w:t>E</w:t>
+            </w:r>
+          </w:p>
+          <w:p>
+            <w:pPr>
+              <w:spacing w:after="0" w:line="240" w:lineRule="auto"/>
+              <w:jc w:val="both"/>
+              <w:rPr>
+                <w:rFonts w:ascii="Source Sans 3" w:hAnsi="Source Sans 3"/>
+                <w:sz w:val="23"/>
+                <w:szCs w:val="23"/>
+                <w:lang w:bidi="ar-SA"/>
+              </w:rPr>
+            </w:pPr>
+            <w:r>
+              <w:rPr>
+                <w:rFonts w:ascii="Source Sans 3" w:hAnsi="Source Sans 3"/>
+                <w:sz w:val="23"/>
+                <w:szCs w:val="23"/>
+                <w:lang w:bidi="ar-SA"/>
+              </w:rPr>
+              <w:t xml:space="preserve">In some places, markets are directed at visitors and tend to sell handicrafts typical of the region. For many tourists, a visit to a nearby market to buy souvenirs is an important part of their holiday. Guadalajara in Mexico has a huge range of traditional textiles, glassware, ceramics and art works and Seoul in Korea has some wonderful original designs of all kinds of products at affordable prices. Countries in the Middle East usually have beautiful hand-made rugs and carpets, and Indian markets sell </w:t>
+            </w:r>
+            <w:proofErr w:type="spellStart"/>
+            <w:r>
+              <w:rPr>
+                <w:rFonts w:ascii="Source Sans 3" w:hAnsi="Source Sans 3"/>
+                <w:sz w:val="23"/>
+                <w:szCs w:val="23"/>
+                <w:lang w:bidi="ar-SA"/>
+              </w:rPr>
+              <w:t>colourful</w:t>
+            </w:r>
+            <w:proofErr w:type="spellEnd"/>
+            <w:r>
+              <w:rPr>
+                <w:rFonts w:ascii="Source Sans 3" w:hAnsi="Source Sans 3"/>
+                <w:sz w:val="23"/>
+                <w:szCs w:val="23"/>
+                <w:lang w:bidi="ar-SA"/>
+              </w:rPr>
+              <w:t xml:space="preserve"> handloom fabrics and beautiful silk scarves.</w:t>
+            </w:r>
+          </w:p>
+          <w:p>
+            <w:pPr>
+              <w:jc w:val="both"/>
+              <w:rPr>
+                <w:rFonts w:ascii="Source Sans 3" w:hAnsi="Source Sans 3"/>
+                <w:color w:val="F8F168"/>
+                <w:sz w:val="28"/>
+                <w:szCs w:val="28"/>
+                <w:shd w:val="clear" w:color="auto" w:fill="132663"/>
+                <w:lang w:bidi="ar-SA"/>
+              </w:rPr>
+            </w:pPr>
+            <w:r>
+              <w:rPr>
+                <w:rFonts w:ascii="Source Sans 3" w:hAnsi="Source Sans 3"/>
+                <w:color w:val="F8F168"/>
+                <w:sz w:val="28"/>
+                <w:szCs w:val="28"/>
+                <w:shd w:val="clear" w:color="auto" w:fill="132663"/>
+                <w:lang w:bidi="ar-SA"/>
+              </w:rPr>
+              <w:t>F</w:t>
+            </w:r>
+          </w:p>
+          <w:p>
+            <w:pPr>
+              <w:spacing w:after="0" w:line="240" w:lineRule="auto"/>
+              <w:jc w:val="both"/>
+              <w:rPr>
+                <w:rFonts w:ascii="Source Sans 3" w:hAnsi="Source Sans 3"/>
+                <w:sz w:val="23"/>
+                <w:szCs w:val="23"/>
+                <w:lang w:bidi="ar-SA"/>
+              </w:rPr>
+            </w:pPr>
+            <w:r>
+              <w:rPr>
+                <w:rFonts w:ascii="Source Sans 3" w:hAnsi="Source Sans 3"/>
+                <w:sz w:val="23"/>
+                <w:szCs w:val="23"/>
+                <w:lang w:bidi="ar-SA"/>
+              </w:rPr>
+              <w:t xml:space="preserve">In Europe, Christmas is the time when seasonal markets are held to sell decorations and gifts for the festive season. One of the most famous of these is held in Wenceslas Square in Prague in the Czech Republic. The market is made up of </w:t>
+            </w:r>
+            <w:proofErr w:type="spellStart"/>
+            <w:r>
+              <w:rPr>
+                <w:rFonts w:ascii="Source Sans 3" w:hAnsi="Source Sans 3"/>
+                <w:sz w:val="23"/>
+                <w:szCs w:val="23"/>
+                <w:lang w:bidi="ar-SA"/>
+              </w:rPr>
+              <w:t>colourfully</w:t>
+            </w:r>
+            <w:proofErr w:type="spellEnd"/>
+            <w:r>
+              <w:rPr>
+                <w:rFonts w:ascii="Source Sans 3" w:hAnsi="Source Sans 3"/>
+                <w:sz w:val="23"/>
+                <w:szCs w:val="23"/>
+                <w:lang w:bidi="ar-SA"/>
+              </w:rPr>
+              <w:t xml:space="preserve"> decorated wooden huts selling traditional handicrafts, embroidered lace, wooden toys, scented candles, Christmas tree ornaments, and puppets and dolls beautifully dressed in traditional costumes. This looks very pretty, especially in the snow.</w:t>
+            </w:r>
+          </w:p>
+          <w:p>
+            <w:pPr>
+              <w:spacing w:after="0" w:line="240" w:lineRule="auto"/>
+              <w:jc w:val="both"/>
+              <w:rPr>
+                <w:rFonts w:ascii="Source Sans 3" w:hAnsi="Source Sans 3"/>
+                <w:color w:val="F8F168"/>
+                <w:sz w:val="28"/>
+                <w:szCs w:val="28"/>
+                <w:shd w:val="clear" w:color="auto" w:fill="132663"/>
+                <w:lang w:bidi="ar-SA"/>
+              </w:rPr>
+            </w:pPr>
+            <w:r>
+              <w:rPr>
+                <w:rFonts w:ascii="Source Sans 3" w:hAnsi="Source Sans 3"/>
+                <w:color w:val="F8F168"/>
+                <w:sz w:val="28"/>
+                <w:szCs w:val="28"/>
+                <w:shd w:val="clear" w:color="auto" w:fill="132663"/>
+                <w:lang w:bidi="ar-SA"/>
+              </w:rPr>
+              <w:t>G</w:t>
+            </w:r>
+          </w:p>
+          <w:p>
+            <w:pPr>
+              <w:jc w:val="both"/>
+              <w:rPr>
+                <w:rFonts w:ascii="Source Sans 3" w:hAnsi="Source Sans 3"/>
+                <w:sz w:val="23"/>
+                <w:szCs w:val="23"/>
+                <w:lang w:bidi="ar-SA"/>
+              </w:rPr>
+            </w:pPr>
+            <w:r>
+              <w:rPr>
+                <w:rFonts w:ascii="Source Sans 3" w:hAnsi="Source Sans 3"/>
+                <w:sz w:val="23"/>
+                <w:szCs w:val="23"/>
+                <w:lang w:bidi="ar-SA"/>
+              </w:rPr>
+              <w:t>So, wherever you are in the world and whatever you are looking for, there is a market for you. You can get all kinds of unusual things at great prices.</w:t>
+            </w:r>
           </w:p>
         </w:tc>
       </w:tr>
@@ -4482,8 +4827,13 @@
             <w:pPr>
               <w:pStyle w:val="BulletList"/>
             </w:pPr>
-            <w:r>
-              <w:t>deal with a Part 1 question with two diagrams</w:t>
+            <w:proofErr w:type="spellStart"/>
+            <w:r>
+              <w:t>organise</w:t>
+            </w:r>
+            <w:proofErr w:type="spellEnd"/>
+            <w:r>
+              <w:t xml:space="preserve"> a Part 2 essay</w:t>
             </w:r>
           </w:p>
           <w:p>
@@ -4491,7 +4841,7 @@
               <w:pStyle w:val="BulletList"/>
             </w:pPr>
             <w:r>
-              <w:t>describe data without exact numbers</w:t>
+              <w:t>write an introduction</w:t>
             </w:r>
           </w:p>
           <w:p>
@@ -4499,7 +4849,7 @@
               <w:pStyle w:val="BulletList"/>
             </w:pPr>
             <w:r>
-              <w:t>compare data in a pie chart</w:t>
+              <w:t>write about points for and against, and give opinions</w:t>
             </w:r>
           </w:p>
           <w:p>
@@ -4511,7 +4861,7 @@
               </w:rPr>
             </w:pPr>
             <w:r>
-              <w:t>decide what information to include.</w:t>
+              <w:t>give examples and evidence to support your views.</w:t>
             </w:r>
           </w:p>
         </w:tc>
@@ -4615,12 +4965,12 @@
               <w:tblStyle w:val="CompactTable"/>
               <w:tblW w:w="0" w:type="auto"/>
               <w:tblBorders>
-                <w:top w:val="single" w:sz="18" w:space="0" w:color="FAB943"/>
-                <w:left w:val="single" w:sz="18" w:space="0" w:color="FAB943"/>
-                <w:bottom w:val="single" w:sz="18" w:space="0" w:color="FAB943"/>
-                <w:right w:val="single" w:sz="18" w:space="0" w:color="FAB943"/>
-                <w:insideH w:val="single" w:sz="18" w:space="0" w:color="FAB943"/>
-                <w:insideV w:val="single" w:sz="18" w:space="0" w:color="FAB943"/>
+                <w:top w:val="single" w:sz="18" w:space="0" w:color="A37839"/>
+                <w:left w:val="single" w:sz="18" w:space="0" w:color="A37839"/>
+                <w:bottom w:val="single" w:sz="18" w:space="0" w:color="A37839"/>
+                <w:right w:val="single" w:sz="18" w:space="0" w:color="A37839"/>
+                <w:insideH w:val="single" w:sz="18" w:space="0" w:color="A37839"/>
+                <w:insideV w:val="single" w:sz="18" w:space="0" w:color="A37839"/>
               </w:tblBorders>
               <w:tblLook w:val="04A0" w:firstRow="1" w:lastRow="0" w:firstColumn="1" w:lastColumn="0" w:noHBand="0" w:noVBand="1"/>
             </w:tblPr>
@@ -4686,67 +5036,15 @@
                 <w:b/>
                 <w:bCs/>
               </w:rPr>
-              <w:t>Read the task and look at the diagrams below.</w:t>
-            </w:r>
-          </w:p>
-          <w:p>
-            <w:pPr>
-              <w:pStyle w:val="SS3-115"/>
-              <w:spacing w:after="120"/>
+              <w:t>Put the words and phrases into the correct column</w:t>
+            </w:r>
+            <w:r>
               <w:rPr>
                 <w:rFonts w:ascii="Source Sans 3 Medium" w:hAnsi="Source Sans 3 Medium"/>
-                <w:i/>
-                <w:iCs/>
-              </w:rPr>
-            </w:pPr>
-            <w:r>
-              <w:rPr>
-                <w:rFonts w:ascii="Source Sans 3 Medium" w:hAnsi="Source Sans 3 Medium"/>
-                <w:i/>
-                <w:iCs/>
-              </w:rPr>
-              <w:t>The charts below show the favourite takeaways of people in the UK and the number of Indian restaurants in the UK between 1960 and 2015.</w:t>
-            </w:r>
-          </w:p>
-          <w:p>
-            <w:pPr>
-              <w:pStyle w:val="SS3-115"/>
-              <w:spacing w:after="120"/>
-              <w:rPr>
-                <w:rFonts w:ascii="Source Sans 3 Medium" w:hAnsi="Source Sans 3 Medium"/>
-                <w:i/>
-                <w:iCs/>
-              </w:rPr>
-            </w:pPr>
-            <w:r>
-              <w:rPr>
-                <w:rFonts w:ascii="Source Sans 3 Medium" w:hAnsi="Source Sans 3 Medium"/>
-                <w:i/>
-                <w:iCs/>
-              </w:rPr>
-              <w:t>Summarise the information in both charts by selecting and reporting the main features, and make comparisons where relevant.</w:t>
-            </w:r>
-          </w:p>
-          <w:p>
-            <w:pPr>
-              <w:pStyle w:val="SS3-115"/>
-              <w:spacing w:after="120"/>
-              <w:rPr>
-                <w:rFonts w:ascii="Source Sans 3 Medium" w:hAnsi="Source Sans 3 Medium"/>
-                <w:i/>
-                <w:iCs/>
-                <w:color w:val="101312"/>
-                <w:spacing w:val="-2"/>
-                <w:w w:val="105"/>
-              </w:rPr>
-            </w:pPr>
-            <w:r>
-              <w:rPr>
-                <w:rFonts w:ascii="Source Sans 3 Medium" w:hAnsi="Source Sans 3 Medium"/>
-                <w:i/>
-                <w:iCs/>
-              </w:rPr>
-              <w:t>Write at least 150 words.</w:t>
+                <w:b/>
+                <w:bCs/>
+              </w:rPr>
+              <w:t>.</w:t>
             </w:r>
           </w:p>
           <w:tbl>
@@ -4754,18 +5052,19 @@
               <w:tblStyle w:val="CommonTable"/>
               <w:tblW w:w="0" w:type="auto"/>
               <w:tblBorders>
-                <w:top w:val="none" w:sz="0" w:space="0" w:color="auto"/>
-                <w:left w:val="none" w:sz="0" w:space="0" w:color="auto"/>
-                <w:bottom w:val="none" w:sz="0" w:space="0" w:color="auto"/>
-                <w:right w:val="none" w:sz="0" w:space="0" w:color="auto"/>
+                <w:top w:val="single" w:sz="18" w:space="0" w:color="E49D38"/>
+                <w:left w:val="single" w:sz="18" w:space="0" w:color="E49D38"/>
+                <w:bottom w:val="single" w:sz="18" w:space="0" w:color="E49D38"/>
+                <w:right w:val="single" w:sz="18" w:space="0" w:color="E49D38"/>
                 <w:insideH w:val="none" w:sz="0" w:space="0" w:color="auto"/>
                 <w:insideV w:val="none" w:sz="0" w:space="0" w:color="auto"/>
               </w:tblBorders>
               <w:tblLook w:val="04A0" w:firstRow="1" w:lastRow="0" w:firstColumn="1" w:lastColumn="0" w:noHBand="0" w:noVBand="1"/>
             </w:tblPr>
             <w:tblGrid>
-              <w:gridCol w:w="6595"/>
-              <w:gridCol w:w="5934"/>
+              <w:gridCol w:w="1876"/>
+              <w:gridCol w:w="2272"/>
+              <w:gridCol w:w="1302"/>
             </w:tblGrid>
             <w:tr>
               <w:tc>
@@ -4774,98 +5073,15 @@
                 </w:tcPr>
                 <w:p>
                   <w:pPr>
-                    <w:rPr>
-                      <w:b/>
-                      <w:bCs/>
-                      <w:iCs/>
-                    </w:rPr>
-                  </w:pPr>
-                  <w:r>
-                    <w:rPr>
-                      <w:b/>
-                      <w:bCs/>
-                      <w:iCs/>
-                    </w:rPr>
-                    <w:t>Diagram 1</w:t>
-                  </w:r>
-                </w:p>
-                <w:p>
-                  <w:pPr>
-                    <w:rPr>
-                      <w:b/>
-                      <w:bCs/>
-                      <w:iCs/>
-                    </w:rPr>
-                  </w:pPr>
-                  <w:r>
-                    <w:rPr>
-                      <w:b/>
-                      <w:bCs/>
-                      <w:iCs/>
-                    </w:rPr>
-                    <w:t>Favourite takeaways in the UK</w:t>
-                  </w:r>
-                </w:p>
-                <w:p>
-                  <w:pPr>
-                    <w:rPr>
-                      <w:iCs/>
-                    </w:rPr>
-                  </w:pPr>
-                  <w:r>
-                    <w:rPr>
-                      <w:iCs/>
-                    </w:rPr>
-                    <w:t>(A takeaway is a meal you buy in a restaurant or shop to eat at home.)</w:t>
-                  </w:r>
-                </w:p>
-                <w:p>
-                  <w:pPr>
-                    <w:spacing w:after="120"/>
-                    <w:rPr>
-                      <w:iCs/>
-                    </w:rPr>
-                  </w:pPr>
-                  <w:r>
-                    <w:rPr>
-                      <w:iCs/>
-                      <w:noProof/>
-                    </w:rPr>
-                    <w:drawing>
-                      <wp:inline distT="0" distB="0" distL="0" distR="0" wp14:anchorId="29835B51" wp14:editId="54236CE0">
-                        <wp:extent cx="3960000" cy="2127134"/>
-                        <wp:effectExtent l="0" t="0" r="2540" b="6985"/>
-                        <wp:docPr id="1779273250" name="Picture 1"/>
-                        <wp:cNvGraphicFramePr>
-                          <a:graphicFrameLocks xmlns:a="http://schemas.openxmlformats.org/drawingml/2006/main" noChangeAspect="1"/>
-                        </wp:cNvGraphicFramePr>
-                        <a:graphic xmlns:a="http://schemas.openxmlformats.org/drawingml/2006/main">
-                          <a:graphicData uri="http://schemas.openxmlformats.org/drawingml/2006/picture">
-                            <pic:pic xmlns:pic="http://schemas.openxmlformats.org/drawingml/2006/picture">
-                              <pic:nvPicPr>
-                                <pic:cNvPr id="1779273250" name=""/>
-                                <pic:cNvPicPr/>
-                              </pic:nvPicPr>
-                              <pic:blipFill>
-                                <a:blip r:embed="rId9"/>
-                                <a:stretch>
-                                  <a:fillRect/>
-                                </a:stretch>
-                              </pic:blipFill>
-                              <pic:spPr>
-                                <a:xfrm>
-                                  <a:off x="0" y="0"/>
-                                  <a:ext cx="3960000" cy="2127134"/>
-                                </a:xfrm>
-                                <a:prstGeom prst="rect">
-                                  <a:avLst/>
-                                </a:prstGeom>
-                              </pic:spPr>
-                            </pic:pic>
-                          </a:graphicData>
-                        </a:graphic>
-                      </wp:inline>
-                    </w:drawing>
+                    <w:pStyle w:val="SS3-115"/>
+                    <w:rPr>
+                      <w:color w:val="101312"/>
+                      <w:spacing w:val="-2"/>
+                      <w:w w:val="105"/>
+                    </w:rPr>
+                  </w:pPr>
+                  <w:r>
+                    <w:t>advantages</w:t>
                   </w:r>
                 </w:p>
               </w:tc>
@@ -4875,11 +5091,191 @@
                 </w:tcPr>
                 <w:p>
                   <w:pPr>
+                    <w:pStyle w:val="SS3-115"/>
+                    <w:rPr>
+                      <w:color w:val="101312"/>
+                      <w:spacing w:val="-2"/>
+                      <w:w w:val="105"/>
+                    </w:rPr>
+                  </w:pPr>
+                  <w:r>
+                    <w:t>all things considered</w:t>
+                  </w:r>
+                </w:p>
+              </w:tc>
+              <w:tc>
+                <w:tcPr>
+                  <w:tcW w:w="0" w:type="auto"/>
+                </w:tcPr>
+                <w:p>
+                  <w:pPr>
+                    <w:pStyle w:val="SS3-115"/>
+                    <w:rPr>
+                      <w:color w:val="101312"/>
+                      <w:spacing w:val="-2"/>
+                      <w:w w:val="105"/>
+                    </w:rPr>
+                  </w:pPr>
+                  <w:r>
+                    <w:t>benefits</w:t>
+                  </w:r>
+                </w:p>
+              </w:tc>
+            </w:tr>
+            <w:tr>
+              <w:tc>
+                <w:tcPr>
+                  <w:tcW w:w="0" w:type="auto"/>
+                </w:tcPr>
+                <w:p>
+                  <w:pPr>
+                    <w:pStyle w:val="SS3-115"/>
+                  </w:pPr>
+                  <w:r>
+                    <w:t>disadvantages</w:t>
+                  </w:r>
+                </w:p>
+              </w:tc>
+              <w:tc>
+                <w:tcPr>
+                  <w:tcW w:w="0" w:type="auto"/>
+                </w:tcPr>
+                <w:p>
+                  <w:pPr>
+                    <w:pStyle w:val="SS3-115"/>
+                  </w:pPr>
+                  <w:r>
+                    <w:t>drawbacks</w:t>
+                  </w:r>
+                </w:p>
+              </w:tc>
+              <w:tc>
+                <w:tcPr>
+                  <w:tcW w:w="0" w:type="auto"/>
+                </w:tcPr>
+                <w:p>
+                  <w:pPr>
+                    <w:pStyle w:val="SS3-115"/>
+                  </w:pPr>
+                  <w:r>
+                    <w:t>in my view</w:t>
+                  </w:r>
+                </w:p>
+              </w:tc>
+            </w:tr>
+            <w:tr>
+              <w:tc>
+                <w:tcPr>
+                  <w:tcW w:w="0" w:type="auto"/>
+                </w:tcPr>
+                <w:p>
+                  <w:pPr>
+                    <w:pStyle w:val="SS3-115"/>
+                  </w:pPr>
+                  <w:r>
+                    <w:t>negative aspects</w:t>
+                  </w:r>
+                </w:p>
+              </w:tc>
+              <w:tc>
+                <w:tcPr>
+                  <w:tcW w:w="0" w:type="auto"/>
+                </w:tcPr>
+                <w:p>
+                  <w:pPr>
+                    <w:pStyle w:val="SS3-115"/>
+                  </w:pPr>
+                  <w:r>
+                    <w:t>positive aspects</w:t>
+                  </w:r>
+                </w:p>
+              </w:tc>
+              <w:tc>
+                <w:tcPr>
+                  <w:tcW w:w="0" w:type="auto"/>
+                </w:tcPr>
+                <w:p>
+                  <w:pPr>
+                    <w:pStyle w:val="SS3-115"/>
+                  </w:pPr>
+                  <w:r>
+                    <w:t>personally</w:t>
+                  </w:r>
+                </w:p>
+              </w:tc>
+            </w:tr>
+          </w:tbl>
+          <w:p>
+            <w:pPr>
+              <w:pStyle w:val="SS3-115"/>
+              <w:rPr>
+                <w:sz w:val="2"/>
+                <w:szCs w:val="2"/>
+              </w:rPr>
+            </w:pPr>
+          </w:p>
+          <w:tbl>
+            <w:tblPr>
+              <w:tblStyle w:val="CommonTable"/>
+              <w:tblW w:w="0" w:type="auto"/>
+              <w:tblBorders>
+                <w:top w:val="single" w:sz="18" w:space="0" w:color="E49D38"/>
+                <w:left w:val="none" w:sz="0" w:space="0" w:color="auto"/>
+                <w:bottom w:val="none" w:sz="0" w:space="0" w:color="auto"/>
+                <w:right w:val="none" w:sz="0" w:space="0" w:color="auto"/>
+                <w:insideH w:val="single" w:sz="6" w:space="0" w:color="E49D38"/>
+                <w:insideV w:val="single" w:sz="6" w:space="0" w:color="E49D38"/>
+              </w:tblBorders>
+              <w:shd w:val="clear" w:color="auto" w:fill="FAFAFA"/>
+              <w:tblLook w:val="04A0" w:firstRow="1" w:lastRow="0" w:firstColumn="1" w:lastColumn="0" w:noHBand="0" w:noVBand="1"/>
+            </w:tblPr>
+            <w:tblGrid>
+              <w:gridCol w:w="1506"/>
+              <w:gridCol w:w="1365"/>
+              <w:gridCol w:w="1091"/>
+            </w:tblGrid>
+            <w:tr>
+              <w:tc>
+                <w:tcPr>
+                  <w:tcW w:w="0" w:type="auto"/>
+                  <w:shd w:val="clear" w:color="auto" w:fill="FAFAFA"/>
+                </w:tcPr>
+                <w:p>
+                  <w:pPr>
+                    <w:pStyle w:val="SS3-115"/>
+                    <w:rPr>
+                      <w:b/>
+                      <w:bCs/>
+                      <w:color w:val="101312"/>
+                      <w:spacing w:val="-2"/>
+                      <w:w w:val="105"/>
+                    </w:rPr>
+                  </w:pPr>
+                  <w:r>
                     <w:rPr>
                       <w:b/>
                       <w:bCs/>
                       <w:iCs/>
                     </w:rPr>
+                    <w:t>Good points</w:t>
+                  </w:r>
+                </w:p>
+              </w:tc>
+              <w:tc>
+                <w:tcPr>
+                  <w:tcW w:w="0" w:type="auto"/>
+                  <w:shd w:val="clear" w:color="auto" w:fill="FAFAFA"/>
+                </w:tcPr>
+                <w:p>
+                  <w:pPr>
+                    <w:pStyle w:val="SS3-115"/>
+                    <w:rPr>
+                      <w:b/>
+                      <w:bCs/>
+                      <w:color w:val="101312"/>
+                      <w:spacing w:val="-2"/>
+                      <w:w w:val="105"/>
+                    </w:rPr>
                   </w:pPr>
                   <w:r>
                     <w:rPr>
@@ -4887,74 +5283,104 @@
                       <w:bCs/>
                       <w:iCs/>
                     </w:rPr>
-                    <w:t>Diagram 2</w:t>
-                  </w:r>
-                </w:p>
-                <w:p>
-                  <w:pPr>
+                    <w:t>Bad points</w:t>
+                  </w:r>
+                </w:p>
+              </w:tc>
+              <w:tc>
+                <w:tcPr>
+                  <w:tcW w:w="0" w:type="auto"/>
+                  <w:shd w:val="clear" w:color="auto" w:fill="FAFAFA"/>
+                </w:tcPr>
+                <w:p>
+                  <w:pPr>
+                    <w:pStyle w:val="SS3-115"/>
+                    <w:rPr>
+                      <w:b/>
+                      <w:bCs/>
+                      <w:color w:val="101312"/>
+                      <w:spacing w:val="-2"/>
+                      <w:w w:val="105"/>
+                    </w:rPr>
+                  </w:pPr>
+                  <w:r>
                     <w:rPr>
                       <w:b/>
                       <w:bCs/>
                       <w:iCs/>
                     </w:rPr>
-                  </w:pPr>
-                  <w:r>
-                    <w:rPr>
-                      <w:b/>
-                      <w:bCs/>
-                      <w:iCs/>
-                    </w:rPr>
-                    <w:t>Number of Indian restaurants in the UK</w:t>
-                  </w:r>
-                </w:p>
-                <w:p>
-                  <w:pPr>
-                    <w:spacing w:after="120"/>
-                    <w:rPr>
-                      <w:iCs/>
-                    </w:rPr>
-                  </w:pPr>
-                  <w:r>
-                    <w:rPr>
-                      <w:iCs/>
-                      <w:noProof/>
-                    </w:rPr>
-                    <w:drawing>
-                      <wp:inline distT="0" distB="0" distL="0" distR="0" wp14:anchorId="5027D2FF" wp14:editId="556A23C8">
-                        <wp:extent cx="3588350" cy="2520000"/>
-                        <wp:effectExtent l="0" t="0" r="0" b="0"/>
-                        <wp:docPr id="1865696285" name="Picture 1"/>
-                        <wp:cNvGraphicFramePr>
-                          <a:graphicFrameLocks xmlns:a="http://schemas.openxmlformats.org/drawingml/2006/main" noChangeAspect="1"/>
-                        </wp:cNvGraphicFramePr>
-                        <a:graphic xmlns:a="http://schemas.openxmlformats.org/drawingml/2006/main">
-                          <a:graphicData uri="http://schemas.openxmlformats.org/drawingml/2006/picture">
-                            <pic:pic xmlns:pic="http://schemas.openxmlformats.org/drawingml/2006/picture">
-                              <pic:nvPicPr>
-                                <pic:cNvPr id="1865696285" name=""/>
-                                <pic:cNvPicPr/>
-                              </pic:nvPicPr>
-                              <pic:blipFill>
-                                <a:blip r:embed="rId10"/>
-                                <a:stretch>
-                                  <a:fillRect/>
-                                </a:stretch>
-                              </pic:blipFill>
-                              <pic:spPr>
-                                <a:xfrm>
-                                  <a:off x="0" y="0"/>
-                                  <a:ext cx="3588350" cy="2520000"/>
-                                </a:xfrm>
-                                <a:prstGeom prst="rect">
-                                  <a:avLst/>
-                                </a:prstGeom>
-                              </pic:spPr>
-                            </pic:pic>
-                          </a:graphicData>
-                        </a:graphic>
-                      </wp:inline>
-                    </w:drawing>
-                  </w:r>
+                    <w:t>Opinion</w:t>
+                  </w:r>
+                </w:p>
+              </w:tc>
+            </w:tr>
+            <w:tr>
+              <w:tc>
+                <w:tcPr>
+                  <w:tcW w:w="0" w:type="auto"/>
+                  <w:shd w:val="clear" w:color="auto" w:fill="FAFAFA"/>
+                </w:tcPr>
+                <w:p>
+                  <w:pPr>
+                    <w:pStyle w:val="SS3-115"/>
+                  </w:pPr>
+                </w:p>
+              </w:tc>
+              <w:tc>
+                <w:tcPr>
+                  <w:tcW w:w="0" w:type="auto"/>
+                  <w:shd w:val="clear" w:color="auto" w:fill="FAFAFA"/>
+                </w:tcPr>
+                <w:p>
+                  <w:pPr>
+                    <w:pStyle w:val="SS3-115"/>
+                  </w:pPr>
+                </w:p>
+              </w:tc>
+              <w:tc>
+                <w:tcPr>
+                  <w:tcW w:w="0" w:type="auto"/>
+                  <w:shd w:val="clear" w:color="auto" w:fill="FAFAFA"/>
+                </w:tcPr>
+                <w:p>
+                  <w:pPr>
+                    <w:pStyle w:val="SS3-115"/>
+                  </w:pPr>
+                </w:p>
+              </w:tc>
+            </w:tr>
+            <w:tr>
+              <w:tc>
+                <w:tcPr>
+                  <w:tcW w:w="0" w:type="auto"/>
+                  <w:shd w:val="clear" w:color="auto" w:fill="FAFAFA"/>
+                </w:tcPr>
+                <w:p>
+                  <w:pPr>
+                    <w:pStyle w:val="SS3-115"/>
+                  </w:pPr>
+                </w:p>
+              </w:tc>
+              <w:tc>
+                <w:tcPr>
+                  <w:tcW w:w="0" w:type="auto"/>
+                  <w:shd w:val="clear" w:color="auto" w:fill="FAFAFA"/>
+                </w:tcPr>
+                <w:p>
+                  <w:pPr>
+                    <w:pStyle w:val="SS3-115"/>
+                  </w:pPr>
+                </w:p>
+              </w:tc>
+              <w:tc>
+                <w:tcPr>
+                  <w:tcW w:w="0" w:type="auto"/>
+                  <w:shd w:val="clear" w:color="auto" w:fill="FAFAFA"/>
+                </w:tcPr>
+                <w:p>
+                  <w:pPr>
+                    <w:pStyle w:val="SS3-115"/>
+                  </w:pPr>
                 </w:p>
               </w:tc>
             </w:tr>
@@ -4970,6 +5396,22 @@
           </w:p>
         </w:tc>
       </w:tr>
+    </w:tbl>
+    <w:p>
+      <w:r>
+        <w:br w:type="page"/>
+      </w:r>
+    </w:p>
+    <w:tbl>
+      <w:tblPr>
+        <w:tblStyle w:val="DottedTable"/>
+        <w:tblW w:w="14312" w:type="dxa"/>
+        <w:tblLook w:val="04A0" w:firstRow="1" w:lastRow="0" w:firstColumn="1" w:lastColumn="0" w:noHBand="0" w:noVBand="1"/>
+      </w:tblPr>
+      <w:tblGrid>
+        <w:gridCol w:w="421"/>
+        <w:gridCol w:w="13891"/>
+      </w:tblGrid>
       <w:tr>
         <w:tc>
           <w:tcPr>
@@ -4984,12 +5426,12 @@
               <w:tblStyle w:val="CompactTable"/>
               <w:tblW w:w="0" w:type="auto"/>
               <w:tblBorders>
-                <w:top w:val="single" w:sz="18" w:space="0" w:color="FAB943"/>
-                <w:left w:val="single" w:sz="18" w:space="0" w:color="FAB943"/>
-                <w:bottom w:val="single" w:sz="18" w:space="0" w:color="FAB943"/>
-                <w:right w:val="single" w:sz="18" w:space="0" w:color="FAB943"/>
-                <w:insideH w:val="single" w:sz="18" w:space="0" w:color="FAB943"/>
-                <w:insideV w:val="single" w:sz="18" w:space="0" w:color="FAB943"/>
+                <w:top w:val="single" w:sz="18" w:space="0" w:color="A37839"/>
+                <w:left w:val="single" w:sz="18" w:space="0" w:color="A37839"/>
+                <w:bottom w:val="single" w:sz="18" w:space="0" w:color="A37839"/>
+                <w:right w:val="single" w:sz="18" w:space="0" w:color="A37839"/>
+                <w:insideH w:val="single" w:sz="18" w:space="0" w:color="A37839"/>
+                <w:insideV w:val="single" w:sz="18" w:space="0" w:color="A37839"/>
               </w:tblBorders>
               <w:tblLook w:val="04A0" w:firstRow="1" w:lastRow="0" w:firstColumn="1" w:lastColumn="0" w:noHBand="0" w:noVBand="1"/>
             </w:tblPr>
@@ -5016,6 +5458,7 @@
                       <w:szCs w:val="26"/>
                       <w:lang w:bidi="ar-SA"/>
                     </w:rPr>
+                    <w:lastRenderedPageBreak/>
                     <w:t>02</w:t>
                   </w:r>
                 </w:p>
@@ -5051,121 +5494,152 @@
                 <w:b/>
                 <w:bCs/>
               </w:rPr>
-              <w:t>Look at the following expressions. Which are more suitable for diagram 1 and which are more suitable for diagram 2?</w:t>
+              <w:t>These sentences are from an essay on the advantages and disadvantages of shopping online. Are they talking about good points (G), bad points (B) or giving an opinion (O)? Write G, B or O. The first one has been done for you.</w:t>
             </w:r>
           </w:p>
           <w:p>
             <w:pPr>
               <w:pStyle w:val="SS3-115"/>
+              <w:rPr>
+                <w:sz w:val="2"/>
+                <w:szCs w:val="2"/>
+              </w:rPr>
+            </w:pPr>
+          </w:p>
+          <w:p>
+            <w:pPr>
+              <w:pStyle w:val="NumList"/>
               <w:numPr>
                 <w:ilvl w:val="0"/>
-                <w:numId w:val="9"/>
+                <w:numId w:val="52"/>
               </w:numPr>
               <w:ind w:left="284" w:hanging="284"/>
             </w:pPr>
             <w:r>
-              <w:t xml:space="preserve">the highest proportion of people </w:t>
-            </w:r>
-          </w:p>
-          <w:p>
-            <w:pPr>
-              <w:pStyle w:val="SS3-115"/>
+              <w:t>A wider range of products is available online.</w:t>
+            </w:r>
+            <w:r>
+              <w:t xml:space="preserve"> </w:t>
+            </w:r>
+            <w:r>
+              <w:rPr>
+                <w:rFonts w:ascii="Comic Sans MS" w:hAnsi="Comic Sans MS"/>
+                <w:b/>
+                <w:bCs/>
+                <w:color w:val="341928"/>
+                <w:sz w:val="22"/>
+                <w:szCs w:val="22"/>
+              </w:rPr>
+              <w:t>G</w:t>
+            </w:r>
+          </w:p>
+          <w:p>
+            <w:pPr>
+              <w:pStyle w:val="NumList"/>
               <w:numPr>
                 <w:ilvl w:val="0"/>
-                <w:numId w:val="9"/>
+                <w:numId w:val="52"/>
               </w:numPr>
               <w:ind w:left="284" w:hanging="284"/>
             </w:pPr>
             <w:r>
-              <w:t xml:space="preserve">only a very small number of people </w:t>
-            </w:r>
-          </w:p>
-          <w:p>
-            <w:pPr>
-              <w:pStyle w:val="SS3-115"/>
+              <w:t>You can't try on clothes and shoes if you buy online.</w:t>
+            </w:r>
+          </w:p>
+          <w:p>
+            <w:pPr>
+              <w:pStyle w:val="NumList"/>
               <w:numPr>
                 <w:ilvl w:val="0"/>
-                <w:numId w:val="9"/>
+                <w:numId w:val="52"/>
               </w:numPr>
               <w:ind w:left="284" w:hanging="284"/>
             </w:pPr>
             <w:r>
-              <w:t xml:space="preserve">there has been a steady increase </w:t>
-            </w:r>
-          </w:p>
-          <w:p>
-            <w:pPr>
-              <w:pStyle w:val="SS3-115"/>
+              <w:t>I prefer going to shops and choosing things in person.</w:t>
+            </w:r>
+          </w:p>
+          <w:p>
+            <w:pPr>
+              <w:pStyle w:val="NumList"/>
               <w:numPr>
                 <w:ilvl w:val="0"/>
-                <w:numId w:val="9"/>
+                <w:numId w:val="52"/>
               </w:numPr>
               <w:ind w:left="284" w:hanging="284"/>
             </w:pPr>
             <w:r>
-              <w:t>a very small drop</w:t>
-            </w:r>
-          </w:p>
-          <w:p>
-            <w:pPr>
-              <w:pStyle w:val="SS3-115"/>
+              <w:t>There is no need to carry heavy shopping to your car.</w:t>
+            </w:r>
+          </w:p>
+          <w:p>
+            <w:pPr>
+              <w:pStyle w:val="NumList"/>
               <w:numPr>
                 <w:ilvl w:val="0"/>
-                <w:numId w:val="9"/>
+                <w:numId w:val="52"/>
               </w:numPr>
               <w:ind w:left="284" w:hanging="284"/>
             </w:pPr>
             <w:r>
-              <w:t xml:space="preserve">about a third of people </w:t>
-            </w:r>
-          </w:p>
-          <w:p>
-            <w:pPr>
-              <w:pStyle w:val="SS3-115"/>
+              <w:t>You save money on petrol, parking or bus fares.</w:t>
+            </w:r>
+          </w:p>
+          <w:p>
+            <w:pPr>
+              <w:pStyle w:val="NumList"/>
               <w:numPr>
                 <w:ilvl w:val="0"/>
-                <w:numId w:val="9"/>
+                <w:numId w:val="52"/>
               </w:numPr>
               <w:ind w:left="284" w:hanging="284"/>
             </w:pPr>
             <w:r>
-              <w:t xml:space="preserve">approximately a quarter of people </w:t>
-            </w:r>
-          </w:p>
-          <w:p>
-            <w:pPr>
-              <w:pStyle w:val="SS3-115"/>
+              <w:t>Goods might be delivered when you are out.</w:t>
+            </w:r>
+          </w:p>
+          <w:p>
+            <w:pPr>
+              <w:pStyle w:val="NumList"/>
               <w:numPr>
                 <w:ilvl w:val="0"/>
-                <w:numId w:val="9"/>
+                <w:numId w:val="52"/>
               </w:numPr>
               <w:ind w:left="284" w:hanging="284"/>
             </w:pPr>
             <w:r>
-              <w:t>the greatest rise took place</w:t>
+              <w:t>It isn't a good idea to give your credit card details online.</w:t>
+            </w:r>
+          </w:p>
+          <w:p>
+            <w:pPr>
+              <w:pStyle w:val="NumList"/>
+              <w:numPr>
+                <w:ilvl w:val="0"/>
+                <w:numId w:val="52"/>
+              </w:numPr>
+              <w:ind w:left="284" w:hanging="284"/>
+            </w:pPr>
+            <w:r>
+              <w:t>You often have to pay a lot for postage and wait for your goods.</w:t>
+            </w:r>
+          </w:p>
+          <w:p>
+            <w:pPr>
+              <w:pStyle w:val="NumList"/>
+              <w:numPr>
+                <w:ilvl w:val="0"/>
+                <w:numId w:val="52"/>
+              </w:numPr>
+              <w:ind w:left="284" w:hanging="284"/>
+            </w:pPr>
+            <w:r>
+              <w:t>I think it is better to support local shops.</w:t>
             </w:r>
           </w:p>
         </w:tc>
       </w:tr>
     </w:tbl>
-    <w:p>
-      <w:r>
-        <w:br w:type="page"/>
-      </w:r>
-    </w:p>
-    <w:p>
-      <w:pPr>
-        <w:spacing w:before="240" w:after="0"/>
-        <w:rPr>
-          <w:rFonts w:ascii="Source Sans 3 Medium" w:hAnsi="Source Sans 3 Medium"/>
-          <w:b/>
-          <w:bCs/>
-          <w:sz w:val="2"/>
-          <w:szCs w:val="2"/>
-          <w:lang w:bidi="ar-SA"/>
-        </w:rPr>
-      </w:pPr>
-    </w:p>
     <w:p>
       <w:pPr>
         <w:spacing w:before="240"/>
@@ -5193,7 +5667,7 @@
           <w:sz w:val="34"/>
           <w:szCs w:val="34"/>
         </w:rPr>
-        <w:t>DESCRIBING TWO DIAGRAMS</w:t>
+        <w:t>PART 2 QUESTION TYPES</w:t>
       </w:r>
       <w:r>
         <w:rPr>
@@ -5206,6 +5680,108 @@
         </w:rPr>
         <w:t>]</w:t>
       </w:r>
+    </w:p>
+    <w:tbl>
+      <w:tblPr>
+        <w:tblStyle w:val="CommonTable"/>
+        <w:tblW w:w="0" w:type="auto"/>
+        <w:tblInd w:w="20" w:type="dxa"/>
+        <w:tblBorders>
+          <w:top w:val="single" w:sz="18" w:space="0" w:color="EEAB36"/>
+          <w:left w:val="none" w:sz="0" w:space="0" w:color="auto"/>
+          <w:bottom w:val="none" w:sz="0" w:space="0" w:color="auto"/>
+          <w:right w:val="none" w:sz="0" w:space="0" w:color="auto"/>
+          <w:insideH w:val="single" w:sz="18" w:space="0" w:color="EEAB36"/>
+          <w:insideV w:val="single" w:sz="18" w:space="0" w:color="EEAB36"/>
+        </w:tblBorders>
+        <w:shd w:val="clear" w:color="auto" w:fill="F2F8E8"/>
+        <w:tblLook w:val="04A0" w:firstRow="1" w:lastRow="0" w:firstColumn="1" w:lastColumn="0" w:noHBand="0" w:noVBand="1"/>
+      </w:tblPr>
+      <w:tblGrid>
+        <w:gridCol w:w="6643"/>
+      </w:tblGrid>
+      <w:tr>
+        <w:tc>
+          <w:tcPr>
+            <w:tcW w:w="6643" w:type="dxa"/>
+            <w:shd w:val="clear" w:color="auto" w:fill="FCF5E4"/>
+          </w:tcPr>
+          <w:p>
+            <w:pPr>
+              <w:spacing w:after="0" w:line="240" w:lineRule="auto"/>
+              <w:rPr>
+                <w:rFonts w:ascii="Source Sans 3" w:hAnsi="Source Sans 3"/>
+                <w:sz w:val="21"/>
+                <w:szCs w:val="21"/>
+              </w:rPr>
+            </w:pPr>
+            <w:r>
+              <w:rPr>
+                <w:rFonts w:ascii="Cambria Math" w:hAnsi="Cambria Math" w:cs="Cambria Math"/>
+                <w:color w:val="EEAB36"/>
+                <w:sz w:val="32"/>
+                <w:szCs w:val="32"/>
+              </w:rPr>
+              <w:t>◉</w:t>
+            </w:r>
+            <w:r>
+              <w:t xml:space="preserve"> </w:t>
+            </w:r>
+            <w:r>
+              <w:rPr>
+                <w:rFonts w:ascii="Source Sans 3" w:hAnsi="Source Sans 3"/>
+                <w:sz w:val="21"/>
+                <w:szCs w:val="21"/>
+              </w:rPr>
+              <w:t>In Part 2 you have to write an essay of about 250 words. There are different types of question in Part 2, and you must write a well-</w:t>
+            </w:r>
+            <w:proofErr w:type="spellStart"/>
+            <w:r>
+              <w:rPr>
+                <w:rFonts w:ascii="Source Sans 3" w:hAnsi="Source Sans 3"/>
+                <w:sz w:val="21"/>
+                <w:szCs w:val="21"/>
+              </w:rPr>
+              <w:t>organised</w:t>
+            </w:r>
+            <w:proofErr w:type="spellEnd"/>
+            <w:r>
+              <w:rPr>
+                <w:rFonts w:ascii="Source Sans 3" w:hAnsi="Source Sans 3"/>
+                <w:sz w:val="21"/>
+                <w:szCs w:val="21"/>
+              </w:rPr>
+              <w:t xml:space="preserve"> answer considering different points of view.</w:t>
+            </w:r>
+          </w:p>
+          <w:p>
+            <w:pPr>
+              <w:spacing w:before="120"/>
+              <w:rPr>
+                <w:sz w:val="21"/>
+                <w:szCs w:val="21"/>
+              </w:rPr>
+            </w:pPr>
+            <w:r>
+              <w:rPr>
+                <w:sz w:val="21"/>
+                <w:szCs w:val="21"/>
+              </w:rPr>
+              <w:t>The topics in Part 2 are all general and do not need special knowledge.</w:t>
+            </w:r>
+          </w:p>
+        </w:tc>
+      </w:tr>
+    </w:tbl>
+    <w:p>
+      <w:pPr>
+        <w:spacing w:before="240"/>
+        <w:rPr>
+          <w:color w:val="DDF03C"/>
+          <w:sz w:val="34"/>
+          <w:szCs w:val="34"/>
+        </w:rPr>
+      </w:pPr>
     </w:p>
     <w:tbl>
       <w:tblPr>
@@ -5455,7 +6031,15 @@
               <w:t>___</w:t>
             </w:r>
             <w:r>
-              <w:t xml:space="preserve">and Indian takeaways are the favourites, and that the number of Indian restaurants in the UK </w:t>
+              <w:t xml:space="preserve">and Indian takeaways are the </w:t>
+            </w:r>
+            <w:proofErr w:type="spellStart"/>
+            <w:r>
+              <w:t>favourites</w:t>
+            </w:r>
+            <w:proofErr w:type="spellEnd"/>
+            <w:r>
+              <w:t xml:space="preserve">, and that the number of Indian restaurants in the UK </w:t>
             </w:r>
             <w:r>
               <w:rPr>
@@ -5528,7 +6112,23 @@
                       <w:sz w:val="21"/>
                       <w:szCs w:val="21"/>
                     </w:rPr>
-                    <w:t>Sometimes you will have to write about two separate types of diagram in the same task.</w:t>
+                    <w:t xml:space="preserve">Sometimes you will have to write about two separate types of </w:t>
+                  </w:r>
+                  <w:proofErr w:type="gramStart"/>
+                  <w:r>
+                    <w:rPr>
+                      <w:sz w:val="21"/>
+                      <w:szCs w:val="21"/>
+                    </w:rPr>
+                    <w:t>diagram</w:t>
+                  </w:r>
+                  <w:proofErr w:type="gramEnd"/>
+                  <w:r>
+                    <w:rPr>
+                      <w:sz w:val="21"/>
+                      <w:szCs w:val="21"/>
+                    </w:rPr>
+                    <w:t xml:space="preserve"> in the same task.</w:t>
                   </w:r>
                 </w:p>
               </w:tc>
@@ -5615,7 +6215,23 @@
                       <w:sz w:val="21"/>
                       <w:szCs w:val="21"/>
                     </w:rPr>
-                    <w:t>When you are working with two diagrams, your first sentence should introduce both of them and your overview should summarise both of them.</w:t>
+                    <w:t xml:space="preserve">When you are working with two diagrams, your first sentence should introduce both of them and your overview should </w:t>
+                  </w:r>
+                  <w:proofErr w:type="spellStart"/>
+                  <w:r>
+                    <w:rPr>
+                      <w:sz w:val="21"/>
+                      <w:szCs w:val="21"/>
+                    </w:rPr>
+                    <w:t>summarise</w:t>
+                  </w:r>
+                  <w:proofErr w:type="spellEnd"/>
+                  <w:r>
+                    <w:rPr>
+                      <w:sz w:val="21"/>
+                      <w:szCs w:val="21"/>
+                    </w:rPr>
+                    <w:t xml:space="preserve"> both of them.</w:t>
                   </w:r>
                 </w:p>
               </w:tc>
@@ -8757,7 +9373,25 @@
                       <w:sz w:val="23"/>
                       <w:szCs w:val="23"/>
                     </w:rPr>
-                    <w:t>20% of the market, while Finco had</w:t>
+                    <w:t xml:space="preserve">20% of the market, while </w:t>
+                  </w:r>
+                  <w:proofErr w:type="spellStart"/>
+                  <w:r>
+                    <w:rPr>
+                      <w:rFonts w:ascii="Source Sans 3 Medium" w:hAnsi="Source Sans 3 Medium"/>
+                      <w:sz w:val="23"/>
+                      <w:szCs w:val="23"/>
+                    </w:rPr>
+                    <w:t>Finco</w:t>
+                  </w:r>
+                  <w:proofErr w:type="spellEnd"/>
+                  <w:r>
+                    <w:rPr>
+                      <w:rFonts w:ascii="Source Sans 3 Medium" w:hAnsi="Source Sans 3 Medium"/>
+                      <w:sz w:val="23"/>
+                      <w:szCs w:val="23"/>
+                    </w:rPr>
+                    <w:t xml:space="preserve"> had</w:t>
                   </w:r>
                   <w:r>
                     <w:rPr>
@@ -8923,13 +9557,23 @@
                       <w:szCs w:val="23"/>
                     </w:rPr>
                   </w:pPr>
+                  <w:proofErr w:type="spellStart"/>
                   <w:r>
                     <w:rPr>
                       <w:rFonts w:ascii="Source Sans 3 Medium" w:hAnsi="Source Sans 3 Medium"/>
                       <w:sz w:val="23"/>
                       <w:szCs w:val="23"/>
                     </w:rPr>
-                    <w:t>Finco had the biggest market share in 2005, which was</w:t>
+                    <w:t>Finco</w:t>
+                  </w:r>
+                  <w:proofErr w:type="spellEnd"/>
+                  <w:r>
+                    <w:rPr>
+                      <w:rFonts w:ascii="Source Sans 3 Medium" w:hAnsi="Source Sans 3 Medium"/>
+                      <w:sz w:val="23"/>
+                      <w:szCs w:val="23"/>
+                    </w:rPr>
+                    <w:t xml:space="preserve"> had the biggest market share in 2005, which was</w:t>
                   </w:r>
                   <w:r>
                     <w:rPr>
@@ -8985,7 +9629,7 @@
                                 <pic:cNvPicPr/>
                               </pic:nvPicPr>
                               <pic:blipFill>
-                                <a:blip r:embed="rId11"/>
+                                <a:blip r:embed="rId9"/>
                                 <a:stretch>
                                   <a:fillRect/>
                                 </a:stretch>
@@ -9564,7 +10208,23 @@
                       <w:sz w:val="21"/>
                       <w:szCs w:val="21"/>
                     </w:rPr>
-                    <w:t>The pie chart shows which type of takeaway food is the most popular in the UK, while the bar chart shows how many Indian restaurants existed in the UK between 1960 and 2015. We can see that Chinese and Indian takeaways are the favourites, and that the number of Indian restaurants in the UK rose steadily during this period.</w:t>
+                    <w:t xml:space="preserve">The pie chart shows which type of takeaway food is the most popular in the UK, while the bar chart shows how many Indian restaurants existed in the UK between 1960 and 2015. We can see that Chinese and Indian takeaways are the </w:t>
+                  </w:r>
+                  <w:proofErr w:type="spellStart"/>
+                  <w:r>
+                    <w:rPr>
+                      <w:sz w:val="21"/>
+                      <w:szCs w:val="21"/>
+                    </w:rPr>
+                    <w:t>favourites</w:t>
+                  </w:r>
+                  <w:proofErr w:type="spellEnd"/>
+                  <w:r>
+                    <w:rPr>
+                      <w:sz w:val="21"/>
+                      <w:szCs w:val="21"/>
+                    </w:rPr>
+                    <w:t>, and that the number of Indian restaurants in the UK rose steadily during this period.</w:t>
                   </w:r>
                 </w:p>
                 <w:p>
@@ -9938,6 +10598,7 @@
                       <w:szCs w:val="23"/>
                     </w:rPr>
                   </w:pPr>
+                  <w:proofErr w:type="spellStart"/>
                   <w:r>
                     <w:rPr>
                       <w:rFonts w:ascii="Source Sans 3 Medium" w:hAnsi="Source Sans 3 Medium"/>
@@ -9948,7 +10609,20 @@
                       <w:sz w:val="23"/>
                       <w:szCs w:val="23"/>
                     </w:rPr>
-                    <w:t>Summarise the information by selecting and reporting the main features, and make comparisons where relevant.</w:t>
+                    <w:t>Summarise</w:t>
+                  </w:r>
+                  <w:proofErr w:type="spellEnd"/>
+                  <w:r>
+                    <w:rPr>
+                      <w:rFonts w:ascii="Source Sans 3 Medium" w:hAnsi="Source Sans 3 Medium"/>
+                      <w:b/>
+                      <w:bCs/>
+                      <w:i/>
+                      <w:iCs/>
+                      <w:sz w:val="23"/>
+                      <w:szCs w:val="23"/>
+                    </w:rPr>
+                    <w:t xml:space="preserve"> the information by selecting and reporting the main features, and make comparisons where relevant.</w:t>
                   </w:r>
                 </w:p>
                 <w:p>
@@ -10070,7 +10744,7 @@
                                 <pic:cNvPicPr/>
                               </pic:nvPicPr>
                               <pic:blipFill>
-                                <a:blip r:embed="rId12"/>
+                                <a:blip r:embed="rId10"/>
                                 <a:stretch>
                                   <a:fillRect/>
                                 </a:stretch>
@@ -10158,7 +10832,7 @@
                                 <pic:cNvPicPr/>
                               </pic:nvPicPr>
                               <pic:blipFill>
-                                <a:blip r:embed="rId13"/>
+                                <a:blip r:embed="rId11"/>
                                 <a:stretch>
                                   <a:fillRect/>
                                 </a:stretch>
@@ -11077,7 +11751,7 @@
                                 <pic:cNvPicPr/>
                               </pic:nvPicPr>
                               <pic:blipFill>
-                                <a:blip r:embed="rId14"/>
+                                <a:blip r:embed="rId12"/>
                                 <a:stretch>
                                   <a:fillRect/>
                                 </a:stretch>
@@ -11780,7 +12454,7 @@
             <w:pPr>
               <w:spacing w:after="120"/>
             </w:pPr>
-            <w:hyperlink r:id="rId15" w:history="1">
+            <w:hyperlink r:id="rId13" w:history="1">
               <w:r>
                 <w:rPr>
                   <w:rStyle w:val="Hyperlink"/>
@@ -12117,7 +12791,7 @@
             <w:pPr>
               <w:spacing w:after="120"/>
             </w:pPr>
-            <w:hyperlink r:id="rId16" w:history="1">
+            <w:hyperlink r:id="rId14" w:history="1">
               <w:r>
                 <w:rPr>
                   <w:rStyle w:val="Hyperlink"/>
@@ -12388,7 +13062,7 @@
             <w:pPr>
               <w:spacing w:after="120"/>
             </w:pPr>
-            <w:hyperlink r:id="rId17" w:history="1">
+            <w:hyperlink r:id="rId15" w:history="1">
               <w:r>
                 <w:rPr>
                   <w:rStyle w:val="Hyperlink"/>
@@ -12723,11 +13397,10 @@
                 <w:sz w:val="23"/>
                 <w:szCs w:val="23"/>
               </w:rPr>
-              <w:t>You will hear a radio programme in which two people are discussing the different restaurants in a town.</w:t>
-            </w:r>
-          </w:p>
-          <w:p>
-            <w:pPr>
+              <w:t xml:space="preserve">You will hear a radio </w:t>
+            </w:r>
+            <w:proofErr w:type="spellStart"/>
+            <w:r>
               <w:rPr>
                 <w:rFonts w:ascii="Source Sans 3 Medium" w:hAnsi="Source Sans 3 Medium"/>
                 <w:b/>
@@ -12735,7 +13408,9 @@
                 <w:sz w:val="23"/>
                 <w:szCs w:val="23"/>
               </w:rPr>
-            </w:pPr>
+              <w:t>programme</w:t>
+            </w:r>
+            <w:proofErr w:type="spellEnd"/>
             <w:r>
               <w:rPr>
                 <w:rFonts w:ascii="Source Sans 3 Medium" w:hAnsi="Source Sans 3 Medium"/>
@@ -12744,7 +13419,7 @@
                 <w:sz w:val="23"/>
                 <w:szCs w:val="23"/>
               </w:rPr>
-              <w:t>Look at the names of restaurants (1-3) and the list of types of restaurant.</w:t>
+              <w:t xml:space="preserve"> in which two people are discussing the different restaurants in a town.</w:t>
             </w:r>
           </w:p>
           <w:p>
@@ -12765,6 +13440,49 @@
                 <w:sz w:val="23"/>
                 <w:szCs w:val="23"/>
               </w:rPr>
+              <w:t xml:space="preserve">Look at the names of restaurants (1-3) and the list of types of </w:t>
+            </w:r>
+            <w:proofErr w:type="gramStart"/>
+            <w:r>
+              <w:rPr>
+                <w:rFonts w:ascii="Source Sans 3 Medium" w:hAnsi="Source Sans 3 Medium"/>
+                <w:b/>
+                <w:bCs/>
+                <w:sz w:val="23"/>
+                <w:szCs w:val="23"/>
+              </w:rPr>
+              <w:t>restaurant</w:t>
+            </w:r>
+            <w:proofErr w:type="gramEnd"/>
+            <w:r>
+              <w:rPr>
+                <w:rFonts w:ascii="Source Sans 3 Medium" w:hAnsi="Source Sans 3 Medium"/>
+                <w:b/>
+                <w:bCs/>
+                <w:sz w:val="23"/>
+                <w:szCs w:val="23"/>
+              </w:rPr>
+              <w:t>.</w:t>
+            </w:r>
+          </w:p>
+          <w:p>
+            <w:pPr>
+              <w:rPr>
+                <w:rFonts w:ascii="Source Sans 3 Medium" w:hAnsi="Source Sans 3 Medium"/>
+                <w:b/>
+                <w:bCs/>
+                <w:sz w:val="23"/>
+                <w:szCs w:val="23"/>
+              </w:rPr>
+            </w:pPr>
+            <w:r>
+              <w:rPr>
+                <w:rFonts w:ascii="Source Sans 3 Medium" w:hAnsi="Source Sans 3 Medium"/>
+                <w:b/>
+                <w:bCs/>
+                <w:sz w:val="23"/>
+                <w:szCs w:val="23"/>
+              </w:rPr>
               <w:t>Match each restaurant with the correct type, A-G.</w:t>
             </w:r>
           </w:p>
@@ -12772,7 +13490,7 @@
             <w:pPr>
               <w:spacing w:after="120"/>
             </w:pPr>
-            <w:hyperlink r:id="rId18" w:history="1">
+            <w:hyperlink r:id="rId16" w:history="1">
               <w:r>
                 <w:rPr>
                   <w:rStyle w:val="Hyperlink"/>
@@ -12814,8 +13532,13 @@
                     <w:pStyle w:val="NumList"/>
                   </w:pPr>
                   <w:r>
-                    <w:t>The Duke</w:t>
-                  </w:r>
+                    <w:t xml:space="preserve">The </w:t>
+                  </w:r>
+                  <w:proofErr w:type="gramStart"/>
+                  <w:r>
+                    <w:t>Duke</w:t>
+                  </w:r>
+                  <w:proofErr w:type="gramEnd"/>
                 </w:p>
                 <w:p>
                   <w:pPr>
@@ -12845,6 +13568,7 @@
                     </w:rPr>
                     <w:t xml:space="preserve">Types of </w:t>
                   </w:r>
+                  <w:proofErr w:type="gramStart"/>
                   <w:r>
                     <w:rPr>
                       <w:b/>
@@ -12852,6 +13576,7 @@
                     </w:rPr>
                     <w:t>restaurant</w:t>
                   </w:r>
+                  <w:proofErr w:type="gramEnd"/>
                 </w:p>
                 <w:p>
                   <w:pPr>
@@ -13406,7 +14131,15 @@
               </w:numPr>
             </w:pPr>
             <w:r>
-              <w:t>Marco cooked us a really unappetising meal.</w:t>
+              <w:t xml:space="preserve">Marco cooked us a really </w:t>
+            </w:r>
+            <w:proofErr w:type="spellStart"/>
+            <w:r>
+              <w:t>unappetising</w:t>
+            </w:r>
+            <w:proofErr w:type="spellEnd"/>
+            <w:r>
+              <w:t xml:space="preserve"> meal.</w:t>
             </w:r>
           </w:p>
           <w:p>
@@ -13526,7 +14259,15 @@
               </w:numPr>
             </w:pPr>
             <w:r>
-              <w:t>The chef at the Lodge Hotel is very skilful.</w:t>
+              <w:t xml:space="preserve">The chef at the Lodge Hotel is very </w:t>
+            </w:r>
+            <w:proofErr w:type="spellStart"/>
+            <w:r>
+              <w:t>skilful</w:t>
+            </w:r>
+            <w:proofErr w:type="spellEnd"/>
+            <w:r>
+              <w:t>.</w:t>
             </w:r>
           </w:p>
           <w:p>
@@ -13646,7 +14387,15 @@
               </w:numPr>
             </w:pPr>
             <w:r>
-              <w:t>The chef at the new restaurant is recognised across the country.</w:t>
+              <w:t xml:space="preserve">The chef at the new restaurant is </w:t>
+            </w:r>
+            <w:proofErr w:type="spellStart"/>
+            <w:r>
+              <w:t>recognised</w:t>
+            </w:r>
+            <w:proofErr w:type="spellEnd"/>
+            <w:r>
+              <w:t xml:space="preserve"> across the country.</w:t>
             </w:r>
           </w:p>
           <w:p>
@@ -13990,7 +14739,7 @@
             <w:pPr>
               <w:spacing w:before="120" w:after="120"/>
             </w:pPr>
-            <w:hyperlink r:id="rId19" w:history="1">
+            <w:hyperlink r:id="rId17" w:history="1">
               <w:r>
                 <w:rPr>
                   <w:rStyle w:val="Hyperlink"/>
@@ -14233,7 +14982,15 @@
               <w:pStyle w:val="SS3M-115"/>
             </w:pPr>
             <w:r>
-              <w:t>You are going to hear an interview with a chef about a TV programme he has made about food in China.</w:t>
+              <w:t xml:space="preserve">You are going to hear an interview with a chef about a TV </w:t>
+            </w:r>
+            <w:proofErr w:type="spellStart"/>
+            <w:r>
+              <w:t>programme</w:t>
+            </w:r>
+            <w:proofErr w:type="spellEnd"/>
+            <w:r>
+              <w:t xml:space="preserve"> he has made about food in China.</w:t>
             </w:r>
           </w:p>
           <w:p>
@@ -14248,7 +15005,7 @@
             <w:pPr>
               <w:spacing w:before="120" w:after="120"/>
             </w:pPr>
-            <w:hyperlink r:id="rId20" w:history="1">
+            <w:hyperlink r:id="rId18" w:history="1">
               <w:r>
                 <w:rPr>
                   <w:rStyle w:val="Hyperlink"/>
@@ -14673,6 +15430,7 @@
                 <w:szCs w:val="26"/>
               </w:rPr>
             </w:pPr>
+            <w:proofErr w:type="spellStart"/>
             <w:r>
               <w:rPr>
                 <w:rFonts w:ascii="Source Sans 3" w:hAnsi="Source Sans 3"/>
@@ -14680,7 +15438,17 @@
                 <w:sz w:val="23"/>
                 <w:szCs w:val="23"/>
               </w:rPr>
-              <w:t>organise your talk (Speaking Part 2).</w:t>
+              <w:t>organise</w:t>
+            </w:r>
+            <w:proofErr w:type="spellEnd"/>
+            <w:r>
+              <w:rPr>
+                <w:rFonts w:ascii="Source Sans 3" w:hAnsi="Source Sans 3"/>
+                <w:color w:val="FFFFFF" w:themeColor="background1"/>
+                <w:sz w:val="23"/>
+                <w:szCs w:val="23"/>
+              </w:rPr>
+              <w:t xml:space="preserve"> your talk (Speaking Part 2).</w:t>
             </w:r>
           </w:p>
         </w:tc>
@@ -14979,9 +15747,11 @@
                   <w:tcW w:w="0" w:type="auto"/>
                 </w:tcPr>
                 <w:p>
+                  <w:proofErr w:type="spellStart"/>
                   <w:r>
                     <w:t>chillies</w:t>
                   </w:r>
+                  <w:proofErr w:type="spellEnd"/>
                 </w:p>
               </w:tc>
             </w:tr>
@@ -15126,7 +15896,7 @@
                                 <pic:cNvPicPr/>
                               </pic:nvPicPr>
                               <pic:blipFill>
-                                <a:blip r:embed="rId21"/>
+                                <a:blip r:embed="rId19"/>
                                 <a:stretch>
                                   <a:fillRect/>
                                 </a:stretch>
@@ -15233,7 +16003,15 @@
               <w:spacing w:after="120"/>
             </w:pPr>
             <w:r>
-              <w:t>With a partner, discuss your favourite food. What ingredients are used to make it?</w:t>
+              <w:t xml:space="preserve">With a partner, discuss your </w:t>
+            </w:r>
+            <w:proofErr w:type="spellStart"/>
+            <w:r>
+              <w:t>favourite</w:t>
+            </w:r>
+            <w:proofErr w:type="spellEnd"/>
+            <w:r>
+              <w:t xml:space="preserve"> food. What ingredients are used to make it?</w:t>
             </w:r>
           </w:p>
         </w:tc>
@@ -15425,7 +16203,7 @@
                           <pic:cNvPicPr/>
                         </pic:nvPicPr>
                         <pic:blipFill>
-                          <a:blip r:embed="rId22"/>
+                          <a:blip r:embed="rId20"/>
                           <a:stretch>
                             <a:fillRect/>
                           </a:stretch>
@@ -15585,7 +16363,7 @@
                           <pic:cNvPicPr/>
                         </pic:nvPicPr>
                         <pic:blipFill>
-                          <a:blip r:embed="rId23"/>
+                          <a:blip r:embed="rId21"/>
                           <a:stretch>
                             <a:fillRect/>
                           </a:stretch>
@@ -15717,7 +16495,7 @@
                           <pic:cNvPicPr/>
                         </pic:nvPicPr>
                         <pic:blipFill>
-                          <a:blip r:embed="rId24"/>
+                          <a:blip r:embed="rId22"/>
                           <a:stretch>
                             <a:fillRect/>
                           </a:stretch>
@@ -15854,7 +16632,7 @@
                           <pic:cNvPicPr/>
                         </pic:nvPicPr>
                         <pic:blipFill>
-                          <a:blip r:embed="rId25"/>
+                          <a:blip r:embed="rId23"/>
                           <a:stretch>
                             <a:fillRect/>
                           </a:stretch>
@@ -16122,10 +16900,7 @@
                     <w:t xml:space="preserve"> ___</w:t>
                   </w:r>
                   <w:r>
-                    <w:t xml:space="preserve"> </w:t>
-                  </w:r>
-                  <w:r>
-                    <w:t>cheese.</w:t>
+                    <w:t xml:space="preserve"> cheese.</w:t>
                   </w:r>
                 </w:p>
                 <w:p>
@@ -16137,9 +16912,11 @@
                     </w:numPr>
                     <w:ind w:left="284" w:hanging="284"/>
                   </w:pPr>
+                  <w:proofErr w:type="spellStart"/>
                   <w:r>
                     <w:t>There</w:t>
                   </w:r>
+                  <w:proofErr w:type="spellEnd"/>
                   <w:r>
                     <w:t xml:space="preserve"> ___</w:t>
                   </w:r>
@@ -16224,6 +17001,7 @@
                       <w:rFonts w:ascii="Source Sans 3 Medium" w:hAnsi="Source Sans 3 Medium"/>
                       <w:b/>
                       <w:bCs/>
+                      <w:noProof/>
                       <w:sz w:val="23"/>
                       <w:szCs w:val="23"/>
                     </w:rPr>
@@ -16243,7 +17021,7 @@
                                 <pic:cNvPicPr/>
                               </pic:nvPicPr>
                               <pic:blipFill>
-                                <a:blip r:embed="rId26"/>
+                                <a:blip r:embed="rId24"/>
                                 <a:stretch>
                                   <a:fillRect/>
                                 </a:stretch>
@@ -16448,7 +17226,7 @@
             <w:pPr>
               <w:spacing w:before="120" w:after="120"/>
             </w:pPr>
-            <w:hyperlink r:id="rId27" w:history="1">
+            <w:hyperlink r:id="rId25" w:history="1">
               <w:r>
                 <w:rPr>
                   <w:rStyle w:val="Hyperlink"/>
@@ -17225,7 +18003,7 @@
             <w:pPr>
               <w:spacing w:before="120" w:after="120"/>
             </w:pPr>
-            <w:hyperlink r:id="rId28" w:history="1">
+            <w:hyperlink r:id="rId26" w:history="1">
               <w:r>
                 <w:rPr>
                   <w:rStyle w:val="Hyperlink"/>
@@ -17596,7 +18374,23 @@
                       <w:i/>
                       <w:iCs/>
                     </w:rPr>
-                    <w:t>We love meat, traditional, lots of sheep!, proud of our cuisine</w:t>
+                    <w:t xml:space="preserve">We love meat, traditional, lots of </w:t>
+                  </w:r>
+                  <w:proofErr w:type="gramStart"/>
+                  <w:r>
+                    <w:rPr>
+                      <w:i/>
+                      <w:iCs/>
+                    </w:rPr>
+                    <w:t>sheep!,</w:t>
+                  </w:r>
+                  <w:proofErr w:type="gramEnd"/>
+                  <w:r>
+                    <w:rPr>
+                      <w:i/>
+                      <w:iCs/>
+                    </w:rPr>
+                    <w:t xml:space="preserve"> proud of our cuisine</w:t>
                   </w:r>
                 </w:p>
                 <w:p>
@@ -18197,7 +18991,23 @@
                 <w:sz w:val="21"/>
                 <w:szCs w:val="21"/>
               </w:rPr>
-              <w:t>When you are asked to speak on a topic for two minutes you should try and organise your talk:</w:t>
+              <w:t xml:space="preserve">When you are asked to speak on a topic for two minutes you should try and </w:t>
+            </w:r>
+            <w:proofErr w:type="spellStart"/>
+            <w:r>
+              <w:rPr>
+                <w:sz w:val="21"/>
+                <w:szCs w:val="21"/>
+              </w:rPr>
+              <w:t>organise</w:t>
+            </w:r>
+            <w:proofErr w:type="spellEnd"/>
+            <w:r>
+              <w:rPr>
+                <w:sz w:val="21"/>
+                <w:szCs w:val="21"/>
+              </w:rPr>
+              <w:t xml:space="preserve"> your talk:</w:t>
             </w:r>
           </w:p>
           <w:p>
@@ -18375,7 +19185,15 @@
               <w:t>I'm going to talk about</w:t>
             </w:r>
             <w:r>
-              <w:t xml:space="preserve"> my favourite food, paella.</w:t>
+              <w:t xml:space="preserve"> my </w:t>
+            </w:r>
+            <w:proofErr w:type="spellStart"/>
+            <w:r>
+              <w:t>favourite</w:t>
+            </w:r>
+            <w:proofErr w:type="spellEnd"/>
+            <w:r>
+              <w:t xml:space="preserve"> food, paella.</w:t>
             </w:r>
           </w:p>
           <w:p>
@@ -18724,7 +19542,29 @@
                 <w:sz w:val="23"/>
                 <w:szCs w:val="23"/>
               </w:rPr>
-              <w:t>Spend one minute thinking how you will structure your talk, then take it in turns to practise presenting the information.</w:t>
+              <w:t xml:space="preserve">Spend one minute thinking how you will structure your talk, then take it in turns to </w:t>
+            </w:r>
+            <w:proofErr w:type="spellStart"/>
+            <w:r>
+              <w:rPr>
+                <w:rFonts w:ascii="Source Sans 3 Medium" w:hAnsi="Source Sans 3 Medium"/>
+                <w:b/>
+                <w:bCs/>
+                <w:sz w:val="23"/>
+                <w:szCs w:val="23"/>
+              </w:rPr>
+              <w:t>practise</w:t>
+            </w:r>
+            <w:proofErr w:type="spellEnd"/>
+            <w:r>
+              <w:rPr>
+                <w:rFonts w:ascii="Source Sans 3 Medium" w:hAnsi="Source Sans 3 Medium"/>
+                <w:b/>
+                <w:bCs/>
+                <w:sz w:val="23"/>
+                <w:szCs w:val="23"/>
+              </w:rPr>
+              <w:t xml:space="preserve"> presenting the information.</w:t>
             </w:r>
           </w:p>
           <w:p>
@@ -18732,7 +19572,15 @@
               <w:pStyle w:val="SS3-115"/>
             </w:pPr>
             <w:r>
-              <w:t>Describe your favourite food.</w:t>
+              <w:t xml:space="preserve">Describe your </w:t>
+            </w:r>
+            <w:proofErr w:type="spellStart"/>
+            <w:r>
+              <w:t>favourite</w:t>
+            </w:r>
+            <w:proofErr w:type="spellEnd"/>
+            <w:r>
+              <w:t xml:space="preserve"> food.</w:t>
             </w:r>
           </w:p>
           <w:p>
@@ -18792,7 +19640,6 @@
                 <w:insideV w:val="single" w:sz="6" w:space="0" w:color="1B91C6"/>
               </w:tblBorders>
               <w:shd w:val="clear" w:color="auto" w:fill="EEEDF3"/>
-              <w:tblLayout w:type="fixed"/>
               <w:tblLook w:val="04A0" w:firstRow="1" w:lastRow="0" w:firstColumn="1" w:lastColumn="0" w:noHBand="0" w:noVBand="1"/>
             </w:tblPr>
             <w:tblGrid>
@@ -18937,7 +19784,25 @@
                       <w:iCs/>
                       <w:lang w:bidi="ar-SA"/>
                     </w:rPr>
-                    <w:t>only frozen! / take-away</w:t>
+                    <w:t xml:space="preserve">only frozen! / </w:t>
+                  </w:r>
+                  <w:proofErr w:type="gramStart"/>
+                  <w:r>
+                    <w:rPr>
+                      <w:i/>
+                      <w:iCs/>
+                      <w:lang w:bidi="ar-SA"/>
+                    </w:rPr>
+                    <w:t>take</w:t>
+                  </w:r>
+                  <w:proofErr w:type="gramEnd"/>
+                  <w:r>
+                    <w:rPr>
+                      <w:i/>
+                      <w:iCs/>
+                      <w:lang w:bidi="ar-SA"/>
+                    </w:rPr>
+                    <w:t>-away</w:t>
                   </w:r>
                 </w:p>
                 <w:p>
@@ -19569,6 +20434,7 @@
               </w:rPr>
               <w:t>It is important to listen carefully to the ending of words. For example, words ending in -ology and-</w:t>
             </w:r>
+            <w:proofErr w:type="spellStart"/>
             <w:r>
               <w:rPr>
                 <w:i/>
@@ -19578,6 +20444,7 @@
               </w:rPr>
               <w:t>tion</w:t>
             </w:r>
+            <w:proofErr w:type="spellEnd"/>
             <w:r>
               <w:rPr>
                 <w:sz w:val="21"/>
@@ -19661,7 +20528,23 @@
                 <w:sz w:val="21"/>
                 <w:szCs w:val="21"/>
               </w:rPr>
-              <w:t>In this type of task you complete sentences by writing up to three words, or two words and/or a number, in the gaps. The instructions tell you how many words you can write.</w:t>
+              <w:t xml:space="preserve">In this type of task </w:t>
+            </w:r>
+            <w:proofErr w:type="gramStart"/>
+            <w:r>
+              <w:rPr>
+                <w:sz w:val="21"/>
+                <w:szCs w:val="21"/>
+              </w:rPr>
+              <w:t>you</w:t>
+            </w:r>
+            <w:proofErr w:type="gramEnd"/>
+            <w:r>
+              <w:rPr>
+                <w:sz w:val="21"/>
+                <w:szCs w:val="21"/>
+              </w:rPr>
+              <w:t xml:space="preserve"> complete sentences by writing up to three words, or two words and/or a number, in the gaps. The instructions tell you how many words you can write.</w:t>
             </w:r>
           </w:p>
           <w:p>
@@ -19832,7 +20715,7 @@
       <w:pPr>
         <w:spacing w:before="120" w:after="120"/>
       </w:pPr>
-      <w:hyperlink r:id="rId29" w:history="1">
+      <w:hyperlink r:id="rId27" w:history="1">
         <w:r>
           <w:rPr>
             <w:rStyle w:val="Hyperlink"/>
@@ -19917,7 +20800,23 @@
                 <w:sz w:val="21"/>
                 <w:szCs w:val="21"/>
               </w:rPr>
-              <w:t>The pie chart shows which type of takeaway food is the most popular in the UK, while the bar chart shows how many Indian restaurants existed in the UK between 1960 and 2015. We can see that Chinese and Indian takeaways are the favourites, and that the number of Indian restaurants in the UK rose steadily during this period.</w:t>
+              <w:t xml:space="preserve">The pie chart shows which type of takeaway food is the most popular in the UK, while the bar chart shows how many Indian restaurants existed in the UK between 1960 and 2015. We can see that Chinese and Indian takeaways are the </w:t>
+            </w:r>
+            <w:proofErr w:type="spellStart"/>
+            <w:r>
+              <w:rPr>
+                <w:sz w:val="21"/>
+                <w:szCs w:val="21"/>
+              </w:rPr>
+              <w:t>favourites</w:t>
+            </w:r>
+            <w:proofErr w:type="spellEnd"/>
+            <w:r>
+              <w:rPr>
+                <w:sz w:val="21"/>
+                <w:szCs w:val="21"/>
+              </w:rPr>
+              <w:t>, and that the number of Indian restaurants in the UK rose steadily during this period.</w:t>
             </w:r>
           </w:p>
           <w:p>
@@ -19969,7 +20868,7 @@
     </w:p>
     <w:p/>
     <w:sectPr>
-      <w:footerReference w:type="default" r:id="rId30"/>
+      <w:footerReference w:type="default" r:id="rId28"/>
       <w:pgSz w:w="15842" w:h="30147" w:code="3"/>
       <w:pgMar w:top="720" w:right="720" w:bottom="720" w:left="720" w:header="284" w:footer="284" w:gutter="0"/>
       <w:pgNumType w:start="1"/>
@@ -19981,7 +20880,7 @@
 </file>
 
 <file path=word/endnotes.xml><?xml version="1.0" encoding="utf-8"?>
-<w:endnotes xmlns:wpc="http://schemas.microsoft.com/office/word/2010/wordprocessingCanvas" xmlns:cx="http://schemas.microsoft.com/office/drawing/2014/chartex" xmlns:cx1="http://schemas.microsoft.com/office/drawing/2015/9/8/chartex" xmlns:cx2="http://schemas.microsoft.com/office/drawing/2015/10/21/chartex" xmlns:cx3="http://schemas.microsoft.com/office/drawing/2016/5/9/chartex" xmlns:cx4="http://schemas.microsoft.com/office/drawing/2016/5/10/chartex" xmlns:cx5="http://schemas.microsoft.com/office/drawing/2016/5/11/chartex" xmlns:cx6="http://schemas.microsoft.com/office/drawing/2016/5/12/chartex" xmlns:cx7="http://schemas.microsoft.com/office/drawing/2016/5/13/chartex" xmlns:cx8="http://schemas.microsoft.com/office/drawing/2016/5/14/chartex" xmlns:mc="http://schemas.openxmlformats.org/markup-compatibility/2006" xmlns:aink="http://schemas.microsoft.com/office/drawing/2016/ink" xmlns:am3d="http://schemas.microsoft.com/office/drawing/2017/model3d" xmlns:o="urn:schemas-microsoft-com:office:office" xmlns:oel="http://schemas.microsoft.com/office/2019/extlst" xmlns:r="http://schemas.openxmlformats.org/officeDocument/2006/relationships" xmlns:m="http://schemas.openxmlformats.org/officeDocument/2006/math" xmlns:v="urn:schemas-microsoft-com:vml" xmlns:wp14="http://schemas.microsoft.com/office/word/2010/wordprocessingDrawing" xmlns:wp="http://schemas.openxmlformats.org/drawingml/2006/wordprocessingDrawing" xmlns:w10="urn:schemas-microsoft-com:office:word" xmlns:w="http://schemas.openxmlformats.org/wordprocessingml/2006/main" xmlns:w14="http://schemas.microsoft.com/office/word/2010/wordml" xmlns:w15="http://schemas.microsoft.com/office/word/2012/wordml" xmlns:w16cex="http://schemas.microsoft.com/office/word/2018/wordml/cex" xmlns:w16cid="http://schemas.microsoft.com/office/word/2016/wordml/cid" xmlns:w16="http://schemas.microsoft.com/office/word/2018/wordml" xmlns:w16du="http://schemas.microsoft.com/office/word/2023/wordml/word16du" xmlns:w16sdtdh="http://schemas.microsoft.com/office/word/2020/wordml/sdtdatahash" xmlns:w16sdtfl="http://schemas.microsoft.com/office/word/2024/wordml/sdtformatlock" xmlns:w16se="http://schemas.microsoft.com/office/word/2015/wordml/symex" xmlns:wpg="http://schemas.microsoft.com/office/word/2010/wordprocessingGroup" xmlns:wpi="http://schemas.microsoft.com/office/word/2010/wordprocessingInk" xmlns:wne="http://schemas.microsoft.com/office/word/2006/wordml" xmlns:wps="http://schemas.microsoft.com/office/word/2010/wordprocessingShape" mc:Ignorable="w14 w15 w16se w16cid w16 w16cex w16sdtdh w16sdtfl w16du wp14">
+<w:endnotes xmlns:wpc="http://schemas.microsoft.com/office/word/2010/wordprocessingCanvas" xmlns:cx="http://schemas.microsoft.com/office/drawing/2014/chartex" xmlns:cx1="http://schemas.microsoft.com/office/drawing/2015/9/8/chartex" xmlns:cx2="http://schemas.microsoft.com/office/drawing/2015/10/21/chartex" xmlns:cx3="http://schemas.microsoft.com/office/drawing/2016/5/9/chartex" xmlns:cx4="http://schemas.microsoft.com/office/drawing/2016/5/10/chartex" xmlns:cx5="http://schemas.microsoft.com/office/drawing/2016/5/11/chartex" xmlns:cx6="http://schemas.microsoft.com/office/drawing/2016/5/12/chartex" xmlns:cx7="http://schemas.microsoft.com/office/drawing/2016/5/13/chartex" xmlns:cx8="http://schemas.microsoft.com/office/drawing/2016/5/14/chartex" xmlns:mc="http://schemas.openxmlformats.org/markup-compatibility/2006" xmlns:aink="http://schemas.microsoft.com/office/drawing/2016/ink" xmlns:am3d="http://schemas.microsoft.com/office/drawing/2017/model3d" xmlns:o="urn:schemas-microsoft-com:office:office" xmlns:oel="http://schemas.microsoft.com/office/2019/extlst" xmlns:r="http://schemas.openxmlformats.org/officeDocument/2006/relationships" xmlns:m="http://schemas.openxmlformats.org/officeDocument/2006/math" xmlns:v="urn:schemas-microsoft-com:vml" xmlns:wp14="http://schemas.microsoft.com/office/word/2010/wordprocessingDrawing" xmlns:wp="http://schemas.openxmlformats.org/drawingml/2006/wordprocessingDrawing" xmlns:w10="urn:schemas-microsoft-com:office:word" xmlns:w="http://schemas.openxmlformats.org/wordprocessingml/2006/main" xmlns:w14="http://schemas.microsoft.com/office/word/2010/wordml" xmlns:w15="http://schemas.microsoft.com/office/word/2012/wordml" xmlns:w16cex="http://schemas.microsoft.com/office/word/2018/wordml/cex" xmlns:w16cid="http://schemas.microsoft.com/office/word/2016/wordml/cid" xmlns:w16="http://schemas.microsoft.com/office/word/2018/wordml" xmlns:w16sdtdh="http://schemas.microsoft.com/office/word/2020/wordml/sdtdatahash" xmlns:w16se="http://schemas.microsoft.com/office/word/2015/wordml/symex" xmlns:wpg="http://schemas.microsoft.com/office/word/2010/wordprocessingGroup" xmlns:wpi="http://schemas.microsoft.com/office/word/2010/wordprocessingInk" xmlns:wne="http://schemas.microsoft.com/office/word/2006/wordml" xmlns:wps="http://schemas.microsoft.com/office/word/2010/wordprocessingShape" mc:Ignorable="w14 w15 w16se w16cid w16 w16cex w16sdtdh wp14">
   <w:endnote w:type="separator" w:id="-1">
     <w:p>
       <w:pPr>
@@ -20008,7 +20907,7 @@
 </file>
 
 <file path=word/footer1.xml><?xml version="1.0" encoding="utf-8"?>
-<w:ftr xmlns:wpc="http://schemas.microsoft.com/office/word/2010/wordprocessingCanvas" xmlns:cx="http://schemas.microsoft.com/office/drawing/2014/chartex" xmlns:cx1="http://schemas.microsoft.com/office/drawing/2015/9/8/chartex" xmlns:cx2="http://schemas.microsoft.com/office/drawing/2015/10/21/chartex" xmlns:cx3="http://schemas.microsoft.com/office/drawing/2016/5/9/chartex" xmlns:cx4="http://schemas.microsoft.com/office/drawing/2016/5/10/chartex" xmlns:cx5="http://schemas.microsoft.com/office/drawing/2016/5/11/chartex" xmlns:cx6="http://schemas.microsoft.com/office/drawing/2016/5/12/chartex" xmlns:cx7="http://schemas.microsoft.com/office/drawing/2016/5/13/chartex" xmlns:cx8="http://schemas.microsoft.com/office/drawing/2016/5/14/chartex" xmlns:mc="http://schemas.openxmlformats.org/markup-compatibility/2006" xmlns:aink="http://schemas.microsoft.com/office/drawing/2016/ink" xmlns:am3d="http://schemas.microsoft.com/office/drawing/2017/model3d" xmlns:o="urn:schemas-microsoft-com:office:office" xmlns:oel="http://schemas.microsoft.com/office/2019/extlst" xmlns:r="http://schemas.openxmlformats.org/officeDocument/2006/relationships" xmlns:m="http://schemas.openxmlformats.org/officeDocument/2006/math" xmlns:v="urn:schemas-microsoft-com:vml" xmlns:wp14="http://schemas.microsoft.com/office/word/2010/wordprocessingDrawing" xmlns:wp="http://schemas.openxmlformats.org/drawingml/2006/wordprocessingDrawing" xmlns:w10="urn:schemas-microsoft-com:office:word" xmlns:w="http://schemas.openxmlformats.org/wordprocessingml/2006/main" xmlns:w14="http://schemas.microsoft.com/office/word/2010/wordml" xmlns:w15="http://schemas.microsoft.com/office/word/2012/wordml" xmlns:w16cex="http://schemas.microsoft.com/office/word/2018/wordml/cex" xmlns:w16cid="http://schemas.microsoft.com/office/word/2016/wordml/cid" xmlns:w16="http://schemas.microsoft.com/office/word/2018/wordml" xmlns:w16du="http://schemas.microsoft.com/office/word/2023/wordml/word16du" xmlns:w16sdtdh="http://schemas.microsoft.com/office/word/2020/wordml/sdtdatahash" xmlns:w16sdtfl="http://schemas.microsoft.com/office/word/2024/wordml/sdtformatlock" xmlns:w16se="http://schemas.microsoft.com/office/word/2015/wordml/symex" xmlns:wpg="http://schemas.microsoft.com/office/word/2010/wordprocessingGroup" xmlns:wpi="http://schemas.microsoft.com/office/word/2010/wordprocessingInk" xmlns:wne="http://schemas.microsoft.com/office/word/2006/wordml" xmlns:wps="http://schemas.microsoft.com/office/word/2010/wordprocessingShape" mc:Ignorable="w14 w15 w16se w16cid w16 w16cex w16sdtdh w16sdtfl w16du wp14">
+<w:ftr xmlns:wpc="http://schemas.microsoft.com/office/word/2010/wordprocessingCanvas" xmlns:cx="http://schemas.microsoft.com/office/drawing/2014/chartex" xmlns:cx1="http://schemas.microsoft.com/office/drawing/2015/9/8/chartex" xmlns:cx2="http://schemas.microsoft.com/office/drawing/2015/10/21/chartex" xmlns:cx3="http://schemas.microsoft.com/office/drawing/2016/5/9/chartex" xmlns:cx4="http://schemas.microsoft.com/office/drawing/2016/5/10/chartex" xmlns:cx5="http://schemas.microsoft.com/office/drawing/2016/5/11/chartex" xmlns:cx6="http://schemas.microsoft.com/office/drawing/2016/5/12/chartex" xmlns:cx7="http://schemas.microsoft.com/office/drawing/2016/5/13/chartex" xmlns:cx8="http://schemas.microsoft.com/office/drawing/2016/5/14/chartex" xmlns:mc="http://schemas.openxmlformats.org/markup-compatibility/2006" xmlns:aink="http://schemas.microsoft.com/office/drawing/2016/ink" xmlns:am3d="http://schemas.microsoft.com/office/drawing/2017/model3d" xmlns:o="urn:schemas-microsoft-com:office:office" xmlns:oel="http://schemas.microsoft.com/office/2019/extlst" xmlns:r="http://schemas.openxmlformats.org/officeDocument/2006/relationships" xmlns:m="http://schemas.openxmlformats.org/officeDocument/2006/math" xmlns:v="urn:schemas-microsoft-com:vml" xmlns:wp14="http://schemas.microsoft.com/office/word/2010/wordprocessingDrawing" xmlns:wp="http://schemas.openxmlformats.org/drawingml/2006/wordprocessingDrawing" xmlns:w10="urn:schemas-microsoft-com:office:word" xmlns:w="http://schemas.openxmlformats.org/wordprocessingml/2006/main" xmlns:w14="http://schemas.microsoft.com/office/word/2010/wordml" xmlns:w15="http://schemas.microsoft.com/office/word/2012/wordml" xmlns:w16cex="http://schemas.microsoft.com/office/word/2018/wordml/cex" xmlns:w16cid="http://schemas.microsoft.com/office/word/2016/wordml/cid" xmlns:w16="http://schemas.microsoft.com/office/word/2018/wordml" xmlns:w16sdtdh="http://schemas.microsoft.com/office/word/2020/wordml/sdtdatahash" xmlns:w16se="http://schemas.microsoft.com/office/word/2015/wordml/symex" xmlns:wpg="http://schemas.microsoft.com/office/word/2010/wordprocessingGroup" xmlns:wpi="http://schemas.microsoft.com/office/word/2010/wordprocessingInk" xmlns:wne="http://schemas.microsoft.com/office/word/2006/wordml" xmlns:wps="http://schemas.microsoft.com/office/word/2010/wordprocessingShape" mc:Ignorable="w14 w15 w16se w16cid w16 w16cex w16sdtdh wp14">
   <w:sdt>
     <w:sdtPr>
       <w:id w:val="-1056395714"/>
@@ -20062,7 +20961,7 @@
 </file>
 
 <file path=word/footnotes.xml><?xml version="1.0" encoding="utf-8"?>
-<w:footnotes xmlns:wpc="http://schemas.microsoft.com/office/word/2010/wordprocessingCanvas" xmlns:cx="http://schemas.microsoft.com/office/drawing/2014/chartex" xmlns:cx1="http://schemas.microsoft.com/office/drawing/2015/9/8/chartex" xmlns:cx2="http://schemas.microsoft.com/office/drawing/2015/10/21/chartex" xmlns:cx3="http://schemas.microsoft.com/office/drawing/2016/5/9/chartex" xmlns:cx4="http://schemas.microsoft.com/office/drawing/2016/5/10/chartex" xmlns:cx5="http://schemas.microsoft.com/office/drawing/2016/5/11/chartex" xmlns:cx6="http://schemas.microsoft.com/office/drawing/2016/5/12/chartex" xmlns:cx7="http://schemas.microsoft.com/office/drawing/2016/5/13/chartex" xmlns:cx8="http://schemas.microsoft.com/office/drawing/2016/5/14/chartex" xmlns:mc="http://schemas.openxmlformats.org/markup-compatibility/2006" xmlns:aink="http://schemas.microsoft.com/office/drawing/2016/ink" xmlns:am3d="http://schemas.microsoft.com/office/drawing/2017/model3d" xmlns:o="urn:schemas-microsoft-com:office:office" xmlns:oel="http://schemas.microsoft.com/office/2019/extlst" xmlns:r="http://schemas.openxmlformats.org/officeDocument/2006/relationships" xmlns:m="http://schemas.openxmlformats.org/officeDocument/2006/math" xmlns:v="urn:schemas-microsoft-com:vml" xmlns:wp14="http://schemas.microsoft.com/office/word/2010/wordprocessingDrawing" xmlns:wp="http://schemas.openxmlformats.org/drawingml/2006/wordprocessingDrawing" xmlns:w10="urn:schemas-microsoft-com:office:word" xmlns:w="http://schemas.openxmlformats.org/wordprocessingml/2006/main" xmlns:w14="http://schemas.microsoft.com/office/word/2010/wordml" xmlns:w15="http://schemas.microsoft.com/office/word/2012/wordml" xmlns:w16cex="http://schemas.microsoft.com/office/word/2018/wordml/cex" xmlns:w16cid="http://schemas.microsoft.com/office/word/2016/wordml/cid" xmlns:w16="http://schemas.microsoft.com/office/word/2018/wordml" xmlns:w16du="http://schemas.microsoft.com/office/word/2023/wordml/word16du" xmlns:w16sdtdh="http://schemas.microsoft.com/office/word/2020/wordml/sdtdatahash" xmlns:w16sdtfl="http://schemas.microsoft.com/office/word/2024/wordml/sdtformatlock" xmlns:w16se="http://schemas.microsoft.com/office/word/2015/wordml/symex" xmlns:wpg="http://schemas.microsoft.com/office/word/2010/wordprocessingGroup" xmlns:wpi="http://schemas.microsoft.com/office/word/2010/wordprocessingInk" xmlns:wne="http://schemas.microsoft.com/office/word/2006/wordml" xmlns:wps="http://schemas.microsoft.com/office/word/2010/wordprocessingShape" mc:Ignorable="w14 w15 w16se w16cid w16 w16cex w16sdtdh w16sdtfl w16du wp14">
+<w:footnotes xmlns:wpc="http://schemas.microsoft.com/office/word/2010/wordprocessingCanvas" xmlns:cx="http://schemas.microsoft.com/office/drawing/2014/chartex" xmlns:cx1="http://schemas.microsoft.com/office/drawing/2015/9/8/chartex" xmlns:cx2="http://schemas.microsoft.com/office/drawing/2015/10/21/chartex" xmlns:cx3="http://schemas.microsoft.com/office/drawing/2016/5/9/chartex" xmlns:cx4="http://schemas.microsoft.com/office/drawing/2016/5/10/chartex" xmlns:cx5="http://schemas.microsoft.com/office/drawing/2016/5/11/chartex" xmlns:cx6="http://schemas.microsoft.com/office/drawing/2016/5/12/chartex" xmlns:cx7="http://schemas.microsoft.com/office/drawing/2016/5/13/chartex" xmlns:cx8="http://schemas.microsoft.com/office/drawing/2016/5/14/chartex" xmlns:mc="http://schemas.openxmlformats.org/markup-compatibility/2006" xmlns:aink="http://schemas.microsoft.com/office/drawing/2016/ink" xmlns:am3d="http://schemas.microsoft.com/office/drawing/2017/model3d" xmlns:o="urn:schemas-microsoft-com:office:office" xmlns:oel="http://schemas.microsoft.com/office/2019/extlst" xmlns:r="http://schemas.openxmlformats.org/officeDocument/2006/relationships" xmlns:m="http://schemas.openxmlformats.org/officeDocument/2006/math" xmlns:v="urn:schemas-microsoft-com:vml" xmlns:wp14="http://schemas.microsoft.com/office/word/2010/wordprocessingDrawing" xmlns:wp="http://schemas.openxmlformats.org/drawingml/2006/wordprocessingDrawing" xmlns:w10="urn:schemas-microsoft-com:office:word" xmlns:w="http://schemas.openxmlformats.org/wordprocessingml/2006/main" xmlns:w14="http://schemas.microsoft.com/office/word/2010/wordml" xmlns:w15="http://schemas.microsoft.com/office/word/2012/wordml" xmlns:w16cex="http://schemas.microsoft.com/office/word/2018/wordml/cex" xmlns:w16cid="http://schemas.microsoft.com/office/word/2016/wordml/cid" xmlns:w16="http://schemas.microsoft.com/office/word/2018/wordml" xmlns:w16sdtdh="http://schemas.microsoft.com/office/word/2020/wordml/sdtdatahash" xmlns:w16se="http://schemas.microsoft.com/office/word/2015/wordml/symex" xmlns:wpg="http://schemas.microsoft.com/office/word/2010/wordprocessingGroup" xmlns:wpi="http://schemas.microsoft.com/office/word/2010/wordprocessingInk" xmlns:wne="http://schemas.microsoft.com/office/word/2006/wordml" xmlns:wps="http://schemas.microsoft.com/office/word/2010/wordprocessingShape" mc:Ignorable="w14 w15 w16se w16cid w16 w16cex w16sdtdh wp14">
   <w:footnote w:type="separator" w:id="-1">
     <w:p>
       <w:pPr>
@@ -20089,7 +20988,7 @@
 </file>
 
 <file path=word/numbering.xml><?xml version="1.0" encoding="utf-8"?>
-<w:numbering xmlns:wpc="http://schemas.microsoft.com/office/word/2010/wordprocessingCanvas" xmlns:cx="http://schemas.microsoft.com/office/drawing/2014/chartex" xmlns:cx1="http://schemas.microsoft.com/office/drawing/2015/9/8/chartex" xmlns:cx2="http://schemas.microsoft.com/office/drawing/2015/10/21/chartex" xmlns:cx3="http://schemas.microsoft.com/office/drawing/2016/5/9/chartex" xmlns:cx4="http://schemas.microsoft.com/office/drawing/2016/5/10/chartex" xmlns:cx5="http://schemas.microsoft.com/office/drawing/2016/5/11/chartex" xmlns:cx6="http://schemas.microsoft.com/office/drawing/2016/5/12/chartex" xmlns:cx7="http://schemas.microsoft.com/office/drawing/2016/5/13/chartex" xmlns:cx8="http://schemas.microsoft.com/office/drawing/2016/5/14/chartex" xmlns:mc="http://schemas.openxmlformats.org/markup-compatibility/2006" xmlns:aink="http://schemas.microsoft.com/office/drawing/2016/ink" xmlns:am3d="http://schemas.microsoft.com/office/drawing/2017/model3d" xmlns:o="urn:schemas-microsoft-com:office:office" xmlns:oel="http://schemas.microsoft.com/office/2019/extlst" xmlns:r="http://schemas.openxmlformats.org/officeDocument/2006/relationships" xmlns:m="http://schemas.openxmlformats.org/officeDocument/2006/math" xmlns:v="urn:schemas-microsoft-com:vml" xmlns:wp14="http://schemas.microsoft.com/office/word/2010/wordprocessingDrawing" xmlns:wp="http://schemas.openxmlformats.org/drawingml/2006/wordprocessingDrawing" xmlns:w10="urn:schemas-microsoft-com:office:word" xmlns:w="http://schemas.openxmlformats.org/wordprocessingml/2006/main" xmlns:w14="http://schemas.microsoft.com/office/word/2010/wordml" xmlns:w15="http://schemas.microsoft.com/office/word/2012/wordml" xmlns:w16cex="http://schemas.microsoft.com/office/word/2018/wordml/cex" xmlns:w16cid="http://schemas.microsoft.com/office/word/2016/wordml/cid" xmlns:w16="http://schemas.microsoft.com/office/word/2018/wordml" xmlns:w16du="http://schemas.microsoft.com/office/word/2023/wordml/word16du" xmlns:w16sdtdh="http://schemas.microsoft.com/office/word/2020/wordml/sdtdatahash" xmlns:w16sdtfl="http://schemas.microsoft.com/office/word/2024/wordml/sdtformatlock" xmlns:w16se="http://schemas.microsoft.com/office/word/2015/wordml/symex" xmlns:wpg="http://schemas.microsoft.com/office/word/2010/wordprocessingGroup" xmlns:wpi="http://schemas.microsoft.com/office/word/2010/wordprocessingInk" xmlns:wne="http://schemas.microsoft.com/office/word/2006/wordml" xmlns:wps="http://schemas.microsoft.com/office/word/2010/wordprocessingShape" mc:Ignorable="w14 w15 w16se w16cid w16 w16cex w16sdtdh w16sdtfl w16du wp14">
+<w:numbering xmlns:wpc="http://schemas.microsoft.com/office/word/2010/wordprocessingCanvas" xmlns:cx="http://schemas.microsoft.com/office/drawing/2014/chartex" xmlns:cx1="http://schemas.microsoft.com/office/drawing/2015/9/8/chartex" xmlns:cx2="http://schemas.microsoft.com/office/drawing/2015/10/21/chartex" xmlns:cx3="http://schemas.microsoft.com/office/drawing/2016/5/9/chartex" xmlns:cx4="http://schemas.microsoft.com/office/drawing/2016/5/10/chartex" xmlns:cx5="http://schemas.microsoft.com/office/drawing/2016/5/11/chartex" xmlns:cx6="http://schemas.microsoft.com/office/drawing/2016/5/12/chartex" xmlns:cx7="http://schemas.microsoft.com/office/drawing/2016/5/13/chartex" xmlns:cx8="http://schemas.microsoft.com/office/drawing/2016/5/14/chartex" xmlns:mc="http://schemas.openxmlformats.org/markup-compatibility/2006" xmlns:aink="http://schemas.microsoft.com/office/drawing/2016/ink" xmlns:am3d="http://schemas.microsoft.com/office/drawing/2017/model3d" xmlns:o="urn:schemas-microsoft-com:office:office" xmlns:oel="http://schemas.microsoft.com/office/2019/extlst" xmlns:r="http://schemas.openxmlformats.org/officeDocument/2006/relationships" xmlns:m="http://schemas.openxmlformats.org/officeDocument/2006/math" xmlns:v="urn:schemas-microsoft-com:vml" xmlns:wp14="http://schemas.microsoft.com/office/word/2010/wordprocessingDrawing" xmlns:wp="http://schemas.openxmlformats.org/drawingml/2006/wordprocessingDrawing" xmlns:w10="urn:schemas-microsoft-com:office:word" xmlns:w="http://schemas.openxmlformats.org/wordprocessingml/2006/main" xmlns:w14="http://schemas.microsoft.com/office/word/2010/wordml" xmlns:w15="http://schemas.microsoft.com/office/word/2012/wordml" xmlns:w16cex="http://schemas.microsoft.com/office/word/2018/wordml/cex" xmlns:w16cid="http://schemas.microsoft.com/office/word/2016/wordml/cid" xmlns:w16="http://schemas.microsoft.com/office/word/2018/wordml" xmlns:w16sdtdh="http://schemas.microsoft.com/office/word/2020/wordml/sdtdatahash" xmlns:w16se="http://schemas.microsoft.com/office/word/2015/wordml/symex" xmlns:wpg="http://schemas.microsoft.com/office/word/2010/wordprocessingGroup" xmlns:wpi="http://schemas.microsoft.com/office/word/2010/wordprocessingInk" xmlns:wne="http://schemas.microsoft.com/office/word/2006/wordml" xmlns:wps="http://schemas.microsoft.com/office/word/2010/wordprocessingShape" mc:Ignorable="w14 w15 w16se w16cid w16 w16cex w16sdtdh wp14">
   <w:abstractNum w:abstractNumId="0" w15:restartNumberingAfterBreak="0">
     <w:nsid w:val="15F45986"/>
     <w:multiLevelType w:val="hybridMultilevel"/>
@@ -21464,6 +22363,96 @@
     </w:lvl>
   </w:abstractNum>
   <w:abstractNum w:abstractNumId="14" w15:restartNumberingAfterBreak="0">
+    <w:nsid w:val="6B9745AD"/>
+    <w:multiLevelType w:val="hybridMultilevel"/>
+    <w:tmpl w:val="DB0CF5E0"/>
+    <w:lvl w:ilvl="0" w:tplc="2B781728">
+      <w:start w:val="1"/>
+      <w:numFmt w:val="lowerRoman"/>
+      <w:lvlText w:val="%1."/>
+      <w:lvlJc w:val="right"/>
+      <w:pPr>
+        <w:ind w:left="720" w:hanging="360"/>
+      </w:pPr>
+      <w:rPr>
+        <w:b/>
+        <w:bCs/>
+      </w:rPr>
+    </w:lvl>
+    <w:lvl w:ilvl="1" w:tplc="04090019" w:tentative="1">
+      <w:start w:val="1"/>
+      <w:numFmt w:val="lowerLetter"/>
+      <w:lvlText w:val="%2."/>
+      <w:lvlJc w:val="left"/>
+      <w:pPr>
+        <w:ind w:left="1440" w:hanging="360"/>
+      </w:pPr>
+    </w:lvl>
+    <w:lvl w:ilvl="2" w:tplc="0409001B" w:tentative="1">
+      <w:start w:val="1"/>
+      <w:numFmt w:val="lowerRoman"/>
+      <w:lvlText w:val="%3."/>
+      <w:lvlJc w:val="right"/>
+      <w:pPr>
+        <w:ind w:left="2160" w:hanging="180"/>
+      </w:pPr>
+    </w:lvl>
+    <w:lvl w:ilvl="3" w:tplc="0409000F" w:tentative="1">
+      <w:start w:val="1"/>
+      <w:numFmt w:val="decimal"/>
+      <w:lvlText w:val="%4."/>
+      <w:lvlJc w:val="left"/>
+      <w:pPr>
+        <w:ind w:left="2880" w:hanging="360"/>
+      </w:pPr>
+    </w:lvl>
+    <w:lvl w:ilvl="4" w:tplc="04090019" w:tentative="1">
+      <w:start w:val="1"/>
+      <w:numFmt w:val="lowerLetter"/>
+      <w:lvlText w:val="%5."/>
+      <w:lvlJc w:val="left"/>
+      <w:pPr>
+        <w:ind w:left="3600" w:hanging="360"/>
+      </w:pPr>
+    </w:lvl>
+    <w:lvl w:ilvl="5" w:tplc="0409001B" w:tentative="1">
+      <w:start w:val="1"/>
+      <w:numFmt w:val="lowerRoman"/>
+      <w:lvlText w:val="%6."/>
+      <w:lvlJc w:val="right"/>
+      <w:pPr>
+        <w:ind w:left="4320" w:hanging="180"/>
+      </w:pPr>
+    </w:lvl>
+    <w:lvl w:ilvl="6" w:tplc="0409000F" w:tentative="1">
+      <w:start w:val="1"/>
+      <w:numFmt w:val="decimal"/>
+      <w:lvlText w:val="%7."/>
+      <w:lvlJc w:val="left"/>
+      <w:pPr>
+        <w:ind w:left="5040" w:hanging="360"/>
+      </w:pPr>
+    </w:lvl>
+    <w:lvl w:ilvl="7" w:tplc="04090019" w:tentative="1">
+      <w:start w:val="1"/>
+      <w:numFmt w:val="lowerLetter"/>
+      <w:lvlText w:val="%8."/>
+      <w:lvlJc w:val="left"/>
+      <w:pPr>
+        <w:ind w:left="5760" w:hanging="360"/>
+      </w:pPr>
+    </w:lvl>
+    <w:lvl w:ilvl="8" w:tplc="0409001B" w:tentative="1">
+      <w:start w:val="1"/>
+      <w:numFmt w:val="lowerRoman"/>
+      <w:lvlText w:val="%9."/>
+      <w:lvlJc w:val="right"/>
+      <w:pPr>
+        <w:ind w:left="6480" w:hanging="180"/>
+      </w:pPr>
+    </w:lvl>
+  </w:abstractNum>
+  <w:abstractNum w:abstractNumId="15" w15:restartNumberingAfterBreak="0">
     <w:nsid w:val="6CBC4800"/>
     <w:multiLevelType w:val="hybridMultilevel"/>
     <w:tmpl w:val="57585E38"/>
@@ -21555,7 +22544,7 @@
       </w:pPr>
     </w:lvl>
   </w:abstractNum>
-  <w:abstractNum w:abstractNumId="15" w15:restartNumberingAfterBreak="0">
+  <w:abstractNum w:abstractNumId="16" w15:restartNumberingAfterBreak="0">
     <w:nsid w:val="76E045AD"/>
     <w:multiLevelType w:val="hybridMultilevel"/>
     <w:tmpl w:val="8FDA28B6"/>
@@ -21649,7 +22638,7 @@
       </w:pPr>
     </w:lvl>
   </w:abstractNum>
-  <w:abstractNum w:abstractNumId="16" w15:restartNumberingAfterBreak="0">
+  <w:abstractNum w:abstractNumId="17" w15:restartNumberingAfterBreak="0">
     <w:nsid w:val="7DC40942"/>
     <w:multiLevelType w:val="hybridMultilevel"/>
     <w:tmpl w:val="737A7654"/>
@@ -21753,7 +22742,7 @@
     <w:abstractNumId w:val="13"/>
   </w:num>
   <w:num w:numId="5" w16cid:durableId="2039352844">
-    <w:abstractNumId w:val="14"/>
+    <w:abstractNumId w:val="15"/>
   </w:num>
   <w:num w:numId="6" w16cid:durableId="38865620">
     <w:abstractNumId w:val="3"/>
@@ -21810,7 +22799,7 @@
     </w:lvlOverride>
   </w:num>
   <w:num w:numId="16" w16cid:durableId="374240416">
-    <w:abstractNumId w:val="15"/>
+    <w:abstractNumId w:val="16"/>
   </w:num>
   <w:num w:numId="17" w16cid:durableId="1963729244">
     <w:abstractNumId w:val="7"/>
@@ -21828,13 +22817,13 @@
     <w:abstractNumId w:val="5"/>
   </w:num>
   <w:num w:numId="20" w16cid:durableId="1017467495">
-    <w:abstractNumId w:val="14"/>
+    <w:abstractNumId w:val="15"/>
     <w:lvlOverride w:ilvl="0">
       <w:startOverride w:val="1"/>
     </w:lvlOverride>
   </w:num>
   <w:num w:numId="21" w16cid:durableId="1988393757">
-    <w:abstractNumId w:val="14"/>
+    <w:abstractNumId w:val="15"/>
     <w:lvlOverride w:ilvl="0">
       <w:startOverride w:val="1"/>
     </w:lvlOverride>
@@ -21846,13 +22835,13 @@
     <w:abstractNumId w:val="1"/>
   </w:num>
   <w:num w:numId="24" w16cid:durableId="588471169">
-    <w:abstractNumId w:val="14"/>
+    <w:abstractNumId w:val="15"/>
     <w:lvlOverride w:ilvl="0">
       <w:startOverride w:val="1"/>
     </w:lvlOverride>
   </w:num>
   <w:num w:numId="25" w16cid:durableId="1303266021">
-    <w:abstractNumId w:val="16"/>
+    <w:abstractNumId w:val="17"/>
   </w:num>
   <w:num w:numId="26" w16cid:durableId="1868518779">
     <w:abstractNumId w:val="1"/>
@@ -21867,49 +22856,49 @@
     </w:lvlOverride>
   </w:num>
   <w:num w:numId="28" w16cid:durableId="271590750">
-    <w:abstractNumId w:val="14"/>
+    <w:abstractNumId w:val="15"/>
     <w:lvlOverride w:ilvl="0">
       <w:startOverride w:val="1"/>
     </w:lvlOverride>
   </w:num>
   <w:num w:numId="29" w16cid:durableId="2827921">
-    <w:abstractNumId w:val="14"/>
+    <w:abstractNumId w:val="15"/>
     <w:lvlOverride w:ilvl="0">
       <w:startOverride w:val="1"/>
     </w:lvlOverride>
   </w:num>
   <w:num w:numId="30" w16cid:durableId="747312559">
-    <w:abstractNumId w:val="14"/>
+    <w:abstractNumId w:val="15"/>
     <w:lvlOverride w:ilvl="0">
       <w:startOverride w:val="1"/>
     </w:lvlOverride>
   </w:num>
   <w:num w:numId="31" w16cid:durableId="1531991161">
-    <w:abstractNumId w:val="14"/>
+    <w:abstractNumId w:val="15"/>
     <w:lvlOverride w:ilvl="0">
       <w:startOverride w:val="1"/>
     </w:lvlOverride>
   </w:num>
   <w:num w:numId="32" w16cid:durableId="898244633">
-    <w:abstractNumId w:val="14"/>
+    <w:abstractNumId w:val="15"/>
     <w:lvlOverride w:ilvl="0">
       <w:startOverride w:val="1"/>
     </w:lvlOverride>
   </w:num>
   <w:num w:numId="33" w16cid:durableId="1441800048">
-    <w:abstractNumId w:val="14"/>
+    <w:abstractNumId w:val="15"/>
     <w:lvlOverride w:ilvl="0">
       <w:startOverride w:val="1"/>
     </w:lvlOverride>
   </w:num>
   <w:num w:numId="34" w16cid:durableId="1821650001">
-    <w:abstractNumId w:val="14"/>
+    <w:abstractNumId w:val="15"/>
     <w:lvlOverride w:ilvl="0">
       <w:startOverride w:val="1"/>
     </w:lvlOverride>
   </w:num>
   <w:num w:numId="35" w16cid:durableId="1425564372">
-    <w:abstractNumId w:val="14"/>
+    <w:abstractNumId w:val="15"/>
     <w:lvlOverride w:ilvl="0">
       <w:startOverride w:val="1"/>
     </w:lvlOverride>
@@ -21921,7 +22910,7 @@
     </w:lvlOverride>
   </w:num>
   <w:num w:numId="37" w16cid:durableId="255410839">
-    <w:abstractNumId w:val="14"/>
+    <w:abstractNumId w:val="15"/>
     <w:lvlOverride w:ilvl="0">
       <w:startOverride w:val="1"/>
     </w:lvlOverride>
@@ -21933,7 +22922,7 @@
     </w:lvlOverride>
   </w:num>
   <w:num w:numId="39" w16cid:durableId="436632411">
-    <w:abstractNumId w:val="14"/>
+    <w:abstractNumId w:val="15"/>
     <w:lvlOverride w:ilvl="0">
       <w:startOverride w:val="1"/>
     </w:lvlOverride>
@@ -21954,7 +22943,7 @@
     <w:abstractNumId w:val="4"/>
   </w:num>
   <w:num w:numId="43" w16cid:durableId="821581466">
-    <w:abstractNumId w:val="14"/>
+    <w:abstractNumId w:val="15"/>
     <w:lvlOverride w:ilvl="0">
       <w:startOverride w:val="1"/>
     </w:lvlOverride>
@@ -21986,12 +22975,27 @@
       <w:startOverride w:val="1"/>
     </w:lvlOverride>
   </w:num>
+  <w:num w:numId="50" w16cid:durableId="1492915063">
+    <w:abstractNumId w:val="14"/>
+  </w:num>
+  <w:num w:numId="51" w16cid:durableId="1410351909">
+    <w:abstractNumId w:val="1"/>
+    <w:lvlOverride w:ilvl="0">
+      <w:startOverride w:val="1"/>
+    </w:lvlOverride>
+  </w:num>
+  <w:num w:numId="52" w16cid:durableId="716513069">
+    <w:abstractNumId w:val="1"/>
+    <w:lvlOverride w:ilvl="0">
+      <w:startOverride w:val="1"/>
+    </w:lvlOverride>
+  </w:num>
   <w:numIdMacAtCleanup w:val="49"/>
 </w:numbering>
 </file>
 
 <file path=word/styles.xml><?xml version="1.0" encoding="utf-8"?>
-<w:styles xmlns:mc="http://schemas.openxmlformats.org/markup-compatibility/2006" xmlns:r="http://schemas.openxmlformats.org/officeDocument/2006/relationships" xmlns:w="http://schemas.openxmlformats.org/wordprocessingml/2006/main" xmlns:w14="http://schemas.microsoft.com/office/word/2010/wordml" xmlns:w15="http://schemas.microsoft.com/office/word/2012/wordml" xmlns:w16cex="http://schemas.microsoft.com/office/word/2018/wordml/cex" xmlns:w16cid="http://schemas.microsoft.com/office/word/2016/wordml/cid" xmlns:w16="http://schemas.microsoft.com/office/word/2018/wordml" xmlns:w16du="http://schemas.microsoft.com/office/word/2023/wordml/word16du" xmlns:w16sdtdh="http://schemas.microsoft.com/office/word/2020/wordml/sdtdatahash" xmlns:w16sdtfl="http://schemas.microsoft.com/office/word/2024/wordml/sdtformatlock" xmlns:w16se="http://schemas.microsoft.com/office/word/2015/wordml/symex" mc:Ignorable="w14 w15 w16se w16cid w16 w16cex w16sdtdh w16sdtfl w16du">
+<w:styles xmlns:mc="http://schemas.openxmlformats.org/markup-compatibility/2006" xmlns:r="http://schemas.openxmlformats.org/officeDocument/2006/relationships" xmlns:w="http://schemas.openxmlformats.org/wordprocessingml/2006/main" xmlns:w14="http://schemas.microsoft.com/office/word/2010/wordml" xmlns:w15="http://schemas.microsoft.com/office/word/2012/wordml" xmlns:w16cex="http://schemas.microsoft.com/office/word/2018/wordml/cex" xmlns:w16cid="http://schemas.microsoft.com/office/word/2016/wordml/cid" xmlns:w16="http://schemas.microsoft.com/office/word/2018/wordml" xmlns:w16sdtdh="http://schemas.microsoft.com/office/word/2020/wordml/sdtdatahash" xmlns:w16se="http://schemas.microsoft.com/office/word/2015/wordml/symex" mc:Ignorable="w14 w15 w16se w16cid w16 w16cex w16sdtdh">
   <w:docDefaults>
     <w:rPrDefault>
       <w:rPr>
